--- a/srs.docx
+++ b/srs.docx
@@ -111,6 +111,7 @@
     <w:p>
       <w:pPr>
         <w:numPr>
+          <w:ilvl w:val="0"/>
           <w:numId w:val="0"/>
         </w:numPr>
         <w:ind w:leftChars="0"/>
@@ -130,6 +131,7 @@
     <w:p>
       <w:pPr>
         <w:numPr>
+          <w:ilvl w:val="0"/>
           <w:numId w:val="0"/>
         </w:numPr>
         <w:ind w:leftChars="0"/>
@@ -183,15 +185,20 @@
     </w:p>
     <w:p>
       <w:pPr>
-        <w:numPr>
-          <w:numId w:val="0"/>
-        </w:numPr>
-        <w:ind w:leftChars="0"/>
+        <w:pStyle w:val="6"/>
+        <w:bidi w:val="0"/>
         <w:rPr>
-          <w:rFonts w:hint="default" w:ascii="Times New Roman" w:hAnsi="Times New Roman" w:cs="Times New Roman"/>
+          <w:rFonts w:hint="default"/>
           <w:lang w:val="en-US"/>
         </w:rPr>
       </w:pPr>
+      <w:r>
+        <w:rPr>
+          <w:rFonts w:hint="default"/>
+          <w:lang w:val="en-US"/>
+        </w:rPr>
+        <w:t>2.2.1.1 Đặc tả usecase đăng nhập</w:t>
+      </w:r>
     </w:p>
     <w:tbl>
       <w:tblPr>
@@ -986,6 +993,7 @@
     <w:p>
       <w:pPr>
         <w:numPr>
+          <w:ilvl w:val="0"/>
           <w:numId w:val="0"/>
         </w:numPr>
         <w:ind w:leftChars="0"/>
@@ -994,6 +1002,23 @@
           <w:lang w:val="en-US"/>
         </w:rPr>
       </w:pPr>
+    </w:p>
+    <w:p>
+      <w:pPr>
+        <w:pStyle w:val="6"/>
+        <w:bidi w:val="0"/>
+        <w:rPr>
+          <w:rFonts w:hint="default"/>
+          <w:lang w:val="en-US"/>
+        </w:rPr>
+      </w:pPr>
+      <w:r>
+        <w:rPr>
+          <w:rFonts w:hint="default"/>
+          <w:lang w:val="en-US"/>
+        </w:rPr>
+        <w:t>2.2.1.2 Đặc tả usecase đăng xuất</w:t>
+      </w:r>
     </w:p>
     <w:tbl>
       <w:tblPr>
@@ -1543,7 +1568,7 @@
                 <w:szCs w:val="28"/>
                 <w:lang w:val="en-US"/>
               </w:rPr>
-              <w:t>Admin nhấn [Đăng xuất]</w:t>
+              <w:t>Admin nhấn nút [Đăng xuất]</w:t>
             </w:r>
           </w:p>
           <w:p>
@@ -1730,6 +1755,7 @@
     <w:p>
       <w:pPr>
         <w:numPr>
+          <w:ilvl w:val="0"/>
           <w:numId w:val="0"/>
         </w:numPr>
         <w:ind w:leftChars="0"/>
@@ -1738,6 +1764,23 @@
           <w:lang w:val="en-US"/>
         </w:rPr>
       </w:pPr>
+    </w:p>
+    <w:p>
+      <w:pPr>
+        <w:pStyle w:val="6"/>
+        <w:bidi w:val="0"/>
+        <w:rPr>
+          <w:rFonts w:hint="default"/>
+          <w:lang w:val="en-US"/>
+        </w:rPr>
+      </w:pPr>
+      <w:r>
+        <w:rPr>
+          <w:rFonts w:hint="default"/>
+          <w:lang w:val="en-US"/>
+        </w:rPr>
+        <w:t>2.2.1.3 Đặc tả usecase xem danh sách phòng</w:t>
+      </w:r>
     </w:p>
     <w:tbl>
       <w:tblPr>
@@ -1985,7 +2028,7 @@
                 <w:szCs w:val="28"/>
                 <w:lang w:val="en-US"/>
               </w:rPr>
-              <w:t>Hiển thị danh sách toàn bộ các phòng karaoke hiện có trong hệ thống kèm theo trạng thái hiện tại của chúng (phòng trống, phòng đang sử dụng, phòng chờ, phòng tạm, hoạt động, không hoạt động,…) để Admin dễ dàng quản lý và thao tác.</w:t>
+              <w:t>Hiển thị danh sách toàn bộ các phòng karaoke hiện có trong hệ thống theo từng khu vực kèm theo trạng thái hiện tại của chúng (phòng trống, phòng đang sử dụng, phòng chờ, phòng tạm, hoạt động, không hoạt động,…) để Admin dễ dàng quản lý và thao tác.</w:t>
             </w:r>
           </w:p>
         </w:tc>
@@ -2208,7 +2251,7 @@
                 <w:szCs w:val="28"/>
                 <w:lang w:val="en-US"/>
               </w:rPr>
-              <w:t>Danh sách tất cả phòng được hiển thị trên màn hình</w:t>
+              <w:t>Danh sách tất cả phòng theo từng khu vực được hiển thị trên màn hình</w:t>
             </w:r>
           </w:p>
         </w:tc>
@@ -2313,7 +2356,7 @@
                 <w:szCs w:val="28"/>
                 <w:lang w:val="en-US"/>
               </w:rPr>
-              <w:t>Hệ thống hiển thị danh sách tất cả các phòng hiện có</w:t>
+              <w:t>Hệ thống hiển thị danh sách tất cả các phòng hiện có theo từng khu vực</w:t>
             </w:r>
           </w:p>
         </w:tc>
@@ -2386,6 +2429,2359 @@
     <w:p>
       <w:pPr>
         <w:numPr>
+          <w:ilvl w:val="0"/>
+          <w:numId w:val="0"/>
+        </w:numPr>
+        <w:ind w:leftChars="0"/>
+        <w:rPr>
+          <w:rFonts w:hint="default" w:ascii="Times New Roman" w:hAnsi="Times New Roman" w:cs="Times New Roman"/>
+          <w:lang w:val="en-US"/>
+        </w:rPr>
+      </w:pPr>
+    </w:p>
+    <w:p>
+      <w:pPr>
+        <w:pStyle w:val="6"/>
+        <w:bidi w:val="0"/>
+        <w:rPr>
+          <w:rFonts w:hint="default"/>
+          <w:lang w:val="en-US"/>
+        </w:rPr>
+      </w:pPr>
+      <w:r>
+        <w:rPr>
+          <w:rFonts w:hint="default"/>
+          <w:lang w:val="en-US"/>
+        </w:rPr>
+        <w:t>2.2.1.4 Đặc tả usecase tìm kiếm phòng</w:t>
+      </w:r>
+    </w:p>
+    <w:tbl>
+      <w:tblPr>
+        <w:tblStyle w:val="8"/>
+        <w:tblW w:w="9355" w:type="dxa"/>
+        <w:jc w:val="center"/>
+        <w:tblBorders>
+          <w:top w:val="single" w:color="auto" w:sz="4" w:space="0"/>
+          <w:left w:val="single" w:color="auto" w:sz="4" w:space="0"/>
+          <w:bottom w:val="single" w:color="auto" w:sz="4" w:space="0"/>
+          <w:right w:val="single" w:color="auto" w:sz="4" w:space="0"/>
+          <w:insideH w:val="single" w:color="auto" w:sz="4" w:space="0"/>
+          <w:insideV w:val="single" w:color="auto" w:sz="4" w:space="0"/>
+        </w:tblBorders>
+        <w:tblLayout w:type="autofit"/>
+        <w:tblCellMar>
+          <w:top w:w="0" w:type="dxa"/>
+          <w:left w:w="108" w:type="dxa"/>
+          <w:bottom w:w="0" w:type="dxa"/>
+          <w:right w:w="108" w:type="dxa"/>
+        </w:tblCellMar>
+      </w:tblPr>
+      <w:tblGrid>
+        <w:gridCol w:w="2925"/>
+        <w:gridCol w:w="6430"/>
+      </w:tblGrid>
+      <w:tr>
+        <w:tblPrEx>
+          <w:tblBorders>
+            <w:top w:val="single" w:color="auto" w:sz="4" w:space="0"/>
+            <w:left w:val="single" w:color="auto" w:sz="4" w:space="0"/>
+            <w:bottom w:val="single" w:color="auto" w:sz="4" w:space="0"/>
+            <w:right w:val="single" w:color="auto" w:sz="4" w:space="0"/>
+            <w:insideH w:val="single" w:color="auto" w:sz="4" w:space="0"/>
+            <w:insideV w:val="single" w:color="auto" w:sz="4" w:space="0"/>
+          </w:tblBorders>
+          <w:tblCellMar>
+            <w:top w:w="0" w:type="dxa"/>
+            <w:left w:w="108" w:type="dxa"/>
+            <w:bottom w:w="0" w:type="dxa"/>
+            <w:right w:w="108" w:type="dxa"/>
+          </w:tblCellMar>
+        </w:tblPrEx>
+        <w:trPr>
+          <w:jc w:val="center"/>
+        </w:trPr>
+        <w:tc>
+          <w:tcPr>
+            <w:tcW w:w="2925" w:type="dxa"/>
+            <w:vAlign w:val="center"/>
+          </w:tcPr>
+          <w:p>
+            <w:pPr>
+              <w:spacing w:line="336" w:lineRule="auto"/>
+              <w:jc w:val="center"/>
+              <w:rPr>
+                <w:rFonts w:hint="default" w:ascii="Times New Roman" w:hAnsi="Times New Roman" w:cs="Times New Roman"/>
+                <w:b/>
+                <w:bCs/>
+                <w:sz w:val="28"/>
+                <w:szCs w:val="28"/>
+              </w:rPr>
+            </w:pPr>
+            <w:r>
+              <w:rPr>
+                <w:rStyle w:val="10"/>
+                <w:rFonts w:hint="default" w:ascii="Times New Roman" w:hAnsi="Times New Roman" w:cs="Times New Roman" w:eastAsiaTheme="majorEastAsia"/>
+                <w:sz w:val="28"/>
+                <w:szCs w:val="28"/>
+              </w:rPr>
+              <w:t>Thuộc tính</w:t>
+            </w:r>
+          </w:p>
+        </w:tc>
+        <w:tc>
+          <w:tcPr>
+            <w:tcW w:w="6430" w:type="dxa"/>
+            <w:vAlign w:val="center"/>
+          </w:tcPr>
+          <w:p>
+            <w:pPr>
+              <w:spacing w:line="336" w:lineRule="auto"/>
+              <w:jc w:val="center"/>
+              <w:rPr>
+                <w:rFonts w:hint="default" w:ascii="Times New Roman" w:hAnsi="Times New Roman" w:cs="Times New Roman"/>
+                <w:b/>
+                <w:bCs/>
+                <w:sz w:val="28"/>
+                <w:szCs w:val="28"/>
+              </w:rPr>
+            </w:pPr>
+            <w:r>
+              <w:rPr>
+                <w:rStyle w:val="10"/>
+                <w:rFonts w:hint="default" w:ascii="Times New Roman" w:hAnsi="Times New Roman" w:cs="Times New Roman" w:eastAsiaTheme="majorEastAsia"/>
+                <w:sz w:val="28"/>
+                <w:szCs w:val="28"/>
+              </w:rPr>
+              <w:t>Mô tả</w:t>
+            </w:r>
+          </w:p>
+        </w:tc>
+      </w:tr>
+      <w:tr>
+        <w:tblPrEx>
+          <w:tblBorders>
+            <w:top w:val="single" w:color="auto" w:sz="4" w:space="0"/>
+            <w:left w:val="single" w:color="auto" w:sz="4" w:space="0"/>
+            <w:bottom w:val="single" w:color="auto" w:sz="4" w:space="0"/>
+            <w:right w:val="single" w:color="auto" w:sz="4" w:space="0"/>
+            <w:insideH w:val="single" w:color="auto" w:sz="4" w:space="0"/>
+            <w:insideV w:val="single" w:color="auto" w:sz="4" w:space="0"/>
+          </w:tblBorders>
+          <w:tblCellMar>
+            <w:top w:w="0" w:type="dxa"/>
+            <w:left w:w="108" w:type="dxa"/>
+            <w:bottom w:w="0" w:type="dxa"/>
+            <w:right w:w="108" w:type="dxa"/>
+          </w:tblCellMar>
+        </w:tblPrEx>
+        <w:trPr>
+          <w:jc w:val="center"/>
+        </w:trPr>
+        <w:tc>
+          <w:tcPr>
+            <w:tcW w:w="2925" w:type="dxa"/>
+            <w:vAlign w:val="center"/>
+          </w:tcPr>
+          <w:p>
+            <w:pPr>
+              <w:spacing w:line="336" w:lineRule="auto"/>
+              <w:jc w:val="center"/>
+              <w:rPr>
+                <w:rFonts w:hint="default" w:ascii="Times New Roman" w:hAnsi="Times New Roman" w:cs="Times New Roman"/>
+                <w:sz w:val="28"/>
+                <w:szCs w:val="28"/>
+              </w:rPr>
+            </w:pPr>
+            <w:r>
+              <w:rPr>
+                <w:rStyle w:val="10"/>
+                <w:rFonts w:hint="default" w:ascii="Times New Roman" w:hAnsi="Times New Roman" w:cs="Times New Roman" w:eastAsiaTheme="majorEastAsia"/>
+                <w:sz w:val="28"/>
+                <w:szCs w:val="28"/>
+              </w:rPr>
+              <w:t>Tên Use Case</w:t>
+            </w:r>
+          </w:p>
+        </w:tc>
+        <w:tc>
+          <w:tcPr>
+            <w:tcW w:w="6430" w:type="dxa"/>
+            <w:vAlign w:val="center"/>
+          </w:tcPr>
+          <w:p>
+            <w:pPr>
+              <w:spacing w:line="336" w:lineRule="auto"/>
+              <w:jc w:val="both"/>
+              <w:rPr>
+                <w:rFonts w:hint="default" w:ascii="Times New Roman" w:hAnsi="Times New Roman" w:cs="Times New Roman"/>
+                <w:sz w:val="28"/>
+                <w:szCs w:val="28"/>
+                <w:lang w:val="en-US"/>
+              </w:rPr>
+            </w:pPr>
+            <w:r>
+              <w:rPr>
+                <w:rFonts w:hint="default" w:ascii="Times New Roman" w:hAnsi="Times New Roman" w:cs="Times New Roman"/>
+                <w:sz w:val="28"/>
+                <w:szCs w:val="28"/>
+                <w:lang w:val="en-US"/>
+              </w:rPr>
+              <w:t>Tìm kiếm phòng</w:t>
+            </w:r>
+          </w:p>
+        </w:tc>
+      </w:tr>
+      <w:tr>
+        <w:tblPrEx>
+          <w:tblBorders>
+            <w:top w:val="single" w:color="auto" w:sz="4" w:space="0"/>
+            <w:left w:val="single" w:color="auto" w:sz="4" w:space="0"/>
+            <w:bottom w:val="single" w:color="auto" w:sz="4" w:space="0"/>
+            <w:right w:val="single" w:color="auto" w:sz="4" w:space="0"/>
+            <w:insideH w:val="single" w:color="auto" w:sz="4" w:space="0"/>
+            <w:insideV w:val="single" w:color="auto" w:sz="4" w:space="0"/>
+          </w:tblBorders>
+          <w:tblCellMar>
+            <w:top w:w="0" w:type="dxa"/>
+            <w:left w:w="108" w:type="dxa"/>
+            <w:bottom w:w="0" w:type="dxa"/>
+            <w:right w:w="108" w:type="dxa"/>
+          </w:tblCellMar>
+        </w:tblPrEx>
+        <w:trPr>
+          <w:jc w:val="center"/>
+        </w:trPr>
+        <w:tc>
+          <w:tcPr>
+            <w:tcW w:w="2925" w:type="dxa"/>
+            <w:vAlign w:val="center"/>
+          </w:tcPr>
+          <w:p>
+            <w:pPr>
+              <w:spacing w:line="336" w:lineRule="auto"/>
+              <w:jc w:val="center"/>
+              <w:rPr>
+                <w:rFonts w:hint="default" w:ascii="Times New Roman" w:hAnsi="Times New Roman" w:cs="Times New Roman"/>
+                <w:sz w:val="28"/>
+                <w:szCs w:val="28"/>
+              </w:rPr>
+            </w:pPr>
+            <w:r>
+              <w:rPr>
+                <w:rStyle w:val="10"/>
+                <w:rFonts w:hint="default" w:ascii="Times New Roman" w:hAnsi="Times New Roman" w:cs="Times New Roman" w:eastAsiaTheme="majorEastAsia"/>
+                <w:sz w:val="28"/>
+                <w:szCs w:val="28"/>
+              </w:rPr>
+              <w:t>Mô tả</w:t>
+            </w:r>
+          </w:p>
+        </w:tc>
+        <w:tc>
+          <w:tcPr>
+            <w:tcW w:w="6430" w:type="dxa"/>
+            <w:vAlign w:val="center"/>
+          </w:tcPr>
+          <w:p>
+            <w:pPr>
+              <w:pStyle w:val="9"/>
+              <w:spacing w:before="0" w:beforeAutospacing="0" w:after="0" w:afterAutospacing="0" w:line="336" w:lineRule="auto"/>
+              <w:jc w:val="both"/>
+              <w:rPr>
+                <w:rFonts w:hint="default" w:ascii="Times New Roman" w:hAnsi="Times New Roman" w:cs="Times New Roman"/>
+                <w:sz w:val="28"/>
+                <w:szCs w:val="28"/>
+                <w:lang w:val="en-US"/>
+              </w:rPr>
+            </w:pPr>
+            <w:r>
+              <w:rPr>
+                <w:rFonts w:hint="default" w:ascii="Times New Roman" w:hAnsi="Times New Roman" w:cs="Times New Roman"/>
+                <w:sz w:val="28"/>
+                <w:szCs w:val="28"/>
+                <w:lang w:val="en-US"/>
+              </w:rPr>
+              <w:t>Admin tìm kiếm phòng theo số phòng hoặc sức chứa của phòng</w:t>
+            </w:r>
+          </w:p>
+        </w:tc>
+      </w:tr>
+      <w:tr>
+        <w:tblPrEx>
+          <w:tblBorders>
+            <w:top w:val="single" w:color="auto" w:sz="4" w:space="0"/>
+            <w:left w:val="single" w:color="auto" w:sz="4" w:space="0"/>
+            <w:bottom w:val="single" w:color="auto" w:sz="4" w:space="0"/>
+            <w:right w:val="single" w:color="auto" w:sz="4" w:space="0"/>
+            <w:insideH w:val="single" w:color="auto" w:sz="4" w:space="0"/>
+            <w:insideV w:val="single" w:color="auto" w:sz="4" w:space="0"/>
+          </w:tblBorders>
+          <w:tblCellMar>
+            <w:top w:w="0" w:type="dxa"/>
+            <w:left w:w="108" w:type="dxa"/>
+            <w:bottom w:w="0" w:type="dxa"/>
+            <w:right w:w="108" w:type="dxa"/>
+          </w:tblCellMar>
+        </w:tblPrEx>
+        <w:trPr>
+          <w:jc w:val="center"/>
+        </w:trPr>
+        <w:tc>
+          <w:tcPr>
+            <w:tcW w:w="2925" w:type="dxa"/>
+            <w:vAlign w:val="center"/>
+          </w:tcPr>
+          <w:p>
+            <w:pPr>
+              <w:spacing w:line="336" w:lineRule="auto"/>
+              <w:jc w:val="center"/>
+              <w:rPr>
+                <w:rFonts w:hint="default" w:ascii="Times New Roman" w:hAnsi="Times New Roman" w:cs="Times New Roman"/>
+                <w:sz w:val="28"/>
+                <w:szCs w:val="28"/>
+              </w:rPr>
+            </w:pPr>
+            <w:r>
+              <w:rPr>
+                <w:rStyle w:val="10"/>
+                <w:rFonts w:hint="default" w:ascii="Times New Roman" w:hAnsi="Times New Roman" w:cs="Times New Roman" w:eastAsiaTheme="majorEastAsia"/>
+                <w:sz w:val="28"/>
+                <w:szCs w:val="28"/>
+              </w:rPr>
+              <w:t>Tác nhân chính</w:t>
+            </w:r>
+          </w:p>
+        </w:tc>
+        <w:tc>
+          <w:tcPr>
+            <w:tcW w:w="6430" w:type="dxa"/>
+            <w:vAlign w:val="center"/>
+          </w:tcPr>
+          <w:p>
+            <w:pPr>
+              <w:spacing w:line="336" w:lineRule="auto"/>
+              <w:jc w:val="both"/>
+              <w:rPr>
+                <w:rFonts w:hint="default" w:ascii="Times New Roman" w:hAnsi="Times New Roman" w:cs="Times New Roman"/>
+                <w:sz w:val="28"/>
+                <w:szCs w:val="28"/>
+                <w:lang w:val="en-US"/>
+              </w:rPr>
+            </w:pPr>
+            <w:r>
+              <w:rPr>
+                <w:rFonts w:hint="default" w:ascii="Times New Roman" w:hAnsi="Times New Roman" w:cs="Times New Roman"/>
+                <w:sz w:val="28"/>
+                <w:szCs w:val="28"/>
+                <w:lang w:val="en-US"/>
+              </w:rPr>
+              <w:t>Admin</w:t>
+            </w:r>
+          </w:p>
+        </w:tc>
+      </w:tr>
+      <w:tr>
+        <w:tblPrEx>
+          <w:tblBorders>
+            <w:top w:val="single" w:color="auto" w:sz="4" w:space="0"/>
+            <w:left w:val="single" w:color="auto" w:sz="4" w:space="0"/>
+            <w:bottom w:val="single" w:color="auto" w:sz="4" w:space="0"/>
+            <w:right w:val="single" w:color="auto" w:sz="4" w:space="0"/>
+            <w:insideH w:val="single" w:color="auto" w:sz="4" w:space="0"/>
+            <w:insideV w:val="single" w:color="auto" w:sz="4" w:space="0"/>
+          </w:tblBorders>
+          <w:tblCellMar>
+            <w:top w:w="0" w:type="dxa"/>
+            <w:left w:w="108" w:type="dxa"/>
+            <w:bottom w:w="0" w:type="dxa"/>
+            <w:right w:w="108" w:type="dxa"/>
+          </w:tblCellMar>
+        </w:tblPrEx>
+        <w:trPr>
+          <w:jc w:val="center"/>
+        </w:trPr>
+        <w:tc>
+          <w:tcPr>
+            <w:tcW w:w="2925" w:type="dxa"/>
+            <w:vAlign w:val="center"/>
+          </w:tcPr>
+          <w:p>
+            <w:pPr>
+              <w:spacing w:line="336" w:lineRule="auto"/>
+              <w:jc w:val="center"/>
+              <w:rPr>
+                <w:rFonts w:hint="default" w:ascii="Times New Roman" w:hAnsi="Times New Roman" w:cs="Times New Roman"/>
+                <w:sz w:val="28"/>
+                <w:szCs w:val="28"/>
+              </w:rPr>
+            </w:pPr>
+            <w:r>
+              <w:rPr>
+                <w:rStyle w:val="10"/>
+                <w:rFonts w:hint="default" w:ascii="Times New Roman" w:hAnsi="Times New Roman" w:cs="Times New Roman" w:eastAsiaTheme="majorEastAsia"/>
+                <w:sz w:val="28"/>
+                <w:szCs w:val="28"/>
+              </w:rPr>
+              <w:t>Tiền điều kiện</w:t>
+            </w:r>
+          </w:p>
+        </w:tc>
+        <w:tc>
+          <w:tcPr>
+            <w:tcW w:w="6430" w:type="dxa"/>
+            <w:vAlign w:val="center"/>
+          </w:tcPr>
+          <w:p>
+            <w:pPr>
+              <w:spacing w:line="336" w:lineRule="auto"/>
+              <w:jc w:val="both"/>
+              <w:rPr>
+                <w:rFonts w:hint="default" w:ascii="Times New Roman" w:hAnsi="Times New Roman" w:cs="Times New Roman"/>
+                <w:sz w:val="28"/>
+                <w:szCs w:val="28"/>
+                <w:lang w:val="en-US"/>
+              </w:rPr>
+            </w:pPr>
+            <w:r>
+              <w:rPr>
+                <w:rFonts w:hint="default" w:ascii="Times New Roman" w:hAnsi="Times New Roman" w:cs="Times New Roman"/>
+                <w:sz w:val="28"/>
+                <w:szCs w:val="28"/>
+                <w:lang w:val="en-US"/>
+              </w:rPr>
+              <w:t>Admin đã đăng nhập vào hệ thống và đang xem danh sách phòng</w:t>
+            </w:r>
+          </w:p>
+        </w:tc>
+      </w:tr>
+      <w:tr>
+        <w:tblPrEx>
+          <w:tblBorders>
+            <w:top w:val="single" w:color="auto" w:sz="4" w:space="0"/>
+            <w:left w:val="single" w:color="auto" w:sz="4" w:space="0"/>
+            <w:bottom w:val="single" w:color="auto" w:sz="4" w:space="0"/>
+            <w:right w:val="single" w:color="auto" w:sz="4" w:space="0"/>
+            <w:insideH w:val="single" w:color="auto" w:sz="4" w:space="0"/>
+            <w:insideV w:val="single" w:color="auto" w:sz="4" w:space="0"/>
+          </w:tblBorders>
+          <w:tblCellMar>
+            <w:top w:w="0" w:type="dxa"/>
+            <w:left w:w="108" w:type="dxa"/>
+            <w:bottom w:w="0" w:type="dxa"/>
+            <w:right w:w="108" w:type="dxa"/>
+          </w:tblCellMar>
+        </w:tblPrEx>
+        <w:trPr>
+          <w:jc w:val="center"/>
+        </w:trPr>
+        <w:tc>
+          <w:tcPr>
+            <w:tcW w:w="2925" w:type="dxa"/>
+            <w:vAlign w:val="center"/>
+          </w:tcPr>
+          <w:p>
+            <w:pPr>
+              <w:spacing w:line="336" w:lineRule="auto"/>
+              <w:jc w:val="center"/>
+              <w:rPr>
+                <w:rFonts w:hint="default" w:ascii="Times New Roman" w:hAnsi="Times New Roman" w:cs="Times New Roman"/>
+                <w:sz w:val="28"/>
+                <w:szCs w:val="28"/>
+              </w:rPr>
+            </w:pPr>
+            <w:r>
+              <w:rPr>
+                <w:rStyle w:val="10"/>
+                <w:rFonts w:hint="default" w:ascii="Times New Roman" w:hAnsi="Times New Roman" w:cs="Times New Roman" w:eastAsiaTheme="majorEastAsia"/>
+                <w:sz w:val="28"/>
+                <w:szCs w:val="28"/>
+              </w:rPr>
+              <w:t>Hậu điều kiện</w:t>
+            </w:r>
+          </w:p>
+        </w:tc>
+        <w:tc>
+          <w:tcPr>
+            <w:tcW w:w="6430" w:type="dxa"/>
+            <w:vAlign w:val="center"/>
+          </w:tcPr>
+          <w:p>
+            <w:pPr>
+              <w:pStyle w:val="9"/>
+              <w:spacing w:before="0" w:beforeAutospacing="0" w:after="0" w:afterAutospacing="0" w:line="336" w:lineRule="auto"/>
+              <w:jc w:val="both"/>
+              <w:rPr>
+                <w:rFonts w:hint="default" w:ascii="Times New Roman" w:hAnsi="Times New Roman" w:cs="Times New Roman"/>
+                <w:sz w:val="28"/>
+                <w:szCs w:val="28"/>
+                <w:lang w:val="en-US"/>
+              </w:rPr>
+            </w:pPr>
+            <w:r>
+              <w:rPr>
+                <w:rFonts w:hint="default" w:ascii="Times New Roman" w:hAnsi="Times New Roman" w:cs="Times New Roman"/>
+                <w:sz w:val="28"/>
+                <w:szCs w:val="28"/>
+                <w:lang w:val="en-US"/>
+              </w:rPr>
+              <w:t>Danh sách các phòng có số phòng hoặc sức chứa thỏa mãn được hiển thị trên màng hình</w:t>
+            </w:r>
+          </w:p>
+        </w:tc>
+      </w:tr>
+      <w:tr>
+        <w:tblPrEx>
+          <w:tblBorders>
+            <w:top w:val="single" w:color="auto" w:sz="4" w:space="0"/>
+            <w:left w:val="single" w:color="auto" w:sz="4" w:space="0"/>
+            <w:bottom w:val="single" w:color="auto" w:sz="4" w:space="0"/>
+            <w:right w:val="single" w:color="auto" w:sz="4" w:space="0"/>
+            <w:insideH w:val="single" w:color="auto" w:sz="4" w:space="0"/>
+            <w:insideV w:val="single" w:color="auto" w:sz="4" w:space="0"/>
+          </w:tblBorders>
+          <w:tblCellMar>
+            <w:top w:w="0" w:type="dxa"/>
+            <w:left w:w="108" w:type="dxa"/>
+            <w:bottom w:w="0" w:type="dxa"/>
+            <w:right w:w="108" w:type="dxa"/>
+          </w:tblCellMar>
+        </w:tblPrEx>
+        <w:trPr>
+          <w:jc w:val="center"/>
+        </w:trPr>
+        <w:tc>
+          <w:tcPr>
+            <w:tcW w:w="2925" w:type="dxa"/>
+            <w:vAlign w:val="center"/>
+          </w:tcPr>
+          <w:p>
+            <w:pPr>
+              <w:spacing w:line="336" w:lineRule="auto"/>
+              <w:jc w:val="center"/>
+              <w:rPr>
+                <w:rFonts w:hint="default" w:ascii="Times New Roman" w:hAnsi="Times New Roman" w:cs="Times New Roman"/>
+                <w:sz w:val="28"/>
+                <w:szCs w:val="28"/>
+              </w:rPr>
+            </w:pPr>
+            <w:r>
+              <w:rPr>
+                <w:rStyle w:val="10"/>
+                <w:rFonts w:hint="default" w:ascii="Times New Roman" w:hAnsi="Times New Roman" w:cs="Times New Roman" w:eastAsiaTheme="majorEastAsia"/>
+                <w:sz w:val="28"/>
+                <w:szCs w:val="28"/>
+              </w:rPr>
+              <w:t>Luồng chính</w:t>
+            </w:r>
+          </w:p>
+        </w:tc>
+        <w:tc>
+          <w:tcPr>
+            <w:tcW w:w="6430" w:type="dxa"/>
+            <w:vAlign w:val="center"/>
+          </w:tcPr>
+          <w:p>
+            <w:pPr>
+              <w:pStyle w:val="9"/>
+              <w:numPr>
+                <w:ilvl w:val="0"/>
+                <w:numId w:val="5"/>
+              </w:numPr>
+              <w:spacing w:before="0" w:beforeAutospacing="0" w:after="0" w:afterAutospacing="0" w:line="336" w:lineRule="auto"/>
+              <w:jc w:val="both"/>
+              <w:rPr>
+                <w:rFonts w:hint="default" w:ascii="Times New Roman" w:hAnsi="Times New Roman" w:cs="Times New Roman"/>
+                <w:sz w:val="28"/>
+                <w:szCs w:val="28"/>
+                <w:lang w:val="en-US"/>
+              </w:rPr>
+            </w:pPr>
+            <w:r>
+              <w:rPr>
+                <w:rFonts w:hint="default" w:ascii="Times New Roman" w:hAnsi="Times New Roman" w:cs="Times New Roman"/>
+                <w:sz w:val="28"/>
+                <w:szCs w:val="28"/>
+                <w:lang w:val="en-US"/>
+              </w:rPr>
+              <w:t>Admin chọn chức năng “Tìm kiếm phòng”</w:t>
+            </w:r>
+          </w:p>
+          <w:p>
+            <w:pPr>
+              <w:pStyle w:val="9"/>
+              <w:numPr>
+                <w:ilvl w:val="0"/>
+                <w:numId w:val="5"/>
+              </w:numPr>
+              <w:spacing w:before="0" w:beforeAutospacing="0" w:after="0" w:afterAutospacing="0" w:line="336" w:lineRule="auto"/>
+              <w:jc w:val="both"/>
+              <w:rPr>
+                <w:rFonts w:hint="default" w:ascii="Times New Roman" w:hAnsi="Times New Roman" w:cs="Times New Roman"/>
+                <w:sz w:val="28"/>
+                <w:szCs w:val="28"/>
+                <w:lang w:val="en-US"/>
+              </w:rPr>
+            </w:pPr>
+            <w:r>
+              <w:rPr>
+                <w:rFonts w:hint="default" w:ascii="Times New Roman" w:hAnsi="Times New Roman" w:cs="Times New Roman"/>
+                <w:sz w:val="28"/>
+                <w:szCs w:val="28"/>
+                <w:lang w:val="en-US"/>
+              </w:rPr>
+              <w:t>Admin nhập số phòng hoặc sức chứa</w:t>
+            </w:r>
+          </w:p>
+          <w:p>
+            <w:pPr>
+              <w:pStyle w:val="9"/>
+              <w:numPr>
+                <w:ilvl w:val="0"/>
+                <w:numId w:val="5"/>
+              </w:numPr>
+              <w:spacing w:before="0" w:beforeAutospacing="0" w:after="0" w:afterAutospacing="0" w:line="336" w:lineRule="auto"/>
+              <w:jc w:val="both"/>
+              <w:rPr>
+                <w:rFonts w:hint="default" w:ascii="Times New Roman" w:hAnsi="Times New Roman" w:cs="Times New Roman"/>
+                <w:sz w:val="28"/>
+                <w:szCs w:val="28"/>
+                <w:lang w:val="en-US"/>
+              </w:rPr>
+            </w:pPr>
+            <w:r>
+              <w:rPr>
+                <w:rFonts w:hint="default" w:ascii="Times New Roman" w:hAnsi="Times New Roman" w:cs="Times New Roman"/>
+                <w:sz w:val="28"/>
+                <w:szCs w:val="28"/>
+                <w:lang w:val="en-US"/>
+              </w:rPr>
+              <w:t>Admin nhấn nut [Tìm kiếm]</w:t>
+            </w:r>
+          </w:p>
+          <w:p>
+            <w:pPr>
+              <w:pStyle w:val="9"/>
+              <w:numPr>
+                <w:ilvl w:val="0"/>
+                <w:numId w:val="5"/>
+              </w:numPr>
+              <w:spacing w:before="0" w:beforeAutospacing="0" w:after="0" w:afterAutospacing="0" w:line="336" w:lineRule="auto"/>
+              <w:jc w:val="both"/>
+              <w:rPr>
+                <w:rFonts w:hint="default" w:ascii="Times New Roman" w:hAnsi="Times New Roman" w:cs="Times New Roman"/>
+                <w:sz w:val="28"/>
+                <w:szCs w:val="28"/>
+                <w:lang w:val="en-US"/>
+              </w:rPr>
+            </w:pPr>
+            <w:r>
+              <w:rPr>
+                <w:rFonts w:hint="default" w:ascii="Times New Roman" w:hAnsi="Times New Roman" w:cs="Times New Roman"/>
+                <w:sz w:val="28"/>
+                <w:szCs w:val="28"/>
+                <w:lang w:val="en-US"/>
+              </w:rPr>
+              <w:t>Hệ thống tìm các phòng có số phòng hoặc sức chứa thỏa mãn. Nếu có ít nhất 1 phòng thì đến bước tiếp theo. Nếu không có phòng nào thì chuyển sang luồng thay thế 4.1</w:t>
+            </w:r>
+          </w:p>
+          <w:p>
+            <w:pPr>
+              <w:pStyle w:val="9"/>
+              <w:numPr>
+                <w:ilvl w:val="0"/>
+                <w:numId w:val="5"/>
+              </w:numPr>
+              <w:spacing w:before="0" w:beforeAutospacing="0" w:after="0" w:afterAutospacing="0" w:line="336" w:lineRule="auto"/>
+              <w:jc w:val="both"/>
+              <w:rPr>
+                <w:rFonts w:hint="default" w:ascii="Times New Roman" w:hAnsi="Times New Roman" w:cs="Times New Roman"/>
+                <w:sz w:val="28"/>
+                <w:szCs w:val="28"/>
+                <w:lang w:val="en-US"/>
+              </w:rPr>
+            </w:pPr>
+            <w:r>
+              <w:rPr>
+                <w:rFonts w:hint="default" w:ascii="Times New Roman" w:hAnsi="Times New Roman" w:cs="Times New Roman"/>
+                <w:sz w:val="28"/>
+                <w:szCs w:val="28"/>
+                <w:lang w:val="en-US"/>
+              </w:rPr>
+              <w:t>Hệ thống hiển thị danh sách các phòng tìm thấy được lên màng hình</w:t>
+            </w:r>
+          </w:p>
+        </w:tc>
+      </w:tr>
+      <w:tr>
+        <w:tblPrEx>
+          <w:tblBorders>
+            <w:top w:val="single" w:color="auto" w:sz="4" w:space="0"/>
+            <w:left w:val="single" w:color="auto" w:sz="4" w:space="0"/>
+            <w:bottom w:val="single" w:color="auto" w:sz="4" w:space="0"/>
+            <w:right w:val="single" w:color="auto" w:sz="4" w:space="0"/>
+            <w:insideH w:val="single" w:color="auto" w:sz="4" w:space="0"/>
+            <w:insideV w:val="single" w:color="auto" w:sz="4" w:space="0"/>
+          </w:tblBorders>
+          <w:tblCellMar>
+            <w:top w:w="0" w:type="dxa"/>
+            <w:left w:w="108" w:type="dxa"/>
+            <w:bottom w:w="0" w:type="dxa"/>
+            <w:right w:w="108" w:type="dxa"/>
+          </w:tblCellMar>
+        </w:tblPrEx>
+        <w:trPr>
+          <w:jc w:val="center"/>
+        </w:trPr>
+        <w:tc>
+          <w:tcPr>
+            <w:tcW w:w="2925" w:type="dxa"/>
+            <w:vAlign w:val="center"/>
+          </w:tcPr>
+          <w:p>
+            <w:pPr>
+              <w:spacing w:line="336" w:lineRule="auto"/>
+              <w:jc w:val="center"/>
+              <w:rPr>
+                <w:rFonts w:hint="default" w:ascii="Times New Roman" w:hAnsi="Times New Roman" w:cs="Times New Roman"/>
+                <w:sz w:val="28"/>
+                <w:szCs w:val="28"/>
+              </w:rPr>
+            </w:pPr>
+            <w:r>
+              <w:rPr>
+                <w:rStyle w:val="10"/>
+                <w:rFonts w:hint="default" w:ascii="Times New Roman" w:hAnsi="Times New Roman" w:cs="Times New Roman" w:eastAsiaTheme="majorEastAsia"/>
+                <w:sz w:val="28"/>
+                <w:szCs w:val="28"/>
+              </w:rPr>
+              <w:t>Luồng thay thế</w:t>
+            </w:r>
+          </w:p>
+        </w:tc>
+        <w:tc>
+          <w:tcPr>
+            <w:tcW w:w="6430" w:type="dxa"/>
+            <w:vAlign w:val="center"/>
+          </w:tcPr>
+          <w:p>
+            <w:pPr>
+              <w:spacing w:line="336" w:lineRule="auto"/>
+              <w:jc w:val="both"/>
+              <w:rPr>
+                <w:rFonts w:hint="default" w:ascii="Times New Roman" w:hAnsi="Times New Roman" w:cs="Times New Roman"/>
+                <w:sz w:val="28"/>
+                <w:szCs w:val="28"/>
+                <w:lang w:val="en-US"/>
+              </w:rPr>
+            </w:pPr>
+            <w:r>
+              <w:rPr>
+                <w:rFonts w:hint="default" w:ascii="Times New Roman" w:hAnsi="Times New Roman" w:cs="Times New Roman"/>
+                <w:sz w:val="28"/>
+                <w:szCs w:val="28"/>
+                <w:lang w:val="en-US"/>
+              </w:rPr>
+              <w:t>4.1 Hệ thống hiển thị thông báo không tìm thấy phòng nào đến Admin</w:t>
+            </w:r>
+          </w:p>
+        </w:tc>
+      </w:tr>
+    </w:tbl>
+    <w:p>
+      <w:pPr>
+        <w:numPr>
+          <w:ilvl w:val="0"/>
+          <w:numId w:val="0"/>
+        </w:numPr>
+        <w:ind w:leftChars="0"/>
+        <w:rPr>
+          <w:rFonts w:hint="default" w:ascii="Times New Roman" w:hAnsi="Times New Roman" w:cs="Times New Roman"/>
+          <w:lang w:val="en-US"/>
+        </w:rPr>
+      </w:pPr>
+    </w:p>
+    <w:p>
+      <w:pPr>
+        <w:pStyle w:val="6"/>
+        <w:bidi w:val="0"/>
+        <w:rPr>
+          <w:rFonts w:hint="default"/>
+          <w:lang w:val="en-US"/>
+        </w:rPr>
+      </w:pPr>
+      <w:r>
+        <w:rPr>
+          <w:rFonts w:hint="default"/>
+          <w:lang w:val="en-US"/>
+        </w:rPr>
+        <w:t>2.2.1.5 Đặc tả usecase thêm phòng</w:t>
+      </w:r>
+    </w:p>
+    <w:tbl>
+      <w:tblPr>
+        <w:tblStyle w:val="8"/>
+        <w:tblW w:w="9355" w:type="dxa"/>
+        <w:jc w:val="center"/>
+        <w:tblBorders>
+          <w:top w:val="single" w:color="auto" w:sz="4" w:space="0"/>
+          <w:left w:val="single" w:color="auto" w:sz="4" w:space="0"/>
+          <w:bottom w:val="single" w:color="auto" w:sz="4" w:space="0"/>
+          <w:right w:val="single" w:color="auto" w:sz="4" w:space="0"/>
+          <w:insideH w:val="single" w:color="auto" w:sz="4" w:space="0"/>
+          <w:insideV w:val="single" w:color="auto" w:sz="4" w:space="0"/>
+        </w:tblBorders>
+        <w:tblLayout w:type="autofit"/>
+        <w:tblCellMar>
+          <w:top w:w="0" w:type="dxa"/>
+          <w:left w:w="108" w:type="dxa"/>
+          <w:bottom w:w="0" w:type="dxa"/>
+          <w:right w:w="108" w:type="dxa"/>
+        </w:tblCellMar>
+      </w:tblPr>
+      <w:tblGrid>
+        <w:gridCol w:w="2925"/>
+        <w:gridCol w:w="6430"/>
+      </w:tblGrid>
+      <w:tr>
+        <w:tblPrEx>
+          <w:tblBorders>
+            <w:top w:val="single" w:color="auto" w:sz="4" w:space="0"/>
+            <w:left w:val="single" w:color="auto" w:sz="4" w:space="0"/>
+            <w:bottom w:val="single" w:color="auto" w:sz="4" w:space="0"/>
+            <w:right w:val="single" w:color="auto" w:sz="4" w:space="0"/>
+            <w:insideH w:val="single" w:color="auto" w:sz="4" w:space="0"/>
+            <w:insideV w:val="single" w:color="auto" w:sz="4" w:space="0"/>
+          </w:tblBorders>
+          <w:tblCellMar>
+            <w:top w:w="0" w:type="dxa"/>
+            <w:left w:w="108" w:type="dxa"/>
+            <w:bottom w:w="0" w:type="dxa"/>
+            <w:right w:w="108" w:type="dxa"/>
+          </w:tblCellMar>
+        </w:tblPrEx>
+        <w:trPr>
+          <w:jc w:val="center"/>
+        </w:trPr>
+        <w:tc>
+          <w:tcPr>
+            <w:tcW w:w="2925" w:type="dxa"/>
+            <w:vAlign w:val="center"/>
+          </w:tcPr>
+          <w:p>
+            <w:pPr>
+              <w:spacing w:line="336" w:lineRule="auto"/>
+              <w:jc w:val="center"/>
+              <w:rPr>
+                <w:rFonts w:hint="default" w:ascii="Times New Roman" w:hAnsi="Times New Roman" w:cs="Times New Roman"/>
+                <w:b/>
+                <w:bCs/>
+                <w:sz w:val="28"/>
+                <w:szCs w:val="28"/>
+              </w:rPr>
+            </w:pPr>
+            <w:r>
+              <w:rPr>
+                <w:rStyle w:val="10"/>
+                <w:rFonts w:hint="default" w:ascii="Times New Roman" w:hAnsi="Times New Roman" w:cs="Times New Roman" w:eastAsiaTheme="majorEastAsia"/>
+                <w:sz w:val="28"/>
+                <w:szCs w:val="28"/>
+              </w:rPr>
+              <w:t>Thuộc tính</w:t>
+            </w:r>
+          </w:p>
+        </w:tc>
+        <w:tc>
+          <w:tcPr>
+            <w:tcW w:w="6430" w:type="dxa"/>
+            <w:vAlign w:val="center"/>
+          </w:tcPr>
+          <w:p>
+            <w:pPr>
+              <w:spacing w:line="336" w:lineRule="auto"/>
+              <w:jc w:val="center"/>
+              <w:rPr>
+                <w:rFonts w:hint="default" w:ascii="Times New Roman" w:hAnsi="Times New Roman" w:cs="Times New Roman"/>
+                <w:b/>
+                <w:bCs/>
+                <w:sz w:val="28"/>
+                <w:szCs w:val="28"/>
+              </w:rPr>
+            </w:pPr>
+            <w:r>
+              <w:rPr>
+                <w:rStyle w:val="10"/>
+                <w:rFonts w:hint="default" w:ascii="Times New Roman" w:hAnsi="Times New Roman" w:cs="Times New Roman" w:eastAsiaTheme="majorEastAsia"/>
+                <w:sz w:val="28"/>
+                <w:szCs w:val="28"/>
+              </w:rPr>
+              <w:t>Mô tả</w:t>
+            </w:r>
+          </w:p>
+        </w:tc>
+      </w:tr>
+      <w:tr>
+        <w:tblPrEx>
+          <w:tblBorders>
+            <w:top w:val="single" w:color="auto" w:sz="4" w:space="0"/>
+            <w:left w:val="single" w:color="auto" w:sz="4" w:space="0"/>
+            <w:bottom w:val="single" w:color="auto" w:sz="4" w:space="0"/>
+            <w:right w:val="single" w:color="auto" w:sz="4" w:space="0"/>
+            <w:insideH w:val="single" w:color="auto" w:sz="4" w:space="0"/>
+            <w:insideV w:val="single" w:color="auto" w:sz="4" w:space="0"/>
+          </w:tblBorders>
+          <w:tblCellMar>
+            <w:top w:w="0" w:type="dxa"/>
+            <w:left w:w="108" w:type="dxa"/>
+            <w:bottom w:w="0" w:type="dxa"/>
+            <w:right w:w="108" w:type="dxa"/>
+          </w:tblCellMar>
+        </w:tblPrEx>
+        <w:trPr>
+          <w:jc w:val="center"/>
+        </w:trPr>
+        <w:tc>
+          <w:tcPr>
+            <w:tcW w:w="2925" w:type="dxa"/>
+            <w:vAlign w:val="center"/>
+          </w:tcPr>
+          <w:p>
+            <w:pPr>
+              <w:spacing w:line="336" w:lineRule="auto"/>
+              <w:jc w:val="center"/>
+              <w:rPr>
+                <w:rFonts w:hint="default" w:ascii="Times New Roman" w:hAnsi="Times New Roman" w:cs="Times New Roman"/>
+                <w:sz w:val="28"/>
+                <w:szCs w:val="28"/>
+              </w:rPr>
+            </w:pPr>
+            <w:r>
+              <w:rPr>
+                <w:rStyle w:val="10"/>
+                <w:rFonts w:hint="default" w:ascii="Times New Roman" w:hAnsi="Times New Roman" w:cs="Times New Roman" w:eastAsiaTheme="majorEastAsia"/>
+                <w:sz w:val="28"/>
+                <w:szCs w:val="28"/>
+              </w:rPr>
+              <w:t>Tên Use Case</w:t>
+            </w:r>
+          </w:p>
+        </w:tc>
+        <w:tc>
+          <w:tcPr>
+            <w:tcW w:w="6430" w:type="dxa"/>
+            <w:vAlign w:val="center"/>
+          </w:tcPr>
+          <w:p>
+            <w:pPr>
+              <w:spacing w:line="336" w:lineRule="auto"/>
+              <w:jc w:val="both"/>
+              <w:rPr>
+                <w:rFonts w:hint="default" w:ascii="Times New Roman" w:hAnsi="Times New Roman" w:cs="Times New Roman"/>
+                <w:sz w:val="28"/>
+                <w:szCs w:val="28"/>
+                <w:lang w:val="en-US"/>
+              </w:rPr>
+            </w:pPr>
+            <w:r>
+              <w:rPr>
+                <w:rFonts w:hint="default" w:ascii="Times New Roman" w:hAnsi="Times New Roman" w:cs="Times New Roman"/>
+                <w:sz w:val="28"/>
+                <w:szCs w:val="28"/>
+                <w:lang w:val="en-US"/>
+              </w:rPr>
+              <w:t>Thêm phòng</w:t>
+            </w:r>
+          </w:p>
+        </w:tc>
+      </w:tr>
+      <w:tr>
+        <w:tblPrEx>
+          <w:tblBorders>
+            <w:top w:val="single" w:color="auto" w:sz="4" w:space="0"/>
+            <w:left w:val="single" w:color="auto" w:sz="4" w:space="0"/>
+            <w:bottom w:val="single" w:color="auto" w:sz="4" w:space="0"/>
+            <w:right w:val="single" w:color="auto" w:sz="4" w:space="0"/>
+            <w:insideH w:val="single" w:color="auto" w:sz="4" w:space="0"/>
+            <w:insideV w:val="single" w:color="auto" w:sz="4" w:space="0"/>
+          </w:tblBorders>
+          <w:tblCellMar>
+            <w:top w:w="0" w:type="dxa"/>
+            <w:left w:w="108" w:type="dxa"/>
+            <w:bottom w:w="0" w:type="dxa"/>
+            <w:right w:w="108" w:type="dxa"/>
+          </w:tblCellMar>
+        </w:tblPrEx>
+        <w:trPr>
+          <w:jc w:val="center"/>
+        </w:trPr>
+        <w:tc>
+          <w:tcPr>
+            <w:tcW w:w="2925" w:type="dxa"/>
+            <w:vAlign w:val="center"/>
+          </w:tcPr>
+          <w:p>
+            <w:pPr>
+              <w:spacing w:line="336" w:lineRule="auto"/>
+              <w:jc w:val="center"/>
+              <w:rPr>
+                <w:rFonts w:hint="default" w:ascii="Times New Roman" w:hAnsi="Times New Roman" w:cs="Times New Roman"/>
+                <w:sz w:val="28"/>
+                <w:szCs w:val="28"/>
+              </w:rPr>
+            </w:pPr>
+            <w:r>
+              <w:rPr>
+                <w:rStyle w:val="10"/>
+                <w:rFonts w:hint="default" w:ascii="Times New Roman" w:hAnsi="Times New Roman" w:cs="Times New Roman" w:eastAsiaTheme="majorEastAsia"/>
+                <w:sz w:val="28"/>
+                <w:szCs w:val="28"/>
+              </w:rPr>
+              <w:t>Mô tả</w:t>
+            </w:r>
+          </w:p>
+        </w:tc>
+        <w:tc>
+          <w:tcPr>
+            <w:tcW w:w="6430" w:type="dxa"/>
+            <w:vAlign w:val="center"/>
+          </w:tcPr>
+          <w:p>
+            <w:pPr>
+              <w:pStyle w:val="9"/>
+              <w:spacing w:before="0" w:beforeAutospacing="0" w:after="0" w:afterAutospacing="0" w:line="336" w:lineRule="auto"/>
+              <w:jc w:val="both"/>
+              <w:rPr>
+                <w:rFonts w:hint="default" w:ascii="Times New Roman" w:hAnsi="Times New Roman" w:cs="Times New Roman"/>
+                <w:sz w:val="28"/>
+                <w:szCs w:val="28"/>
+                <w:lang w:val="en-US"/>
+              </w:rPr>
+            </w:pPr>
+            <w:r>
+              <w:rPr>
+                <w:rFonts w:hint="default" w:ascii="Times New Roman" w:hAnsi="Times New Roman" w:cs="Times New Roman"/>
+                <w:sz w:val="28"/>
+                <w:szCs w:val="28"/>
+                <w:lang w:val="en-US"/>
+              </w:rPr>
+              <w:t>Admin thêm phòng mới vào hệ thống</w:t>
+            </w:r>
+          </w:p>
+        </w:tc>
+      </w:tr>
+      <w:tr>
+        <w:tblPrEx>
+          <w:tblBorders>
+            <w:top w:val="single" w:color="auto" w:sz="4" w:space="0"/>
+            <w:left w:val="single" w:color="auto" w:sz="4" w:space="0"/>
+            <w:bottom w:val="single" w:color="auto" w:sz="4" w:space="0"/>
+            <w:right w:val="single" w:color="auto" w:sz="4" w:space="0"/>
+            <w:insideH w:val="single" w:color="auto" w:sz="4" w:space="0"/>
+            <w:insideV w:val="single" w:color="auto" w:sz="4" w:space="0"/>
+          </w:tblBorders>
+          <w:tblCellMar>
+            <w:top w:w="0" w:type="dxa"/>
+            <w:left w:w="108" w:type="dxa"/>
+            <w:bottom w:w="0" w:type="dxa"/>
+            <w:right w:w="108" w:type="dxa"/>
+          </w:tblCellMar>
+        </w:tblPrEx>
+        <w:trPr>
+          <w:jc w:val="center"/>
+        </w:trPr>
+        <w:tc>
+          <w:tcPr>
+            <w:tcW w:w="2925" w:type="dxa"/>
+            <w:vAlign w:val="center"/>
+          </w:tcPr>
+          <w:p>
+            <w:pPr>
+              <w:spacing w:line="336" w:lineRule="auto"/>
+              <w:jc w:val="center"/>
+              <w:rPr>
+                <w:rFonts w:hint="default" w:ascii="Times New Roman" w:hAnsi="Times New Roman" w:cs="Times New Roman"/>
+                <w:sz w:val="28"/>
+                <w:szCs w:val="28"/>
+              </w:rPr>
+            </w:pPr>
+            <w:r>
+              <w:rPr>
+                <w:rStyle w:val="10"/>
+                <w:rFonts w:hint="default" w:ascii="Times New Roman" w:hAnsi="Times New Roman" w:cs="Times New Roman" w:eastAsiaTheme="majorEastAsia"/>
+                <w:sz w:val="28"/>
+                <w:szCs w:val="28"/>
+              </w:rPr>
+              <w:t>Tác nhân chính</w:t>
+            </w:r>
+          </w:p>
+        </w:tc>
+        <w:tc>
+          <w:tcPr>
+            <w:tcW w:w="6430" w:type="dxa"/>
+            <w:vAlign w:val="center"/>
+          </w:tcPr>
+          <w:p>
+            <w:pPr>
+              <w:spacing w:line="336" w:lineRule="auto"/>
+              <w:jc w:val="both"/>
+              <w:rPr>
+                <w:rFonts w:hint="default" w:ascii="Times New Roman" w:hAnsi="Times New Roman" w:cs="Times New Roman"/>
+                <w:sz w:val="28"/>
+                <w:szCs w:val="28"/>
+                <w:lang w:val="en-US"/>
+              </w:rPr>
+            </w:pPr>
+            <w:r>
+              <w:rPr>
+                <w:rFonts w:hint="default" w:ascii="Times New Roman" w:hAnsi="Times New Roman" w:cs="Times New Roman"/>
+                <w:sz w:val="28"/>
+                <w:szCs w:val="28"/>
+                <w:lang w:val="en-US"/>
+              </w:rPr>
+              <w:t>Admin</w:t>
+            </w:r>
+          </w:p>
+        </w:tc>
+      </w:tr>
+      <w:tr>
+        <w:tblPrEx>
+          <w:tblBorders>
+            <w:top w:val="single" w:color="auto" w:sz="4" w:space="0"/>
+            <w:left w:val="single" w:color="auto" w:sz="4" w:space="0"/>
+            <w:bottom w:val="single" w:color="auto" w:sz="4" w:space="0"/>
+            <w:right w:val="single" w:color="auto" w:sz="4" w:space="0"/>
+            <w:insideH w:val="single" w:color="auto" w:sz="4" w:space="0"/>
+            <w:insideV w:val="single" w:color="auto" w:sz="4" w:space="0"/>
+          </w:tblBorders>
+          <w:tblCellMar>
+            <w:top w:w="0" w:type="dxa"/>
+            <w:left w:w="108" w:type="dxa"/>
+            <w:bottom w:w="0" w:type="dxa"/>
+            <w:right w:w="108" w:type="dxa"/>
+          </w:tblCellMar>
+        </w:tblPrEx>
+        <w:trPr>
+          <w:jc w:val="center"/>
+        </w:trPr>
+        <w:tc>
+          <w:tcPr>
+            <w:tcW w:w="2925" w:type="dxa"/>
+            <w:vAlign w:val="center"/>
+          </w:tcPr>
+          <w:p>
+            <w:pPr>
+              <w:spacing w:line="336" w:lineRule="auto"/>
+              <w:jc w:val="center"/>
+              <w:rPr>
+                <w:rFonts w:hint="default" w:ascii="Times New Roman" w:hAnsi="Times New Roman" w:cs="Times New Roman"/>
+                <w:sz w:val="28"/>
+                <w:szCs w:val="28"/>
+              </w:rPr>
+            </w:pPr>
+            <w:r>
+              <w:rPr>
+                <w:rStyle w:val="10"/>
+                <w:rFonts w:hint="default" w:ascii="Times New Roman" w:hAnsi="Times New Roman" w:cs="Times New Roman" w:eastAsiaTheme="majorEastAsia"/>
+                <w:sz w:val="28"/>
+                <w:szCs w:val="28"/>
+              </w:rPr>
+              <w:t>Tiền điều kiện</w:t>
+            </w:r>
+          </w:p>
+        </w:tc>
+        <w:tc>
+          <w:tcPr>
+            <w:tcW w:w="6430" w:type="dxa"/>
+            <w:vAlign w:val="center"/>
+          </w:tcPr>
+          <w:p>
+            <w:pPr>
+              <w:spacing w:line="336" w:lineRule="auto"/>
+              <w:jc w:val="both"/>
+              <w:rPr>
+                <w:rFonts w:hint="default" w:ascii="Times New Roman" w:hAnsi="Times New Roman" w:cs="Times New Roman"/>
+                <w:sz w:val="28"/>
+                <w:szCs w:val="28"/>
+                <w:lang w:val="en-US"/>
+              </w:rPr>
+            </w:pPr>
+            <w:r>
+              <w:rPr>
+                <w:rFonts w:hint="default" w:ascii="Times New Roman" w:hAnsi="Times New Roman" w:cs="Times New Roman"/>
+                <w:sz w:val="28"/>
+                <w:szCs w:val="28"/>
+                <w:lang w:val="en-US"/>
+              </w:rPr>
+              <w:t>Admin đã đăng nhập thành công vào hệ thống và đang xem danh sách phòng</w:t>
+            </w:r>
+          </w:p>
+        </w:tc>
+      </w:tr>
+      <w:tr>
+        <w:tblPrEx>
+          <w:tblBorders>
+            <w:top w:val="single" w:color="auto" w:sz="4" w:space="0"/>
+            <w:left w:val="single" w:color="auto" w:sz="4" w:space="0"/>
+            <w:bottom w:val="single" w:color="auto" w:sz="4" w:space="0"/>
+            <w:right w:val="single" w:color="auto" w:sz="4" w:space="0"/>
+            <w:insideH w:val="single" w:color="auto" w:sz="4" w:space="0"/>
+            <w:insideV w:val="single" w:color="auto" w:sz="4" w:space="0"/>
+          </w:tblBorders>
+          <w:tblCellMar>
+            <w:top w:w="0" w:type="dxa"/>
+            <w:left w:w="108" w:type="dxa"/>
+            <w:bottom w:w="0" w:type="dxa"/>
+            <w:right w:w="108" w:type="dxa"/>
+          </w:tblCellMar>
+        </w:tblPrEx>
+        <w:trPr>
+          <w:jc w:val="center"/>
+        </w:trPr>
+        <w:tc>
+          <w:tcPr>
+            <w:tcW w:w="2925" w:type="dxa"/>
+            <w:vAlign w:val="center"/>
+          </w:tcPr>
+          <w:p>
+            <w:pPr>
+              <w:spacing w:line="336" w:lineRule="auto"/>
+              <w:jc w:val="center"/>
+              <w:rPr>
+                <w:rFonts w:hint="default" w:ascii="Times New Roman" w:hAnsi="Times New Roman" w:cs="Times New Roman"/>
+                <w:sz w:val="28"/>
+                <w:szCs w:val="28"/>
+              </w:rPr>
+            </w:pPr>
+            <w:r>
+              <w:rPr>
+                <w:rStyle w:val="10"/>
+                <w:rFonts w:hint="default" w:ascii="Times New Roman" w:hAnsi="Times New Roman" w:cs="Times New Roman" w:eastAsiaTheme="majorEastAsia"/>
+                <w:sz w:val="28"/>
+                <w:szCs w:val="28"/>
+              </w:rPr>
+              <w:t>Hậu điều kiện</w:t>
+            </w:r>
+          </w:p>
+        </w:tc>
+        <w:tc>
+          <w:tcPr>
+            <w:tcW w:w="6430" w:type="dxa"/>
+            <w:vAlign w:val="center"/>
+          </w:tcPr>
+          <w:p>
+            <w:pPr>
+              <w:pStyle w:val="9"/>
+              <w:spacing w:before="0" w:beforeAutospacing="0" w:after="0" w:afterAutospacing="0" w:line="336" w:lineRule="auto"/>
+              <w:jc w:val="both"/>
+              <w:rPr>
+                <w:rFonts w:hint="default" w:ascii="Times New Roman" w:hAnsi="Times New Roman" w:cs="Times New Roman"/>
+                <w:sz w:val="28"/>
+                <w:szCs w:val="28"/>
+                <w:lang w:val="en-US"/>
+              </w:rPr>
+            </w:pPr>
+            <w:r>
+              <w:rPr>
+                <w:rFonts w:hint="default" w:ascii="Times New Roman" w:hAnsi="Times New Roman" w:cs="Times New Roman"/>
+                <w:sz w:val="28"/>
+                <w:szCs w:val="28"/>
+                <w:lang w:val="en-US"/>
+              </w:rPr>
+              <w:t>Phòng mới được thêm vào hệ thống</w:t>
+            </w:r>
+          </w:p>
+        </w:tc>
+      </w:tr>
+      <w:tr>
+        <w:tblPrEx>
+          <w:tblBorders>
+            <w:top w:val="single" w:color="auto" w:sz="4" w:space="0"/>
+            <w:left w:val="single" w:color="auto" w:sz="4" w:space="0"/>
+            <w:bottom w:val="single" w:color="auto" w:sz="4" w:space="0"/>
+            <w:right w:val="single" w:color="auto" w:sz="4" w:space="0"/>
+            <w:insideH w:val="single" w:color="auto" w:sz="4" w:space="0"/>
+            <w:insideV w:val="single" w:color="auto" w:sz="4" w:space="0"/>
+          </w:tblBorders>
+          <w:tblCellMar>
+            <w:top w:w="0" w:type="dxa"/>
+            <w:left w:w="108" w:type="dxa"/>
+            <w:bottom w:w="0" w:type="dxa"/>
+            <w:right w:w="108" w:type="dxa"/>
+          </w:tblCellMar>
+        </w:tblPrEx>
+        <w:trPr>
+          <w:jc w:val="center"/>
+        </w:trPr>
+        <w:tc>
+          <w:tcPr>
+            <w:tcW w:w="2925" w:type="dxa"/>
+            <w:vAlign w:val="center"/>
+          </w:tcPr>
+          <w:p>
+            <w:pPr>
+              <w:spacing w:line="336" w:lineRule="auto"/>
+              <w:jc w:val="center"/>
+              <w:rPr>
+                <w:rFonts w:hint="default" w:ascii="Times New Roman" w:hAnsi="Times New Roman" w:cs="Times New Roman"/>
+                <w:sz w:val="28"/>
+                <w:szCs w:val="28"/>
+              </w:rPr>
+            </w:pPr>
+            <w:r>
+              <w:rPr>
+                <w:rStyle w:val="10"/>
+                <w:rFonts w:hint="default" w:ascii="Times New Roman" w:hAnsi="Times New Roman" w:cs="Times New Roman" w:eastAsiaTheme="majorEastAsia"/>
+                <w:sz w:val="28"/>
+                <w:szCs w:val="28"/>
+              </w:rPr>
+              <w:t>Luồng chính</w:t>
+            </w:r>
+          </w:p>
+        </w:tc>
+        <w:tc>
+          <w:tcPr>
+            <w:tcW w:w="6430" w:type="dxa"/>
+            <w:vAlign w:val="center"/>
+          </w:tcPr>
+          <w:p>
+            <w:pPr>
+              <w:pStyle w:val="9"/>
+              <w:numPr>
+                <w:ilvl w:val="0"/>
+                <w:numId w:val="6"/>
+              </w:numPr>
+              <w:spacing w:before="0" w:beforeAutospacing="0" w:after="0" w:afterAutospacing="0" w:line="336" w:lineRule="auto"/>
+              <w:jc w:val="both"/>
+              <w:rPr>
+                <w:rFonts w:hint="default" w:ascii="Times New Roman" w:hAnsi="Times New Roman" w:cs="Times New Roman"/>
+                <w:sz w:val="28"/>
+                <w:szCs w:val="28"/>
+                <w:lang w:val="en-US"/>
+              </w:rPr>
+            </w:pPr>
+            <w:r>
+              <w:rPr>
+                <w:rFonts w:hint="default" w:ascii="Times New Roman" w:hAnsi="Times New Roman" w:cs="Times New Roman"/>
+                <w:sz w:val="28"/>
+                <w:szCs w:val="28"/>
+                <w:lang w:val="en-US"/>
+              </w:rPr>
+              <w:t>Admin chọn chức năng “Thêm phòng”</w:t>
+            </w:r>
+          </w:p>
+          <w:p>
+            <w:pPr>
+              <w:pStyle w:val="9"/>
+              <w:numPr>
+                <w:ilvl w:val="0"/>
+                <w:numId w:val="6"/>
+              </w:numPr>
+              <w:spacing w:before="0" w:beforeAutospacing="0" w:after="0" w:afterAutospacing="0" w:line="336" w:lineRule="auto"/>
+              <w:jc w:val="both"/>
+              <w:rPr>
+                <w:rFonts w:hint="default" w:ascii="Times New Roman" w:hAnsi="Times New Roman" w:cs="Times New Roman"/>
+                <w:sz w:val="28"/>
+                <w:szCs w:val="28"/>
+                <w:lang w:val="en-US"/>
+              </w:rPr>
+            </w:pPr>
+            <w:r>
+              <w:rPr>
+                <w:rFonts w:hint="default" w:ascii="Times New Roman" w:hAnsi="Times New Roman" w:cs="Times New Roman"/>
+                <w:sz w:val="28"/>
+                <w:szCs w:val="28"/>
+                <w:lang w:val="en-US"/>
+              </w:rPr>
+              <w:t>Hệ thống hiển thị trang tạo mới phòng</w:t>
+            </w:r>
+          </w:p>
+          <w:p>
+            <w:pPr>
+              <w:pStyle w:val="9"/>
+              <w:numPr>
+                <w:ilvl w:val="0"/>
+                <w:numId w:val="6"/>
+              </w:numPr>
+              <w:spacing w:before="0" w:beforeAutospacing="0" w:after="0" w:afterAutospacing="0" w:line="336" w:lineRule="auto"/>
+              <w:jc w:val="both"/>
+              <w:rPr>
+                <w:rFonts w:hint="default" w:ascii="Times New Roman" w:hAnsi="Times New Roman" w:cs="Times New Roman"/>
+                <w:sz w:val="28"/>
+                <w:szCs w:val="28"/>
+                <w:lang w:val="en-US"/>
+              </w:rPr>
+            </w:pPr>
+            <w:r>
+              <w:rPr>
+                <w:rFonts w:hint="default" w:ascii="Times New Roman" w:hAnsi="Times New Roman" w:cs="Times New Roman"/>
+                <w:sz w:val="28"/>
+                <w:szCs w:val="28"/>
+                <w:lang w:val="en-US"/>
+              </w:rPr>
+              <w:t>Admin nhập dữ liệu cho các trường thông tin của phòng cần thêm</w:t>
+            </w:r>
+          </w:p>
+          <w:p>
+            <w:pPr>
+              <w:pStyle w:val="9"/>
+              <w:numPr>
+                <w:ilvl w:val="0"/>
+                <w:numId w:val="6"/>
+              </w:numPr>
+              <w:spacing w:before="0" w:beforeAutospacing="0" w:after="0" w:afterAutospacing="0" w:line="336" w:lineRule="auto"/>
+              <w:jc w:val="both"/>
+              <w:rPr>
+                <w:rFonts w:hint="default" w:ascii="Times New Roman" w:hAnsi="Times New Roman" w:cs="Times New Roman"/>
+                <w:sz w:val="28"/>
+                <w:szCs w:val="28"/>
+                <w:lang w:val="en-US"/>
+              </w:rPr>
+            </w:pPr>
+            <w:r>
+              <w:rPr>
+                <w:rFonts w:hint="default" w:ascii="Times New Roman" w:hAnsi="Times New Roman" w:cs="Times New Roman"/>
+                <w:sz w:val="28"/>
+                <w:szCs w:val="28"/>
+                <w:lang w:val="en-US"/>
+              </w:rPr>
+              <w:t>Admin nhấn nút [Thêm mới]</w:t>
+            </w:r>
+          </w:p>
+          <w:p>
+            <w:pPr>
+              <w:pStyle w:val="9"/>
+              <w:numPr>
+                <w:ilvl w:val="0"/>
+                <w:numId w:val="6"/>
+              </w:numPr>
+              <w:spacing w:before="0" w:beforeAutospacing="0" w:after="0" w:afterAutospacing="0" w:line="336" w:lineRule="auto"/>
+              <w:jc w:val="both"/>
+              <w:rPr>
+                <w:rFonts w:hint="default" w:ascii="Times New Roman" w:hAnsi="Times New Roman" w:cs="Times New Roman"/>
+                <w:sz w:val="28"/>
+                <w:szCs w:val="28"/>
+                <w:lang w:val="en-US"/>
+              </w:rPr>
+            </w:pPr>
+            <w:r>
+              <w:rPr>
+                <w:rFonts w:hint="default" w:ascii="Times New Roman" w:hAnsi="Times New Roman" w:cs="Times New Roman"/>
+                <w:sz w:val="28"/>
+                <w:szCs w:val="28"/>
+                <w:lang w:val="en-US"/>
+              </w:rPr>
+              <w:t>Hệ thống kiểm tra các trường dữ liệu bắt buộc có bị bỏ trống không. Nếu không thì chuyển đến bước tiếp theo. Nếu có thì chuyển sang luồng thay thế 5.1</w:t>
+            </w:r>
+          </w:p>
+          <w:p>
+            <w:pPr>
+              <w:pStyle w:val="9"/>
+              <w:numPr>
+                <w:ilvl w:val="0"/>
+                <w:numId w:val="6"/>
+              </w:numPr>
+              <w:spacing w:before="0" w:beforeAutospacing="0" w:after="0" w:afterAutospacing="0" w:line="336" w:lineRule="auto"/>
+              <w:jc w:val="both"/>
+              <w:rPr>
+                <w:rFonts w:hint="default" w:ascii="Times New Roman" w:hAnsi="Times New Roman" w:cs="Times New Roman"/>
+                <w:sz w:val="28"/>
+                <w:szCs w:val="28"/>
+                <w:lang w:val="en-US"/>
+              </w:rPr>
+            </w:pPr>
+            <w:r>
+              <w:rPr>
+                <w:rFonts w:hint="default" w:ascii="Times New Roman" w:hAnsi="Times New Roman" w:cs="Times New Roman"/>
+                <w:sz w:val="28"/>
+                <w:szCs w:val="28"/>
+                <w:lang w:val="en-US"/>
+              </w:rPr>
+              <w:t>Hệ thống kiểm tra định dạng các trường dữ liệu đã đúng chưa. Nếu đúng thì chuyển sang bước tiếp theo. Nếu không thì chuyển sang luồng thay thế 6.1</w:t>
+            </w:r>
+          </w:p>
+          <w:p>
+            <w:pPr>
+              <w:pStyle w:val="9"/>
+              <w:numPr>
+                <w:ilvl w:val="0"/>
+                <w:numId w:val="6"/>
+              </w:numPr>
+              <w:spacing w:before="0" w:beforeAutospacing="0" w:after="0" w:afterAutospacing="0" w:line="336" w:lineRule="auto"/>
+              <w:jc w:val="both"/>
+              <w:rPr>
+                <w:rFonts w:hint="default" w:ascii="Times New Roman" w:hAnsi="Times New Roman" w:cs="Times New Roman"/>
+                <w:sz w:val="28"/>
+                <w:szCs w:val="28"/>
+                <w:lang w:val="en-US"/>
+              </w:rPr>
+            </w:pPr>
+            <w:r>
+              <w:rPr>
+                <w:rFonts w:hint="default" w:ascii="Times New Roman" w:hAnsi="Times New Roman" w:cs="Times New Roman"/>
+                <w:sz w:val="28"/>
+                <w:szCs w:val="28"/>
+                <w:lang w:val="en-US"/>
+              </w:rPr>
+              <w:t>Hệ thống kiểm tra số phòng mới đã tồn tại trong hệ thống chưa. Nếu chưa thì chuyển sang bước tiếp theo. Nếu có thì chuyển sang luồng thay thế 7.1</w:t>
+            </w:r>
+          </w:p>
+          <w:p>
+            <w:pPr>
+              <w:pStyle w:val="9"/>
+              <w:numPr>
+                <w:ilvl w:val="0"/>
+                <w:numId w:val="6"/>
+              </w:numPr>
+              <w:spacing w:before="0" w:beforeAutospacing="0" w:after="0" w:afterAutospacing="0" w:line="336" w:lineRule="auto"/>
+              <w:jc w:val="both"/>
+              <w:rPr>
+                <w:rFonts w:hint="default" w:ascii="Times New Roman" w:hAnsi="Times New Roman" w:cs="Times New Roman"/>
+                <w:sz w:val="28"/>
+                <w:szCs w:val="28"/>
+                <w:lang w:val="en-US"/>
+              </w:rPr>
+            </w:pPr>
+            <w:r>
+              <w:rPr>
+                <w:rFonts w:hint="default" w:ascii="Times New Roman" w:hAnsi="Times New Roman" w:cs="Times New Roman"/>
+                <w:sz w:val="28"/>
+                <w:szCs w:val="28"/>
+                <w:lang w:val="en-US"/>
+              </w:rPr>
+              <w:t>Hệ thống lưu thông tin phòng mới vào database</w:t>
+            </w:r>
+          </w:p>
+          <w:p>
+            <w:pPr>
+              <w:pStyle w:val="9"/>
+              <w:numPr>
+                <w:ilvl w:val="0"/>
+                <w:numId w:val="6"/>
+              </w:numPr>
+              <w:spacing w:before="0" w:beforeAutospacing="0" w:after="0" w:afterAutospacing="0" w:line="336" w:lineRule="auto"/>
+              <w:jc w:val="both"/>
+              <w:rPr>
+                <w:rFonts w:hint="default" w:ascii="Times New Roman" w:hAnsi="Times New Roman" w:cs="Times New Roman"/>
+                <w:sz w:val="28"/>
+                <w:szCs w:val="28"/>
+                <w:lang w:val="en-US"/>
+              </w:rPr>
+            </w:pPr>
+            <w:r>
+              <w:rPr>
+                <w:rFonts w:hint="default" w:ascii="Times New Roman" w:hAnsi="Times New Roman" w:cs="Times New Roman"/>
+                <w:sz w:val="28"/>
+                <w:szCs w:val="28"/>
+                <w:lang w:val="en-US"/>
+              </w:rPr>
+              <w:t>Hệ thống hiển thị thông báo tạo phòng mới thành công đến Admin</w:t>
+            </w:r>
+          </w:p>
+        </w:tc>
+      </w:tr>
+      <w:tr>
+        <w:tblPrEx>
+          <w:tblBorders>
+            <w:top w:val="single" w:color="auto" w:sz="4" w:space="0"/>
+            <w:left w:val="single" w:color="auto" w:sz="4" w:space="0"/>
+            <w:bottom w:val="single" w:color="auto" w:sz="4" w:space="0"/>
+            <w:right w:val="single" w:color="auto" w:sz="4" w:space="0"/>
+            <w:insideH w:val="single" w:color="auto" w:sz="4" w:space="0"/>
+            <w:insideV w:val="single" w:color="auto" w:sz="4" w:space="0"/>
+          </w:tblBorders>
+          <w:tblCellMar>
+            <w:top w:w="0" w:type="dxa"/>
+            <w:left w:w="108" w:type="dxa"/>
+            <w:bottom w:w="0" w:type="dxa"/>
+            <w:right w:w="108" w:type="dxa"/>
+          </w:tblCellMar>
+        </w:tblPrEx>
+        <w:trPr>
+          <w:jc w:val="center"/>
+        </w:trPr>
+        <w:tc>
+          <w:tcPr>
+            <w:tcW w:w="2925" w:type="dxa"/>
+            <w:vAlign w:val="center"/>
+          </w:tcPr>
+          <w:p>
+            <w:pPr>
+              <w:spacing w:line="336" w:lineRule="auto"/>
+              <w:jc w:val="center"/>
+              <w:rPr>
+                <w:rFonts w:hint="default" w:ascii="Times New Roman" w:hAnsi="Times New Roman" w:cs="Times New Roman"/>
+                <w:sz w:val="28"/>
+                <w:szCs w:val="28"/>
+              </w:rPr>
+            </w:pPr>
+            <w:r>
+              <w:rPr>
+                <w:rStyle w:val="10"/>
+                <w:rFonts w:hint="default" w:ascii="Times New Roman" w:hAnsi="Times New Roman" w:cs="Times New Roman" w:eastAsiaTheme="majorEastAsia"/>
+                <w:sz w:val="28"/>
+                <w:szCs w:val="28"/>
+              </w:rPr>
+              <w:t>Luồng thay thế</w:t>
+            </w:r>
+          </w:p>
+        </w:tc>
+        <w:tc>
+          <w:tcPr>
+            <w:tcW w:w="6430" w:type="dxa"/>
+            <w:vAlign w:val="center"/>
+          </w:tcPr>
+          <w:p>
+            <w:pPr>
+              <w:numPr>
+                <w:ilvl w:val="1"/>
+                <w:numId w:val="5"/>
+              </w:numPr>
+              <w:spacing w:line="336" w:lineRule="auto"/>
+              <w:jc w:val="both"/>
+              <w:rPr>
+                <w:rFonts w:hint="default" w:ascii="Times New Roman" w:hAnsi="Times New Roman" w:cs="Times New Roman"/>
+                <w:sz w:val="28"/>
+                <w:szCs w:val="28"/>
+                <w:lang w:val="en-US"/>
+              </w:rPr>
+            </w:pPr>
+            <w:r>
+              <w:rPr>
+                <w:rFonts w:hint="default" w:ascii="Times New Roman" w:hAnsi="Times New Roman" w:cs="Times New Roman"/>
+                <w:sz w:val="28"/>
+                <w:szCs w:val="28"/>
+                <w:lang w:val="en-US"/>
+              </w:rPr>
+              <w:t>Hệ thống thống báo lỗi không nhập đầy đủ thông tin đến Admin</w:t>
+            </w:r>
+          </w:p>
+          <w:p>
+            <w:pPr>
+              <w:spacing w:line="336" w:lineRule="auto"/>
+              <w:jc w:val="both"/>
+              <w:rPr>
+                <w:rFonts w:hint="default" w:ascii="Times New Roman" w:hAnsi="Times New Roman" w:cs="Times New Roman"/>
+                <w:sz w:val="28"/>
+                <w:szCs w:val="28"/>
+                <w:lang w:val="en-US"/>
+              </w:rPr>
+            </w:pPr>
+            <w:r>
+              <w:rPr>
+                <w:rFonts w:hint="default" w:ascii="Times New Roman" w:hAnsi="Times New Roman" w:cs="Times New Roman"/>
+                <w:sz w:val="28"/>
+                <w:szCs w:val="28"/>
+                <w:lang w:val="en-US"/>
+              </w:rPr>
+              <w:t>6.1 Hệ thống thông báo lỗi dữ liệu không đúng định dạng đến Admin</w:t>
+            </w:r>
+          </w:p>
+          <w:p>
+            <w:pPr>
+              <w:numPr>
+                <w:numId w:val="0"/>
+              </w:numPr>
+              <w:spacing w:line="336" w:lineRule="auto"/>
+              <w:ind w:leftChars="0"/>
+              <w:jc w:val="both"/>
+              <w:rPr>
+                <w:rFonts w:hint="default" w:ascii="Times New Roman" w:hAnsi="Times New Roman" w:cs="Times New Roman"/>
+                <w:sz w:val="28"/>
+                <w:szCs w:val="28"/>
+                <w:lang w:val="en-US"/>
+              </w:rPr>
+            </w:pPr>
+            <w:r>
+              <w:rPr>
+                <w:rFonts w:hint="default" w:ascii="Times New Roman" w:hAnsi="Times New Roman" w:cs="Times New Roman"/>
+                <w:sz w:val="28"/>
+                <w:szCs w:val="28"/>
+                <w:lang w:val="en-US"/>
+              </w:rPr>
+              <w:t>7.1 Hệ thống thông báo lỗi số phòng đã tồn tại đến Admin</w:t>
+            </w:r>
+          </w:p>
+        </w:tc>
+      </w:tr>
+    </w:tbl>
+    <w:p>
+      <w:pPr>
+        <w:numPr>
+          <w:ilvl w:val="0"/>
+          <w:numId w:val="0"/>
+        </w:numPr>
+        <w:ind w:leftChars="0"/>
+        <w:rPr>
+          <w:rFonts w:hint="default" w:ascii="Times New Roman" w:hAnsi="Times New Roman" w:cs="Times New Roman"/>
+          <w:lang w:val="en-US"/>
+        </w:rPr>
+      </w:pPr>
+    </w:p>
+    <w:p>
+      <w:pPr>
+        <w:pStyle w:val="6"/>
+        <w:bidi w:val="0"/>
+        <w:rPr>
+          <w:rFonts w:hint="default"/>
+          <w:lang w:val="en-US"/>
+        </w:rPr>
+      </w:pPr>
+      <w:r>
+        <w:rPr>
+          <w:rFonts w:hint="default"/>
+          <w:lang w:val="en-US"/>
+        </w:rPr>
+        <w:t>2.2.1.6 Đặc tả usecase xem thông tin chi tiết một phòng</w:t>
+      </w:r>
+    </w:p>
+    <w:tbl>
+      <w:tblPr>
+        <w:tblStyle w:val="8"/>
+        <w:tblW w:w="9355" w:type="dxa"/>
+        <w:jc w:val="center"/>
+        <w:tblBorders>
+          <w:top w:val="single" w:color="auto" w:sz="4" w:space="0"/>
+          <w:left w:val="single" w:color="auto" w:sz="4" w:space="0"/>
+          <w:bottom w:val="single" w:color="auto" w:sz="4" w:space="0"/>
+          <w:right w:val="single" w:color="auto" w:sz="4" w:space="0"/>
+          <w:insideH w:val="single" w:color="auto" w:sz="4" w:space="0"/>
+          <w:insideV w:val="single" w:color="auto" w:sz="4" w:space="0"/>
+        </w:tblBorders>
+        <w:tblLayout w:type="autofit"/>
+        <w:tblCellMar>
+          <w:top w:w="0" w:type="dxa"/>
+          <w:left w:w="108" w:type="dxa"/>
+          <w:bottom w:w="0" w:type="dxa"/>
+          <w:right w:w="108" w:type="dxa"/>
+        </w:tblCellMar>
+      </w:tblPr>
+      <w:tblGrid>
+        <w:gridCol w:w="2925"/>
+        <w:gridCol w:w="6430"/>
+      </w:tblGrid>
+      <w:tr>
+        <w:tblPrEx>
+          <w:tblBorders>
+            <w:top w:val="single" w:color="auto" w:sz="4" w:space="0"/>
+            <w:left w:val="single" w:color="auto" w:sz="4" w:space="0"/>
+            <w:bottom w:val="single" w:color="auto" w:sz="4" w:space="0"/>
+            <w:right w:val="single" w:color="auto" w:sz="4" w:space="0"/>
+            <w:insideH w:val="single" w:color="auto" w:sz="4" w:space="0"/>
+            <w:insideV w:val="single" w:color="auto" w:sz="4" w:space="0"/>
+          </w:tblBorders>
+          <w:tblCellMar>
+            <w:top w:w="0" w:type="dxa"/>
+            <w:left w:w="108" w:type="dxa"/>
+            <w:bottom w:w="0" w:type="dxa"/>
+            <w:right w:w="108" w:type="dxa"/>
+          </w:tblCellMar>
+        </w:tblPrEx>
+        <w:trPr>
+          <w:jc w:val="center"/>
+        </w:trPr>
+        <w:tc>
+          <w:tcPr>
+            <w:tcW w:w="2925" w:type="dxa"/>
+            <w:vAlign w:val="center"/>
+          </w:tcPr>
+          <w:p>
+            <w:pPr>
+              <w:spacing w:line="336" w:lineRule="auto"/>
+              <w:jc w:val="center"/>
+              <w:rPr>
+                <w:rFonts w:hint="default" w:ascii="Times New Roman" w:hAnsi="Times New Roman" w:cs="Times New Roman"/>
+                <w:b/>
+                <w:bCs/>
+                <w:sz w:val="28"/>
+                <w:szCs w:val="28"/>
+              </w:rPr>
+            </w:pPr>
+            <w:r>
+              <w:rPr>
+                <w:rStyle w:val="10"/>
+                <w:rFonts w:hint="default" w:ascii="Times New Roman" w:hAnsi="Times New Roman" w:cs="Times New Roman" w:eastAsiaTheme="majorEastAsia"/>
+                <w:sz w:val="28"/>
+                <w:szCs w:val="28"/>
+              </w:rPr>
+              <w:t>Thuộc tính</w:t>
+            </w:r>
+          </w:p>
+        </w:tc>
+        <w:tc>
+          <w:tcPr>
+            <w:tcW w:w="6430" w:type="dxa"/>
+            <w:vAlign w:val="center"/>
+          </w:tcPr>
+          <w:p>
+            <w:pPr>
+              <w:spacing w:line="336" w:lineRule="auto"/>
+              <w:jc w:val="center"/>
+              <w:rPr>
+                <w:rFonts w:hint="default" w:ascii="Times New Roman" w:hAnsi="Times New Roman" w:cs="Times New Roman"/>
+                <w:b/>
+                <w:bCs/>
+                <w:sz w:val="28"/>
+                <w:szCs w:val="28"/>
+              </w:rPr>
+            </w:pPr>
+            <w:r>
+              <w:rPr>
+                <w:rStyle w:val="10"/>
+                <w:rFonts w:hint="default" w:ascii="Times New Roman" w:hAnsi="Times New Roman" w:cs="Times New Roman" w:eastAsiaTheme="majorEastAsia"/>
+                <w:sz w:val="28"/>
+                <w:szCs w:val="28"/>
+              </w:rPr>
+              <w:t>Mô tả</w:t>
+            </w:r>
+          </w:p>
+        </w:tc>
+      </w:tr>
+      <w:tr>
+        <w:tblPrEx>
+          <w:tblBorders>
+            <w:top w:val="single" w:color="auto" w:sz="4" w:space="0"/>
+            <w:left w:val="single" w:color="auto" w:sz="4" w:space="0"/>
+            <w:bottom w:val="single" w:color="auto" w:sz="4" w:space="0"/>
+            <w:right w:val="single" w:color="auto" w:sz="4" w:space="0"/>
+            <w:insideH w:val="single" w:color="auto" w:sz="4" w:space="0"/>
+            <w:insideV w:val="single" w:color="auto" w:sz="4" w:space="0"/>
+          </w:tblBorders>
+          <w:tblCellMar>
+            <w:top w:w="0" w:type="dxa"/>
+            <w:left w:w="108" w:type="dxa"/>
+            <w:bottom w:w="0" w:type="dxa"/>
+            <w:right w:w="108" w:type="dxa"/>
+          </w:tblCellMar>
+        </w:tblPrEx>
+        <w:trPr>
+          <w:jc w:val="center"/>
+        </w:trPr>
+        <w:tc>
+          <w:tcPr>
+            <w:tcW w:w="2925" w:type="dxa"/>
+            <w:vAlign w:val="center"/>
+          </w:tcPr>
+          <w:p>
+            <w:pPr>
+              <w:spacing w:line="336" w:lineRule="auto"/>
+              <w:jc w:val="center"/>
+              <w:rPr>
+                <w:rFonts w:hint="default" w:ascii="Times New Roman" w:hAnsi="Times New Roman" w:cs="Times New Roman"/>
+                <w:sz w:val="28"/>
+                <w:szCs w:val="28"/>
+              </w:rPr>
+            </w:pPr>
+            <w:r>
+              <w:rPr>
+                <w:rStyle w:val="10"/>
+                <w:rFonts w:hint="default" w:ascii="Times New Roman" w:hAnsi="Times New Roman" w:cs="Times New Roman" w:eastAsiaTheme="majorEastAsia"/>
+                <w:sz w:val="28"/>
+                <w:szCs w:val="28"/>
+              </w:rPr>
+              <w:t>Tên Use Case</w:t>
+            </w:r>
+          </w:p>
+        </w:tc>
+        <w:tc>
+          <w:tcPr>
+            <w:tcW w:w="6430" w:type="dxa"/>
+            <w:vAlign w:val="center"/>
+          </w:tcPr>
+          <w:p>
+            <w:pPr>
+              <w:spacing w:line="336" w:lineRule="auto"/>
+              <w:jc w:val="both"/>
+              <w:rPr>
+                <w:rFonts w:hint="default" w:ascii="Times New Roman" w:hAnsi="Times New Roman" w:cs="Times New Roman"/>
+                <w:sz w:val="28"/>
+                <w:szCs w:val="28"/>
+                <w:lang w:val="en-US"/>
+              </w:rPr>
+            </w:pPr>
+            <w:r>
+              <w:rPr>
+                <w:rFonts w:hint="default" w:ascii="Times New Roman" w:hAnsi="Times New Roman" w:cs="Times New Roman"/>
+                <w:sz w:val="28"/>
+                <w:szCs w:val="28"/>
+                <w:lang w:val="en-US"/>
+              </w:rPr>
+              <w:t>Xem thông tin chi tiết một phòng</w:t>
+            </w:r>
+          </w:p>
+        </w:tc>
+      </w:tr>
+      <w:tr>
+        <w:tblPrEx>
+          <w:tblBorders>
+            <w:top w:val="single" w:color="auto" w:sz="4" w:space="0"/>
+            <w:left w:val="single" w:color="auto" w:sz="4" w:space="0"/>
+            <w:bottom w:val="single" w:color="auto" w:sz="4" w:space="0"/>
+            <w:right w:val="single" w:color="auto" w:sz="4" w:space="0"/>
+            <w:insideH w:val="single" w:color="auto" w:sz="4" w:space="0"/>
+            <w:insideV w:val="single" w:color="auto" w:sz="4" w:space="0"/>
+          </w:tblBorders>
+          <w:tblCellMar>
+            <w:top w:w="0" w:type="dxa"/>
+            <w:left w:w="108" w:type="dxa"/>
+            <w:bottom w:w="0" w:type="dxa"/>
+            <w:right w:w="108" w:type="dxa"/>
+          </w:tblCellMar>
+        </w:tblPrEx>
+        <w:trPr>
+          <w:jc w:val="center"/>
+        </w:trPr>
+        <w:tc>
+          <w:tcPr>
+            <w:tcW w:w="2925" w:type="dxa"/>
+            <w:vAlign w:val="center"/>
+          </w:tcPr>
+          <w:p>
+            <w:pPr>
+              <w:spacing w:line="336" w:lineRule="auto"/>
+              <w:jc w:val="center"/>
+              <w:rPr>
+                <w:rFonts w:hint="default" w:ascii="Times New Roman" w:hAnsi="Times New Roman" w:cs="Times New Roman"/>
+                <w:sz w:val="28"/>
+                <w:szCs w:val="28"/>
+              </w:rPr>
+            </w:pPr>
+            <w:r>
+              <w:rPr>
+                <w:rStyle w:val="10"/>
+                <w:rFonts w:hint="default" w:ascii="Times New Roman" w:hAnsi="Times New Roman" w:cs="Times New Roman" w:eastAsiaTheme="majorEastAsia"/>
+                <w:sz w:val="28"/>
+                <w:szCs w:val="28"/>
+              </w:rPr>
+              <w:t>Mô tả</w:t>
+            </w:r>
+          </w:p>
+        </w:tc>
+        <w:tc>
+          <w:tcPr>
+            <w:tcW w:w="6430" w:type="dxa"/>
+            <w:vAlign w:val="center"/>
+          </w:tcPr>
+          <w:p>
+            <w:pPr>
+              <w:pStyle w:val="9"/>
+              <w:spacing w:before="0" w:beforeAutospacing="0" w:after="0" w:afterAutospacing="0" w:line="336" w:lineRule="auto"/>
+              <w:jc w:val="both"/>
+              <w:rPr>
+                <w:rFonts w:hint="default" w:ascii="Times New Roman" w:hAnsi="Times New Roman" w:cs="Times New Roman"/>
+                <w:sz w:val="28"/>
+                <w:szCs w:val="28"/>
+                <w:lang w:val="en-US"/>
+              </w:rPr>
+            </w:pPr>
+            <w:r>
+              <w:rPr>
+                <w:rFonts w:hint="default" w:ascii="Times New Roman" w:hAnsi="Times New Roman" w:cs="Times New Roman"/>
+                <w:sz w:val="28"/>
+                <w:szCs w:val="28"/>
+                <w:lang w:val="en-US"/>
+              </w:rPr>
+              <w:t>Admin xem thông tin chi tiết của một phòng</w:t>
+            </w:r>
+          </w:p>
+        </w:tc>
+      </w:tr>
+      <w:tr>
+        <w:tblPrEx>
+          <w:tblBorders>
+            <w:top w:val="single" w:color="auto" w:sz="4" w:space="0"/>
+            <w:left w:val="single" w:color="auto" w:sz="4" w:space="0"/>
+            <w:bottom w:val="single" w:color="auto" w:sz="4" w:space="0"/>
+            <w:right w:val="single" w:color="auto" w:sz="4" w:space="0"/>
+            <w:insideH w:val="single" w:color="auto" w:sz="4" w:space="0"/>
+            <w:insideV w:val="single" w:color="auto" w:sz="4" w:space="0"/>
+          </w:tblBorders>
+          <w:tblCellMar>
+            <w:top w:w="0" w:type="dxa"/>
+            <w:left w:w="108" w:type="dxa"/>
+            <w:bottom w:w="0" w:type="dxa"/>
+            <w:right w:w="108" w:type="dxa"/>
+          </w:tblCellMar>
+        </w:tblPrEx>
+        <w:trPr>
+          <w:jc w:val="center"/>
+        </w:trPr>
+        <w:tc>
+          <w:tcPr>
+            <w:tcW w:w="2925" w:type="dxa"/>
+            <w:vAlign w:val="center"/>
+          </w:tcPr>
+          <w:p>
+            <w:pPr>
+              <w:spacing w:line="336" w:lineRule="auto"/>
+              <w:jc w:val="center"/>
+              <w:rPr>
+                <w:rFonts w:hint="default" w:ascii="Times New Roman" w:hAnsi="Times New Roman" w:cs="Times New Roman"/>
+                <w:sz w:val="28"/>
+                <w:szCs w:val="28"/>
+              </w:rPr>
+            </w:pPr>
+            <w:r>
+              <w:rPr>
+                <w:rStyle w:val="10"/>
+                <w:rFonts w:hint="default" w:ascii="Times New Roman" w:hAnsi="Times New Roman" w:cs="Times New Roman" w:eastAsiaTheme="majorEastAsia"/>
+                <w:sz w:val="28"/>
+                <w:szCs w:val="28"/>
+              </w:rPr>
+              <w:t>Tác nhân chính</w:t>
+            </w:r>
+          </w:p>
+        </w:tc>
+        <w:tc>
+          <w:tcPr>
+            <w:tcW w:w="6430" w:type="dxa"/>
+            <w:vAlign w:val="center"/>
+          </w:tcPr>
+          <w:p>
+            <w:pPr>
+              <w:spacing w:line="336" w:lineRule="auto"/>
+              <w:jc w:val="both"/>
+              <w:rPr>
+                <w:rFonts w:hint="default" w:ascii="Times New Roman" w:hAnsi="Times New Roman" w:cs="Times New Roman"/>
+                <w:sz w:val="28"/>
+                <w:szCs w:val="28"/>
+                <w:lang w:val="en-US"/>
+              </w:rPr>
+            </w:pPr>
+            <w:r>
+              <w:rPr>
+                <w:rFonts w:hint="default" w:ascii="Times New Roman" w:hAnsi="Times New Roman" w:cs="Times New Roman"/>
+                <w:sz w:val="28"/>
+                <w:szCs w:val="28"/>
+                <w:lang w:val="en-US"/>
+              </w:rPr>
+              <w:t>Admin</w:t>
+            </w:r>
+          </w:p>
+        </w:tc>
+      </w:tr>
+      <w:tr>
+        <w:tblPrEx>
+          <w:tblBorders>
+            <w:top w:val="single" w:color="auto" w:sz="4" w:space="0"/>
+            <w:left w:val="single" w:color="auto" w:sz="4" w:space="0"/>
+            <w:bottom w:val="single" w:color="auto" w:sz="4" w:space="0"/>
+            <w:right w:val="single" w:color="auto" w:sz="4" w:space="0"/>
+            <w:insideH w:val="single" w:color="auto" w:sz="4" w:space="0"/>
+            <w:insideV w:val="single" w:color="auto" w:sz="4" w:space="0"/>
+          </w:tblBorders>
+          <w:tblCellMar>
+            <w:top w:w="0" w:type="dxa"/>
+            <w:left w:w="108" w:type="dxa"/>
+            <w:bottom w:w="0" w:type="dxa"/>
+            <w:right w:w="108" w:type="dxa"/>
+          </w:tblCellMar>
+        </w:tblPrEx>
+        <w:trPr>
+          <w:jc w:val="center"/>
+        </w:trPr>
+        <w:tc>
+          <w:tcPr>
+            <w:tcW w:w="2925" w:type="dxa"/>
+            <w:vAlign w:val="center"/>
+          </w:tcPr>
+          <w:p>
+            <w:pPr>
+              <w:spacing w:line="336" w:lineRule="auto"/>
+              <w:jc w:val="center"/>
+              <w:rPr>
+                <w:rFonts w:hint="default" w:ascii="Times New Roman" w:hAnsi="Times New Roman" w:cs="Times New Roman"/>
+                <w:sz w:val="28"/>
+                <w:szCs w:val="28"/>
+              </w:rPr>
+            </w:pPr>
+            <w:r>
+              <w:rPr>
+                <w:rStyle w:val="10"/>
+                <w:rFonts w:hint="default" w:ascii="Times New Roman" w:hAnsi="Times New Roman" w:cs="Times New Roman" w:eastAsiaTheme="majorEastAsia"/>
+                <w:sz w:val="28"/>
+                <w:szCs w:val="28"/>
+              </w:rPr>
+              <w:t>Tiền điều kiện</w:t>
+            </w:r>
+          </w:p>
+        </w:tc>
+        <w:tc>
+          <w:tcPr>
+            <w:tcW w:w="6430" w:type="dxa"/>
+            <w:vAlign w:val="center"/>
+          </w:tcPr>
+          <w:p>
+            <w:pPr>
+              <w:spacing w:line="336" w:lineRule="auto"/>
+              <w:jc w:val="both"/>
+              <w:rPr>
+                <w:rFonts w:hint="default" w:ascii="Times New Roman" w:hAnsi="Times New Roman" w:cs="Times New Roman"/>
+                <w:sz w:val="28"/>
+                <w:szCs w:val="28"/>
+                <w:lang w:val="en-US"/>
+              </w:rPr>
+            </w:pPr>
+            <w:r>
+              <w:rPr>
+                <w:rFonts w:hint="default" w:ascii="Times New Roman" w:hAnsi="Times New Roman" w:cs="Times New Roman"/>
+                <w:sz w:val="28"/>
+                <w:szCs w:val="28"/>
+                <w:lang w:val="en-US"/>
+              </w:rPr>
+              <w:t>Admin đã đăng nhập thành công vào hệ thống và đang xem danh sách phòng</w:t>
+            </w:r>
+          </w:p>
+        </w:tc>
+      </w:tr>
+      <w:tr>
+        <w:tblPrEx>
+          <w:tblBorders>
+            <w:top w:val="single" w:color="auto" w:sz="4" w:space="0"/>
+            <w:left w:val="single" w:color="auto" w:sz="4" w:space="0"/>
+            <w:bottom w:val="single" w:color="auto" w:sz="4" w:space="0"/>
+            <w:right w:val="single" w:color="auto" w:sz="4" w:space="0"/>
+            <w:insideH w:val="single" w:color="auto" w:sz="4" w:space="0"/>
+            <w:insideV w:val="single" w:color="auto" w:sz="4" w:space="0"/>
+          </w:tblBorders>
+          <w:tblCellMar>
+            <w:top w:w="0" w:type="dxa"/>
+            <w:left w:w="108" w:type="dxa"/>
+            <w:bottom w:w="0" w:type="dxa"/>
+            <w:right w:w="108" w:type="dxa"/>
+          </w:tblCellMar>
+        </w:tblPrEx>
+        <w:trPr>
+          <w:jc w:val="center"/>
+        </w:trPr>
+        <w:tc>
+          <w:tcPr>
+            <w:tcW w:w="2925" w:type="dxa"/>
+            <w:vAlign w:val="center"/>
+          </w:tcPr>
+          <w:p>
+            <w:pPr>
+              <w:spacing w:line="336" w:lineRule="auto"/>
+              <w:jc w:val="center"/>
+              <w:rPr>
+                <w:rFonts w:hint="default" w:ascii="Times New Roman" w:hAnsi="Times New Roman" w:cs="Times New Roman"/>
+                <w:sz w:val="28"/>
+                <w:szCs w:val="28"/>
+              </w:rPr>
+            </w:pPr>
+            <w:r>
+              <w:rPr>
+                <w:rStyle w:val="10"/>
+                <w:rFonts w:hint="default" w:ascii="Times New Roman" w:hAnsi="Times New Roman" w:cs="Times New Roman" w:eastAsiaTheme="majorEastAsia"/>
+                <w:sz w:val="28"/>
+                <w:szCs w:val="28"/>
+              </w:rPr>
+              <w:t>Hậu điều kiện</w:t>
+            </w:r>
+          </w:p>
+        </w:tc>
+        <w:tc>
+          <w:tcPr>
+            <w:tcW w:w="6430" w:type="dxa"/>
+            <w:vAlign w:val="center"/>
+          </w:tcPr>
+          <w:p>
+            <w:pPr>
+              <w:pStyle w:val="9"/>
+              <w:spacing w:before="0" w:beforeAutospacing="0" w:after="0" w:afterAutospacing="0" w:line="336" w:lineRule="auto"/>
+              <w:jc w:val="both"/>
+              <w:rPr>
+                <w:rFonts w:hint="default" w:ascii="Times New Roman" w:hAnsi="Times New Roman" w:cs="Times New Roman"/>
+                <w:sz w:val="28"/>
+                <w:szCs w:val="28"/>
+                <w:lang w:val="en-US"/>
+              </w:rPr>
+            </w:pPr>
+            <w:r>
+              <w:rPr>
+                <w:rFonts w:hint="default" w:ascii="Times New Roman" w:hAnsi="Times New Roman" w:cs="Times New Roman"/>
+                <w:sz w:val="28"/>
+                <w:szCs w:val="28"/>
+                <w:lang w:val="en-US"/>
+              </w:rPr>
+              <w:t>Thông tin chi tiết của phòng cần xem được hiển thị lên màn hình</w:t>
+            </w:r>
+          </w:p>
+        </w:tc>
+      </w:tr>
+      <w:tr>
+        <w:tblPrEx>
+          <w:tblBorders>
+            <w:top w:val="single" w:color="auto" w:sz="4" w:space="0"/>
+            <w:left w:val="single" w:color="auto" w:sz="4" w:space="0"/>
+            <w:bottom w:val="single" w:color="auto" w:sz="4" w:space="0"/>
+            <w:right w:val="single" w:color="auto" w:sz="4" w:space="0"/>
+            <w:insideH w:val="single" w:color="auto" w:sz="4" w:space="0"/>
+            <w:insideV w:val="single" w:color="auto" w:sz="4" w:space="0"/>
+          </w:tblBorders>
+          <w:tblCellMar>
+            <w:top w:w="0" w:type="dxa"/>
+            <w:left w:w="108" w:type="dxa"/>
+            <w:bottom w:w="0" w:type="dxa"/>
+            <w:right w:w="108" w:type="dxa"/>
+          </w:tblCellMar>
+        </w:tblPrEx>
+        <w:trPr>
+          <w:jc w:val="center"/>
+        </w:trPr>
+        <w:tc>
+          <w:tcPr>
+            <w:tcW w:w="2925" w:type="dxa"/>
+            <w:vAlign w:val="center"/>
+          </w:tcPr>
+          <w:p>
+            <w:pPr>
+              <w:spacing w:line="336" w:lineRule="auto"/>
+              <w:jc w:val="center"/>
+              <w:rPr>
+                <w:rFonts w:hint="default" w:ascii="Times New Roman" w:hAnsi="Times New Roman" w:cs="Times New Roman"/>
+                <w:sz w:val="28"/>
+                <w:szCs w:val="28"/>
+              </w:rPr>
+            </w:pPr>
+            <w:r>
+              <w:rPr>
+                <w:rStyle w:val="10"/>
+                <w:rFonts w:hint="default" w:ascii="Times New Roman" w:hAnsi="Times New Roman" w:cs="Times New Roman" w:eastAsiaTheme="majorEastAsia"/>
+                <w:sz w:val="28"/>
+                <w:szCs w:val="28"/>
+              </w:rPr>
+              <w:t>Luồng chính</w:t>
+            </w:r>
+          </w:p>
+        </w:tc>
+        <w:tc>
+          <w:tcPr>
+            <w:tcW w:w="6430" w:type="dxa"/>
+            <w:vAlign w:val="center"/>
+          </w:tcPr>
+          <w:p>
+            <w:pPr>
+              <w:pStyle w:val="9"/>
+              <w:numPr>
+                <w:ilvl w:val="0"/>
+                <w:numId w:val="7"/>
+              </w:numPr>
+              <w:spacing w:before="0" w:beforeAutospacing="0" w:after="0" w:afterAutospacing="0" w:line="336" w:lineRule="auto"/>
+              <w:jc w:val="both"/>
+              <w:rPr>
+                <w:rFonts w:hint="default" w:ascii="Times New Roman" w:hAnsi="Times New Roman" w:cs="Times New Roman"/>
+                <w:sz w:val="28"/>
+                <w:szCs w:val="28"/>
+                <w:lang w:val="en-US"/>
+              </w:rPr>
+            </w:pPr>
+            <w:r>
+              <w:rPr>
+                <w:rFonts w:hint="default" w:ascii="Times New Roman" w:hAnsi="Times New Roman" w:cs="Times New Roman"/>
+                <w:sz w:val="28"/>
+                <w:szCs w:val="28"/>
+                <w:lang w:val="en-US"/>
+              </w:rPr>
+              <w:t>Admin chọn phòng cần xem thông tin chi tiết</w:t>
+            </w:r>
+          </w:p>
+          <w:p>
+            <w:pPr>
+              <w:pStyle w:val="9"/>
+              <w:numPr>
+                <w:ilvl w:val="0"/>
+                <w:numId w:val="7"/>
+              </w:numPr>
+              <w:spacing w:before="0" w:beforeAutospacing="0" w:after="0" w:afterAutospacing="0" w:line="336" w:lineRule="auto"/>
+              <w:jc w:val="both"/>
+              <w:rPr>
+                <w:rFonts w:hint="default" w:ascii="Times New Roman" w:hAnsi="Times New Roman" w:cs="Times New Roman"/>
+                <w:sz w:val="28"/>
+                <w:szCs w:val="28"/>
+                <w:lang w:val="en-US"/>
+              </w:rPr>
+            </w:pPr>
+            <w:r>
+              <w:rPr>
+                <w:rFonts w:hint="default" w:ascii="Times New Roman" w:hAnsi="Times New Roman" w:cs="Times New Roman"/>
+                <w:sz w:val="28"/>
+                <w:szCs w:val="28"/>
+                <w:lang w:val="en-US"/>
+              </w:rPr>
+              <w:t>Hệ thống hiển thị các thông tin chi tiết của phòng được chọn lên màn hình</w:t>
+            </w:r>
+          </w:p>
+        </w:tc>
+      </w:tr>
+      <w:tr>
+        <w:tblPrEx>
+          <w:tblBorders>
+            <w:top w:val="single" w:color="auto" w:sz="4" w:space="0"/>
+            <w:left w:val="single" w:color="auto" w:sz="4" w:space="0"/>
+            <w:bottom w:val="single" w:color="auto" w:sz="4" w:space="0"/>
+            <w:right w:val="single" w:color="auto" w:sz="4" w:space="0"/>
+            <w:insideH w:val="single" w:color="auto" w:sz="4" w:space="0"/>
+            <w:insideV w:val="single" w:color="auto" w:sz="4" w:space="0"/>
+          </w:tblBorders>
+          <w:tblCellMar>
+            <w:top w:w="0" w:type="dxa"/>
+            <w:left w:w="108" w:type="dxa"/>
+            <w:bottom w:w="0" w:type="dxa"/>
+            <w:right w:w="108" w:type="dxa"/>
+          </w:tblCellMar>
+        </w:tblPrEx>
+        <w:trPr>
+          <w:jc w:val="center"/>
+        </w:trPr>
+        <w:tc>
+          <w:tcPr>
+            <w:tcW w:w="2925" w:type="dxa"/>
+            <w:vAlign w:val="center"/>
+          </w:tcPr>
+          <w:p>
+            <w:pPr>
+              <w:spacing w:line="336" w:lineRule="auto"/>
+              <w:jc w:val="center"/>
+              <w:rPr>
+                <w:rFonts w:hint="default" w:ascii="Times New Roman" w:hAnsi="Times New Roman" w:cs="Times New Roman"/>
+                <w:sz w:val="28"/>
+                <w:szCs w:val="28"/>
+              </w:rPr>
+            </w:pPr>
+            <w:r>
+              <w:rPr>
+                <w:rStyle w:val="10"/>
+                <w:rFonts w:hint="default" w:ascii="Times New Roman" w:hAnsi="Times New Roman" w:cs="Times New Roman" w:eastAsiaTheme="majorEastAsia"/>
+                <w:sz w:val="28"/>
+                <w:szCs w:val="28"/>
+              </w:rPr>
+              <w:t>Luồng thay thế</w:t>
+            </w:r>
+          </w:p>
+        </w:tc>
+        <w:tc>
+          <w:tcPr>
+            <w:tcW w:w="6430" w:type="dxa"/>
+            <w:vAlign w:val="center"/>
+          </w:tcPr>
+          <w:p>
+            <w:pPr>
+              <w:spacing w:line="336" w:lineRule="auto"/>
+              <w:jc w:val="both"/>
+              <w:rPr>
+                <w:rFonts w:hint="default" w:ascii="Times New Roman" w:hAnsi="Times New Roman" w:cs="Times New Roman"/>
+                <w:sz w:val="28"/>
+                <w:szCs w:val="28"/>
+              </w:rPr>
+            </w:pPr>
+          </w:p>
+        </w:tc>
+      </w:tr>
+    </w:tbl>
+    <w:p>
+      <w:pPr>
+        <w:numPr>
+          <w:ilvl w:val="0"/>
           <w:numId w:val="0"/>
         </w:numPr>
         <w:ind w:leftChars="0"/>
@@ -2410,6 +4806,134 @@
 <file path=word/numbering.xml><?xml version="1.0" encoding="utf-8"?>
 <w:numbering xmlns:wpc="http://schemas.microsoft.com/office/word/2010/wordprocessingCanvas" xmlns:mc="http://schemas.openxmlformats.org/markup-compatibility/2006" xmlns:o="urn:schemas-microsoft-com:office:office" xmlns:r="http://schemas.openxmlformats.org/officeDocument/2006/relationships" xmlns:m="http://schemas.openxmlformats.org/officeDocument/2006/math" xmlns:v="urn:schemas-microsoft-com:vml" xmlns:wp14="http://schemas.microsoft.com/office/word/2010/wordprocessingDrawing" xmlns:wp="http://schemas.openxmlformats.org/drawingml/2006/wordprocessingDrawing" xmlns:w10="urn:schemas-microsoft-com:office:word" xmlns:w="http://schemas.openxmlformats.org/wordprocessingml/2006/main" xmlns:w14="http://schemas.microsoft.com/office/word/2010/wordml" xmlns:wpg="http://schemas.microsoft.com/office/word/2010/wordprocessingGroup" xmlns:wpi="http://schemas.microsoft.com/office/word/2010/wordprocessingInk" xmlns:wne="http://schemas.microsoft.com/office/word/2006/wordml" xmlns:wps="http://schemas.microsoft.com/office/word/2010/wordprocessingShape" xmlns:wpsCustomData="http://www.wps.cn/officeDocument/2013/wpsCustomData" mc:Ignorable="w14 wp14">
   <w:abstractNum w:abstractNumId="0">
+    <w:nsid w:val="A4CFE3E5"/>
+    <w:multiLevelType w:val="multilevel"/>
+    <w:tmpl w:val="A4CFE3E5"/>
+    <w:lvl w:ilvl="0" w:tentative="0">
+      <w:start w:val="1"/>
+      <w:numFmt w:val="decimal"/>
+      <w:suff w:val="space"/>
+      <w:lvlText w:val="%1."/>
+      <w:lvlJc w:val="left"/>
+    </w:lvl>
+    <w:lvl w:ilvl="1" w:tentative="0">
+      <w:start w:val="1"/>
+      <w:numFmt w:val="decimal"/>
+      <w:suff w:val="space"/>
+      <w:lvlText w:val="%1.%2"/>
+      <w:lvlJc w:val="left"/>
+      <w:pPr>
+        <w:ind w:left="0" w:leftChars="0" w:firstLine="0" w:firstLineChars="0"/>
+      </w:pPr>
+      <w:rPr>
+        <w:rFonts w:hint="default"/>
+      </w:rPr>
+    </w:lvl>
+    <w:lvl w:ilvl="2" w:tentative="0">
+      <w:start w:val="1"/>
+      <w:numFmt w:val="decimal"/>
+      <w:suff w:val="space"/>
+      <w:lvlText w:val="%1.%2.%3"/>
+      <w:lvlJc w:val="left"/>
+      <w:pPr>
+        <w:ind w:left="0" w:leftChars="0" w:firstLine="0" w:firstLineChars="0"/>
+      </w:pPr>
+      <w:rPr>
+        <w:rFonts w:hint="default"/>
+      </w:rPr>
+    </w:lvl>
+    <w:lvl w:ilvl="3" w:tentative="0">
+      <w:start w:val="1"/>
+      <w:numFmt w:val="decimal"/>
+      <w:suff w:val="space"/>
+      <w:lvlText w:val="%1.%2.%3.%4"/>
+      <w:lvlJc w:val="left"/>
+      <w:pPr>
+        <w:ind w:left="0" w:leftChars="0" w:firstLine="0" w:firstLineChars="0"/>
+      </w:pPr>
+      <w:rPr>
+        <w:rFonts w:hint="default"/>
+      </w:rPr>
+    </w:lvl>
+    <w:lvl w:ilvl="4" w:tentative="0">
+      <w:start w:val="1"/>
+      <w:numFmt w:val="decimal"/>
+      <w:suff w:val="space"/>
+      <w:lvlText w:val="%1.%2.%3.%4.%5"/>
+      <w:lvlJc w:val="left"/>
+      <w:pPr>
+        <w:ind w:left="0" w:leftChars="0" w:firstLine="0" w:firstLineChars="0"/>
+      </w:pPr>
+      <w:rPr>
+        <w:rFonts w:hint="default"/>
+      </w:rPr>
+    </w:lvl>
+    <w:lvl w:ilvl="5" w:tentative="0">
+      <w:start w:val="1"/>
+      <w:numFmt w:val="decimal"/>
+      <w:suff w:val="space"/>
+      <w:lvlText w:val="%1.%2.%3.%4.%5.%6"/>
+      <w:lvlJc w:val="left"/>
+      <w:pPr>
+        <w:ind w:left="0" w:leftChars="0" w:firstLine="0" w:firstLineChars="0"/>
+      </w:pPr>
+      <w:rPr>
+        <w:rFonts w:hint="default"/>
+      </w:rPr>
+    </w:lvl>
+    <w:lvl w:ilvl="6" w:tentative="0">
+      <w:start w:val="1"/>
+      <w:numFmt w:val="decimal"/>
+      <w:suff w:val="space"/>
+      <w:lvlText w:val="%1.%2.%3.%4.%5.%6.%7"/>
+      <w:lvlJc w:val="left"/>
+      <w:pPr>
+        <w:ind w:left="0" w:leftChars="0" w:firstLine="0" w:firstLineChars="0"/>
+      </w:pPr>
+      <w:rPr>
+        <w:rFonts w:hint="default"/>
+      </w:rPr>
+    </w:lvl>
+    <w:lvl w:ilvl="7" w:tentative="0">
+      <w:start w:val="1"/>
+      <w:numFmt w:val="decimal"/>
+      <w:suff w:val="space"/>
+      <w:lvlText w:val="%1.%2.%3.%4.%5.%6.%7.%8"/>
+      <w:lvlJc w:val="left"/>
+      <w:pPr>
+        <w:ind w:left="0" w:leftChars="0" w:firstLine="0" w:firstLineChars="0"/>
+      </w:pPr>
+      <w:rPr>
+        <w:rFonts w:hint="default"/>
+      </w:rPr>
+    </w:lvl>
+    <w:lvl w:ilvl="8" w:tentative="0">
+      <w:start w:val="1"/>
+      <w:numFmt w:val="decimal"/>
+      <w:suff w:val="space"/>
+      <w:lvlText w:val="%1.%2.%3.%4.%5.%6.%7.%8.%9"/>
+      <w:lvlJc w:val="left"/>
+      <w:pPr>
+        <w:ind w:left="0" w:leftChars="0" w:firstLine="0" w:firstLineChars="0"/>
+      </w:pPr>
+      <w:rPr>
+        <w:rFonts w:hint="default"/>
+      </w:rPr>
+    </w:lvl>
+  </w:abstractNum>
+  <w:abstractNum w:abstractNumId="1">
+    <w:nsid w:val="CBB60CEF"/>
+    <w:multiLevelType w:val="singleLevel"/>
+    <w:tmpl w:val="CBB60CEF"/>
+    <w:lvl w:ilvl="0" w:tentative="0">
+      <w:start w:val="1"/>
+      <w:numFmt w:val="decimal"/>
+      <w:suff w:val="space"/>
+      <w:lvlText w:val="%1."/>
+      <w:lvlJc w:val="left"/>
+    </w:lvl>
+  </w:abstractNum>
+  <w:abstractNum w:abstractNumId="2">
     <w:nsid w:val="27E01A1C"/>
     <w:multiLevelType w:val="singleLevel"/>
     <w:tmpl w:val="27E01A1C"/>
@@ -2421,7 +4945,19 @@
       <w:lvlJc w:val="left"/>
     </w:lvl>
   </w:abstractNum>
-  <w:abstractNum w:abstractNumId="1">
+  <w:abstractNum w:abstractNumId="3">
+    <w:nsid w:val="4D46F8E1"/>
+    <w:multiLevelType w:val="singleLevel"/>
+    <w:tmpl w:val="4D46F8E1"/>
+    <w:lvl w:ilvl="0" w:tentative="0">
+      <w:start w:val="1"/>
+      <w:numFmt w:val="decimal"/>
+      <w:suff w:val="space"/>
+      <w:lvlText w:val="%1."/>
+      <w:lvlJc w:val="left"/>
+    </w:lvl>
+  </w:abstractNum>
+  <w:abstractNum w:abstractNumId="4">
     <w:nsid w:val="514BAAB2"/>
     <w:multiLevelType w:val="multilevel"/>
     <w:tmpl w:val="514BAAB2"/>
@@ -2537,7 +5073,7 @@
       </w:rPr>
     </w:lvl>
   </w:abstractNum>
-  <w:abstractNum w:abstractNumId="2">
+  <w:abstractNum w:abstractNumId="5">
     <w:nsid w:val="6E2FFDA1"/>
     <w:multiLevelType w:val="singleLevel"/>
     <w:tmpl w:val="6E2FFDA1"/>
@@ -2549,7 +5085,7 @@
       <w:lvlJc w:val="left"/>
     </w:lvl>
   </w:abstractNum>
-  <w:abstractNum w:abstractNumId="3">
+  <w:abstractNum w:abstractNumId="6">
     <w:nsid w:val="75EEB6ED"/>
     <w:multiLevelType w:val="singleLevel"/>
     <w:tmpl w:val="75EEB6ED"/>
@@ -2562,15 +5098,24 @@
     </w:lvl>
   </w:abstractNum>
   <w:num w:numId="1">
+    <w:abstractNumId w:val="4"/>
+  </w:num>
+  <w:num w:numId="2">
+    <w:abstractNumId w:val="5"/>
+  </w:num>
+  <w:num w:numId="3">
+    <w:abstractNumId w:val="2"/>
+  </w:num>
+  <w:num w:numId="4">
+    <w:abstractNumId w:val="6"/>
+  </w:num>
+  <w:num w:numId="5">
+    <w:abstractNumId w:val="0"/>
+  </w:num>
+  <w:num w:numId="6">
     <w:abstractNumId w:val="1"/>
   </w:num>
-  <w:num w:numId="2">
-    <w:abstractNumId w:val="2"/>
-  </w:num>
-  <w:num w:numId="3">
-    <w:abstractNumId w:val="0"/>
-  </w:num>
-  <w:num w:numId="4">
+  <w:num w:numId="7">
     <w:abstractNumId w:val="3"/>
   </w:num>
 </w:numbering>

--- a/srs.docx
+++ b/srs.docx
@@ -264,7 +264,7 @@
             </w:pPr>
             <w:r>
               <w:rPr>
-                <w:rStyle w:val="10"/>
+                <w:rStyle w:val="11"/>
                 <w:rFonts w:hint="default" w:ascii="Times New Roman" w:hAnsi="Times New Roman" w:cs="Times New Roman" w:eastAsiaTheme="majorEastAsia"/>
                 <w:sz w:val="28"/>
                 <w:szCs w:val="28"/>
@@ -292,7 +292,7 @@
             </w:pPr>
             <w:r>
               <w:rPr>
-                <w:rStyle w:val="10"/>
+                <w:rStyle w:val="11"/>
                 <w:rFonts w:hint="default" w:ascii="Times New Roman" w:hAnsi="Times New Roman" w:cs="Times New Roman" w:eastAsiaTheme="majorEastAsia"/>
                 <w:sz w:val="28"/>
                 <w:szCs w:val="28"/>
@@ -339,7 +339,7 @@
             </w:pPr>
             <w:r>
               <w:rPr>
-                <w:rStyle w:val="10"/>
+                <w:rStyle w:val="11"/>
                 <w:rFonts w:hint="default" w:ascii="Times New Roman" w:hAnsi="Times New Roman" w:cs="Times New Roman" w:eastAsiaTheme="majorEastAsia"/>
                 <w:sz w:val="28"/>
                 <w:szCs w:val="28"/>
@@ -413,7 +413,7 @@
             </w:pPr>
             <w:r>
               <w:rPr>
-                <w:rStyle w:val="10"/>
+                <w:rStyle w:val="11"/>
                 <w:rFonts w:hint="default" w:ascii="Times New Roman" w:hAnsi="Times New Roman" w:cs="Times New Roman" w:eastAsiaTheme="majorEastAsia"/>
                 <w:sz w:val="28"/>
                 <w:szCs w:val="28"/>
@@ -429,7 +429,7 @@
           </w:tcPr>
           <w:p>
             <w:pPr>
-              <w:pStyle w:val="9"/>
+              <w:pStyle w:val="10"/>
               <w:spacing w:before="0" w:beforeAutospacing="0" w:after="0" w:afterAutospacing="0" w:line="336" w:lineRule="auto"/>
               <w:jc w:val="both"/>
               <w:rPr>
@@ -488,7 +488,7 @@
             </w:pPr>
             <w:r>
               <w:rPr>
-                <w:rStyle w:val="10"/>
+                <w:rStyle w:val="11"/>
                 <w:rFonts w:hint="default" w:ascii="Times New Roman" w:hAnsi="Times New Roman" w:cs="Times New Roman" w:eastAsiaTheme="majorEastAsia"/>
                 <w:sz w:val="28"/>
                 <w:szCs w:val="28"/>
@@ -562,7 +562,7 @@
             </w:pPr>
             <w:r>
               <w:rPr>
-                <w:rStyle w:val="10"/>
+                <w:rStyle w:val="11"/>
                 <w:rFonts w:hint="default" w:ascii="Times New Roman" w:hAnsi="Times New Roman" w:cs="Times New Roman" w:eastAsiaTheme="majorEastAsia"/>
                 <w:sz w:val="28"/>
                 <w:szCs w:val="28"/>
@@ -626,7 +626,7 @@
             </w:pPr>
             <w:r>
               <w:rPr>
-                <w:rStyle w:val="10"/>
+                <w:rStyle w:val="11"/>
                 <w:rFonts w:hint="default" w:ascii="Times New Roman" w:hAnsi="Times New Roman" w:cs="Times New Roman" w:eastAsiaTheme="majorEastAsia"/>
                 <w:sz w:val="28"/>
                 <w:szCs w:val="28"/>
@@ -642,7 +642,7 @@
           </w:tcPr>
           <w:p>
             <w:pPr>
-              <w:pStyle w:val="9"/>
+              <w:pStyle w:val="10"/>
               <w:spacing w:before="0" w:beforeAutospacing="0" w:after="0" w:afterAutospacing="0" w:line="336" w:lineRule="auto"/>
               <w:jc w:val="both"/>
               <w:rPr>
@@ -701,7 +701,7 @@
             </w:pPr>
             <w:r>
               <w:rPr>
-                <w:rStyle w:val="10"/>
+                <w:rStyle w:val="11"/>
                 <w:rFonts w:hint="default" w:ascii="Times New Roman" w:hAnsi="Times New Roman" w:cs="Times New Roman" w:eastAsiaTheme="majorEastAsia"/>
                 <w:sz w:val="28"/>
                 <w:szCs w:val="28"/>
@@ -717,7 +717,7 @@
           </w:tcPr>
           <w:p>
             <w:pPr>
-              <w:pStyle w:val="9"/>
+              <w:pStyle w:val="10"/>
               <w:numPr>
                 <w:ilvl w:val="0"/>
                 <w:numId w:val="2"/>
@@ -743,7 +743,7 @@
           </w:p>
           <w:p>
             <w:pPr>
-              <w:pStyle w:val="9"/>
+              <w:pStyle w:val="10"/>
               <w:numPr>
                 <w:ilvl w:val="0"/>
                 <w:numId w:val="2"/>
@@ -769,7 +769,7 @@
           </w:p>
           <w:p>
             <w:pPr>
-              <w:pStyle w:val="9"/>
+              <w:pStyle w:val="10"/>
               <w:numPr>
                 <w:ilvl w:val="0"/>
                 <w:numId w:val="2"/>
@@ -795,7 +795,7 @@
           </w:p>
           <w:p>
             <w:pPr>
-              <w:pStyle w:val="9"/>
+              <w:pStyle w:val="10"/>
               <w:numPr>
                 <w:ilvl w:val="0"/>
                 <w:numId w:val="2"/>
@@ -821,7 +821,7 @@
           </w:p>
           <w:p>
             <w:pPr>
-              <w:pStyle w:val="9"/>
+              <w:pStyle w:val="10"/>
               <w:numPr>
                 <w:ilvl w:val="0"/>
                 <w:numId w:val="2"/>
@@ -847,7 +847,7 @@
           </w:p>
           <w:p>
             <w:pPr>
-              <w:pStyle w:val="9"/>
+              <w:pStyle w:val="10"/>
               <w:numPr>
                 <w:ilvl w:val="0"/>
                 <w:numId w:val="2"/>
@@ -910,7 +910,7 @@
             </w:pPr>
             <w:r>
               <w:rPr>
-                <w:rStyle w:val="10"/>
+                <w:rStyle w:val="11"/>
                 <w:rFonts w:hint="default" w:ascii="Times New Roman" w:hAnsi="Times New Roman" w:cs="Times New Roman" w:eastAsiaTheme="majorEastAsia"/>
                 <w:sz w:val="28"/>
                 <w:szCs w:val="28"/>
@@ -1084,7 +1084,7 @@
             </w:pPr>
             <w:r>
               <w:rPr>
-                <w:rStyle w:val="10"/>
+                <w:rStyle w:val="11"/>
                 <w:rFonts w:hint="default" w:ascii="Times New Roman" w:hAnsi="Times New Roman" w:cs="Times New Roman" w:eastAsiaTheme="majorEastAsia"/>
                 <w:sz w:val="28"/>
                 <w:szCs w:val="28"/>
@@ -1112,7 +1112,7 @@
             </w:pPr>
             <w:r>
               <w:rPr>
-                <w:rStyle w:val="10"/>
+                <w:rStyle w:val="11"/>
                 <w:rFonts w:hint="default" w:ascii="Times New Roman" w:hAnsi="Times New Roman" w:cs="Times New Roman" w:eastAsiaTheme="majorEastAsia"/>
                 <w:sz w:val="28"/>
                 <w:szCs w:val="28"/>
@@ -1159,7 +1159,7 @@
             </w:pPr>
             <w:r>
               <w:rPr>
-                <w:rStyle w:val="10"/>
+                <w:rStyle w:val="11"/>
                 <w:rFonts w:hint="default" w:ascii="Times New Roman" w:hAnsi="Times New Roman" w:cs="Times New Roman" w:eastAsiaTheme="majorEastAsia"/>
                 <w:sz w:val="28"/>
                 <w:szCs w:val="28"/>
@@ -1233,7 +1233,7 @@
             </w:pPr>
             <w:r>
               <w:rPr>
-                <w:rStyle w:val="10"/>
+                <w:rStyle w:val="11"/>
                 <w:rFonts w:hint="default" w:ascii="Times New Roman" w:hAnsi="Times New Roman" w:cs="Times New Roman" w:eastAsiaTheme="majorEastAsia"/>
                 <w:sz w:val="28"/>
                 <w:szCs w:val="28"/>
@@ -1249,7 +1249,7 @@
           </w:tcPr>
           <w:p>
             <w:pPr>
-              <w:pStyle w:val="9"/>
+              <w:pStyle w:val="10"/>
               <w:spacing w:before="0" w:beforeAutospacing="0" w:after="0" w:afterAutospacing="0" w:line="336" w:lineRule="auto"/>
               <w:jc w:val="both"/>
               <w:rPr>
@@ -1308,7 +1308,7 @@
             </w:pPr>
             <w:r>
               <w:rPr>
-                <w:rStyle w:val="10"/>
+                <w:rStyle w:val="11"/>
                 <w:rFonts w:hint="default" w:ascii="Times New Roman" w:hAnsi="Times New Roman" w:cs="Times New Roman" w:eastAsiaTheme="majorEastAsia"/>
                 <w:sz w:val="28"/>
                 <w:szCs w:val="28"/>
@@ -1382,7 +1382,7 @@
             </w:pPr>
             <w:r>
               <w:rPr>
-                <w:rStyle w:val="10"/>
+                <w:rStyle w:val="11"/>
                 <w:rFonts w:hint="default" w:ascii="Times New Roman" w:hAnsi="Times New Roman" w:cs="Times New Roman" w:eastAsiaTheme="majorEastAsia"/>
                 <w:sz w:val="28"/>
                 <w:szCs w:val="28"/>
@@ -1456,7 +1456,7 @@
             </w:pPr>
             <w:r>
               <w:rPr>
-                <w:rStyle w:val="10"/>
+                <w:rStyle w:val="11"/>
                 <w:rFonts w:hint="default" w:ascii="Times New Roman" w:hAnsi="Times New Roman" w:cs="Times New Roman" w:eastAsiaTheme="majorEastAsia"/>
                 <w:sz w:val="28"/>
                 <w:szCs w:val="28"/>
@@ -1472,7 +1472,7 @@
           </w:tcPr>
           <w:p>
             <w:pPr>
-              <w:pStyle w:val="9"/>
+              <w:pStyle w:val="10"/>
               <w:spacing w:before="0" w:beforeAutospacing="0" w:after="0" w:afterAutospacing="0" w:line="336" w:lineRule="auto"/>
               <w:jc w:val="both"/>
               <w:rPr>
@@ -1531,7 +1531,7 @@
             </w:pPr>
             <w:r>
               <w:rPr>
-                <w:rStyle w:val="10"/>
+                <w:rStyle w:val="11"/>
                 <w:rFonts w:hint="default" w:ascii="Times New Roman" w:hAnsi="Times New Roman" w:cs="Times New Roman" w:eastAsiaTheme="majorEastAsia"/>
                 <w:sz w:val="28"/>
                 <w:szCs w:val="28"/>
@@ -1547,7 +1547,7 @@
           </w:tcPr>
           <w:p>
             <w:pPr>
-              <w:pStyle w:val="9"/>
+              <w:pStyle w:val="10"/>
               <w:numPr>
                 <w:ilvl w:val="0"/>
                 <w:numId w:val="3"/>
@@ -1573,7 +1573,7 @@
           </w:p>
           <w:p>
             <w:pPr>
-              <w:pStyle w:val="9"/>
+              <w:pStyle w:val="10"/>
               <w:numPr>
                 <w:ilvl w:val="0"/>
                 <w:numId w:val="3"/>
@@ -1599,7 +1599,7 @@
           </w:p>
           <w:p>
             <w:pPr>
-              <w:pStyle w:val="9"/>
+              <w:pStyle w:val="10"/>
               <w:numPr>
                 <w:ilvl w:val="0"/>
                 <w:numId w:val="3"/>
@@ -1625,7 +1625,7 @@
           </w:p>
           <w:p>
             <w:pPr>
-              <w:pStyle w:val="9"/>
+              <w:pStyle w:val="10"/>
               <w:numPr>
                 <w:ilvl w:val="0"/>
                 <w:numId w:val="3"/>
@@ -1651,7 +1651,7 @@
           </w:p>
           <w:p>
             <w:pPr>
-              <w:pStyle w:val="9"/>
+              <w:pStyle w:val="10"/>
               <w:numPr>
                 <w:ilvl w:val="0"/>
                 <w:numId w:val="3"/>
@@ -1714,7 +1714,7 @@
             </w:pPr>
             <w:r>
               <w:rPr>
-                <w:rStyle w:val="10"/>
+                <w:rStyle w:val="11"/>
                 <w:rFonts w:hint="default" w:ascii="Times New Roman" w:hAnsi="Times New Roman" w:cs="Times New Roman" w:eastAsiaTheme="majorEastAsia"/>
                 <w:sz w:val="28"/>
                 <w:szCs w:val="28"/>
@@ -1846,7 +1846,7 @@
             </w:pPr>
             <w:r>
               <w:rPr>
-                <w:rStyle w:val="10"/>
+                <w:rStyle w:val="11"/>
                 <w:rFonts w:hint="default" w:ascii="Times New Roman" w:hAnsi="Times New Roman" w:cs="Times New Roman" w:eastAsiaTheme="majorEastAsia"/>
                 <w:sz w:val="28"/>
                 <w:szCs w:val="28"/>
@@ -1874,7 +1874,7 @@
             </w:pPr>
             <w:r>
               <w:rPr>
-                <w:rStyle w:val="10"/>
+                <w:rStyle w:val="11"/>
                 <w:rFonts w:hint="default" w:ascii="Times New Roman" w:hAnsi="Times New Roman" w:cs="Times New Roman" w:eastAsiaTheme="majorEastAsia"/>
                 <w:sz w:val="28"/>
                 <w:szCs w:val="28"/>
@@ -1921,7 +1921,7 @@
             </w:pPr>
             <w:r>
               <w:rPr>
-                <w:rStyle w:val="10"/>
+                <w:rStyle w:val="11"/>
                 <w:rFonts w:hint="default" w:ascii="Times New Roman" w:hAnsi="Times New Roman" w:cs="Times New Roman" w:eastAsiaTheme="majorEastAsia"/>
                 <w:sz w:val="28"/>
                 <w:szCs w:val="28"/>
@@ -1995,7 +1995,7 @@
             </w:pPr>
             <w:r>
               <w:rPr>
-                <w:rStyle w:val="10"/>
+                <w:rStyle w:val="11"/>
                 <w:rFonts w:hint="default" w:ascii="Times New Roman" w:hAnsi="Times New Roman" w:cs="Times New Roman" w:eastAsiaTheme="majorEastAsia"/>
                 <w:sz w:val="28"/>
                 <w:szCs w:val="28"/>
@@ -2011,7 +2011,7 @@
           </w:tcPr>
           <w:p>
             <w:pPr>
-              <w:pStyle w:val="9"/>
+              <w:pStyle w:val="10"/>
               <w:spacing w:before="0" w:beforeAutospacing="0" w:after="0" w:afterAutospacing="0" w:line="336" w:lineRule="auto"/>
               <w:jc w:val="both"/>
               <w:rPr>
@@ -2070,7 +2070,7 @@
             </w:pPr>
             <w:r>
               <w:rPr>
-                <w:rStyle w:val="10"/>
+                <w:rStyle w:val="11"/>
                 <w:rFonts w:hint="default" w:ascii="Times New Roman" w:hAnsi="Times New Roman" w:cs="Times New Roman" w:eastAsiaTheme="majorEastAsia"/>
                 <w:sz w:val="28"/>
                 <w:szCs w:val="28"/>
@@ -2144,7 +2144,7 @@
             </w:pPr>
             <w:r>
               <w:rPr>
-                <w:rStyle w:val="10"/>
+                <w:rStyle w:val="11"/>
                 <w:rFonts w:hint="default" w:ascii="Times New Roman" w:hAnsi="Times New Roman" w:cs="Times New Roman" w:eastAsiaTheme="majorEastAsia"/>
                 <w:sz w:val="28"/>
                 <w:szCs w:val="28"/>
@@ -2218,7 +2218,7 @@
             </w:pPr>
             <w:r>
               <w:rPr>
-                <w:rStyle w:val="10"/>
+                <w:rStyle w:val="11"/>
                 <w:rFonts w:hint="default" w:ascii="Times New Roman" w:hAnsi="Times New Roman" w:cs="Times New Roman" w:eastAsiaTheme="majorEastAsia"/>
                 <w:sz w:val="28"/>
                 <w:szCs w:val="28"/>
@@ -2234,7 +2234,7 @@
           </w:tcPr>
           <w:p>
             <w:pPr>
-              <w:pStyle w:val="9"/>
+              <w:pStyle w:val="10"/>
               <w:spacing w:before="0" w:beforeAutospacing="0" w:after="0" w:afterAutospacing="0" w:line="336" w:lineRule="auto"/>
               <w:jc w:val="both"/>
               <w:rPr>
@@ -2293,7 +2293,7 @@
             </w:pPr>
             <w:r>
               <w:rPr>
-                <w:rStyle w:val="10"/>
+                <w:rStyle w:val="11"/>
                 <w:rFonts w:hint="default" w:ascii="Times New Roman" w:hAnsi="Times New Roman" w:cs="Times New Roman" w:eastAsiaTheme="majorEastAsia"/>
                 <w:sz w:val="28"/>
                 <w:szCs w:val="28"/>
@@ -2309,7 +2309,7 @@
           </w:tcPr>
           <w:p>
             <w:pPr>
-              <w:pStyle w:val="9"/>
+              <w:pStyle w:val="10"/>
               <w:numPr>
                 <w:ilvl w:val="0"/>
                 <w:numId w:val="4"/>
@@ -2335,7 +2335,7 @@
           </w:p>
           <w:p>
             <w:pPr>
-              <w:pStyle w:val="9"/>
+              <w:pStyle w:val="10"/>
               <w:numPr>
                 <w:ilvl w:val="0"/>
                 <w:numId w:val="4"/>
@@ -2398,7 +2398,7 @@
             </w:pPr>
             <w:r>
               <w:rPr>
-                <w:rStyle w:val="10"/>
+                <w:rStyle w:val="11"/>
                 <w:rFonts w:hint="default" w:ascii="Times New Roman" w:hAnsi="Times New Roman" w:cs="Times New Roman" w:eastAsiaTheme="majorEastAsia"/>
                 <w:sz w:val="28"/>
                 <w:szCs w:val="28"/>
@@ -2520,7 +2520,7 @@
             </w:pPr>
             <w:r>
               <w:rPr>
-                <w:rStyle w:val="10"/>
+                <w:rStyle w:val="11"/>
                 <w:rFonts w:hint="default" w:ascii="Times New Roman" w:hAnsi="Times New Roman" w:cs="Times New Roman" w:eastAsiaTheme="majorEastAsia"/>
                 <w:sz w:val="28"/>
                 <w:szCs w:val="28"/>
@@ -2548,7 +2548,7 @@
             </w:pPr>
             <w:r>
               <w:rPr>
-                <w:rStyle w:val="10"/>
+                <w:rStyle w:val="11"/>
                 <w:rFonts w:hint="default" w:ascii="Times New Roman" w:hAnsi="Times New Roman" w:cs="Times New Roman" w:eastAsiaTheme="majorEastAsia"/>
                 <w:sz w:val="28"/>
                 <w:szCs w:val="28"/>
@@ -2595,7 +2595,7 @@
             </w:pPr>
             <w:r>
               <w:rPr>
-                <w:rStyle w:val="10"/>
+                <w:rStyle w:val="11"/>
                 <w:rFonts w:hint="default" w:ascii="Times New Roman" w:hAnsi="Times New Roman" w:cs="Times New Roman" w:eastAsiaTheme="majorEastAsia"/>
                 <w:sz w:val="28"/>
                 <w:szCs w:val="28"/>
@@ -2669,7 +2669,7 @@
             </w:pPr>
             <w:r>
               <w:rPr>
-                <w:rStyle w:val="10"/>
+                <w:rStyle w:val="11"/>
                 <w:rFonts w:hint="default" w:ascii="Times New Roman" w:hAnsi="Times New Roman" w:cs="Times New Roman" w:eastAsiaTheme="majorEastAsia"/>
                 <w:sz w:val="28"/>
                 <w:szCs w:val="28"/>
@@ -2685,7 +2685,7 @@
           </w:tcPr>
           <w:p>
             <w:pPr>
-              <w:pStyle w:val="9"/>
+              <w:pStyle w:val="10"/>
               <w:spacing w:before="0" w:beforeAutospacing="0" w:after="0" w:afterAutospacing="0" w:line="336" w:lineRule="auto"/>
               <w:jc w:val="both"/>
               <w:rPr>
@@ -2744,7 +2744,7 @@
             </w:pPr>
             <w:r>
               <w:rPr>
-                <w:rStyle w:val="10"/>
+                <w:rStyle w:val="11"/>
                 <w:rFonts w:hint="default" w:ascii="Times New Roman" w:hAnsi="Times New Roman" w:cs="Times New Roman" w:eastAsiaTheme="majorEastAsia"/>
                 <w:sz w:val="28"/>
                 <w:szCs w:val="28"/>
@@ -2818,7 +2818,7 @@
             </w:pPr>
             <w:r>
               <w:rPr>
-                <w:rStyle w:val="10"/>
+                <w:rStyle w:val="11"/>
                 <w:rFonts w:hint="default" w:ascii="Times New Roman" w:hAnsi="Times New Roman" w:cs="Times New Roman" w:eastAsiaTheme="majorEastAsia"/>
                 <w:sz w:val="28"/>
                 <w:szCs w:val="28"/>
@@ -2892,7 +2892,7 @@
             </w:pPr>
             <w:r>
               <w:rPr>
-                <w:rStyle w:val="10"/>
+                <w:rStyle w:val="11"/>
                 <w:rFonts w:hint="default" w:ascii="Times New Roman" w:hAnsi="Times New Roman" w:cs="Times New Roman" w:eastAsiaTheme="majorEastAsia"/>
                 <w:sz w:val="28"/>
                 <w:szCs w:val="28"/>
@@ -2908,7 +2908,7 @@
           </w:tcPr>
           <w:p>
             <w:pPr>
-              <w:pStyle w:val="9"/>
+              <w:pStyle w:val="10"/>
               <w:spacing w:before="0" w:beforeAutospacing="0" w:after="0" w:afterAutospacing="0" w:line="336" w:lineRule="auto"/>
               <w:jc w:val="both"/>
               <w:rPr>
@@ -2967,7 +2967,7 @@
             </w:pPr>
             <w:r>
               <w:rPr>
-                <w:rStyle w:val="10"/>
+                <w:rStyle w:val="11"/>
                 <w:rFonts w:hint="default" w:ascii="Times New Roman" w:hAnsi="Times New Roman" w:cs="Times New Roman" w:eastAsiaTheme="majorEastAsia"/>
                 <w:sz w:val="28"/>
                 <w:szCs w:val="28"/>
@@ -2983,7 +2983,7 @@
           </w:tcPr>
           <w:p>
             <w:pPr>
-              <w:pStyle w:val="9"/>
+              <w:pStyle w:val="10"/>
               <w:numPr>
                 <w:ilvl w:val="0"/>
                 <w:numId w:val="5"/>
@@ -3009,7 +3009,7 @@
           </w:p>
           <w:p>
             <w:pPr>
-              <w:pStyle w:val="9"/>
+              <w:pStyle w:val="10"/>
               <w:numPr>
                 <w:ilvl w:val="0"/>
                 <w:numId w:val="5"/>
@@ -3035,7 +3035,7 @@
           </w:p>
           <w:p>
             <w:pPr>
-              <w:pStyle w:val="9"/>
+              <w:pStyle w:val="10"/>
               <w:numPr>
                 <w:ilvl w:val="0"/>
                 <w:numId w:val="5"/>
@@ -3061,7 +3061,7 @@
           </w:p>
           <w:p>
             <w:pPr>
-              <w:pStyle w:val="9"/>
+              <w:pStyle w:val="10"/>
               <w:numPr>
                 <w:ilvl w:val="0"/>
                 <w:numId w:val="5"/>
@@ -3087,7 +3087,7 @@
           </w:p>
           <w:p>
             <w:pPr>
-              <w:pStyle w:val="9"/>
+              <w:pStyle w:val="10"/>
               <w:numPr>
                 <w:ilvl w:val="0"/>
                 <w:numId w:val="5"/>
@@ -3150,7 +3150,7 @@
             </w:pPr>
             <w:r>
               <w:rPr>
-                <w:rStyle w:val="10"/>
+                <w:rStyle w:val="11"/>
                 <w:rFonts w:hint="default" w:ascii="Times New Roman" w:hAnsi="Times New Roman" w:cs="Times New Roman" w:eastAsiaTheme="majorEastAsia"/>
                 <w:sz w:val="28"/>
                 <w:szCs w:val="28"/>
@@ -3282,7 +3282,7 @@
             </w:pPr>
             <w:r>
               <w:rPr>
-                <w:rStyle w:val="10"/>
+                <w:rStyle w:val="11"/>
                 <w:rFonts w:hint="default" w:ascii="Times New Roman" w:hAnsi="Times New Roman" w:cs="Times New Roman" w:eastAsiaTheme="majorEastAsia"/>
                 <w:sz w:val="28"/>
                 <w:szCs w:val="28"/>
@@ -3310,7 +3310,7 @@
             </w:pPr>
             <w:r>
               <w:rPr>
-                <w:rStyle w:val="10"/>
+                <w:rStyle w:val="11"/>
                 <w:rFonts w:hint="default" w:ascii="Times New Roman" w:hAnsi="Times New Roman" w:cs="Times New Roman" w:eastAsiaTheme="majorEastAsia"/>
                 <w:sz w:val="28"/>
                 <w:szCs w:val="28"/>
@@ -3357,7 +3357,7 @@
             </w:pPr>
             <w:r>
               <w:rPr>
-                <w:rStyle w:val="10"/>
+                <w:rStyle w:val="11"/>
                 <w:rFonts w:hint="default" w:ascii="Times New Roman" w:hAnsi="Times New Roman" w:cs="Times New Roman" w:eastAsiaTheme="majorEastAsia"/>
                 <w:sz w:val="28"/>
                 <w:szCs w:val="28"/>
@@ -3431,7 +3431,7 @@
             </w:pPr>
             <w:r>
               <w:rPr>
-                <w:rStyle w:val="10"/>
+                <w:rStyle w:val="11"/>
                 <w:rFonts w:hint="default" w:ascii="Times New Roman" w:hAnsi="Times New Roman" w:cs="Times New Roman" w:eastAsiaTheme="majorEastAsia"/>
                 <w:sz w:val="28"/>
                 <w:szCs w:val="28"/>
@@ -3447,7 +3447,7 @@
           </w:tcPr>
           <w:p>
             <w:pPr>
-              <w:pStyle w:val="9"/>
+              <w:pStyle w:val="10"/>
               <w:spacing w:before="0" w:beforeAutospacing="0" w:after="0" w:afterAutospacing="0" w:line="336" w:lineRule="auto"/>
               <w:jc w:val="both"/>
               <w:rPr>
@@ -3506,7 +3506,7 @@
             </w:pPr>
             <w:r>
               <w:rPr>
-                <w:rStyle w:val="10"/>
+                <w:rStyle w:val="11"/>
                 <w:rFonts w:hint="default" w:ascii="Times New Roman" w:hAnsi="Times New Roman" w:cs="Times New Roman" w:eastAsiaTheme="majorEastAsia"/>
                 <w:sz w:val="28"/>
                 <w:szCs w:val="28"/>
@@ -3580,7 +3580,7 @@
             </w:pPr>
             <w:r>
               <w:rPr>
-                <w:rStyle w:val="10"/>
+                <w:rStyle w:val="11"/>
                 <w:rFonts w:hint="default" w:ascii="Times New Roman" w:hAnsi="Times New Roman" w:cs="Times New Roman" w:eastAsiaTheme="majorEastAsia"/>
                 <w:sz w:val="28"/>
                 <w:szCs w:val="28"/>
@@ -3654,7 +3654,7 @@
             </w:pPr>
             <w:r>
               <w:rPr>
-                <w:rStyle w:val="10"/>
+                <w:rStyle w:val="11"/>
                 <w:rFonts w:hint="default" w:ascii="Times New Roman" w:hAnsi="Times New Roman" w:cs="Times New Roman" w:eastAsiaTheme="majorEastAsia"/>
                 <w:sz w:val="28"/>
                 <w:szCs w:val="28"/>
@@ -3670,7 +3670,7 @@
           </w:tcPr>
           <w:p>
             <w:pPr>
-              <w:pStyle w:val="9"/>
+              <w:pStyle w:val="10"/>
               <w:spacing w:before="0" w:beforeAutospacing="0" w:after="0" w:afterAutospacing="0" w:line="336" w:lineRule="auto"/>
               <w:jc w:val="both"/>
               <w:rPr>
@@ -3729,7 +3729,7 @@
             </w:pPr>
             <w:r>
               <w:rPr>
-                <w:rStyle w:val="10"/>
+                <w:rStyle w:val="11"/>
                 <w:rFonts w:hint="default" w:ascii="Times New Roman" w:hAnsi="Times New Roman" w:cs="Times New Roman" w:eastAsiaTheme="majorEastAsia"/>
                 <w:sz w:val="28"/>
                 <w:szCs w:val="28"/>
@@ -3745,7 +3745,7 @@
           </w:tcPr>
           <w:p>
             <w:pPr>
-              <w:pStyle w:val="9"/>
+              <w:pStyle w:val="10"/>
               <w:numPr>
                 <w:ilvl w:val="0"/>
                 <w:numId w:val="6"/>
@@ -3771,7 +3771,7 @@
           </w:p>
           <w:p>
             <w:pPr>
-              <w:pStyle w:val="9"/>
+              <w:pStyle w:val="10"/>
               <w:numPr>
                 <w:ilvl w:val="0"/>
                 <w:numId w:val="6"/>
@@ -3797,7 +3797,7 @@
           </w:p>
           <w:p>
             <w:pPr>
-              <w:pStyle w:val="9"/>
+              <w:pStyle w:val="10"/>
               <w:numPr>
                 <w:ilvl w:val="0"/>
                 <w:numId w:val="6"/>
@@ -3823,7 +3823,7 @@
           </w:p>
           <w:p>
             <w:pPr>
-              <w:pStyle w:val="9"/>
+              <w:pStyle w:val="10"/>
               <w:numPr>
                 <w:ilvl w:val="0"/>
                 <w:numId w:val="6"/>
@@ -3849,7 +3849,7 @@
           </w:p>
           <w:p>
             <w:pPr>
-              <w:pStyle w:val="9"/>
+              <w:pStyle w:val="10"/>
               <w:numPr>
                 <w:ilvl w:val="0"/>
                 <w:numId w:val="6"/>
@@ -3875,7 +3875,7 @@
           </w:p>
           <w:p>
             <w:pPr>
-              <w:pStyle w:val="9"/>
+              <w:pStyle w:val="10"/>
               <w:numPr>
                 <w:ilvl w:val="0"/>
                 <w:numId w:val="6"/>
@@ -3901,7 +3901,7 @@
           </w:p>
           <w:p>
             <w:pPr>
-              <w:pStyle w:val="9"/>
+              <w:pStyle w:val="10"/>
               <w:numPr>
                 <w:ilvl w:val="0"/>
                 <w:numId w:val="6"/>
@@ -3927,7 +3927,7 @@
           </w:p>
           <w:p>
             <w:pPr>
-              <w:pStyle w:val="9"/>
+              <w:pStyle w:val="10"/>
               <w:numPr>
                 <w:ilvl w:val="0"/>
                 <w:numId w:val="6"/>
@@ -3953,7 +3953,7 @@
           </w:p>
           <w:p>
             <w:pPr>
-              <w:pStyle w:val="9"/>
+              <w:pStyle w:val="10"/>
               <w:numPr>
                 <w:ilvl w:val="0"/>
                 <w:numId w:val="6"/>
@@ -4016,7 +4016,7 @@
             </w:pPr>
             <w:r>
               <w:rPr>
-                <w:rStyle w:val="10"/>
+                <w:rStyle w:val="11"/>
                 <w:rFonts w:hint="default" w:ascii="Times New Roman" w:hAnsi="Times New Roman" w:cs="Times New Roman" w:eastAsiaTheme="majorEastAsia"/>
                 <w:sz w:val="28"/>
                 <w:szCs w:val="28"/>
@@ -4079,6 +4079,7 @@
           <w:p>
             <w:pPr>
               <w:numPr>
+                <w:ilvl w:val="0"/>
                 <w:numId w:val="0"/>
               </w:numPr>
               <w:spacing w:line="336" w:lineRule="auto"/>
@@ -4198,7 +4199,7 @@
             </w:pPr>
             <w:r>
               <w:rPr>
-                <w:rStyle w:val="10"/>
+                <w:rStyle w:val="11"/>
                 <w:rFonts w:hint="default" w:ascii="Times New Roman" w:hAnsi="Times New Roman" w:cs="Times New Roman" w:eastAsiaTheme="majorEastAsia"/>
                 <w:sz w:val="28"/>
                 <w:szCs w:val="28"/>
@@ -4226,7 +4227,7 @@
             </w:pPr>
             <w:r>
               <w:rPr>
-                <w:rStyle w:val="10"/>
+                <w:rStyle w:val="11"/>
                 <w:rFonts w:hint="default" w:ascii="Times New Roman" w:hAnsi="Times New Roman" w:cs="Times New Roman" w:eastAsiaTheme="majorEastAsia"/>
                 <w:sz w:val="28"/>
                 <w:szCs w:val="28"/>
@@ -4273,7 +4274,7 @@
             </w:pPr>
             <w:r>
               <w:rPr>
-                <w:rStyle w:val="10"/>
+                <w:rStyle w:val="11"/>
                 <w:rFonts w:hint="default" w:ascii="Times New Roman" w:hAnsi="Times New Roman" w:cs="Times New Roman" w:eastAsiaTheme="majorEastAsia"/>
                 <w:sz w:val="28"/>
                 <w:szCs w:val="28"/>
@@ -4347,7 +4348,7 @@
             </w:pPr>
             <w:r>
               <w:rPr>
-                <w:rStyle w:val="10"/>
+                <w:rStyle w:val="11"/>
                 <w:rFonts w:hint="default" w:ascii="Times New Roman" w:hAnsi="Times New Roman" w:cs="Times New Roman" w:eastAsiaTheme="majorEastAsia"/>
                 <w:sz w:val="28"/>
                 <w:szCs w:val="28"/>
@@ -4363,7 +4364,7 @@
           </w:tcPr>
           <w:p>
             <w:pPr>
-              <w:pStyle w:val="9"/>
+              <w:pStyle w:val="10"/>
               <w:spacing w:before="0" w:beforeAutospacing="0" w:after="0" w:afterAutospacing="0" w:line="336" w:lineRule="auto"/>
               <w:jc w:val="both"/>
               <w:rPr>
@@ -4422,7 +4423,7 @@
             </w:pPr>
             <w:r>
               <w:rPr>
-                <w:rStyle w:val="10"/>
+                <w:rStyle w:val="11"/>
                 <w:rFonts w:hint="default" w:ascii="Times New Roman" w:hAnsi="Times New Roman" w:cs="Times New Roman" w:eastAsiaTheme="majorEastAsia"/>
                 <w:sz w:val="28"/>
                 <w:szCs w:val="28"/>
@@ -4496,7 +4497,7 @@
             </w:pPr>
             <w:r>
               <w:rPr>
-                <w:rStyle w:val="10"/>
+                <w:rStyle w:val="11"/>
                 <w:rFonts w:hint="default" w:ascii="Times New Roman" w:hAnsi="Times New Roman" w:cs="Times New Roman" w:eastAsiaTheme="majorEastAsia"/>
                 <w:sz w:val="28"/>
                 <w:szCs w:val="28"/>
@@ -4570,7 +4571,7 @@
             </w:pPr>
             <w:r>
               <w:rPr>
-                <w:rStyle w:val="10"/>
+                <w:rStyle w:val="11"/>
                 <w:rFonts w:hint="default" w:ascii="Times New Roman" w:hAnsi="Times New Roman" w:cs="Times New Roman" w:eastAsiaTheme="majorEastAsia"/>
                 <w:sz w:val="28"/>
                 <w:szCs w:val="28"/>
@@ -4586,7 +4587,7 @@
           </w:tcPr>
           <w:p>
             <w:pPr>
-              <w:pStyle w:val="9"/>
+              <w:pStyle w:val="10"/>
               <w:spacing w:before="0" w:beforeAutospacing="0" w:after="0" w:afterAutospacing="0" w:line="336" w:lineRule="auto"/>
               <w:jc w:val="both"/>
               <w:rPr>
@@ -4645,7 +4646,7 @@
             </w:pPr>
             <w:r>
               <w:rPr>
-                <w:rStyle w:val="10"/>
+                <w:rStyle w:val="11"/>
                 <w:rFonts w:hint="default" w:ascii="Times New Roman" w:hAnsi="Times New Roman" w:cs="Times New Roman" w:eastAsiaTheme="majorEastAsia"/>
                 <w:sz w:val="28"/>
                 <w:szCs w:val="28"/>
@@ -4661,7 +4662,7 @@
           </w:tcPr>
           <w:p>
             <w:pPr>
-              <w:pStyle w:val="9"/>
+              <w:pStyle w:val="10"/>
               <w:numPr>
                 <w:ilvl w:val="0"/>
                 <w:numId w:val="7"/>
@@ -4687,7 +4688,7 @@
           </w:p>
           <w:p>
             <w:pPr>
-              <w:pStyle w:val="9"/>
+              <w:pStyle w:val="10"/>
               <w:numPr>
                 <w:ilvl w:val="0"/>
                 <w:numId w:val="7"/>
@@ -4750,7 +4751,7 @@
             </w:pPr>
             <w:r>
               <w:rPr>
-                <w:rStyle w:val="10"/>
+                <w:rStyle w:val="11"/>
                 <w:rFonts w:hint="default" w:ascii="Times New Roman" w:hAnsi="Times New Roman" w:cs="Times New Roman" w:eastAsiaTheme="majorEastAsia"/>
                 <w:sz w:val="28"/>
                 <w:szCs w:val="28"/>
@@ -4790,8 +4791,3872 @@
           <w:lang w:val="en-US"/>
         </w:rPr>
       </w:pPr>
-      <w:bookmarkStart w:id="0" w:name="_GoBack"/>
-      <w:bookmarkEnd w:id="0"/>
+    </w:p>
+    <w:p>
+      <w:pPr>
+        <w:pStyle w:val="6"/>
+        <w:bidi w:val="0"/>
+        <w:rPr>
+          <w:rFonts w:hint="default"/>
+          <w:lang w:val="en-US"/>
+        </w:rPr>
+      </w:pPr>
+      <w:r>
+        <w:rPr>
+          <w:rFonts w:hint="default"/>
+          <w:lang w:val="en-US"/>
+        </w:rPr>
+        <w:t>2.2.1.7 Đặc tả usecase cập nhật thông tin phòng</w:t>
+      </w:r>
+    </w:p>
+    <w:tbl>
+      <w:tblPr>
+        <w:tblStyle w:val="8"/>
+        <w:tblW w:w="9355" w:type="dxa"/>
+        <w:jc w:val="center"/>
+        <w:tblBorders>
+          <w:top w:val="single" w:color="auto" w:sz="4" w:space="0"/>
+          <w:left w:val="single" w:color="auto" w:sz="4" w:space="0"/>
+          <w:bottom w:val="single" w:color="auto" w:sz="4" w:space="0"/>
+          <w:right w:val="single" w:color="auto" w:sz="4" w:space="0"/>
+          <w:insideH w:val="single" w:color="auto" w:sz="4" w:space="0"/>
+          <w:insideV w:val="single" w:color="auto" w:sz="4" w:space="0"/>
+        </w:tblBorders>
+        <w:tblLayout w:type="autofit"/>
+        <w:tblCellMar>
+          <w:top w:w="0" w:type="dxa"/>
+          <w:left w:w="108" w:type="dxa"/>
+          <w:bottom w:w="0" w:type="dxa"/>
+          <w:right w:w="108" w:type="dxa"/>
+        </w:tblCellMar>
+      </w:tblPr>
+      <w:tblGrid>
+        <w:gridCol w:w="2925"/>
+        <w:gridCol w:w="6430"/>
+      </w:tblGrid>
+      <w:tr>
+        <w:tblPrEx>
+          <w:tblBorders>
+            <w:top w:val="single" w:color="auto" w:sz="4" w:space="0"/>
+            <w:left w:val="single" w:color="auto" w:sz="4" w:space="0"/>
+            <w:bottom w:val="single" w:color="auto" w:sz="4" w:space="0"/>
+            <w:right w:val="single" w:color="auto" w:sz="4" w:space="0"/>
+            <w:insideH w:val="single" w:color="auto" w:sz="4" w:space="0"/>
+            <w:insideV w:val="single" w:color="auto" w:sz="4" w:space="0"/>
+          </w:tblBorders>
+          <w:tblCellMar>
+            <w:top w:w="0" w:type="dxa"/>
+            <w:left w:w="108" w:type="dxa"/>
+            <w:bottom w:w="0" w:type="dxa"/>
+            <w:right w:w="108" w:type="dxa"/>
+          </w:tblCellMar>
+        </w:tblPrEx>
+        <w:trPr>
+          <w:jc w:val="center"/>
+        </w:trPr>
+        <w:tc>
+          <w:tcPr>
+            <w:tcW w:w="2925" w:type="dxa"/>
+            <w:vAlign w:val="center"/>
+          </w:tcPr>
+          <w:p>
+            <w:pPr>
+              <w:spacing w:line="336" w:lineRule="auto"/>
+              <w:jc w:val="center"/>
+              <w:rPr>
+                <w:rFonts w:hint="default" w:ascii="Times New Roman" w:hAnsi="Times New Roman" w:cs="Times New Roman"/>
+                <w:b/>
+                <w:bCs/>
+                <w:sz w:val="28"/>
+                <w:szCs w:val="28"/>
+              </w:rPr>
+            </w:pPr>
+            <w:r>
+              <w:rPr>
+                <w:rStyle w:val="11"/>
+                <w:rFonts w:hint="default" w:ascii="Times New Roman" w:hAnsi="Times New Roman" w:cs="Times New Roman" w:eastAsiaTheme="majorEastAsia"/>
+                <w:sz w:val="28"/>
+                <w:szCs w:val="28"/>
+              </w:rPr>
+              <w:t>Thuộc tính</w:t>
+            </w:r>
+          </w:p>
+        </w:tc>
+        <w:tc>
+          <w:tcPr>
+            <w:tcW w:w="6430" w:type="dxa"/>
+            <w:vAlign w:val="center"/>
+          </w:tcPr>
+          <w:p>
+            <w:pPr>
+              <w:spacing w:line="336" w:lineRule="auto"/>
+              <w:jc w:val="center"/>
+              <w:rPr>
+                <w:rFonts w:hint="default" w:ascii="Times New Roman" w:hAnsi="Times New Roman" w:cs="Times New Roman"/>
+                <w:b/>
+                <w:bCs/>
+                <w:sz w:val="28"/>
+                <w:szCs w:val="28"/>
+              </w:rPr>
+            </w:pPr>
+            <w:r>
+              <w:rPr>
+                <w:rStyle w:val="11"/>
+                <w:rFonts w:hint="default" w:ascii="Times New Roman" w:hAnsi="Times New Roman" w:cs="Times New Roman" w:eastAsiaTheme="majorEastAsia"/>
+                <w:sz w:val="28"/>
+                <w:szCs w:val="28"/>
+              </w:rPr>
+              <w:t>Mô tả</w:t>
+            </w:r>
+          </w:p>
+        </w:tc>
+      </w:tr>
+      <w:tr>
+        <w:tblPrEx>
+          <w:tblBorders>
+            <w:top w:val="single" w:color="auto" w:sz="4" w:space="0"/>
+            <w:left w:val="single" w:color="auto" w:sz="4" w:space="0"/>
+            <w:bottom w:val="single" w:color="auto" w:sz="4" w:space="0"/>
+            <w:right w:val="single" w:color="auto" w:sz="4" w:space="0"/>
+            <w:insideH w:val="single" w:color="auto" w:sz="4" w:space="0"/>
+            <w:insideV w:val="single" w:color="auto" w:sz="4" w:space="0"/>
+          </w:tblBorders>
+          <w:tblCellMar>
+            <w:top w:w="0" w:type="dxa"/>
+            <w:left w:w="108" w:type="dxa"/>
+            <w:bottom w:w="0" w:type="dxa"/>
+            <w:right w:w="108" w:type="dxa"/>
+          </w:tblCellMar>
+        </w:tblPrEx>
+        <w:trPr>
+          <w:jc w:val="center"/>
+        </w:trPr>
+        <w:tc>
+          <w:tcPr>
+            <w:tcW w:w="2925" w:type="dxa"/>
+            <w:vAlign w:val="center"/>
+          </w:tcPr>
+          <w:p>
+            <w:pPr>
+              <w:spacing w:line="336" w:lineRule="auto"/>
+              <w:jc w:val="center"/>
+              <w:rPr>
+                <w:rFonts w:hint="default" w:ascii="Times New Roman" w:hAnsi="Times New Roman" w:cs="Times New Roman"/>
+                <w:sz w:val="28"/>
+                <w:szCs w:val="28"/>
+              </w:rPr>
+            </w:pPr>
+            <w:r>
+              <w:rPr>
+                <w:rStyle w:val="11"/>
+                <w:rFonts w:hint="default" w:ascii="Times New Roman" w:hAnsi="Times New Roman" w:cs="Times New Roman" w:eastAsiaTheme="majorEastAsia"/>
+                <w:sz w:val="28"/>
+                <w:szCs w:val="28"/>
+              </w:rPr>
+              <w:t>Tên Use Case</w:t>
+            </w:r>
+          </w:p>
+        </w:tc>
+        <w:tc>
+          <w:tcPr>
+            <w:tcW w:w="6430" w:type="dxa"/>
+            <w:vAlign w:val="center"/>
+          </w:tcPr>
+          <w:p>
+            <w:pPr>
+              <w:spacing w:line="336" w:lineRule="auto"/>
+              <w:jc w:val="both"/>
+              <w:rPr>
+                <w:rFonts w:hint="default" w:ascii="Times New Roman" w:hAnsi="Times New Roman" w:cs="Times New Roman"/>
+                <w:sz w:val="28"/>
+                <w:szCs w:val="28"/>
+                <w:lang w:val="en-US"/>
+              </w:rPr>
+            </w:pPr>
+            <w:r>
+              <w:rPr>
+                <w:rFonts w:hint="default" w:ascii="Times New Roman" w:hAnsi="Times New Roman" w:cs="Times New Roman"/>
+                <w:sz w:val="28"/>
+                <w:szCs w:val="28"/>
+                <w:lang w:val="en-US"/>
+              </w:rPr>
+              <w:t>Cập nhật thông tin phòng</w:t>
+            </w:r>
+          </w:p>
+        </w:tc>
+      </w:tr>
+      <w:tr>
+        <w:tblPrEx>
+          <w:tblBorders>
+            <w:top w:val="single" w:color="auto" w:sz="4" w:space="0"/>
+            <w:left w:val="single" w:color="auto" w:sz="4" w:space="0"/>
+            <w:bottom w:val="single" w:color="auto" w:sz="4" w:space="0"/>
+            <w:right w:val="single" w:color="auto" w:sz="4" w:space="0"/>
+            <w:insideH w:val="single" w:color="auto" w:sz="4" w:space="0"/>
+            <w:insideV w:val="single" w:color="auto" w:sz="4" w:space="0"/>
+          </w:tblBorders>
+          <w:tblCellMar>
+            <w:top w:w="0" w:type="dxa"/>
+            <w:left w:w="108" w:type="dxa"/>
+            <w:bottom w:w="0" w:type="dxa"/>
+            <w:right w:w="108" w:type="dxa"/>
+          </w:tblCellMar>
+        </w:tblPrEx>
+        <w:trPr>
+          <w:jc w:val="center"/>
+        </w:trPr>
+        <w:tc>
+          <w:tcPr>
+            <w:tcW w:w="2925" w:type="dxa"/>
+            <w:vAlign w:val="center"/>
+          </w:tcPr>
+          <w:p>
+            <w:pPr>
+              <w:spacing w:line="336" w:lineRule="auto"/>
+              <w:jc w:val="center"/>
+              <w:rPr>
+                <w:rFonts w:hint="default" w:ascii="Times New Roman" w:hAnsi="Times New Roman" w:cs="Times New Roman"/>
+                <w:sz w:val="28"/>
+                <w:szCs w:val="28"/>
+              </w:rPr>
+            </w:pPr>
+            <w:r>
+              <w:rPr>
+                <w:rStyle w:val="11"/>
+                <w:rFonts w:hint="default" w:ascii="Times New Roman" w:hAnsi="Times New Roman" w:cs="Times New Roman" w:eastAsiaTheme="majorEastAsia"/>
+                <w:sz w:val="28"/>
+                <w:szCs w:val="28"/>
+              </w:rPr>
+              <w:t>Mô tả</w:t>
+            </w:r>
+          </w:p>
+        </w:tc>
+        <w:tc>
+          <w:tcPr>
+            <w:tcW w:w="6430" w:type="dxa"/>
+            <w:vAlign w:val="center"/>
+          </w:tcPr>
+          <w:p>
+            <w:pPr>
+              <w:pStyle w:val="10"/>
+              <w:spacing w:before="0" w:beforeAutospacing="0" w:after="0" w:afterAutospacing="0" w:line="336" w:lineRule="auto"/>
+              <w:jc w:val="both"/>
+              <w:rPr>
+                <w:rFonts w:hint="default" w:ascii="Times New Roman" w:hAnsi="Times New Roman" w:cs="Times New Roman"/>
+                <w:sz w:val="28"/>
+                <w:szCs w:val="28"/>
+                <w:lang w:val="en-US"/>
+              </w:rPr>
+            </w:pPr>
+            <w:r>
+              <w:rPr>
+                <w:rFonts w:hint="default" w:ascii="Times New Roman" w:hAnsi="Times New Roman"/>
+                <w:sz w:val="28"/>
+                <w:szCs w:val="28"/>
+                <w:lang w:val="en-US"/>
+              </w:rPr>
+              <w:t>Cho phép Admin thay đổi các thông tin cơ bản của một phòng karaoke đã có trong hệ thống (như Số phòng, Sức chứa, Giá theo giờ, Trạng thái hoạt động, hoặc đổi Khu vực).</w:t>
+            </w:r>
+          </w:p>
+        </w:tc>
+      </w:tr>
+      <w:tr>
+        <w:tblPrEx>
+          <w:tblBorders>
+            <w:top w:val="single" w:color="auto" w:sz="4" w:space="0"/>
+            <w:left w:val="single" w:color="auto" w:sz="4" w:space="0"/>
+            <w:bottom w:val="single" w:color="auto" w:sz="4" w:space="0"/>
+            <w:right w:val="single" w:color="auto" w:sz="4" w:space="0"/>
+            <w:insideH w:val="single" w:color="auto" w:sz="4" w:space="0"/>
+            <w:insideV w:val="single" w:color="auto" w:sz="4" w:space="0"/>
+          </w:tblBorders>
+          <w:tblCellMar>
+            <w:top w:w="0" w:type="dxa"/>
+            <w:left w:w="108" w:type="dxa"/>
+            <w:bottom w:w="0" w:type="dxa"/>
+            <w:right w:w="108" w:type="dxa"/>
+          </w:tblCellMar>
+        </w:tblPrEx>
+        <w:trPr>
+          <w:jc w:val="center"/>
+        </w:trPr>
+        <w:tc>
+          <w:tcPr>
+            <w:tcW w:w="2925" w:type="dxa"/>
+            <w:vAlign w:val="center"/>
+          </w:tcPr>
+          <w:p>
+            <w:pPr>
+              <w:spacing w:line="336" w:lineRule="auto"/>
+              <w:jc w:val="center"/>
+              <w:rPr>
+                <w:rFonts w:hint="default" w:ascii="Times New Roman" w:hAnsi="Times New Roman" w:cs="Times New Roman"/>
+                <w:sz w:val="28"/>
+                <w:szCs w:val="28"/>
+              </w:rPr>
+            </w:pPr>
+            <w:r>
+              <w:rPr>
+                <w:rStyle w:val="11"/>
+                <w:rFonts w:hint="default" w:ascii="Times New Roman" w:hAnsi="Times New Roman" w:cs="Times New Roman" w:eastAsiaTheme="majorEastAsia"/>
+                <w:sz w:val="28"/>
+                <w:szCs w:val="28"/>
+              </w:rPr>
+              <w:t>Tác nhân chính</w:t>
+            </w:r>
+          </w:p>
+        </w:tc>
+        <w:tc>
+          <w:tcPr>
+            <w:tcW w:w="6430" w:type="dxa"/>
+            <w:vAlign w:val="center"/>
+          </w:tcPr>
+          <w:p>
+            <w:pPr>
+              <w:spacing w:line="336" w:lineRule="auto"/>
+              <w:jc w:val="both"/>
+              <w:rPr>
+                <w:rFonts w:hint="default" w:ascii="Times New Roman" w:hAnsi="Times New Roman" w:cs="Times New Roman"/>
+                <w:sz w:val="28"/>
+                <w:szCs w:val="28"/>
+                <w:lang w:val="en-US"/>
+              </w:rPr>
+            </w:pPr>
+            <w:r>
+              <w:rPr>
+                <w:rFonts w:hint="default" w:ascii="Times New Roman" w:hAnsi="Times New Roman" w:cs="Times New Roman"/>
+                <w:sz w:val="28"/>
+                <w:szCs w:val="28"/>
+                <w:lang w:val="en-US"/>
+              </w:rPr>
+              <w:t>Admin</w:t>
+            </w:r>
+          </w:p>
+        </w:tc>
+      </w:tr>
+      <w:tr>
+        <w:tblPrEx>
+          <w:tblBorders>
+            <w:top w:val="single" w:color="auto" w:sz="4" w:space="0"/>
+            <w:left w:val="single" w:color="auto" w:sz="4" w:space="0"/>
+            <w:bottom w:val="single" w:color="auto" w:sz="4" w:space="0"/>
+            <w:right w:val="single" w:color="auto" w:sz="4" w:space="0"/>
+            <w:insideH w:val="single" w:color="auto" w:sz="4" w:space="0"/>
+            <w:insideV w:val="single" w:color="auto" w:sz="4" w:space="0"/>
+          </w:tblBorders>
+          <w:tblCellMar>
+            <w:top w:w="0" w:type="dxa"/>
+            <w:left w:w="108" w:type="dxa"/>
+            <w:bottom w:w="0" w:type="dxa"/>
+            <w:right w:w="108" w:type="dxa"/>
+          </w:tblCellMar>
+        </w:tblPrEx>
+        <w:trPr>
+          <w:jc w:val="center"/>
+        </w:trPr>
+        <w:tc>
+          <w:tcPr>
+            <w:tcW w:w="2925" w:type="dxa"/>
+            <w:vAlign w:val="center"/>
+          </w:tcPr>
+          <w:p>
+            <w:pPr>
+              <w:spacing w:line="336" w:lineRule="auto"/>
+              <w:jc w:val="center"/>
+              <w:rPr>
+                <w:rFonts w:hint="default" w:ascii="Times New Roman" w:hAnsi="Times New Roman" w:cs="Times New Roman"/>
+                <w:sz w:val="28"/>
+                <w:szCs w:val="28"/>
+              </w:rPr>
+            </w:pPr>
+            <w:r>
+              <w:rPr>
+                <w:rStyle w:val="11"/>
+                <w:rFonts w:hint="default" w:ascii="Times New Roman" w:hAnsi="Times New Roman" w:cs="Times New Roman" w:eastAsiaTheme="majorEastAsia"/>
+                <w:sz w:val="28"/>
+                <w:szCs w:val="28"/>
+              </w:rPr>
+              <w:t>Tiền điều kiện</w:t>
+            </w:r>
+          </w:p>
+        </w:tc>
+        <w:tc>
+          <w:tcPr>
+            <w:tcW w:w="6430" w:type="dxa"/>
+            <w:vAlign w:val="center"/>
+          </w:tcPr>
+          <w:p>
+            <w:pPr>
+              <w:spacing w:line="336" w:lineRule="auto"/>
+              <w:jc w:val="both"/>
+              <w:rPr>
+                <w:rFonts w:hint="default" w:ascii="Times New Roman" w:hAnsi="Times New Roman" w:cs="Times New Roman"/>
+                <w:sz w:val="28"/>
+                <w:szCs w:val="28"/>
+                <w:lang w:val="en-US"/>
+              </w:rPr>
+            </w:pPr>
+            <w:r>
+              <w:rPr>
+                <w:rFonts w:hint="default" w:ascii="Times New Roman" w:hAnsi="Times New Roman" w:cs="Times New Roman"/>
+                <w:sz w:val="28"/>
+                <w:szCs w:val="28"/>
+                <w:lang w:val="en-US"/>
+              </w:rPr>
+              <w:t>Admin đã đăng nhập vào hệ thống và đang xem thông tin chi tiết của một phòng</w:t>
+            </w:r>
+          </w:p>
+        </w:tc>
+      </w:tr>
+      <w:tr>
+        <w:tblPrEx>
+          <w:tblBorders>
+            <w:top w:val="single" w:color="auto" w:sz="4" w:space="0"/>
+            <w:left w:val="single" w:color="auto" w:sz="4" w:space="0"/>
+            <w:bottom w:val="single" w:color="auto" w:sz="4" w:space="0"/>
+            <w:right w:val="single" w:color="auto" w:sz="4" w:space="0"/>
+            <w:insideH w:val="single" w:color="auto" w:sz="4" w:space="0"/>
+            <w:insideV w:val="single" w:color="auto" w:sz="4" w:space="0"/>
+          </w:tblBorders>
+          <w:tblCellMar>
+            <w:top w:w="0" w:type="dxa"/>
+            <w:left w:w="108" w:type="dxa"/>
+            <w:bottom w:w="0" w:type="dxa"/>
+            <w:right w:w="108" w:type="dxa"/>
+          </w:tblCellMar>
+        </w:tblPrEx>
+        <w:trPr>
+          <w:jc w:val="center"/>
+        </w:trPr>
+        <w:tc>
+          <w:tcPr>
+            <w:tcW w:w="2925" w:type="dxa"/>
+            <w:vAlign w:val="center"/>
+          </w:tcPr>
+          <w:p>
+            <w:pPr>
+              <w:spacing w:line="336" w:lineRule="auto"/>
+              <w:jc w:val="center"/>
+              <w:rPr>
+                <w:rFonts w:hint="default" w:ascii="Times New Roman" w:hAnsi="Times New Roman" w:cs="Times New Roman"/>
+                <w:sz w:val="28"/>
+                <w:szCs w:val="28"/>
+              </w:rPr>
+            </w:pPr>
+            <w:r>
+              <w:rPr>
+                <w:rStyle w:val="11"/>
+                <w:rFonts w:hint="default" w:ascii="Times New Roman" w:hAnsi="Times New Roman" w:cs="Times New Roman" w:eastAsiaTheme="majorEastAsia"/>
+                <w:sz w:val="28"/>
+                <w:szCs w:val="28"/>
+              </w:rPr>
+              <w:t>Hậu điều kiện</w:t>
+            </w:r>
+          </w:p>
+        </w:tc>
+        <w:tc>
+          <w:tcPr>
+            <w:tcW w:w="6430" w:type="dxa"/>
+            <w:vAlign w:val="center"/>
+          </w:tcPr>
+          <w:p>
+            <w:pPr>
+              <w:pStyle w:val="10"/>
+              <w:spacing w:before="0" w:beforeAutospacing="0" w:after="0" w:afterAutospacing="0" w:line="336" w:lineRule="auto"/>
+              <w:jc w:val="both"/>
+              <w:rPr>
+                <w:rFonts w:hint="default" w:ascii="Times New Roman" w:hAnsi="Times New Roman" w:cs="Times New Roman"/>
+                <w:sz w:val="28"/>
+                <w:szCs w:val="28"/>
+                <w:lang w:val="vi"/>
+              </w:rPr>
+            </w:pPr>
+            <w:r>
+              <w:rPr>
+                <w:rFonts w:hint="default" w:ascii="Times New Roman" w:hAnsi="Times New Roman"/>
+                <w:sz w:val="28"/>
+                <w:szCs w:val="28"/>
+                <w:lang w:val="vi"/>
+              </w:rPr>
+              <w:t>Thông tin mới của phòng được cập nhật thành công vào cơ sở dữ liệu. Hệ thống hiển thị thông báo thành công.</w:t>
+            </w:r>
+          </w:p>
+        </w:tc>
+      </w:tr>
+      <w:tr>
+        <w:tblPrEx>
+          <w:tblBorders>
+            <w:top w:val="single" w:color="auto" w:sz="4" w:space="0"/>
+            <w:left w:val="single" w:color="auto" w:sz="4" w:space="0"/>
+            <w:bottom w:val="single" w:color="auto" w:sz="4" w:space="0"/>
+            <w:right w:val="single" w:color="auto" w:sz="4" w:space="0"/>
+            <w:insideH w:val="single" w:color="auto" w:sz="4" w:space="0"/>
+            <w:insideV w:val="single" w:color="auto" w:sz="4" w:space="0"/>
+          </w:tblBorders>
+          <w:tblCellMar>
+            <w:top w:w="0" w:type="dxa"/>
+            <w:left w:w="108" w:type="dxa"/>
+            <w:bottom w:w="0" w:type="dxa"/>
+            <w:right w:w="108" w:type="dxa"/>
+          </w:tblCellMar>
+        </w:tblPrEx>
+        <w:trPr>
+          <w:jc w:val="center"/>
+        </w:trPr>
+        <w:tc>
+          <w:tcPr>
+            <w:tcW w:w="2925" w:type="dxa"/>
+            <w:vAlign w:val="center"/>
+          </w:tcPr>
+          <w:p>
+            <w:pPr>
+              <w:spacing w:line="336" w:lineRule="auto"/>
+              <w:jc w:val="center"/>
+              <w:rPr>
+                <w:rFonts w:hint="default" w:ascii="Times New Roman" w:hAnsi="Times New Roman" w:cs="Times New Roman"/>
+                <w:sz w:val="28"/>
+                <w:szCs w:val="28"/>
+              </w:rPr>
+            </w:pPr>
+            <w:r>
+              <w:rPr>
+                <w:rStyle w:val="11"/>
+                <w:rFonts w:hint="default" w:ascii="Times New Roman" w:hAnsi="Times New Roman" w:cs="Times New Roman" w:eastAsiaTheme="majorEastAsia"/>
+                <w:sz w:val="28"/>
+                <w:szCs w:val="28"/>
+              </w:rPr>
+              <w:t>Luồng chính</w:t>
+            </w:r>
+          </w:p>
+        </w:tc>
+        <w:tc>
+          <w:tcPr>
+            <w:tcW w:w="6430" w:type="dxa"/>
+            <w:vAlign w:val="center"/>
+          </w:tcPr>
+          <w:p>
+            <w:pPr>
+              <w:pStyle w:val="10"/>
+              <w:numPr>
+                <w:ilvl w:val="0"/>
+                <w:numId w:val="8"/>
+              </w:numPr>
+              <w:spacing w:before="0" w:beforeAutospacing="0" w:after="0" w:afterAutospacing="0" w:line="336" w:lineRule="auto"/>
+              <w:jc w:val="both"/>
+              <w:rPr>
+                <w:rFonts w:hint="default" w:ascii="Times New Roman" w:hAnsi="Times New Roman" w:cs="Times New Roman"/>
+                <w:sz w:val="28"/>
+                <w:szCs w:val="28"/>
+                <w:lang w:val="vi"/>
+              </w:rPr>
+            </w:pPr>
+            <w:r>
+              <w:rPr>
+                <w:rFonts w:hint="default" w:ascii="Times New Roman" w:hAnsi="Times New Roman"/>
+                <w:sz w:val="28"/>
+                <w:szCs w:val="28"/>
+                <w:lang w:val="vi"/>
+              </w:rPr>
+              <w:t xml:space="preserve">Tại màn hình chi tiết phòng, Admin nhấp vào nút </w:t>
+            </w:r>
+            <w:r>
+              <w:rPr>
+                <w:rFonts w:hint="default" w:ascii="Times New Roman" w:hAnsi="Times New Roman"/>
+                <w:sz w:val="28"/>
+                <w:szCs w:val="28"/>
+                <w:lang w:val="en-US"/>
+              </w:rPr>
+              <w:t>[</w:t>
+            </w:r>
+            <w:r>
+              <w:rPr>
+                <w:rFonts w:hint="default" w:ascii="Times New Roman" w:hAnsi="Times New Roman"/>
+                <w:sz w:val="28"/>
+                <w:szCs w:val="28"/>
+                <w:lang w:val="vi"/>
+              </w:rPr>
+              <w:t>Chỉnh sửa</w:t>
+            </w:r>
+            <w:r>
+              <w:rPr>
+                <w:rFonts w:hint="default" w:ascii="Times New Roman" w:hAnsi="Times New Roman"/>
+                <w:sz w:val="28"/>
+                <w:szCs w:val="28"/>
+                <w:lang w:val="en-US"/>
+              </w:rPr>
+              <w:t>]</w:t>
+            </w:r>
+          </w:p>
+          <w:p>
+            <w:pPr>
+              <w:pStyle w:val="10"/>
+              <w:numPr>
+                <w:ilvl w:val="0"/>
+                <w:numId w:val="8"/>
+              </w:numPr>
+              <w:spacing w:before="0" w:beforeAutospacing="0" w:after="0" w:afterAutospacing="0" w:line="336" w:lineRule="auto"/>
+              <w:jc w:val="both"/>
+              <w:rPr>
+                <w:rFonts w:hint="default" w:ascii="Times New Roman" w:hAnsi="Times New Roman" w:cs="Times New Roman"/>
+                <w:sz w:val="28"/>
+                <w:szCs w:val="28"/>
+                <w:lang w:val="vi"/>
+              </w:rPr>
+            </w:pPr>
+            <w:r>
+              <w:rPr>
+                <w:rFonts w:hint="default" w:ascii="Times New Roman" w:hAnsi="Times New Roman"/>
+                <w:sz w:val="28"/>
+                <w:szCs w:val="28"/>
+                <w:lang w:val="en-US"/>
+              </w:rPr>
+              <w:t>Hệ thống hiển thị một biểu mẫu (form) chứa các thông tin hiện tại của phòng đó</w:t>
+            </w:r>
+          </w:p>
+          <w:p>
+            <w:pPr>
+              <w:pStyle w:val="10"/>
+              <w:numPr>
+                <w:ilvl w:val="0"/>
+                <w:numId w:val="8"/>
+              </w:numPr>
+              <w:spacing w:before="0" w:beforeAutospacing="0" w:after="0" w:afterAutospacing="0" w:line="336" w:lineRule="auto"/>
+              <w:jc w:val="both"/>
+              <w:rPr>
+                <w:rFonts w:hint="default" w:ascii="Times New Roman" w:hAnsi="Times New Roman" w:cs="Times New Roman"/>
+                <w:sz w:val="28"/>
+                <w:szCs w:val="28"/>
+                <w:lang w:val="vi"/>
+              </w:rPr>
+            </w:pPr>
+            <w:r>
+              <w:rPr>
+                <w:rFonts w:hint="default" w:ascii="Times New Roman" w:hAnsi="Times New Roman"/>
+                <w:sz w:val="28"/>
+                <w:szCs w:val="28"/>
+                <w:lang w:val="en-US"/>
+              </w:rPr>
+              <w:t>Admin tiến hành chỉnh sửa các thông tin cần thiết</w:t>
+            </w:r>
+          </w:p>
+          <w:p>
+            <w:pPr>
+              <w:pStyle w:val="10"/>
+              <w:numPr>
+                <w:ilvl w:val="0"/>
+                <w:numId w:val="8"/>
+              </w:numPr>
+              <w:spacing w:before="0" w:beforeAutospacing="0" w:after="0" w:afterAutospacing="0" w:line="336" w:lineRule="auto"/>
+              <w:jc w:val="both"/>
+              <w:rPr>
+                <w:rFonts w:hint="default" w:ascii="Times New Roman" w:hAnsi="Times New Roman" w:cs="Times New Roman"/>
+                <w:sz w:val="28"/>
+                <w:szCs w:val="28"/>
+                <w:lang w:val="vi"/>
+              </w:rPr>
+            </w:pPr>
+            <w:r>
+              <w:rPr>
+                <w:rFonts w:hint="default" w:ascii="Times New Roman" w:hAnsi="Times New Roman" w:cs="Times New Roman"/>
+                <w:sz w:val="28"/>
+                <w:szCs w:val="28"/>
+                <w:lang w:val="en-US"/>
+              </w:rPr>
+              <w:t>Admin nhấn nút [Lưu thay đổi]</w:t>
+            </w:r>
+          </w:p>
+          <w:p>
+            <w:pPr>
+              <w:pStyle w:val="10"/>
+              <w:widowControl/>
+              <w:numPr>
+                <w:ilvl w:val="0"/>
+                <w:numId w:val="8"/>
+              </w:numPr>
+              <w:autoSpaceDE/>
+              <w:autoSpaceDN/>
+              <w:spacing w:before="0" w:beforeAutospacing="0" w:after="0" w:afterAutospacing="0" w:line="336" w:lineRule="auto"/>
+              <w:ind w:left="0" w:leftChars="0" w:firstLine="0" w:firstLineChars="0"/>
+              <w:jc w:val="both"/>
+              <w:rPr>
+                <w:rFonts w:hint="default" w:ascii="Times New Roman" w:hAnsi="Times New Roman" w:cs="Times New Roman"/>
+                <w:sz w:val="28"/>
+                <w:szCs w:val="28"/>
+                <w:lang w:val="en-US"/>
+              </w:rPr>
+            </w:pPr>
+            <w:r>
+              <w:rPr>
+                <w:rFonts w:hint="default" w:ascii="Times New Roman" w:hAnsi="Times New Roman" w:cs="Times New Roman"/>
+                <w:sz w:val="28"/>
+                <w:szCs w:val="28"/>
+                <w:lang w:val="en-US"/>
+              </w:rPr>
+              <w:t>Hệ thống kiểm tra các trường dữ liệu bắt buộc có bị bỏ trống không.</w:t>
+            </w:r>
+          </w:p>
+          <w:p>
+            <w:pPr>
+              <w:pStyle w:val="10"/>
+              <w:widowControl/>
+              <w:numPr>
+                <w:ilvl w:val="0"/>
+                <w:numId w:val="8"/>
+              </w:numPr>
+              <w:autoSpaceDE/>
+              <w:autoSpaceDN/>
+              <w:spacing w:before="0" w:beforeAutospacing="0" w:after="0" w:afterAutospacing="0" w:line="336" w:lineRule="auto"/>
+              <w:ind w:left="0" w:leftChars="0" w:firstLine="0" w:firstLineChars="0"/>
+              <w:jc w:val="both"/>
+              <w:rPr>
+                <w:rFonts w:hint="default" w:ascii="Times New Roman" w:hAnsi="Times New Roman" w:cs="Times New Roman"/>
+                <w:sz w:val="28"/>
+                <w:szCs w:val="28"/>
+                <w:lang w:val="en-US"/>
+              </w:rPr>
+            </w:pPr>
+            <w:r>
+              <w:rPr>
+                <w:rFonts w:hint="default" w:ascii="Times New Roman" w:hAnsi="Times New Roman" w:cs="Times New Roman"/>
+                <w:sz w:val="28"/>
+                <w:szCs w:val="28"/>
+                <w:lang w:val="en-US"/>
+              </w:rPr>
+              <w:t>Hệ thống kiểm tra tính hợp lệ của dữ liệu</w:t>
+            </w:r>
+          </w:p>
+          <w:p>
+            <w:pPr>
+              <w:pStyle w:val="10"/>
+              <w:widowControl/>
+              <w:numPr>
+                <w:ilvl w:val="0"/>
+                <w:numId w:val="8"/>
+              </w:numPr>
+              <w:autoSpaceDE/>
+              <w:autoSpaceDN/>
+              <w:spacing w:before="0" w:beforeAutospacing="0" w:after="0" w:afterAutospacing="0" w:line="336" w:lineRule="auto"/>
+              <w:ind w:left="0" w:leftChars="0" w:firstLine="0" w:firstLineChars="0"/>
+              <w:jc w:val="both"/>
+              <w:rPr>
+                <w:rFonts w:hint="default" w:ascii="Times New Roman" w:hAnsi="Times New Roman" w:cs="Times New Roman"/>
+                <w:sz w:val="28"/>
+                <w:szCs w:val="28"/>
+                <w:lang w:val="en-US"/>
+              </w:rPr>
+            </w:pPr>
+            <w:r>
+              <w:rPr>
+                <w:rFonts w:hint="default" w:ascii="Times New Roman" w:hAnsi="Times New Roman" w:cs="Times New Roman"/>
+                <w:sz w:val="28"/>
+                <w:szCs w:val="28"/>
+                <w:lang w:val="en-US"/>
+              </w:rPr>
+              <w:t>Hệ thống kiểm tra số phòng mới có trùng với các phòng khác không và khu vực mới có tồn tại không. Nếu số phòng mới trùng với các phòng còn lại hoặc khu vực mới không tồn tại thì chuyển sang luồng thay thế 7.1</w:t>
+            </w:r>
+          </w:p>
+          <w:p>
+            <w:pPr>
+              <w:pStyle w:val="10"/>
+              <w:widowControl/>
+              <w:numPr>
+                <w:ilvl w:val="0"/>
+                <w:numId w:val="8"/>
+              </w:numPr>
+              <w:autoSpaceDE/>
+              <w:autoSpaceDN/>
+              <w:spacing w:before="0" w:beforeAutospacing="0" w:after="0" w:afterAutospacing="0" w:line="336" w:lineRule="auto"/>
+              <w:ind w:left="0" w:leftChars="0" w:firstLine="0" w:firstLineChars="0"/>
+              <w:jc w:val="both"/>
+              <w:rPr>
+                <w:rFonts w:hint="default" w:ascii="Times New Roman" w:hAnsi="Times New Roman" w:cs="Times New Roman"/>
+                <w:sz w:val="28"/>
+                <w:szCs w:val="28"/>
+                <w:lang w:val="en-US"/>
+              </w:rPr>
+            </w:pPr>
+            <w:r>
+              <w:rPr>
+                <w:rFonts w:hint="default" w:ascii="Times New Roman" w:hAnsi="Times New Roman" w:cs="Times New Roman"/>
+                <w:sz w:val="28"/>
+                <w:szCs w:val="28"/>
+                <w:lang w:val="en-US"/>
+              </w:rPr>
+              <w:t>Hệ thống tiến hành cập nhật thông tin mới của phòng vào database</w:t>
+            </w:r>
+          </w:p>
+          <w:p>
+            <w:pPr>
+              <w:pStyle w:val="10"/>
+              <w:widowControl/>
+              <w:numPr>
+                <w:ilvl w:val="0"/>
+                <w:numId w:val="8"/>
+              </w:numPr>
+              <w:autoSpaceDE/>
+              <w:autoSpaceDN/>
+              <w:spacing w:before="0" w:beforeAutospacing="0" w:after="0" w:afterAutospacing="0" w:line="336" w:lineRule="auto"/>
+              <w:ind w:left="0" w:leftChars="0" w:firstLine="0" w:firstLineChars="0"/>
+              <w:jc w:val="both"/>
+              <w:rPr>
+                <w:rFonts w:hint="default" w:ascii="Times New Roman" w:hAnsi="Times New Roman" w:cs="Times New Roman"/>
+                <w:sz w:val="28"/>
+                <w:szCs w:val="28"/>
+                <w:lang w:val="en-US"/>
+              </w:rPr>
+            </w:pPr>
+            <w:r>
+              <w:rPr>
+                <w:rFonts w:hint="default" w:ascii="Times New Roman" w:hAnsi="Times New Roman" w:cs="Times New Roman"/>
+                <w:sz w:val="28"/>
+                <w:szCs w:val="28"/>
+                <w:lang w:val="en-US"/>
+              </w:rPr>
+              <w:t>Hệ thống thông báo cập nhật thành công đến Admin</w:t>
+            </w:r>
+          </w:p>
+        </w:tc>
+      </w:tr>
+      <w:tr>
+        <w:tblPrEx>
+          <w:tblBorders>
+            <w:top w:val="single" w:color="auto" w:sz="4" w:space="0"/>
+            <w:left w:val="single" w:color="auto" w:sz="4" w:space="0"/>
+            <w:bottom w:val="single" w:color="auto" w:sz="4" w:space="0"/>
+            <w:right w:val="single" w:color="auto" w:sz="4" w:space="0"/>
+            <w:insideH w:val="single" w:color="auto" w:sz="4" w:space="0"/>
+            <w:insideV w:val="single" w:color="auto" w:sz="4" w:space="0"/>
+          </w:tblBorders>
+          <w:tblCellMar>
+            <w:top w:w="0" w:type="dxa"/>
+            <w:left w:w="108" w:type="dxa"/>
+            <w:bottom w:w="0" w:type="dxa"/>
+            <w:right w:w="108" w:type="dxa"/>
+          </w:tblCellMar>
+        </w:tblPrEx>
+        <w:trPr>
+          <w:jc w:val="center"/>
+        </w:trPr>
+        <w:tc>
+          <w:tcPr>
+            <w:tcW w:w="2925" w:type="dxa"/>
+            <w:vAlign w:val="center"/>
+          </w:tcPr>
+          <w:p>
+            <w:pPr>
+              <w:spacing w:line="336" w:lineRule="auto"/>
+              <w:jc w:val="center"/>
+              <w:rPr>
+                <w:rFonts w:hint="default" w:ascii="Times New Roman" w:hAnsi="Times New Roman" w:cs="Times New Roman"/>
+                <w:sz w:val="28"/>
+                <w:szCs w:val="28"/>
+              </w:rPr>
+            </w:pPr>
+            <w:r>
+              <w:rPr>
+                <w:rStyle w:val="11"/>
+                <w:rFonts w:hint="default" w:ascii="Times New Roman" w:hAnsi="Times New Roman" w:cs="Times New Roman" w:eastAsiaTheme="majorEastAsia"/>
+                <w:sz w:val="28"/>
+                <w:szCs w:val="28"/>
+              </w:rPr>
+              <w:t>Luồng thay thế</w:t>
+            </w:r>
+          </w:p>
+        </w:tc>
+        <w:tc>
+          <w:tcPr>
+            <w:tcW w:w="6430" w:type="dxa"/>
+            <w:vAlign w:val="center"/>
+          </w:tcPr>
+          <w:p>
+            <w:pPr>
+              <w:spacing w:line="336" w:lineRule="auto"/>
+              <w:jc w:val="both"/>
+              <w:rPr>
+                <w:rFonts w:hint="default" w:ascii="Times New Roman" w:hAnsi="Times New Roman" w:cs="Times New Roman"/>
+                <w:sz w:val="28"/>
+                <w:szCs w:val="28"/>
+                <w:lang w:val="en-US"/>
+              </w:rPr>
+            </w:pPr>
+            <w:r>
+              <w:rPr>
+                <w:rFonts w:hint="default" w:ascii="Times New Roman" w:hAnsi="Times New Roman" w:cs="Times New Roman"/>
+                <w:sz w:val="28"/>
+                <w:szCs w:val="28"/>
+                <w:lang w:val="en-US"/>
+              </w:rPr>
+              <w:t>3.1 Admin nhấn nut [Hủy bỏ] thì hệ thống hủy các thay đổi trên màn hình và quay lại màn hình chi tiết phòng</w:t>
+            </w:r>
+          </w:p>
+          <w:p>
+            <w:pPr>
+              <w:spacing w:line="336" w:lineRule="auto"/>
+              <w:jc w:val="both"/>
+              <w:rPr>
+                <w:rFonts w:hint="default" w:ascii="Times New Roman" w:hAnsi="Times New Roman" w:cs="Times New Roman"/>
+                <w:sz w:val="28"/>
+                <w:szCs w:val="28"/>
+                <w:lang w:val="en-US"/>
+              </w:rPr>
+            </w:pPr>
+            <w:r>
+              <w:rPr>
+                <w:rFonts w:hint="default" w:ascii="Times New Roman" w:hAnsi="Times New Roman" w:cs="Times New Roman"/>
+                <w:sz w:val="28"/>
+                <w:szCs w:val="28"/>
+                <w:lang w:val="en-US"/>
+              </w:rPr>
+              <w:t>5.1 Nếu các trường bắt buộc bị bỏ trống thì hệ thống thống báo lỗi không nhập đầy đủ thông tin đến Admin</w:t>
+            </w:r>
+          </w:p>
+          <w:p>
+            <w:pPr>
+              <w:spacing w:line="336" w:lineRule="auto"/>
+              <w:jc w:val="both"/>
+              <w:rPr>
+                <w:rFonts w:hint="default" w:ascii="Times New Roman" w:hAnsi="Times New Roman"/>
+                <w:sz w:val="28"/>
+                <w:szCs w:val="28"/>
+                <w:lang w:val="en-US"/>
+              </w:rPr>
+            </w:pPr>
+            <w:r>
+              <w:rPr>
+                <w:rFonts w:hint="default" w:ascii="Times New Roman" w:hAnsi="Times New Roman" w:cs="Times New Roman"/>
+                <w:sz w:val="28"/>
+                <w:szCs w:val="28"/>
+                <w:lang w:val="en-US"/>
+              </w:rPr>
+              <w:t>6.1 Nếu dữ liệu không hợp lệ thì h</w:t>
+            </w:r>
+            <w:r>
+              <w:rPr>
+                <w:rFonts w:hint="default" w:ascii="Times New Roman" w:hAnsi="Times New Roman"/>
+                <w:sz w:val="28"/>
+                <w:szCs w:val="28"/>
+                <w:lang w:val="en-US"/>
+              </w:rPr>
+              <w:t>ệ thống hiển thị thông báo lỗi ngay trên biểu mẫu để Admin sửa lại.</w:t>
+            </w:r>
+          </w:p>
+          <w:p>
+            <w:pPr>
+              <w:spacing w:line="336" w:lineRule="auto"/>
+              <w:jc w:val="both"/>
+              <w:rPr>
+                <w:rFonts w:hint="default" w:ascii="Times New Roman" w:hAnsi="Times New Roman"/>
+                <w:sz w:val="28"/>
+                <w:szCs w:val="28"/>
+                <w:lang w:val="en-US"/>
+              </w:rPr>
+            </w:pPr>
+            <w:r>
+              <w:rPr>
+                <w:rFonts w:hint="default" w:ascii="Times New Roman" w:hAnsi="Times New Roman"/>
+                <w:sz w:val="28"/>
+                <w:szCs w:val="28"/>
+                <w:lang w:val="en-US"/>
+              </w:rPr>
+              <w:t>7.1 Hệ thống thông báo lỗi số phòng mới đã tồn tại hoặc khu vực không tồn tại đến Admin</w:t>
+            </w:r>
+          </w:p>
+        </w:tc>
+      </w:tr>
+    </w:tbl>
+    <w:p>
+      <w:pPr>
+        <w:numPr>
+          <w:ilvl w:val="0"/>
+          <w:numId w:val="0"/>
+        </w:numPr>
+        <w:ind w:leftChars="0"/>
+        <w:rPr>
+          <w:rFonts w:hint="default" w:ascii="Times New Roman" w:hAnsi="Times New Roman" w:cs="Times New Roman"/>
+          <w:lang w:val="en-US"/>
+        </w:rPr>
+      </w:pPr>
+    </w:p>
+    <w:p>
+      <w:pPr>
+        <w:pStyle w:val="6"/>
+        <w:bidi w:val="0"/>
+        <w:rPr>
+          <w:rFonts w:hint="default"/>
+          <w:lang w:val="en-US"/>
+        </w:rPr>
+      </w:pPr>
+      <w:r>
+        <w:rPr>
+          <w:rFonts w:hint="default"/>
+          <w:lang w:val="en-US"/>
+        </w:rPr>
+        <w:t>2.2.1.8 Đặc tả usecase mở phòng</w:t>
+      </w:r>
+    </w:p>
+    <w:tbl>
+      <w:tblPr>
+        <w:tblStyle w:val="8"/>
+        <w:tblW w:w="9355" w:type="dxa"/>
+        <w:jc w:val="center"/>
+        <w:tblBorders>
+          <w:top w:val="single" w:color="auto" w:sz="4" w:space="0"/>
+          <w:left w:val="single" w:color="auto" w:sz="4" w:space="0"/>
+          <w:bottom w:val="single" w:color="auto" w:sz="4" w:space="0"/>
+          <w:right w:val="single" w:color="auto" w:sz="4" w:space="0"/>
+          <w:insideH w:val="single" w:color="auto" w:sz="4" w:space="0"/>
+          <w:insideV w:val="single" w:color="auto" w:sz="4" w:space="0"/>
+        </w:tblBorders>
+        <w:tblLayout w:type="autofit"/>
+        <w:tblCellMar>
+          <w:top w:w="0" w:type="dxa"/>
+          <w:left w:w="108" w:type="dxa"/>
+          <w:bottom w:w="0" w:type="dxa"/>
+          <w:right w:w="108" w:type="dxa"/>
+        </w:tblCellMar>
+      </w:tblPr>
+      <w:tblGrid>
+        <w:gridCol w:w="2925"/>
+        <w:gridCol w:w="6430"/>
+      </w:tblGrid>
+      <w:tr>
+        <w:tblPrEx>
+          <w:tblBorders>
+            <w:top w:val="single" w:color="auto" w:sz="4" w:space="0"/>
+            <w:left w:val="single" w:color="auto" w:sz="4" w:space="0"/>
+            <w:bottom w:val="single" w:color="auto" w:sz="4" w:space="0"/>
+            <w:right w:val="single" w:color="auto" w:sz="4" w:space="0"/>
+            <w:insideH w:val="single" w:color="auto" w:sz="4" w:space="0"/>
+            <w:insideV w:val="single" w:color="auto" w:sz="4" w:space="0"/>
+          </w:tblBorders>
+          <w:tblCellMar>
+            <w:top w:w="0" w:type="dxa"/>
+            <w:left w:w="108" w:type="dxa"/>
+            <w:bottom w:w="0" w:type="dxa"/>
+            <w:right w:w="108" w:type="dxa"/>
+          </w:tblCellMar>
+        </w:tblPrEx>
+        <w:trPr>
+          <w:jc w:val="center"/>
+        </w:trPr>
+        <w:tc>
+          <w:tcPr>
+            <w:tcW w:w="2925" w:type="dxa"/>
+            <w:vAlign w:val="center"/>
+          </w:tcPr>
+          <w:p>
+            <w:pPr>
+              <w:spacing w:line="336" w:lineRule="auto"/>
+              <w:jc w:val="center"/>
+              <w:rPr>
+                <w:rFonts w:hint="default" w:ascii="Times New Roman" w:hAnsi="Times New Roman" w:cs="Times New Roman"/>
+                <w:b/>
+                <w:bCs/>
+                <w:sz w:val="28"/>
+                <w:szCs w:val="28"/>
+              </w:rPr>
+            </w:pPr>
+            <w:r>
+              <w:rPr>
+                <w:rStyle w:val="11"/>
+                <w:rFonts w:hint="default" w:ascii="Times New Roman" w:hAnsi="Times New Roman" w:cs="Times New Roman" w:eastAsiaTheme="majorEastAsia"/>
+                <w:sz w:val="28"/>
+                <w:szCs w:val="28"/>
+              </w:rPr>
+              <w:t>Thuộc tính</w:t>
+            </w:r>
+          </w:p>
+        </w:tc>
+        <w:tc>
+          <w:tcPr>
+            <w:tcW w:w="6430" w:type="dxa"/>
+            <w:vAlign w:val="center"/>
+          </w:tcPr>
+          <w:p>
+            <w:pPr>
+              <w:spacing w:line="336" w:lineRule="auto"/>
+              <w:jc w:val="center"/>
+              <w:rPr>
+                <w:rFonts w:hint="default" w:ascii="Times New Roman" w:hAnsi="Times New Roman" w:cs="Times New Roman"/>
+                <w:b/>
+                <w:bCs/>
+                <w:sz w:val="28"/>
+                <w:szCs w:val="28"/>
+              </w:rPr>
+            </w:pPr>
+            <w:r>
+              <w:rPr>
+                <w:rStyle w:val="11"/>
+                <w:rFonts w:hint="default" w:ascii="Times New Roman" w:hAnsi="Times New Roman" w:cs="Times New Roman" w:eastAsiaTheme="majorEastAsia"/>
+                <w:sz w:val="28"/>
+                <w:szCs w:val="28"/>
+              </w:rPr>
+              <w:t>Mô tả</w:t>
+            </w:r>
+          </w:p>
+        </w:tc>
+      </w:tr>
+      <w:tr>
+        <w:tblPrEx>
+          <w:tblBorders>
+            <w:top w:val="single" w:color="auto" w:sz="4" w:space="0"/>
+            <w:left w:val="single" w:color="auto" w:sz="4" w:space="0"/>
+            <w:bottom w:val="single" w:color="auto" w:sz="4" w:space="0"/>
+            <w:right w:val="single" w:color="auto" w:sz="4" w:space="0"/>
+            <w:insideH w:val="single" w:color="auto" w:sz="4" w:space="0"/>
+            <w:insideV w:val="single" w:color="auto" w:sz="4" w:space="0"/>
+          </w:tblBorders>
+          <w:tblCellMar>
+            <w:top w:w="0" w:type="dxa"/>
+            <w:left w:w="108" w:type="dxa"/>
+            <w:bottom w:w="0" w:type="dxa"/>
+            <w:right w:w="108" w:type="dxa"/>
+          </w:tblCellMar>
+        </w:tblPrEx>
+        <w:trPr>
+          <w:jc w:val="center"/>
+        </w:trPr>
+        <w:tc>
+          <w:tcPr>
+            <w:tcW w:w="2925" w:type="dxa"/>
+            <w:vAlign w:val="center"/>
+          </w:tcPr>
+          <w:p>
+            <w:pPr>
+              <w:spacing w:line="336" w:lineRule="auto"/>
+              <w:jc w:val="center"/>
+              <w:rPr>
+                <w:rFonts w:hint="default" w:ascii="Times New Roman" w:hAnsi="Times New Roman" w:cs="Times New Roman"/>
+                <w:sz w:val="28"/>
+                <w:szCs w:val="28"/>
+              </w:rPr>
+            </w:pPr>
+            <w:r>
+              <w:rPr>
+                <w:rStyle w:val="11"/>
+                <w:rFonts w:hint="default" w:ascii="Times New Roman" w:hAnsi="Times New Roman" w:cs="Times New Roman" w:eastAsiaTheme="majorEastAsia"/>
+                <w:sz w:val="28"/>
+                <w:szCs w:val="28"/>
+              </w:rPr>
+              <w:t>Tên Use Case</w:t>
+            </w:r>
+          </w:p>
+        </w:tc>
+        <w:tc>
+          <w:tcPr>
+            <w:tcW w:w="6430" w:type="dxa"/>
+            <w:vAlign w:val="center"/>
+          </w:tcPr>
+          <w:p>
+            <w:pPr>
+              <w:spacing w:line="336" w:lineRule="auto"/>
+              <w:jc w:val="both"/>
+              <w:rPr>
+                <w:rFonts w:hint="default" w:ascii="Times New Roman" w:hAnsi="Times New Roman" w:cs="Times New Roman"/>
+                <w:sz w:val="28"/>
+                <w:szCs w:val="28"/>
+                <w:lang w:val="en-US"/>
+              </w:rPr>
+            </w:pPr>
+            <w:r>
+              <w:rPr>
+                <w:rFonts w:hint="default" w:ascii="Times New Roman" w:hAnsi="Times New Roman" w:cs="Times New Roman"/>
+                <w:sz w:val="28"/>
+                <w:szCs w:val="28"/>
+                <w:lang w:val="en-US"/>
+              </w:rPr>
+              <w:t>Mở phòng</w:t>
+            </w:r>
+          </w:p>
+        </w:tc>
+      </w:tr>
+      <w:tr>
+        <w:tblPrEx>
+          <w:tblBorders>
+            <w:top w:val="single" w:color="auto" w:sz="4" w:space="0"/>
+            <w:left w:val="single" w:color="auto" w:sz="4" w:space="0"/>
+            <w:bottom w:val="single" w:color="auto" w:sz="4" w:space="0"/>
+            <w:right w:val="single" w:color="auto" w:sz="4" w:space="0"/>
+            <w:insideH w:val="single" w:color="auto" w:sz="4" w:space="0"/>
+            <w:insideV w:val="single" w:color="auto" w:sz="4" w:space="0"/>
+          </w:tblBorders>
+          <w:tblCellMar>
+            <w:top w:w="0" w:type="dxa"/>
+            <w:left w:w="108" w:type="dxa"/>
+            <w:bottom w:w="0" w:type="dxa"/>
+            <w:right w:w="108" w:type="dxa"/>
+          </w:tblCellMar>
+        </w:tblPrEx>
+        <w:trPr>
+          <w:jc w:val="center"/>
+        </w:trPr>
+        <w:tc>
+          <w:tcPr>
+            <w:tcW w:w="2925" w:type="dxa"/>
+            <w:vAlign w:val="center"/>
+          </w:tcPr>
+          <w:p>
+            <w:pPr>
+              <w:spacing w:line="336" w:lineRule="auto"/>
+              <w:jc w:val="center"/>
+              <w:rPr>
+                <w:rFonts w:hint="default" w:ascii="Times New Roman" w:hAnsi="Times New Roman" w:cs="Times New Roman"/>
+                <w:sz w:val="28"/>
+                <w:szCs w:val="28"/>
+              </w:rPr>
+            </w:pPr>
+            <w:r>
+              <w:rPr>
+                <w:rStyle w:val="11"/>
+                <w:rFonts w:hint="default" w:ascii="Times New Roman" w:hAnsi="Times New Roman" w:cs="Times New Roman" w:eastAsiaTheme="majorEastAsia"/>
+                <w:sz w:val="28"/>
+                <w:szCs w:val="28"/>
+              </w:rPr>
+              <w:t>Mô tả</w:t>
+            </w:r>
+          </w:p>
+        </w:tc>
+        <w:tc>
+          <w:tcPr>
+            <w:tcW w:w="6430" w:type="dxa"/>
+            <w:vAlign w:val="center"/>
+          </w:tcPr>
+          <w:p>
+            <w:pPr>
+              <w:pStyle w:val="10"/>
+              <w:spacing w:before="0" w:beforeAutospacing="0" w:after="0" w:afterAutospacing="0" w:line="336" w:lineRule="auto"/>
+              <w:jc w:val="both"/>
+              <w:rPr>
+                <w:rFonts w:hint="default" w:ascii="Times New Roman" w:hAnsi="Times New Roman" w:cs="Times New Roman"/>
+                <w:sz w:val="28"/>
+                <w:szCs w:val="28"/>
+                <w:lang w:val="vi"/>
+              </w:rPr>
+            </w:pPr>
+            <w:r>
+              <w:rPr>
+                <w:rFonts w:hint="default" w:ascii="Times New Roman" w:hAnsi="Times New Roman"/>
+                <w:sz w:val="28"/>
+                <w:szCs w:val="28"/>
+                <w:lang w:val="vi"/>
+              </w:rPr>
+              <w:t>Cho phép Admin kích hoạt một phòng trống</w:t>
+            </w:r>
+            <w:r>
+              <w:rPr>
+                <w:rFonts w:hint="default" w:ascii="Times New Roman" w:hAnsi="Times New Roman"/>
+                <w:sz w:val="28"/>
+                <w:szCs w:val="28"/>
+                <w:lang w:val="en-US"/>
+              </w:rPr>
+              <w:t xml:space="preserve"> hoặc phòng chờ</w:t>
+            </w:r>
+            <w:r>
+              <w:rPr>
+                <w:rFonts w:hint="default" w:ascii="Times New Roman" w:hAnsi="Times New Roman"/>
+                <w:sz w:val="28"/>
+                <w:szCs w:val="28"/>
+                <w:lang w:val="vi"/>
+              </w:rPr>
+              <w:t xml:space="preserve"> để khách hàng bắt đầu sử dụng dịch vụ. Hệ thống sẽ ghi nhận thời gian nhận phòng và khởi tạo một hóa đơn tạm tính.</w:t>
+            </w:r>
+          </w:p>
+        </w:tc>
+      </w:tr>
+      <w:tr>
+        <w:tblPrEx>
+          <w:tblBorders>
+            <w:top w:val="single" w:color="auto" w:sz="4" w:space="0"/>
+            <w:left w:val="single" w:color="auto" w:sz="4" w:space="0"/>
+            <w:bottom w:val="single" w:color="auto" w:sz="4" w:space="0"/>
+            <w:right w:val="single" w:color="auto" w:sz="4" w:space="0"/>
+            <w:insideH w:val="single" w:color="auto" w:sz="4" w:space="0"/>
+            <w:insideV w:val="single" w:color="auto" w:sz="4" w:space="0"/>
+          </w:tblBorders>
+          <w:tblCellMar>
+            <w:top w:w="0" w:type="dxa"/>
+            <w:left w:w="108" w:type="dxa"/>
+            <w:bottom w:w="0" w:type="dxa"/>
+            <w:right w:w="108" w:type="dxa"/>
+          </w:tblCellMar>
+        </w:tblPrEx>
+        <w:trPr>
+          <w:jc w:val="center"/>
+        </w:trPr>
+        <w:tc>
+          <w:tcPr>
+            <w:tcW w:w="2925" w:type="dxa"/>
+            <w:vAlign w:val="center"/>
+          </w:tcPr>
+          <w:p>
+            <w:pPr>
+              <w:spacing w:line="336" w:lineRule="auto"/>
+              <w:jc w:val="center"/>
+              <w:rPr>
+                <w:rFonts w:hint="default" w:ascii="Times New Roman" w:hAnsi="Times New Roman" w:cs="Times New Roman"/>
+                <w:sz w:val="28"/>
+                <w:szCs w:val="28"/>
+              </w:rPr>
+            </w:pPr>
+            <w:r>
+              <w:rPr>
+                <w:rStyle w:val="11"/>
+                <w:rFonts w:hint="default" w:ascii="Times New Roman" w:hAnsi="Times New Roman" w:cs="Times New Roman" w:eastAsiaTheme="majorEastAsia"/>
+                <w:sz w:val="28"/>
+                <w:szCs w:val="28"/>
+              </w:rPr>
+              <w:t>Tác nhân chính</w:t>
+            </w:r>
+          </w:p>
+        </w:tc>
+        <w:tc>
+          <w:tcPr>
+            <w:tcW w:w="6430" w:type="dxa"/>
+            <w:vAlign w:val="center"/>
+          </w:tcPr>
+          <w:p>
+            <w:pPr>
+              <w:spacing w:line="336" w:lineRule="auto"/>
+              <w:jc w:val="both"/>
+              <w:rPr>
+                <w:rFonts w:hint="default" w:ascii="Times New Roman" w:hAnsi="Times New Roman" w:cs="Times New Roman"/>
+                <w:sz w:val="28"/>
+                <w:szCs w:val="28"/>
+                <w:lang w:val="en-US"/>
+              </w:rPr>
+            </w:pPr>
+            <w:r>
+              <w:rPr>
+                <w:rFonts w:hint="default" w:ascii="Times New Roman" w:hAnsi="Times New Roman" w:cs="Times New Roman"/>
+                <w:sz w:val="28"/>
+                <w:szCs w:val="28"/>
+                <w:lang w:val="en-US"/>
+              </w:rPr>
+              <w:t>Admin</w:t>
+            </w:r>
+          </w:p>
+        </w:tc>
+      </w:tr>
+      <w:tr>
+        <w:tblPrEx>
+          <w:tblBorders>
+            <w:top w:val="single" w:color="auto" w:sz="4" w:space="0"/>
+            <w:left w:val="single" w:color="auto" w:sz="4" w:space="0"/>
+            <w:bottom w:val="single" w:color="auto" w:sz="4" w:space="0"/>
+            <w:right w:val="single" w:color="auto" w:sz="4" w:space="0"/>
+            <w:insideH w:val="single" w:color="auto" w:sz="4" w:space="0"/>
+            <w:insideV w:val="single" w:color="auto" w:sz="4" w:space="0"/>
+          </w:tblBorders>
+          <w:tblCellMar>
+            <w:top w:w="0" w:type="dxa"/>
+            <w:left w:w="108" w:type="dxa"/>
+            <w:bottom w:w="0" w:type="dxa"/>
+            <w:right w:w="108" w:type="dxa"/>
+          </w:tblCellMar>
+        </w:tblPrEx>
+        <w:trPr>
+          <w:jc w:val="center"/>
+        </w:trPr>
+        <w:tc>
+          <w:tcPr>
+            <w:tcW w:w="2925" w:type="dxa"/>
+            <w:vAlign w:val="center"/>
+          </w:tcPr>
+          <w:p>
+            <w:pPr>
+              <w:spacing w:line="336" w:lineRule="auto"/>
+              <w:jc w:val="center"/>
+              <w:rPr>
+                <w:rFonts w:hint="default" w:ascii="Times New Roman" w:hAnsi="Times New Roman" w:cs="Times New Roman"/>
+                <w:sz w:val="28"/>
+                <w:szCs w:val="28"/>
+              </w:rPr>
+            </w:pPr>
+            <w:r>
+              <w:rPr>
+                <w:rStyle w:val="11"/>
+                <w:rFonts w:hint="default" w:ascii="Times New Roman" w:hAnsi="Times New Roman" w:cs="Times New Roman" w:eastAsiaTheme="majorEastAsia"/>
+                <w:sz w:val="28"/>
+                <w:szCs w:val="28"/>
+              </w:rPr>
+              <w:t>Tiền điều kiện</w:t>
+            </w:r>
+          </w:p>
+        </w:tc>
+        <w:tc>
+          <w:tcPr>
+            <w:tcW w:w="6430" w:type="dxa"/>
+            <w:vAlign w:val="center"/>
+          </w:tcPr>
+          <w:p>
+            <w:pPr>
+              <w:spacing w:line="336" w:lineRule="auto"/>
+              <w:jc w:val="both"/>
+              <w:rPr>
+                <w:rFonts w:hint="default" w:ascii="Times New Roman" w:hAnsi="Times New Roman" w:cs="Times New Roman"/>
+                <w:sz w:val="28"/>
+                <w:szCs w:val="28"/>
+              </w:rPr>
+            </w:pPr>
+            <w:r>
+              <w:rPr>
+                <w:rFonts w:hint="default" w:ascii="Times New Roman" w:hAnsi="Times New Roman"/>
+                <w:sz w:val="28"/>
+                <w:szCs w:val="28"/>
+              </w:rPr>
+              <w:t xml:space="preserve">Admin đang ở màn hình </w:t>
+            </w:r>
+            <w:r>
+              <w:rPr>
+                <w:rFonts w:hint="default" w:ascii="Times New Roman" w:hAnsi="Times New Roman"/>
+                <w:sz w:val="28"/>
+                <w:szCs w:val="28"/>
+                <w:lang w:val="en-US"/>
+              </w:rPr>
+              <w:t>“</w:t>
+            </w:r>
+            <w:r>
+              <w:rPr>
+                <w:rFonts w:hint="default" w:ascii="Times New Roman" w:hAnsi="Times New Roman"/>
+                <w:sz w:val="28"/>
+                <w:szCs w:val="28"/>
+              </w:rPr>
+              <w:t>Xem danh sách phòng</w:t>
+            </w:r>
+            <w:r>
+              <w:rPr>
+                <w:rFonts w:hint="default" w:ascii="Times New Roman" w:hAnsi="Times New Roman"/>
+                <w:sz w:val="28"/>
+                <w:szCs w:val="28"/>
+                <w:lang w:val="en-US"/>
+              </w:rPr>
+              <w:t>” hoặc màn hình “Xem thông tin chi tiết một phòng”</w:t>
+            </w:r>
+            <w:r>
+              <w:rPr>
+                <w:rFonts w:hint="default" w:ascii="Times New Roman" w:hAnsi="Times New Roman"/>
+                <w:sz w:val="28"/>
+                <w:szCs w:val="28"/>
+              </w:rPr>
+              <w:t xml:space="preserve">. Phòng được chọn phải đang ở trạng thái </w:t>
+            </w:r>
+            <w:r>
+              <w:rPr>
+                <w:rFonts w:hint="default" w:ascii="Times New Roman" w:hAnsi="Times New Roman"/>
+                <w:sz w:val="28"/>
+                <w:szCs w:val="28"/>
+                <w:lang w:val="en-US"/>
+              </w:rPr>
+              <w:t>“Phòng t</w:t>
+            </w:r>
+            <w:r>
+              <w:rPr>
+                <w:rFonts w:hint="default" w:ascii="Times New Roman" w:hAnsi="Times New Roman"/>
+                <w:sz w:val="28"/>
+                <w:szCs w:val="28"/>
+              </w:rPr>
+              <w:t>rống</w:t>
+            </w:r>
+            <w:r>
+              <w:rPr>
+                <w:rFonts w:hint="default" w:ascii="Times New Roman" w:hAnsi="Times New Roman"/>
+                <w:sz w:val="28"/>
+                <w:szCs w:val="28"/>
+                <w:lang w:val="en-US"/>
+              </w:rPr>
+              <w:t>” hoặc “Phòng chờ” hoặc phòng vẫn còn hoạt động (phòng chưa bị khóa)</w:t>
+            </w:r>
+            <w:r>
+              <w:rPr>
+                <w:rFonts w:hint="default" w:ascii="Times New Roman" w:hAnsi="Times New Roman"/>
+                <w:sz w:val="28"/>
+                <w:szCs w:val="28"/>
+              </w:rPr>
+              <w:t>.</w:t>
+            </w:r>
+          </w:p>
+        </w:tc>
+      </w:tr>
+      <w:tr>
+        <w:tblPrEx>
+          <w:tblBorders>
+            <w:top w:val="single" w:color="auto" w:sz="4" w:space="0"/>
+            <w:left w:val="single" w:color="auto" w:sz="4" w:space="0"/>
+            <w:bottom w:val="single" w:color="auto" w:sz="4" w:space="0"/>
+            <w:right w:val="single" w:color="auto" w:sz="4" w:space="0"/>
+            <w:insideH w:val="single" w:color="auto" w:sz="4" w:space="0"/>
+            <w:insideV w:val="single" w:color="auto" w:sz="4" w:space="0"/>
+          </w:tblBorders>
+          <w:tblCellMar>
+            <w:top w:w="0" w:type="dxa"/>
+            <w:left w:w="108" w:type="dxa"/>
+            <w:bottom w:w="0" w:type="dxa"/>
+            <w:right w:w="108" w:type="dxa"/>
+          </w:tblCellMar>
+        </w:tblPrEx>
+        <w:trPr>
+          <w:jc w:val="center"/>
+        </w:trPr>
+        <w:tc>
+          <w:tcPr>
+            <w:tcW w:w="2925" w:type="dxa"/>
+            <w:vAlign w:val="center"/>
+          </w:tcPr>
+          <w:p>
+            <w:pPr>
+              <w:spacing w:line="336" w:lineRule="auto"/>
+              <w:jc w:val="center"/>
+              <w:rPr>
+                <w:rFonts w:hint="default" w:ascii="Times New Roman" w:hAnsi="Times New Roman" w:cs="Times New Roman"/>
+                <w:sz w:val="28"/>
+                <w:szCs w:val="28"/>
+              </w:rPr>
+            </w:pPr>
+            <w:r>
+              <w:rPr>
+                <w:rStyle w:val="11"/>
+                <w:rFonts w:hint="default" w:ascii="Times New Roman" w:hAnsi="Times New Roman" w:cs="Times New Roman" w:eastAsiaTheme="majorEastAsia"/>
+                <w:sz w:val="28"/>
+                <w:szCs w:val="28"/>
+              </w:rPr>
+              <w:t>Hậu điều kiện</w:t>
+            </w:r>
+          </w:p>
+        </w:tc>
+        <w:tc>
+          <w:tcPr>
+            <w:tcW w:w="6430" w:type="dxa"/>
+            <w:vAlign w:val="center"/>
+          </w:tcPr>
+          <w:p>
+            <w:pPr>
+              <w:pStyle w:val="10"/>
+              <w:spacing w:before="0" w:beforeAutospacing="0" w:after="0" w:afterAutospacing="0" w:line="336" w:lineRule="auto"/>
+              <w:jc w:val="both"/>
+              <w:rPr>
+                <w:rFonts w:hint="default" w:ascii="Times New Roman" w:hAnsi="Times New Roman" w:cs="Times New Roman"/>
+                <w:sz w:val="28"/>
+                <w:szCs w:val="28"/>
+                <w:lang w:val="vi"/>
+              </w:rPr>
+            </w:pPr>
+            <w:r>
+              <w:rPr>
+                <w:rFonts w:hint="default" w:ascii="Times New Roman" w:hAnsi="Times New Roman"/>
+                <w:sz w:val="28"/>
+                <w:szCs w:val="28"/>
+                <w:lang w:val="vi"/>
+              </w:rPr>
+              <w:t xml:space="preserve">Trạng thái phòng chuyển thành </w:t>
+            </w:r>
+            <w:r>
+              <w:rPr>
+                <w:rFonts w:hint="default" w:ascii="Times New Roman" w:hAnsi="Times New Roman"/>
+                <w:sz w:val="28"/>
+                <w:szCs w:val="28"/>
+                <w:lang w:val="en-US"/>
+              </w:rPr>
+              <w:t>“</w:t>
+            </w:r>
+            <w:r>
+              <w:rPr>
+                <w:rFonts w:hint="default" w:ascii="Times New Roman" w:hAnsi="Times New Roman"/>
+                <w:sz w:val="28"/>
+                <w:szCs w:val="28"/>
+                <w:lang w:val="vi"/>
+              </w:rPr>
+              <w:t>Đang sử dụng</w:t>
+            </w:r>
+            <w:r>
+              <w:rPr>
+                <w:rFonts w:hint="default" w:ascii="Times New Roman" w:hAnsi="Times New Roman"/>
+                <w:sz w:val="28"/>
+                <w:szCs w:val="28"/>
+                <w:lang w:val="en-US"/>
+              </w:rPr>
+              <w:t>” hoặc “Phòng tạm”</w:t>
+            </w:r>
+            <w:r>
+              <w:rPr>
+                <w:rFonts w:hint="default" w:ascii="Times New Roman" w:hAnsi="Times New Roman"/>
+                <w:sz w:val="28"/>
+                <w:szCs w:val="28"/>
+                <w:lang w:val="vi"/>
+              </w:rPr>
+              <w:t>.</w:t>
+            </w:r>
+          </w:p>
+        </w:tc>
+      </w:tr>
+      <w:tr>
+        <w:tblPrEx>
+          <w:tblBorders>
+            <w:top w:val="single" w:color="auto" w:sz="4" w:space="0"/>
+            <w:left w:val="single" w:color="auto" w:sz="4" w:space="0"/>
+            <w:bottom w:val="single" w:color="auto" w:sz="4" w:space="0"/>
+            <w:right w:val="single" w:color="auto" w:sz="4" w:space="0"/>
+            <w:insideH w:val="single" w:color="auto" w:sz="4" w:space="0"/>
+            <w:insideV w:val="single" w:color="auto" w:sz="4" w:space="0"/>
+          </w:tblBorders>
+          <w:tblCellMar>
+            <w:top w:w="0" w:type="dxa"/>
+            <w:left w:w="108" w:type="dxa"/>
+            <w:bottom w:w="0" w:type="dxa"/>
+            <w:right w:w="108" w:type="dxa"/>
+          </w:tblCellMar>
+        </w:tblPrEx>
+        <w:trPr>
+          <w:jc w:val="center"/>
+        </w:trPr>
+        <w:tc>
+          <w:tcPr>
+            <w:tcW w:w="2925" w:type="dxa"/>
+            <w:vAlign w:val="center"/>
+          </w:tcPr>
+          <w:p>
+            <w:pPr>
+              <w:spacing w:line="336" w:lineRule="auto"/>
+              <w:jc w:val="center"/>
+              <w:rPr>
+                <w:rFonts w:hint="default" w:ascii="Times New Roman" w:hAnsi="Times New Roman" w:cs="Times New Roman"/>
+                <w:sz w:val="28"/>
+                <w:szCs w:val="28"/>
+              </w:rPr>
+            </w:pPr>
+            <w:r>
+              <w:rPr>
+                <w:rStyle w:val="11"/>
+                <w:rFonts w:hint="default" w:ascii="Times New Roman" w:hAnsi="Times New Roman" w:cs="Times New Roman" w:eastAsiaTheme="majorEastAsia"/>
+                <w:sz w:val="28"/>
+                <w:szCs w:val="28"/>
+              </w:rPr>
+              <w:t>Luồng chính</w:t>
+            </w:r>
+          </w:p>
+        </w:tc>
+        <w:tc>
+          <w:tcPr>
+            <w:tcW w:w="6430" w:type="dxa"/>
+            <w:vAlign w:val="center"/>
+          </w:tcPr>
+          <w:p>
+            <w:pPr>
+              <w:pStyle w:val="10"/>
+              <w:numPr>
+                <w:ilvl w:val="0"/>
+                <w:numId w:val="9"/>
+              </w:numPr>
+              <w:spacing w:before="0" w:beforeAutospacing="0" w:after="0" w:afterAutospacing="0" w:line="336" w:lineRule="auto"/>
+              <w:jc w:val="both"/>
+              <w:rPr>
+                <w:rFonts w:hint="default" w:ascii="Times New Roman" w:hAnsi="Times New Roman" w:cs="Times New Roman"/>
+                <w:sz w:val="28"/>
+                <w:szCs w:val="28"/>
+                <w:lang w:val="en-US"/>
+              </w:rPr>
+            </w:pPr>
+            <w:r>
+              <w:rPr>
+                <w:rFonts w:hint="default" w:ascii="Times New Roman" w:hAnsi="Times New Roman" w:cs="Times New Roman"/>
+                <w:sz w:val="28"/>
+                <w:szCs w:val="28"/>
+                <w:lang w:val="en-US"/>
+              </w:rPr>
+              <w:t>Admin chọn phòng trống hoặc phòng chờ cần mở</w:t>
+            </w:r>
+          </w:p>
+          <w:p>
+            <w:pPr>
+              <w:pStyle w:val="10"/>
+              <w:numPr>
+                <w:ilvl w:val="0"/>
+                <w:numId w:val="9"/>
+              </w:numPr>
+              <w:spacing w:before="0" w:beforeAutospacing="0" w:after="0" w:afterAutospacing="0" w:line="336" w:lineRule="auto"/>
+              <w:jc w:val="both"/>
+              <w:rPr>
+                <w:rFonts w:hint="default" w:ascii="Times New Roman" w:hAnsi="Times New Roman" w:cs="Times New Roman"/>
+                <w:sz w:val="28"/>
+                <w:szCs w:val="28"/>
+                <w:lang w:val="en-US"/>
+              </w:rPr>
+            </w:pPr>
+            <w:r>
+              <w:rPr>
+                <w:rFonts w:hint="default" w:ascii="Times New Roman" w:hAnsi="Times New Roman" w:cs="Times New Roman"/>
+                <w:sz w:val="28"/>
+                <w:szCs w:val="28"/>
+                <w:lang w:val="en-US"/>
+              </w:rPr>
+              <w:t>Hệ thống hiển thị hộp thoại xác nhận</w:t>
+            </w:r>
+          </w:p>
+          <w:p>
+            <w:pPr>
+              <w:pStyle w:val="10"/>
+              <w:numPr>
+                <w:ilvl w:val="0"/>
+                <w:numId w:val="9"/>
+              </w:numPr>
+              <w:spacing w:before="0" w:beforeAutospacing="0" w:after="0" w:afterAutospacing="0" w:line="336" w:lineRule="auto"/>
+              <w:jc w:val="both"/>
+              <w:rPr>
+                <w:rFonts w:hint="default" w:ascii="Times New Roman" w:hAnsi="Times New Roman" w:cs="Times New Roman"/>
+                <w:sz w:val="28"/>
+                <w:szCs w:val="28"/>
+                <w:lang w:val="en-US"/>
+              </w:rPr>
+            </w:pPr>
+            <w:r>
+              <w:rPr>
+                <w:rFonts w:hint="default" w:ascii="Times New Roman" w:hAnsi="Times New Roman" w:cs="Times New Roman"/>
+                <w:sz w:val="28"/>
+                <w:szCs w:val="28"/>
+                <w:lang w:val="en-US"/>
+              </w:rPr>
+              <w:t>Admin xác nhận mở phòng</w:t>
+            </w:r>
+          </w:p>
+          <w:p>
+            <w:pPr>
+              <w:pStyle w:val="10"/>
+              <w:numPr>
+                <w:ilvl w:val="0"/>
+                <w:numId w:val="9"/>
+              </w:numPr>
+              <w:spacing w:before="0" w:beforeAutospacing="0" w:after="0" w:afterAutospacing="0" w:line="336" w:lineRule="auto"/>
+              <w:jc w:val="both"/>
+              <w:rPr>
+                <w:rFonts w:hint="default" w:ascii="Times New Roman" w:hAnsi="Times New Roman" w:cs="Times New Roman"/>
+                <w:sz w:val="28"/>
+                <w:szCs w:val="28"/>
+                <w:lang w:val="en-US"/>
+              </w:rPr>
+            </w:pPr>
+            <w:r>
+              <w:rPr>
+                <w:rFonts w:hint="default" w:ascii="Times New Roman" w:hAnsi="Times New Roman" w:cs="Times New Roman"/>
+                <w:sz w:val="28"/>
+                <w:szCs w:val="28"/>
+                <w:lang w:val="en-US"/>
+              </w:rPr>
+              <w:t>Hệ thống tiến hành kiểm tra phòng.</w:t>
+            </w:r>
+          </w:p>
+          <w:p>
+            <w:pPr>
+              <w:pStyle w:val="10"/>
+              <w:numPr>
+                <w:ilvl w:val="1"/>
+                <w:numId w:val="9"/>
+              </w:numPr>
+              <w:spacing w:before="0" w:beforeAutospacing="0" w:after="0" w:afterAutospacing="0" w:line="336" w:lineRule="auto"/>
+              <w:ind w:firstLine="140" w:firstLineChars="50"/>
+              <w:jc w:val="both"/>
+              <w:rPr>
+                <w:rFonts w:hint="default" w:ascii="Times New Roman" w:hAnsi="Times New Roman" w:cs="Times New Roman"/>
+                <w:sz w:val="28"/>
+                <w:szCs w:val="28"/>
+                <w:lang w:val="en-US"/>
+              </w:rPr>
+            </w:pPr>
+            <w:r>
+              <w:rPr>
+                <w:rFonts w:hint="default" w:ascii="Times New Roman" w:hAnsi="Times New Roman" w:cs="Times New Roman"/>
+                <w:sz w:val="28"/>
+                <w:szCs w:val="28"/>
+                <w:lang w:val="en-US"/>
+              </w:rPr>
+              <w:t>Nếu phòng được chọn là phòng trống thì tiến hành tạo hóa đơn tạm tính ứng với phòng và chuyển trạng thái phòng sang “Phòng đang sử dụng”</w:t>
+            </w:r>
+          </w:p>
+          <w:p>
+            <w:pPr>
+              <w:pStyle w:val="10"/>
+              <w:numPr>
+                <w:ilvl w:val="1"/>
+                <w:numId w:val="9"/>
+              </w:numPr>
+              <w:spacing w:before="0" w:beforeAutospacing="0" w:after="0" w:afterAutospacing="0" w:line="336" w:lineRule="auto"/>
+              <w:ind w:firstLine="140" w:firstLineChars="50"/>
+              <w:jc w:val="both"/>
+              <w:rPr>
+                <w:rFonts w:hint="default" w:ascii="Times New Roman" w:hAnsi="Times New Roman" w:cs="Times New Roman"/>
+                <w:sz w:val="28"/>
+                <w:szCs w:val="28"/>
+                <w:lang w:val="en-US"/>
+              </w:rPr>
+            </w:pPr>
+            <w:r>
+              <w:rPr>
+                <w:rFonts w:hint="default" w:ascii="Times New Roman" w:hAnsi="Times New Roman" w:cs="Times New Roman"/>
+                <w:sz w:val="28"/>
+                <w:szCs w:val="28"/>
+                <w:lang w:val="en-US"/>
+              </w:rPr>
+              <w:t>Nếu phòng được chọn là phòng chờ và thời điểm hiện tại đến thời điểm dự kiến nhận phòng không nhỏ hơn khoảng thời gian được quy định trước (khoảng thời gian được phép mở phòng nếu phòng đã được đặt trước) thì tiến hành tạo hóa đơn tạm tính ứng với phòng và chuyển trạng thái phòng sang “Phòng tạm”</w:t>
+            </w:r>
+          </w:p>
+          <w:p>
+            <w:pPr>
+              <w:pStyle w:val="10"/>
+              <w:numPr>
+                <w:ilvl w:val="0"/>
+                <w:numId w:val="9"/>
+              </w:numPr>
+              <w:spacing w:before="0" w:beforeAutospacing="0" w:after="0" w:afterAutospacing="0" w:line="336" w:lineRule="auto"/>
+              <w:ind w:left="0" w:leftChars="0" w:firstLine="0" w:firstLineChars="0"/>
+              <w:jc w:val="both"/>
+              <w:rPr>
+                <w:rFonts w:hint="default" w:ascii="Times New Roman" w:hAnsi="Times New Roman" w:cs="Times New Roman"/>
+                <w:sz w:val="28"/>
+                <w:szCs w:val="28"/>
+                <w:lang w:val="en-US"/>
+              </w:rPr>
+            </w:pPr>
+            <w:r>
+              <w:rPr>
+                <w:rFonts w:hint="default" w:ascii="Times New Roman" w:hAnsi="Times New Roman" w:cs="Times New Roman"/>
+                <w:sz w:val="28"/>
+                <w:szCs w:val="28"/>
+                <w:lang w:val="en-US"/>
+              </w:rPr>
+              <w:t>Hệ thống thông báo mở phòng thành công</w:t>
+            </w:r>
+          </w:p>
+        </w:tc>
+      </w:tr>
+      <w:tr>
+        <w:tblPrEx>
+          <w:tblBorders>
+            <w:top w:val="single" w:color="auto" w:sz="4" w:space="0"/>
+            <w:left w:val="single" w:color="auto" w:sz="4" w:space="0"/>
+            <w:bottom w:val="single" w:color="auto" w:sz="4" w:space="0"/>
+            <w:right w:val="single" w:color="auto" w:sz="4" w:space="0"/>
+            <w:insideH w:val="single" w:color="auto" w:sz="4" w:space="0"/>
+            <w:insideV w:val="single" w:color="auto" w:sz="4" w:space="0"/>
+          </w:tblBorders>
+          <w:tblCellMar>
+            <w:top w:w="0" w:type="dxa"/>
+            <w:left w:w="108" w:type="dxa"/>
+            <w:bottom w:w="0" w:type="dxa"/>
+            <w:right w:w="108" w:type="dxa"/>
+          </w:tblCellMar>
+        </w:tblPrEx>
+        <w:trPr>
+          <w:jc w:val="center"/>
+        </w:trPr>
+        <w:tc>
+          <w:tcPr>
+            <w:tcW w:w="2925" w:type="dxa"/>
+            <w:vAlign w:val="center"/>
+          </w:tcPr>
+          <w:p>
+            <w:pPr>
+              <w:spacing w:line="336" w:lineRule="auto"/>
+              <w:jc w:val="center"/>
+              <w:rPr>
+                <w:rFonts w:hint="default" w:ascii="Times New Roman" w:hAnsi="Times New Roman" w:cs="Times New Roman"/>
+                <w:sz w:val="28"/>
+                <w:szCs w:val="28"/>
+              </w:rPr>
+            </w:pPr>
+            <w:r>
+              <w:rPr>
+                <w:rStyle w:val="11"/>
+                <w:rFonts w:hint="default" w:ascii="Times New Roman" w:hAnsi="Times New Roman" w:cs="Times New Roman" w:eastAsiaTheme="majorEastAsia"/>
+                <w:sz w:val="28"/>
+                <w:szCs w:val="28"/>
+              </w:rPr>
+              <w:t>Luồng thay thế</w:t>
+            </w:r>
+          </w:p>
+        </w:tc>
+        <w:tc>
+          <w:tcPr>
+            <w:tcW w:w="6430" w:type="dxa"/>
+            <w:vAlign w:val="center"/>
+          </w:tcPr>
+          <w:p>
+            <w:pPr>
+              <w:spacing w:line="336" w:lineRule="auto"/>
+              <w:jc w:val="both"/>
+              <w:rPr>
+                <w:rFonts w:hint="default" w:ascii="Times New Roman" w:hAnsi="Times New Roman" w:cs="Times New Roman"/>
+                <w:sz w:val="28"/>
+                <w:szCs w:val="28"/>
+                <w:lang w:val="en-US"/>
+              </w:rPr>
+            </w:pPr>
+            <w:r>
+              <w:rPr>
+                <w:rFonts w:hint="default" w:ascii="Times New Roman" w:hAnsi="Times New Roman" w:cs="Times New Roman"/>
+                <w:sz w:val="28"/>
+                <w:szCs w:val="28"/>
+                <w:lang w:val="en-US"/>
+              </w:rPr>
+              <w:t>3.1 Nếu Admin chọn hủy thì đóng hộp thoại xác nhận và quay lại màn hình danh sách phòng</w:t>
+            </w:r>
+          </w:p>
+          <w:p>
+            <w:pPr>
+              <w:spacing w:line="336" w:lineRule="auto"/>
+              <w:jc w:val="both"/>
+              <w:rPr>
+                <w:rFonts w:hint="default" w:ascii="Times New Roman" w:hAnsi="Times New Roman" w:cs="Times New Roman"/>
+                <w:sz w:val="28"/>
+                <w:szCs w:val="28"/>
+                <w:lang w:val="en-US"/>
+              </w:rPr>
+            </w:pPr>
+            <w:r>
+              <w:rPr>
+                <w:rFonts w:hint="default" w:ascii="Times New Roman" w:hAnsi="Times New Roman" w:cs="Times New Roman"/>
+                <w:sz w:val="28"/>
+                <w:szCs w:val="28"/>
+                <w:lang w:val="en-US"/>
+              </w:rPr>
+              <w:t>4.2.1 Nếu thời điểm hiện tại đến thời điểm dự kiến nhận phòng nhỏ hơn khoảng thời gian được quy định trước thì thông báo lỗi không thể mở phòng đến Admin</w:t>
+            </w:r>
+          </w:p>
+        </w:tc>
+      </w:tr>
+    </w:tbl>
+    <w:p>
+      <w:pPr>
+        <w:numPr>
+          <w:ilvl w:val="0"/>
+          <w:numId w:val="0"/>
+        </w:numPr>
+        <w:ind w:leftChars="0"/>
+        <w:rPr>
+          <w:rFonts w:hint="default" w:ascii="Times New Roman" w:hAnsi="Times New Roman" w:cs="Times New Roman"/>
+          <w:lang w:val="en-US"/>
+        </w:rPr>
+      </w:pPr>
+    </w:p>
+    <w:p>
+      <w:pPr>
+        <w:pStyle w:val="6"/>
+        <w:bidi w:val="0"/>
+        <w:rPr>
+          <w:rFonts w:hint="default"/>
+          <w:lang w:val="en-US"/>
+        </w:rPr>
+      </w:pPr>
+      <w:r>
+        <w:rPr>
+          <w:rFonts w:hint="default"/>
+          <w:lang w:val="en-US"/>
+        </w:rPr>
+        <w:t>2.2.1.9 Đặc tả usecase cập nhật hội viên của phòng</w:t>
+      </w:r>
+    </w:p>
+    <w:tbl>
+      <w:tblPr>
+        <w:tblStyle w:val="8"/>
+        <w:tblW w:w="9355" w:type="dxa"/>
+        <w:jc w:val="center"/>
+        <w:tblBorders>
+          <w:top w:val="single" w:color="auto" w:sz="4" w:space="0"/>
+          <w:left w:val="single" w:color="auto" w:sz="4" w:space="0"/>
+          <w:bottom w:val="single" w:color="auto" w:sz="4" w:space="0"/>
+          <w:right w:val="single" w:color="auto" w:sz="4" w:space="0"/>
+          <w:insideH w:val="single" w:color="auto" w:sz="4" w:space="0"/>
+          <w:insideV w:val="single" w:color="auto" w:sz="4" w:space="0"/>
+        </w:tblBorders>
+        <w:tblLayout w:type="autofit"/>
+        <w:tblCellMar>
+          <w:top w:w="0" w:type="dxa"/>
+          <w:left w:w="108" w:type="dxa"/>
+          <w:bottom w:w="0" w:type="dxa"/>
+          <w:right w:w="108" w:type="dxa"/>
+        </w:tblCellMar>
+      </w:tblPr>
+      <w:tblGrid>
+        <w:gridCol w:w="2925"/>
+        <w:gridCol w:w="6430"/>
+      </w:tblGrid>
+      <w:tr>
+        <w:tblPrEx>
+          <w:tblBorders>
+            <w:top w:val="single" w:color="auto" w:sz="4" w:space="0"/>
+            <w:left w:val="single" w:color="auto" w:sz="4" w:space="0"/>
+            <w:bottom w:val="single" w:color="auto" w:sz="4" w:space="0"/>
+            <w:right w:val="single" w:color="auto" w:sz="4" w:space="0"/>
+            <w:insideH w:val="single" w:color="auto" w:sz="4" w:space="0"/>
+            <w:insideV w:val="single" w:color="auto" w:sz="4" w:space="0"/>
+          </w:tblBorders>
+          <w:tblCellMar>
+            <w:top w:w="0" w:type="dxa"/>
+            <w:left w:w="108" w:type="dxa"/>
+            <w:bottom w:w="0" w:type="dxa"/>
+            <w:right w:w="108" w:type="dxa"/>
+          </w:tblCellMar>
+        </w:tblPrEx>
+        <w:trPr>
+          <w:jc w:val="center"/>
+        </w:trPr>
+        <w:tc>
+          <w:tcPr>
+            <w:tcW w:w="2925" w:type="dxa"/>
+            <w:vAlign w:val="center"/>
+          </w:tcPr>
+          <w:p>
+            <w:pPr>
+              <w:spacing w:line="336" w:lineRule="auto"/>
+              <w:jc w:val="center"/>
+              <w:rPr>
+                <w:rFonts w:hint="default" w:ascii="Times New Roman" w:hAnsi="Times New Roman" w:cs="Times New Roman"/>
+                <w:b/>
+                <w:bCs/>
+                <w:sz w:val="28"/>
+                <w:szCs w:val="28"/>
+              </w:rPr>
+            </w:pPr>
+            <w:r>
+              <w:rPr>
+                <w:rStyle w:val="11"/>
+                <w:rFonts w:hint="default" w:ascii="Times New Roman" w:hAnsi="Times New Roman" w:cs="Times New Roman" w:eastAsiaTheme="majorEastAsia"/>
+                <w:sz w:val="28"/>
+                <w:szCs w:val="28"/>
+              </w:rPr>
+              <w:t>Thuộc tính</w:t>
+            </w:r>
+          </w:p>
+        </w:tc>
+        <w:tc>
+          <w:tcPr>
+            <w:tcW w:w="6430" w:type="dxa"/>
+            <w:vAlign w:val="center"/>
+          </w:tcPr>
+          <w:p>
+            <w:pPr>
+              <w:spacing w:line="336" w:lineRule="auto"/>
+              <w:jc w:val="center"/>
+              <w:rPr>
+                <w:rFonts w:hint="default" w:ascii="Times New Roman" w:hAnsi="Times New Roman" w:cs="Times New Roman"/>
+                <w:b/>
+                <w:bCs/>
+                <w:sz w:val="28"/>
+                <w:szCs w:val="28"/>
+              </w:rPr>
+            </w:pPr>
+            <w:r>
+              <w:rPr>
+                <w:rStyle w:val="11"/>
+                <w:rFonts w:hint="default" w:ascii="Times New Roman" w:hAnsi="Times New Roman" w:cs="Times New Roman" w:eastAsiaTheme="majorEastAsia"/>
+                <w:sz w:val="28"/>
+                <w:szCs w:val="28"/>
+              </w:rPr>
+              <w:t>Mô tả</w:t>
+            </w:r>
+          </w:p>
+        </w:tc>
+      </w:tr>
+      <w:tr>
+        <w:tblPrEx>
+          <w:tblBorders>
+            <w:top w:val="single" w:color="auto" w:sz="4" w:space="0"/>
+            <w:left w:val="single" w:color="auto" w:sz="4" w:space="0"/>
+            <w:bottom w:val="single" w:color="auto" w:sz="4" w:space="0"/>
+            <w:right w:val="single" w:color="auto" w:sz="4" w:space="0"/>
+            <w:insideH w:val="single" w:color="auto" w:sz="4" w:space="0"/>
+            <w:insideV w:val="single" w:color="auto" w:sz="4" w:space="0"/>
+          </w:tblBorders>
+          <w:tblCellMar>
+            <w:top w:w="0" w:type="dxa"/>
+            <w:left w:w="108" w:type="dxa"/>
+            <w:bottom w:w="0" w:type="dxa"/>
+            <w:right w:w="108" w:type="dxa"/>
+          </w:tblCellMar>
+        </w:tblPrEx>
+        <w:trPr>
+          <w:jc w:val="center"/>
+        </w:trPr>
+        <w:tc>
+          <w:tcPr>
+            <w:tcW w:w="2925" w:type="dxa"/>
+            <w:vAlign w:val="center"/>
+          </w:tcPr>
+          <w:p>
+            <w:pPr>
+              <w:spacing w:line="336" w:lineRule="auto"/>
+              <w:jc w:val="center"/>
+              <w:rPr>
+                <w:rFonts w:hint="default" w:ascii="Times New Roman" w:hAnsi="Times New Roman" w:cs="Times New Roman"/>
+                <w:sz w:val="28"/>
+                <w:szCs w:val="28"/>
+              </w:rPr>
+            </w:pPr>
+            <w:r>
+              <w:rPr>
+                <w:rStyle w:val="11"/>
+                <w:rFonts w:hint="default" w:ascii="Times New Roman" w:hAnsi="Times New Roman" w:cs="Times New Roman" w:eastAsiaTheme="majorEastAsia"/>
+                <w:sz w:val="28"/>
+                <w:szCs w:val="28"/>
+              </w:rPr>
+              <w:t>Tên Use Case</w:t>
+            </w:r>
+          </w:p>
+        </w:tc>
+        <w:tc>
+          <w:tcPr>
+            <w:tcW w:w="6430" w:type="dxa"/>
+            <w:vAlign w:val="center"/>
+          </w:tcPr>
+          <w:p>
+            <w:pPr>
+              <w:spacing w:line="336" w:lineRule="auto"/>
+              <w:jc w:val="both"/>
+              <w:rPr>
+                <w:rFonts w:hint="default" w:ascii="Times New Roman" w:hAnsi="Times New Roman" w:cs="Times New Roman"/>
+                <w:sz w:val="28"/>
+                <w:szCs w:val="28"/>
+                <w:lang w:val="en-US"/>
+              </w:rPr>
+            </w:pPr>
+            <w:r>
+              <w:rPr>
+                <w:rFonts w:hint="default" w:ascii="Times New Roman" w:hAnsi="Times New Roman" w:cs="Times New Roman"/>
+                <w:sz w:val="28"/>
+                <w:szCs w:val="28"/>
+                <w:lang w:val="en-US"/>
+              </w:rPr>
+              <w:t>Cập nhật hội viên của phòng</w:t>
+            </w:r>
+          </w:p>
+        </w:tc>
+      </w:tr>
+      <w:tr>
+        <w:tblPrEx>
+          <w:tblBorders>
+            <w:top w:val="single" w:color="auto" w:sz="4" w:space="0"/>
+            <w:left w:val="single" w:color="auto" w:sz="4" w:space="0"/>
+            <w:bottom w:val="single" w:color="auto" w:sz="4" w:space="0"/>
+            <w:right w:val="single" w:color="auto" w:sz="4" w:space="0"/>
+            <w:insideH w:val="single" w:color="auto" w:sz="4" w:space="0"/>
+            <w:insideV w:val="single" w:color="auto" w:sz="4" w:space="0"/>
+          </w:tblBorders>
+          <w:tblCellMar>
+            <w:top w:w="0" w:type="dxa"/>
+            <w:left w:w="108" w:type="dxa"/>
+            <w:bottom w:w="0" w:type="dxa"/>
+            <w:right w:w="108" w:type="dxa"/>
+          </w:tblCellMar>
+        </w:tblPrEx>
+        <w:trPr>
+          <w:jc w:val="center"/>
+        </w:trPr>
+        <w:tc>
+          <w:tcPr>
+            <w:tcW w:w="2925" w:type="dxa"/>
+            <w:vAlign w:val="center"/>
+          </w:tcPr>
+          <w:p>
+            <w:pPr>
+              <w:spacing w:line="336" w:lineRule="auto"/>
+              <w:jc w:val="center"/>
+              <w:rPr>
+                <w:rFonts w:hint="default" w:ascii="Times New Roman" w:hAnsi="Times New Roman" w:cs="Times New Roman"/>
+                <w:sz w:val="28"/>
+                <w:szCs w:val="28"/>
+              </w:rPr>
+            </w:pPr>
+            <w:r>
+              <w:rPr>
+                <w:rStyle w:val="11"/>
+                <w:rFonts w:hint="default" w:ascii="Times New Roman" w:hAnsi="Times New Roman" w:cs="Times New Roman" w:eastAsiaTheme="majorEastAsia"/>
+                <w:sz w:val="28"/>
+                <w:szCs w:val="28"/>
+              </w:rPr>
+              <w:t>Mô tả</w:t>
+            </w:r>
+          </w:p>
+        </w:tc>
+        <w:tc>
+          <w:tcPr>
+            <w:tcW w:w="6430" w:type="dxa"/>
+            <w:vAlign w:val="center"/>
+          </w:tcPr>
+          <w:p>
+            <w:pPr>
+              <w:pStyle w:val="10"/>
+              <w:spacing w:before="0" w:beforeAutospacing="0" w:after="0" w:afterAutospacing="0" w:line="336" w:lineRule="auto"/>
+              <w:jc w:val="both"/>
+              <w:rPr>
+                <w:rFonts w:hint="default" w:ascii="Times New Roman" w:hAnsi="Times New Roman" w:cs="Times New Roman"/>
+                <w:sz w:val="28"/>
+                <w:szCs w:val="28"/>
+                <w:lang w:val="vi"/>
+              </w:rPr>
+            </w:pPr>
+            <w:r>
+              <w:rPr>
+                <w:rFonts w:hint="default" w:ascii="Times New Roman" w:hAnsi="Times New Roman"/>
+                <w:sz w:val="28"/>
+                <w:szCs w:val="28"/>
+                <w:lang w:val="vi"/>
+              </w:rPr>
+              <w:t>Cho phép Admin</w:t>
+            </w:r>
+            <w:r>
+              <w:rPr>
+                <w:rFonts w:hint="default" w:ascii="Times New Roman" w:hAnsi="Times New Roman"/>
+                <w:sz w:val="28"/>
+                <w:szCs w:val="28"/>
+                <w:lang w:val="en-US"/>
+              </w:rPr>
+              <w:t xml:space="preserve"> </w:t>
+            </w:r>
+            <w:r>
+              <w:rPr>
+                <w:rFonts w:hint="default" w:ascii="Times New Roman" w:hAnsi="Times New Roman"/>
+                <w:sz w:val="28"/>
+                <w:szCs w:val="28"/>
+                <w:lang w:val="vi"/>
+              </w:rPr>
+              <w:t xml:space="preserve">gắn thông tin một </w:t>
+            </w:r>
+            <w:r>
+              <w:rPr>
+                <w:rFonts w:hint="default" w:ascii="Times New Roman" w:hAnsi="Times New Roman"/>
+                <w:sz w:val="28"/>
+                <w:szCs w:val="28"/>
+                <w:lang w:val="en-US"/>
+              </w:rPr>
+              <w:t>hội viên</w:t>
+            </w:r>
+            <w:r>
+              <w:rPr>
+                <w:rFonts w:hint="default" w:ascii="Times New Roman" w:hAnsi="Times New Roman"/>
+                <w:sz w:val="28"/>
+                <w:szCs w:val="28"/>
+                <w:lang w:val="vi"/>
+              </w:rPr>
+              <w:t xml:space="preserve"> vào phòng đang hát để hệ thống ghi nhận điểm tích lũy và áp dụng ưu đãi khi thanh toán.</w:t>
+            </w:r>
+          </w:p>
+        </w:tc>
+      </w:tr>
+      <w:tr>
+        <w:tblPrEx>
+          <w:tblBorders>
+            <w:top w:val="single" w:color="auto" w:sz="4" w:space="0"/>
+            <w:left w:val="single" w:color="auto" w:sz="4" w:space="0"/>
+            <w:bottom w:val="single" w:color="auto" w:sz="4" w:space="0"/>
+            <w:right w:val="single" w:color="auto" w:sz="4" w:space="0"/>
+            <w:insideH w:val="single" w:color="auto" w:sz="4" w:space="0"/>
+            <w:insideV w:val="single" w:color="auto" w:sz="4" w:space="0"/>
+          </w:tblBorders>
+          <w:tblCellMar>
+            <w:top w:w="0" w:type="dxa"/>
+            <w:left w:w="108" w:type="dxa"/>
+            <w:bottom w:w="0" w:type="dxa"/>
+            <w:right w:w="108" w:type="dxa"/>
+          </w:tblCellMar>
+        </w:tblPrEx>
+        <w:trPr>
+          <w:jc w:val="center"/>
+        </w:trPr>
+        <w:tc>
+          <w:tcPr>
+            <w:tcW w:w="2925" w:type="dxa"/>
+            <w:vAlign w:val="center"/>
+          </w:tcPr>
+          <w:p>
+            <w:pPr>
+              <w:spacing w:line="336" w:lineRule="auto"/>
+              <w:jc w:val="center"/>
+              <w:rPr>
+                <w:rFonts w:hint="default" w:ascii="Times New Roman" w:hAnsi="Times New Roman" w:cs="Times New Roman"/>
+                <w:sz w:val="28"/>
+                <w:szCs w:val="28"/>
+              </w:rPr>
+            </w:pPr>
+            <w:r>
+              <w:rPr>
+                <w:rStyle w:val="11"/>
+                <w:rFonts w:hint="default" w:ascii="Times New Roman" w:hAnsi="Times New Roman" w:cs="Times New Roman" w:eastAsiaTheme="majorEastAsia"/>
+                <w:sz w:val="28"/>
+                <w:szCs w:val="28"/>
+              </w:rPr>
+              <w:t>Tác nhân chính</w:t>
+            </w:r>
+          </w:p>
+        </w:tc>
+        <w:tc>
+          <w:tcPr>
+            <w:tcW w:w="6430" w:type="dxa"/>
+            <w:vAlign w:val="center"/>
+          </w:tcPr>
+          <w:p>
+            <w:pPr>
+              <w:spacing w:line="336" w:lineRule="auto"/>
+              <w:jc w:val="both"/>
+              <w:rPr>
+                <w:rFonts w:hint="default" w:ascii="Times New Roman" w:hAnsi="Times New Roman" w:cs="Times New Roman"/>
+                <w:sz w:val="28"/>
+                <w:szCs w:val="28"/>
+                <w:lang w:val="en-US"/>
+              </w:rPr>
+            </w:pPr>
+            <w:r>
+              <w:rPr>
+                <w:rFonts w:hint="default" w:ascii="Times New Roman" w:hAnsi="Times New Roman" w:cs="Times New Roman"/>
+                <w:sz w:val="28"/>
+                <w:szCs w:val="28"/>
+                <w:lang w:val="en-US"/>
+              </w:rPr>
+              <w:t>Admin</w:t>
+            </w:r>
+          </w:p>
+        </w:tc>
+      </w:tr>
+      <w:tr>
+        <w:tblPrEx>
+          <w:tblBorders>
+            <w:top w:val="single" w:color="auto" w:sz="4" w:space="0"/>
+            <w:left w:val="single" w:color="auto" w:sz="4" w:space="0"/>
+            <w:bottom w:val="single" w:color="auto" w:sz="4" w:space="0"/>
+            <w:right w:val="single" w:color="auto" w:sz="4" w:space="0"/>
+            <w:insideH w:val="single" w:color="auto" w:sz="4" w:space="0"/>
+            <w:insideV w:val="single" w:color="auto" w:sz="4" w:space="0"/>
+          </w:tblBorders>
+          <w:tblCellMar>
+            <w:top w:w="0" w:type="dxa"/>
+            <w:left w:w="108" w:type="dxa"/>
+            <w:bottom w:w="0" w:type="dxa"/>
+            <w:right w:w="108" w:type="dxa"/>
+          </w:tblCellMar>
+        </w:tblPrEx>
+        <w:trPr>
+          <w:jc w:val="center"/>
+        </w:trPr>
+        <w:tc>
+          <w:tcPr>
+            <w:tcW w:w="2925" w:type="dxa"/>
+            <w:vAlign w:val="center"/>
+          </w:tcPr>
+          <w:p>
+            <w:pPr>
+              <w:spacing w:line="336" w:lineRule="auto"/>
+              <w:jc w:val="center"/>
+              <w:rPr>
+                <w:rFonts w:hint="default" w:ascii="Times New Roman" w:hAnsi="Times New Roman" w:cs="Times New Roman"/>
+                <w:sz w:val="28"/>
+                <w:szCs w:val="28"/>
+              </w:rPr>
+            </w:pPr>
+            <w:r>
+              <w:rPr>
+                <w:rStyle w:val="11"/>
+                <w:rFonts w:hint="default" w:ascii="Times New Roman" w:hAnsi="Times New Roman" w:cs="Times New Roman" w:eastAsiaTheme="majorEastAsia"/>
+                <w:sz w:val="28"/>
+                <w:szCs w:val="28"/>
+              </w:rPr>
+              <w:t>Tiền điều kiện</w:t>
+            </w:r>
+          </w:p>
+        </w:tc>
+        <w:tc>
+          <w:tcPr>
+            <w:tcW w:w="6430" w:type="dxa"/>
+            <w:vAlign w:val="center"/>
+          </w:tcPr>
+          <w:p>
+            <w:pPr>
+              <w:spacing w:line="336" w:lineRule="auto"/>
+              <w:jc w:val="both"/>
+              <w:rPr>
+                <w:rFonts w:hint="default" w:ascii="Times New Roman" w:hAnsi="Times New Roman" w:cs="Times New Roman"/>
+                <w:sz w:val="28"/>
+                <w:szCs w:val="28"/>
+                <w:lang w:val="en-US"/>
+              </w:rPr>
+            </w:pPr>
+            <w:r>
+              <w:rPr>
+                <w:rFonts w:hint="default" w:ascii="Times New Roman" w:hAnsi="Times New Roman"/>
+                <w:sz w:val="28"/>
+                <w:szCs w:val="28"/>
+              </w:rPr>
+              <w:t xml:space="preserve">Admin đang xem chi tiết một phòng đang ở trạng thái </w:t>
+            </w:r>
+            <w:r>
+              <w:rPr>
+                <w:rFonts w:hint="default" w:ascii="Times New Roman" w:hAnsi="Times New Roman"/>
+                <w:sz w:val="28"/>
+                <w:szCs w:val="28"/>
+                <w:lang w:val="en-US"/>
+              </w:rPr>
+              <w:t>“</w:t>
+            </w:r>
+            <w:r>
+              <w:rPr>
+                <w:rFonts w:hint="default" w:ascii="Times New Roman" w:hAnsi="Times New Roman"/>
+                <w:sz w:val="28"/>
+                <w:szCs w:val="28"/>
+              </w:rPr>
+              <w:t>Đang sử dụng</w:t>
+            </w:r>
+            <w:r>
+              <w:rPr>
+                <w:rFonts w:hint="default" w:ascii="Times New Roman" w:hAnsi="Times New Roman"/>
+                <w:sz w:val="28"/>
+                <w:szCs w:val="28"/>
+                <w:lang w:val="en-US"/>
+              </w:rPr>
+              <w:t>” hoặc “Phòng tạm”</w:t>
+            </w:r>
+          </w:p>
+        </w:tc>
+      </w:tr>
+      <w:tr>
+        <w:tblPrEx>
+          <w:tblBorders>
+            <w:top w:val="single" w:color="auto" w:sz="4" w:space="0"/>
+            <w:left w:val="single" w:color="auto" w:sz="4" w:space="0"/>
+            <w:bottom w:val="single" w:color="auto" w:sz="4" w:space="0"/>
+            <w:right w:val="single" w:color="auto" w:sz="4" w:space="0"/>
+            <w:insideH w:val="single" w:color="auto" w:sz="4" w:space="0"/>
+            <w:insideV w:val="single" w:color="auto" w:sz="4" w:space="0"/>
+          </w:tblBorders>
+          <w:tblCellMar>
+            <w:top w:w="0" w:type="dxa"/>
+            <w:left w:w="108" w:type="dxa"/>
+            <w:bottom w:w="0" w:type="dxa"/>
+            <w:right w:w="108" w:type="dxa"/>
+          </w:tblCellMar>
+        </w:tblPrEx>
+        <w:trPr>
+          <w:jc w:val="center"/>
+        </w:trPr>
+        <w:tc>
+          <w:tcPr>
+            <w:tcW w:w="2925" w:type="dxa"/>
+            <w:vAlign w:val="center"/>
+          </w:tcPr>
+          <w:p>
+            <w:pPr>
+              <w:spacing w:line="336" w:lineRule="auto"/>
+              <w:jc w:val="center"/>
+              <w:rPr>
+                <w:rFonts w:hint="default" w:ascii="Times New Roman" w:hAnsi="Times New Roman" w:cs="Times New Roman"/>
+                <w:sz w:val="28"/>
+                <w:szCs w:val="28"/>
+              </w:rPr>
+            </w:pPr>
+            <w:r>
+              <w:rPr>
+                <w:rStyle w:val="11"/>
+                <w:rFonts w:hint="default" w:ascii="Times New Roman" w:hAnsi="Times New Roman" w:cs="Times New Roman" w:eastAsiaTheme="majorEastAsia"/>
+                <w:sz w:val="28"/>
+                <w:szCs w:val="28"/>
+              </w:rPr>
+              <w:t>Hậu điều kiện</w:t>
+            </w:r>
+          </w:p>
+        </w:tc>
+        <w:tc>
+          <w:tcPr>
+            <w:tcW w:w="6430" w:type="dxa"/>
+            <w:vAlign w:val="center"/>
+          </w:tcPr>
+          <w:p>
+            <w:pPr>
+              <w:pStyle w:val="10"/>
+              <w:spacing w:before="0" w:beforeAutospacing="0" w:after="0" w:afterAutospacing="0" w:line="336" w:lineRule="auto"/>
+              <w:jc w:val="both"/>
+              <w:rPr>
+                <w:rFonts w:hint="default" w:ascii="Times New Roman" w:hAnsi="Times New Roman" w:cs="Times New Roman"/>
+                <w:sz w:val="28"/>
+                <w:szCs w:val="28"/>
+                <w:lang w:val="en-US"/>
+              </w:rPr>
+            </w:pPr>
+            <w:r>
+              <w:rPr>
+                <w:rFonts w:hint="default" w:ascii="Times New Roman" w:hAnsi="Times New Roman" w:cs="Times New Roman"/>
+                <w:sz w:val="28"/>
+                <w:szCs w:val="28"/>
+                <w:lang w:val="en-US"/>
+              </w:rPr>
+              <w:t>Thông tin hội viên của hóa đơn được cập nhật vào hệ thống. Giao diện hiển thị thông tin hội viên đang sử dụng phòng</w:t>
+            </w:r>
+          </w:p>
+        </w:tc>
+      </w:tr>
+      <w:tr>
+        <w:tblPrEx>
+          <w:tblBorders>
+            <w:top w:val="single" w:color="auto" w:sz="4" w:space="0"/>
+            <w:left w:val="single" w:color="auto" w:sz="4" w:space="0"/>
+            <w:bottom w:val="single" w:color="auto" w:sz="4" w:space="0"/>
+            <w:right w:val="single" w:color="auto" w:sz="4" w:space="0"/>
+            <w:insideH w:val="single" w:color="auto" w:sz="4" w:space="0"/>
+            <w:insideV w:val="single" w:color="auto" w:sz="4" w:space="0"/>
+          </w:tblBorders>
+          <w:tblCellMar>
+            <w:top w:w="0" w:type="dxa"/>
+            <w:left w:w="108" w:type="dxa"/>
+            <w:bottom w:w="0" w:type="dxa"/>
+            <w:right w:w="108" w:type="dxa"/>
+          </w:tblCellMar>
+        </w:tblPrEx>
+        <w:trPr>
+          <w:jc w:val="center"/>
+        </w:trPr>
+        <w:tc>
+          <w:tcPr>
+            <w:tcW w:w="2925" w:type="dxa"/>
+            <w:vAlign w:val="center"/>
+          </w:tcPr>
+          <w:p>
+            <w:pPr>
+              <w:spacing w:line="336" w:lineRule="auto"/>
+              <w:jc w:val="center"/>
+              <w:rPr>
+                <w:rFonts w:hint="default" w:ascii="Times New Roman" w:hAnsi="Times New Roman" w:cs="Times New Roman"/>
+                <w:sz w:val="28"/>
+                <w:szCs w:val="28"/>
+              </w:rPr>
+            </w:pPr>
+            <w:r>
+              <w:rPr>
+                <w:rStyle w:val="11"/>
+                <w:rFonts w:hint="default" w:ascii="Times New Roman" w:hAnsi="Times New Roman" w:cs="Times New Roman" w:eastAsiaTheme="majorEastAsia"/>
+                <w:sz w:val="28"/>
+                <w:szCs w:val="28"/>
+              </w:rPr>
+              <w:t>Luồng chính</w:t>
+            </w:r>
+          </w:p>
+        </w:tc>
+        <w:tc>
+          <w:tcPr>
+            <w:tcW w:w="6430" w:type="dxa"/>
+            <w:vAlign w:val="center"/>
+          </w:tcPr>
+          <w:p>
+            <w:pPr>
+              <w:pStyle w:val="10"/>
+              <w:numPr>
+                <w:ilvl w:val="0"/>
+                <w:numId w:val="10"/>
+              </w:numPr>
+              <w:spacing w:before="0" w:beforeAutospacing="0" w:after="0" w:afterAutospacing="0" w:line="336" w:lineRule="auto"/>
+              <w:jc w:val="both"/>
+              <w:rPr>
+                <w:rFonts w:hint="default" w:ascii="Times New Roman" w:hAnsi="Times New Roman" w:cs="Times New Roman"/>
+                <w:sz w:val="28"/>
+                <w:szCs w:val="28"/>
+                <w:lang w:val="en-US"/>
+              </w:rPr>
+            </w:pPr>
+            <w:r>
+              <w:rPr>
+                <w:rFonts w:hint="default" w:ascii="Times New Roman" w:hAnsi="Times New Roman"/>
+                <w:sz w:val="28"/>
+                <w:szCs w:val="28"/>
+                <w:lang w:val="en-US"/>
+              </w:rPr>
+              <w:t>Tại màn hình chi tiết phòng (đang có khách hát), Admin nhấp vào nút [Cập nhật hội viên].</w:t>
+            </w:r>
+          </w:p>
+          <w:p>
+            <w:pPr>
+              <w:pStyle w:val="10"/>
+              <w:numPr>
+                <w:ilvl w:val="0"/>
+                <w:numId w:val="10"/>
+              </w:numPr>
+              <w:spacing w:before="0" w:beforeAutospacing="0" w:after="0" w:afterAutospacing="0" w:line="336" w:lineRule="auto"/>
+              <w:jc w:val="both"/>
+              <w:rPr>
+                <w:rFonts w:hint="default" w:ascii="Times New Roman" w:hAnsi="Times New Roman" w:cs="Times New Roman"/>
+                <w:sz w:val="28"/>
+                <w:szCs w:val="28"/>
+                <w:lang w:val="en-US"/>
+              </w:rPr>
+            </w:pPr>
+            <w:r>
+              <w:rPr>
+                <w:rFonts w:hint="default" w:ascii="Times New Roman" w:hAnsi="Times New Roman"/>
+                <w:sz w:val="28"/>
+                <w:szCs w:val="28"/>
+                <w:lang w:val="en-US"/>
+              </w:rPr>
+              <w:t>Hệ thống hiển thị danh sách hội viên (không bị khóa) và hội viên hiện tại của phòng.</w:t>
+            </w:r>
+          </w:p>
+          <w:p>
+            <w:pPr>
+              <w:pStyle w:val="10"/>
+              <w:numPr>
+                <w:ilvl w:val="0"/>
+                <w:numId w:val="10"/>
+              </w:numPr>
+              <w:spacing w:before="0" w:beforeAutospacing="0" w:after="0" w:afterAutospacing="0" w:line="336" w:lineRule="auto"/>
+              <w:ind w:left="0" w:leftChars="0" w:firstLine="0" w:firstLineChars="0"/>
+              <w:jc w:val="both"/>
+              <w:rPr>
+                <w:rFonts w:hint="default" w:ascii="Times New Roman" w:hAnsi="Times New Roman" w:cs="Times New Roman"/>
+                <w:sz w:val="28"/>
+                <w:szCs w:val="28"/>
+                <w:lang w:val="en-US"/>
+              </w:rPr>
+            </w:pPr>
+            <w:r>
+              <w:rPr>
+                <w:rFonts w:hint="default" w:ascii="Times New Roman" w:hAnsi="Times New Roman"/>
+                <w:sz w:val="28"/>
+                <w:szCs w:val="28"/>
+                <w:lang w:val="en-US"/>
+              </w:rPr>
+              <w:t>Admin chọn hội viên trong danh sách hội viên rồi nhấn nút [Thêm/Thay thế hội viên hiện tại] hoặc nhấn nút [Xóa hội viên hiện tại]</w:t>
+            </w:r>
+          </w:p>
+          <w:p>
+            <w:pPr>
+              <w:pStyle w:val="10"/>
+              <w:numPr>
+                <w:ilvl w:val="0"/>
+                <w:numId w:val="10"/>
+              </w:numPr>
+              <w:spacing w:before="0" w:beforeAutospacing="0" w:after="0" w:afterAutospacing="0" w:line="336" w:lineRule="auto"/>
+              <w:ind w:left="0" w:leftChars="0" w:firstLine="0" w:firstLineChars="0"/>
+              <w:jc w:val="both"/>
+              <w:rPr>
+                <w:rFonts w:hint="default" w:ascii="Times New Roman" w:hAnsi="Times New Roman" w:cs="Times New Roman"/>
+                <w:sz w:val="28"/>
+                <w:szCs w:val="28"/>
+                <w:lang w:val="en-US"/>
+              </w:rPr>
+            </w:pPr>
+            <w:r>
+              <w:rPr>
+                <w:rFonts w:hint="default" w:ascii="Times New Roman" w:hAnsi="Times New Roman"/>
+                <w:sz w:val="28"/>
+                <w:szCs w:val="28"/>
+                <w:lang w:val="en-US"/>
+              </w:rPr>
+              <w:t>Hệ thống hiển thị hộp thoại xác nhận</w:t>
+            </w:r>
+          </w:p>
+          <w:p>
+            <w:pPr>
+              <w:pStyle w:val="10"/>
+              <w:numPr>
+                <w:ilvl w:val="0"/>
+                <w:numId w:val="10"/>
+              </w:numPr>
+              <w:spacing w:before="0" w:beforeAutospacing="0" w:after="0" w:afterAutospacing="0" w:line="336" w:lineRule="auto"/>
+              <w:ind w:left="0" w:leftChars="0" w:firstLine="0" w:firstLineChars="0"/>
+              <w:jc w:val="both"/>
+              <w:rPr>
+                <w:rFonts w:hint="default" w:ascii="Times New Roman" w:hAnsi="Times New Roman" w:cs="Times New Roman"/>
+                <w:sz w:val="28"/>
+                <w:szCs w:val="28"/>
+                <w:lang w:val="en-US"/>
+              </w:rPr>
+            </w:pPr>
+            <w:r>
+              <w:rPr>
+                <w:rFonts w:hint="default" w:ascii="Times New Roman" w:hAnsi="Times New Roman"/>
+                <w:sz w:val="28"/>
+                <w:szCs w:val="28"/>
+                <w:lang w:val="en-US"/>
+              </w:rPr>
+              <w:t>Admin chọn đồng ý</w:t>
+            </w:r>
+          </w:p>
+          <w:p>
+            <w:pPr>
+              <w:pStyle w:val="10"/>
+              <w:numPr>
+                <w:ilvl w:val="0"/>
+                <w:numId w:val="10"/>
+              </w:numPr>
+              <w:spacing w:before="0" w:beforeAutospacing="0" w:after="0" w:afterAutospacing="0" w:line="336" w:lineRule="auto"/>
+              <w:ind w:left="0" w:leftChars="0" w:firstLine="0" w:firstLineChars="0"/>
+              <w:jc w:val="both"/>
+              <w:rPr>
+                <w:rFonts w:hint="default" w:ascii="Times New Roman" w:hAnsi="Times New Roman" w:cs="Times New Roman"/>
+                <w:sz w:val="28"/>
+                <w:szCs w:val="28"/>
+                <w:lang w:val="en-US"/>
+              </w:rPr>
+            </w:pPr>
+            <w:r>
+              <w:rPr>
+                <w:rFonts w:hint="default" w:ascii="Times New Roman" w:hAnsi="Times New Roman" w:cs="Times New Roman"/>
+                <w:sz w:val="28"/>
+                <w:szCs w:val="28"/>
+                <w:lang w:val="en-US"/>
+              </w:rPr>
+              <w:t>Hệ thống cập nhật thông tin hội viên của phòng</w:t>
+            </w:r>
+          </w:p>
+          <w:p>
+            <w:pPr>
+              <w:pStyle w:val="10"/>
+              <w:numPr>
+                <w:ilvl w:val="0"/>
+                <w:numId w:val="10"/>
+              </w:numPr>
+              <w:spacing w:before="0" w:beforeAutospacing="0" w:after="0" w:afterAutospacing="0" w:line="336" w:lineRule="auto"/>
+              <w:ind w:left="0" w:leftChars="0" w:firstLine="0" w:firstLineChars="0"/>
+              <w:jc w:val="both"/>
+              <w:rPr>
+                <w:rFonts w:hint="default" w:ascii="Times New Roman" w:hAnsi="Times New Roman" w:cs="Times New Roman"/>
+                <w:sz w:val="28"/>
+                <w:szCs w:val="28"/>
+                <w:lang w:val="en-US"/>
+              </w:rPr>
+            </w:pPr>
+            <w:r>
+              <w:rPr>
+                <w:rFonts w:hint="default" w:ascii="Times New Roman" w:hAnsi="Times New Roman" w:cs="Times New Roman"/>
+                <w:sz w:val="28"/>
+                <w:szCs w:val="28"/>
+                <w:lang w:val="en-US"/>
+              </w:rPr>
+              <w:t>Hệ thống thông báo thành công</w:t>
+            </w:r>
+          </w:p>
+        </w:tc>
+      </w:tr>
+      <w:tr>
+        <w:tblPrEx>
+          <w:tblBorders>
+            <w:top w:val="single" w:color="auto" w:sz="4" w:space="0"/>
+            <w:left w:val="single" w:color="auto" w:sz="4" w:space="0"/>
+            <w:bottom w:val="single" w:color="auto" w:sz="4" w:space="0"/>
+            <w:right w:val="single" w:color="auto" w:sz="4" w:space="0"/>
+            <w:insideH w:val="single" w:color="auto" w:sz="4" w:space="0"/>
+            <w:insideV w:val="single" w:color="auto" w:sz="4" w:space="0"/>
+          </w:tblBorders>
+          <w:tblCellMar>
+            <w:top w:w="0" w:type="dxa"/>
+            <w:left w:w="108" w:type="dxa"/>
+            <w:bottom w:w="0" w:type="dxa"/>
+            <w:right w:w="108" w:type="dxa"/>
+          </w:tblCellMar>
+        </w:tblPrEx>
+        <w:trPr>
+          <w:jc w:val="center"/>
+        </w:trPr>
+        <w:tc>
+          <w:tcPr>
+            <w:tcW w:w="2925" w:type="dxa"/>
+            <w:vAlign w:val="center"/>
+          </w:tcPr>
+          <w:p>
+            <w:pPr>
+              <w:spacing w:line="336" w:lineRule="auto"/>
+              <w:jc w:val="center"/>
+              <w:rPr>
+                <w:rFonts w:hint="default" w:ascii="Times New Roman" w:hAnsi="Times New Roman" w:cs="Times New Roman"/>
+                <w:sz w:val="28"/>
+                <w:szCs w:val="28"/>
+              </w:rPr>
+            </w:pPr>
+            <w:r>
+              <w:rPr>
+                <w:rStyle w:val="11"/>
+                <w:rFonts w:hint="default" w:ascii="Times New Roman" w:hAnsi="Times New Roman" w:cs="Times New Roman" w:eastAsiaTheme="majorEastAsia"/>
+                <w:sz w:val="28"/>
+                <w:szCs w:val="28"/>
+              </w:rPr>
+              <w:t>Luồng thay thế</w:t>
+            </w:r>
+          </w:p>
+        </w:tc>
+        <w:tc>
+          <w:tcPr>
+            <w:tcW w:w="6430" w:type="dxa"/>
+            <w:vAlign w:val="center"/>
+          </w:tcPr>
+          <w:p>
+            <w:pPr>
+              <w:spacing w:line="336" w:lineRule="auto"/>
+              <w:jc w:val="both"/>
+              <w:rPr>
+                <w:rFonts w:hint="default" w:ascii="Times New Roman" w:hAnsi="Times New Roman" w:cs="Times New Roman"/>
+                <w:sz w:val="28"/>
+                <w:szCs w:val="28"/>
+                <w:lang w:val="en-US"/>
+              </w:rPr>
+            </w:pPr>
+            <w:r>
+              <w:rPr>
+                <w:rFonts w:hint="default" w:ascii="Times New Roman" w:hAnsi="Times New Roman" w:cs="Times New Roman"/>
+                <w:sz w:val="28"/>
+                <w:szCs w:val="28"/>
+                <w:lang w:val="en-US"/>
+              </w:rPr>
+              <w:t>4.1 Admin chọn hủy thì hệ thống chuyển về màn hình xem chi tiết phòng</w:t>
+            </w:r>
+          </w:p>
+        </w:tc>
+      </w:tr>
+    </w:tbl>
+    <w:p>
+      <w:pPr>
+        <w:numPr>
+          <w:ilvl w:val="0"/>
+          <w:numId w:val="0"/>
+        </w:numPr>
+        <w:ind w:leftChars="0"/>
+        <w:rPr>
+          <w:rFonts w:hint="default" w:ascii="Times New Roman" w:hAnsi="Times New Roman" w:cs="Times New Roman"/>
+          <w:lang w:val="en-US"/>
+        </w:rPr>
+      </w:pPr>
+    </w:p>
+    <w:p>
+      <w:pPr>
+        <w:pStyle w:val="6"/>
+        <w:bidi w:val="0"/>
+        <w:rPr>
+          <w:rFonts w:hint="default"/>
+          <w:lang w:val="en-US"/>
+        </w:rPr>
+      </w:pPr>
+      <w:r>
+        <w:rPr>
+          <w:rFonts w:hint="default"/>
+          <w:lang w:val="en-US"/>
+        </w:rPr>
+        <w:t>2.2.1.10 Đặc tả usecase cập nhật các dịch vụ của phòng</w:t>
+      </w:r>
+    </w:p>
+    <w:tbl>
+      <w:tblPr>
+        <w:tblStyle w:val="8"/>
+        <w:tblW w:w="9355" w:type="dxa"/>
+        <w:jc w:val="center"/>
+        <w:tblBorders>
+          <w:top w:val="single" w:color="auto" w:sz="4" w:space="0"/>
+          <w:left w:val="single" w:color="auto" w:sz="4" w:space="0"/>
+          <w:bottom w:val="single" w:color="auto" w:sz="4" w:space="0"/>
+          <w:right w:val="single" w:color="auto" w:sz="4" w:space="0"/>
+          <w:insideH w:val="single" w:color="auto" w:sz="4" w:space="0"/>
+          <w:insideV w:val="single" w:color="auto" w:sz="4" w:space="0"/>
+        </w:tblBorders>
+        <w:tblLayout w:type="autofit"/>
+        <w:tblCellMar>
+          <w:top w:w="0" w:type="dxa"/>
+          <w:left w:w="108" w:type="dxa"/>
+          <w:bottom w:w="0" w:type="dxa"/>
+          <w:right w:w="108" w:type="dxa"/>
+        </w:tblCellMar>
+      </w:tblPr>
+      <w:tblGrid>
+        <w:gridCol w:w="2925"/>
+        <w:gridCol w:w="6430"/>
+      </w:tblGrid>
+      <w:tr>
+        <w:tblPrEx>
+          <w:tblBorders>
+            <w:top w:val="single" w:color="auto" w:sz="4" w:space="0"/>
+            <w:left w:val="single" w:color="auto" w:sz="4" w:space="0"/>
+            <w:bottom w:val="single" w:color="auto" w:sz="4" w:space="0"/>
+            <w:right w:val="single" w:color="auto" w:sz="4" w:space="0"/>
+            <w:insideH w:val="single" w:color="auto" w:sz="4" w:space="0"/>
+            <w:insideV w:val="single" w:color="auto" w:sz="4" w:space="0"/>
+          </w:tblBorders>
+          <w:tblCellMar>
+            <w:top w:w="0" w:type="dxa"/>
+            <w:left w:w="108" w:type="dxa"/>
+            <w:bottom w:w="0" w:type="dxa"/>
+            <w:right w:w="108" w:type="dxa"/>
+          </w:tblCellMar>
+        </w:tblPrEx>
+        <w:trPr>
+          <w:jc w:val="center"/>
+        </w:trPr>
+        <w:tc>
+          <w:tcPr>
+            <w:tcW w:w="2925" w:type="dxa"/>
+            <w:vAlign w:val="center"/>
+          </w:tcPr>
+          <w:p>
+            <w:pPr>
+              <w:spacing w:line="336" w:lineRule="auto"/>
+              <w:jc w:val="center"/>
+              <w:rPr>
+                <w:rFonts w:hint="default" w:ascii="Times New Roman" w:hAnsi="Times New Roman" w:cs="Times New Roman"/>
+                <w:b/>
+                <w:bCs/>
+                <w:sz w:val="28"/>
+                <w:szCs w:val="28"/>
+              </w:rPr>
+            </w:pPr>
+            <w:r>
+              <w:rPr>
+                <w:rStyle w:val="11"/>
+                <w:rFonts w:hint="default" w:ascii="Times New Roman" w:hAnsi="Times New Roman" w:cs="Times New Roman" w:eastAsiaTheme="majorEastAsia"/>
+                <w:sz w:val="28"/>
+                <w:szCs w:val="28"/>
+              </w:rPr>
+              <w:t>Thuộc tính</w:t>
+            </w:r>
+          </w:p>
+        </w:tc>
+        <w:tc>
+          <w:tcPr>
+            <w:tcW w:w="6430" w:type="dxa"/>
+            <w:vAlign w:val="center"/>
+          </w:tcPr>
+          <w:p>
+            <w:pPr>
+              <w:spacing w:line="336" w:lineRule="auto"/>
+              <w:jc w:val="center"/>
+              <w:rPr>
+                <w:rFonts w:hint="default" w:ascii="Times New Roman" w:hAnsi="Times New Roman" w:cs="Times New Roman"/>
+                <w:b/>
+                <w:bCs/>
+                <w:sz w:val="28"/>
+                <w:szCs w:val="28"/>
+              </w:rPr>
+            </w:pPr>
+            <w:r>
+              <w:rPr>
+                <w:rStyle w:val="11"/>
+                <w:rFonts w:hint="default" w:ascii="Times New Roman" w:hAnsi="Times New Roman" w:cs="Times New Roman" w:eastAsiaTheme="majorEastAsia"/>
+                <w:sz w:val="28"/>
+                <w:szCs w:val="28"/>
+              </w:rPr>
+              <w:t>Mô tả</w:t>
+            </w:r>
+          </w:p>
+        </w:tc>
+      </w:tr>
+      <w:tr>
+        <w:tblPrEx>
+          <w:tblBorders>
+            <w:top w:val="single" w:color="auto" w:sz="4" w:space="0"/>
+            <w:left w:val="single" w:color="auto" w:sz="4" w:space="0"/>
+            <w:bottom w:val="single" w:color="auto" w:sz="4" w:space="0"/>
+            <w:right w:val="single" w:color="auto" w:sz="4" w:space="0"/>
+            <w:insideH w:val="single" w:color="auto" w:sz="4" w:space="0"/>
+            <w:insideV w:val="single" w:color="auto" w:sz="4" w:space="0"/>
+          </w:tblBorders>
+          <w:tblCellMar>
+            <w:top w:w="0" w:type="dxa"/>
+            <w:left w:w="108" w:type="dxa"/>
+            <w:bottom w:w="0" w:type="dxa"/>
+            <w:right w:w="108" w:type="dxa"/>
+          </w:tblCellMar>
+        </w:tblPrEx>
+        <w:trPr>
+          <w:jc w:val="center"/>
+        </w:trPr>
+        <w:tc>
+          <w:tcPr>
+            <w:tcW w:w="2925" w:type="dxa"/>
+            <w:vAlign w:val="center"/>
+          </w:tcPr>
+          <w:p>
+            <w:pPr>
+              <w:spacing w:line="336" w:lineRule="auto"/>
+              <w:jc w:val="center"/>
+              <w:rPr>
+                <w:rFonts w:hint="default" w:ascii="Times New Roman" w:hAnsi="Times New Roman" w:cs="Times New Roman"/>
+                <w:sz w:val="28"/>
+                <w:szCs w:val="28"/>
+              </w:rPr>
+            </w:pPr>
+            <w:r>
+              <w:rPr>
+                <w:rStyle w:val="11"/>
+                <w:rFonts w:hint="default" w:ascii="Times New Roman" w:hAnsi="Times New Roman" w:cs="Times New Roman" w:eastAsiaTheme="majorEastAsia"/>
+                <w:sz w:val="28"/>
+                <w:szCs w:val="28"/>
+              </w:rPr>
+              <w:t>Tên Use Case</w:t>
+            </w:r>
+          </w:p>
+        </w:tc>
+        <w:tc>
+          <w:tcPr>
+            <w:tcW w:w="6430" w:type="dxa"/>
+            <w:vAlign w:val="center"/>
+          </w:tcPr>
+          <w:p>
+            <w:pPr>
+              <w:spacing w:line="336" w:lineRule="auto"/>
+              <w:jc w:val="both"/>
+              <w:rPr>
+                <w:rFonts w:hint="default" w:ascii="Times New Roman" w:hAnsi="Times New Roman" w:cs="Times New Roman"/>
+                <w:sz w:val="28"/>
+                <w:szCs w:val="28"/>
+                <w:lang w:val="en-US"/>
+              </w:rPr>
+            </w:pPr>
+            <w:r>
+              <w:rPr>
+                <w:rFonts w:hint="default" w:ascii="Times New Roman" w:hAnsi="Times New Roman" w:cs="Times New Roman"/>
+                <w:sz w:val="28"/>
+                <w:szCs w:val="28"/>
+                <w:lang w:val="en-US"/>
+              </w:rPr>
+              <w:t>Cập nhật các dịch vụ của phòng</w:t>
+            </w:r>
+          </w:p>
+        </w:tc>
+      </w:tr>
+      <w:tr>
+        <w:tblPrEx>
+          <w:tblBorders>
+            <w:top w:val="single" w:color="auto" w:sz="4" w:space="0"/>
+            <w:left w:val="single" w:color="auto" w:sz="4" w:space="0"/>
+            <w:bottom w:val="single" w:color="auto" w:sz="4" w:space="0"/>
+            <w:right w:val="single" w:color="auto" w:sz="4" w:space="0"/>
+            <w:insideH w:val="single" w:color="auto" w:sz="4" w:space="0"/>
+            <w:insideV w:val="single" w:color="auto" w:sz="4" w:space="0"/>
+          </w:tblBorders>
+          <w:tblCellMar>
+            <w:top w:w="0" w:type="dxa"/>
+            <w:left w:w="108" w:type="dxa"/>
+            <w:bottom w:w="0" w:type="dxa"/>
+            <w:right w:w="108" w:type="dxa"/>
+          </w:tblCellMar>
+        </w:tblPrEx>
+        <w:trPr>
+          <w:jc w:val="center"/>
+        </w:trPr>
+        <w:tc>
+          <w:tcPr>
+            <w:tcW w:w="2925" w:type="dxa"/>
+            <w:vAlign w:val="center"/>
+          </w:tcPr>
+          <w:p>
+            <w:pPr>
+              <w:spacing w:line="336" w:lineRule="auto"/>
+              <w:jc w:val="center"/>
+              <w:rPr>
+                <w:rFonts w:hint="default" w:ascii="Times New Roman" w:hAnsi="Times New Roman" w:cs="Times New Roman"/>
+                <w:sz w:val="28"/>
+                <w:szCs w:val="28"/>
+              </w:rPr>
+            </w:pPr>
+            <w:r>
+              <w:rPr>
+                <w:rStyle w:val="11"/>
+                <w:rFonts w:hint="default" w:ascii="Times New Roman" w:hAnsi="Times New Roman" w:cs="Times New Roman" w:eastAsiaTheme="majorEastAsia"/>
+                <w:sz w:val="28"/>
+                <w:szCs w:val="28"/>
+              </w:rPr>
+              <w:t>Mô tả</w:t>
+            </w:r>
+          </w:p>
+        </w:tc>
+        <w:tc>
+          <w:tcPr>
+            <w:tcW w:w="6430" w:type="dxa"/>
+            <w:vAlign w:val="center"/>
+          </w:tcPr>
+          <w:p>
+            <w:pPr>
+              <w:pStyle w:val="10"/>
+              <w:spacing w:before="0" w:beforeAutospacing="0" w:after="0" w:afterAutospacing="0" w:line="336" w:lineRule="auto"/>
+              <w:jc w:val="both"/>
+              <w:rPr>
+                <w:rFonts w:hint="default" w:ascii="Times New Roman" w:hAnsi="Times New Roman" w:cs="Times New Roman"/>
+                <w:sz w:val="28"/>
+                <w:szCs w:val="28"/>
+                <w:lang w:val="vi"/>
+              </w:rPr>
+            </w:pPr>
+            <w:r>
+              <w:rPr>
+                <w:rFonts w:hint="default" w:ascii="Times New Roman" w:hAnsi="Times New Roman"/>
+                <w:sz w:val="28"/>
+                <w:szCs w:val="28"/>
+                <w:lang w:val="vi"/>
+              </w:rPr>
+              <w:t xml:space="preserve">Cho phép </w:t>
+            </w:r>
+            <w:r>
+              <w:rPr>
+                <w:rFonts w:hint="default" w:ascii="Times New Roman" w:hAnsi="Times New Roman"/>
+                <w:sz w:val="28"/>
+                <w:szCs w:val="28"/>
+                <w:lang w:val="en-US"/>
+              </w:rPr>
+              <w:t>Admin</w:t>
+            </w:r>
+            <w:r>
+              <w:rPr>
+                <w:rFonts w:hint="default" w:ascii="Times New Roman" w:hAnsi="Times New Roman"/>
+                <w:sz w:val="28"/>
+                <w:szCs w:val="28"/>
+                <w:lang w:val="vi"/>
+              </w:rPr>
+              <w:t xml:space="preserve"> thêm món mới, cập nhật số lượng hoặc xóa mặt hàng (đồ ăn, thức uống,</w:t>
+            </w:r>
+            <w:r>
+              <w:rPr>
+                <w:rFonts w:hint="default" w:ascii="Times New Roman" w:hAnsi="Times New Roman"/>
+                <w:sz w:val="28"/>
+                <w:szCs w:val="28"/>
+                <w:lang w:val="en-US"/>
+              </w:rPr>
+              <w:t>…</w:t>
+            </w:r>
+            <w:r>
+              <w:rPr>
+                <w:rFonts w:hint="default" w:ascii="Times New Roman" w:hAnsi="Times New Roman"/>
+                <w:sz w:val="28"/>
+                <w:szCs w:val="28"/>
+                <w:lang w:val="vi"/>
+              </w:rPr>
+              <w:t>) vào phòng khách đang sử dụng.</w:t>
+            </w:r>
+          </w:p>
+        </w:tc>
+      </w:tr>
+      <w:tr>
+        <w:tblPrEx>
+          <w:tblBorders>
+            <w:top w:val="single" w:color="auto" w:sz="4" w:space="0"/>
+            <w:left w:val="single" w:color="auto" w:sz="4" w:space="0"/>
+            <w:bottom w:val="single" w:color="auto" w:sz="4" w:space="0"/>
+            <w:right w:val="single" w:color="auto" w:sz="4" w:space="0"/>
+            <w:insideH w:val="single" w:color="auto" w:sz="4" w:space="0"/>
+            <w:insideV w:val="single" w:color="auto" w:sz="4" w:space="0"/>
+          </w:tblBorders>
+          <w:tblCellMar>
+            <w:top w:w="0" w:type="dxa"/>
+            <w:left w:w="108" w:type="dxa"/>
+            <w:bottom w:w="0" w:type="dxa"/>
+            <w:right w:w="108" w:type="dxa"/>
+          </w:tblCellMar>
+        </w:tblPrEx>
+        <w:trPr>
+          <w:jc w:val="center"/>
+        </w:trPr>
+        <w:tc>
+          <w:tcPr>
+            <w:tcW w:w="2925" w:type="dxa"/>
+            <w:vAlign w:val="center"/>
+          </w:tcPr>
+          <w:p>
+            <w:pPr>
+              <w:spacing w:line="336" w:lineRule="auto"/>
+              <w:jc w:val="center"/>
+              <w:rPr>
+                <w:rFonts w:hint="default" w:ascii="Times New Roman" w:hAnsi="Times New Roman" w:cs="Times New Roman"/>
+                <w:sz w:val="28"/>
+                <w:szCs w:val="28"/>
+              </w:rPr>
+            </w:pPr>
+            <w:r>
+              <w:rPr>
+                <w:rStyle w:val="11"/>
+                <w:rFonts w:hint="default" w:ascii="Times New Roman" w:hAnsi="Times New Roman" w:cs="Times New Roman" w:eastAsiaTheme="majorEastAsia"/>
+                <w:sz w:val="28"/>
+                <w:szCs w:val="28"/>
+              </w:rPr>
+              <w:t>Tác nhân chính</w:t>
+            </w:r>
+          </w:p>
+        </w:tc>
+        <w:tc>
+          <w:tcPr>
+            <w:tcW w:w="6430" w:type="dxa"/>
+            <w:vAlign w:val="center"/>
+          </w:tcPr>
+          <w:p>
+            <w:pPr>
+              <w:spacing w:line="336" w:lineRule="auto"/>
+              <w:jc w:val="both"/>
+              <w:rPr>
+                <w:rFonts w:hint="default" w:ascii="Times New Roman" w:hAnsi="Times New Roman" w:cs="Times New Roman"/>
+                <w:sz w:val="28"/>
+                <w:szCs w:val="28"/>
+                <w:lang w:val="en-US"/>
+              </w:rPr>
+            </w:pPr>
+            <w:r>
+              <w:rPr>
+                <w:rFonts w:hint="default" w:ascii="Times New Roman" w:hAnsi="Times New Roman" w:cs="Times New Roman"/>
+                <w:sz w:val="28"/>
+                <w:szCs w:val="28"/>
+                <w:lang w:val="en-US"/>
+              </w:rPr>
+              <w:t>Admin</w:t>
+            </w:r>
+          </w:p>
+        </w:tc>
+      </w:tr>
+      <w:tr>
+        <w:tblPrEx>
+          <w:tblBorders>
+            <w:top w:val="single" w:color="auto" w:sz="4" w:space="0"/>
+            <w:left w:val="single" w:color="auto" w:sz="4" w:space="0"/>
+            <w:bottom w:val="single" w:color="auto" w:sz="4" w:space="0"/>
+            <w:right w:val="single" w:color="auto" w:sz="4" w:space="0"/>
+            <w:insideH w:val="single" w:color="auto" w:sz="4" w:space="0"/>
+            <w:insideV w:val="single" w:color="auto" w:sz="4" w:space="0"/>
+          </w:tblBorders>
+          <w:tblCellMar>
+            <w:top w:w="0" w:type="dxa"/>
+            <w:left w:w="108" w:type="dxa"/>
+            <w:bottom w:w="0" w:type="dxa"/>
+            <w:right w:w="108" w:type="dxa"/>
+          </w:tblCellMar>
+        </w:tblPrEx>
+        <w:trPr>
+          <w:jc w:val="center"/>
+        </w:trPr>
+        <w:tc>
+          <w:tcPr>
+            <w:tcW w:w="2925" w:type="dxa"/>
+            <w:vAlign w:val="center"/>
+          </w:tcPr>
+          <w:p>
+            <w:pPr>
+              <w:spacing w:line="336" w:lineRule="auto"/>
+              <w:jc w:val="center"/>
+              <w:rPr>
+                <w:rFonts w:hint="default" w:ascii="Times New Roman" w:hAnsi="Times New Roman" w:cs="Times New Roman"/>
+                <w:sz w:val="28"/>
+                <w:szCs w:val="28"/>
+              </w:rPr>
+            </w:pPr>
+            <w:r>
+              <w:rPr>
+                <w:rStyle w:val="11"/>
+                <w:rFonts w:hint="default" w:ascii="Times New Roman" w:hAnsi="Times New Roman" w:cs="Times New Roman" w:eastAsiaTheme="majorEastAsia"/>
+                <w:sz w:val="28"/>
+                <w:szCs w:val="28"/>
+              </w:rPr>
+              <w:t>Tiền điều kiện</w:t>
+            </w:r>
+          </w:p>
+        </w:tc>
+        <w:tc>
+          <w:tcPr>
+            <w:tcW w:w="6430" w:type="dxa"/>
+            <w:vAlign w:val="center"/>
+          </w:tcPr>
+          <w:p>
+            <w:pPr>
+              <w:spacing w:line="336" w:lineRule="auto"/>
+              <w:jc w:val="both"/>
+              <w:rPr>
+                <w:rFonts w:hint="default" w:ascii="Times New Roman" w:hAnsi="Times New Roman" w:cs="Times New Roman"/>
+                <w:sz w:val="28"/>
+                <w:szCs w:val="28"/>
+                <w:lang w:val="en-US"/>
+              </w:rPr>
+            </w:pPr>
+            <w:r>
+              <w:rPr>
+                <w:rFonts w:hint="default" w:ascii="Times New Roman" w:hAnsi="Times New Roman" w:cs="Times New Roman"/>
+                <w:sz w:val="28"/>
+                <w:szCs w:val="28"/>
+                <w:lang w:val="en-US"/>
+              </w:rPr>
+              <w:t>Admin đã đăng nhập vào hệ thống, đang xem chi tiết một phòng và phòng đó đang ở trạng thái “Đang sử dụng” hoặc “Phòng tạm”</w:t>
+            </w:r>
+          </w:p>
+        </w:tc>
+      </w:tr>
+      <w:tr>
+        <w:tblPrEx>
+          <w:tblBorders>
+            <w:top w:val="single" w:color="auto" w:sz="4" w:space="0"/>
+            <w:left w:val="single" w:color="auto" w:sz="4" w:space="0"/>
+            <w:bottom w:val="single" w:color="auto" w:sz="4" w:space="0"/>
+            <w:right w:val="single" w:color="auto" w:sz="4" w:space="0"/>
+            <w:insideH w:val="single" w:color="auto" w:sz="4" w:space="0"/>
+            <w:insideV w:val="single" w:color="auto" w:sz="4" w:space="0"/>
+          </w:tblBorders>
+          <w:tblCellMar>
+            <w:top w:w="0" w:type="dxa"/>
+            <w:left w:w="108" w:type="dxa"/>
+            <w:bottom w:w="0" w:type="dxa"/>
+            <w:right w:w="108" w:type="dxa"/>
+          </w:tblCellMar>
+        </w:tblPrEx>
+        <w:trPr>
+          <w:jc w:val="center"/>
+        </w:trPr>
+        <w:tc>
+          <w:tcPr>
+            <w:tcW w:w="2925" w:type="dxa"/>
+            <w:vAlign w:val="center"/>
+          </w:tcPr>
+          <w:p>
+            <w:pPr>
+              <w:spacing w:line="336" w:lineRule="auto"/>
+              <w:jc w:val="center"/>
+              <w:rPr>
+                <w:rFonts w:hint="default" w:ascii="Times New Roman" w:hAnsi="Times New Roman" w:cs="Times New Roman"/>
+                <w:sz w:val="28"/>
+                <w:szCs w:val="28"/>
+              </w:rPr>
+            </w:pPr>
+            <w:r>
+              <w:rPr>
+                <w:rStyle w:val="11"/>
+                <w:rFonts w:hint="default" w:ascii="Times New Roman" w:hAnsi="Times New Roman" w:cs="Times New Roman" w:eastAsiaTheme="majorEastAsia"/>
+                <w:sz w:val="28"/>
+                <w:szCs w:val="28"/>
+              </w:rPr>
+              <w:t>Hậu điều kiện</w:t>
+            </w:r>
+          </w:p>
+        </w:tc>
+        <w:tc>
+          <w:tcPr>
+            <w:tcW w:w="6430" w:type="dxa"/>
+            <w:vAlign w:val="center"/>
+          </w:tcPr>
+          <w:p>
+            <w:pPr>
+              <w:pStyle w:val="10"/>
+              <w:spacing w:before="0" w:beforeAutospacing="0" w:after="0" w:afterAutospacing="0" w:line="336" w:lineRule="auto"/>
+              <w:jc w:val="both"/>
+              <w:rPr>
+                <w:rFonts w:hint="default" w:ascii="Times New Roman" w:hAnsi="Times New Roman" w:cs="Times New Roman"/>
+                <w:sz w:val="28"/>
+                <w:szCs w:val="28"/>
+                <w:lang w:val="en-US"/>
+              </w:rPr>
+            </w:pPr>
+            <w:r>
+              <w:rPr>
+                <w:rFonts w:hint="default" w:ascii="Times New Roman" w:hAnsi="Times New Roman" w:cs="Times New Roman"/>
+                <w:sz w:val="28"/>
+                <w:szCs w:val="28"/>
+                <w:lang w:val="en-US"/>
+              </w:rPr>
+              <w:t>Hệ thống cập nhật dịch vụ cho hóa đơn tạm của phòng</w:t>
+            </w:r>
+          </w:p>
+        </w:tc>
+      </w:tr>
+      <w:tr>
+        <w:tblPrEx>
+          <w:tblBorders>
+            <w:top w:val="single" w:color="auto" w:sz="4" w:space="0"/>
+            <w:left w:val="single" w:color="auto" w:sz="4" w:space="0"/>
+            <w:bottom w:val="single" w:color="auto" w:sz="4" w:space="0"/>
+            <w:right w:val="single" w:color="auto" w:sz="4" w:space="0"/>
+            <w:insideH w:val="single" w:color="auto" w:sz="4" w:space="0"/>
+            <w:insideV w:val="single" w:color="auto" w:sz="4" w:space="0"/>
+          </w:tblBorders>
+          <w:tblCellMar>
+            <w:top w:w="0" w:type="dxa"/>
+            <w:left w:w="108" w:type="dxa"/>
+            <w:bottom w:w="0" w:type="dxa"/>
+            <w:right w:w="108" w:type="dxa"/>
+          </w:tblCellMar>
+        </w:tblPrEx>
+        <w:trPr>
+          <w:jc w:val="center"/>
+        </w:trPr>
+        <w:tc>
+          <w:tcPr>
+            <w:tcW w:w="2925" w:type="dxa"/>
+            <w:vAlign w:val="center"/>
+          </w:tcPr>
+          <w:p>
+            <w:pPr>
+              <w:spacing w:line="336" w:lineRule="auto"/>
+              <w:jc w:val="center"/>
+              <w:rPr>
+                <w:rFonts w:hint="default" w:ascii="Times New Roman" w:hAnsi="Times New Roman" w:cs="Times New Roman"/>
+                <w:sz w:val="28"/>
+                <w:szCs w:val="28"/>
+              </w:rPr>
+            </w:pPr>
+            <w:r>
+              <w:rPr>
+                <w:rStyle w:val="11"/>
+                <w:rFonts w:hint="default" w:ascii="Times New Roman" w:hAnsi="Times New Roman" w:cs="Times New Roman" w:eastAsiaTheme="majorEastAsia"/>
+                <w:sz w:val="28"/>
+                <w:szCs w:val="28"/>
+              </w:rPr>
+              <w:t>Luồng chính</w:t>
+            </w:r>
+          </w:p>
+        </w:tc>
+        <w:tc>
+          <w:tcPr>
+            <w:tcW w:w="6430" w:type="dxa"/>
+            <w:vAlign w:val="center"/>
+          </w:tcPr>
+          <w:p>
+            <w:pPr>
+              <w:pStyle w:val="10"/>
+              <w:numPr>
+                <w:ilvl w:val="0"/>
+                <w:numId w:val="11"/>
+              </w:numPr>
+              <w:spacing w:before="0" w:beforeAutospacing="0" w:after="0" w:afterAutospacing="0" w:line="336" w:lineRule="auto"/>
+              <w:jc w:val="both"/>
+              <w:rPr>
+                <w:rFonts w:hint="default" w:ascii="Times New Roman" w:hAnsi="Times New Roman" w:cs="Times New Roman"/>
+                <w:sz w:val="28"/>
+                <w:szCs w:val="28"/>
+                <w:lang w:val="en-US"/>
+              </w:rPr>
+            </w:pPr>
+            <w:r>
+              <w:rPr>
+                <w:rFonts w:hint="default" w:ascii="Times New Roman" w:hAnsi="Times New Roman" w:cs="Times New Roman"/>
+                <w:sz w:val="28"/>
+                <w:szCs w:val="28"/>
+                <w:lang w:val="en-US"/>
+              </w:rPr>
+              <w:t>Tại màn hình chi tiết phòng (phòng đang có khách), Admin chọn chức năng “Cập nhật dịch vụ”</w:t>
+            </w:r>
+          </w:p>
+          <w:p>
+            <w:pPr>
+              <w:pStyle w:val="10"/>
+              <w:numPr>
+                <w:ilvl w:val="0"/>
+                <w:numId w:val="11"/>
+              </w:numPr>
+              <w:spacing w:before="0" w:beforeAutospacing="0" w:after="0" w:afterAutospacing="0" w:line="336" w:lineRule="auto"/>
+              <w:jc w:val="both"/>
+              <w:rPr>
+                <w:rFonts w:hint="default" w:ascii="Times New Roman" w:hAnsi="Times New Roman" w:cs="Times New Roman"/>
+                <w:sz w:val="28"/>
+                <w:szCs w:val="28"/>
+                <w:lang w:val="en-US"/>
+              </w:rPr>
+            </w:pPr>
+            <w:r>
+              <w:rPr>
+                <w:rFonts w:hint="default" w:ascii="Times New Roman" w:hAnsi="Times New Roman" w:cs="Times New Roman"/>
+                <w:sz w:val="28"/>
+                <w:szCs w:val="28"/>
+                <w:lang w:val="en-US"/>
+              </w:rPr>
+              <w:t>Hệ thống hiển thị danh sách các mặt hàng (đang hoạt động) và danh sách các mặt hàng hiện có của phòng</w:t>
+            </w:r>
+          </w:p>
+          <w:p>
+            <w:pPr>
+              <w:pStyle w:val="10"/>
+              <w:numPr>
+                <w:ilvl w:val="0"/>
+                <w:numId w:val="11"/>
+              </w:numPr>
+              <w:spacing w:before="0" w:beforeAutospacing="0" w:after="0" w:afterAutospacing="0" w:line="336" w:lineRule="auto"/>
+              <w:jc w:val="both"/>
+              <w:rPr>
+                <w:rFonts w:hint="default" w:ascii="Times New Roman" w:hAnsi="Times New Roman" w:cs="Times New Roman"/>
+                <w:sz w:val="28"/>
+                <w:szCs w:val="28"/>
+                <w:lang w:val="en-US"/>
+              </w:rPr>
+            </w:pPr>
+            <w:r>
+              <w:rPr>
+                <w:rFonts w:hint="default" w:ascii="Times New Roman" w:hAnsi="Times New Roman" w:cs="Times New Roman"/>
+                <w:sz w:val="28"/>
+                <w:szCs w:val="28"/>
+                <w:lang w:val="en-US"/>
+              </w:rPr>
+              <w:t>Admin chọn mặt hàng trong danh sách để thêm mới hoặc chọn mặt hàng hiện tại của phòng để cập nhật lại số lượng hoặc xóa mặt hàng đó khỏi phòng hiện tại</w:t>
+            </w:r>
+          </w:p>
+          <w:p>
+            <w:pPr>
+              <w:pStyle w:val="10"/>
+              <w:numPr>
+                <w:ilvl w:val="1"/>
+                <w:numId w:val="11"/>
+              </w:numPr>
+              <w:spacing w:before="0" w:beforeAutospacing="0" w:after="0" w:afterAutospacing="0" w:line="336" w:lineRule="auto"/>
+              <w:ind w:left="70" w:leftChars="0" w:firstLine="0" w:firstLineChars="0"/>
+              <w:jc w:val="both"/>
+              <w:rPr>
+                <w:rFonts w:hint="default" w:ascii="Times New Roman" w:hAnsi="Times New Roman" w:cs="Times New Roman"/>
+                <w:sz w:val="28"/>
+                <w:szCs w:val="28"/>
+                <w:lang w:val="en-US"/>
+              </w:rPr>
+            </w:pPr>
+            <w:r>
+              <w:rPr>
+                <w:rFonts w:hint="default" w:ascii="Times New Roman" w:hAnsi="Times New Roman" w:cs="Times New Roman"/>
+                <w:sz w:val="28"/>
+                <w:szCs w:val="28"/>
+                <w:lang w:val="en-US"/>
+              </w:rPr>
+              <w:t>Nếu Admin chọn thêm mới mặt hàng thì hệ thống sẽ kiểm tra xem mặt hàng đó đã có trong danh sách mặt hàng hiện tại chưa</w:t>
+            </w:r>
+          </w:p>
+          <w:p>
+            <w:pPr>
+              <w:pStyle w:val="10"/>
+              <w:numPr>
+                <w:ilvl w:val="2"/>
+                <w:numId w:val="11"/>
+              </w:numPr>
+              <w:spacing w:before="0" w:beforeAutospacing="0" w:after="0" w:afterAutospacing="0" w:line="336" w:lineRule="auto"/>
+              <w:ind w:left="70" w:leftChars="0" w:firstLine="0" w:firstLineChars="0"/>
+              <w:jc w:val="both"/>
+              <w:rPr>
+                <w:rFonts w:hint="default" w:ascii="Times New Roman" w:hAnsi="Times New Roman" w:cs="Times New Roman"/>
+                <w:sz w:val="28"/>
+                <w:szCs w:val="28"/>
+                <w:lang w:val="en-US"/>
+              </w:rPr>
+            </w:pPr>
+            <w:r>
+              <w:rPr>
+                <w:rFonts w:hint="default" w:ascii="Times New Roman" w:hAnsi="Times New Roman" w:cs="Times New Roman"/>
+                <w:sz w:val="28"/>
+                <w:szCs w:val="28"/>
+                <w:lang w:val="en-US"/>
+              </w:rPr>
+              <w:t>Nếu chưa có thì hệ thống kiểm tra số lượng thêm mới có hợp lệ không.</w:t>
+            </w:r>
+          </w:p>
+          <w:p>
+            <w:pPr>
+              <w:pStyle w:val="10"/>
+              <w:numPr>
+                <w:ilvl w:val="2"/>
+                <w:numId w:val="11"/>
+              </w:numPr>
+              <w:spacing w:before="0" w:beforeAutospacing="0" w:after="0" w:afterAutospacing="0" w:line="336" w:lineRule="auto"/>
+              <w:ind w:left="70" w:leftChars="0" w:firstLine="0" w:firstLineChars="0"/>
+              <w:jc w:val="both"/>
+              <w:rPr>
+                <w:rFonts w:hint="default" w:ascii="Times New Roman" w:hAnsi="Times New Roman" w:cs="Times New Roman"/>
+                <w:sz w:val="28"/>
+                <w:szCs w:val="28"/>
+                <w:lang w:val="en-US"/>
+              </w:rPr>
+            </w:pPr>
+            <w:r>
+              <w:rPr>
+                <w:rFonts w:hint="default" w:ascii="Times New Roman" w:hAnsi="Times New Roman" w:cs="Times New Roman"/>
+                <w:sz w:val="28"/>
+                <w:szCs w:val="28"/>
+                <w:lang w:val="en-US"/>
+              </w:rPr>
+              <w:t>Nếu hợp lệ hệ thống thêm mặt hàng mới kèm số lượng vào danh sách mặt hàng hiện có</w:t>
+            </w:r>
+          </w:p>
+          <w:p>
+            <w:pPr>
+              <w:pStyle w:val="10"/>
+              <w:numPr>
+                <w:ilvl w:val="1"/>
+                <w:numId w:val="11"/>
+              </w:numPr>
+              <w:spacing w:before="0" w:beforeAutospacing="0" w:after="0" w:afterAutospacing="0" w:line="336" w:lineRule="auto"/>
+              <w:ind w:left="70" w:leftChars="0" w:firstLine="0" w:firstLineChars="0"/>
+              <w:jc w:val="both"/>
+              <w:rPr>
+                <w:rFonts w:hint="default" w:ascii="Times New Roman" w:hAnsi="Times New Roman" w:cs="Times New Roman"/>
+                <w:sz w:val="28"/>
+                <w:szCs w:val="28"/>
+                <w:lang w:val="en-US"/>
+              </w:rPr>
+            </w:pPr>
+            <w:r>
+              <w:rPr>
+                <w:rFonts w:hint="default" w:ascii="Times New Roman" w:hAnsi="Times New Roman" w:cs="Times New Roman"/>
+                <w:sz w:val="28"/>
+                <w:szCs w:val="28"/>
+                <w:lang w:val="en-US"/>
+              </w:rPr>
+              <w:t>Nếu Admin chọn mặt hàng hiện tại của phòng để cập nhật lại số lượng thì hệ thống kiểm tra số lượng có hợp lệ không</w:t>
+            </w:r>
+          </w:p>
+          <w:p>
+            <w:pPr>
+              <w:pStyle w:val="10"/>
+              <w:numPr>
+                <w:ilvl w:val="2"/>
+                <w:numId w:val="11"/>
+              </w:numPr>
+              <w:spacing w:before="0" w:beforeAutospacing="0" w:after="0" w:afterAutospacing="0" w:line="336" w:lineRule="auto"/>
+              <w:ind w:left="70" w:leftChars="0" w:firstLine="0" w:firstLineChars="0"/>
+              <w:jc w:val="both"/>
+              <w:rPr>
+                <w:rFonts w:hint="default" w:ascii="Times New Roman" w:hAnsi="Times New Roman" w:cs="Times New Roman"/>
+                <w:sz w:val="28"/>
+                <w:szCs w:val="28"/>
+                <w:lang w:val="en-US"/>
+              </w:rPr>
+            </w:pPr>
+            <w:r>
+              <w:rPr>
+                <w:rFonts w:hint="default" w:ascii="Times New Roman" w:hAnsi="Times New Roman" w:cs="Times New Roman"/>
+                <w:sz w:val="28"/>
+                <w:szCs w:val="28"/>
+                <w:lang w:val="en-US"/>
+              </w:rPr>
+              <w:t>Nếu hợp lệ thì hệ thống tiến hành cập nhật số lượng mới của mặt hàng</w:t>
+            </w:r>
+          </w:p>
+          <w:p>
+            <w:pPr>
+              <w:pStyle w:val="10"/>
+              <w:numPr>
+                <w:ilvl w:val="1"/>
+                <w:numId w:val="11"/>
+              </w:numPr>
+              <w:spacing w:before="0" w:beforeAutospacing="0" w:after="0" w:afterAutospacing="0" w:line="336" w:lineRule="auto"/>
+              <w:ind w:left="70" w:leftChars="0" w:firstLine="0" w:firstLineChars="0"/>
+              <w:jc w:val="both"/>
+              <w:rPr>
+                <w:rFonts w:hint="default" w:ascii="Times New Roman" w:hAnsi="Times New Roman" w:cs="Times New Roman"/>
+                <w:sz w:val="28"/>
+                <w:szCs w:val="28"/>
+                <w:lang w:val="en-US"/>
+              </w:rPr>
+            </w:pPr>
+            <w:r>
+              <w:rPr>
+                <w:rFonts w:hint="default" w:ascii="Times New Roman" w:hAnsi="Times New Roman" w:cs="Times New Roman"/>
+                <w:sz w:val="28"/>
+                <w:szCs w:val="28"/>
+                <w:lang w:val="en-US"/>
+              </w:rPr>
+              <w:t>Nếu Admin chọn xóa một mặt hàng trong danh sách mặt hàng hiện tại của phòng thì hệ thống hiển thị hộp thoại xác nhận</w:t>
+            </w:r>
+          </w:p>
+          <w:p>
+            <w:pPr>
+              <w:pStyle w:val="10"/>
+              <w:numPr>
+                <w:ilvl w:val="2"/>
+                <w:numId w:val="11"/>
+              </w:numPr>
+              <w:spacing w:before="0" w:beforeAutospacing="0" w:after="0" w:afterAutospacing="0" w:line="336" w:lineRule="auto"/>
+              <w:ind w:left="70" w:leftChars="0" w:firstLine="0" w:firstLineChars="0"/>
+              <w:jc w:val="both"/>
+              <w:rPr>
+                <w:rFonts w:hint="default" w:ascii="Times New Roman" w:hAnsi="Times New Roman" w:cs="Times New Roman"/>
+                <w:sz w:val="28"/>
+                <w:szCs w:val="28"/>
+                <w:lang w:val="en-US"/>
+              </w:rPr>
+            </w:pPr>
+            <w:r>
+              <w:rPr>
+                <w:rFonts w:hint="default" w:ascii="Times New Roman" w:hAnsi="Times New Roman" w:cs="Times New Roman"/>
+                <w:sz w:val="28"/>
+                <w:szCs w:val="28"/>
+                <w:lang w:val="en-US"/>
+              </w:rPr>
+              <w:t>Admin chọn đồng ý thì hệ thống sẽ xóa mặt hàng khỏi danh sách mặt hàng hiện tại của phòng</w:t>
+            </w:r>
+          </w:p>
+          <w:p>
+            <w:pPr>
+              <w:pStyle w:val="10"/>
+              <w:numPr>
+                <w:ilvl w:val="0"/>
+                <w:numId w:val="11"/>
+              </w:numPr>
+              <w:spacing w:before="0" w:beforeAutospacing="0" w:after="0" w:afterAutospacing="0" w:line="336" w:lineRule="auto"/>
+              <w:ind w:left="0" w:leftChars="0" w:firstLine="0" w:firstLineChars="0"/>
+              <w:jc w:val="both"/>
+              <w:rPr>
+                <w:rFonts w:hint="default" w:ascii="Times New Roman" w:hAnsi="Times New Roman" w:cs="Times New Roman"/>
+                <w:sz w:val="28"/>
+                <w:szCs w:val="28"/>
+                <w:lang w:val="en-US"/>
+              </w:rPr>
+            </w:pPr>
+            <w:r>
+              <w:rPr>
+                <w:rFonts w:hint="default" w:ascii="Times New Roman" w:hAnsi="Times New Roman" w:cs="Times New Roman"/>
+                <w:sz w:val="28"/>
+                <w:szCs w:val="28"/>
+                <w:lang w:val="en-US"/>
+              </w:rPr>
+              <w:t>Hệ thống thông báo thành công</w:t>
+            </w:r>
+            <w:bookmarkStart w:id="0" w:name="_GoBack"/>
+            <w:bookmarkEnd w:id="0"/>
+          </w:p>
+        </w:tc>
+      </w:tr>
+      <w:tr>
+        <w:tblPrEx>
+          <w:tblBorders>
+            <w:top w:val="single" w:color="auto" w:sz="4" w:space="0"/>
+            <w:left w:val="single" w:color="auto" w:sz="4" w:space="0"/>
+            <w:bottom w:val="single" w:color="auto" w:sz="4" w:space="0"/>
+            <w:right w:val="single" w:color="auto" w:sz="4" w:space="0"/>
+            <w:insideH w:val="single" w:color="auto" w:sz="4" w:space="0"/>
+            <w:insideV w:val="single" w:color="auto" w:sz="4" w:space="0"/>
+          </w:tblBorders>
+          <w:tblCellMar>
+            <w:top w:w="0" w:type="dxa"/>
+            <w:left w:w="108" w:type="dxa"/>
+            <w:bottom w:w="0" w:type="dxa"/>
+            <w:right w:w="108" w:type="dxa"/>
+          </w:tblCellMar>
+        </w:tblPrEx>
+        <w:trPr>
+          <w:jc w:val="center"/>
+        </w:trPr>
+        <w:tc>
+          <w:tcPr>
+            <w:tcW w:w="2925" w:type="dxa"/>
+            <w:vAlign w:val="center"/>
+          </w:tcPr>
+          <w:p>
+            <w:pPr>
+              <w:spacing w:line="336" w:lineRule="auto"/>
+              <w:jc w:val="center"/>
+              <w:rPr>
+                <w:rFonts w:hint="default" w:ascii="Times New Roman" w:hAnsi="Times New Roman" w:cs="Times New Roman"/>
+                <w:sz w:val="28"/>
+                <w:szCs w:val="28"/>
+              </w:rPr>
+            </w:pPr>
+            <w:r>
+              <w:rPr>
+                <w:rStyle w:val="11"/>
+                <w:rFonts w:hint="default" w:ascii="Times New Roman" w:hAnsi="Times New Roman" w:cs="Times New Roman" w:eastAsiaTheme="majorEastAsia"/>
+                <w:sz w:val="28"/>
+                <w:szCs w:val="28"/>
+              </w:rPr>
+              <w:t>Luồng thay thế</w:t>
+            </w:r>
+          </w:p>
+        </w:tc>
+        <w:tc>
+          <w:tcPr>
+            <w:tcW w:w="6430" w:type="dxa"/>
+            <w:vAlign w:val="center"/>
+          </w:tcPr>
+          <w:p>
+            <w:pPr>
+              <w:numPr>
+                <w:numId w:val="0"/>
+              </w:numPr>
+              <w:spacing w:line="336" w:lineRule="auto"/>
+              <w:ind w:left="70" w:leftChars="0"/>
+              <w:jc w:val="both"/>
+              <w:rPr>
+                <w:rFonts w:hint="default" w:ascii="Times New Roman" w:hAnsi="Times New Roman" w:cs="Times New Roman"/>
+                <w:sz w:val="28"/>
+                <w:szCs w:val="28"/>
+                <w:lang w:val="en-US"/>
+              </w:rPr>
+            </w:pPr>
+            <w:r>
+              <w:rPr>
+                <w:rFonts w:hint="default" w:ascii="Times New Roman" w:hAnsi="Times New Roman" w:cs="Times New Roman"/>
+                <w:sz w:val="28"/>
+                <w:szCs w:val="28"/>
+                <w:lang w:val="en-US"/>
+              </w:rPr>
+              <w:t>3.1.3 Nếu mặt hàng đã có trong danh sách mặt hàng hiện tại của phòng thì hệ thống hiển thị thông báo lỗi mặt hàng đã được thêm đến Admin</w:t>
+            </w:r>
+          </w:p>
+          <w:p>
+            <w:pPr>
+              <w:numPr>
+                <w:numId w:val="0"/>
+              </w:numPr>
+              <w:spacing w:line="336" w:lineRule="auto"/>
+              <w:ind w:left="70" w:leftChars="0"/>
+              <w:jc w:val="both"/>
+              <w:rPr>
+                <w:rFonts w:hint="default" w:ascii="Times New Roman" w:hAnsi="Times New Roman" w:cs="Times New Roman"/>
+                <w:sz w:val="28"/>
+                <w:szCs w:val="28"/>
+                <w:lang w:val="en-US"/>
+              </w:rPr>
+            </w:pPr>
+            <w:r>
+              <w:rPr>
+                <w:rFonts w:hint="default" w:ascii="Times New Roman" w:hAnsi="Times New Roman" w:cs="Times New Roman"/>
+                <w:sz w:val="28"/>
+                <w:szCs w:val="28"/>
+                <w:lang w:val="en-US"/>
+              </w:rPr>
+              <w:t>3.1.1.1 Nếu số lượng thêm mới không hợp lệ thì hệ thống thông báo lỗi số lượng không hợp lệ đến Admin</w:t>
+            </w:r>
+          </w:p>
+          <w:p>
+            <w:pPr>
+              <w:numPr>
+                <w:numId w:val="0"/>
+              </w:numPr>
+              <w:spacing w:line="336" w:lineRule="auto"/>
+              <w:ind w:left="70" w:leftChars="0"/>
+              <w:jc w:val="both"/>
+              <w:rPr>
+                <w:rFonts w:hint="default" w:ascii="Times New Roman" w:hAnsi="Times New Roman" w:cs="Times New Roman"/>
+                <w:sz w:val="28"/>
+                <w:szCs w:val="28"/>
+                <w:lang w:val="en-US"/>
+              </w:rPr>
+            </w:pPr>
+            <w:r>
+              <w:rPr>
+                <w:rFonts w:hint="default" w:ascii="Times New Roman" w:hAnsi="Times New Roman" w:cs="Times New Roman"/>
+                <w:sz w:val="28"/>
+                <w:szCs w:val="28"/>
+                <w:lang w:val="en-US"/>
+              </w:rPr>
+              <w:t>3.2.2 Nếu không hợp lệ thì hệ thống thông báo lỗi số lượng không hợp lệ đến Admin</w:t>
+            </w:r>
+          </w:p>
+          <w:p>
+            <w:pPr>
+              <w:numPr>
+                <w:numId w:val="0"/>
+              </w:numPr>
+              <w:spacing w:line="336" w:lineRule="auto"/>
+              <w:ind w:left="70" w:leftChars="0"/>
+              <w:jc w:val="both"/>
+              <w:rPr>
+                <w:rFonts w:hint="default" w:ascii="Times New Roman" w:hAnsi="Times New Roman" w:cs="Times New Roman"/>
+                <w:sz w:val="28"/>
+                <w:szCs w:val="28"/>
+                <w:lang w:val="en-US"/>
+              </w:rPr>
+            </w:pPr>
+            <w:r>
+              <w:rPr>
+                <w:rFonts w:hint="default" w:ascii="Times New Roman" w:hAnsi="Times New Roman" w:cs="Times New Roman"/>
+                <w:sz w:val="28"/>
+                <w:szCs w:val="28"/>
+                <w:lang w:val="en-US"/>
+              </w:rPr>
+              <w:t>3.3.2 Nếu Admin chọn hủy thì hệ thống đóng hội hoại và quay về màn hình cập nhật dịch vụ của phòng</w:t>
+            </w:r>
+          </w:p>
+        </w:tc>
+      </w:tr>
+    </w:tbl>
+    <w:p>
+      <w:pPr>
+        <w:numPr>
+          <w:ilvl w:val="0"/>
+          <w:numId w:val="0"/>
+        </w:numPr>
+        <w:ind w:leftChars="0"/>
+        <w:rPr>
+          <w:rFonts w:hint="default" w:ascii="Times New Roman" w:hAnsi="Times New Roman" w:cs="Times New Roman"/>
+          <w:lang w:val="en-US"/>
+        </w:rPr>
+      </w:pPr>
     </w:p>
     <w:sectPr>
       <w:pgSz w:w="11906" w:h="16838"/>
@@ -4922,6 +8787,250 @@
     </w:lvl>
   </w:abstractNum>
   <w:abstractNum w:abstractNumId="1">
+    <w:nsid w:val="B00BA5B2"/>
+    <w:multiLevelType w:val="multilevel"/>
+    <w:tmpl w:val="B00BA5B2"/>
+    <w:lvl w:ilvl="0" w:tentative="0">
+      <w:start w:val="1"/>
+      <w:numFmt w:val="decimal"/>
+      <w:suff w:val="space"/>
+      <w:lvlText w:val="%1."/>
+      <w:lvlJc w:val="left"/>
+    </w:lvl>
+    <w:lvl w:ilvl="1" w:tentative="0">
+      <w:start w:val="1"/>
+      <w:numFmt w:val="decimal"/>
+      <w:suff w:val="space"/>
+      <w:lvlText w:val="%1.%2"/>
+      <w:lvlJc w:val="left"/>
+      <w:pPr>
+        <w:ind w:left="70" w:leftChars="0" w:firstLine="0" w:firstLineChars="0"/>
+      </w:pPr>
+      <w:rPr>
+        <w:rFonts w:hint="default"/>
+      </w:rPr>
+    </w:lvl>
+    <w:lvl w:ilvl="2" w:tentative="0">
+      <w:start w:val="1"/>
+      <w:numFmt w:val="decimal"/>
+      <w:suff w:val="space"/>
+      <w:lvlText w:val="%1.%2.%3"/>
+      <w:lvlJc w:val="left"/>
+      <w:pPr>
+        <w:ind w:left="70" w:leftChars="0" w:firstLine="0" w:firstLineChars="0"/>
+      </w:pPr>
+      <w:rPr>
+        <w:rFonts w:hint="default"/>
+      </w:rPr>
+    </w:lvl>
+    <w:lvl w:ilvl="3" w:tentative="0">
+      <w:start w:val="1"/>
+      <w:numFmt w:val="decimal"/>
+      <w:suff w:val="space"/>
+      <w:lvlText w:val="%1.%2.%3.%4"/>
+      <w:lvlJc w:val="left"/>
+      <w:pPr>
+        <w:ind w:left="70" w:leftChars="0" w:firstLine="0" w:firstLineChars="0"/>
+      </w:pPr>
+      <w:rPr>
+        <w:rFonts w:hint="default"/>
+      </w:rPr>
+    </w:lvl>
+    <w:lvl w:ilvl="4" w:tentative="0">
+      <w:start w:val="1"/>
+      <w:numFmt w:val="decimal"/>
+      <w:suff w:val="space"/>
+      <w:lvlText w:val="%1.%2.%3.%4.%5"/>
+      <w:lvlJc w:val="left"/>
+      <w:pPr>
+        <w:ind w:left="70" w:leftChars="0" w:firstLine="0" w:firstLineChars="0"/>
+      </w:pPr>
+      <w:rPr>
+        <w:rFonts w:hint="default"/>
+      </w:rPr>
+    </w:lvl>
+    <w:lvl w:ilvl="5" w:tentative="0">
+      <w:start w:val="1"/>
+      <w:numFmt w:val="decimal"/>
+      <w:suff w:val="space"/>
+      <w:lvlText w:val="%1.%2.%3.%4.%5.%6"/>
+      <w:lvlJc w:val="left"/>
+      <w:pPr>
+        <w:ind w:left="70" w:leftChars="0" w:firstLine="0" w:firstLineChars="0"/>
+      </w:pPr>
+      <w:rPr>
+        <w:rFonts w:hint="default"/>
+      </w:rPr>
+    </w:lvl>
+    <w:lvl w:ilvl="6" w:tentative="0">
+      <w:start w:val="1"/>
+      <w:numFmt w:val="decimal"/>
+      <w:suff w:val="space"/>
+      <w:lvlText w:val="%1.%2.%3.%4.%5.%6.%7"/>
+      <w:lvlJc w:val="left"/>
+      <w:pPr>
+        <w:ind w:left="70" w:leftChars="0" w:firstLine="0" w:firstLineChars="0"/>
+      </w:pPr>
+      <w:rPr>
+        <w:rFonts w:hint="default"/>
+      </w:rPr>
+    </w:lvl>
+    <w:lvl w:ilvl="7" w:tentative="0">
+      <w:start w:val="1"/>
+      <w:numFmt w:val="decimal"/>
+      <w:suff w:val="space"/>
+      <w:lvlText w:val="%1.%2.%3.%4.%5.%6.%7.%8"/>
+      <w:lvlJc w:val="left"/>
+      <w:pPr>
+        <w:ind w:left="70" w:leftChars="0" w:firstLine="0" w:firstLineChars="0"/>
+      </w:pPr>
+      <w:rPr>
+        <w:rFonts w:hint="default"/>
+      </w:rPr>
+    </w:lvl>
+    <w:lvl w:ilvl="8" w:tentative="0">
+      <w:start w:val="1"/>
+      <w:numFmt w:val="decimal"/>
+      <w:suff w:val="space"/>
+      <w:lvlText w:val="%1.%2.%3.%4.%5.%6.%7.%8.%9"/>
+      <w:lvlJc w:val="left"/>
+      <w:pPr>
+        <w:ind w:left="70" w:leftChars="0" w:firstLine="0" w:firstLineChars="0"/>
+      </w:pPr>
+      <w:rPr>
+        <w:rFonts w:hint="default"/>
+      </w:rPr>
+    </w:lvl>
+  </w:abstractNum>
+  <w:abstractNum w:abstractNumId="2">
+    <w:nsid w:val="B29E511B"/>
+    <w:multiLevelType w:val="multilevel"/>
+    <w:tmpl w:val="B29E511B"/>
+    <w:lvl w:ilvl="0" w:tentative="0">
+      <w:start w:val="1"/>
+      <w:numFmt w:val="decimal"/>
+      <w:suff w:val="space"/>
+      <w:lvlText w:val="%1."/>
+      <w:lvlJc w:val="left"/>
+    </w:lvl>
+    <w:lvl w:ilvl="1" w:tentative="0">
+      <w:start w:val="1"/>
+      <w:numFmt w:val="decimal"/>
+      <w:suff w:val="space"/>
+      <w:lvlText w:val="%1.%2"/>
+      <w:lvlJc w:val="left"/>
+      <w:pPr>
+        <w:ind w:left="0" w:leftChars="0" w:firstLine="0" w:firstLineChars="0"/>
+      </w:pPr>
+      <w:rPr>
+        <w:rFonts w:hint="default"/>
+      </w:rPr>
+    </w:lvl>
+    <w:lvl w:ilvl="2" w:tentative="0">
+      <w:start w:val="1"/>
+      <w:numFmt w:val="decimal"/>
+      <w:suff w:val="space"/>
+      <w:lvlText w:val="%1.%2.%3"/>
+      <w:lvlJc w:val="left"/>
+      <w:pPr>
+        <w:ind w:left="0" w:leftChars="0" w:firstLine="0" w:firstLineChars="0"/>
+      </w:pPr>
+      <w:rPr>
+        <w:rFonts w:hint="default"/>
+      </w:rPr>
+    </w:lvl>
+    <w:lvl w:ilvl="3" w:tentative="0">
+      <w:start w:val="1"/>
+      <w:numFmt w:val="decimal"/>
+      <w:suff w:val="space"/>
+      <w:lvlText w:val="%1.%2.%3.%4"/>
+      <w:lvlJc w:val="left"/>
+      <w:pPr>
+        <w:ind w:left="0" w:leftChars="0" w:firstLine="0" w:firstLineChars="0"/>
+      </w:pPr>
+      <w:rPr>
+        <w:rFonts w:hint="default"/>
+      </w:rPr>
+    </w:lvl>
+    <w:lvl w:ilvl="4" w:tentative="0">
+      <w:start w:val="1"/>
+      <w:numFmt w:val="decimal"/>
+      <w:suff w:val="space"/>
+      <w:lvlText w:val="%1.%2.%3.%4.%5"/>
+      <w:lvlJc w:val="left"/>
+      <w:pPr>
+        <w:ind w:left="0" w:leftChars="0" w:firstLine="0" w:firstLineChars="0"/>
+      </w:pPr>
+      <w:rPr>
+        <w:rFonts w:hint="default"/>
+      </w:rPr>
+    </w:lvl>
+    <w:lvl w:ilvl="5" w:tentative="0">
+      <w:start w:val="1"/>
+      <w:numFmt w:val="decimal"/>
+      <w:suff w:val="space"/>
+      <w:lvlText w:val="%1.%2.%3.%4.%5.%6"/>
+      <w:lvlJc w:val="left"/>
+      <w:pPr>
+        <w:ind w:left="0" w:leftChars="0" w:firstLine="0" w:firstLineChars="0"/>
+      </w:pPr>
+      <w:rPr>
+        <w:rFonts w:hint="default"/>
+      </w:rPr>
+    </w:lvl>
+    <w:lvl w:ilvl="6" w:tentative="0">
+      <w:start w:val="1"/>
+      <w:numFmt w:val="decimal"/>
+      <w:suff w:val="space"/>
+      <w:lvlText w:val="%1.%2.%3.%4.%5.%6.%7"/>
+      <w:lvlJc w:val="left"/>
+      <w:pPr>
+        <w:ind w:left="0" w:leftChars="0" w:firstLine="0" w:firstLineChars="0"/>
+      </w:pPr>
+      <w:rPr>
+        <w:rFonts w:hint="default"/>
+      </w:rPr>
+    </w:lvl>
+    <w:lvl w:ilvl="7" w:tentative="0">
+      <w:start w:val="1"/>
+      <w:numFmt w:val="decimal"/>
+      <w:suff w:val="space"/>
+      <w:lvlText w:val="%1.%2.%3.%4.%5.%6.%7.%8"/>
+      <w:lvlJc w:val="left"/>
+      <w:pPr>
+        <w:ind w:left="0" w:leftChars="0" w:firstLine="0" w:firstLineChars="0"/>
+      </w:pPr>
+      <w:rPr>
+        <w:rFonts w:hint="default"/>
+      </w:rPr>
+    </w:lvl>
+    <w:lvl w:ilvl="8" w:tentative="0">
+      <w:start w:val="1"/>
+      <w:numFmt w:val="decimal"/>
+      <w:suff w:val="space"/>
+      <w:lvlText w:val="%1.%2.%3.%4.%5.%6.%7.%8.%9"/>
+      <w:lvlJc w:val="left"/>
+      <w:pPr>
+        <w:ind w:left="0" w:leftChars="0" w:firstLine="0" w:firstLineChars="0"/>
+      </w:pPr>
+      <w:rPr>
+        <w:rFonts w:hint="default"/>
+      </w:rPr>
+    </w:lvl>
+  </w:abstractNum>
+  <w:abstractNum w:abstractNumId="3">
+    <w:nsid w:val="C5A17844"/>
+    <w:multiLevelType w:val="singleLevel"/>
+    <w:tmpl w:val="C5A17844"/>
+    <w:lvl w:ilvl="0" w:tentative="0">
+      <w:start w:val="1"/>
+      <w:numFmt w:val="decimal"/>
+      <w:suff w:val="space"/>
+      <w:lvlText w:val="%1."/>
+      <w:lvlJc w:val="left"/>
+    </w:lvl>
+  </w:abstractNum>
+  <w:abstractNum w:abstractNumId="4">
     <w:nsid w:val="CBB60CEF"/>
     <w:multiLevelType w:val="singleLevel"/>
     <w:tmpl w:val="CBB60CEF"/>
@@ -4933,7 +9042,19 @@
       <w:lvlJc w:val="left"/>
     </w:lvl>
   </w:abstractNum>
-  <w:abstractNum w:abstractNumId="2">
+  <w:abstractNum w:abstractNumId="5">
+    <w:nsid w:val="25E0AF67"/>
+    <w:multiLevelType w:val="singleLevel"/>
+    <w:tmpl w:val="25E0AF67"/>
+    <w:lvl w:ilvl="0" w:tentative="0">
+      <w:start w:val="1"/>
+      <w:numFmt w:val="decimal"/>
+      <w:suff w:val="space"/>
+      <w:lvlText w:val="%1."/>
+      <w:lvlJc w:val="left"/>
+    </w:lvl>
+  </w:abstractNum>
+  <w:abstractNum w:abstractNumId="6">
     <w:nsid w:val="27E01A1C"/>
     <w:multiLevelType w:val="singleLevel"/>
     <w:tmpl w:val="27E01A1C"/>
@@ -4945,7 +9066,7 @@
       <w:lvlJc w:val="left"/>
     </w:lvl>
   </w:abstractNum>
-  <w:abstractNum w:abstractNumId="3">
+  <w:abstractNum w:abstractNumId="7">
     <w:nsid w:val="4D46F8E1"/>
     <w:multiLevelType w:val="singleLevel"/>
     <w:tmpl w:val="4D46F8E1"/>
@@ -4957,7 +9078,7 @@
       <w:lvlJc w:val="left"/>
     </w:lvl>
   </w:abstractNum>
-  <w:abstractNum w:abstractNumId="4">
+  <w:abstractNum w:abstractNumId="8">
     <w:nsid w:val="514BAAB2"/>
     <w:multiLevelType w:val="multilevel"/>
     <w:tmpl w:val="514BAAB2"/>
@@ -5073,7 +9194,7 @@
       </w:rPr>
     </w:lvl>
   </w:abstractNum>
-  <w:abstractNum w:abstractNumId="5">
+  <w:abstractNum w:abstractNumId="9">
     <w:nsid w:val="6E2FFDA1"/>
     <w:multiLevelType w:val="singleLevel"/>
     <w:tmpl w:val="6E2FFDA1"/>
@@ -5085,7 +9206,7 @@
       <w:lvlJc w:val="left"/>
     </w:lvl>
   </w:abstractNum>
-  <w:abstractNum w:abstractNumId="6">
+  <w:abstractNum w:abstractNumId="10">
     <w:nsid w:val="75EEB6ED"/>
     <w:multiLevelType w:val="singleLevel"/>
     <w:tmpl w:val="75EEB6ED"/>
@@ -5098,25 +9219,37 @@
     </w:lvl>
   </w:abstractNum>
   <w:num w:numId="1">
-    <w:abstractNumId w:val="4"/>
+    <w:abstractNumId w:val="8"/>
   </w:num>
   <w:num w:numId="2">
-    <w:abstractNumId w:val="5"/>
+    <w:abstractNumId w:val="9"/>
   </w:num>
   <w:num w:numId="3">
-    <w:abstractNumId w:val="2"/>
+    <w:abstractNumId w:val="6"/>
   </w:num>
   <w:num w:numId="4">
-    <w:abstractNumId w:val="6"/>
+    <w:abstractNumId w:val="10"/>
   </w:num>
   <w:num w:numId="5">
     <w:abstractNumId w:val="0"/>
   </w:num>
   <w:num w:numId="6">
-    <w:abstractNumId w:val="1"/>
+    <w:abstractNumId w:val="4"/>
   </w:num>
   <w:num w:numId="7">
+    <w:abstractNumId w:val="7"/>
+  </w:num>
+  <w:num w:numId="8">
+    <w:abstractNumId w:val="5"/>
+  </w:num>
+  <w:num w:numId="9">
+    <w:abstractNumId w:val="2"/>
+  </w:num>
+  <w:num w:numId="10">
     <w:abstractNumId w:val="3"/>
+  </w:num>
+  <w:num w:numId="11">
+    <w:abstractNumId w:val="1"/>
   </w:num>
 </w:numbering>
 </file>
@@ -5126,7 +9259,7 @@
   <w:docDefaults>
     <w:rPrDefault>
       <w:rPr>
-        <w:rFonts w:asciiTheme="minorHAnsi" w:hAnsiTheme="minorHAnsi" w:eastAsiaTheme="minorEastAsia" w:cstheme="minorBidi"/>
+        <w:rFonts w:ascii="Times New Roman" w:hAnsi="Times New Roman" w:eastAsia="SimSun" w:cs="Times New Roman"/>
       </w:rPr>
     </w:rPrDefault>
     <w:pPrDefault/>
@@ -5509,7 +9642,17 @@
       </w:tblCellMar>
     </w:tblPr>
   </w:style>
-  <w:style w:type="paragraph" w:styleId="9">
+  <w:style w:type="character" w:styleId="9">
+    <w:name w:val="HTML Code"/>
+    <w:basedOn w:val="7"/>
+    <w:uiPriority w:val="0"/>
+    <w:rPr>
+      <w:rFonts w:ascii="Courier New" w:hAnsi="Courier New" w:cs="Courier New"/>
+      <w:sz w:val="20"/>
+      <w:szCs w:val="20"/>
+    </w:rPr>
+  </w:style>
+  <w:style w:type="paragraph" w:styleId="10">
     <w:name w:val="Normal (Web)"/>
     <w:basedOn w:val="1"/>
     <w:unhideWhenUsed/>
@@ -5527,7 +9670,7 @@
       <w:lang w:val="en-US"/>
     </w:rPr>
   </w:style>
-  <w:style w:type="character" w:styleId="10">
+  <w:style w:type="character" w:styleId="11">
     <w:name w:val="Strong"/>
     <w:basedOn w:val="7"/>
     <w:qFormat/>

--- a/srs.docx
+++ b/srs.docx
@@ -3056,7 +3056,7 @@
                 <w:szCs w:val="28"/>
                 <w:lang w:val="en-US"/>
               </w:rPr>
-              <w:t>Admin nhấn nut [Tìm kiếm]</w:t>
+              <w:t>Admin nhấn nút [Tìm kiếm]</w:t>
             </w:r>
           </w:p>
           <w:p>
@@ -4844,12 +4844,6 @@
             <w:insideH w:val="single" w:color="auto" w:sz="4" w:space="0"/>
             <w:insideV w:val="single" w:color="auto" w:sz="4" w:space="0"/>
           </w:tblBorders>
-          <w:tblCellMar>
-            <w:top w:w="0" w:type="dxa"/>
-            <w:left w:w="108" w:type="dxa"/>
-            <w:bottom w:w="0" w:type="dxa"/>
-            <w:right w:w="108" w:type="dxa"/>
-          </w:tblCellMar>
         </w:tblPrEx>
         <w:trPr>
           <w:jc w:val="center"/>
@@ -5829,12 +5823,6 @@
             <w:insideH w:val="single" w:color="auto" w:sz="4" w:space="0"/>
             <w:insideV w:val="single" w:color="auto" w:sz="4" w:space="0"/>
           </w:tblBorders>
-          <w:tblCellMar>
-            <w:top w:w="0" w:type="dxa"/>
-            <w:left w:w="108" w:type="dxa"/>
-            <w:bottom w:w="0" w:type="dxa"/>
-            <w:right w:w="108" w:type="dxa"/>
-          </w:tblCellMar>
         </w:tblPrEx>
         <w:trPr>
           <w:jc w:val="center"/>
@@ -6695,7 +6683,7 @@
                 <w:szCs w:val="28"/>
                 <w:lang w:val="en-US"/>
               </w:rPr>
-              <w:t>3.1 Nếu Admin chọn hủy thì đóng hộp thoại xác nhận và quay lại màn hình danh sách phòng</w:t>
+              <w:t>2.1 Nếu Admin chọn hủy thì đóng hộp thoại xác nhận và quay lại màn hình danh sách phòng</w:t>
             </w:r>
           </w:p>
           <w:p>
@@ -8486,8 +8474,6 @@
               </w:rPr>
               <w:t>Hệ thống thông báo thành công</w:t>
             </w:r>
-            <w:bookmarkStart w:id="0" w:name="_GoBack"/>
-            <w:bookmarkEnd w:id="0"/>
           </w:p>
         </w:tc>
       </w:tr>
@@ -8545,6 +8531,7 @@
           <w:p>
             <w:pPr>
               <w:numPr>
+                <w:ilvl w:val="0"/>
                 <w:numId w:val="0"/>
               </w:numPr>
               <w:spacing w:line="336" w:lineRule="auto"/>
@@ -8569,77 +8556,4141 @@
           </w:p>
           <w:p>
             <w:pPr>
+              <w:numPr>
+                <w:ilvl w:val="0"/>
+                <w:numId w:val="0"/>
+              </w:numPr>
+              <w:spacing w:line="336" w:lineRule="auto"/>
+              <w:ind w:left="70" w:leftChars="0"/>
+              <w:jc w:val="both"/>
+              <w:rPr>
+                <w:rFonts w:hint="default" w:ascii="Times New Roman" w:hAnsi="Times New Roman" w:cs="Times New Roman"/>
+                <w:sz w:val="28"/>
+                <w:szCs w:val="28"/>
+                <w:lang w:val="en-US"/>
+              </w:rPr>
+            </w:pPr>
+            <w:r>
+              <w:rPr>
+                <w:rFonts w:hint="default" w:ascii="Times New Roman" w:hAnsi="Times New Roman" w:cs="Times New Roman"/>
+                <w:sz w:val="28"/>
+                <w:szCs w:val="28"/>
+                <w:lang w:val="en-US"/>
+              </w:rPr>
+              <w:t>3.1.1.1 Nếu số lượng thêm mới không hợp lệ thì hệ thống thông báo lỗi số lượng không hợp lệ đến Admin</w:t>
+            </w:r>
+          </w:p>
+          <w:p>
+            <w:pPr>
+              <w:numPr>
+                <w:ilvl w:val="0"/>
+                <w:numId w:val="0"/>
+              </w:numPr>
+              <w:spacing w:line="336" w:lineRule="auto"/>
+              <w:ind w:left="70" w:leftChars="0"/>
+              <w:jc w:val="both"/>
+              <w:rPr>
+                <w:rFonts w:hint="default" w:ascii="Times New Roman" w:hAnsi="Times New Roman" w:cs="Times New Roman"/>
+                <w:sz w:val="28"/>
+                <w:szCs w:val="28"/>
+                <w:lang w:val="en-US"/>
+              </w:rPr>
+            </w:pPr>
+            <w:r>
+              <w:rPr>
+                <w:rFonts w:hint="default" w:ascii="Times New Roman" w:hAnsi="Times New Roman" w:cs="Times New Roman"/>
+                <w:sz w:val="28"/>
+                <w:szCs w:val="28"/>
+                <w:lang w:val="en-US"/>
+              </w:rPr>
+              <w:t>3.2.2 Nếu không hợp lệ thì hệ thống thông báo lỗi số lượng không hợp lệ đến Admin</w:t>
+            </w:r>
+          </w:p>
+          <w:p>
+            <w:pPr>
+              <w:numPr>
+                <w:ilvl w:val="0"/>
+                <w:numId w:val="0"/>
+              </w:numPr>
+              <w:spacing w:line="336" w:lineRule="auto"/>
+              <w:ind w:left="70" w:leftChars="0"/>
+              <w:jc w:val="both"/>
+              <w:rPr>
+                <w:rFonts w:hint="default" w:ascii="Times New Roman" w:hAnsi="Times New Roman" w:cs="Times New Roman"/>
+                <w:sz w:val="28"/>
+                <w:szCs w:val="28"/>
+                <w:lang w:val="en-US"/>
+              </w:rPr>
+            </w:pPr>
+            <w:r>
+              <w:rPr>
+                <w:rFonts w:hint="default" w:ascii="Times New Roman" w:hAnsi="Times New Roman" w:cs="Times New Roman"/>
+                <w:sz w:val="28"/>
+                <w:szCs w:val="28"/>
+                <w:lang w:val="en-US"/>
+              </w:rPr>
+              <w:t>3.3.2 Nếu Admin chọn hủy thì hệ thống đóng hội hoại và quay về màn hình cập nhật dịch vụ của phòng</w:t>
+            </w:r>
+          </w:p>
+        </w:tc>
+      </w:tr>
+    </w:tbl>
+    <w:p>
+      <w:pPr>
+        <w:numPr>
+          <w:ilvl w:val="0"/>
+          <w:numId w:val="0"/>
+        </w:numPr>
+        <w:ind w:leftChars="0"/>
+        <w:rPr>
+          <w:rFonts w:hint="default" w:ascii="Times New Roman" w:hAnsi="Times New Roman" w:cs="Times New Roman"/>
+          <w:lang w:val="en-US"/>
+        </w:rPr>
+      </w:pPr>
+    </w:p>
+    <w:p>
+      <w:pPr>
+        <w:pStyle w:val="6"/>
+        <w:bidi w:val="0"/>
+        <w:rPr>
+          <w:rFonts w:hint="default"/>
+          <w:lang w:val="en-US"/>
+        </w:rPr>
+      </w:pPr>
+      <w:r>
+        <w:rPr>
+          <w:rFonts w:hint="default"/>
+          <w:lang w:val="en-US"/>
+        </w:rPr>
+        <w:t>2.2.1.11 Đặc tả usecase chuyển phòng</w:t>
+      </w:r>
+    </w:p>
+    <w:tbl>
+      <w:tblPr>
+        <w:tblStyle w:val="8"/>
+        <w:tblW w:w="9355" w:type="dxa"/>
+        <w:jc w:val="center"/>
+        <w:tblBorders>
+          <w:top w:val="single" w:color="auto" w:sz="4" w:space="0"/>
+          <w:left w:val="single" w:color="auto" w:sz="4" w:space="0"/>
+          <w:bottom w:val="single" w:color="auto" w:sz="4" w:space="0"/>
+          <w:right w:val="single" w:color="auto" w:sz="4" w:space="0"/>
+          <w:insideH w:val="single" w:color="auto" w:sz="4" w:space="0"/>
+          <w:insideV w:val="single" w:color="auto" w:sz="4" w:space="0"/>
+        </w:tblBorders>
+        <w:tblLayout w:type="autofit"/>
+        <w:tblCellMar>
+          <w:top w:w="0" w:type="dxa"/>
+          <w:left w:w="108" w:type="dxa"/>
+          <w:bottom w:w="0" w:type="dxa"/>
+          <w:right w:w="108" w:type="dxa"/>
+        </w:tblCellMar>
+      </w:tblPr>
+      <w:tblGrid>
+        <w:gridCol w:w="2925"/>
+        <w:gridCol w:w="6430"/>
+      </w:tblGrid>
+      <w:tr>
+        <w:tblPrEx>
+          <w:tblBorders>
+            <w:top w:val="single" w:color="auto" w:sz="4" w:space="0"/>
+            <w:left w:val="single" w:color="auto" w:sz="4" w:space="0"/>
+            <w:bottom w:val="single" w:color="auto" w:sz="4" w:space="0"/>
+            <w:right w:val="single" w:color="auto" w:sz="4" w:space="0"/>
+            <w:insideH w:val="single" w:color="auto" w:sz="4" w:space="0"/>
+            <w:insideV w:val="single" w:color="auto" w:sz="4" w:space="0"/>
+          </w:tblBorders>
+          <w:tblCellMar>
+            <w:top w:w="0" w:type="dxa"/>
+            <w:left w:w="108" w:type="dxa"/>
+            <w:bottom w:w="0" w:type="dxa"/>
+            <w:right w:w="108" w:type="dxa"/>
+          </w:tblCellMar>
+        </w:tblPrEx>
+        <w:trPr>
+          <w:jc w:val="center"/>
+        </w:trPr>
+        <w:tc>
+          <w:tcPr>
+            <w:tcW w:w="2925" w:type="dxa"/>
+            <w:vAlign w:val="center"/>
+          </w:tcPr>
+          <w:p>
+            <w:pPr>
+              <w:spacing w:line="336" w:lineRule="auto"/>
+              <w:jc w:val="center"/>
+              <w:rPr>
+                <w:rFonts w:hint="default" w:ascii="Times New Roman" w:hAnsi="Times New Roman" w:cs="Times New Roman"/>
+                <w:b/>
+                <w:bCs/>
+                <w:sz w:val="28"/>
+                <w:szCs w:val="28"/>
+              </w:rPr>
+            </w:pPr>
+            <w:r>
+              <w:rPr>
+                <w:rStyle w:val="11"/>
+                <w:rFonts w:hint="default" w:ascii="Times New Roman" w:hAnsi="Times New Roman" w:cs="Times New Roman" w:eastAsiaTheme="majorEastAsia"/>
+                <w:sz w:val="28"/>
+                <w:szCs w:val="28"/>
+              </w:rPr>
+              <w:t>Thuộc tính</w:t>
+            </w:r>
+          </w:p>
+        </w:tc>
+        <w:tc>
+          <w:tcPr>
+            <w:tcW w:w="6430" w:type="dxa"/>
+            <w:vAlign w:val="center"/>
+          </w:tcPr>
+          <w:p>
+            <w:pPr>
+              <w:spacing w:line="336" w:lineRule="auto"/>
+              <w:jc w:val="center"/>
+              <w:rPr>
+                <w:rFonts w:hint="default" w:ascii="Times New Roman" w:hAnsi="Times New Roman" w:cs="Times New Roman"/>
+                <w:b/>
+                <w:bCs/>
+                <w:sz w:val="28"/>
+                <w:szCs w:val="28"/>
+              </w:rPr>
+            </w:pPr>
+            <w:r>
+              <w:rPr>
+                <w:rStyle w:val="11"/>
+                <w:rFonts w:hint="default" w:ascii="Times New Roman" w:hAnsi="Times New Roman" w:cs="Times New Roman" w:eastAsiaTheme="majorEastAsia"/>
+                <w:sz w:val="28"/>
+                <w:szCs w:val="28"/>
+              </w:rPr>
+              <w:t>Mô tả</w:t>
+            </w:r>
+          </w:p>
+        </w:tc>
+      </w:tr>
+      <w:tr>
+        <w:tblPrEx>
+          <w:tblBorders>
+            <w:top w:val="single" w:color="auto" w:sz="4" w:space="0"/>
+            <w:left w:val="single" w:color="auto" w:sz="4" w:space="0"/>
+            <w:bottom w:val="single" w:color="auto" w:sz="4" w:space="0"/>
+            <w:right w:val="single" w:color="auto" w:sz="4" w:space="0"/>
+            <w:insideH w:val="single" w:color="auto" w:sz="4" w:space="0"/>
+            <w:insideV w:val="single" w:color="auto" w:sz="4" w:space="0"/>
+          </w:tblBorders>
+          <w:tblCellMar>
+            <w:top w:w="0" w:type="dxa"/>
+            <w:left w:w="108" w:type="dxa"/>
+            <w:bottom w:w="0" w:type="dxa"/>
+            <w:right w:w="108" w:type="dxa"/>
+          </w:tblCellMar>
+        </w:tblPrEx>
+        <w:trPr>
+          <w:jc w:val="center"/>
+        </w:trPr>
+        <w:tc>
+          <w:tcPr>
+            <w:tcW w:w="2925" w:type="dxa"/>
+            <w:vAlign w:val="center"/>
+          </w:tcPr>
+          <w:p>
+            <w:pPr>
+              <w:spacing w:line="336" w:lineRule="auto"/>
+              <w:jc w:val="center"/>
+              <w:rPr>
+                <w:rFonts w:hint="default" w:ascii="Times New Roman" w:hAnsi="Times New Roman" w:cs="Times New Roman"/>
+                <w:sz w:val="28"/>
+                <w:szCs w:val="28"/>
+              </w:rPr>
+            </w:pPr>
+            <w:r>
+              <w:rPr>
+                <w:rStyle w:val="11"/>
+                <w:rFonts w:hint="default" w:ascii="Times New Roman" w:hAnsi="Times New Roman" w:cs="Times New Roman" w:eastAsiaTheme="majorEastAsia"/>
+                <w:sz w:val="28"/>
+                <w:szCs w:val="28"/>
+              </w:rPr>
+              <w:t>Tên Use Case</w:t>
+            </w:r>
+          </w:p>
+        </w:tc>
+        <w:tc>
+          <w:tcPr>
+            <w:tcW w:w="6430" w:type="dxa"/>
+            <w:vAlign w:val="center"/>
+          </w:tcPr>
+          <w:p>
+            <w:pPr>
+              <w:spacing w:line="336" w:lineRule="auto"/>
+              <w:jc w:val="both"/>
+              <w:rPr>
+                <w:rFonts w:hint="default" w:ascii="Times New Roman" w:hAnsi="Times New Roman" w:cs="Times New Roman"/>
+                <w:sz w:val="28"/>
+                <w:szCs w:val="28"/>
+                <w:lang w:val="en-US"/>
+              </w:rPr>
+            </w:pPr>
+            <w:r>
+              <w:rPr>
+                <w:rFonts w:hint="default" w:ascii="Times New Roman" w:hAnsi="Times New Roman" w:cs="Times New Roman"/>
+                <w:sz w:val="28"/>
+                <w:szCs w:val="28"/>
+                <w:lang w:val="en-US"/>
+              </w:rPr>
+              <w:t>Chuyển phòng</w:t>
+            </w:r>
+          </w:p>
+        </w:tc>
+      </w:tr>
+      <w:tr>
+        <w:tblPrEx>
+          <w:tblBorders>
+            <w:top w:val="single" w:color="auto" w:sz="4" w:space="0"/>
+            <w:left w:val="single" w:color="auto" w:sz="4" w:space="0"/>
+            <w:bottom w:val="single" w:color="auto" w:sz="4" w:space="0"/>
+            <w:right w:val="single" w:color="auto" w:sz="4" w:space="0"/>
+            <w:insideH w:val="single" w:color="auto" w:sz="4" w:space="0"/>
+            <w:insideV w:val="single" w:color="auto" w:sz="4" w:space="0"/>
+          </w:tblBorders>
+          <w:tblCellMar>
+            <w:top w:w="0" w:type="dxa"/>
+            <w:left w:w="108" w:type="dxa"/>
+            <w:bottom w:w="0" w:type="dxa"/>
+            <w:right w:w="108" w:type="dxa"/>
+          </w:tblCellMar>
+        </w:tblPrEx>
+        <w:trPr>
+          <w:jc w:val="center"/>
+        </w:trPr>
+        <w:tc>
+          <w:tcPr>
+            <w:tcW w:w="2925" w:type="dxa"/>
+            <w:vAlign w:val="center"/>
+          </w:tcPr>
+          <w:p>
+            <w:pPr>
+              <w:spacing w:line="336" w:lineRule="auto"/>
+              <w:jc w:val="center"/>
+              <w:rPr>
+                <w:rFonts w:hint="default" w:ascii="Times New Roman" w:hAnsi="Times New Roman" w:cs="Times New Roman"/>
+                <w:sz w:val="28"/>
+                <w:szCs w:val="28"/>
+              </w:rPr>
+            </w:pPr>
+            <w:r>
+              <w:rPr>
+                <w:rStyle w:val="11"/>
+                <w:rFonts w:hint="default" w:ascii="Times New Roman" w:hAnsi="Times New Roman" w:cs="Times New Roman" w:eastAsiaTheme="majorEastAsia"/>
+                <w:sz w:val="28"/>
+                <w:szCs w:val="28"/>
+              </w:rPr>
+              <w:t>Mô tả</w:t>
+            </w:r>
+          </w:p>
+        </w:tc>
+        <w:tc>
+          <w:tcPr>
+            <w:tcW w:w="6430" w:type="dxa"/>
+            <w:vAlign w:val="center"/>
+          </w:tcPr>
+          <w:p>
+            <w:pPr>
+              <w:pStyle w:val="10"/>
+              <w:spacing w:before="0" w:beforeAutospacing="0" w:after="0" w:afterAutospacing="0" w:line="336" w:lineRule="auto"/>
+              <w:jc w:val="both"/>
+              <w:rPr>
+                <w:rFonts w:hint="default" w:ascii="Times New Roman" w:hAnsi="Times New Roman" w:cs="Times New Roman"/>
+                <w:sz w:val="28"/>
+                <w:szCs w:val="28"/>
+                <w:lang w:val="vi"/>
+              </w:rPr>
+            </w:pPr>
+            <w:r>
+              <w:rPr>
+                <w:rFonts w:hint="default" w:ascii="Times New Roman" w:hAnsi="Times New Roman"/>
+                <w:sz w:val="28"/>
+                <w:szCs w:val="28"/>
+                <w:lang w:val="vi"/>
+              </w:rPr>
+              <w:t>Cho phép chuyển khách từ phòng hiện tại sang một phòng mới trống</w:t>
+            </w:r>
+            <w:r>
+              <w:rPr>
+                <w:rFonts w:hint="default" w:ascii="Times New Roman" w:hAnsi="Times New Roman"/>
+                <w:sz w:val="28"/>
+                <w:szCs w:val="28"/>
+                <w:lang w:val="en-US"/>
+              </w:rPr>
+              <w:t xml:space="preserve"> hoặc phòng chờ</w:t>
+            </w:r>
+            <w:r>
+              <w:rPr>
+                <w:rFonts w:hint="default" w:ascii="Times New Roman" w:hAnsi="Times New Roman"/>
+                <w:sz w:val="28"/>
+                <w:szCs w:val="28"/>
+                <w:lang w:val="vi"/>
+              </w:rPr>
+              <w:t>. Hệ thống sẽ kết thúc thời gian tính tiền ở phòng cũ và bắt đầu tính thời gian ở phòng mới</w:t>
+            </w:r>
+          </w:p>
+        </w:tc>
+      </w:tr>
+      <w:tr>
+        <w:tblPrEx>
+          <w:tblBorders>
+            <w:top w:val="single" w:color="auto" w:sz="4" w:space="0"/>
+            <w:left w:val="single" w:color="auto" w:sz="4" w:space="0"/>
+            <w:bottom w:val="single" w:color="auto" w:sz="4" w:space="0"/>
+            <w:right w:val="single" w:color="auto" w:sz="4" w:space="0"/>
+            <w:insideH w:val="single" w:color="auto" w:sz="4" w:space="0"/>
+            <w:insideV w:val="single" w:color="auto" w:sz="4" w:space="0"/>
+          </w:tblBorders>
+          <w:tblCellMar>
+            <w:top w:w="0" w:type="dxa"/>
+            <w:left w:w="108" w:type="dxa"/>
+            <w:bottom w:w="0" w:type="dxa"/>
+            <w:right w:w="108" w:type="dxa"/>
+          </w:tblCellMar>
+        </w:tblPrEx>
+        <w:trPr>
+          <w:jc w:val="center"/>
+        </w:trPr>
+        <w:tc>
+          <w:tcPr>
+            <w:tcW w:w="2925" w:type="dxa"/>
+            <w:vAlign w:val="center"/>
+          </w:tcPr>
+          <w:p>
+            <w:pPr>
+              <w:spacing w:line="336" w:lineRule="auto"/>
+              <w:jc w:val="center"/>
+              <w:rPr>
+                <w:rFonts w:hint="default" w:ascii="Times New Roman" w:hAnsi="Times New Roman" w:cs="Times New Roman"/>
+                <w:sz w:val="28"/>
+                <w:szCs w:val="28"/>
+              </w:rPr>
+            </w:pPr>
+            <w:r>
+              <w:rPr>
+                <w:rStyle w:val="11"/>
+                <w:rFonts w:hint="default" w:ascii="Times New Roman" w:hAnsi="Times New Roman" w:cs="Times New Roman" w:eastAsiaTheme="majorEastAsia"/>
+                <w:sz w:val="28"/>
+                <w:szCs w:val="28"/>
+              </w:rPr>
+              <w:t>Tác nhân chính</w:t>
+            </w:r>
+          </w:p>
+        </w:tc>
+        <w:tc>
+          <w:tcPr>
+            <w:tcW w:w="6430" w:type="dxa"/>
+            <w:vAlign w:val="center"/>
+          </w:tcPr>
+          <w:p>
+            <w:pPr>
+              <w:spacing w:line="336" w:lineRule="auto"/>
+              <w:jc w:val="both"/>
+              <w:rPr>
+                <w:rFonts w:hint="default" w:ascii="Times New Roman" w:hAnsi="Times New Roman" w:cs="Times New Roman"/>
+                <w:sz w:val="28"/>
+                <w:szCs w:val="28"/>
+                <w:lang w:val="en-US"/>
+              </w:rPr>
+            </w:pPr>
+            <w:r>
+              <w:rPr>
+                <w:rFonts w:hint="default" w:ascii="Times New Roman" w:hAnsi="Times New Roman" w:cs="Times New Roman"/>
+                <w:sz w:val="28"/>
+                <w:szCs w:val="28"/>
+                <w:lang w:val="en-US"/>
+              </w:rPr>
+              <w:t>Admin</w:t>
+            </w:r>
+          </w:p>
+        </w:tc>
+      </w:tr>
+      <w:tr>
+        <w:tblPrEx>
+          <w:tblBorders>
+            <w:top w:val="single" w:color="auto" w:sz="4" w:space="0"/>
+            <w:left w:val="single" w:color="auto" w:sz="4" w:space="0"/>
+            <w:bottom w:val="single" w:color="auto" w:sz="4" w:space="0"/>
+            <w:right w:val="single" w:color="auto" w:sz="4" w:space="0"/>
+            <w:insideH w:val="single" w:color="auto" w:sz="4" w:space="0"/>
+            <w:insideV w:val="single" w:color="auto" w:sz="4" w:space="0"/>
+          </w:tblBorders>
+          <w:tblCellMar>
+            <w:top w:w="0" w:type="dxa"/>
+            <w:left w:w="108" w:type="dxa"/>
+            <w:bottom w:w="0" w:type="dxa"/>
+            <w:right w:w="108" w:type="dxa"/>
+          </w:tblCellMar>
+        </w:tblPrEx>
+        <w:trPr>
+          <w:jc w:val="center"/>
+        </w:trPr>
+        <w:tc>
+          <w:tcPr>
+            <w:tcW w:w="2925" w:type="dxa"/>
+            <w:vAlign w:val="center"/>
+          </w:tcPr>
+          <w:p>
+            <w:pPr>
+              <w:spacing w:line="336" w:lineRule="auto"/>
+              <w:jc w:val="center"/>
+              <w:rPr>
+                <w:rFonts w:hint="default" w:ascii="Times New Roman" w:hAnsi="Times New Roman" w:cs="Times New Roman"/>
+                <w:sz w:val="28"/>
+                <w:szCs w:val="28"/>
+              </w:rPr>
+            </w:pPr>
+            <w:r>
+              <w:rPr>
+                <w:rStyle w:val="11"/>
+                <w:rFonts w:hint="default" w:ascii="Times New Roman" w:hAnsi="Times New Roman" w:cs="Times New Roman" w:eastAsiaTheme="majorEastAsia"/>
+                <w:sz w:val="28"/>
+                <w:szCs w:val="28"/>
+              </w:rPr>
+              <w:t>Tiền điều kiện</w:t>
+            </w:r>
+          </w:p>
+        </w:tc>
+        <w:tc>
+          <w:tcPr>
+            <w:tcW w:w="6430" w:type="dxa"/>
+            <w:vAlign w:val="center"/>
+          </w:tcPr>
+          <w:p>
+            <w:pPr>
+              <w:spacing w:line="336" w:lineRule="auto"/>
+              <w:jc w:val="both"/>
+              <w:rPr>
+                <w:rFonts w:hint="default" w:ascii="Times New Roman" w:hAnsi="Times New Roman" w:cs="Times New Roman"/>
+                <w:sz w:val="28"/>
+                <w:szCs w:val="28"/>
+                <w:lang w:val="en-US"/>
+              </w:rPr>
+            </w:pPr>
+            <w:r>
+              <w:rPr>
+                <w:rFonts w:hint="default" w:ascii="Times New Roman" w:hAnsi="Times New Roman" w:cs="Times New Roman"/>
+                <w:sz w:val="28"/>
+                <w:szCs w:val="28"/>
+                <w:lang w:val="en-US"/>
+              </w:rPr>
+              <w:t>Admin đã đăng nhập vào hệ thống và đang xem thông tin chi tiết một phòng. Phòng đang xem phải là phòng đang sử dụng hoặc phòng tạm</w:t>
+            </w:r>
+          </w:p>
+        </w:tc>
+      </w:tr>
+      <w:tr>
+        <w:tblPrEx>
+          <w:tblBorders>
+            <w:top w:val="single" w:color="auto" w:sz="4" w:space="0"/>
+            <w:left w:val="single" w:color="auto" w:sz="4" w:space="0"/>
+            <w:bottom w:val="single" w:color="auto" w:sz="4" w:space="0"/>
+            <w:right w:val="single" w:color="auto" w:sz="4" w:space="0"/>
+            <w:insideH w:val="single" w:color="auto" w:sz="4" w:space="0"/>
+            <w:insideV w:val="single" w:color="auto" w:sz="4" w:space="0"/>
+          </w:tblBorders>
+          <w:tblCellMar>
+            <w:top w:w="0" w:type="dxa"/>
+            <w:left w:w="108" w:type="dxa"/>
+            <w:bottom w:w="0" w:type="dxa"/>
+            <w:right w:w="108" w:type="dxa"/>
+          </w:tblCellMar>
+        </w:tblPrEx>
+        <w:trPr>
+          <w:jc w:val="center"/>
+        </w:trPr>
+        <w:tc>
+          <w:tcPr>
+            <w:tcW w:w="2925" w:type="dxa"/>
+            <w:vAlign w:val="center"/>
+          </w:tcPr>
+          <w:p>
+            <w:pPr>
+              <w:spacing w:line="336" w:lineRule="auto"/>
+              <w:jc w:val="center"/>
+              <w:rPr>
+                <w:rFonts w:hint="default" w:ascii="Times New Roman" w:hAnsi="Times New Roman" w:cs="Times New Roman"/>
+                <w:sz w:val="28"/>
+                <w:szCs w:val="28"/>
+              </w:rPr>
+            </w:pPr>
+            <w:r>
+              <w:rPr>
+                <w:rStyle w:val="11"/>
+                <w:rFonts w:hint="default" w:ascii="Times New Roman" w:hAnsi="Times New Roman" w:cs="Times New Roman" w:eastAsiaTheme="majorEastAsia"/>
+                <w:sz w:val="28"/>
+                <w:szCs w:val="28"/>
+              </w:rPr>
+              <w:t>Hậu điều kiện</w:t>
+            </w:r>
+          </w:p>
+        </w:tc>
+        <w:tc>
+          <w:tcPr>
+            <w:tcW w:w="6430" w:type="dxa"/>
+            <w:vAlign w:val="center"/>
+          </w:tcPr>
+          <w:p>
+            <w:pPr>
+              <w:pStyle w:val="10"/>
+              <w:spacing w:before="0" w:beforeAutospacing="0" w:after="0" w:afterAutospacing="0" w:line="336" w:lineRule="auto"/>
+              <w:jc w:val="both"/>
+              <w:rPr>
+                <w:rFonts w:hint="default" w:ascii="Times New Roman" w:hAnsi="Times New Roman" w:cs="Times New Roman"/>
+                <w:sz w:val="28"/>
+                <w:szCs w:val="28"/>
+                <w:lang w:val="en-US"/>
+              </w:rPr>
+            </w:pPr>
+            <w:r>
+              <w:rPr>
+                <w:rFonts w:hint="default" w:ascii="Times New Roman" w:hAnsi="Times New Roman" w:cs="Times New Roman"/>
+                <w:sz w:val="28"/>
+                <w:szCs w:val="28"/>
+                <w:lang w:val="en-US"/>
+              </w:rPr>
+              <w:t>Phòng hiện tại chuyển thành phòng trống hoặc phòng chờ. Phòng mới được chuyển thành phòng đang sử dụng hoặc phòng tạm</w:t>
+            </w:r>
+          </w:p>
+        </w:tc>
+      </w:tr>
+      <w:tr>
+        <w:tblPrEx>
+          <w:tblBorders>
+            <w:top w:val="single" w:color="auto" w:sz="4" w:space="0"/>
+            <w:left w:val="single" w:color="auto" w:sz="4" w:space="0"/>
+            <w:bottom w:val="single" w:color="auto" w:sz="4" w:space="0"/>
+            <w:right w:val="single" w:color="auto" w:sz="4" w:space="0"/>
+            <w:insideH w:val="single" w:color="auto" w:sz="4" w:space="0"/>
+            <w:insideV w:val="single" w:color="auto" w:sz="4" w:space="0"/>
+          </w:tblBorders>
+          <w:tblCellMar>
+            <w:top w:w="0" w:type="dxa"/>
+            <w:left w:w="108" w:type="dxa"/>
+            <w:bottom w:w="0" w:type="dxa"/>
+            <w:right w:w="108" w:type="dxa"/>
+          </w:tblCellMar>
+        </w:tblPrEx>
+        <w:trPr>
+          <w:jc w:val="center"/>
+        </w:trPr>
+        <w:tc>
+          <w:tcPr>
+            <w:tcW w:w="2925" w:type="dxa"/>
+            <w:vAlign w:val="center"/>
+          </w:tcPr>
+          <w:p>
+            <w:pPr>
+              <w:spacing w:line="336" w:lineRule="auto"/>
+              <w:jc w:val="center"/>
+              <w:rPr>
+                <w:rFonts w:hint="default" w:ascii="Times New Roman" w:hAnsi="Times New Roman" w:cs="Times New Roman"/>
+                <w:sz w:val="28"/>
+                <w:szCs w:val="28"/>
+              </w:rPr>
+            </w:pPr>
+            <w:r>
+              <w:rPr>
+                <w:rStyle w:val="11"/>
+                <w:rFonts w:hint="default" w:ascii="Times New Roman" w:hAnsi="Times New Roman" w:cs="Times New Roman" w:eastAsiaTheme="majorEastAsia"/>
+                <w:sz w:val="28"/>
+                <w:szCs w:val="28"/>
+              </w:rPr>
+              <w:t>Luồng chính</w:t>
+            </w:r>
+          </w:p>
+        </w:tc>
+        <w:tc>
+          <w:tcPr>
+            <w:tcW w:w="6430" w:type="dxa"/>
+            <w:vAlign w:val="center"/>
+          </w:tcPr>
+          <w:p>
+            <w:pPr>
+              <w:pStyle w:val="10"/>
+              <w:numPr>
+                <w:ilvl w:val="0"/>
+                <w:numId w:val="12"/>
+              </w:numPr>
+              <w:spacing w:before="0" w:beforeAutospacing="0" w:after="0" w:afterAutospacing="0" w:line="336" w:lineRule="auto"/>
+              <w:jc w:val="both"/>
+              <w:rPr>
+                <w:rFonts w:hint="default" w:ascii="Times New Roman" w:hAnsi="Times New Roman" w:cs="Times New Roman"/>
+                <w:sz w:val="28"/>
+                <w:szCs w:val="28"/>
+                <w:lang w:val="en-US"/>
+              </w:rPr>
+            </w:pPr>
+            <w:r>
+              <w:rPr>
+                <w:rFonts w:hint="default" w:ascii="Times New Roman" w:hAnsi="Times New Roman" w:cs="Times New Roman"/>
+                <w:sz w:val="28"/>
+                <w:szCs w:val="28"/>
+                <w:lang w:val="en-US"/>
+              </w:rPr>
+              <w:t>Tại màn hình xem chi tiết, Admin nhấn nút [Chuyển phòng]</w:t>
+            </w:r>
+          </w:p>
+          <w:p>
+            <w:pPr>
+              <w:pStyle w:val="10"/>
+              <w:numPr>
+                <w:ilvl w:val="0"/>
+                <w:numId w:val="12"/>
+              </w:numPr>
+              <w:spacing w:before="0" w:beforeAutospacing="0" w:after="0" w:afterAutospacing="0" w:line="336" w:lineRule="auto"/>
+              <w:jc w:val="both"/>
+              <w:rPr>
+                <w:rFonts w:hint="default" w:ascii="Times New Roman" w:hAnsi="Times New Roman" w:cs="Times New Roman"/>
+                <w:sz w:val="28"/>
+                <w:szCs w:val="28"/>
+                <w:lang w:val="en-US"/>
+              </w:rPr>
+            </w:pPr>
+            <w:r>
+              <w:rPr>
+                <w:rFonts w:hint="default" w:ascii="Times New Roman" w:hAnsi="Times New Roman" w:cs="Times New Roman"/>
+                <w:sz w:val="28"/>
+                <w:szCs w:val="28"/>
+                <w:lang w:val="en-US"/>
+              </w:rPr>
+              <w:t>Hệ thống hiển thị danh sách phòng trống (vẫn còn hoạt động) hoặc phòng chờ mà có sức chứa bằng hoặc lớn hơn sức chứa phòng hiện tại</w:t>
+            </w:r>
+          </w:p>
+          <w:p>
+            <w:pPr>
+              <w:pStyle w:val="10"/>
+              <w:numPr>
+                <w:ilvl w:val="0"/>
+                <w:numId w:val="12"/>
+              </w:numPr>
+              <w:spacing w:before="0" w:beforeAutospacing="0" w:after="0" w:afterAutospacing="0" w:line="336" w:lineRule="auto"/>
+              <w:jc w:val="both"/>
+              <w:rPr>
+                <w:rFonts w:hint="default" w:ascii="Times New Roman" w:hAnsi="Times New Roman" w:cs="Times New Roman"/>
+                <w:sz w:val="28"/>
+                <w:szCs w:val="28"/>
+                <w:lang w:val="en-US"/>
+              </w:rPr>
+            </w:pPr>
+            <w:r>
+              <w:rPr>
+                <w:rFonts w:hint="default" w:ascii="Times New Roman" w:hAnsi="Times New Roman" w:cs="Times New Roman"/>
+                <w:sz w:val="28"/>
+                <w:szCs w:val="28"/>
+                <w:lang w:val="en-US"/>
+              </w:rPr>
+              <w:t>Nếu Admin chọn phòng trống thì ghi nhận thời gian kết thúc của phòng hiện tại, chuyển phòng hiện tại sang phòng trống (nếu phòng hiện tại ở trạng thái đang sử dụng) hoặc phòng chờ (nếu phòng hiện tại ở trạng thái là phòng tạm), đồng thời hệ thống thêm phòng mới vào hóa đơn tạm tính và phòng mới sẽ được chuyển thành phòng đang sử dụng</w:t>
+            </w:r>
+          </w:p>
+          <w:p>
+            <w:pPr>
+              <w:pStyle w:val="10"/>
+              <w:numPr>
+                <w:ilvl w:val="0"/>
+                <w:numId w:val="12"/>
+              </w:numPr>
+              <w:spacing w:before="0" w:beforeAutospacing="0" w:after="0" w:afterAutospacing="0" w:line="336" w:lineRule="auto"/>
+              <w:jc w:val="both"/>
+              <w:rPr>
+                <w:rFonts w:hint="default" w:ascii="Times New Roman" w:hAnsi="Times New Roman" w:cs="Times New Roman"/>
+                <w:sz w:val="28"/>
+                <w:szCs w:val="28"/>
+                <w:lang w:val="en-US"/>
+              </w:rPr>
+            </w:pPr>
+            <w:r>
+              <w:rPr>
+                <w:rFonts w:hint="default" w:ascii="Times New Roman" w:hAnsi="Times New Roman" w:cs="Times New Roman"/>
+                <w:sz w:val="28"/>
+                <w:szCs w:val="28"/>
+                <w:lang w:val="en-US"/>
+              </w:rPr>
+              <w:t>Nếu Admin chọn phòng chờ thì hệ thống kiểm tra xem thời điểm hiện tại đến thời điểm dự kiến nhận phòng không nhỏ hơn khoảng thời gian được quy định trước (khoảng thời gian được phép mở phòng nếu phòng đã được đặt trước) hay không</w:t>
+            </w:r>
+          </w:p>
+          <w:p>
+            <w:pPr>
+              <w:pStyle w:val="10"/>
+              <w:numPr>
+                <w:ilvl w:val="1"/>
+                <w:numId w:val="12"/>
+              </w:numPr>
+              <w:spacing w:before="0" w:beforeAutospacing="0" w:after="0" w:afterAutospacing="0" w:line="336" w:lineRule="auto"/>
+              <w:ind w:left="70" w:leftChars="0" w:firstLine="0" w:firstLineChars="0"/>
+              <w:jc w:val="both"/>
+              <w:rPr>
+                <w:rFonts w:hint="default" w:ascii="Times New Roman" w:hAnsi="Times New Roman" w:cs="Times New Roman"/>
+                <w:sz w:val="28"/>
+                <w:szCs w:val="28"/>
+                <w:lang w:val="en-US"/>
+              </w:rPr>
+            </w:pPr>
+            <w:r>
+              <w:rPr>
+                <w:rFonts w:hint="default" w:ascii="Times New Roman" w:hAnsi="Times New Roman" w:cs="Times New Roman"/>
+                <w:sz w:val="28"/>
+                <w:szCs w:val="28"/>
+                <w:lang w:val="en-US"/>
+              </w:rPr>
+              <w:t>Nếu không thì ghi nhận thời gian kết thúc của phòng hiện tại, chuyển phòng hiện tại sang phòng trống (nếu phòng hiện tại ở trạng thái đang sử dụng) hoặc phòng chờ (nếu phòng hiện tại ở trạng thái là phòng tạm), đồng thời đồng thời hệ thống thêm phòng mới vào hóa đơn tạm tính và phòng mới sẽ được chuyển thành phòng tạm</w:t>
+            </w:r>
+          </w:p>
+          <w:p>
+            <w:pPr>
+              <w:pStyle w:val="10"/>
+              <w:numPr>
+                <w:ilvl w:val="0"/>
+                <w:numId w:val="12"/>
+              </w:numPr>
+              <w:spacing w:before="0" w:beforeAutospacing="0" w:after="0" w:afterAutospacing="0" w:line="336" w:lineRule="auto"/>
+              <w:ind w:left="0" w:leftChars="0" w:firstLine="0" w:firstLineChars="0"/>
+              <w:jc w:val="both"/>
+              <w:rPr>
+                <w:rFonts w:hint="default" w:ascii="Times New Roman" w:hAnsi="Times New Roman" w:cs="Times New Roman"/>
+                <w:sz w:val="28"/>
+                <w:szCs w:val="28"/>
+                <w:lang w:val="en-US"/>
+              </w:rPr>
+            </w:pPr>
+            <w:r>
+              <w:rPr>
+                <w:rFonts w:hint="default" w:ascii="Times New Roman" w:hAnsi="Times New Roman" w:cs="Times New Roman"/>
+                <w:sz w:val="28"/>
+                <w:szCs w:val="28"/>
+                <w:lang w:val="en-US"/>
+              </w:rPr>
+              <w:t xml:space="preserve">Hệ thống thông báo chuyển phòng thành công </w:t>
+            </w:r>
+          </w:p>
+        </w:tc>
+      </w:tr>
+      <w:tr>
+        <w:tblPrEx>
+          <w:tblBorders>
+            <w:top w:val="single" w:color="auto" w:sz="4" w:space="0"/>
+            <w:left w:val="single" w:color="auto" w:sz="4" w:space="0"/>
+            <w:bottom w:val="single" w:color="auto" w:sz="4" w:space="0"/>
+            <w:right w:val="single" w:color="auto" w:sz="4" w:space="0"/>
+            <w:insideH w:val="single" w:color="auto" w:sz="4" w:space="0"/>
+            <w:insideV w:val="single" w:color="auto" w:sz="4" w:space="0"/>
+          </w:tblBorders>
+          <w:tblCellMar>
+            <w:top w:w="0" w:type="dxa"/>
+            <w:left w:w="108" w:type="dxa"/>
+            <w:bottom w:w="0" w:type="dxa"/>
+            <w:right w:w="108" w:type="dxa"/>
+          </w:tblCellMar>
+        </w:tblPrEx>
+        <w:trPr>
+          <w:jc w:val="center"/>
+        </w:trPr>
+        <w:tc>
+          <w:tcPr>
+            <w:tcW w:w="2925" w:type="dxa"/>
+            <w:vAlign w:val="center"/>
+          </w:tcPr>
+          <w:p>
+            <w:pPr>
+              <w:spacing w:line="336" w:lineRule="auto"/>
+              <w:jc w:val="center"/>
+              <w:rPr>
+                <w:rFonts w:hint="default" w:ascii="Times New Roman" w:hAnsi="Times New Roman" w:cs="Times New Roman"/>
+                <w:sz w:val="28"/>
+                <w:szCs w:val="28"/>
+              </w:rPr>
+            </w:pPr>
+            <w:r>
+              <w:rPr>
+                <w:rStyle w:val="11"/>
+                <w:rFonts w:hint="default" w:ascii="Times New Roman" w:hAnsi="Times New Roman" w:cs="Times New Roman" w:eastAsiaTheme="majorEastAsia"/>
+                <w:sz w:val="28"/>
+                <w:szCs w:val="28"/>
+              </w:rPr>
+              <w:t>Luồng thay thế</w:t>
+            </w:r>
+          </w:p>
+        </w:tc>
+        <w:tc>
+          <w:tcPr>
+            <w:tcW w:w="6430" w:type="dxa"/>
+            <w:vAlign w:val="center"/>
+          </w:tcPr>
+          <w:p>
+            <w:pPr>
+              <w:spacing w:line="336" w:lineRule="auto"/>
+              <w:jc w:val="both"/>
+              <w:rPr>
+                <w:rFonts w:hint="default" w:ascii="Times New Roman" w:hAnsi="Times New Roman" w:cs="Times New Roman"/>
+                <w:sz w:val="28"/>
+                <w:szCs w:val="28"/>
+                <w:lang w:val="en-US"/>
+              </w:rPr>
+            </w:pPr>
+            <w:r>
+              <w:rPr>
+                <w:rFonts w:hint="default" w:ascii="Times New Roman" w:hAnsi="Times New Roman" w:cs="Times New Roman"/>
+                <w:sz w:val="28"/>
+                <w:szCs w:val="28"/>
+                <w:lang w:val="en-US"/>
+              </w:rPr>
+              <w:t>4.2 Nếu có thì thông báo lỗi thời điểm hiện tại không thể chuyển sang phòng chờ này đến Admin</w:t>
+            </w:r>
+          </w:p>
+        </w:tc>
+      </w:tr>
+    </w:tbl>
+    <w:p>
+      <w:pPr>
+        <w:numPr>
+          <w:ilvl w:val="0"/>
+          <w:numId w:val="0"/>
+        </w:numPr>
+        <w:ind w:leftChars="0"/>
+        <w:rPr>
+          <w:rFonts w:hint="default" w:ascii="Times New Roman" w:hAnsi="Times New Roman" w:cs="Times New Roman"/>
+          <w:lang w:val="en-US"/>
+        </w:rPr>
+      </w:pPr>
+    </w:p>
+    <w:p>
+      <w:pPr>
+        <w:pStyle w:val="6"/>
+        <w:bidi w:val="0"/>
+        <w:rPr>
+          <w:rFonts w:hint="default"/>
+          <w:lang w:val="en-US"/>
+        </w:rPr>
+      </w:pPr>
+      <w:r>
+        <w:rPr>
+          <w:rFonts w:hint="default"/>
+          <w:lang w:val="en-US"/>
+        </w:rPr>
+        <w:t>2.2.1.12 Đặc tả usecase trả phòng</w:t>
+      </w:r>
+    </w:p>
+    <w:tbl>
+      <w:tblPr>
+        <w:tblStyle w:val="8"/>
+        <w:tblW w:w="9355" w:type="dxa"/>
+        <w:jc w:val="center"/>
+        <w:tblBorders>
+          <w:top w:val="single" w:color="auto" w:sz="4" w:space="0"/>
+          <w:left w:val="single" w:color="auto" w:sz="4" w:space="0"/>
+          <w:bottom w:val="single" w:color="auto" w:sz="4" w:space="0"/>
+          <w:right w:val="single" w:color="auto" w:sz="4" w:space="0"/>
+          <w:insideH w:val="single" w:color="auto" w:sz="4" w:space="0"/>
+          <w:insideV w:val="single" w:color="auto" w:sz="4" w:space="0"/>
+        </w:tblBorders>
+        <w:tblLayout w:type="autofit"/>
+        <w:tblCellMar>
+          <w:top w:w="0" w:type="dxa"/>
+          <w:left w:w="108" w:type="dxa"/>
+          <w:bottom w:w="0" w:type="dxa"/>
+          <w:right w:w="108" w:type="dxa"/>
+        </w:tblCellMar>
+      </w:tblPr>
+      <w:tblGrid>
+        <w:gridCol w:w="2925"/>
+        <w:gridCol w:w="6430"/>
+      </w:tblGrid>
+      <w:tr>
+        <w:tblPrEx>
+          <w:tblBorders>
+            <w:top w:val="single" w:color="auto" w:sz="4" w:space="0"/>
+            <w:left w:val="single" w:color="auto" w:sz="4" w:space="0"/>
+            <w:bottom w:val="single" w:color="auto" w:sz="4" w:space="0"/>
+            <w:right w:val="single" w:color="auto" w:sz="4" w:space="0"/>
+            <w:insideH w:val="single" w:color="auto" w:sz="4" w:space="0"/>
+            <w:insideV w:val="single" w:color="auto" w:sz="4" w:space="0"/>
+          </w:tblBorders>
+          <w:tblCellMar>
+            <w:top w:w="0" w:type="dxa"/>
+            <w:left w:w="108" w:type="dxa"/>
+            <w:bottom w:w="0" w:type="dxa"/>
+            <w:right w:w="108" w:type="dxa"/>
+          </w:tblCellMar>
+        </w:tblPrEx>
+        <w:trPr>
+          <w:jc w:val="center"/>
+        </w:trPr>
+        <w:tc>
+          <w:tcPr>
+            <w:tcW w:w="2925" w:type="dxa"/>
+            <w:vAlign w:val="center"/>
+          </w:tcPr>
+          <w:p>
+            <w:pPr>
+              <w:spacing w:line="336" w:lineRule="auto"/>
+              <w:jc w:val="center"/>
+              <w:rPr>
+                <w:rFonts w:hint="default" w:ascii="Times New Roman" w:hAnsi="Times New Roman" w:cs="Times New Roman"/>
+                <w:b/>
+                <w:bCs/>
+                <w:sz w:val="28"/>
+                <w:szCs w:val="28"/>
+              </w:rPr>
+            </w:pPr>
+            <w:r>
+              <w:rPr>
+                <w:rStyle w:val="11"/>
+                <w:rFonts w:hint="default" w:ascii="Times New Roman" w:hAnsi="Times New Roman" w:cs="Times New Roman" w:eastAsiaTheme="majorEastAsia"/>
+                <w:sz w:val="28"/>
+                <w:szCs w:val="28"/>
+              </w:rPr>
+              <w:t>Thuộc tính</w:t>
+            </w:r>
+          </w:p>
+        </w:tc>
+        <w:tc>
+          <w:tcPr>
+            <w:tcW w:w="6430" w:type="dxa"/>
+            <w:vAlign w:val="center"/>
+          </w:tcPr>
+          <w:p>
+            <w:pPr>
+              <w:spacing w:line="336" w:lineRule="auto"/>
+              <w:jc w:val="center"/>
+              <w:rPr>
+                <w:rFonts w:hint="default" w:ascii="Times New Roman" w:hAnsi="Times New Roman" w:cs="Times New Roman"/>
+                <w:b/>
+                <w:bCs/>
+                <w:sz w:val="28"/>
+                <w:szCs w:val="28"/>
+              </w:rPr>
+            </w:pPr>
+            <w:r>
+              <w:rPr>
+                <w:rStyle w:val="11"/>
+                <w:rFonts w:hint="default" w:ascii="Times New Roman" w:hAnsi="Times New Roman" w:cs="Times New Roman" w:eastAsiaTheme="majorEastAsia"/>
+                <w:sz w:val="28"/>
+                <w:szCs w:val="28"/>
+              </w:rPr>
+              <w:t>Mô tả</w:t>
+            </w:r>
+          </w:p>
+        </w:tc>
+      </w:tr>
+      <w:tr>
+        <w:tblPrEx>
+          <w:tblBorders>
+            <w:top w:val="single" w:color="auto" w:sz="4" w:space="0"/>
+            <w:left w:val="single" w:color="auto" w:sz="4" w:space="0"/>
+            <w:bottom w:val="single" w:color="auto" w:sz="4" w:space="0"/>
+            <w:right w:val="single" w:color="auto" w:sz="4" w:space="0"/>
+            <w:insideH w:val="single" w:color="auto" w:sz="4" w:space="0"/>
+            <w:insideV w:val="single" w:color="auto" w:sz="4" w:space="0"/>
+          </w:tblBorders>
+          <w:tblCellMar>
+            <w:top w:w="0" w:type="dxa"/>
+            <w:left w:w="108" w:type="dxa"/>
+            <w:bottom w:w="0" w:type="dxa"/>
+            <w:right w:w="108" w:type="dxa"/>
+          </w:tblCellMar>
+        </w:tblPrEx>
+        <w:trPr>
+          <w:jc w:val="center"/>
+        </w:trPr>
+        <w:tc>
+          <w:tcPr>
+            <w:tcW w:w="2925" w:type="dxa"/>
+            <w:vAlign w:val="center"/>
+          </w:tcPr>
+          <w:p>
+            <w:pPr>
+              <w:spacing w:line="336" w:lineRule="auto"/>
+              <w:jc w:val="center"/>
+              <w:rPr>
+                <w:rFonts w:hint="default" w:ascii="Times New Roman" w:hAnsi="Times New Roman" w:cs="Times New Roman"/>
+                <w:sz w:val="28"/>
+                <w:szCs w:val="28"/>
+              </w:rPr>
+            </w:pPr>
+            <w:r>
+              <w:rPr>
+                <w:rStyle w:val="11"/>
+                <w:rFonts w:hint="default" w:ascii="Times New Roman" w:hAnsi="Times New Roman" w:cs="Times New Roman" w:eastAsiaTheme="majorEastAsia"/>
+                <w:sz w:val="28"/>
+                <w:szCs w:val="28"/>
+              </w:rPr>
+              <w:t>Tên Use Case</w:t>
+            </w:r>
+          </w:p>
+        </w:tc>
+        <w:tc>
+          <w:tcPr>
+            <w:tcW w:w="6430" w:type="dxa"/>
+            <w:vAlign w:val="center"/>
+          </w:tcPr>
+          <w:p>
+            <w:pPr>
+              <w:spacing w:line="336" w:lineRule="auto"/>
+              <w:jc w:val="both"/>
+              <w:rPr>
+                <w:rFonts w:hint="default" w:ascii="Times New Roman" w:hAnsi="Times New Roman" w:cs="Times New Roman"/>
+                <w:sz w:val="28"/>
+                <w:szCs w:val="28"/>
+                <w:lang w:val="en-US"/>
+              </w:rPr>
+            </w:pPr>
+            <w:r>
+              <w:rPr>
+                <w:rFonts w:hint="default" w:ascii="Times New Roman" w:hAnsi="Times New Roman" w:cs="Times New Roman"/>
+                <w:sz w:val="28"/>
+                <w:szCs w:val="28"/>
+                <w:lang w:val="en-US"/>
+              </w:rPr>
+              <w:t>Trả phòng</w:t>
+            </w:r>
+          </w:p>
+        </w:tc>
+      </w:tr>
+      <w:tr>
+        <w:tblPrEx>
+          <w:tblBorders>
+            <w:top w:val="single" w:color="auto" w:sz="4" w:space="0"/>
+            <w:left w:val="single" w:color="auto" w:sz="4" w:space="0"/>
+            <w:bottom w:val="single" w:color="auto" w:sz="4" w:space="0"/>
+            <w:right w:val="single" w:color="auto" w:sz="4" w:space="0"/>
+            <w:insideH w:val="single" w:color="auto" w:sz="4" w:space="0"/>
+            <w:insideV w:val="single" w:color="auto" w:sz="4" w:space="0"/>
+          </w:tblBorders>
+          <w:tblCellMar>
+            <w:top w:w="0" w:type="dxa"/>
+            <w:left w:w="108" w:type="dxa"/>
+            <w:bottom w:w="0" w:type="dxa"/>
+            <w:right w:w="108" w:type="dxa"/>
+          </w:tblCellMar>
+        </w:tblPrEx>
+        <w:trPr>
+          <w:jc w:val="center"/>
+        </w:trPr>
+        <w:tc>
+          <w:tcPr>
+            <w:tcW w:w="2925" w:type="dxa"/>
+            <w:vAlign w:val="center"/>
+          </w:tcPr>
+          <w:p>
+            <w:pPr>
+              <w:spacing w:line="336" w:lineRule="auto"/>
+              <w:jc w:val="center"/>
+              <w:rPr>
+                <w:rFonts w:hint="default" w:ascii="Times New Roman" w:hAnsi="Times New Roman" w:cs="Times New Roman"/>
+                <w:sz w:val="28"/>
+                <w:szCs w:val="28"/>
+              </w:rPr>
+            </w:pPr>
+            <w:r>
+              <w:rPr>
+                <w:rStyle w:val="11"/>
+                <w:rFonts w:hint="default" w:ascii="Times New Roman" w:hAnsi="Times New Roman" w:cs="Times New Roman" w:eastAsiaTheme="majorEastAsia"/>
+                <w:sz w:val="28"/>
+                <w:szCs w:val="28"/>
+              </w:rPr>
+              <w:t>Mô tả</w:t>
+            </w:r>
+          </w:p>
+        </w:tc>
+        <w:tc>
+          <w:tcPr>
+            <w:tcW w:w="6430" w:type="dxa"/>
+            <w:vAlign w:val="center"/>
+          </w:tcPr>
+          <w:p>
+            <w:pPr>
+              <w:pStyle w:val="10"/>
+              <w:spacing w:before="0" w:beforeAutospacing="0" w:after="0" w:afterAutospacing="0" w:line="336" w:lineRule="auto"/>
+              <w:jc w:val="both"/>
+              <w:rPr>
+                <w:rFonts w:hint="default" w:ascii="Times New Roman" w:hAnsi="Times New Roman" w:cs="Times New Roman"/>
+                <w:sz w:val="28"/>
+                <w:szCs w:val="28"/>
+                <w:lang w:val="vi"/>
+              </w:rPr>
+            </w:pPr>
+            <w:r>
+              <w:rPr>
+                <w:rFonts w:hint="default" w:ascii="Times New Roman" w:hAnsi="Times New Roman"/>
+                <w:sz w:val="28"/>
+                <w:szCs w:val="28"/>
+                <w:lang w:val="vi"/>
+              </w:rPr>
+              <w:t>Kết thúc phiên sử dụng của khách, tính toán tổng tiền giờ</w:t>
+            </w:r>
+            <w:r>
+              <w:rPr>
+                <w:rFonts w:hint="default" w:ascii="Times New Roman" w:hAnsi="Times New Roman"/>
+                <w:sz w:val="28"/>
+                <w:szCs w:val="28"/>
+                <w:lang w:val="en-US"/>
+              </w:rPr>
+              <w:t xml:space="preserve"> (Tiền phòng)</w:t>
+            </w:r>
+            <w:r>
+              <w:rPr>
+                <w:rFonts w:hint="default" w:ascii="Times New Roman" w:hAnsi="Times New Roman"/>
+                <w:sz w:val="28"/>
+                <w:szCs w:val="28"/>
+                <w:lang w:val="vi"/>
+              </w:rPr>
+              <w:t xml:space="preserve"> và dịch vụ, áp dụng giảm giá/thuế và chuyển trạng thái phòng về </w:t>
+            </w:r>
+            <w:r>
+              <w:rPr>
+                <w:rFonts w:hint="default" w:ascii="Times New Roman" w:hAnsi="Times New Roman"/>
+                <w:sz w:val="28"/>
+                <w:szCs w:val="28"/>
+                <w:lang w:val="en-US"/>
+              </w:rPr>
+              <w:t>“</w:t>
+            </w:r>
+            <w:r>
+              <w:rPr>
+                <w:rFonts w:hint="default" w:ascii="Times New Roman" w:hAnsi="Times New Roman"/>
+                <w:sz w:val="28"/>
+                <w:szCs w:val="28"/>
+                <w:lang w:val="vi"/>
+              </w:rPr>
+              <w:t>Trống</w:t>
+            </w:r>
+            <w:r>
+              <w:rPr>
+                <w:rFonts w:hint="default" w:ascii="Times New Roman" w:hAnsi="Times New Roman"/>
+                <w:sz w:val="28"/>
+                <w:szCs w:val="28"/>
+                <w:lang w:val="en-US"/>
+              </w:rPr>
+              <w:t>” hoặc “Phòng chờ”</w:t>
+            </w:r>
+            <w:r>
+              <w:rPr>
+                <w:rFonts w:hint="default" w:ascii="Times New Roman" w:hAnsi="Times New Roman"/>
+                <w:sz w:val="28"/>
+                <w:szCs w:val="28"/>
+                <w:lang w:val="vi"/>
+              </w:rPr>
+              <w:t>.</w:t>
+            </w:r>
+          </w:p>
+        </w:tc>
+      </w:tr>
+      <w:tr>
+        <w:tblPrEx>
+          <w:tblBorders>
+            <w:top w:val="single" w:color="auto" w:sz="4" w:space="0"/>
+            <w:left w:val="single" w:color="auto" w:sz="4" w:space="0"/>
+            <w:bottom w:val="single" w:color="auto" w:sz="4" w:space="0"/>
+            <w:right w:val="single" w:color="auto" w:sz="4" w:space="0"/>
+            <w:insideH w:val="single" w:color="auto" w:sz="4" w:space="0"/>
+            <w:insideV w:val="single" w:color="auto" w:sz="4" w:space="0"/>
+          </w:tblBorders>
+          <w:tblCellMar>
+            <w:top w:w="0" w:type="dxa"/>
+            <w:left w:w="108" w:type="dxa"/>
+            <w:bottom w:w="0" w:type="dxa"/>
+            <w:right w:w="108" w:type="dxa"/>
+          </w:tblCellMar>
+        </w:tblPrEx>
+        <w:trPr>
+          <w:jc w:val="center"/>
+        </w:trPr>
+        <w:tc>
+          <w:tcPr>
+            <w:tcW w:w="2925" w:type="dxa"/>
+            <w:vAlign w:val="center"/>
+          </w:tcPr>
+          <w:p>
+            <w:pPr>
+              <w:spacing w:line="336" w:lineRule="auto"/>
+              <w:jc w:val="center"/>
+              <w:rPr>
+                <w:rFonts w:hint="default" w:ascii="Times New Roman" w:hAnsi="Times New Roman" w:cs="Times New Roman"/>
+                <w:sz w:val="28"/>
+                <w:szCs w:val="28"/>
+              </w:rPr>
+            </w:pPr>
+            <w:r>
+              <w:rPr>
+                <w:rStyle w:val="11"/>
+                <w:rFonts w:hint="default" w:ascii="Times New Roman" w:hAnsi="Times New Roman" w:cs="Times New Roman" w:eastAsiaTheme="majorEastAsia"/>
+                <w:sz w:val="28"/>
+                <w:szCs w:val="28"/>
+              </w:rPr>
+              <w:t>Tác nhân chính</w:t>
+            </w:r>
+          </w:p>
+        </w:tc>
+        <w:tc>
+          <w:tcPr>
+            <w:tcW w:w="6430" w:type="dxa"/>
+            <w:vAlign w:val="center"/>
+          </w:tcPr>
+          <w:p>
+            <w:pPr>
+              <w:spacing w:line="336" w:lineRule="auto"/>
+              <w:jc w:val="both"/>
+              <w:rPr>
+                <w:rFonts w:hint="default" w:ascii="Times New Roman" w:hAnsi="Times New Roman" w:cs="Times New Roman"/>
+                <w:sz w:val="28"/>
+                <w:szCs w:val="28"/>
+                <w:lang w:val="en-US"/>
+              </w:rPr>
+            </w:pPr>
+            <w:r>
+              <w:rPr>
+                <w:rFonts w:hint="default" w:ascii="Times New Roman" w:hAnsi="Times New Roman" w:cs="Times New Roman"/>
+                <w:sz w:val="28"/>
+                <w:szCs w:val="28"/>
+                <w:lang w:val="en-US"/>
+              </w:rPr>
+              <w:t>Admin</w:t>
+            </w:r>
+          </w:p>
+        </w:tc>
+      </w:tr>
+      <w:tr>
+        <w:tblPrEx>
+          <w:tblBorders>
+            <w:top w:val="single" w:color="auto" w:sz="4" w:space="0"/>
+            <w:left w:val="single" w:color="auto" w:sz="4" w:space="0"/>
+            <w:bottom w:val="single" w:color="auto" w:sz="4" w:space="0"/>
+            <w:right w:val="single" w:color="auto" w:sz="4" w:space="0"/>
+            <w:insideH w:val="single" w:color="auto" w:sz="4" w:space="0"/>
+            <w:insideV w:val="single" w:color="auto" w:sz="4" w:space="0"/>
+          </w:tblBorders>
+          <w:tblCellMar>
+            <w:top w:w="0" w:type="dxa"/>
+            <w:left w:w="108" w:type="dxa"/>
+            <w:bottom w:w="0" w:type="dxa"/>
+            <w:right w:w="108" w:type="dxa"/>
+          </w:tblCellMar>
+        </w:tblPrEx>
+        <w:trPr>
+          <w:jc w:val="center"/>
+        </w:trPr>
+        <w:tc>
+          <w:tcPr>
+            <w:tcW w:w="2925" w:type="dxa"/>
+            <w:vAlign w:val="center"/>
+          </w:tcPr>
+          <w:p>
+            <w:pPr>
+              <w:spacing w:line="336" w:lineRule="auto"/>
+              <w:jc w:val="center"/>
+              <w:rPr>
+                <w:rFonts w:hint="default" w:ascii="Times New Roman" w:hAnsi="Times New Roman" w:cs="Times New Roman"/>
+                <w:sz w:val="28"/>
+                <w:szCs w:val="28"/>
+              </w:rPr>
+            </w:pPr>
+            <w:r>
+              <w:rPr>
+                <w:rStyle w:val="11"/>
+                <w:rFonts w:hint="default" w:ascii="Times New Roman" w:hAnsi="Times New Roman" w:cs="Times New Roman" w:eastAsiaTheme="majorEastAsia"/>
+                <w:sz w:val="28"/>
+                <w:szCs w:val="28"/>
+              </w:rPr>
+              <w:t>Tiền điều kiện</w:t>
+            </w:r>
+          </w:p>
+        </w:tc>
+        <w:tc>
+          <w:tcPr>
+            <w:tcW w:w="6430" w:type="dxa"/>
+            <w:vAlign w:val="center"/>
+          </w:tcPr>
+          <w:p>
+            <w:pPr>
+              <w:spacing w:line="336" w:lineRule="auto"/>
+              <w:jc w:val="both"/>
+              <w:rPr>
+                <w:rFonts w:hint="default" w:ascii="Times New Roman" w:hAnsi="Times New Roman" w:cs="Times New Roman"/>
+                <w:sz w:val="28"/>
+                <w:szCs w:val="28"/>
+                <w:lang w:val="en-US"/>
+              </w:rPr>
+            </w:pPr>
+            <w:r>
+              <w:rPr>
+                <w:rFonts w:hint="default" w:ascii="Times New Roman" w:hAnsi="Times New Roman" w:cs="Times New Roman"/>
+                <w:sz w:val="28"/>
+                <w:szCs w:val="28"/>
+                <w:lang w:val="en-US"/>
+              </w:rPr>
+              <w:t>Admin đã đăng nhập vào hệ thống và đang xem thông tin chi tiết một phòng. Phòng đang xem phải là phòng đang sử dụng hoặc phòng tạm</w:t>
+            </w:r>
+          </w:p>
+        </w:tc>
+      </w:tr>
+      <w:tr>
+        <w:tblPrEx>
+          <w:tblBorders>
+            <w:top w:val="single" w:color="auto" w:sz="4" w:space="0"/>
+            <w:left w:val="single" w:color="auto" w:sz="4" w:space="0"/>
+            <w:bottom w:val="single" w:color="auto" w:sz="4" w:space="0"/>
+            <w:right w:val="single" w:color="auto" w:sz="4" w:space="0"/>
+            <w:insideH w:val="single" w:color="auto" w:sz="4" w:space="0"/>
+            <w:insideV w:val="single" w:color="auto" w:sz="4" w:space="0"/>
+          </w:tblBorders>
+          <w:tblCellMar>
+            <w:top w:w="0" w:type="dxa"/>
+            <w:left w:w="108" w:type="dxa"/>
+            <w:bottom w:w="0" w:type="dxa"/>
+            <w:right w:w="108" w:type="dxa"/>
+          </w:tblCellMar>
+        </w:tblPrEx>
+        <w:trPr>
+          <w:jc w:val="center"/>
+        </w:trPr>
+        <w:tc>
+          <w:tcPr>
+            <w:tcW w:w="2925" w:type="dxa"/>
+            <w:vAlign w:val="center"/>
+          </w:tcPr>
+          <w:p>
+            <w:pPr>
+              <w:spacing w:line="336" w:lineRule="auto"/>
+              <w:jc w:val="center"/>
+              <w:rPr>
+                <w:rFonts w:hint="default" w:ascii="Times New Roman" w:hAnsi="Times New Roman" w:cs="Times New Roman"/>
+                <w:sz w:val="28"/>
+                <w:szCs w:val="28"/>
+              </w:rPr>
+            </w:pPr>
+            <w:r>
+              <w:rPr>
+                <w:rStyle w:val="11"/>
+                <w:rFonts w:hint="default" w:ascii="Times New Roman" w:hAnsi="Times New Roman" w:cs="Times New Roman" w:eastAsiaTheme="majorEastAsia"/>
+                <w:sz w:val="28"/>
+                <w:szCs w:val="28"/>
+              </w:rPr>
+              <w:t>Hậu điều kiện</w:t>
+            </w:r>
+          </w:p>
+        </w:tc>
+        <w:tc>
+          <w:tcPr>
+            <w:tcW w:w="6430" w:type="dxa"/>
+            <w:vAlign w:val="center"/>
+          </w:tcPr>
+          <w:p>
+            <w:pPr>
+              <w:pStyle w:val="10"/>
+              <w:spacing w:before="0" w:beforeAutospacing="0" w:after="0" w:afterAutospacing="0" w:line="336" w:lineRule="auto"/>
+              <w:jc w:val="both"/>
+              <w:rPr>
+                <w:rFonts w:hint="default" w:ascii="Times New Roman" w:hAnsi="Times New Roman" w:cs="Times New Roman"/>
+                <w:sz w:val="28"/>
+                <w:szCs w:val="28"/>
+                <w:lang w:val="en-US"/>
+              </w:rPr>
+            </w:pPr>
+            <w:r>
+              <w:rPr>
+                <w:rFonts w:hint="default" w:ascii="Times New Roman" w:hAnsi="Times New Roman" w:cs="Times New Roman"/>
+                <w:sz w:val="28"/>
+                <w:szCs w:val="28"/>
+                <w:lang w:val="en-US"/>
+              </w:rPr>
+              <w:t>Trạng thái phòng được chuyển thành “Phòng trống” hoặc “Phòng chờ”. Tính tổng tiền của hóa đơn và chuyển trạng thái của hóa đơn sang “Chưa thanh toán”.</w:t>
+            </w:r>
+          </w:p>
+        </w:tc>
+      </w:tr>
+      <w:tr>
+        <w:tblPrEx>
+          <w:tblBorders>
+            <w:top w:val="single" w:color="auto" w:sz="4" w:space="0"/>
+            <w:left w:val="single" w:color="auto" w:sz="4" w:space="0"/>
+            <w:bottom w:val="single" w:color="auto" w:sz="4" w:space="0"/>
+            <w:right w:val="single" w:color="auto" w:sz="4" w:space="0"/>
+            <w:insideH w:val="single" w:color="auto" w:sz="4" w:space="0"/>
+            <w:insideV w:val="single" w:color="auto" w:sz="4" w:space="0"/>
+          </w:tblBorders>
+          <w:tblCellMar>
+            <w:top w:w="0" w:type="dxa"/>
+            <w:left w:w="108" w:type="dxa"/>
+            <w:bottom w:w="0" w:type="dxa"/>
+            <w:right w:w="108" w:type="dxa"/>
+          </w:tblCellMar>
+        </w:tblPrEx>
+        <w:trPr>
+          <w:jc w:val="center"/>
+        </w:trPr>
+        <w:tc>
+          <w:tcPr>
+            <w:tcW w:w="2925" w:type="dxa"/>
+            <w:vAlign w:val="center"/>
+          </w:tcPr>
+          <w:p>
+            <w:pPr>
+              <w:spacing w:line="336" w:lineRule="auto"/>
+              <w:jc w:val="center"/>
+              <w:rPr>
+                <w:rFonts w:hint="default" w:ascii="Times New Roman" w:hAnsi="Times New Roman" w:cs="Times New Roman"/>
+                <w:sz w:val="28"/>
+                <w:szCs w:val="28"/>
+              </w:rPr>
+            </w:pPr>
+            <w:r>
+              <w:rPr>
+                <w:rStyle w:val="11"/>
+                <w:rFonts w:hint="default" w:ascii="Times New Roman" w:hAnsi="Times New Roman" w:cs="Times New Roman" w:eastAsiaTheme="majorEastAsia"/>
+                <w:sz w:val="28"/>
+                <w:szCs w:val="28"/>
+              </w:rPr>
+              <w:t>Luồng chính</w:t>
+            </w:r>
+          </w:p>
+        </w:tc>
+        <w:tc>
+          <w:tcPr>
+            <w:tcW w:w="6430" w:type="dxa"/>
+            <w:vAlign w:val="center"/>
+          </w:tcPr>
+          <w:p>
+            <w:pPr>
+              <w:pStyle w:val="10"/>
+              <w:numPr>
+                <w:ilvl w:val="0"/>
+                <w:numId w:val="13"/>
+              </w:numPr>
+              <w:spacing w:before="0" w:beforeAutospacing="0" w:after="0" w:afterAutospacing="0" w:line="336" w:lineRule="auto"/>
+              <w:jc w:val="both"/>
+              <w:rPr>
+                <w:rFonts w:hint="default" w:ascii="Times New Roman" w:hAnsi="Times New Roman" w:cs="Times New Roman"/>
+                <w:sz w:val="28"/>
+                <w:szCs w:val="28"/>
+                <w:lang w:val="en-US"/>
+              </w:rPr>
+            </w:pPr>
+            <w:r>
+              <w:rPr>
+                <w:rFonts w:hint="default" w:ascii="Times New Roman" w:hAnsi="Times New Roman" w:cs="Times New Roman"/>
+                <w:sz w:val="28"/>
+                <w:szCs w:val="28"/>
+                <w:lang w:val="en-US"/>
+              </w:rPr>
+              <w:t>Admin nhấn nút [Trả phòng]</w:t>
+            </w:r>
+          </w:p>
+          <w:p>
+            <w:pPr>
+              <w:pStyle w:val="10"/>
+              <w:numPr>
+                <w:ilvl w:val="0"/>
+                <w:numId w:val="13"/>
+              </w:numPr>
+              <w:spacing w:before="0" w:beforeAutospacing="0" w:after="0" w:afterAutospacing="0" w:line="336" w:lineRule="auto"/>
+              <w:jc w:val="both"/>
+              <w:rPr>
+                <w:rFonts w:hint="default" w:ascii="Times New Roman" w:hAnsi="Times New Roman" w:cs="Times New Roman"/>
+                <w:sz w:val="28"/>
+                <w:szCs w:val="28"/>
+                <w:lang w:val="en-US"/>
+              </w:rPr>
+            </w:pPr>
+            <w:r>
+              <w:rPr>
+                <w:rFonts w:hint="default" w:ascii="Times New Roman" w:hAnsi="Times New Roman" w:cs="Times New Roman"/>
+                <w:sz w:val="28"/>
+                <w:szCs w:val="28"/>
+                <w:lang w:val="en-US"/>
+              </w:rPr>
+              <w:t>Hệ thống hiển thị hộp thoại xác nhận</w:t>
+            </w:r>
+          </w:p>
+          <w:p>
+            <w:pPr>
+              <w:pStyle w:val="10"/>
+              <w:numPr>
+                <w:ilvl w:val="0"/>
+                <w:numId w:val="13"/>
+              </w:numPr>
+              <w:spacing w:before="0" w:beforeAutospacing="0" w:after="0" w:afterAutospacing="0" w:line="336" w:lineRule="auto"/>
+              <w:jc w:val="both"/>
+              <w:rPr>
+                <w:rFonts w:hint="default" w:ascii="Times New Roman" w:hAnsi="Times New Roman" w:cs="Times New Roman"/>
+                <w:sz w:val="28"/>
+                <w:szCs w:val="28"/>
+                <w:lang w:val="en-US"/>
+              </w:rPr>
+            </w:pPr>
+            <w:r>
+              <w:rPr>
+                <w:rFonts w:hint="default" w:ascii="Times New Roman" w:hAnsi="Times New Roman" w:cs="Times New Roman"/>
+                <w:sz w:val="28"/>
+                <w:szCs w:val="28"/>
+                <w:lang w:val="en-US"/>
+              </w:rPr>
+              <w:t>Admin chọn “Đồng ý” thì hệ thống tiến hành ghi nhận thời điểm kết thúc, sau đó tính tổng tiền giờ (tiền phòng), tiền dịch vụ, áp dụng giảm giá (dựa vào điểm tích lũy của hội viên) và thuế. Từ đó tính tổng tiền cuối cùng của hóa đơn.</w:t>
+            </w:r>
+          </w:p>
+          <w:p>
+            <w:pPr>
+              <w:pStyle w:val="10"/>
               <w:numPr>
                 <w:numId w:val="0"/>
               </w:numPr>
-              <w:spacing w:line="336" w:lineRule="auto"/>
-              <w:ind w:left="70" w:leftChars="0"/>
-              <w:jc w:val="both"/>
-              <w:rPr>
-                <w:rFonts w:hint="default" w:ascii="Times New Roman" w:hAnsi="Times New Roman" w:cs="Times New Roman"/>
-                <w:sz w:val="28"/>
-                <w:szCs w:val="28"/>
-                <w:lang w:val="en-US"/>
-              </w:rPr>
-            </w:pPr>
-            <w:r>
-              <w:rPr>
-                <w:rFonts w:hint="default" w:ascii="Times New Roman" w:hAnsi="Times New Roman" w:cs="Times New Roman"/>
-                <w:sz w:val="28"/>
-                <w:szCs w:val="28"/>
-                <w:lang w:val="en-US"/>
-              </w:rPr>
-              <w:t>3.1.1.1 Nếu số lượng thêm mới không hợp lệ thì hệ thống thông báo lỗi số lượng không hợp lệ đến Admin</w:t>
-            </w:r>
-          </w:p>
-          <w:p>
-            <w:pPr>
+              <w:spacing w:before="0" w:beforeAutospacing="0" w:after="0" w:afterAutospacing="0" w:line="336" w:lineRule="auto"/>
+              <w:jc w:val="both"/>
+              <w:rPr>
+                <w:rFonts w:hint="default" w:ascii="Times New Roman" w:hAnsi="Times New Roman" w:cs="Times New Roman"/>
+                <w:sz w:val="28"/>
+                <w:szCs w:val="28"/>
+                <w:lang w:val="en-US"/>
+              </w:rPr>
+            </w:pPr>
+            <w:r>
+              <w:rPr>
+                <w:rFonts w:hint="default" w:ascii="Times New Roman" w:hAnsi="Times New Roman" w:cs="Times New Roman"/>
+                <w:sz w:val="28"/>
+                <w:szCs w:val="28"/>
+                <w:lang w:val="en-US"/>
+              </w:rPr>
+              <w:t xml:space="preserve">  Số tiền được giảm = (Tiền phòng + Tiền dịch vụ) * (Phần trăm giảm giá / 100)</w:t>
+            </w:r>
+          </w:p>
+          <w:p>
+            <w:pPr>
+              <w:pStyle w:val="10"/>
               <w:numPr>
                 <w:numId w:val="0"/>
               </w:numPr>
-              <w:spacing w:line="336" w:lineRule="auto"/>
-              <w:ind w:left="70" w:leftChars="0"/>
-              <w:jc w:val="both"/>
-              <w:rPr>
-                <w:rFonts w:hint="default" w:ascii="Times New Roman" w:hAnsi="Times New Roman" w:cs="Times New Roman"/>
-                <w:sz w:val="28"/>
-                <w:szCs w:val="28"/>
-                <w:lang w:val="en-US"/>
-              </w:rPr>
-            </w:pPr>
-            <w:r>
-              <w:rPr>
-                <w:rFonts w:hint="default" w:ascii="Times New Roman" w:hAnsi="Times New Roman" w:cs="Times New Roman"/>
-                <w:sz w:val="28"/>
-                <w:szCs w:val="28"/>
-                <w:lang w:val="en-US"/>
-              </w:rPr>
-              <w:t>3.2.2 Nếu không hợp lệ thì hệ thống thông báo lỗi số lượng không hợp lệ đến Admin</w:t>
-            </w:r>
-          </w:p>
-          <w:p>
-            <w:pPr>
+              <w:spacing w:before="0" w:beforeAutospacing="0" w:after="0" w:afterAutospacing="0" w:line="336" w:lineRule="auto"/>
+              <w:jc w:val="both"/>
+              <w:rPr>
+                <w:rFonts w:hint="default" w:ascii="Times New Roman" w:hAnsi="Times New Roman" w:cs="Times New Roman"/>
+                <w:sz w:val="28"/>
+                <w:szCs w:val="28"/>
+                <w:lang w:val="en-US"/>
+              </w:rPr>
+            </w:pPr>
+            <w:r>
+              <w:rPr>
+                <w:rFonts w:hint="default" w:ascii="Times New Roman" w:hAnsi="Times New Roman" w:cs="Times New Roman"/>
+                <w:sz w:val="28"/>
+                <w:szCs w:val="28"/>
+                <w:lang w:val="en-US"/>
+              </w:rPr>
+              <w:t xml:space="preserve">  Tiền thuế VAT = (Tiền phòng + Tiền dịch vu - Số tiền được giảm) * (Thuế suất VAT / 100) </w:t>
+            </w:r>
+          </w:p>
+          <w:p>
+            <w:pPr>
+              <w:pStyle w:val="10"/>
               <w:numPr>
                 <w:numId w:val="0"/>
               </w:numPr>
-              <w:spacing w:line="336" w:lineRule="auto"/>
-              <w:ind w:left="70" w:leftChars="0"/>
-              <w:jc w:val="both"/>
-              <w:rPr>
-                <w:rFonts w:hint="default" w:ascii="Times New Roman" w:hAnsi="Times New Roman" w:cs="Times New Roman"/>
-                <w:sz w:val="28"/>
-                <w:szCs w:val="28"/>
-                <w:lang w:val="en-US"/>
-              </w:rPr>
-            </w:pPr>
-            <w:r>
-              <w:rPr>
-                <w:rFonts w:hint="default" w:ascii="Times New Roman" w:hAnsi="Times New Roman" w:cs="Times New Roman"/>
-                <w:sz w:val="28"/>
-                <w:szCs w:val="28"/>
-                <w:lang w:val="en-US"/>
-              </w:rPr>
-              <w:t>3.3.2 Nếu Admin chọn hủy thì hệ thống đóng hội hoại và quay về màn hình cập nhật dịch vụ của phòng</w:t>
+              <w:spacing w:before="0" w:beforeAutospacing="0" w:after="0" w:afterAutospacing="0" w:line="336" w:lineRule="auto"/>
+              <w:ind w:firstLine="140" w:firstLineChars="50"/>
+              <w:jc w:val="both"/>
+              <w:rPr>
+                <w:rFonts w:hint="default" w:ascii="Times New Roman" w:hAnsi="Times New Roman" w:cs="Times New Roman"/>
+                <w:sz w:val="28"/>
+                <w:szCs w:val="28"/>
+                <w:lang w:val="en-US"/>
+              </w:rPr>
+            </w:pPr>
+            <w:r>
+              <w:rPr>
+                <w:rFonts w:hint="default" w:ascii="Times New Roman" w:hAnsi="Times New Roman" w:cs="Times New Roman"/>
+                <w:sz w:val="28"/>
+                <w:szCs w:val="28"/>
+                <w:lang w:val="en-US"/>
+              </w:rPr>
+              <w:t>Tổng tiền cuối cùng = Tiền phòng + Tiền dịch vụ  - Số tiền được giảm + Tiền thuế VAT</w:t>
+            </w:r>
+          </w:p>
+          <w:p>
+            <w:pPr>
+              <w:pStyle w:val="10"/>
+              <w:numPr>
+                <w:numId w:val="0"/>
+              </w:numPr>
+              <w:spacing w:before="0" w:beforeAutospacing="0" w:after="0" w:afterAutospacing="0" w:line="336" w:lineRule="auto"/>
+              <w:jc w:val="both"/>
+              <w:rPr>
+                <w:rFonts w:hint="default" w:ascii="Times New Roman" w:hAnsi="Times New Roman" w:cs="Times New Roman"/>
+                <w:sz w:val="28"/>
+                <w:szCs w:val="28"/>
+                <w:lang w:val="en-US"/>
+              </w:rPr>
+            </w:pPr>
+            <w:r>
+              <w:rPr>
+                <w:rFonts w:hint="default" w:ascii="Times New Roman" w:hAnsi="Times New Roman" w:cs="Times New Roman"/>
+                <w:sz w:val="28"/>
+                <w:szCs w:val="28"/>
+                <w:lang w:val="en-US"/>
+              </w:rPr>
+              <w:t>Chuyển hóa đơn sang trạng thái “Chưa thanh toán”.</w:t>
+            </w:r>
+          </w:p>
+          <w:p>
+            <w:pPr>
+              <w:pStyle w:val="10"/>
+              <w:numPr>
+                <w:ilvl w:val="0"/>
+                <w:numId w:val="13"/>
+              </w:numPr>
+              <w:spacing w:before="0" w:beforeAutospacing="0" w:after="0" w:afterAutospacing="0" w:line="336" w:lineRule="auto"/>
+              <w:jc w:val="both"/>
+              <w:rPr>
+                <w:rFonts w:hint="default" w:ascii="Times New Roman" w:hAnsi="Times New Roman" w:cs="Times New Roman"/>
+                <w:sz w:val="28"/>
+                <w:szCs w:val="28"/>
+                <w:lang w:val="en-US"/>
+              </w:rPr>
+            </w:pPr>
+            <w:r>
+              <w:rPr>
+                <w:rFonts w:hint="default" w:ascii="Times New Roman" w:hAnsi="Times New Roman" w:cs="Times New Roman"/>
+                <w:sz w:val="28"/>
+                <w:szCs w:val="28"/>
+                <w:lang w:val="en-US"/>
+              </w:rPr>
+              <w:t>Hệ thống thông báo trả phòng thành công kèm theo các lự chọn “Xuất hóa đơn” và “Xác nhận khách hàng đã thanh toán”</w:t>
+            </w:r>
+          </w:p>
+        </w:tc>
+      </w:tr>
+      <w:tr>
+        <w:tblPrEx>
+          <w:tblBorders>
+            <w:top w:val="single" w:color="auto" w:sz="4" w:space="0"/>
+            <w:left w:val="single" w:color="auto" w:sz="4" w:space="0"/>
+            <w:bottom w:val="single" w:color="auto" w:sz="4" w:space="0"/>
+            <w:right w:val="single" w:color="auto" w:sz="4" w:space="0"/>
+            <w:insideH w:val="single" w:color="auto" w:sz="4" w:space="0"/>
+            <w:insideV w:val="single" w:color="auto" w:sz="4" w:space="0"/>
+          </w:tblBorders>
+          <w:tblCellMar>
+            <w:top w:w="0" w:type="dxa"/>
+            <w:left w:w="108" w:type="dxa"/>
+            <w:bottom w:w="0" w:type="dxa"/>
+            <w:right w:w="108" w:type="dxa"/>
+          </w:tblCellMar>
+        </w:tblPrEx>
+        <w:trPr>
+          <w:jc w:val="center"/>
+        </w:trPr>
+        <w:tc>
+          <w:tcPr>
+            <w:tcW w:w="2925" w:type="dxa"/>
+            <w:vAlign w:val="center"/>
+          </w:tcPr>
+          <w:p>
+            <w:pPr>
+              <w:spacing w:line="336" w:lineRule="auto"/>
+              <w:jc w:val="center"/>
+              <w:rPr>
+                <w:rFonts w:hint="default" w:ascii="Times New Roman" w:hAnsi="Times New Roman" w:cs="Times New Roman"/>
+                <w:sz w:val="28"/>
+                <w:szCs w:val="28"/>
+              </w:rPr>
+            </w:pPr>
+            <w:r>
+              <w:rPr>
+                <w:rStyle w:val="11"/>
+                <w:rFonts w:hint="default" w:ascii="Times New Roman" w:hAnsi="Times New Roman" w:cs="Times New Roman" w:eastAsiaTheme="majorEastAsia"/>
+                <w:sz w:val="28"/>
+                <w:szCs w:val="28"/>
+              </w:rPr>
+              <w:t>Luồng thay thế</w:t>
+            </w:r>
+          </w:p>
+        </w:tc>
+        <w:tc>
+          <w:tcPr>
+            <w:tcW w:w="6430" w:type="dxa"/>
+            <w:vAlign w:val="center"/>
+          </w:tcPr>
+          <w:p>
+            <w:pPr>
+              <w:spacing w:line="336" w:lineRule="auto"/>
+              <w:jc w:val="both"/>
+              <w:rPr>
+                <w:rFonts w:hint="default" w:ascii="Times New Roman" w:hAnsi="Times New Roman" w:cs="Times New Roman"/>
+                <w:sz w:val="28"/>
+                <w:szCs w:val="28"/>
+                <w:lang w:val="en-US"/>
+              </w:rPr>
+            </w:pPr>
+            <w:r>
+              <w:rPr>
+                <w:rFonts w:hint="default" w:ascii="Times New Roman" w:hAnsi="Times New Roman" w:cs="Times New Roman"/>
+                <w:sz w:val="28"/>
+                <w:szCs w:val="28"/>
+                <w:lang w:val="en-US"/>
+              </w:rPr>
+              <w:t xml:space="preserve">2.1 Admin chọn hủy thì hệ thống đóng hộp thoại xác nhận và quay về màn hình xem chi tiết phòng </w:t>
+            </w:r>
+          </w:p>
+        </w:tc>
+      </w:tr>
+    </w:tbl>
+    <w:p>
+      <w:pPr>
+        <w:numPr>
+          <w:ilvl w:val="0"/>
+          <w:numId w:val="0"/>
+        </w:numPr>
+        <w:ind w:leftChars="0"/>
+        <w:rPr>
+          <w:rFonts w:hint="default" w:ascii="Times New Roman" w:hAnsi="Times New Roman" w:cs="Times New Roman"/>
+          <w:lang w:val="en-US"/>
+        </w:rPr>
+      </w:pPr>
+    </w:p>
+    <w:p>
+      <w:pPr>
+        <w:pStyle w:val="6"/>
+        <w:bidi w:val="0"/>
+        <w:rPr>
+          <w:rFonts w:hint="default"/>
+          <w:lang w:val="en-US"/>
+        </w:rPr>
+      </w:pPr>
+      <w:r>
+        <w:rPr>
+          <w:rFonts w:hint="default"/>
+          <w:lang w:val="en-US"/>
+        </w:rPr>
+        <w:t>2.2.1.13 Đặc tả usecase xem danh sách lịch đặt</w:t>
+      </w:r>
+    </w:p>
+    <w:tbl>
+      <w:tblPr>
+        <w:tblStyle w:val="8"/>
+        <w:tblW w:w="9355" w:type="dxa"/>
+        <w:jc w:val="center"/>
+        <w:tblBorders>
+          <w:top w:val="single" w:color="auto" w:sz="4" w:space="0"/>
+          <w:left w:val="single" w:color="auto" w:sz="4" w:space="0"/>
+          <w:bottom w:val="single" w:color="auto" w:sz="4" w:space="0"/>
+          <w:right w:val="single" w:color="auto" w:sz="4" w:space="0"/>
+          <w:insideH w:val="single" w:color="auto" w:sz="4" w:space="0"/>
+          <w:insideV w:val="single" w:color="auto" w:sz="4" w:space="0"/>
+        </w:tblBorders>
+        <w:tblLayout w:type="autofit"/>
+        <w:tblCellMar>
+          <w:top w:w="0" w:type="dxa"/>
+          <w:left w:w="108" w:type="dxa"/>
+          <w:bottom w:w="0" w:type="dxa"/>
+          <w:right w:w="108" w:type="dxa"/>
+        </w:tblCellMar>
+      </w:tblPr>
+      <w:tblGrid>
+        <w:gridCol w:w="2925"/>
+        <w:gridCol w:w="6430"/>
+      </w:tblGrid>
+      <w:tr>
+        <w:tblPrEx>
+          <w:tblBorders>
+            <w:top w:val="single" w:color="auto" w:sz="4" w:space="0"/>
+            <w:left w:val="single" w:color="auto" w:sz="4" w:space="0"/>
+            <w:bottom w:val="single" w:color="auto" w:sz="4" w:space="0"/>
+            <w:right w:val="single" w:color="auto" w:sz="4" w:space="0"/>
+            <w:insideH w:val="single" w:color="auto" w:sz="4" w:space="0"/>
+            <w:insideV w:val="single" w:color="auto" w:sz="4" w:space="0"/>
+          </w:tblBorders>
+          <w:tblCellMar>
+            <w:top w:w="0" w:type="dxa"/>
+            <w:left w:w="108" w:type="dxa"/>
+            <w:bottom w:w="0" w:type="dxa"/>
+            <w:right w:w="108" w:type="dxa"/>
+          </w:tblCellMar>
+        </w:tblPrEx>
+        <w:trPr>
+          <w:jc w:val="center"/>
+        </w:trPr>
+        <w:tc>
+          <w:tcPr>
+            <w:tcW w:w="2925" w:type="dxa"/>
+            <w:vAlign w:val="center"/>
+          </w:tcPr>
+          <w:p>
+            <w:pPr>
+              <w:spacing w:line="336" w:lineRule="auto"/>
+              <w:jc w:val="center"/>
+              <w:rPr>
+                <w:rFonts w:hint="default" w:ascii="Times New Roman" w:hAnsi="Times New Roman" w:cs="Times New Roman"/>
+                <w:b/>
+                <w:bCs/>
+                <w:sz w:val="28"/>
+                <w:szCs w:val="28"/>
+              </w:rPr>
+            </w:pPr>
+            <w:r>
+              <w:rPr>
+                <w:rStyle w:val="11"/>
+                <w:rFonts w:hint="default" w:ascii="Times New Roman" w:hAnsi="Times New Roman" w:cs="Times New Roman" w:eastAsiaTheme="majorEastAsia"/>
+                <w:sz w:val="28"/>
+                <w:szCs w:val="28"/>
+              </w:rPr>
+              <w:t>Thuộc tính</w:t>
+            </w:r>
+          </w:p>
+        </w:tc>
+        <w:tc>
+          <w:tcPr>
+            <w:tcW w:w="6430" w:type="dxa"/>
+            <w:vAlign w:val="center"/>
+          </w:tcPr>
+          <w:p>
+            <w:pPr>
+              <w:spacing w:line="336" w:lineRule="auto"/>
+              <w:jc w:val="center"/>
+              <w:rPr>
+                <w:rFonts w:hint="default" w:ascii="Times New Roman" w:hAnsi="Times New Roman" w:cs="Times New Roman"/>
+                <w:b/>
+                <w:bCs/>
+                <w:sz w:val="28"/>
+                <w:szCs w:val="28"/>
+              </w:rPr>
+            </w:pPr>
+            <w:r>
+              <w:rPr>
+                <w:rStyle w:val="11"/>
+                <w:rFonts w:hint="default" w:ascii="Times New Roman" w:hAnsi="Times New Roman" w:cs="Times New Roman" w:eastAsiaTheme="majorEastAsia"/>
+                <w:sz w:val="28"/>
+                <w:szCs w:val="28"/>
+              </w:rPr>
+              <w:t>Mô tả</w:t>
+            </w:r>
+          </w:p>
+        </w:tc>
+      </w:tr>
+      <w:tr>
+        <w:tblPrEx>
+          <w:tblBorders>
+            <w:top w:val="single" w:color="auto" w:sz="4" w:space="0"/>
+            <w:left w:val="single" w:color="auto" w:sz="4" w:space="0"/>
+            <w:bottom w:val="single" w:color="auto" w:sz="4" w:space="0"/>
+            <w:right w:val="single" w:color="auto" w:sz="4" w:space="0"/>
+            <w:insideH w:val="single" w:color="auto" w:sz="4" w:space="0"/>
+            <w:insideV w:val="single" w:color="auto" w:sz="4" w:space="0"/>
+          </w:tblBorders>
+          <w:tblCellMar>
+            <w:top w:w="0" w:type="dxa"/>
+            <w:left w:w="108" w:type="dxa"/>
+            <w:bottom w:w="0" w:type="dxa"/>
+            <w:right w:w="108" w:type="dxa"/>
+          </w:tblCellMar>
+        </w:tblPrEx>
+        <w:trPr>
+          <w:jc w:val="center"/>
+        </w:trPr>
+        <w:tc>
+          <w:tcPr>
+            <w:tcW w:w="2925" w:type="dxa"/>
+            <w:vAlign w:val="center"/>
+          </w:tcPr>
+          <w:p>
+            <w:pPr>
+              <w:spacing w:line="336" w:lineRule="auto"/>
+              <w:jc w:val="center"/>
+              <w:rPr>
+                <w:rFonts w:hint="default" w:ascii="Times New Roman" w:hAnsi="Times New Roman" w:cs="Times New Roman"/>
+                <w:sz w:val="28"/>
+                <w:szCs w:val="28"/>
+              </w:rPr>
+            </w:pPr>
+            <w:r>
+              <w:rPr>
+                <w:rStyle w:val="11"/>
+                <w:rFonts w:hint="default" w:ascii="Times New Roman" w:hAnsi="Times New Roman" w:cs="Times New Roman" w:eastAsiaTheme="majorEastAsia"/>
+                <w:sz w:val="28"/>
+                <w:szCs w:val="28"/>
+              </w:rPr>
+              <w:t>Tên Use Case</w:t>
+            </w:r>
+          </w:p>
+        </w:tc>
+        <w:tc>
+          <w:tcPr>
+            <w:tcW w:w="6430" w:type="dxa"/>
+            <w:vAlign w:val="center"/>
+          </w:tcPr>
+          <w:p>
+            <w:pPr>
+              <w:spacing w:line="336" w:lineRule="auto"/>
+              <w:jc w:val="both"/>
+              <w:rPr>
+                <w:rFonts w:hint="default" w:ascii="Times New Roman" w:hAnsi="Times New Roman" w:cs="Times New Roman"/>
+                <w:sz w:val="28"/>
+                <w:szCs w:val="28"/>
+                <w:lang w:val="en-US"/>
+              </w:rPr>
+            </w:pPr>
+            <w:r>
+              <w:rPr>
+                <w:rFonts w:hint="default" w:ascii="Times New Roman" w:hAnsi="Times New Roman" w:cs="Times New Roman"/>
+                <w:sz w:val="28"/>
+                <w:szCs w:val="28"/>
+                <w:lang w:val="en-US"/>
+              </w:rPr>
+              <w:t>Xem danh sách lịch đặt</w:t>
+            </w:r>
+          </w:p>
+        </w:tc>
+      </w:tr>
+      <w:tr>
+        <w:tblPrEx>
+          <w:tblBorders>
+            <w:top w:val="single" w:color="auto" w:sz="4" w:space="0"/>
+            <w:left w:val="single" w:color="auto" w:sz="4" w:space="0"/>
+            <w:bottom w:val="single" w:color="auto" w:sz="4" w:space="0"/>
+            <w:right w:val="single" w:color="auto" w:sz="4" w:space="0"/>
+            <w:insideH w:val="single" w:color="auto" w:sz="4" w:space="0"/>
+            <w:insideV w:val="single" w:color="auto" w:sz="4" w:space="0"/>
+          </w:tblBorders>
+          <w:tblCellMar>
+            <w:top w:w="0" w:type="dxa"/>
+            <w:left w:w="108" w:type="dxa"/>
+            <w:bottom w:w="0" w:type="dxa"/>
+            <w:right w:w="108" w:type="dxa"/>
+          </w:tblCellMar>
+        </w:tblPrEx>
+        <w:trPr>
+          <w:jc w:val="center"/>
+        </w:trPr>
+        <w:tc>
+          <w:tcPr>
+            <w:tcW w:w="2925" w:type="dxa"/>
+            <w:vAlign w:val="center"/>
+          </w:tcPr>
+          <w:p>
+            <w:pPr>
+              <w:spacing w:line="336" w:lineRule="auto"/>
+              <w:jc w:val="center"/>
+              <w:rPr>
+                <w:rFonts w:hint="default" w:ascii="Times New Roman" w:hAnsi="Times New Roman" w:cs="Times New Roman"/>
+                <w:sz w:val="28"/>
+                <w:szCs w:val="28"/>
+              </w:rPr>
+            </w:pPr>
+            <w:r>
+              <w:rPr>
+                <w:rStyle w:val="11"/>
+                <w:rFonts w:hint="default" w:ascii="Times New Roman" w:hAnsi="Times New Roman" w:cs="Times New Roman" w:eastAsiaTheme="majorEastAsia"/>
+                <w:sz w:val="28"/>
+                <w:szCs w:val="28"/>
+              </w:rPr>
+              <w:t>Mô tả</w:t>
+            </w:r>
+          </w:p>
+        </w:tc>
+        <w:tc>
+          <w:tcPr>
+            <w:tcW w:w="6430" w:type="dxa"/>
+            <w:vAlign w:val="center"/>
+          </w:tcPr>
+          <w:p>
+            <w:pPr>
+              <w:pStyle w:val="10"/>
+              <w:spacing w:before="0" w:beforeAutospacing="0" w:after="0" w:afterAutospacing="0" w:line="336" w:lineRule="auto"/>
+              <w:jc w:val="both"/>
+              <w:rPr>
+                <w:rFonts w:hint="default" w:ascii="Times New Roman" w:hAnsi="Times New Roman" w:cs="Times New Roman"/>
+                <w:sz w:val="28"/>
+                <w:szCs w:val="28"/>
+                <w:lang w:val="en-US"/>
+              </w:rPr>
+            </w:pPr>
+            <w:r>
+              <w:rPr>
+                <w:rFonts w:hint="default" w:ascii="Times New Roman" w:hAnsi="Times New Roman" w:cs="Times New Roman"/>
+                <w:sz w:val="28"/>
+                <w:szCs w:val="28"/>
+                <w:lang w:val="en-US"/>
+              </w:rPr>
+              <w:t>Hiển thị danh sách các lịch đặt của phòng hiện tại</w:t>
+            </w:r>
+          </w:p>
+        </w:tc>
+      </w:tr>
+      <w:tr>
+        <w:tblPrEx>
+          <w:tblBorders>
+            <w:top w:val="single" w:color="auto" w:sz="4" w:space="0"/>
+            <w:left w:val="single" w:color="auto" w:sz="4" w:space="0"/>
+            <w:bottom w:val="single" w:color="auto" w:sz="4" w:space="0"/>
+            <w:right w:val="single" w:color="auto" w:sz="4" w:space="0"/>
+            <w:insideH w:val="single" w:color="auto" w:sz="4" w:space="0"/>
+            <w:insideV w:val="single" w:color="auto" w:sz="4" w:space="0"/>
+          </w:tblBorders>
+          <w:tblCellMar>
+            <w:top w:w="0" w:type="dxa"/>
+            <w:left w:w="108" w:type="dxa"/>
+            <w:bottom w:w="0" w:type="dxa"/>
+            <w:right w:w="108" w:type="dxa"/>
+          </w:tblCellMar>
+        </w:tblPrEx>
+        <w:trPr>
+          <w:jc w:val="center"/>
+        </w:trPr>
+        <w:tc>
+          <w:tcPr>
+            <w:tcW w:w="2925" w:type="dxa"/>
+            <w:vAlign w:val="center"/>
+          </w:tcPr>
+          <w:p>
+            <w:pPr>
+              <w:spacing w:line="336" w:lineRule="auto"/>
+              <w:jc w:val="center"/>
+              <w:rPr>
+                <w:rFonts w:hint="default" w:ascii="Times New Roman" w:hAnsi="Times New Roman" w:cs="Times New Roman"/>
+                <w:sz w:val="28"/>
+                <w:szCs w:val="28"/>
+              </w:rPr>
+            </w:pPr>
+            <w:r>
+              <w:rPr>
+                <w:rStyle w:val="11"/>
+                <w:rFonts w:hint="default" w:ascii="Times New Roman" w:hAnsi="Times New Roman" w:cs="Times New Roman" w:eastAsiaTheme="majorEastAsia"/>
+                <w:sz w:val="28"/>
+                <w:szCs w:val="28"/>
+              </w:rPr>
+              <w:t>Tác nhân chính</w:t>
+            </w:r>
+          </w:p>
+        </w:tc>
+        <w:tc>
+          <w:tcPr>
+            <w:tcW w:w="6430" w:type="dxa"/>
+            <w:vAlign w:val="center"/>
+          </w:tcPr>
+          <w:p>
+            <w:pPr>
+              <w:spacing w:line="336" w:lineRule="auto"/>
+              <w:jc w:val="both"/>
+              <w:rPr>
+                <w:rFonts w:hint="default" w:ascii="Times New Roman" w:hAnsi="Times New Roman" w:cs="Times New Roman"/>
+                <w:sz w:val="28"/>
+                <w:szCs w:val="28"/>
+                <w:lang w:val="en-US"/>
+              </w:rPr>
+            </w:pPr>
+            <w:r>
+              <w:rPr>
+                <w:rFonts w:hint="default" w:ascii="Times New Roman" w:hAnsi="Times New Roman" w:cs="Times New Roman"/>
+                <w:sz w:val="28"/>
+                <w:szCs w:val="28"/>
+                <w:lang w:val="en-US"/>
+              </w:rPr>
+              <w:t>Admin</w:t>
+            </w:r>
+          </w:p>
+        </w:tc>
+      </w:tr>
+      <w:tr>
+        <w:tblPrEx>
+          <w:tblBorders>
+            <w:top w:val="single" w:color="auto" w:sz="4" w:space="0"/>
+            <w:left w:val="single" w:color="auto" w:sz="4" w:space="0"/>
+            <w:bottom w:val="single" w:color="auto" w:sz="4" w:space="0"/>
+            <w:right w:val="single" w:color="auto" w:sz="4" w:space="0"/>
+            <w:insideH w:val="single" w:color="auto" w:sz="4" w:space="0"/>
+            <w:insideV w:val="single" w:color="auto" w:sz="4" w:space="0"/>
+          </w:tblBorders>
+          <w:tblCellMar>
+            <w:top w:w="0" w:type="dxa"/>
+            <w:left w:w="108" w:type="dxa"/>
+            <w:bottom w:w="0" w:type="dxa"/>
+            <w:right w:w="108" w:type="dxa"/>
+          </w:tblCellMar>
+        </w:tblPrEx>
+        <w:trPr>
+          <w:jc w:val="center"/>
+        </w:trPr>
+        <w:tc>
+          <w:tcPr>
+            <w:tcW w:w="2925" w:type="dxa"/>
+            <w:vAlign w:val="center"/>
+          </w:tcPr>
+          <w:p>
+            <w:pPr>
+              <w:spacing w:line="336" w:lineRule="auto"/>
+              <w:jc w:val="center"/>
+              <w:rPr>
+                <w:rFonts w:hint="default" w:ascii="Times New Roman" w:hAnsi="Times New Roman" w:cs="Times New Roman"/>
+                <w:sz w:val="28"/>
+                <w:szCs w:val="28"/>
+              </w:rPr>
+            </w:pPr>
+            <w:r>
+              <w:rPr>
+                <w:rStyle w:val="11"/>
+                <w:rFonts w:hint="default" w:ascii="Times New Roman" w:hAnsi="Times New Roman" w:cs="Times New Roman" w:eastAsiaTheme="majorEastAsia"/>
+                <w:sz w:val="28"/>
+                <w:szCs w:val="28"/>
+              </w:rPr>
+              <w:t>Tiền điều kiện</w:t>
+            </w:r>
+          </w:p>
+        </w:tc>
+        <w:tc>
+          <w:tcPr>
+            <w:tcW w:w="6430" w:type="dxa"/>
+            <w:vAlign w:val="center"/>
+          </w:tcPr>
+          <w:p>
+            <w:pPr>
+              <w:spacing w:line="336" w:lineRule="auto"/>
+              <w:jc w:val="both"/>
+              <w:rPr>
+                <w:rFonts w:hint="default" w:ascii="Times New Roman" w:hAnsi="Times New Roman" w:cs="Times New Roman"/>
+                <w:sz w:val="28"/>
+                <w:szCs w:val="28"/>
+                <w:lang w:val="en-US"/>
+              </w:rPr>
+            </w:pPr>
+            <w:r>
+              <w:rPr>
+                <w:rFonts w:hint="default" w:ascii="Times New Roman" w:hAnsi="Times New Roman" w:cs="Times New Roman"/>
+                <w:sz w:val="28"/>
+                <w:szCs w:val="28"/>
+                <w:lang w:val="en-US"/>
+              </w:rPr>
+              <w:t xml:space="preserve">Admin đã đăng nhập vào hệ thống và đang xem thông tin chi tiết một phòng (phòng vẫn còn hoạt động). </w:t>
+            </w:r>
+          </w:p>
+        </w:tc>
+      </w:tr>
+      <w:tr>
+        <w:tblPrEx>
+          <w:tblBorders>
+            <w:top w:val="single" w:color="auto" w:sz="4" w:space="0"/>
+            <w:left w:val="single" w:color="auto" w:sz="4" w:space="0"/>
+            <w:bottom w:val="single" w:color="auto" w:sz="4" w:space="0"/>
+            <w:right w:val="single" w:color="auto" w:sz="4" w:space="0"/>
+            <w:insideH w:val="single" w:color="auto" w:sz="4" w:space="0"/>
+            <w:insideV w:val="single" w:color="auto" w:sz="4" w:space="0"/>
+          </w:tblBorders>
+          <w:tblCellMar>
+            <w:top w:w="0" w:type="dxa"/>
+            <w:left w:w="108" w:type="dxa"/>
+            <w:bottom w:w="0" w:type="dxa"/>
+            <w:right w:w="108" w:type="dxa"/>
+          </w:tblCellMar>
+        </w:tblPrEx>
+        <w:trPr>
+          <w:jc w:val="center"/>
+        </w:trPr>
+        <w:tc>
+          <w:tcPr>
+            <w:tcW w:w="2925" w:type="dxa"/>
+            <w:vAlign w:val="center"/>
+          </w:tcPr>
+          <w:p>
+            <w:pPr>
+              <w:spacing w:line="336" w:lineRule="auto"/>
+              <w:jc w:val="center"/>
+              <w:rPr>
+                <w:rFonts w:hint="default" w:ascii="Times New Roman" w:hAnsi="Times New Roman" w:cs="Times New Roman"/>
+                <w:sz w:val="28"/>
+                <w:szCs w:val="28"/>
+              </w:rPr>
+            </w:pPr>
+            <w:r>
+              <w:rPr>
+                <w:rStyle w:val="11"/>
+                <w:rFonts w:hint="default" w:ascii="Times New Roman" w:hAnsi="Times New Roman" w:cs="Times New Roman" w:eastAsiaTheme="majorEastAsia"/>
+                <w:sz w:val="28"/>
+                <w:szCs w:val="28"/>
+              </w:rPr>
+              <w:t>Hậu điều kiện</w:t>
+            </w:r>
+          </w:p>
+        </w:tc>
+        <w:tc>
+          <w:tcPr>
+            <w:tcW w:w="6430" w:type="dxa"/>
+            <w:vAlign w:val="center"/>
+          </w:tcPr>
+          <w:p>
+            <w:pPr>
+              <w:pStyle w:val="10"/>
+              <w:spacing w:before="0" w:beforeAutospacing="0" w:after="0" w:afterAutospacing="0" w:line="336" w:lineRule="auto"/>
+              <w:jc w:val="both"/>
+              <w:rPr>
+                <w:rFonts w:hint="default" w:ascii="Times New Roman" w:hAnsi="Times New Roman" w:cs="Times New Roman"/>
+                <w:sz w:val="28"/>
+                <w:szCs w:val="28"/>
+                <w:lang w:val="en-US"/>
+              </w:rPr>
+            </w:pPr>
+            <w:r>
+              <w:rPr>
+                <w:rFonts w:hint="default" w:ascii="Times New Roman" w:hAnsi="Times New Roman" w:cs="Times New Roman"/>
+                <w:sz w:val="28"/>
+                <w:szCs w:val="28"/>
+                <w:lang w:val="en-US"/>
+              </w:rPr>
+              <w:t>Danh sách lịch đặt của phòng được hiển thị lên màn hình</w:t>
+            </w:r>
+          </w:p>
+        </w:tc>
+      </w:tr>
+      <w:tr>
+        <w:tblPrEx>
+          <w:tblBorders>
+            <w:top w:val="single" w:color="auto" w:sz="4" w:space="0"/>
+            <w:left w:val="single" w:color="auto" w:sz="4" w:space="0"/>
+            <w:bottom w:val="single" w:color="auto" w:sz="4" w:space="0"/>
+            <w:right w:val="single" w:color="auto" w:sz="4" w:space="0"/>
+            <w:insideH w:val="single" w:color="auto" w:sz="4" w:space="0"/>
+            <w:insideV w:val="single" w:color="auto" w:sz="4" w:space="0"/>
+          </w:tblBorders>
+          <w:tblCellMar>
+            <w:top w:w="0" w:type="dxa"/>
+            <w:left w:w="108" w:type="dxa"/>
+            <w:bottom w:w="0" w:type="dxa"/>
+            <w:right w:w="108" w:type="dxa"/>
+          </w:tblCellMar>
+        </w:tblPrEx>
+        <w:trPr>
+          <w:jc w:val="center"/>
+        </w:trPr>
+        <w:tc>
+          <w:tcPr>
+            <w:tcW w:w="2925" w:type="dxa"/>
+            <w:vAlign w:val="center"/>
+          </w:tcPr>
+          <w:p>
+            <w:pPr>
+              <w:spacing w:line="336" w:lineRule="auto"/>
+              <w:jc w:val="center"/>
+              <w:rPr>
+                <w:rFonts w:hint="default" w:ascii="Times New Roman" w:hAnsi="Times New Roman" w:cs="Times New Roman"/>
+                <w:sz w:val="28"/>
+                <w:szCs w:val="28"/>
+              </w:rPr>
+            </w:pPr>
+            <w:r>
+              <w:rPr>
+                <w:rStyle w:val="11"/>
+                <w:rFonts w:hint="default" w:ascii="Times New Roman" w:hAnsi="Times New Roman" w:cs="Times New Roman" w:eastAsiaTheme="majorEastAsia"/>
+                <w:sz w:val="28"/>
+                <w:szCs w:val="28"/>
+              </w:rPr>
+              <w:t>Luồng chính</w:t>
+            </w:r>
+          </w:p>
+        </w:tc>
+        <w:tc>
+          <w:tcPr>
+            <w:tcW w:w="6430" w:type="dxa"/>
+            <w:vAlign w:val="center"/>
+          </w:tcPr>
+          <w:p>
+            <w:pPr>
+              <w:pStyle w:val="10"/>
+              <w:numPr>
+                <w:ilvl w:val="0"/>
+                <w:numId w:val="14"/>
+              </w:numPr>
+              <w:spacing w:before="0" w:beforeAutospacing="0" w:after="0" w:afterAutospacing="0" w:line="336" w:lineRule="auto"/>
+              <w:jc w:val="both"/>
+              <w:rPr>
+                <w:rFonts w:hint="default" w:ascii="Times New Roman" w:hAnsi="Times New Roman" w:cs="Times New Roman"/>
+                <w:sz w:val="28"/>
+                <w:szCs w:val="28"/>
+                <w:lang w:val="en-US"/>
+              </w:rPr>
+            </w:pPr>
+            <w:r>
+              <w:rPr>
+                <w:rFonts w:hint="default" w:ascii="Times New Roman" w:hAnsi="Times New Roman" w:cs="Times New Roman"/>
+                <w:sz w:val="28"/>
+                <w:szCs w:val="28"/>
+                <w:lang w:val="en-US"/>
+              </w:rPr>
+              <w:t>Admin nhấn nút [Xem danh sách lịch đặt]</w:t>
+            </w:r>
+          </w:p>
+          <w:p>
+            <w:pPr>
+              <w:pStyle w:val="10"/>
+              <w:numPr>
+                <w:ilvl w:val="0"/>
+                <w:numId w:val="14"/>
+              </w:numPr>
+              <w:spacing w:before="0" w:beforeAutospacing="0" w:after="0" w:afterAutospacing="0" w:line="336" w:lineRule="auto"/>
+              <w:jc w:val="both"/>
+              <w:rPr>
+                <w:rFonts w:hint="default" w:ascii="Times New Roman" w:hAnsi="Times New Roman" w:cs="Times New Roman"/>
+                <w:sz w:val="28"/>
+                <w:szCs w:val="28"/>
+                <w:lang w:val="en-US"/>
+              </w:rPr>
+            </w:pPr>
+            <w:r>
+              <w:rPr>
+                <w:rFonts w:hint="default" w:ascii="Times New Roman" w:hAnsi="Times New Roman" w:cs="Times New Roman"/>
+                <w:sz w:val="28"/>
+                <w:szCs w:val="28"/>
+                <w:lang w:val="en-US"/>
+              </w:rPr>
+              <w:t>Hệ thống hiển thị danh sách lịch đặt của phòng lên màn hình</w:t>
+            </w:r>
+          </w:p>
+        </w:tc>
+      </w:tr>
+      <w:tr>
+        <w:tblPrEx>
+          <w:tblBorders>
+            <w:top w:val="single" w:color="auto" w:sz="4" w:space="0"/>
+            <w:left w:val="single" w:color="auto" w:sz="4" w:space="0"/>
+            <w:bottom w:val="single" w:color="auto" w:sz="4" w:space="0"/>
+            <w:right w:val="single" w:color="auto" w:sz="4" w:space="0"/>
+            <w:insideH w:val="single" w:color="auto" w:sz="4" w:space="0"/>
+            <w:insideV w:val="single" w:color="auto" w:sz="4" w:space="0"/>
+          </w:tblBorders>
+          <w:tblCellMar>
+            <w:top w:w="0" w:type="dxa"/>
+            <w:left w:w="108" w:type="dxa"/>
+            <w:bottom w:w="0" w:type="dxa"/>
+            <w:right w:w="108" w:type="dxa"/>
+          </w:tblCellMar>
+        </w:tblPrEx>
+        <w:trPr>
+          <w:jc w:val="center"/>
+        </w:trPr>
+        <w:tc>
+          <w:tcPr>
+            <w:tcW w:w="2925" w:type="dxa"/>
+            <w:vAlign w:val="center"/>
+          </w:tcPr>
+          <w:p>
+            <w:pPr>
+              <w:spacing w:line="336" w:lineRule="auto"/>
+              <w:jc w:val="center"/>
+              <w:rPr>
+                <w:rFonts w:hint="default" w:ascii="Times New Roman" w:hAnsi="Times New Roman" w:cs="Times New Roman"/>
+                <w:sz w:val="28"/>
+                <w:szCs w:val="28"/>
+              </w:rPr>
+            </w:pPr>
+            <w:r>
+              <w:rPr>
+                <w:rStyle w:val="11"/>
+                <w:rFonts w:hint="default" w:ascii="Times New Roman" w:hAnsi="Times New Roman" w:cs="Times New Roman" w:eastAsiaTheme="majorEastAsia"/>
+                <w:sz w:val="28"/>
+                <w:szCs w:val="28"/>
+              </w:rPr>
+              <w:t>Luồng thay thế</w:t>
+            </w:r>
+          </w:p>
+        </w:tc>
+        <w:tc>
+          <w:tcPr>
+            <w:tcW w:w="6430" w:type="dxa"/>
+            <w:vAlign w:val="center"/>
+          </w:tcPr>
+          <w:p>
+            <w:pPr>
+              <w:spacing w:line="336" w:lineRule="auto"/>
+              <w:jc w:val="both"/>
+              <w:rPr>
+                <w:rFonts w:hint="default" w:ascii="Times New Roman" w:hAnsi="Times New Roman" w:cs="Times New Roman"/>
+                <w:sz w:val="28"/>
+                <w:szCs w:val="28"/>
+              </w:rPr>
+            </w:pPr>
+          </w:p>
+        </w:tc>
+      </w:tr>
+    </w:tbl>
+    <w:p>
+      <w:pPr>
+        <w:numPr>
+          <w:ilvl w:val="0"/>
+          <w:numId w:val="0"/>
+        </w:numPr>
+        <w:ind w:leftChars="0"/>
+        <w:rPr>
+          <w:rFonts w:hint="default" w:ascii="Times New Roman" w:hAnsi="Times New Roman" w:cs="Times New Roman"/>
+          <w:lang w:val="en-US"/>
+        </w:rPr>
+      </w:pPr>
+    </w:p>
+    <w:p>
+      <w:pPr>
+        <w:pStyle w:val="6"/>
+        <w:bidi w:val="0"/>
+        <w:rPr>
+          <w:rFonts w:hint="default"/>
+          <w:lang w:val="en-US"/>
+        </w:rPr>
+      </w:pPr>
+      <w:r>
+        <w:rPr>
+          <w:rFonts w:hint="default"/>
+          <w:lang w:val="en-US"/>
+        </w:rPr>
+        <w:t>2.2.1.14 Đặc tả usecase hủy lịch đặt</w:t>
+      </w:r>
+    </w:p>
+    <w:tbl>
+      <w:tblPr>
+        <w:tblStyle w:val="8"/>
+        <w:tblW w:w="9355" w:type="dxa"/>
+        <w:jc w:val="center"/>
+        <w:tblBorders>
+          <w:top w:val="single" w:color="auto" w:sz="4" w:space="0"/>
+          <w:left w:val="single" w:color="auto" w:sz="4" w:space="0"/>
+          <w:bottom w:val="single" w:color="auto" w:sz="4" w:space="0"/>
+          <w:right w:val="single" w:color="auto" w:sz="4" w:space="0"/>
+          <w:insideH w:val="single" w:color="auto" w:sz="4" w:space="0"/>
+          <w:insideV w:val="single" w:color="auto" w:sz="4" w:space="0"/>
+        </w:tblBorders>
+        <w:tblLayout w:type="autofit"/>
+        <w:tblCellMar>
+          <w:top w:w="0" w:type="dxa"/>
+          <w:left w:w="108" w:type="dxa"/>
+          <w:bottom w:w="0" w:type="dxa"/>
+          <w:right w:w="108" w:type="dxa"/>
+        </w:tblCellMar>
+      </w:tblPr>
+      <w:tblGrid>
+        <w:gridCol w:w="2925"/>
+        <w:gridCol w:w="6430"/>
+      </w:tblGrid>
+      <w:tr>
+        <w:tblPrEx>
+          <w:tblBorders>
+            <w:top w:val="single" w:color="auto" w:sz="4" w:space="0"/>
+            <w:left w:val="single" w:color="auto" w:sz="4" w:space="0"/>
+            <w:bottom w:val="single" w:color="auto" w:sz="4" w:space="0"/>
+            <w:right w:val="single" w:color="auto" w:sz="4" w:space="0"/>
+            <w:insideH w:val="single" w:color="auto" w:sz="4" w:space="0"/>
+            <w:insideV w:val="single" w:color="auto" w:sz="4" w:space="0"/>
+          </w:tblBorders>
+          <w:tblCellMar>
+            <w:top w:w="0" w:type="dxa"/>
+            <w:left w:w="108" w:type="dxa"/>
+            <w:bottom w:w="0" w:type="dxa"/>
+            <w:right w:w="108" w:type="dxa"/>
+          </w:tblCellMar>
+        </w:tblPrEx>
+        <w:trPr>
+          <w:jc w:val="center"/>
+        </w:trPr>
+        <w:tc>
+          <w:tcPr>
+            <w:tcW w:w="2925" w:type="dxa"/>
+            <w:vAlign w:val="center"/>
+          </w:tcPr>
+          <w:p>
+            <w:pPr>
+              <w:spacing w:line="336" w:lineRule="auto"/>
+              <w:jc w:val="center"/>
+              <w:rPr>
+                <w:rFonts w:hint="default" w:ascii="Times New Roman" w:hAnsi="Times New Roman" w:cs="Times New Roman"/>
+                <w:b/>
+                <w:bCs/>
+                <w:sz w:val="28"/>
+                <w:szCs w:val="28"/>
+              </w:rPr>
+            </w:pPr>
+            <w:r>
+              <w:rPr>
+                <w:rStyle w:val="11"/>
+                <w:rFonts w:hint="default" w:ascii="Times New Roman" w:hAnsi="Times New Roman" w:cs="Times New Roman" w:eastAsiaTheme="majorEastAsia"/>
+                <w:sz w:val="28"/>
+                <w:szCs w:val="28"/>
+              </w:rPr>
+              <w:t>Thuộc tính</w:t>
+            </w:r>
+          </w:p>
+        </w:tc>
+        <w:tc>
+          <w:tcPr>
+            <w:tcW w:w="6430" w:type="dxa"/>
+            <w:vAlign w:val="center"/>
+          </w:tcPr>
+          <w:p>
+            <w:pPr>
+              <w:spacing w:line="336" w:lineRule="auto"/>
+              <w:jc w:val="center"/>
+              <w:rPr>
+                <w:rFonts w:hint="default" w:ascii="Times New Roman" w:hAnsi="Times New Roman" w:cs="Times New Roman"/>
+                <w:b/>
+                <w:bCs/>
+                <w:sz w:val="28"/>
+                <w:szCs w:val="28"/>
+              </w:rPr>
+            </w:pPr>
+            <w:r>
+              <w:rPr>
+                <w:rStyle w:val="11"/>
+                <w:rFonts w:hint="default" w:ascii="Times New Roman" w:hAnsi="Times New Roman" w:cs="Times New Roman" w:eastAsiaTheme="majorEastAsia"/>
+                <w:sz w:val="28"/>
+                <w:szCs w:val="28"/>
+              </w:rPr>
+              <w:t>Mô tả</w:t>
+            </w:r>
+          </w:p>
+        </w:tc>
+      </w:tr>
+      <w:tr>
+        <w:tblPrEx>
+          <w:tblBorders>
+            <w:top w:val="single" w:color="auto" w:sz="4" w:space="0"/>
+            <w:left w:val="single" w:color="auto" w:sz="4" w:space="0"/>
+            <w:bottom w:val="single" w:color="auto" w:sz="4" w:space="0"/>
+            <w:right w:val="single" w:color="auto" w:sz="4" w:space="0"/>
+            <w:insideH w:val="single" w:color="auto" w:sz="4" w:space="0"/>
+            <w:insideV w:val="single" w:color="auto" w:sz="4" w:space="0"/>
+          </w:tblBorders>
+          <w:tblCellMar>
+            <w:top w:w="0" w:type="dxa"/>
+            <w:left w:w="108" w:type="dxa"/>
+            <w:bottom w:w="0" w:type="dxa"/>
+            <w:right w:w="108" w:type="dxa"/>
+          </w:tblCellMar>
+        </w:tblPrEx>
+        <w:trPr>
+          <w:jc w:val="center"/>
+        </w:trPr>
+        <w:tc>
+          <w:tcPr>
+            <w:tcW w:w="2925" w:type="dxa"/>
+            <w:vAlign w:val="center"/>
+          </w:tcPr>
+          <w:p>
+            <w:pPr>
+              <w:spacing w:line="336" w:lineRule="auto"/>
+              <w:jc w:val="center"/>
+              <w:rPr>
+                <w:rFonts w:hint="default" w:ascii="Times New Roman" w:hAnsi="Times New Roman" w:cs="Times New Roman"/>
+                <w:sz w:val="28"/>
+                <w:szCs w:val="28"/>
+              </w:rPr>
+            </w:pPr>
+            <w:r>
+              <w:rPr>
+                <w:rStyle w:val="11"/>
+                <w:rFonts w:hint="default" w:ascii="Times New Roman" w:hAnsi="Times New Roman" w:cs="Times New Roman" w:eastAsiaTheme="majorEastAsia"/>
+                <w:sz w:val="28"/>
+                <w:szCs w:val="28"/>
+              </w:rPr>
+              <w:t>Tên Use Case</w:t>
+            </w:r>
+          </w:p>
+        </w:tc>
+        <w:tc>
+          <w:tcPr>
+            <w:tcW w:w="6430" w:type="dxa"/>
+            <w:vAlign w:val="center"/>
+          </w:tcPr>
+          <w:p>
+            <w:pPr>
+              <w:spacing w:line="336" w:lineRule="auto"/>
+              <w:jc w:val="both"/>
+              <w:rPr>
+                <w:rFonts w:hint="default" w:ascii="Times New Roman" w:hAnsi="Times New Roman" w:cs="Times New Roman"/>
+                <w:sz w:val="28"/>
+                <w:szCs w:val="28"/>
+                <w:lang w:val="en-US"/>
+              </w:rPr>
+            </w:pPr>
+            <w:r>
+              <w:rPr>
+                <w:rFonts w:hint="default" w:ascii="Times New Roman" w:hAnsi="Times New Roman" w:cs="Times New Roman"/>
+                <w:sz w:val="28"/>
+                <w:szCs w:val="28"/>
+                <w:lang w:val="en-US"/>
+              </w:rPr>
+              <w:t>Hủy lịch đặt</w:t>
+            </w:r>
+          </w:p>
+        </w:tc>
+      </w:tr>
+      <w:tr>
+        <w:tblPrEx>
+          <w:tblBorders>
+            <w:top w:val="single" w:color="auto" w:sz="4" w:space="0"/>
+            <w:left w:val="single" w:color="auto" w:sz="4" w:space="0"/>
+            <w:bottom w:val="single" w:color="auto" w:sz="4" w:space="0"/>
+            <w:right w:val="single" w:color="auto" w:sz="4" w:space="0"/>
+            <w:insideH w:val="single" w:color="auto" w:sz="4" w:space="0"/>
+            <w:insideV w:val="single" w:color="auto" w:sz="4" w:space="0"/>
+          </w:tblBorders>
+          <w:tblCellMar>
+            <w:top w:w="0" w:type="dxa"/>
+            <w:left w:w="108" w:type="dxa"/>
+            <w:bottom w:w="0" w:type="dxa"/>
+            <w:right w:w="108" w:type="dxa"/>
+          </w:tblCellMar>
+        </w:tblPrEx>
+        <w:trPr>
+          <w:jc w:val="center"/>
+        </w:trPr>
+        <w:tc>
+          <w:tcPr>
+            <w:tcW w:w="2925" w:type="dxa"/>
+            <w:vAlign w:val="center"/>
+          </w:tcPr>
+          <w:p>
+            <w:pPr>
+              <w:spacing w:line="336" w:lineRule="auto"/>
+              <w:jc w:val="center"/>
+              <w:rPr>
+                <w:rFonts w:hint="default" w:ascii="Times New Roman" w:hAnsi="Times New Roman" w:cs="Times New Roman"/>
+                <w:sz w:val="28"/>
+                <w:szCs w:val="28"/>
+              </w:rPr>
+            </w:pPr>
+            <w:r>
+              <w:rPr>
+                <w:rStyle w:val="11"/>
+                <w:rFonts w:hint="default" w:ascii="Times New Roman" w:hAnsi="Times New Roman" w:cs="Times New Roman" w:eastAsiaTheme="majorEastAsia"/>
+                <w:sz w:val="28"/>
+                <w:szCs w:val="28"/>
+              </w:rPr>
+              <w:t>Mô tả</w:t>
+            </w:r>
+          </w:p>
+        </w:tc>
+        <w:tc>
+          <w:tcPr>
+            <w:tcW w:w="6430" w:type="dxa"/>
+            <w:vAlign w:val="center"/>
+          </w:tcPr>
+          <w:p>
+            <w:pPr>
+              <w:pStyle w:val="10"/>
+              <w:spacing w:before="0" w:beforeAutospacing="0" w:after="0" w:afterAutospacing="0" w:line="336" w:lineRule="auto"/>
+              <w:jc w:val="both"/>
+              <w:rPr>
+                <w:rFonts w:hint="default" w:ascii="Times New Roman" w:hAnsi="Times New Roman" w:cs="Times New Roman"/>
+                <w:sz w:val="28"/>
+                <w:szCs w:val="28"/>
+                <w:lang w:val="en-US"/>
+              </w:rPr>
+            </w:pPr>
+            <w:r>
+              <w:rPr>
+                <w:rFonts w:hint="default" w:ascii="Times New Roman" w:hAnsi="Times New Roman"/>
+                <w:sz w:val="28"/>
+                <w:szCs w:val="28"/>
+                <w:lang w:val="en-US"/>
+              </w:rPr>
+              <w:t>Cho phép Admin thay đổi trạng thái của một yêu cầu đặt phòng sang “Đã hủy” nếu hội viên không đến sau thời điểm đã đặt một khoảng thời gian được quy định</w:t>
+            </w:r>
+          </w:p>
+        </w:tc>
+      </w:tr>
+      <w:tr>
+        <w:tblPrEx>
+          <w:tblBorders>
+            <w:top w:val="single" w:color="auto" w:sz="4" w:space="0"/>
+            <w:left w:val="single" w:color="auto" w:sz="4" w:space="0"/>
+            <w:bottom w:val="single" w:color="auto" w:sz="4" w:space="0"/>
+            <w:right w:val="single" w:color="auto" w:sz="4" w:space="0"/>
+            <w:insideH w:val="single" w:color="auto" w:sz="4" w:space="0"/>
+            <w:insideV w:val="single" w:color="auto" w:sz="4" w:space="0"/>
+          </w:tblBorders>
+          <w:tblCellMar>
+            <w:top w:w="0" w:type="dxa"/>
+            <w:left w:w="108" w:type="dxa"/>
+            <w:bottom w:w="0" w:type="dxa"/>
+            <w:right w:w="108" w:type="dxa"/>
+          </w:tblCellMar>
+        </w:tblPrEx>
+        <w:trPr>
+          <w:jc w:val="center"/>
+        </w:trPr>
+        <w:tc>
+          <w:tcPr>
+            <w:tcW w:w="2925" w:type="dxa"/>
+            <w:vAlign w:val="center"/>
+          </w:tcPr>
+          <w:p>
+            <w:pPr>
+              <w:spacing w:line="336" w:lineRule="auto"/>
+              <w:jc w:val="center"/>
+              <w:rPr>
+                <w:rFonts w:hint="default" w:ascii="Times New Roman" w:hAnsi="Times New Roman" w:cs="Times New Roman"/>
+                <w:sz w:val="28"/>
+                <w:szCs w:val="28"/>
+              </w:rPr>
+            </w:pPr>
+            <w:r>
+              <w:rPr>
+                <w:rStyle w:val="11"/>
+                <w:rFonts w:hint="default" w:ascii="Times New Roman" w:hAnsi="Times New Roman" w:cs="Times New Roman" w:eastAsiaTheme="majorEastAsia"/>
+                <w:sz w:val="28"/>
+                <w:szCs w:val="28"/>
+              </w:rPr>
+              <w:t>Tác nhân chính</w:t>
+            </w:r>
+          </w:p>
+        </w:tc>
+        <w:tc>
+          <w:tcPr>
+            <w:tcW w:w="6430" w:type="dxa"/>
+            <w:vAlign w:val="center"/>
+          </w:tcPr>
+          <w:p>
+            <w:pPr>
+              <w:spacing w:line="336" w:lineRule="auto"/>
+              <w:jc w:val="both"/>
+              <w:rPr>
+                <w:rFonts w:hint="default" w:ascii="Times New Roman" w:hAnsi="Times New Roman" w:cs="Times New Roman"/>
+                <w:sz w:val="28"/>
+                <w:szCs w:val="28"/>
+                <w:lang w:val="en-US"/>
+              </w:rPr>
+            </w:pPr>
+            <w:r>
+              <w:rPr>
+                <w:rFonts w:hint="default" w:ascii="Times New Roman" w:hAnsi="Times New Roman" w:cs="Times New Roman"/>
+                <w:sz w:val="28"/>
+                <w:szCs w:val="28"/>
+                <w:lang w:val="en-US"/>
+              </w:rPr>
+              <w:t>Admin</w:t>
+            </w:r>
+          </w:p>
+        </w:tc>
+      </w:tr>
+      <w:tr>
+        <w:tblPrEx>
+          <w:tblBorders>
+            <w:top w:val="single" w:color="auto" w:sz="4" w:space="0"/>
+            <w:left w:val="single" w:color="auto" w:sz="4" w:space="0"/>
+            <w:bottom w:val="single" w:color="auto" w:sz="4" w:space="0"/>
+            <w:right w:val="single" w:color="auto" w:sz="4" w:space="0"/>
+            <w:insideH w:val="single" w:color="auto" w:sz="4" w:space="0"/>
+            <w:insideV w:val="single" w:color="auto" w:sz="4" w:space="0"/>
+          </w:tblBorders>
+          <w:tblCellMar>
+            <w:top w:w="0" w:type="dxa"/>
+            <w:left w:w="108" w:type="dxa"/>
+            <w:bottom w:w="0" w:type="dxa"/>
+            <w:right w:w="108" w:type="dxa"/>
+          </w:tblCellMar>
+        </w:tblPrEx>
+        <w:trPr>
+          <w:jc w:val="center"/>
+        </w:trPr>
+        <w:tc>
+          <w:tcPr>
+            <w:tcW w:w="2925" w:type="dxa"/>
+            <w:vAlign w:val="center"/>
+          </w:tcPr>
+          <w:p>
+            <w:pPr>
+              <w:spacing w:line="336" w:lineRule="auto"/>
+              <w:jc w:val="center"/>
+              <w:rPr>
+                <w:rFonts w:hint="default" w:ascii="Times New Roman" w:hAnsi="Times New Roman" w:cs="Times New Roman"/>
+                <w:sz w:val="28"/>
+                <w:szCs w:val="28"/>
+              </w:rPr>
+            </w:pPr>
+            <w:r>
+              <w:rPr>
+                <w:rStyle w:val="11"/>
+                <w:rFonts w:hint="default" w:ascii="Times New Roman" w:hAnsi="Times New Roman" w:cs="Times New Roman" w:eastAsiaTheme="majorEastAsia"/>
+                <w:sz w:val="28"/>
+                <w:szCs w:val="28"/>
+              </w:rPr>
+              <w:t>Tiền điều kiện</w:t>
+            </w:r>
+          </w:p>
+        </w:tc>
+        <w:tc>
+          <w:tcPr>
+            <w:tcW w:w="6430" w:type="dxa"/>
+            <w:vAlign w:val="center"/>
+          </w:tcPr>
+          <w:p>
+            <w:pPr>
+              <w:spacing w:line="336" w:lineRule="auto"/>
+              <w:jc w:val="both"/>
+              <w:rPr>
+                <w:rFonts w:hint="default" w:ascii="Times New Roman" w:hAnsi="Times New Roman" w:cs="Times New Roman"/>
+                <w:sz w:val="28"/>
+                <w:szCs w:val="28"/>
+                <w:lang w:val="en-US"/>
+              </w:rPr>
+            </w:pPr>
+            <w:r>
+              <w:rPr>
+                <w:rFonts w:hint="default" w:ascii="Times New Roman" w:hAnsi="Times New Roman" w:cs="Times New Roman"/>
+                <w:sz w:val="28"/>
+                <w:szCs w:val="28"/>
+                <w:lang w:val="en-US"/>
+              </w:rPr>
+              <w:t>Admin đã đăng nhập vào hệ thống và đang xem danh sách lịch đặt của một phòng</w:t>
+            </w:r>
+          </w:p>
+        </w:tc>
+      </w:tr>
+      <w:tr>
+        <w:tblPrEx>
+          <w:tblBorders>
+            <w:top w:val="single" w:color="auto" w:sz="4" w:space="0"/>
+            <w:left w:val="single" w:color="auto" w:sz="4" w:space="0"/>
+            <w:bottom w:val="single" w:color="auto" w:sz="4" w:space="0"/>
+            <w:right w:val="single" w:color="auto" w:sz="4" w:space="0"/>
+            <w:insideH w:val="single" w:color="auto" w:sz="4" w:space="0"/>
+            <w:insideV w:val="single" w:color="auto" w:sz="4" w:space="0"/>
+          </w:tblBorders>
+          <w:tblCellMar>
+            <w:top w:w="0" w:type="dxa"/>
+            <w:left w:w="108" w:type="dxa"/>
+            <w:bottom w:w="0" w:type="dxa"/>
+            <w:right w:w="108" w:type="dxa"/>
+          </w:tblCellMar>
+        </w:tblPrEx>
+        <w:trPr>
+          <w:jc w:val="center"/>
+        </w:trPr>
+        <w:tc>
+          <w:tcPr>
+            <w:tcW w:w="2925" w:type="dxa"/>
+            <w:vAlign w:val="center"/>
+          </w:tcPr>
+          <w:p>
+            <w:pPr>
+              <w:spacing w:line="336" w:lineRule="auto"/>
+              <w:jc w:val="center"/>
+              <w:rPr>
+                <w:rFonts w:hint="default" w:ascii="Times New Roman" w:hAnsi="Times New Roman" w:cs="Times New Roman"/>
+                <w:sz w:val="28"/>
+                <w:szCs w:val="28"/>
+              </w:rPr>
+            </w:pPr>
+            <w:r>
+              <w:rPr>
+                <w:rStyle w:val="11"/>
+                <w:rFonts w:hint="default" w:ascii="Times New Roman" w:hAnsi="Times New Roman" w:cs="Times New Roman" w:eastAsiaTheme="majorEastAsia"/>
+                <w:sz w:val="28"/>
+                <w:szCs w:val="28"/>
+              </w:rPr>
+              <w:t>Hậu điều kiện</w:t>
+            </w:r>
+          </w:p>
+        </w:tc>
+        <w:tc>
+          <w:tcPr>
+            <w:tcW w:w="6430" w:type="dxa"/>
+            <w:vAlign w:val="center"/>
+          </w:tcPr>
+          <w:p>
+            <w:pPr>
+              <w:pStyle w:val="10"/>
+              <w:spacing w:before="0" w:beforeAutospacing="0" w:after="0" w:afterAutospacing="0" w:line="336" w:lineRule="auto"/>
+              <w:jc w:val="both"/>
+              <w:rPr>
+                <w:rFonts w:hint="default" w:ascii="Times New Roman" w:hAnsi="Times New Roman" w:cs="Times New Roman"/>
+                <w:sz w:val="28"/>
+                <w:szCs w:val="28"/>
+                <w:lang w:val="en-US"/>
+              </w:rPr>
+            </w:pPr>
+            <w:r>
+              <w:rPr>
+                <w:rFonts w:hint="default" w:ascii="Times New Roman" w:hAnsi="Times New Roman" w:cs="Times New Roman"/>
+                <w:sz w:val="28"/>
+                <w:szCs w:val="28"/>
+                <w:lang w:val="en-US"/>
+              </w:rPr>
+              <w:t>Lịch đặt được chọn sẽ chuyển sang trạng thái “Đã hủy”</w:t>
+            </w:r>
+          </w:p>
+        </w:tc>
+      </w:tr>
+      <w:tr>
+        <w:tblPrEx>
+          <w:tblBorders>
+            <w:top w:val="single" w:color="auto" w:sz="4" w:space="0"/>
+            <w:left w:val="single" w:color="auto" w:sz="4" w:space="0"/>
+            <w:bottom w:val="single" w:color="auto" w:sz="4" w:space="0"/>
+            <w:right w:val="single" w:color="auto" w:sz="4" w:space="0"/>
+            <w:insideH w:val="single" w:color="auto" w:sz="4" w:space="0"/>
+            <w:insideV w:val="single" w:color="auto" w:sz="4" w:space="0"/>
+          </w:tblBorders>
+          <w:tblCellMar>
+            <w:top w:w="0" w:type="dxa"/>
+            <w:left w:w="108" w:type="dxa"/>
+            <w:bottom w:w="0" w:type="dxa"/>
+            <w:right w:w="108" w:type="dxa"/>
+          </w:tblCellMar>
+        </w:tblPrEx>
+        <w:trPr>
+          <w:jc w:val="center"/>
+        </w:trPr>
+        <w:tc>
+          <w:tcPr>
+            <w:tcW w:w="2925" w:type="dxa"/>
+            <w:vAlign w:val="center"/>
+          </w:tcPr>
+          <w:p>
+            <w:pPr>
+              <w:spacing w:line="336" w:lineRule="auto"/>
+              <w:jc w:val="center"/>
+              <w:rPr>
+                <w:rFonts w:hint="default" w:ascii="Times New Roman" w:hAnsi="Times New Roman" w:cs="Times New Roman"/>
+                <w:sz w:val="28"/>
+                <w:szCs w:val="28"/>
+              </w:rPr>
+            </w:pPr>
+            <w:r>
+              <w:rPr>
+                <w:rStyle w:val="11"/>
+                <w:rFonts w:hint="default" w:ascii="Times New Roman" w:hAnsi="Times New Roman" w:cs="Times New Roman" w:eastAsiaTheme="majorEastAsia"/>
+                <w:sz w:val="28"/>
+                <w:szCs w:val="28"/>
+              </w:rPr>
+              <w:t>Luồng chính</w:t>
+            </w:r>
+          </w:p>
+        </w:tc>
+        <w:tc>
+          <w:tcPr>
+            <w:tcW w:w="6430" w:type="dxa"/>
+            <w:vAlign w:val="center"/>
+          </w:tcPr>
+          <w:p>
+            <w:pPr>
+              <w:pStyle w:val="10"/>
+              <w:numPr>
+                <w:ilvl w:val="0"/>
+                <w:numId w:val="15"/>
+              </w:numPr>
+              <w:spacing w:before="0" w:beforeAutospacing="0" w:after="0" w:afterAutospacing="0" w:line="336" w:lineRule="auto"/>
+              <w:jc w:val="both"/>
+              <w:rPr>
+                <w:rFonts w:hint="default" w:ascii="Times New Roman" w:hAnsi="Times New Roman" w:cs="Times New Roman"/>
+                <w:sz w:val="28"/>
+                <w:szCs w:val="28"/>
+                <w:lang w:val="en-US"/>
+              </w:rPr>
+            </w:pPr>
+            <w:r>
+              <w:rPr>
+                <w:rFonts w:hint="default" w:ascii="Times New Roman" w:hAnsi="Times New Roman" w:cs="Times New Roman"/>
+                <w:sz w:val="28"/>
+                <w:szCs w:val="28"/>
+                <w:lang w:val="en-US"/>
+              </w:rPr>
+              <w:t>Admin chọn lịch đặt cần hủy</w:t>
+            </w:r>
+          </w:p>
+          <w:p>
+            <w:pPr>
+              <w:pStyle w:val="10"/>
+              <w:numPr>
+                <w:ilvl w:val="0"/>
+                <w:numId w:val="15"/>
+              </w:numPr>
+              <w:spacing w:before="0" w:beforeAutospacing="0" w:after="0" w:afterAutospacing="0" w:line="336" w:lineRule="auto"/>
+              <w:jc w:val="both"/>
+              <w:rPr>
+                <w:rFonts w:hint="default" w:ascii="Times New Roman" w:hAnsi="Times New Roman" w:cs="Times New Roman"/>
+                <w:sz w:val="28"/>
+                <w:szCs w:val="28"/>
+                <w:lang w:val="en-US"/>
+              </w:rPr>
+            </w:pPr>
+            <w:r>
+              <w:rPr>
+                <w:rFonts w:hint="default" w:ascii="Times New Roman" w:hAnsi="Times New Roman" w:cs="Times New Roman"/>
+                <w:sz w:val="28"/>
+                <w:szCs w:val="28"/>
+                <w:lang w:val="en-US"/>
+              </w:rPr>
+              <w:t>Hệ thống hiển thị hộp thoại xác nhận</w:t>
+            </w:r>
+          </w:p>
+          <w:p>
+            <w:pPr>
+              <w:pStyle w:val="10"/>
+              <w:numPr>
+                <w:ilvl w:val="0"/>
+                <w:numId w:val="15"/>
+              </w:numPr>
+              <w:spacing w:before="0" w:beforeAutospacing="0" w:after="0" w:afterAutospacing="0" w:line="336" w:lineRule="auto"/>
+              <w:jc w:val="both"/>
+              <w:rPr>
+                <w:rFonts w:hint="default" w:ascii="Times New Roman" w:hAnsi="Times New Roman" w:cs="Times New Roman"/>
+                <w:sz w:val="28"/>
+                <w:szCs w:val="28"/>
+                <w:lang w:val="en-US"/>
+              </w:rPr>
+            </w:pPr>
+            <w:r>
+              <w:rPr>
+                <w:rFonts w:hint="default" w:ascii="Times New Roman" w:hAnsi="Times New Roman" w:cs="Times New Roman"/>
+                <w:sz w:val="28"/>
+                <w:szCs w:val="28"/>
+                <w:lang w:val="en-US"/>
+              </w:rPr>
+              <w:t>Admin chọn “Đồng ý”</w:t>
+            </w:r>
+          </w:p>
+          <w:p>
+            <w:pPr>
+              <w:pStyle w:val="10"/>
+              <w:numPr>
+                <w:ilvl w:val="0"/>
+                <w:numId w:val="15"/>
+              </w:numPr>
+              <w:spacing w:before="0" w:beforeAutospacing="0" w:after="0" w:afterAutospacing="0" w:line="336" w:lineRule="auto"/>
+              <w:jc w:val="both"/>
+              <w:rPr>
+                <w:rFonts w:hint="default" w:ascii="Times New Roman" w:hAnsi="Times New Roman" w:cs="Times New Roman"/>
+                <w:sz w:val="28"/>
+                <w:szCs w:val="28"/>
+                <w:lang w:val="en-US"/>
+              </w:rPr>
+            </w:pPr>
+            <w:r>
+              <w:rPr>
+                <w:rFonts w:hint="default" w:ascii="Times New Roman" w:hAnsi="Times New Roman" w:cs="Times New Roman"/>
+                <w:sz w:val="28"/>
+                <w:szCs w:val="28"/>
+                <w:lang w:val="en-US"/>
+              </w:rPr>
+              <w:t>Hệ thống kiểm tra thời điểm hiện tại cách thời điểm nhận phòng dự kiến có bé hơn một khoảng thời gian được quy định trước (khoảng thời gian được phép hủy phòng nếu khách không tới) hay không</w:t>
+            </w:r>
+          </w:p>
+          <w:p>
+            <w:pPr>
+              <w:pStyle w:val="10"/>
+              <w:numPr>
+                <w:ilvl w:val="0"/>
+                <w:numId w:val="15"/>
+              </w:numPr>
+              <w:spacing w:before="0" w:beforeAutospacing="0" w:after="0" w:afterAutospacing="0" w:line="336" w:lineRule="auto"/>
+              <w:jc w:val="both"/>
+              <w:rPr>
+                <w:rFonts w:hint="default" w:ascii="Times New Roman" w:hAnsi="Times New Roman" w:cs="Times New Roman"/>
+                <w:sz w:val="28"/>
+                <w:szCs w:val="28"/>
+                <w:lang w:val="en-US"/>
+              </w:rPr>
+            </w:pPr>
+            <w:r>
+              <w:rPr>
+                <w:rFonts w:hint="default" w:ascii="Times New Roman" w:hAnsi="Times New Roman" w:cs="Times New Roman"/>
+                <w:sz w:val="28"/>
+                <w:szCs w:val="28"/>
+                <w:lang w:val="en-US"/>
+              </w:rPr>
+              <w:t>Nếu không bé hơn thì hệ thống tiến hành hủy lịch đặt, chuyển trạng thái của lịch đặt sang “Đã hủy”</w:t>
+            </w:r>
+          </w:p>
+          <w:p>
+            <w:pPr>
+              <w:pStyle w:val="10"/>
+              <w:numPr>
+                <w:ilvl w:val="0"/>
+                <w:numId w:val="15"/>
+              </w:numPr>
+              <w:spacing w:before="0" w:beforeAutospacing="0" w:after="0" w:afterAutospacing="0" w:line="336" w:lineRule="auto"/>
+              <w:jc w:val="both"/>
+              <w:rPr>
+                <w:rFonts w:hint="default" w:ascii="Times New Roman" w:hAnsi="Times New Roman" w:cs="Times New Roman"/>
+                <w:sz w:val="28"/>
+                <w:szCs w:val="28"/>
+                <w:lang w:val="en-US"/>
+              </w:rPr>
+            </w:pPr>
+            <w:r>
+              <w:rPr>
+                <w:rFonts w:hint="default" w:ascii="Times New Roman" w:hAnsi="Times New Roman" w:cs="Times New Roman"/>
+                <w:sz w:val="28"/>
+                <w:szCs w:val="28"/>
+                <w:lang w:val="en-US"/>
+              </w:rPr>
+              <w:t>Hệ thống thông báo hủy lịch đặt thành công</w:t>
+            </w:r>
+          </w:p>
+        </w:tc>
+      </w:tr>
+      <w:tr>
+        <w:tblPrEx>
+          <w:tblBorders>
+            <w:top w:val="single" w:color="auto" w:sz="4" w:space="0"/>
+            <w:left w:val="single" w:color="auto" w:sz="4" w:space="0"/>
+            <w:bottom w:val="single" w:color="auto" w:sz="4" w:space="0"/>
+            <w:right w:val="single" w:color="auto" w:sz="4" w:space="0"/>
+            <w:insideH w:val="single" w:color="auto" w:sz="4" w:space="0"/>
+            <w:insideV w:val="single" w:color="auto" w:sz="4" w:space="0"/>
+          </w:tblBorders>
+          <w:tblCellMar>
+            <w:top w:w="0" w:type="dxa"/>
+            <w:left w:w="108" w:type="dxa"/>
+            <w:bottom w:w="0" w:type="dxa"/>
+            <w:right w:w="108" w:type="dxa"/>
+          </w:tblCellMar>
+        </w:tblPrEx>
+        <w:trPr>
+          <w:jc w:val="center"/>
+        </w:trPr>
+        <w:tc>
+          <w:tcPr>
+            <w:tcW w:w="2925" w:type="dxa"/>
+            <w:vAlign w:val="center"/>
+          </w:tcPr>
+          <w:p>
+            <w:pPr>
+              <w:spacing w:line="336" w:lineRule="auto"/>
+              <w:jc w:val="center"/>
+              <w:rPr>
+                <w:rFonts w:hint="default" w:ascii="Times New Roman" w:hAnsi="Times New Roman" w:cs="Times New Roman"/>
+                <w:sz w:val="28"/>
+                <w:szCs w:val="28"/>
+              </w:rPr>
+            </w:pPr>
+            <w:r>
+              <w:rPr>
+                <w:rStyle w:val="11"/>
+                <w:rFonts w:hint="default" w:ascii="Times New Roman" w:hAnsi="Times New Roman" w:cs="Times New Roman" w:eastAsiaTheme="majorEastAsia"/>
+                <w:sz w:val="28"/>
+                <w:szCs w:val="28"/>
+              </w:rPr>
+              <w:t>Luồng thay thế</w:t>
+            </w:r>
+          </w:p>
+        </w:tc>
+        <w:tc>
+          <w:tcPr>
+            <w:tcW w:w="6430" w:type="dxa"/>
+            <w:vAlign w:val="center"/>
+          </w:tcPr>
+          <w:p>
+            <w:pPr>
+              <w:numPr>
+                <w:ilvl w:val="1"/>
+                <w:numId w:val="14"/>
+              </w:numPr>
+              <w:spacing w:line="336" w:lineRule="auto"/>
+              <w:jc w:val="both"/>
+              <w:rPr>
+                <w:rFonts w:hint="default" w:ascii="Times New Roman" w:hAnsi="Times New Roman" w:cs="Times New Roman"/>
+                <w:sz w:val="28"/>
+                <w:szCs w:val="28"/>
+                <w:lang w:val="en-US"/>
+              </w:rPr>
+            </w:pPr>
+            <w:r>
+              <w:rPr>
+                <w:rFonts w:hint="default" w:ascii="Times New Roman" w:hAnsi="Times New Roman" w:cs="Times New Roman"/>
+                <w:sz w:val="28"/>
+                <w:szCs w:val="28"/>
+                <w:lang w:val="en-US"/>
+              </w:rPr>
+              <w:t>Nếu Admin chọn “Hủy” thì quay về màn hình danh sách lịch đặt</w:t>
+            </w:r>
+          </w:p>
+          <w:p>
+            <w:pPr>
+              <w:numPr>
+                <w:numId w:val="0"/>
+              </w:numPr>
+              <w:spacing w:line="336" w:lineRule="auto"/>
+              <w:ind w:leftChars="0"/>
+              <w:jc w:val="both"/>
+              <w:rPr>
+                <w:rFonts w:hint="default" w:ascii="Times New Roman" w:hAnsi="Times New Roman" w:cs="Times New Roman"/>
+                <w:sz w:val="28"/>
+                <w:szCs w:val="28"/>
+                <w:lang w:val="en-US"/>
+              </w:rPr>
+            </w:pPr>
+            <w:r>
+              <w:rPr>
+                <w:rFonts w:hint="default" w:ascii="Times New Roman" w:hAnsi="Times New Roman" w:cs="Times New Roman"/>
+                <w:sz w:val="28"/>
+                <w:szCs w:val="28"/>
+                <w:lang w:val="en-US"/>
+              </w:rPr>
+              <w:t>4.1 Nếu bé hơn thì hệ thống thông báo lỗi thời điểm hiện tại chưa được hủy phòng này đến Admin</w:t>
+            </w:r>
+          </w:p>
+        </w:tc>
+      </w:tr>
+    </w:tbl>
+    <w:p>
+      <w:pPr>
+        <w:numPr>
+          <w:ilvl w:val="0"/>
+          <w:numId w:val="0"/>
+        </w:numPr>
+        <w:ind w:leftChars="0"/>
+        <w:rPr>
+          <w:rFonts w:hint="default" w:ascii="Times New Roman" w:hAnsi="Times New Roman" w:cs="Times New Roman"/>
+          <w:lang w:val="en-US"/>
+        </w:rPr>
+      </w:pPr>
+    </w:p>
+    <w:p>
+      <w:pPr>
+        <w:pStyle w:val="6"/>
+        <w:bidi w:val="0"/>
+        <w:rPr>
+          <w:rFonts w:hint="default"/>
+          <w:lang w:val="en-US"/>
+        </w:rPr>
+      </w:pPr>
+      <w:r>
+        <w:rPr>
+          <w:rFonts w:hint="default"/>
+          <w:lang w:val="en-US"/>
+        </w:rPr>
+        <w:t>2.2.1.15 Đặc tả usecase nhận phòng</w:t>
+      </w:r>
+    </w:p>
+    <w:tbl>
+      <w:tblPr>
+        <w:tblStyle w:val="8"/>
+        <w:tblW w:w="9355" w:type="dxa"/>
+        <w:jc w:val="center"/>
+        <w:tblBorders>
+          <w:top w:val="single" w:color="auto" w:sz="4" w:space="0"/>
+          <w:left w:val="single" w:color="auto" w:sz="4" w:space="0"/>
+          <w:bottom w:val="single" w:color="auto" w:sz="4" w:space="0"/>
+          <w:right w:val="single" w:color="auto" w:sz="4" w:space="0"/>
+          <w:insideH w:val="single" w:color="auto" w:sz="4" w:space="0"/>
+          <w:insideV w:val="single" w:color="auto" w:sz="4" w:space="0"/>
+        </w:tblBorders>
+        <w:tblLayout w:type="autofit"/>
+        <w:tblCellMar>
+          <w:top w:w="0" w:type="dxa"/>
+          <w:left w:w="108" w:type="dxa"/>
+          <w:bottom w:w="0" w:type="dxa"/>
+          <w:right w:w="108" w:type="dxa"/>
+        </w:tblCellMar>
+      </w:tblPr>
+      <w:tblGrid>
+        <w:gridCol w:w="2925"/>
+        <w:gridCol w:w="6430"/>
+      </w:tblGrid>
+      <w:tr>
+        <w:tblPrEx>
+          <w:tblBorders>
+            <w:top w:val="single" w:color="auto" w:sz="4" w:space="0"/>
+            <w:left w:val="single" w:color="auto" w:sz="4" w:space="0"/>
+            <w:bottom w:val="single" w:color="auto" w:sz="4" w:space="0"/>
+            <w:right w:val="single" w:color="auto" w:sz="4" w:space="0"/>
+            <w:insideH w:val="single" w:color="auto" w:sz="4" w:space="0"/>
+            <w:insideV w:val="single" w:color="auto" w:sz="4" w:space="0"/>
+          </w:tblBorders>
+          <w:tblCellMar>
+            <w:top w:w="0" w:type="dxa"/>
+            <w:left w:w="108" w:type="dxa"/>
+            <w:bottom w:w="0" w:type="dxa"/>
+            <w:right w:w="108" w:type="dxa"/>
+          </w:tblCellMar>
+        </w:tblPrEx>
+        <w:trPr>
+          <w:jc w:val="center"/>
+        </w:trPr>
+        <w:tc>
+          <w:tcPr>
+            <w:tcW w:w="2925" w:type="dxa"/>
+            <w:vAlign w:val="center"/>
+          </w:tcPr>
+          <w:p>
+            <w:pPr>
+              <w:spacing w:line="336" w:lineRule="auto"/>
+              <w:jc w:val="center"/>
+              <w:rPr>
+                <w:rFonts w:hint="default" w:ascii="Times New Roman" w:hAnsi="Times New Roman" w:cs="Times New Roman"/>
+                <w:b/>
+                <w:bCs/>
+                <w:sz w:val="28"/>
+                <w:szCs w:val="28"/>
+              </w:rPr>
+            </w:pPr>
+            <w:r>
+              <w:rPr>
+                <w:rStyle w:val="11"/>
+                <w:rFonts w:hint="default" w:ascii="Times New Roman" w:hAnsi="Times New Roman" w:cs="Times New Roman" w:eastAsiaTheme="majorEastAsia"/>
+                <w:sz w:val="28"/>
+                <w:szCs w:val="28"/>
+              </w:rPr>
+              <w:t>Thuộc tính</w:t>
+            </w:r>
+          </w:p>
+        </w:tc>
+        <w:tc>
+          <w:tcPr>
+            <w:tcW w:w="6430" w:type="dxa"/>
+            <w:vAlign w:val="center"/>
+          </w:tcPr>
+          <w:p>
+            <w:pPr>
+              <w:spacing w:line="336" w:lineRule="auto"/>
+              <w:jc w:val="center"/>
+              <w:rPr>
+                <w:rFonts w:hint="default" w:ascii="Times New Roman" w:hAnsi="Times New Roman" w:cs="Times New Roman"/>
+                <w:b/>
+                <w:bCs/>
+                <w:sz w:val="28"/>
+                <w:szCs w:val="28"/>
+              </w:rPr>
+            </w:pPr>
+            <w:r>
+              <w:rPr>
+                <w:rStyle w:val="11"/>
+                <w:rFonts w:hint="default" w:ascii="Times New Roman" w:hAnsi="Times New Roman" w:cs="Times New Roman" w:eastAsiaTheme="majorEastAsia"/>
+                <w:sz w:val="28"/>
+                <w:szCs w:val="28"/>
+              </w:rPr>
+              <w:t>Mô tả</w:t>
+            </w:r>
+          </w:p>
+        </w:tc>
+      </w:tr>
+      <w:tr>
+        <w:tblPrEx>
+          <w:tblBorders>
+            <w:top w:val="single" w:color="auto" w:sz="4" w:space="0"/>
+            <w:left w:val="single" w:color="auto" w:sz="4" w:space="0"/>
+            <w:bottom w:val="single" w:color="auto" w:sz="4" w:space="0"/>
+            <w:right w:val="single" w:color="auto" w:sz="4" w:space="0"/>
+            <w:insideH w:val="single" w:color="auto" w:sz="4" w:space="0"/>
+            <w:insideV w:val="single" w:color="auto" w:sz="4" w:space="0"/>
+          </w:tblBorders>
+          <w:tblCellMar>
+            <w:top w:w="0" w:type="dxa"/>
+            <w:left w:w="108" w:type="dxa"/>
+            <w:bottom w:w="0" w:type="dxa"/>
+            <w:right w:w="108" w:type="dxa"/>
+          </w:tblCellMar>
+        </w:tblPrEx>
+        <w:trPr>
+          <w:jc w:val="center"/>
+        </w:trPr>
+        <w:tc>
+          <w:tcPr>
+            <w:tcW w:w="2925" w:type="dxa"/>
+            <w:vAlign w:val="center"/>
+          </w:tcPr>
+          <w:p>
+            <w:pPr>
+              <w:spacing w:line="336" w:lineRule="auto"/>
+              <w:jc w:val="center"/>
+              <w:rPr>
+                <w:rFonts w:hint="default" w:ascii="Times New Roman" w:hAnsi="Times New Roman" w:cs="Times New Roman"/>
+                <w:sz w:val="28"/>
+                <w:szCs w:val="28"/>
+              </w:rPr>
+            </w:pPr>
+            <w:r>
+              <w:rPr>
+                <w:rStyle w:val="11"/>
+                <w:rFonts w:hint="default" w:ascii="Times New Roman" w:hAnsi="Times New Roman" w:cs="Times New Roman" w:eastAsiaTheme="majorEastAsia"/>
+                <w:sz w:val="28"/>
+                <w:szCs w:val="28"/>
+              </w:rPr>
+              <w:t>Tên Use Case</w:t>
+            </w:r>
+          </w:p>
+        </w:tc>
+        <w:tc>
+          <w:tcPr>
+            <w:tcW w:w="6430" w:type="dxa"/>
+            <w:vAlign w:val="center"/>
+          </w:tcPr>
+          <w:p>
+            <w:pPr>
+              <w:spacing w:line="336" w:lineRule="auto"/>
+              <w:jc w:val="both"/>
+              <w:rPr>
+                <w:rFonts w:hint="default" w:ascii="Times New Roman" w:hAnsi="Times New Roman" w:cs="Times New Roman"/>
+                <w:sz w:val="28"/>
+                <w:szCs w:val="28"/>
+                <w:lang w:val="en-US"/>
+              </w:rPr>
+            </w:pPr>
+            <w:r>
+              <w:rPr>
+                <w:rFonts w:hint="default" w:ascii="Times New Roman" w:hAnsi="Times New Roman" w:cs="Times New Roman"/>
+                <w:sz w:val="28"/>
+                <w:szCs w:val="28"/>
+                <w:lang w:val="en-US"/>
+              </w:rPr>
+              <w:t>Nhận phòng</w:t>
+            </w:r>
+          </w:p>
+        </w:tc>
+      </w:tr>
+      <w:tr>
+        <w:tblPrEx>
+          <w:tblBorders>
+            <w:top w:val="single" w:color="auto" w:sz="4" w:space="0"/>
+            <w:left w:val="single" w:color="auto" w:sz="4" w:space="0"/>
+            <w:bottom w:val="single" w:color="auto" w:sz="4" w:space="0"/>
+            <w:right w:val="single" w:color="auto" w:sz="4" w:space="0"/>
+            <w:insideH w:val="single" w:color="auto" w:sz="4" w:space="0"/>
+            <w:insideV w:val="single" w:color="auto" w:sz="4" w:space="0"/>
+          </w:tblBorders>
+          <w:tblCellMar>
+            <w:top w:w="0" w:type="dxa"/>
+            <w:left w:w="108" w:type="dxa"/>
+            <w:bottom w:w="0" w:type="dxa"/>
+            <w:right w:w="108" w:type="dxa"/>
+          </w:tblCellMar>
+        </w:tblPrEx>
+        <w:trPr>
+          <w:jc w:val="center"/>
+        </w:trPr>
+        <w:tc>
+          <w:tcPr>
+            <w:tcW w:w="2925" w:type="dxa"/>
+            <w:vAlign w:val="center"/>
+          </w:tcPr>
+          <w:p>
+            <w:pPr>
+              <w:spacing w:line="336" w:lineRule="auto"/>
+              <w:jc w:val="center"/>
+              <w:rPr>
+                <w:rFonts w:hint="default" w:ascii="Times New Roman" w:hAnsi="Times New Roman" w:cs="Times New Roman"/>
+                <w:sz w:val="28"/>
+                <w:szCs w:val="28"/>
+              </w:rPr>
+            </w:pPr>
+            <w:r>
+              <w:rPr>
+                <w:rStyle w:val="11"/>
+                <w:rFonts w:hint="default" w:ascii="Times New Roman" w:hAnsi="Times New Roman" w:cs="Times New Roman" w:eastAsiaTheme="majorEastAsia"/>
+                <w:sz w:val="28"/>
+                <w:szCs w:val="28"/>
+              </w:rPr>
+              <w:t>Mô tả</w:t>
+            </w:r>
+          </w:p>
+        </w:tc>
+        <w:tc>
+          <w:tcPr>
+            <w:tcW w:w="6430" w:type="dxa"/>
+            <w:vAlign w:val="center"/>
+          </w:tcPr>
+          <w:p>
+            <w:pPr>
+              <w:pStyle w:val="10"/>
+              <w:spacing w:before="0" w:beforeAutospacing="0" w:after="0" w:afterAutospacing="0" w:line="336" w:lineRule="auto"/>
+              <w:jc w:val="both"/>
+              <w:rPr>
+                <w:rFonts w:hint="default" w:ascii="Times New Roman" w:hAnsi="Times New Roman" w:cs="Times New Roman"/>
+                <w:sz w:val="28"/>
+                <w:szCs w:val="28"/>
+                <w:lang w:val="vi"/>
+              </w:rPr>
+            </w:pPr>
+            <w:r>
+              <w:rPr>
+                <w:rFonts w:hint="default" w:ascii="Times New Roman" w:hAnsi="Times New Roman"/>
+                <w:sz w:val="28"/>
+                <w:szCs w:val="28"/>
+                <w:lang w:val="vi"/>
+              </w:rPr>
+              <w:t>Cho phép Admin xác nhận khi khách có lịch đặt trước đến quán. Hệ thống sẽ cập nhật trạng thái lịch đặt và bắt đầu tính giờ sử dụng phòng.</w:t>
+            </w:r>
+          </w:p>
+        </w:tc>
+      </w:tr>
+      <w:tr>
+        <w:tblPrEx>
+          <w:tblBorders>
+            <w:top w:val="single" w:color="auto" w:sz="4" w:space="0"/>
+            <w:left w:val="single" w:color="auto" w:sz="4" w:space="0"/>
+            <w:bottom w:val="single" w:color="auto" w:sz="4" w:space="0"/>
+            <w:right w:val="single" w:color="auto" w:sz="4" w:space="0"/>
+            <w:insideH w:val="single" w:color="auto" w:sz="4" w:space="0"/>
+            <w:insideV w:val="single" w:color="auto" w:sz="4" w:space="0"/>
+          </w:tblBorders>
+          <w:tblCellMar>
+            <w:top w:w="0" w:type="dxa"/>
+            <w:left w:w="108" w:type="dxa"/>
+            <w:bottom w:w="0" w:type="dxa"/>
+            <w:right w:w="108" w:type="dxa"/>
+          </w:tblCellMar>
+        </w:tblPrEx>
+        <w:trPr>
+          <w:jc w:val="center"/>
+        </w:trPr>
+        <w:tc>
+          <w:tcPr>
+            <w:tcW w:w="2925" w:type="dxa"/>
+            <w:vAlign w:val="center"/>
+          </w:tcPr>
+          <w:p>
+            <w:pPr>
+              <w:spacing w:line="336" w:lineRule="auto"/>
+              <w:jc w:val="center"/>
+              <w:rPr>
+                <w:rFonts w:hint="default" w:ascii="Times New Roman" w:hAnsi="Times New Roman" w:cs="Times New Roman"/>
+                <w:sz w:val="28"/>
+                <w:szCs w:val="28"/>
+              </w:rPr>
+            </w:pPr>
+            <w:r>
+              <w:rPr>
+                <w:rStyle w:val="11"/>
+                <w:rFonts w:hint="default" w:ascii="Times New Roman" w:hAnsi="Times New Roman" w:cs="Times New Roman" w:eastAsiaTheme="majorEastAsia"/>
+                <w:sz w:val="28"/>
+                <w:szCs w:val="28"/>
+              </w:rPr>
+              <w:t>Tác nhân chính</w:t>
+            </w:r>
+          </w:p>
+        </w:tc>
+        <w:tc>
+          <w:tcPr>
+            <w:tcW w:w="6430" w:type="dxa"/>
+            <w:vAlign w:val="center"/>
+          </w:tcPr>
+          <w:p>
+            <w:pPr>
+              <w:spacing w:line="336" w:lineRule="auto"/>
+              <w:jc w:val="both"/>
+              <w:rPr>
+                <w:rFonts w:hint="default" w:ascii="Times New Roman" w:hAnsi="Times New Roman" w:cs="Times New Roman"/>
+                <w:sz w:val="28"/>
+                <w:szCs w:val="28"/>
+                <w:lang w:val="en-US"/>
+              </w:rPr>
+            </w:pPr>
+            <w:r>
+              <w:rPr>
+                <w:rFonts w:hint="default" w:ascii="Times New Roman" w:hAnsi="Times New Roman" w:cs="Times New Roman"/>
+                <w:sz w:val="28"/>
+                <w:szCs w:val="28"/>
+                <w:lang w:val="en-US"/>
+              </w:rPr>
+              <w:t>Admin</w:t>
+            </w:r>
+          </w:p>
+        </w:tc>
+      </w:tr>
+      <w:tr>
+        <w:tblPrEx>
+          <w:tblBorders>
+            <w:top w:val="single" w:color="auto" w:sz="4" w:space="0"/>
+            <w:left w:val="single" w:color="auto" w:sz="4" w:space="0"/>
+            <w:bottom w:val="single" w:color="auto" w:sz="4" w:space="0"/>
+            <w:right w:val="single" w:color="auto" w:sz="4" w:space="0"/>
+            <w:insideH w:val="single" w:color="auto" w:sz="4" w:space="0"/>
+            <w:insideV w:val="single" w:color="auto" w:sz="4" w:space="0"/>
+          </w:tblBorders>
+          <w:tblCellMar>
+            <w:top w:w="0" w:type="dxa"/>
+            <w:left w:w="108" w:type="dxa"/>
+            <w:bottom w:w="0" w:type="dxa"/>
+            <w:right w:w="108" w:type="dxa"/>
+          </w:tblCellMar>
+        </w:tblPrEx>
+        <w:trPr>
+          <w:jc w:val="center"/>
+        </w:trPr>
+        <w:tc>
+          <w:tcPr>
+            <w:tcW w:w="2925" w:type="dxa"/>
+            <w:vAlign w:val="center"/>
+          </w:tcPr>
+          <w:p>
+            <w:pPr>
+              <w:spacing w:line="336" w:lineRule="auto"/>
+              <w:jc w:val="center"/>
+              <w:rPr>
+                <w:rFonts w:hint="default" w:ascii="Times New Roman" w:hAnsi="Times New Roman" w:cs="Times New Roman"/>
+                <w:sz w:val="28"/>
+                <w:szCs w:val="28"/>
+              </w:rPr>
+            </w:pPr>
+            <w:r>
+              <w:rPr>
+                <w:rStyle w:val="11"/>
+                <w:rFonts w:hint="default" w:ascii="Times New Roman" w:hAnsi="Times New Roman" w:cs="Times New Roman" w:eastAsiaTheme="majorEastAsia"/>
+                <w:sz w:val="28"/>
+                <w:szCs w:val="28"/>
+              </w:rPr>
+              <w:t>Tiền điều kiện</w:t>
+            </w:r>
+          </w:p>
+        </w:tc>
+        <w:tc>
+          <w:tcPr>
+            <w:tcW w:w="6430" w:type="dxa"/>
+            <w:vAlign w:val="center"/>
+          </w:tcPr>
+          <w:p>
+            <w:pPr>
+              <w:spacing w:line="336" w:lineRule="auto"/>
+              <w:jc w:val="both"/>
+              <w:rPr>
+                <w:rFonts w:hint="default" w:ascii="Times New Roman" w:hAnsi="Times New Roman" w:cs="Times New Roman"/>
+                <w:sz w:val="28"/>
+                <w:szCs w:val="28"/>
+                <w:lang w:val="en-US"/>
+              </w:rPr>
+            </w:pPr>
+            <w:r>
+              <w:rPr>
+                <w:rFonts w:hint="default" w:ascii="Times New Roman" w:hAnsi="Times New Roman" w:cs="Times New Roman"/>
+                <w:sz w:val="28"/>
+                <w:szCs w:val="28"/>
+                <w:lang w:val="en-US"/>
+              </w:rPr>
+              <w:t>Admin đã đăng nhập vào hệ thống và đang xem danh sách lịch đặt của một phòng. Phòng đang xem phải là ở trạng thái là “phòng chờ”</w:t>
+            </w:r>
+          </w:p>
+        </w:tc>
+      </w:tr>
+      <w:tr>
+        <w:tblPrEx>
+          <w:tblBorders>
+            <w:top w:val="single" w:color="auto" w:sz="4" w:space="0"/>
+            <w:left w:val="single" w:color="auto" w:sz="4" w:space="0"/>
+            <w:bottom w:val="single" w:color="auto" w:sz="4" w:space="0"/>
+            <w:right w:val="single" w:color="auto" w:sz="4" w:space="0"/>
+            <w:insideH w:val="single" w:color="auto" w:sz="4" w:space="0"/>
+            <w:insideV w:val="single" w:color="auto" w:sz="4" w:space="0"/>
+          </w:tblBorders>
+          <w:tblCellMar>
+            <w:top w:w="0" w:type="dxa"/>
+            <w:left w:w="108" w:type="dxa"/>
+            <w:bottom w:w="0" w:type="dxa"/>
+            <w:right w:w="108" w:type="dxa"/>
+          </w:tblCellMar>
+        </w:tblPrEx>
+        <w:trPr>
+          <w:jc w:val="center"/>
+        </w:trPr>
+        <w:tc>
+          <w:tcPr>
+            <w:tcW w:w="2925" w:type="dxa"/>
+            <w:vAlign w:val="center"/>
+          </w:tcPr>
+          <w:p>
+            <w:pPr>
+              <w:spacing w:line="336" w:lineRule="auto"/>
+              <w:jc w:val="center"/>
+              <w:rPr>
+                <w:rFonts w:hint="default" w:ascii="Times New Roman" w:hAnsi="Times New Roman" w:cs="Times New Roman"/>
+                <w:sz w:val="28"/>
+                <w:szCs w:val="28"/>
+              </w:rPr>
+            </w:pPr>
+            <w:r>
+              <w:rPr>
+                <w:rStyle w:val="11"/>
+                <w:rFonts w:hint="default" w:ascii="Times New Roman" w:hAnsi="Times New Roman" w:cs="Times New Roman" w:eastAsiaTheme="majorEastAsia"/>
+                <w:sz w:val="28"/>
+                <w:szCs w:val="28"/>
+              </w:rPr>
+              <w:t>Hậu điều kiện</w:t>
+            </w:r>
+          </w:p>
+        </w:tc>
+        <w:tc>
+          <w:tcPr>
+            <w:tcW w:w="6430" w:type="dxa"/>
+            <w:vAlign w:val="center"/>
+          </w:tcPr>
+          <w:p>
+            <w:pPr>
+              <w:pStyle w:val="10"/>
+              <w:spacing w:before="0" w:beforeAutospacing="0" w:after="0" w:afterAutospacing="0" w:line="336" w:lineRule="auto"/>
+              <w:jc w:val="both"/>
+              <w:rPr>
+                <w:rFonts w:hint="default" w:ascii="Times New Roman" w:hAnsi="Times New Roman" w:cs="Times New Roman"/>
+                <w:sz w:val="28"/>
+                <w:szCs w:val="28"/>
+                <w:lang w:val="en-US"/>
+              </w:rPr>
+            </w:pPr>
+            <w:r>
+              <w:rPr>
+                <w:rFonts w:hint="default" w:ascii="Times New Roman" w:hAnsi="Times New Roman" w:cs="Times New Roman"/>
+                <w:sz w:val="28"/>
+                <w:szCs w:val="28"/>
+                <w:lang w:val="en-US"/>
+              </w:rPr>
+              <w:t>Lịch đặt được chuyển sang trạng thái “Checked in”. Một hóa đơn tạm của phòng tương ứng với hội viên được tạo ra.</w:t>
+            </w:r>
+          </w:p>
+        </w:tc>
+      </w:tr>
+      <w:tr>
+        <w:tblPrEx>
+          <w:tblBorders>
+            <w:top w:val="single" w:color="auto" w:sz="4" w:space="0"/>
+            <w:left w:val="single" w:color="auto" w:sz="4" w:space="0"/>
+            <w:bottom w:val="single" w:color="auto" w:sz="4" w:space="0"/>
+            <w:right w:val="single" w:color="auto" w:sz="4" w:space="0"/>
+            <w:insideH w:val="single" w:color="auto" w:sz="4" w:space="0"/>
+            <w:insideV w:val="single" w:color="auto" w:sz="4" w:space="0"/>
+          </w:tblBorders>
+          <w:tblCellMar>
+            <w:top w:w="0" w:type="dxa"/>
+            <w:left w:w="108" w:type="dxa"/>
+            <w:bottom w:w="0" w:type="dxa"/>
+            <w:right w:w="108" w:type="dxa"/>
+          </w:tblCellMar>
+        </w:tblPrEx>
+        <w:trPr>
+          <w:jc w:val="center"/>
+        </w:trPr>
+        <w:tc>
+          <w:tcPr>
+            <w:tcW w:w="2925" w:type="dxa"/>
+            <w:vAlign w:val="center"/>
+          </w:tcPr>
+          <w:p>
+            <w:pPr>
+              <w:spacing w:line="336" w:lineRule="auto"/>
+              <w:jc w:val="center"/>
+              <w:rPr>
+                <w:rFonts w:hint="default" w:ascii="Times New Roman" w:hAnsi="Times New Roman" w:cs="Times New Roman"/>
+                <w:sz w:val="28"/>
+                <w:szCs w:val="28"/>
+              </w:rPr>
+            </w:pPr>
+            <w:r>
+              <w:rPr>
+                <w:rStyle w:val="11"/>
+                <w:rFonts w:hint="default" w:ascii="Times New Roman" w:hAnsi="Times New Roman" w:cs="Times New Roman" w:eastAsiaTheme="majorEastAsia"/>
+                <w:sz w:val="28"/>
+                <w:szCs w:val="28"/>
+              </w:rPr>
+              <w:t>Luồng chính</w:t>
+            </w:r>
+          </w:p>
+        </w:tc>
+        <w:tc>
+          <w:tcPr>
+            <w:tcW w:w="6430" w:type="dxa"/>
+            <w:vAlign w:val="center"/>
+          </w:tcPr>
+          <w:p>
+            <w:pPr>
+              <w:pStyle w:val="10"/>
+              <w:numPr>
+                <w:ilvl w:val="0"/>
+                <w:numId w:val="16"/>
+              </w:numPr>
+              <w:spacing w:before="0" w:beforeAutospacing="0" w:after="0" w:afterAutospacing="0" w:line="336" w:lineRule="auto"/>
+              <w:jc w:val="both"/>
+              <w:rPr>
+                <w:rFonts w:hint="default" w:ascii="Times New Roman" w:hAnsi="Times New Roman" w:cs="Times New Roman"/>
+                <w:sz w:val="28"/>
+                <w:szCs w:val="28"/>
+                <w:lang w:val="en-US"/>
+              </w:rPr>
+            </w:pPr>
+            <w:r>
+              <w:rPr>
+                <w:rFonts w:hint="default" w:ascii="Times New Roman" w:hAnsi="Times New Roman" w:cs="Times New Roman"/>
+                <w:sz w:val="28"/>
+                <w:szCs w:val="28"/>
+                <w:lang w:val="en-US"/>
+              </w:rPr>
+              <w:t>Admin chọn lịch đặt và nhấn nút nhận phòng</w:t>
+            </w:r>
+          </w:p>
+          <w:p>
+            <w:pPr>
+              <w:pStyle w:val="10"/>
+              <w:numPr>
+                <w:ilvl w:val="0"/>
+                <w:numId w:val="16"/>
+              </w:numPr>
+              <w:spacing w:before="0" w:beforeAutospacing="0" w:after="0" w:afterAutospacing="0" w:line="336" w:lineRule="auto"/>
+              <w:jc w:val="both"/>
+              <w:rPr>
+                <w:rFonts w:hint="default" w:ascii="Times New Roman" w:hAnsi="Times New Roman" w:cs="Times New Roman"/>
+                <w:sz w:val="28"/>
+                <w:szCs w:val="28"/>
+                <w:lang w:val="en-US"/>
+              </w:rPr>
+            </w:pPr>
+            <w:r>
+              <w:rPr>
+                <w:rFonts w:hint="default" w:ascii="Times New Roman" w:hAnsi="Times New Roman" w:cs="Times New Roman"/>
+                <w:sz w:val="28"/>
+                <w:szCs w:val="28"/>
+                <w:lang w:val="en-US"/>
+              </w:rPr>
+              <w:t>Hệ thống hiển thị hộp thoại xác nhận</w:t>
+            </w:r>
+          </w:p>
+          <w:p>
+            <w:pPr>
+              <w:pStyle w:val="10"/>
+              <w:numPr>
+                <w:ilvl w:val="0"/>
+                <w:numId w:val="16"/>
+              </w:numPr>
+              <w:spacing w:before="0" w:beforeAutospacing="0" w:after="0" w:afterAutospacing="0" w:line="336" w:lineRule="auto"/>
+              <w:jc w:val="both"/>
+              <w:rPr>
+                <w:rFonts w:hint="default" w:ascii="Times New Roman" w:hAnsi="Times New Roman" w:cs="Times New Roman"/>
+                <w:sz w:val="28"/>
+                <w:szCs w:val="28"/>
+                <w:lang w:val="en-US"/>
+              </w:rPr>
+            </w:pPr>
+            <w:r>
+              <w:rPr>
+                <w:rFonts w:hint="default" w:ascii="Times New Roman" w:hAnsi="Times New Roman" w:cs="Times New Roman"/>
+                <w:sz w:val="28"/>
+                <w:szCs w:val="28"/>
+                <w:lang w:val="en-US"/>
+              </w:rPr>
+              <w:t>Admin chọn “Đồng ý”</w:t>
+            </w:r>
+          </w:p>
+          <w:p>
+            <w:pPr>
+              <w:pStyle w:val="10"/>
+              <w:numPr>
+                <w:ilvl w:val="0"/>
+                <w:numId w:val="16"/>
+              </w:numPr>
+              <w:spacing w:before="0" w:beforeAutospacing="0" w:after="0" w:afterAutospacing="0" w:line="336" w:lineRule="auto"/>
+              <w:jc w:val="both"/>
+              <w:rPr>
+                <w:rFonts w:hint="default" w:ascii="Times New Roman" w:hAnsi="Times New Roman" w:cs="Times New Roman"/>
+                <w:sz w:val="28"/>
+                <w:szCs w:val="28"/>
+                <w:lang w:val="en-US"/>
+              </w:rPr>
+            </w:pPr>
+            <w:r>
+              <w:rPr>
+                <w:rFonts w:hint="default" w:ascii="Times New Roman" w:hAnsi="Times New Roman" w:cs="Times New Roman"/>
+                <w:sz w:val="28"/>
+                <w:szCs w:val="28"/>
+                <w:lang w:val="en-US"/>
+              </w:rPr>
+              <w:t>Hệ thống kiểm tra thời điểm hiện tại có trước thời điểm nhận phòng đã đặt không</w:t>
+            </w:r>
+          </w:p>
+          <w:p>
+            <w:pPr>
+              <w:pStyle w:val="10"/>
+              <w:numPr>
+                <w:ilvl w:val="0"/>
+                <w:numId w:val="16"/>
+              </w:numPr>
+              <w:spacing w:before="0" w:beforeAutospacing="0" w:after="0" w:afterAutospacing="0" w:line="336" w:lineRule="auto"/>
+              <w:jc w:val="both"/>
+              <w:rPr>
+                <w:rFonts w:hint="default" w:ascii="Times New Roman" w:hAnsi="Times New Roman" w:cs="Times New Roman"/>
+                <w:sz w:val="28"/>
+                <w:szCs w:val="28"/>
+                <w:lang w:val="en-US"/>
+              </w:rPr>
+            </w:pPr>
+            <w:r>
+              <w:rPr>
+                <w:rFonts w:hint="default" w:ascii="Times New Roman" w:hAnsi="Times New Roman" w:cs="Times New Roman"/>
+                <w:sz w:val="28"/>
+                <w:szCs w:val="28"/>
+                <w:lang w:val="en-US"/>
+              </w:rPr>
+              <w:t>Nếu không thì hệ thống cập nhật trạng thái của lịch đặt sang “Checked in”, sau đó tạo hóa đơn tạm của phòng hiện tại và tương ứng hội viên.</w:t>
+            </w:r>
+          </w:p>
+          <w:p>
+            <w:pPr>
+              <w:pStyle w:val="10"/>
+              <w:numPr>
+                <w:ilvl w:val="0"/>
+                <w:numId w:val="16"/>
+              </w:numPr>
+              <w:spacing w:before="0" w:beforeAutospacing="0" w:after="0" w:afterAutospacing="0" w:line="336" w:lineRule="auto"/>
+              <w:jc w:val="both"/>
+              <w:rPr>
+                <w:rFonts w:hint="default" w:ascii="Times New Roman" w:hAnsi="Times New Roman" w:cs="Times New Roman"/>
+                <w:sz w:val="28"/>
+                <w:szCs w:val="28"/>
+                <w:lang w:val="en-US"/>
+              </w:rPr>
+            </w:pPr>
+            <w:r>
+              <w:rPr>
+                <w:rFonts w:hint="default" w:ascii="Times New Roman" w:hAnsi="Times New Roman" w:cs="Times New Roman"/>
+                <w:sz w:val="28"/>
+                <w:szCs w:val="28"/>
+                <w:lang w:val="en-US"/>
+              </w:rPr>
+              <w:t>Hệ thống kiểm tra phòng hiện tại còn lịch đặt không</w:t>
+            </w:r>
+          </w:p>
+          <w:p>
+            <w:pPr>
+              <w:pStyle w:val="10"/>
+              <w:numPr>
+                <w:ilvl w:val="0"/>
+                <w:numId w:val="16"/>
+              </w:numPr>
+              <w:spacing w:before="0" w:beforeAutospacing="0" w:after="0" w:afterAutospacing="0" w:line="336" w:lineRule="auto"/>
+              <w:jc w:val="both"/>
+              <w:rPr>
+                <w:rFonts w:hint="default" w:ascii="Times New Roman" w:hAnsi="Times New Roman" w:cs="Times New Roman"/>
+                <w:sz w:val="28"/>
+                <w:szCs w:val="28"/>
+                <w:lang w:val="en-US"/>
+              </w:rPr>
+            </w:pPr>
+            <w:r>
+              <w:rPr>
+                <w:rFonts w:hint="default" w:ascii="Times New Roman" w:hAnsi="Times New Roman" w:cs="Times New Roman"/>
+                <w:sz w:val="28"/>
+                <w:szCs w:val="28"/>
+                <w:lang w:val="en-US"/>
+              </w:rPr>
+              <w:t>Nếu không thì chuyển trạng thái phòng hiên tại sang “Đang sử dụng”. Nếu có thì chuyển trạng thái phòng hiện tại sang “Phòng tạm”</w:t>
+            </w:r>
+          </w:p>
+          <w:p>
+            <w:pPr>
+              <w:pStyle w:val="10"/>
+              <w:numPr>
+                <w:ilvl w:val="0"/>
+                <w:numId w:val="16"/>
+              </w:numPr>
+              <w:spacing w:before="0" w:beforeAutospacing="0" w:after="0" w:afterAutospacing="0" w:line="336" w:lineRule="auto"/>
+              <w:jc w:val="both"/>
+              <w:rPr>
+                <w:rFonts w:hint="default" w:ascii="Times New Roman" w:hAnsi="Times New Roman" w:cs="Times New Roman"/>
+                <w:sz w:val="28"/>
+                <w:szCs w:val="28"/>
+                <w:lang w:val="en-US"/>
+              </w:rPr>
+            </w:pPr>
+            <w:r>
+              <w:rPr>
+                <w:rFonts w:hint="default" w:ascii="Times New Roman" w:hAnsi="Times New Roman" w:cs="Times New Roman"/>
+                <w:sz w:val="28"/>
+                <w:szCs w:val="28"/>
+                <w:lang w:val="en-US"/>
+              </w:rPr>
+              <w:t>Hệ thống thông báo nhận phòng thành công</w:t>
+            </w:r>
+            <w:bookmarkStart w:id="0" w:name="_GoBack"/>
+            <w:bookmarkEnd w:id="0"/>
+          </w:p>
+        </w:tc>
+      </w:tr>
+      <w:tr>
+        <w:tblPrEx>
+          <w:tblBorders>
+            <w:top w:val="single" w:color="auto" w:sz="4" w:space="0"/>
+            <w:left w:val="single" w:color="auto" w:sz="4" w:space="0"/>
+            <w:bottom w:val="single" w:color="auto" w:sz="4" w:space="0"/>
+            <w:right w:val="single" w:color="auto" w:sz="4" w:space="0"/>
+            <w:insideH w:val="single" w:color="auto" w:sz="4" w:space="0"/>
+            <w:insideV w:val="single" w:color="auto" w:sz="4" w:space="0"/>
+          </w:tblBorders>
+          <w:tblCellMar>
+            <w:top w:w="0" w:type="dxa"/>
+            <w:left w:w="108" w:type="dxa"/>
+            <w:bottom w:w="0" w:type="dxa"/>
+            <w:right w:w="108" w:type="dxa"/>
+          </w:tblCellMar>
+        </w:tblPrEx>
+        <w:trPr>
+          <w:jc w:val="center"/>
+        </w:trPr>
+        <w:tc>
+          <w:tcPr>
+            <w:tcW w:w="2925" w:type="dxa"/>
+            <w:vAlign w:val="center"/>
+          </w:tcPr>
+          <w:p>
+            <w:pPr>
+              <w:spacing w:line="336" w:lineRule="auto"/>
+              <w:jc w:val="center"/>
+              <w:rPr>
+                <w:rFonts w:hint="default" w:ascii="Times New Roman" w:hAnsi="Times New Roman" w:cs="Times New Roman"/>
+                <w:sz w:val="28"/>
+                <w:szCs w:val="28"/>
+              </w:rPr>
+            </w:pPr>
+            <w:r>
+              <w:rPr>
+                <w:rStyle w:val="11"/>
+                <w:rFonts w:hint="default" w:ascii="Times New Roman" w:hAnsi="Times New Roman" w:cs="Times New Roman" w:eastAsiaTheme="majorEastAsia"/>
+                <w:sz w:val="28"/>
+                <w:szCs w:val="28"/>
+              </w:rPr>
+              <w:t>Luồng thay thế</w:t>
+            </w:r>
+          </w:p>
+        </w:tc>
+        <w:tc>
+          <w:tcPr>
+            <w:tcW w:w="6430" w:type="dxa"/>
+            <w:vAlign w:val="center"/>
+          </w:tcPr>
+          <w:p>
+            <w:pPr>
+              <w:numPr>
+                <w:ilvl w:val="1"/>
+                <w:numId w:val="7"/>
+              </w:numPr>
+              <w:spacing w:line="336" w:lineRule="auto"/>
+              <w:jc w:val="both"/>
+              <w:rPr>
+                <w:rFonts w:hint="default" w:ascii="Times New Roman" w:hAnsi="Times New Roman" w:cs="Times New Roman"/>
+                <w:sz w:val="28"/>
+                <w:szCs w:val="28"/>
+                <w:lang w:val="en-US"/>
+              </w:rPr>
+            </w:pPr>
+            <w:r>
+              <w:rPr>
+                <w:rFonts w:hint="default" w:ascii="Times New Roman" w:hAnsi="Times New Roman" w:cs="Times New Roman"/>
+                <w:sz w:val="28"/>
+                <w:szCs w:val="28"/>
+                <w:lang w:val="en-US"/>
+              </w:rPr>
+              <w:t>Nếu Admin chọn “Hủy” thì hệ thống sẽ đóng hộp thoại và quay về màn hình danh sách lịch đặt của phòng</w:t>
+            </w:r>
+          </w:p>
+          <w:p>
+            <w:pPr>
+              <w:numPr>
+                <w:numId w:val="0"/>
+              </w:numPr>
+              <w:spacing w:line="336" w:lineRule="auto"/>
+              <w:ind w:leftChars="0"/>
+              <w:jc w:val="both"/>
+              <w:rPr>
+                <w:rFonts w:hint="default" w:ascii="Times New Roman" w:hAnsi="Times New Roman" w:cs="Times New Roman"/>
+                <w:sz w:val="28"/>
+                <w:szCs w:val="28"/>
+                <w:lang w:val="en-US"/>
+              </w:rPr>
+            </w:pPr>
+            <w:r>
+              <w:rPr>
+                <w:rFonts w:hint="default" w:ascii="Times New Roman" w:hAnsi="Times New Roman" w:cs="Times New Roman"/>
+                <w:sz w:val="28"/>
+                <w:szCs w:val="28"/>
+                <w:lang w:val="en-US"/>
+              </w:rPr>
+              <w:t>4.1 Nếu có thì thông báo lỗi thời điểm hiện tại không thể nhận phòng đến cho Admin</w:t>
             </w:r>
           </w:p>
         </w:tc>
@@ -9019,6 +13070,122 @@
     </w:lvl>
   </w:abstractNum>
   <w:abstractNum w:abstractNumId="3">
+    <w:nsid w:val="C282BC5E"/>
+    <w:multiLevelType w:val="multilevel"/>
+    <w:tmpl w:val="C282BC5E"/>
+    <w:lvl w:ilvl="0" w:tentative="0">
+      <w:start w:val="1"/>
+      <w:numFmt w:val="decimal"/>
+      <w:suff w:val="space"/>
+      <w:lvlText w:val="%1."/>
+      <w:lvlJc w:val="left"/>
+    </w:lvl>
+    <w:lvl w:ilvl="1" w:tentative="0">
+      <w:start w:val="1"/>
+      <w:numFmt w:val="decimal"/>
+      <w:suff w:val="space"/>
+      <w:lvlText w:val="%1.%2"/>
+      <w:lvlJc w:val="left"/>
+      <w:pPr>
+        <w:ind w:left="0" w:leftChars="0" w:firstLine="0" w:firstLineChars="0"/>
+      </w:pPr>
+      <w:rPr>
+        <w:rFonts w:hint="default"/>
+      </w:rPr>
+    </w:lvl>
+    <w:lvl w:ilvl="2" w:tentative="0">
+      <w:start w:val="1"/>
+      <w:numFmt w:val="decimal"/>
+      <w:suff w:val="space"/>
+      <w:lvlText w:val="%1.%2.%3"/>
+      <w:lvlJc w:val="left"/>
+      <w:pPr>
+        <w:ind w:left="0" w:leftChars="0" w:firstLine="0" w:firstLineChars="0"/>
+      </w:pPr>
+      <w:rPr>
+        <w:rFonts w:hint="default"/>
+      </w:rPr>
+    </w:lvl>
+    <w:lvl w:ilvl="3" w:tentative="0">
+      <w:start w:val="1"/>
+      <w:numFmt w:val="decimal"/>
+      <w:suff w:val="space"/>
+      <w:lvlText w:val="%1.%2.%3.%4"/>
+      <w:lvlJc w:val="left"/>
+      <w:pPr>
+        <w:ind w:left="0" w:leftChars="0" w:firstLine="0" w:firstLineChars="0"/>
+      </w:pPr>
+      <w:rPr>
+        <w:rFonts w:hint="default"/>
+      </w:rPr>
+    </w:lvl>
+    <w:lvl w:ilvl="4" w:tentative="0">
+      <w:start w:val="1"/>
+      <w:numFmt w:val="decimal"/>
+      <w:suff w:val="space"/>
+      <w:lvlText w:val="%1.%2.%3.%4.%5"/>
+      <w:lvlJc w:val="left"/>
+      <w:pPr>
+        <w:ind w:left="0" w:leftChars="0" w:firstLine="0" w:firstLineChars="0"/>
+      </w:pPr>
+      <w:rPr>
+        <w:rFonts w:hint="default"/>
+      </w:rPr>
+    </w:lvl>
+    <w:lvl w:ilvl="5" w:tentative="0">
+      <w:start w:val="1"/>
+      <w:numFmt w:val="decimal"/>
+      <w:suff w:val="space"/>
+      <w:lvlText w:val="%1.%2.%3.%4.%5.%6"/>
+      <w:lvlJc w:val="left"/>
+      <w:pPr>
+        <w:ind w:left="0" w:leftChars="0" w:firstLine="0" w:firstLineChars="0"/>
+      </w:pPr>
+      <w:rPr>
+        <w:rFonts w:hint="default"/>
+      </w:rPr>
+    </w:lvl>
+    <w:lvl w:ilvl="6" w:tentative="0">
+      <w:start w:val="1"/>
+      <w:numFmt w:val="decimal"/>
+      <w:suff w:val="space"/>
+      <w:lvlText w:val="%1.%2.%3.%4.%5.%6.%7"/>
+      <w:lvlJc w:val="left"/>
+      <w:pPr>
+        <w:ind w:left="0" w:leftChars="0" w:firstLine="0" w:firstLineChars="0"/>
+      </w:pPr>
+      <w:rPr>
+        <w:rFonts w:hint="default"/>
+      </w:rPr>
+    </w:lvl>
+    <w:lvl w:ilvl="7" w:tentative="0">
+      <w:start w:val="1"/>
+      <w:numFmt w:val="decimal"/>
+      <w:suff w:val="space"/>
+      <w:lvlText w:val="%1.%2.%3.%4.%5.%6.%7.%8"/>
+      <w:lvlJc w:val="left"/>
+      <w:pPr>
+        <w:ind w:left="0" w:leftChars="0" w:firstLine="0" w:firstLineChars="0"/>
+      </w:pPr>
+      <w:rPr>
+        <w:rFonts w:hint="default"/>
+      </w:rPr>
+    </w:lvl>
+    <w:lvl w:ilvl="8" w:tentative="0">
+      <w:start w:val="1"/>
+      <w:numFmt w:val="decimal"/>
+      <w:suff w:val="space"/>
+      <w:lvlText w:val="%1.%2.%3.%4.%5.%6.%7.%8.%9"/>
+      <w:lvlJc w:val="left"/>
+      <w:pPr>
+        <w:ind w:left="0" w:leftChars="0" w:firstLine="0" w:firstLineChars="0"/>
+      </w:pPr>
+      <w:rPr>
+        <w:rFonts w:hint="default"/>
+      </w:rPr>
+    </w:lvl>
+  </w:abstractNum>
+  <w:abstractNum w:abstractNumId="4">
     <w:nsid w:val="C5A17844"/>
     <w:multiLevelType w:val="singleLevel"/>
     <w:tmpl w:val="C5A17844"/>
@@ -9030,7 +13197,7 @@
       <w:lvlJc w:val="left"/>
     </w:lvl>
   </w:abstractNum>
-  <w:abstractNum w:abstractNumId="4">
+  <w:abstractNum w:abstractNumId="5">
     <w:nsid w:val="CBB60CEF"/>
     <w:multiLevelType w:val="singleLevel"/>
     <w:tmpl w:val="CBB60CEF"/>
@@ -9042,7 +13209,147 @@
       <w:lvlJc w:val="left"/>
     </w:lvl>
   </w:abstractNum>
-  <w:abstractNum w:abstractNumId="5">
+  <w:abstractNum w:abstractNumId="6">
+    <w:nsid w:val="E9655F69"/>
+    <w:multiLevelType w:val="singleLevel"/>
+    <w:tmpl w:val="E9655F69"/>
+    <w:lvl w:ilvl="0" w:tentative="0">
+      <w:start w:val="1"/>
+      <w:numFmt w:val="decimal"/>
+      <w:suff w:val="space"/>
+      <w:lvlText w:val="%1."/>
+      <w:lvlJc w:val="left"/>
+    </w:lvl>
+  </w:abstractNum>
+  <w:abstractNum w:abstractNumId="7">
+    <w:nsid w:val="0A04ABC0"/>
+    <w:multiLevelType w:val="multilevel"/>
+    <w:tmpl w:val="0A04ABC0"/>
+    <w:lvl w:ilvl="0" w:tentative="0">
+      <w:start w:val="1"/>
+      <w:numFmt w:val="decimal"/>
+      <w:suff w:val="space"/>
+      <w:lvlText w:val="%1."/>
+      <w:lvlJc w:val="left"/>
+    </w:lvl>
+    <w:lvl w:ilvl="1" w:tentative="0">
+      <w:start w:val="1"/>
+      <w:numFmt w:val="decimal"/>
+      <w:suff w:val="space"/>
+      <w:lvlText w:val="%1.%2"/>
+      <w:lvlJc w:val="left"/>
+      <w:pPr>
+        <w:ind w:left="70" w:leftChars="0" w:firstLine="0" w:firstLineChars="0"/>
+      </w:pPr>
+      <w:rPr>
+        <w:rFonts w:hint="default"/>
+      </w:rPr>
+    </w:lvl>
+    <w:lvl w:ilvl="2" w:tentative="0">
+      <w:start w:val="1"/>
+      <w:numFmt w:val="decimal"/>
+      <w:suff w:val="space"/>
+      <w:lvlText w:val="%1.%2.%3"/>
+      <w:lvlJc w:val="left"/>
+      <w:pPr>
+        <w:ind w:left="70" w:leftChars="0" w:firstLine="0" w:firstLineChars="0"/>
+      </w:pPr>
+      <w:rPr>
+        <w:rFonts w:hint="default"/>
+      </w:rPr>
+    </w:lvl>
+    <w:lvl w:ilvl="3" w:tentative="0">
+      <w:start w:val="1"/>
+      <w:numFmt w:val="decimal"/>
+      <w:suff w:val="space"/>
+      <w:lvlText w:val="%1.%2.%3.%4"/>
+      <w:lvlJc w:val="left"/>
+      <w:pPr>
+        <w:ind w:left="70" w:leftChars="0" w:firstLine="0" w:firstLineChars="0"/>
+      </w:pPr>
+      <w:rPr>
+        <w:rFonts w:hint="default"/>
+      </w:rPr>
+    </w:lvl>
+    <w:lvl w:ilvl="4" w:tentative="0">
+      <w:start w:val="1"/>
+      <w:numFmt w:val="decimal"/>
+      <w:suff w:val="space"/>
+      <w:lvlText w:val="%1.%2.%3.%4.%5"/>
+      <w:lvlJc w:val="left"/>
+      <w:pPr>
+        <w:ind w:left="70" w:leftChars="0" w:firstLine="0" w:firstLineChars="0"/>
+      </w:pPr>
+      <w:rPr>
+        <w:rFonts w:hint="default"/>
+      </w:rPr>
+    </w:lvl>
+    <w:lvl w:ilvl="5" w:tentative="0">
+      <w:start w:val="1"/>
+      <w:numFmt w:val="decimal"/>
+      <w:suff w:val="space"/>
+      <w:lvlText w:val="%1.%2.%3.%4.%5.%6"/>
+      <w:lvlJc w:val="left"/>
+      <w:pPr>
+        <w:ind w:left="70" w:leftChars="0" w:firstLine="0" w:firstLineChars="0"/>
+      </w:pPr>
+      <w:rPr>
+        <w:rFonts w:hint="default"/>
+      </w:rPr>
+    </w:lvl>
+    <w:lvl w:ilvl="6" w:tentative="0">
+      <w:start w:val="1"/>
+      <w:numFmt w:val="decimal"/>
+      <w:suff w:val="space"/>
+      <w:lvlText w:val="%1.%2.%3.%4.%5.%6.%7"/>
+      <w:lvlJc w:val="left"/>
+      <w:pPr>
+        <w:ind w:left="70" w:leftChars="0" w:firstLine="0" w:firstLineChars="0"/>
+      </w:pPr>
+      <w:rPr>
+        <w:rFonts w:hint="default"/>
+      </w:rPr>
+    </w:lvl>
+    <w:lvl w:ilvl="7" w:tentative="0">
+      <w:start w:val="1"/>
+      <w:numFmt w:val="decimal"/>
+      <w:suff w:val="space"/>
+      <w:lvlText w:val="%1.%2.%3.%4.%5.%6.%7.%8"/>
+      <w:lvlJc w:val="left"/>
+      <w:pPr>
+        <w:ind w:left="70" w:leftChars="0" w:firstLine="0" w:firstLineChars="0"/>
+      </w:pPr>
+      <w:rPr>
+        <w:rFonts w:hint="default"/>
+      </w:rPr>
+    </w:lvl>
+    <w:lvl w:ilvl="8" w:tentative="0">
+      <w:start w:val="1"/>
+      <w:numFmt w:val="decimal"/>
+      <w:suff w:val="space"/>
+      <w:lvlText w:val="%1.%2.%3.%4.%5.%6.%7.%8.%9"/>
+      <w:lvlJc w:val="left"/>
+      <w:pPr>
+        <w:ind w:left="70" w:leftChars="0" w:firstLine="0" w:firstLineChars="0"/>
+      </w:pPr>
+      <w:rPr>
+        <w:rFonts w:hint="default"/>
+      </w:rPr>
+    </w:lvl>
+  </w:abstractNum>
+  <w:abstractNum w:abstractNumId="8">
+    <w:nsid w:val="140BAA96"/>
+    <w:multiLevelType w:val="singleLevel"/>
+    <w:tmpl w:val="140BAA96"/>
+    <w:lvl w:ilvl="0" w:tentative="0">
+      <w:start w:val="1"/>
+      <w:numFmt w:val="decimal"/>
+      <w:suff w:val="space"/>
+      <w:lvlText w:val="%1."/>
+      <w:lvlJc w:val="left"/>
+    </w:lvl>
+  </w:abstractNum>
+  <w:abstractNum w:abstractNumId="9">
     <w:nsid w:val="25E0AF67"/>
     <w:multiLevelType w:val="singleLevel"/>
     <w:tmpl w:val="25E0AF67"/>
@@ -9054,7 +13361,7 @@
       <w:lvlJc w:val="left"/>
     </w:lvl>
   </w:abstractNum>
-  <w:abstractNum w:abstractNumId="6">
+  <w:abstractNum w:abstractNumId="10">
     <w:nsid w:val="27E01A1C"/>
     <w:multiLevelType w:val="singleLevel"/>
     <w:tmpl w:val="27E01A1C"/>
@@ -9066,9 +13373,9 @@
       <w:lvlJc w:val="left"/>
     </w:lvl>
   </w:abstractNum>
-  <w:abstractNum w:abstractNumId="7">
+  <w:abstractNum w:abstractNumId="11">
     <w:nsid w:val="4D46F8E1"/>
-    <w:multiLevelType w:val="singleLevel"/>
+    <w:multiLevelType w:val="multilevel"/>
     <w:tmpl w:val="4D46F8E1"/>
     <w:lvl w:ilvl="0" w:tentative="0">
       <w:start w:val="1"/>
@@ -9077,8 +13384,112 @@
       <w:lvlText w:val="%1."/>
       <w:lvlJc w:val="left"/>
     </w:lvl>
+    <w:lvl w:ilvl="1" w:tentative="0">
+      <w:start w:val="1"/>
+      <w:numFmt w:val="decimal"/>
+      <w:suff w:val="space"/>
+      <w:lvlText w:val="%1.%2"/>
+      <w:lvlJc w:val="left"/>
+      <w:pPr>
+        <w:ind w:left="0" w:leftChars="0" w:firstLine="0" w:firstLineChars="0"/>
+      </w:pPr>
+      <w:rPr>
+        <w:rFonts w:hint="default"/>
+      </w:rPr>
+    </w:lvl>
+    <w:lvl w:ilvl="2" w:tentative="0">
+      <w:start w:val="1"/>
+      <w:numFmt w:val="decimal"/>
+      <w:suff w:val="space"/>
+      <w:lvlText w:val="%1.%2.%3"/>
+      <w:lvlJc w:val="left"/>
+      <w:pPr>
+        <w:ind w:left="0" w:leftChars="0" w:firstLine="0" w:firstLineChars="0"/>
+      </w:pPr>
+      <w:rPr>
+        <w:rFonts w:hint="default"/>
+      </w:rPr>
+    </w:lvl>
+    <w:lvl w:ilvl="3" w:tentative="0">
+      <w:start w:val="1"/>
+      <w:numFmt w:val="decimal"/>
+      <w:suff w:val="space"/>
+      <w:lvlText w:val="%1.%2.%3.%4"/>
+      <w:lvlJc w:val="left"/>
+      <w:pPr>
+        <w:ind w:left="0" w:leftChars="0" w:firstLine="0" w:firstLineChars="0"/>
+      </w:pPr>
+      <w:rPr>
+        <w:rFonts w:hint="default"/>
+      </w:rPr>
+    </w:lvl>
+    <w:lvl w:ilvl="4" w:tentative="0">
+      <w:start w:val="1"/>
+      <w:numFmt w:val="decimal"/>
+      <w:suff w:val="space"/>
+      <w:lvlText w:val="%1.%2.%3.%4.%5"/>
+      <w:lvlJc w:val="left"/>
+      <w:pPr>
+        <w:ind w:left="0" w:leftChars="0" w:firstLine="0" w:firstLineChars="0"/>
+      </w:pPr>
+      <w:rPr>
+        <w:rFonts w:hint="default"/>
+      </w:rPr>
+    </w:lvl>
+    <w:lvl w:ilvl="5" w:tentative="0">
+      <w:start w:val="1"/>
+      <w:numFmt w:val="decimal"/>
+      <w:suff w:val="space"/>
+      <w:lvlText w:val="%1.%2.%3.%4.%5.%6"/>
+      <w:lvlJc w:val="left"/>
+      <w:pPr>
+        <w:ind w:left="0" w:leftChars="0" w:firstLine="0" w:firstLineChars="0"/>
+      </w:pPr>
+      <w:rPr>
+        <w:rFonts w:hint="default"/>
+      </w:rPr>
+    </w:lvl>
+    <w:lvl w:ilvl="6" w:tentative="0">
+      <w:start w:val="1"/>
+      <w:numFmt w:val="decimal"/>
+      <w:suff w:val="space"/>
+      <w:lvlText w:val="%1.%2.%3.%4.%5.%6.%7"/>
+      <w:lvlJc w:val="left"/>
+      <w:pPr>
+        <w:ind w:left="0" w:leftChars="0" w:firstLine="0" w:firstLineChars="0"/>
+      </w:pPr>
+      <w:rPr>
+        <w:rFonts w:hint="default"/>
+      </w:rPr>
+    </w:lvl>
+    <w:lvl w:ilvl="7" w:tentative="0">
+      <w:start w:val="1"/>
+      <w:numFmt w:val="decimal"/>
+      <w:suff w:val="space"/>
+      <w:lvlText w:val="%1.%2.%3.%4.%5.%6.%7.%8"/>
+      <w:lvlJc w:val="left"/>
+      <w:pPr>
+        <w:ind w:left="0" w:leftChars="0" w:firstLine="0" w:firstLineChars="0"/>
+      </w:pPr>
+      <w:rPr>
+        <w:rFonts w:hint="default"/>
+      </w:rPr>
+    </w:lvl>
+    <w:lvl w:ilvl="8" w:tentative="0">
+      <w:start w:val="1"/>
+      <w:numFmt w:val="decimal"/>
+      <w:suff w:val="space"/>
+      <w:lvlText w:val="%1.%2.%3.%4.%5.%6.%7.%8.%9"/>
+      <w:lvlJc w:val="left"/>
+      <w:pPr>
+        <w:ind w:left="0" w:leftChars="0" w:firstLine="0" w:firstLineChars="0"/>
+      </w:pPr>
+      <w:rPr>
+        <w:rFonts w:hint="default"/>
+      </w:rPr>
+    </w:lvl>
   </w:abstractNum>
-  <w:abstractNum w:abstractNumId="8">
+  <w:abstractNum w:abstractNumId="12">
     <w:nsid w:val="514BAAB2"/>
     <w:multiLevelType w:val="multilevel"/>
     <w:tmpl w:val="514BAAB2"/>
@@ -9194,7 +13605,19 @@
       </w:rPr>
     </w:lvl>
   </w:abstractNum>
-  <w:abstractNum w:abstractNumId="9">
+  <w:abstractNum w:abstractNumId="13">
+    <w:nsid w:val="60844B0F"/>
+    <w:multiLevelType w:val="singleLevel"/>
+    <w:tmpl w:val="60844B0F"/>
+    <w:lvl w:ilvl="0" w:tentative="0">
+      <w:start w:val="1"/>
+      <w:numFmt w:val="decimal"/>
+      <w:suff w:val="space"/>
+      <w:lvlText w:val="%1."/>
+      <w:lvlJc w:val="left"/>
+    </w:lvl>
+  </w:abstractNum>
+  <w:abstractNum w:abstractNumId="14">
     <w:nsid w:val="6E2FFDA1"/>
     <w:multiLevelType w:val="singleLevel"/>
     <w:tmpl w:val="6E2FFDA1"/>
@@ -9206,7 +13629,7 @@
       <w:lvlJc w:val="left"/>
     </w:lvl>
   </w:abstractNum>
-  <w:abstractNum w:abstractNumId="10">
+  <w:abstractNum w:abstractNumId="15">
     <w:nsid w:val="75EEB6ED"/>
     <w:multiLevelType w:val="singleLevel"/>
     <w:tmpl w:val="75EEB6ED"/>
@@ -9219,37 +13642,52 @@
     </w:lvl>
   </w:abstractNum>
   <w:num w:numId="1">
-    <w:abstractNumId w:val="8"/>
+    <w:abstractNumId w:val="12"/>
   </w:num>
   <w:num w:numId="2">
-    <w:abstractNumId w:val="9"/>
+    <w:abstractNumId w:val="14"/>
   </w:num>
   <w:num w:numId="3">
-    <w:abstractNumId w:val="6"/>
+    <w:abstractNumId w:val="10"/>
   </w:num>
   <w:num w:numId="4">
-    <w:abstractNumId w:val="10"/>
+    <w:abstractNumId w:val="15"/>
   </w:num>
   <w:num w:numId="5">
     <w:abstractNumId w:val="0"/>
   </w:num>
   <w:num w:numId="6">
-    <w:abstractNumId w:val="4"/>
+    <w:abstractNumId w:val="5"/>
   </w:num>
   <w:num w:numId="7">
-    <w:abstractNumId w:val="7"/>
+    <w:abstractNumId w:val="11"/>
   </w:num>
   <w:num w:numId="8">
-    <w:abstractNumId w:val="5"/>
+    <w:abstractNumId w:val="9"/>
   </w:num>
   <w:num w:numId="9">
     <w:abstractNumId w:val="2"/>
   </w:num>
   <w:num w:numId="10">
-    <w:abstractNumId w:val="3"/>
+    <w:abstractNumId w:val="4"/>
   </w:num>
   <w:num w:numId="11">
     <w:abstractNumId w:val="1"/>
+  </w:num>
+  <w:num w:numId="12">
+    <w:abstractNumId w:val="7"/>
+  </w:num>
+  <w:num w:numId="13">
+    <w:abstractNumId w:val="8"/>
+  </w:num>
+  <w:num w:numId="14">
+    <w:abstractNumId w:val="3"/>
+  </w:num>
+  <w:num w:numId="15">
+    <w:abstractNumId w:val="13"/>
+  </w:num>
+  <w:num w:numId="16">
+    <w:abstractNumId w:val="6"/>
   </w:num>
 </w:numbering>
 </file>
@@ -9330,7 +13768,7 @@
     <w:lsdException w:qFormat="1" w:unhideWhenUsed="0" w:uiPriority="0" w:semiHidden="0" w:name="Title"/>
     <w:lsdException w:unhideWhenUsed="0" w:uiPriority="0" w:semiHidden="0" w:name="Closing"/>
     <w:lsdException w:unhideWhenUsed="0" w:uiPriority="0" w:semiHidden="0" w:name="Signature"/>
-    <w:lsdException w:unhideWhenUsed="0" w:uiPriority="0" w:name="Default Paragraph Font"/>
+    <w:lsdException w:qFormat="1" w:unhideWhenUsed="0" w:uiPriority="0" w:name="Default Paragraph Font"/>
     <w:lsdException w:unhideWhenUsed="0" w:uiPriority="0" w:semiHidden="0" w:name="Body Text"/>
     <w:lsdException w:unhideWhenUsed="0" w:uiPriority="0" w:semiHidden="0" w:name="Body Text Indent"/>
     <w:lsdException w:unhideWhenUsed="0" w:uiPriority="0" w:semiHidden="0" w:name="List Continue"/>
@@ -9626,6 +14064,7 @@
   <w:style w:type="character" w:default="1" w:styleId="7">
     <w:name w:val="Default Paragraph Font"/>
     <w:semiHidden/>
+    <w:qFormat/>
     <w:uiPriority w:val="0"/>
   </w:style>
   <w:style w:type="table" w:default="1" w:styleId="8">

--- a/srs.docx
+++ b/srs.docx
@@ -188,13 +188,13 @@
         <w:pStyle w:val="6"/>
         <w:bidi w:val="0"/>
         <w:rPr>
-          <w:rFonts w:hint="default"/>
+          <w:rFonts w:hint="default" w:ascii="Times New Roman" w:hAnsi="Times New Roman" w:cs="Times New Roman"/>
           <w:lang w:val="en-US"/>
         </w:rPr>
       </w:pPr>
       <w:r>
         <w:rPr>
-          <w:rFonts w:hint="default"/>
+          <w:rFonts w:hint="default" w:ascii="Times New Roman" w:hAnsi="Times New Roman" w:cs="Times New Roman"/>
           <w:lang w:val="en-US"/>
         </w:rPr>
         <w:t>2.2.1.1 Đặc tả usecase đăng nhập</w:t>
@@ -1008,13 +1008,13 @@
         <w:pStyle w:val="6"/>
         <w:bidi w:val="0"/>
         <w:rPr>
-          <w:rFonts w:hint="default"/>
+          <w:rFonts w:hint="default" w:ascii="Times New Roman" w:hAnsi="Times New Roman" w:cs="Times New Roman"/>
           <w:lang w:val="en-US"/>
         </w:rPr>
       </w:pPr>
       <w:r>
         <w:rPr>
-          <w:rFonts w:hint="default"/>
+          <w:rFonts w:hint="default" w:ascii="Times New Roman" w:hAnsi="Times New Roman" w:cs="Times New Roman"/>
           <w:lang w:val="en-US"/>
         </w:rPr>
         <w:t>2.2.1.2 Đặc tả usecase đăng xuất</w:t>
@@ -1770,13 +1770,13 @@
         <w:pStyle w:val="6"/>
         <w:bidi w:val="0"/>
         <w:rPr>
-          <w:rFonts w:hint="default"/>
+          <w:rFonts w:hint="default" w:ascii="Times New Roman" w:hAnsi="Times New Roman" w:cs="Times New Roman"/>
           <w:lang w:val="en-US"/>
         </w:rPr>
       </w:pPr>
       <w:r>
         <w:rPr>
-          <w:rFonts w:hint="default"/>
+          <w:rFonts w:hint="default" w:ascii="Times New Roman" w:hAnsi="Times New Roman" w:cs="Times New Roman"/>
           <w:lang w:val="en-US"/>
         </w:rPr>
         <w:t>2.2.1.3 Đặc tả usecase xem danh sách phòng</w:t>
@@ -2444,13 +2444,13 @@
         <w:pStyle w:val="6"/>
         <w:bidi w:val="0"/>
         <w:rPr>
-          <w:rFonts w:hint="default"/>
+          <w:rFonts w:hint="default" w:ascii="Times New Roman" w:hAnsi="Times New Roman" w:cs="Times New Roman"/>
           <w:lang w:val="en-US"/>
         </w:rPr>
       </w:pPr>
       <w:r>
         <w:rPr>
-          <w:rFonts w:hint="default"/>
+          <w:rFonts w:hint="default" w:ascii="Times New Roman" w:hAnsi="Times New Roman" w:cs="Times New Roman"/>
           <w:lang w:val="en-US"/>
         </w:rPr>
         <w:t>2.2.1.4 Đặc tả usecase tìm kiếm phòng</w:t>
@@ -3206,13 +3206,13 @@
         <w:pStyle w:val="6"/>
         <w:bidi w:val="0"/>
         <w:rPr>
-          <w:rFonts w:hint="default"/>
+          <w:rFonts w:hint="default" w:ascii="Times New Roman" w:hAnsi="Times New Roman" w:cs="Times New Roman"/>
           <w:lang w:val="en-US"/>
         </w:rPr>
       </w:pPr>
       <w:r>
         <w:rPr>
-          <w:rFonts w:hint="default"/>
+          <w:rFonts w:hint="default" w:ascii="Times New Roman" w:hAnsi="Times New Roman" w:cs="Times New Roman"/>
           <w:lang w:val="en-US"/>
         </w:rPr>
         <w:t>2.2.1.5 Đặc tả usecase thêm phòng</w:t>
@@ -3253,12 +3253,6 @@
             <w:insideH w:val="single" w:color="auto" w:sz="4" w:space="0"/>
             <w:insideV w:val="single" w:color="auto" w:sz="4" w:space="0"/>
           </w:tblBorders>
-          <w:tblCellMar>
-            <w:top w:w="0" w:type="dxa"/>
-            <w:left w:w="108" w:type="dxa"/>
-            <w:bottom w:w="0" w:type="dxa"/>
-            <w:right w:w="108" w:type="dxa"/>
-          </w:tblCellMar>
         </w:tblPrEx>
         <w:trPr>
           <w:jc w:val="center"/>
@@ -4123,13 +4117,13 @@
         <w:pStyle w:val="6"/>
         <w:bidi w:val="0"/>
         <w:rPr>
-          <w:rFonts w:hint="default"/>
+          <w:rFonts w:hint="default" w:ascii="Times New Roman" w:hAnsi="Times New Roman" w:cs="Times New Roman"/>
           <w:lang w:val="en-US"/>
         </w:rPr>
       </w:pPr>
       <w:r>
         <w:rPr>
-          <w:rFonts w:hint="default"/>
+          <w:rFonts w:hint="default" w:ascii="Times New Roman" w:hAnsi="Times New Roman" w:cs="Times New Roman"/>
           <w:lang w:val="en-US"/>
         </w:rPr>
         <w:t>2.2.1.6 Đặc tả usecase xem thông tin chi tiết một phòng</w:t>
@@ -4797,13 +4791,13 @@
         <w:pStyle w:val="6"/>
         <w:bidi w:val="0"/>
         <w:rPr>
-          <w:rFonts w:hint="default"/>
+          <w:rFonts w:hint="default" w:ascii="Times New Roman" w:hAnsi="Times New Roman" w:cs="Times New Roman"/>
           <w:lang w:val="en-US"/>
         </w:rPr>
       </w:pPr>
       <w:r>
         <w:rPr>
-          <w:rFonts w:hint="default"/>
+          <w:rFonts w:hint="default" w:ascii="Times New Roman" w:hAnsi="Times New Roman" w:cs="Times New Roman"/>
           <w:lang w:val="en-US"/>
         </w:rPr>
         <w:t>2.2.1.7 Đặc tả usecase cập nhật thông tin phòng</w:t>
@@ -5776,13 +5770,13 @@
         <w:pStyle w:val="6"/>
         <w:bidi w:val="0"/>
         <w:rPr>
-          <w:rFonts w:hint="default"/>
+          <w:rFonts w:hint="default" w:ascii="Times New Roman" w:hAnsi="Times New Roman" w:cs="Times New Roman"/>
           <w:lang w:val="en-US"/>
         </w:rPr>
       </w:pPr>
       <w:r>
         <w:rPr>
-          <w:rFonts w:hint="default"/>
+          <w:rFonts w:hint="default" w:ascii="Times New Roman" w:hAnsi="Times New Roman" w:cs="Times New Roman"/>
           <w:lang w:val="en-US"/>
         </w:rPr>
         <w:t>2.2.1.8 Đặc tả usecase mở phòng</w:t>
@@ -6728,13 +6722,13 @@
         <w:pStyle w:val="6"/>
         <w:bidi w:val="0"/>
         <w:rPr>
-          <w:rFonts w:hint="default"/>
+          <w:rFonts w:hint="default" w:ascii="Times New Roman" w:hAnsi="Times New Roman" w:cs="Times New Roman"/>
           <w:lang w:val="en-US"/>
         </w:rPr>
       </w:pPr>
       <w:r>
         <w:rPr>
-          <w:rFonts w:hint="default"/>
+          <w:rFonts w:hint="default" w:ascii="Times New Roman" w:hAnsi="Times New Roman" w:cs="Times New Roman"/>
           <w:lang w:val="en-US"/>
         </w:rPr>
         <w:t>2.2.1.9 Đặc tả usecase cập nhật hội viên của phòng</w:t>
@@ -7608,13 +7602,13 @@
         <w:pStyle w:val="6"/>
         <w:bidi w:val="0"/>
         <w:rPr>
-          <w:rFonts w:hint="default"/>
+          <w:rFonts w:hint="default" w:ascii="Times New Roman" w:hAnsi="Times New Roman" w:cs="Times New Roman"/>
           <w:lang w:val="en-US"/>
         </w:rPr>
       </w:pPr>
       <w:r>
         <w:rPr>
-          <w:rFonts w:hint="default"/>
+          <w:rFonts w:hint="default" w:ascii="Times New Roman" w:hAnsi="Times New Roman" w:cs="Times New Roman"/>
           <w:lang w:val="en-US"/>
         </w:rPr>
         <w:t>2.2.1.10 Đặc tả usecase cập nhật các dịch vụ của phòng</w:t>
@@ -7655,12 +7649,6 @@
             <w:insideH w:val="single" w:color="auto" w:sz="4" w:space="0"/>
             <w:insideV w:val="single" w:color="auto" w:sz="4" w:space="0"/>
           </w:tblBorders>
-          <w:tblCellMar>
-            <w:top w:w="0" w:type="dxa"/>
-            <w:left w:w="108" w:type="dxa"/>
-            <w:bottom w:w="0" w:type="dxa"/>
-            <w:right w:w="108" w:type="dxa"/>
-          </w:tblCellMar>
         </w:tblPrEx>
         <w:trPr>
           <w:jc w:val="center"/>
@@ -8653,13 +8641,13 @@
         <w:pStyle w:val="6"/>
         <w:bidi w:val="0"/>
         <w:rPr>
-          <w:rFonts w:hint="default"/>
+          <w:rFonts w:hint="default" w:ascii="Times New Roman" w:hAnsi="Times New Roman" w:cs="Times New Roman"/>
           <w:lang w:val="en-US"/>
         </w:rPr>
       </w:pPr>
       <w:r>
         <w:rPr>
-          <w:rFonts w:hint="default"/>
+          <w:rFonts w:hint="default" w:ascii="Times New Roman" w:hAnsi="Times New Roman" w:cs="Times New Roman"/>
           <w:lang w:val="en-US"/>
         </w:rPr>
         <w:t>2.2.1.11 Đặc tả usecase chuyển phòng</w:t>
@@ -8700,12 +8688,6 @@
             <w:insideH w:val="single" w:color="auto" w:sz="4" w:space="0"/>
             <w:insideV w:val="single" w:color="auto" w:sz="4" w:space="0"/>
           </w:tblBorders>
-          <w:tblCellMar>
-            <w:top w:w="0" w:type="dxa"/>
-            <w:left w:w="108" w:type="dxa"/>
-            <w:bottom w:w="0" w:type="dxa"/>
-            <w:right w:w="108" w:type="dxa"/>
-          </w:tblCellMar>
         </w:tblPrEx>
         <w:trPr>
           <w:jc w:val="center"/>
@@ -9461,13 +9443,13 @@
         <w:pStyle w:val="6"/>
         <w:bidi w:val="0"/>
         <w:rPr>
-          <w:rFonts w:hint="default"/>
+          <w:rFonts w:hint="default" w:ascii="Times New Roman" w:hAnsi="Times New Roman" w:cs="Times New Roman"/>
           <w:lang w:val="en-US"/>
         </w:rPr>
       </w:pPr>
       <w:r>
         <w:rPr>
-          <w:rFonts w:hint="default"/>
+          <w:rFonts w:hint="default" w:ascii="Times New Roman" w:hAnsi="Times New Roman" w:cs="Times New Roman"/>
           <w:lang w:val="en-US"/>
         </w:rPr>
         <w:t>2.2.1.12 Đặc tả usecase trả phòng</w:t>
@@ -10134,6 +10116,7 @@
             <w:pPr>
               <w:pStyle w:val="10"/>
               <w:numPr>
+                <w:ilvl w:val="0"/>
                 <w:numId w:val="0"/>
               </w:numPr>
               <w:spacing w:before="0" w:beforeAutospacing="0" w:after="0" w:afterAutospacing="0" w:line="336" w:lineRule="auto"/>
@@ -10159,6 +10142,7 @@
             <w:pPr>
               <w:pStyle w:val="10"/>
               <w:numPr>
+                <w:ilvl w:val="0"/>
                 <w:numId w:val="0"/>
               </w:numPr>
               <w:spacing w:before="0" w:beforeAutospacing="0" w:after="0" w:afterAutospacing="0" w:line="336" w:lineRule="auto"/>
@@ -10184,6 +10168,7 @@
             <w:pPr>
               <w:pStyle w:val="10"/>
               <w:numPr>
+                <w:ilvl w:val="0"/>
                 <w:numId w:val="0"/>
               </w:numPr>
               <w:spacing w:before="0" w:beforeAutospacing="0" w:after="0" w:afterAutospacing="0" w:line="336" w:lineRule="auto"/>
@@ -10210,6 +10195,7 @@
             <w:pPr>
               <w:pStyle w:val="10"/>
               <w:numPr>
+                <w:ilvl w:val="0"/>
                 <w:numId w:val="0"/>
               </w:numPr>
               <w:spacing w:before="0" w:beforeAutospacing="0" w:after="0" w:afterAutospacing="0" w:line="336" w:lineRule="auto"/>
@@ -10352,13 +10338,13 @@
         <w:pStyle w:val="6"/>
         <w:bidi w:val="0"/>
         <w:rPr>
-          <w:rFonts w:hint="default"/>
+          <w:rFonts w:hint="default" w:ascii="Times New Roman" w:hAnsi="Times New Roman" w:cs="Times New Roman"/>
           <w:lang w:val="en-US"/>
         </w:rPr>
       </w:pPr>
       <w:r>
         <w:rPr>
-          <w:rFonts w:hint="default"/>
+          <w:rFonts w:hint="default" w:ascii="Times New Roman" w:hAnsi="Times New Roman" w:cs="Times New Roman"/>
           <w:lang w:val="en-US"/>
         </w:rPr>
         <w:t>2.2.1.13 Đặc tả usecase xem danh sách lịch đặt</w:t>
@@ -11026,13 +11012,13 @@
         <w:pStyle w:val="6"/>
         <w:bidi w:val="0"/>
         <w:rPr>
-          <w:rFonts w:hint="default"/>
+          <w:rFonts w:hint="default" w:ascii="Times New Roman" w:hAnsi="Times New Roman" w:cs="Times New Roman"/>
           <w:lang w:val="en-US"/>
         </w:rPr>
       </w:pPr>
       <w:r>
         <w:rPr>
-          <w:rFonts w:hint="default"/>
+          <w:rFonts w:hint="default" w:ascii="Times New Roman" w:hAnsi="Times New Roman" w:cs="Times New Roman"/>
           <w:lang w:val="en-US"/>
         </w:rPr>
         <w:t>2.2.1.14 Đặc tả usecase hủy lịch đặt</w:t>
@@ -11800,6 +11786,7 @@
           <w:p>
             <w:pPr>
               <w:numPr>
+                <w:ilvl w:val="0"/>
                 <w:numId w:val="0"/>
               </w:numPr>
               <w:spacing w:line="336" w:lineRule="auto"/>
@@ -11843,13 +11830,13 @@
         <w:pStyle w:val="6"/>
         <w:bidi w:val="0"/>
         <w:rPr>
-          <w:rFonts w:hint="default"/>
+          <w:rFonts w:hint="default" w:ascii="Times New Roman" w:hAnsi="Times New Roman" w:cs="Times New Roman"/>
           <w:lang w:val="en-US"/>
         </w:rPr>
       </w:pPr>
       <w:r>
         <w:rPr>
-          <w:rFonts w:hint="default"/>
+          <w:rFonts w:hint="default" w:ascii="Times New Roman" w:hAnsi="Times New Roman" w:cs="Times New Roman"/>
           <w:lang w:val="en-US"/>
         </w:rPr>
         <w:t>2.2.1.15 Đặc tả usecase nhận phòng</w:t>
@@ -12587,8 +12574,6 @@
               </w:rPr>
               <w:t>Hệ thống thông báo nhận phòng thành công</w:t>
             </w:r>
-            <w:bookmarkStart w:id="0" w:name="_GoBack"/>
-            <w:bookmarkEnd w:id="0"/>
           </w:p>
         </w:tc>
       </w:tr>
@@ -12671,6 +12656,7 @@
           <w:p>
             <w:pPr>
               <w:numPr>
+                <w:ilvl w:val="0"/>
                 <w:numId w:val="0"/>
               </w:numPr>
               <w:spacing w:line="336" w:lineRule="auto"/>
@@ -12709,6 +12695,3511 @@
         </w:rPr>
       </w:pPr>
     </w:p>
+    <w:p>
+      <w:pPr>
+        <w:pStyle w:val="6"/>
+        <w:bidi w:val="0"/>
+        <w:rPr>
+          <w:rFonts w:hint="default" w:ascii="Times New Roman" w:hAnsi="Times New Roman" w:cs="Times New Roman"/>
+          <w:lang w:val="en-US"/>
+        </w:rPr>
+      </w:pPr>
+      <w:r>
+        <w:rPr>
+          <w:rFonts w:hint="default" w:ascii="Times New Roman" w:hAnsi="Times New Roman" w:cs="Times New Roman"/>
+          <w:lang w:val="en-US"/>
+        </w:rPr>
+        <w:t>2.2.1.16 Đặc tả usecase xem danh sách hóa đơn của phòng</w:t>
+      </w:r>
+    </w:p>
+    <w:tbl>
+      <w:tblPr>
+        <w:tblStyle w:val="8"/>
+        <w:tblW w:w="9355" w:type="dxa"/>
+        <w:jc w:val="center"/>
+        <w:tblBorders>
+          <w:top w:val="single" w:color="auto" w:sz="4" w:space="0"/>
+          <w:left w:val="single" w:color="auto" w:sz="4" w:space="0"/>
+          <w:bottom w:val="single" w:color="auto" w:sz="4" w:space="0"/>
+          <w:right w:val="single" w:color="auto" w:sz="4" w:space="0"/>
+          <w:insideH w:val="single" w:color="auto" w:sz="4" w:space="0"/>
+          <w:insideV w:val="single" w:color="auto" w:sz="4" w:space="0"/>
+        </w:tblBorders>
+        <w:tblLayout w:type="autofit"/>
+        <w:tblCellMar>
+          <w:top w:w="0" w:type="dxa"/>
+          <w:left w:w="108" w:type="dxa"/>
+          <w:bottom w:w="0" w:type="dxa"/>
+          <w:right w:w="108" w:type="dxa"/>
+        </w:tblCellMar>
+      </w:tblPr>
+      <w:tblGrid>
+        <w:gridCol w:w="2925"/>
+        <w:gridCol w:w="6430"/>
+      </w:tblGrid>
+      <w:tr>
+        <w:tblPrEx>
+          <w:tblBorders>
+            <w:top w:val="single" w:color="auto" w:sz="4" w:space="0"/>
+            <w:left w:val="single" w:color="auto" w:sz="4" w:space="0"/>
+            <w:bottom w:val="single" w:color="auto" w:sz="4" w:space="0"/>
+            <w:right w:val="single" w:color="auto" w:sz="4" w:space="0"/>
+            <w:insideH w:val="single" w:color="auto" w:sz="4" w:space="0"/>
+            <w:insideV w:val="single" w:color="auto" w:sz="4" w:space="0"/>
+          </w:tblBorders>
+        </w:tblPrEx>
+        <w:trPr>
+          <w:jc w:val="center"/>
+        </w:trPr>
+        <w:tc>
+          <w:tcPr>
+            <w:tcW w:w="2925" w:type="dxa"/>
+            <w:vAlign w:val="center"/>
+          </w:tcPr>
+          <w:p>
+            <w:pPr>
+              <w:spacing w:line="336" w:lineRule="auto"/>
+              <w:jc w:val="center"/>
+              <w:rPr>
+                <w:rFonts w:hint="default" w:ascii="Times New Roman" w:hAnsi="Times New Roman" w:cs="Times New Roman"/>
+                <w:b/>
+                <w:bCs/>
+                <w:sz w:val="28"/>
+                <w:szCs w:val="28"/>
+              </w:rPr>
+            </w:pPr>
+            <w:r>
+              <w:rPr>
+                <w:rStyle w:val="11"/>
+                <w:rFonts w:hint="default" w:ascii="Times New Roman" w:hAnsi="Times New Roman" w:cs="Times New Roman" w:eastAsiaTheme="majorEastAsia"/>
+                <w:sz w:val="28"/>
+                <w:szCs w:val="28"/>
+              </w:rPr>
+              <w:t>Thuộc tính</w:t>
+            </w:r>
+          </w:p>
+        </w:tc>
+        <w:tc>
+          <w:tcPr>
+            <w:tcW w:w="6430" w:type="dxa"/>
+            <w:vAlign w:val="center"/>
+          </w:tcPr>
+          <w:p>
+            <w:pPr>
+              <w:spacing w:line="336" w:lineRule="auto"/>
+              <w:jc w:val="center"/>
+              <w:rPr>
+                <w:rFonts w:hint="default" w:ascii="Times New Roman" w:hAnsi="Times New Roman" w:cs="Times New Roman"/>
+                <w:b/>
+                <w:bCs/>
+                <w:sz w:val="28"/>
+                <w:szCs w:val="28"/>
+              </w:rPr>
+            </w:pPr>
+            <w:r>
+              <w:rPr>
+                <w:rStyle w:val="11"/>
+                <w:rFonts w:hint="default" w:ascii="Times New Roman" w:hAnsi="Times New Roman" w:cs="Times New Roman" w:eastAsiaTheme="majorEastAsia"/>
+                <w:sz w:val="28"/>
+                <w:szCs w:val="28"/>
+              </w:rPr>
+              <w:t>Mô tả</w:t>
+            </w:r>
+          </w:p>
+        </w:tc>
+      </w:tr>
+      <w:tr>
+        <w:tblPrEx>
+          <w:tblBorders>
+            <w:top w:val="single" w:color="auto" w:sz="4" w:space="0"/>
+            <w:left w:val="single" w:color="auto" w:sz="4" w:space="0"/>
+            <w:bottom w:val="single" w:color="auto" w:sz="4" w:space="0"/>
+            <w:right w:val="single" w:color="auto" w:sz="4" w:space="0"/>
+            <w:insideH w:val="single" w:color="auto" w:sz="4" w:space="0"/>
+            <w:insideV w:val="single" w:color="auto" w:sz="4" w:space="0"/>
+          </w:tblBorders>
+          <w:tblCellMar>
+            <w:top w:w="0" w:type="dxa"/>
+            <w:left w:w="108" w:type="dxa"/>
+            <w:bottom w:w="0" w:type="dxa"/>
+            <w:right w:w="108" w:type="dxa"/>
+          </w:tblCellMar>
+        </w:tblPrEx>
+        <w:trPr>
+          <w:jc w:val="center"/>
+        </w:trPr>
+        <w:tc>
+          <w:tcPr>
+            <w:tcW w:w="2925" w:type="dxa"/>
+            <w:vAlign w:val="center"/>
+          </w:tcPr>
+          <w:p>
+            <w:pPr>
+              <w:spacing w:line="336" w:lineRule="auto"/>
+              <w:jc w:val="center"/>
+              <w:rPr>
+                <w:rFonts w:hint="default" w:ascii="Times New Roman" w:hAnsi="Times New Roman" w:cs="Times New Roman"/>
+                <w:sz w:val="28"/>
+                <w:szCs w:val="28"/>
+              </w:rPr>
+            </w:pPr>
+            <w:r>
+              <w:rPr>
+                <w:rStyle w:val="11"/>
+                <w:rFonts w:hint="default" w:ascii="Times New Roman" w:hAnsi="Times New Roman" w:cs="Times New Roman" w:eastAsiaTheme="majorEastAsia"/>
+                <w:sz w:val="28"/>
+                <w:szCs w:val="28"/>
+              </w:rPr>
+              <w:t>Tên Use Case</w:t>
+            </w:r>
+          </w:p>
+        </w:tc>
+        <w:tc>
+          <w:tcPr>
+            <w:tcW w:w="6430" w:type="dxa"/>
+            <w:vAlign w:val="center"/>
+          </w:tcPr>
+          <w:p>
+            <w:pPr>
+              <w:spacing w:line="336" w:lineRule="auto"/>
+              <w:jc w:val="both"/>
+              <w:rPr>
+                <w:rFonts w:hint="default" w:ascii="Times New Roman" w:hAnsi="Times New Roman" w:cs="Times New Roman"/>
+                <w:sz w:val="28"/>
+                <w:szCs w:val="28"/>
+                <w:lang w:val="en-US"/>
+              </w:rPr>
+            </w:pPr>
+            <w:r>
+              <w:rPr>
+                <w:rFonts w:hint="default" w:ascii="Times New Roman" w:hAnsi="Times New Roman" w:cs="Times New Roman"/>
+                <w:sz w:val="28"/>
+                <w:szCs w:val="28"/>
+                <w:lang w:val="en-US"/>
+              </w:rPr>
+              <w:t>Xem danh sách hóa đơn của phòng</w:t>
+            </w:r>
+          </w:p>
+        </w:tc>
+      </w:tr>
+      <w:tr>
+        <w:tblPrEx>
+          <w:tblBorders>
+            <w:top w:val="single" w:color="auto" w:sz="4" w:space="0"/>
+            <w:left w:val="single" w:color="auto" w:sz="4" w:space="0"/>
+            <w:bottom w:val="single" w:color="auto" w:sz="4" w:space="0"/>
+            <w:right w:val="single" w:color="auto" w:sz="4" w:space="0"/>
+            <w:insideH w:val="single" w:color="auto" w:sz="4" w:space="0"/>
+            <w:insideV w:val="single" w:color="auto" w:sz="4" w:space="0"/>
+          </w:tblBorders>
+          <w:tblCellMar>
+            <w:top w:w="0" w:type="dxa"/>
+            <w:left w:w="108" w:type="dxa"/>
+            <w:bottom w:w="0" w:type="dxa"/>
+            <w:right w:w="108" w:type="dxa"/>
+          </w:tblCellMar>
+        </w:tblPrEx>
+        <w:trPr>
+          <w:jc w:val="center"/>
+        </w:trPr>
+        <w:tc>
+          <w:tcPr>
+            <w:tcW w:w="2925" w:type="dxa"/>
+            <w:vAlign w:val="center"/>
+          </w:tcPr>
+          <w:p>
+            <w:pPr>
+              <w:spacing w:line="336" w:lineRule="auto"/>
+              <w:jc w:val="center"/>
+              <w:rPr>
+                <w:rFonts w:hint="default" w:ascii="Times New Roman" w:hAnsi="Times New Roman" w:cs="Times New Roman"/>
+                <w:sz w:val="28"/>
+                <w:szCs w:val="28"/>
+              </w:rPr>
+            </w:pPr>
+            <w:r>
+              <w:rPr>
+                <w:rStyle w:val="11"/>
+                <w:rFonts w:hint="default" w:ascii="Times New Roman" w:hAnsi="Times New Roman" w:cs="Times New Roman" w:eastAsiaTheme="majorEastAsia"/>
+                <w:sz w:val="28"/>
+                <w:szCs w:val="28"/>
+              </w:rPr>
+              <w:t>Mô tả</w:t>
+            </w:r>
+          </w:p>
+        </w:tc>
+        <w:tc>
+          <w:tcPr>
+            <w:tcW w:w="6430" w:type="dxa"/>
+            <w:vAlign w:val="center"/>
+          </w:tcPr>
+          <w:p>
+            <w:pPr>
+              <w:pStyle w:val="10"/>
+              <w:spacing w:before="0" w:beforeAutospacing="0" w:after="0" w:afterAutospacing="0" w:line="336" w:lineRule="auto"/>
+              <w:jc w:val="both"/>
+              <w:rPr>
+                <w:rFonts w:hint="default" w:ascii="Times New Roman" w:hAnsi="Times New Roman" w:cs="Times New Roman"/>
+                <w:sz w:val="28"/>
+                <w:szCs w:val="28"/>
+                <w:lang w:val="en-US"/>
+              </w:rPr>
+            </w:pPr>
+            <w:r>
+              <w:rPr>
+                <w:rFonts w:hint="default" w:ascii="Times New Roman" w:hAnsi="Times New Roman" w:cs="Times New Roman"/>
+                <w:sz w:val="28"/>
+                <w:szCs w:val="28"/>
+                <w:lang w:val="en-US"/>
+              </w:rPr>
+              <w:t>Hiển thị danh sách tất cả các hóa đơn (bao gôm cả hóa đơn tạm) của phòng để Admin theo dõi lịch sử sử dụng</w:t>
+            </w:r>
+          </w:p>
+        </w:tc>
+      </w:tr>
+      <w:tr>
+        <w:tblPrEx>
+          <w:tblBorders>
+            <w:top w:val="single" w:color="auto" w:sz="4" w:space="0"/>
+            <w:left w:val="single" w:color="auto" w:sz="4" w:space="0"/>
+            <w:bottom w:val="single" w:color="auto" w:sz="4" w:space="0"/>
+            <w:right w:val="single" w:color="auto" w:sz="4" w:space="0"/>
+            <w:insideH w:val="single" w:color="auto" w:sz="4" w:space="0"/>
+            <w:insideV w:val="single" w:color="auto" w:sz="4" w:space="0"/>
+          </w:tblBorders>
+          <w:tblCellMar>
+            <w:top w:w="0" w:type="dxa"/>
+            <w:left w:w="108" w:type="dxa"/>
+            <w:bottom w:w="0" w:type="dxa"/>
+            <w:right w:w="108" w:type="dxa"/>
+          </w:tblCellMar>
+        </w:tblPrEx>
+        <w:trPr>
+          <w:jc w:val="center"/>
+        </w:trPr>
+        <w:tc>
+          <w:tcPr>
+            <w:tcW w:w="2925" w:type="dxa"/>
+            <w:vAlign w:val="center"/>
+          </w:tcPr>
+          <w:p>
+            <w:pPr>
+              <w:spacing w:line="336" w:lineRule="auto"/>
+              <w:jc w:val="center"/>
+              <w:rPr>
+                <w:rFonts w:hint="default" w:ascii="Times New Roman" w:hAnsi="Times New Roman" w:cs="Times New Roman"/>
+                <w:sz w:val="28"/>
+                <w:szCs w:val="28"/>
+              </w:rPr>
+            </w:pPr>
+            <w:r>
+              <w:rPr>
+                <w:rStyle w:val="11"/>
+                <w:rFonts w:hint="default" w:ascii="Times New Roman" w:hAnsi="Times New Roman" w:cs="Times New Roman" w:eastAsiaTheme="majorEastAsia"/>
+                <w:sz w:val="28"/>
+                <w:szCs w:val="28"/>
+              </w:rPr>
+              <w:t>Tác nhân chính</w:t>
+            </w:r>
+          </w:p>
+        </w:tc>
+        <w:tc>
+          <w:tcPr>
+            <w:tcW w:w="6430" w:type="dxa"/>
+            <w:vAlign w:val="center"/>
+          </w:tcPr>
+          <w:p>
+            <w:pPr>
+              <w:spacing w:line="336" w:lineRule="auto"/>
+              <w:jc w:val="both"/>
+              <w:rPr>
+                <w:rFonts w:hint="default" w:ascii="Times New Roman" w:hAnsi="Times New Roman" w:cs="Times New Roman"/>
+                <w:sz w:val="28"/>
+                <w:szCs w:val="28"/>
+                <w:lang w:val="en-US"/>
+              </w:rPr>
+            </w:pPr>
+            <w:r>
+              <w:rPr>
+                <w:rFonts w:hint="default" w:ascii="Times New Roman" w:hAnsi="Times New Roman" w:cs="Times New Roman"/>
+                <w:sz w:val="28"/>
+                <w:szCs w:val="28"/>
+                <w:lang w:val="en-US"/>
+              </w:rPr>
+              <w:t>Admin</w:t>
+            </w:r>
+          </w:p>
+        </w:tc>
+      </w:tr>
+      <w:tr>
+        <w:tblPrEx>
+          <w:tblBorders>
+            <w:top w:val="single" w:color="auto" w:sz="4" w:space="0"/>
+            <w:left w:val="single" w:color="auto" w:sz="4" w:space="0"/>
+            <w:bottom w:val="single" w:color="auto" w:sz="4" w:space="0"/>
+            <w:right w:val="single" w:color="auto" w:sz="4" w:space="0"/>
+            <w:insideH w:val="single" w:color="auto" w:sz="4" w:space="0"/>
+            <w:insideV w:val="single" w:color="auto" w:sz="4" w:space="0"/>
+          </w:tblBorders>
+          <w:tblCellMar>
+            <w:top w:w="0" w:type="dxa"/>
+            <w:left w:w="108" w:type="dxa"/>
+            <w:bottom w:w="0" w:type="dxa"/>
+            <w:right w:w="108" w:type="dxa"/>
+          </w:tblCellMar>
+        </w:tblPrEx>
+        <w:trPr>
+          <w:jc w:val="center"/>
+        </w:trPr>
+        <w:tc>
+          <w:tcPr>
+            <w:tcW w:w="2925" w:type="dxa"/>
+            <w:vAlign w:val="center"/>
+          </w:tcPr>
+          <w:p>
+            <w:pPr>
+              <w:spacing w:line="336" w:lineRule="auto"/>
+              <w:jc w:val="center"/>
+              <w:rPr>
+                <w:rFonts w:hint="default" w:ascii="Times New Roman" w:hAnsi="Times New Roman" w:cs="Times New Roman"/>
+                <w:sz w:val="28"/>
+                <w:szCs w:val="28"/>
+              </w:rPr>
+            </w:pPr>
+            <w:r>
+              <w:rPr>
+                <w:rStyle w:val="11"/>
+                <w:rFonts w:hint="default" w:ascii="Times New Roman" w:hAnsi="Times New Roman" w:cs="Times New Roman" w:eastAsiaTheme="majorEastAsia"/>
+                <w:sz w:val="28"/>
+                <w:szCs w:val="28"/>
+              </w:rPr>
+              <w:t>Tiền điều kiện</w:t>
+            </w:r>
+          </w:p>
+        </w:tc>
+        <w:tc>
+          <w:tcPr>
+            <w:tcW w:w="6430" w:type="dxa"/>
+            <w:vAlign w:val="center"/>
+          </w:tcPr>
+          <w:p>
+            <w:pPr>
+              <w:spacing w:line="336" w:lineRule="auto"/>
+              <w:jc w:val="both"/>
+              <w:rPr>
+                <w:rFonts w:hint="default" w:ascii="Times New Roman" w:hAnsi="Times New Roman" w:cs="Times New Roman"/>
+                <w:sz w:val="28"/>
+                <w:szCs w:val="28"/>
+                <w:lang w:val="en-US"/>
+              </w:rPr>
+            </w:pPr>
+            <w:r>
+              <w:rPr>
+                <w:rFonts w:hint="default" w:ascii="Times New Roman" w:hAnsi="Times New Roman" w:cs="Times New Roman"/>
+                <w:sz w:val="28"/>
+                <w:szCs w:val="28"/>
+                <w:lang w:val="en-US"/>
+              </w:rPr>
+              <w:t>Admin đã đăng nhập vào hệ thống và đang xem thông tin chi tiết của một phòng</w:t>
+            </w:r>
+          </w:p>
+        </w:tc>
+      </w:tr>
+      <w:tr>
+        <w:tblPrEx>
+          <w:tblBorders>
+            <w:top w:val="single" w:color="auto" w:sz="4" w:space="0"/>
+            <w:left w:val="single" w:color="auto" w:sz="4" w:space="0"/>
+            <w:bottom w:val="single" w:color="auto" w:sz="4" w:space="0"/>
+            <w:right w:val="single" w:color="auto" w:sz="4" w:space="0"/>
+            <w:insideH w:val="single" w:color="auto" w:sz="4" w:space="0"/>
+            <w:insideV w:val="single" w:color="auto" w:sz="4" w:space="0"/>
+          </w:tblBorders>
+          <w:tblCellMar>
+            <w:top w:w="0" w:type="dxa"/>
+            <w:left w:w="108" w:type="dxa"/>
+            <w:bottom w:w="0" w:type="dxa"/>
+            <w:right w:w="108" w:type="dxa"/>
+          </w:tblCellMar>
+        </w:tblPrEx>
+        <w:trPr>
+          <w:jc w:val="center"/>
+        </w:trPr>
+        <w:tc>
+          <w:tcPr>
+            <w:tcW w:w="2925" w:type="dxa"/>
+            <w:vAlign w:val="center"/>
+          </w:tcPr>
+          <w:p>
+            <w:pPr>
+              <w:spacing w:line="336" w:lineRule="auto"/>
+              <w:jc w:val="center"/>
+              <w:rPr>
+                <w:rFonts w:hint="default" w:ascii="Times New Roman" w:hAnsi="Times New Roman" w:cs="Times New Roman"/>
+                <w:sz w:val="28"/>
+                <w:szCs w:val="28"/>
+              </w:rPr>
+            </w:pPr>
+            <w:r>
+              <w:rPr>
+                <w:rStyle w:val="11"/>
+                <w:rFonts w:hint="default" w:ascii="Times New Roman" w:hAnsi="Times New Roman" w:cs="Times New Roman" w:eastAsiaTheme="majorEastAsia"/>
+                <w:sz w:val="28"/>
+                <w:szCs w:val="28"/>
+              </w:rPr>
+              <w:t>Hậu điều kiện</w:t>
+            </w:r>
+          </w:p>
+        </w:tc>
+        <w:tc>
+          <w:tcPr>
+            <w:tcW w:w="6430" w:type="dxa"/>
+            <w:vAlign w:val="center"/>
+          </w:tcPr>
+          <w:p>
+            <w:pPr>
+              <w:pStyle w:val="10"/>
+              <w:spacing w:before="0" w:beforeAutospacing="0" w:after="0" w:afterAutospacing="0" w:line="336" w:lineRule="auto"/>
+              <w:jc w:val="both"/>
+              <w:rPr>
+                <w:rFonts w:hint="default" w:ascii="Times New Roman" w:hAnsi="Times New Roman" w:cs="Times New Roman"/>
+                <w:sz w:val="28"/>
+                <w:szCs w:val="28"/>
+                <w:lang w:val="en-US"/>
+              </w:rPr>
+            </w:pPr>
+            <w:r>
+              <w:rPr>
+                <w:rFonts w:hint="default" w:ascii="Times New Roman" w:hAnsi="Times New Roman" w:cs="Times New Roman"/>
+                <w:sz w:val="28"/>
+                <w:szCs w:val="28"/>
+                <w:lang w:val="en-US"/>
+              </w:rPr>
+              <w:t>Danh sách tất cả hóa đơn của phòng hiện tại được hiển thị trên màn hình</w:t>
+            </w:r>
+          </w:p>
+        </w:tc>
+      </w:tr>
+      <w:tr>
+        <w:tblPrEx>
+          <w:tblBorders>
+            <w:top w:val="single" w:color="auto" w:sz="4" w:space="0"/>
+            <w:left w:val="single" w:color="auto" w:sz="4" w:space="0"/>
+            <w:bottom w:val="single" w:color="auto" w:sz="4" w:space="0"/>
+            <w:right w:val="single" w:color="auto" w:sz="4" w:space="0"/>
+            <w:insideH w:val="single" w:color="auto" w:sz="4" w:space="0"/>
+            <w:insideV w:val="single" w:color="auto" w:sz="4" w:space="0"/>
+          </w:tblBorders>
+          <w:tblCellMar>
+            <w:top w:w="0" w:type="dxa"/>
+            <w:left w:w="108" w:type="dxa"/>
+            <w:bottom w:w="0" w:type="dxa"/>
+            <w:right w:w="108" w:type="dxa"/>
+          </w:tblCellMar>
+        </w:tblPrEx>
+        <w:trPr>
+          <w:jc w:val="center"/>
+        </w:trPr>
+        <w:tc>
+          <w:tcPr>
+            <w:tcW w:w="2925" w:type="dxa"/>
+            <w:vAlign w:val="center"/>
+          </w:tcPr>
+          <w:p>
+            <w:pPr>
+              <w:spacing w:line="336" w:lineRule="auto"/>
+              <w:jc w:val="center"/>
+              <w:rPr>
+                <w:rFonts w:hint="default" w:ascii="Times New Roman" w:hAnsi="Times New Roman" w:cs="Times New Roman"/>
+                <w:sz w:val="28"/>
+                <w:szCs w:val="28"/>
+              </w:rPr>
+            </w:pPr>
+            <w:r>
+              <w:rPr>
+                <w:rStyle w:val="11"/>
+                <w:rFonts w:hint="default" w:ascii="Times New Roman" w:hAnsi="Times New Roman" w:cs="Times New Roman" w:eastAsiaTheme="majorEastAsia"/>
+                <w:sz w:val="28"/>
+                <w:szCs w:val="28"/>
+              </w:rPr>
+              <w:t>Luồng chính</w:t>
+            </w:r>
+          </w:p>
+        </w:tc>
+        <w:tc>
+          <w:tcPr>
+            <w:tcW w:w="6430" w:type="dxa"/>
+            <w:vAlign w:val="center"/>
+          </w:tcPr>
+          <w:p>
+            <w:pPr>
+              <w:pStyle w:val="10"/>
+              <w:numPr>
+                <w:ilvl w:val="0"/>
+                <w:numId w:val="17"/>
+              </w:numPr>
+              <w:spacing w:before="0" w:beforeAutospacing="0" w:after="0" w:afterAutospacing="0" w:line="336" w:lineRule="auto"/>
+              <w:jc w:val="both"/>
+              <w:rPr>
+                <w:rFonts w:hint="default" w:ascii="Times New Roman" w:hAnsi="Times New Roman" w:cs="Times New Roman"/>
+                <w:sz w:val="28"/>
+                <w:szCs w:val="28"/>
+                <w:lang w:val="en-US"/>
+              </w:rPr>
+            </w:pPr>
+            <w:r>
+              <w:rPr>
+                <w:rFonts w:hint="default" w:ascii="Times New Roman" w:hAnsi="Times New Roman" w:cs="Times New Roman"/>
+                <w:sz w:val="28"/>
+                <w:szCs w:val="28"/>
+                <w:lang w:val="en-US"/>
+              </w:rPr>
+              <w:t>Admin nhấn nút [Xem danh sách hóa đơn]</w:t>
+            </w:r>
+          </w:p>
+          <w:p>
+            <w:pPr>
+              <w:pStyle w:val="10"/>
+              <w:numPr>
+                <w:ilvl w:val="0"/>
+                <w:numId w:val="17"/>
+              </w:numPr>
+              <w:spacing w:before="0" w:beforeAutospacing="0" w:after="0" w:afterAutospacing="0" w:line="336" w:lineRule="auto"/>
+              <w:jc w:val="both"/>
+              <w:rPr>
+                <w:rFonts w:hint="default" w:ascii="Times New Roman" w:hAnsi="Times New Roman" w:cs="Times New Roman"/>
+                <w:sz w:val="28"/>
+                <w:szCs w:val="28"/>
+                <w:lang w:val="en-US"/>
+              </w:rPr>
+            </w:pPr>
+            <w:r>
+              <w:rPr>
+                <w:rFonts w:hint="default" w:ascii="Times New Roman" w:hAnsi="Times New Roman" w:cs="Times New Roman"/>
+                <w:sz w:val="28"/>
+                <w:szCs w:val="28"/>
+                <w:lang w:val="en-US"/>
+              </w:rPr>
+              <w:t>Hê thống hiển thị danh sách tất cả hóa đơn của phòng</w:t>
+            </w:r>
+          </w:p>
+        </w:tc>
+      </w:tr>
+      <w:tr>
+        <w:tblPrEx>
+          <w:tblBorders>
+            <w:top w:val="single" w:color="auto" w:sz="4" w:space="0"/>
+            <w:left w:val="single" w:color="auto" w:sz="4" w:space="0"/>
+            <w:bottom w:val="single" w:color="auto" w:sz="4" w:space="0"/>
+            <w:right w:val="single" w:color="auto" w:sz="4" w:space="0"/>
+            <w:insideH w:val="single" w:color="auto" w:sz="4" w:space="0"/>
+            <w:insideV w:val="single" w:color="auto" w:sz="4" w:space="0"/>
+          </w:tblBorders>
+          <w:tblCellMar>
+            <w:top w:w="0" w:type="dxa"/>
+            <w:left w:w="108" w:type="dxa"/>
+            <w:bottom w:w="0" w:type="dxa"/>
+            <w:right w:w="108" w:type="dxa"/>
+          </w:tblCellMar>
+        </w:tblPrEx>
+        <w:trPr>
+          <w:jc w:val="center"/>
+        </w:trPr>
+        <w:tc>
+          <w:tcPr>
+            <w:tcW w:w="2925" w:type="dxa"/>
+            <w:vAlign w:val="center"/>
+          </w:tcPr>
+          <w:p>
+            <w:pPr>
+              <w:spacing w:line="336" w:lineRule="auto"/>
+              <w:jc w:val="center"/>
+              <w:rPr>
+                <w:rFonts w:hint="default" w:ascii="Times New Roman" w:hAnsi="Times New Roman" w:cs="Times New Roman"/>
+                <w:sz w:val="28"/>
+                <w:szCs w:val="28"/>
+              </w:rPr>
+            </w:pPr>
+            <w:r>
+              <w:rPr>
+                <w:rStyle w:val="11"/>
+                <w:rFonts w:hint="default" w:ascii="Times New Roman" w:hAnsi="Times New Roman" w:cs="Times New Roman" w:eastAsiaTheme="majorEastAsia"/>
+                <w:sz w:val="28"/>
+                <w:szCs w:val="28"/>
+              </w:rPr>
+              <w:t>Luồng thay thế</w:t>
+            </w:r>
+          </w:p>
+        </w:tc>
+        <w:tc>
+          <w:tcPr>
+            <w:tcW w:w="6430" w:type="dxa"/>
+            <w:vAlign w:val="center"/>
+          </w:tcPr>
+          <w:p>
+            <w:pPr>
+              <w:spacing w:line="336" w:lineRule="auto"/>
+              <w:jc w:val="both"/>
+              <w:rPr>
+                <w:rFonts w:hint="default" w:ascii="Times New Roman" w:hAnsi="Times New Roman" w:cs="Times New Roman"/>
+                <w:sz w:val="28"/>
+                <w:szCs w:val="28"/>
+              </w:rPr>
+            </w:pPr>
+          </w:p>
+        </w:tc>
+      </w:tr>
+    </w:tbl>
+    <w:p>
+      <w:pPr>
+        <w:numPr>
+          <w:ilvl w:val="0"/>
+          <w:numId w:val="0"/>
+        </w:numPr>
+        <w:ind w:leftChars="0"/>
+        <w:rPr>
+          <w:rFonts w:hint="default" w:ascii="Times New Roman" w:hAnsi="Times New Roman" w:cs="Times New Roman"/>
+          <w:lang w:val="en-US"/>
+        </w:rPr>
+      </w:pPr>
+    </w:p>
+    <w:p>
+      <w:pPr>
+        <w:pStyle w:val="6"/>
+        <w:bidi w:val="0"/>
+        <w:rPr>
+          <w:rFonts w:hint="default" w:ascii="Times New Roman" w:hAnsi="Times New Roman" w:cs="Times New Roman"/>
+          <w:lang w:val="en-US"/>
+        </w:rPr>
+      </w:pPr>
+      <w:r>
+        <w:rPr>
+          <w:rFonts w:hint="default" w:ascii="Times New Roman" w:hAnsi="Times New Roman" w:cs="Times New Roman"/>
+          <w:lang w:val="en-US"/>
+        </w:rPr>
+        <w:t>2.2.1.17 Đặc tả usecase xem danh sách hóa đơn</w:t>
+      </w:r>
+    </w:p>
+    <w:tbl>
+      <w:tblPr>
+        <w:tblStyle w:val="8"/>
+        <w:tblW w:w="9355" w:type="dxa"/>
+        <w:jc w:val="center"/>
+        <w:tblBorders>
+          <w:top w:val="single" w:color="auto" w:sz="4" w:space="0"/>
+          <w:left w:val="single" w:color="auto" w:sz="4" w:space="0"/>
+          <w:bottom w:val="single" w:color="auto" w:sz="4" w:space="0"/>
+          <w:right w:val="single" w:color="auto" w:sz="4" w:space="0"/>
+          <w:insideH w:val="single" w:color="auto" w:sz="4" w:space="0"/>
+          <w:insideV w:val="single" w:color="auto" w:sz="4" w:space="0"/>
+        </w:tblBorders>
+        <w:tblLayout w:type="autofit"/>
+        <w:tblCellMar>
+          <w:top w:w="0" w:type="dxa"/>
+          <w:left w:w="108" w:type="dxa"/>
+          <w:bottom w:w="0" w:type="dxa"/>
+          <w:right w:w="108" w:type="dxa"/>
+        </w:tblCellMar>
+      </w:tblPr>
+      <w:tblGrid>
+        <w:gridCol w:w="2925"/>
+        <w:gridCol w:w="6430"/>
+      </w:tblGrid>
+      <w:tr>
+        <w:tblPrEx>
+          <w:tblBorders>
+            <w:top w:val="single" w:color="auto" w:sz="4" w:space="0"/>
+            <w:left w:val="single" w:color="auto" w:sz="4" w:space="0"/>
+            <w:bottom w:val="single" w:color="auto" w:sz="4" w:space="0"/>
+            <w:right w:val="single" w:color="auto" w:sz="4" w:space="0"/>
+            <w:insideH w:val="single" w:color="auto" w:sz="4" w:space="0"/>
+            <w:insideV w:val="single" w:color="auto" w:sz="4" w:space="0"/>
+          </w:tblBorders>
+        </w:tblPrEx>
+        <w:trPr>
+          <w:jc w:val="center"/>
+        </w:trPr>
+        <w:tc>
+          <w:tcPr>
+            <w:tcW w:w="2925" w:type="dxa"/>
+            <w:vAlign w:val="center"/>
+          </w:tcPr>
+          <w:p>
+            <w:pPr>
+              <w:spacing w:line="336" w:lineRule="auto"/>
+              <w:jc w:val="center"/>
+              <w:rPr>
+                <w:rFonts w:hint="default" w:ascii="Times New Roman" w:hAnsi="Times New Roman" w:cs="Times New Roman"/>
+                <w:b/>
+                <w:bCs/>
+                <w:sz w:val="28"/>
+                <w:szCs w:val="28"/>
+              </w:rPr>
+            </w:pPr>
+            <w:r>
+              <w:rPr>
+                <w:rStyle w:val="11"/>
+                <w:rFonts w:hint="default" w:ascii="Times New Roman" w:hAnsi="Times New Roman" w:cs="Times New Roman" w:eastAsiaTheme="majorEastAsia"/>
+                <w:sz w:val="28"/>
+                <w:szCs w:val="28"/>
+              </w:rPr>
+              <w:t>Thuộc tính</w:t>
+            </w:r>
+          </w:p>
+        </w:tc>
+        <w:tc>
+          <w:tcPr>
+            <w:tcW w:w="6430" w:type="dxa"/>
+            <w:vAlign w:val="center"/>
+          </w:tcPr>
+          <w:p>
+            <w:pPr>
+              <w:spacing w:line="336" w:lineRule="auto"/>
+              <w:jc w:val="center"/>
+              <w:rPr>
+                <w:rFonts w:hint="default" w:ascii="Times New Roman" w:hAnsi="Times New Roman" w:cs="Times New Roman"/>
+                <w:b/>
+                <w:bCs/>
+                <w:sz w:val="28"/>
+                <w:szCs w:val="28"/>
+              </w:rPr>
+            </w:pPr>
+            <w:r>
+              <w:rPr>
+                <w:rStyle w:val="11"/>
+                <w:rFonts w:hint="default" w:ascii="Times New Roman" w:hAnsi="Times New Roman" w:cs="Times New Roman" w:eastAsiaTheme="majorEastAsia"/>
+                <w:sz w:val="28"/>
+                <w:szCs w:val="28"/>
+              </w:rPr>
+              <w:t>Mô tả</w:t>
+            </w:r>
+          </w:p>
+        </w:tc>
+      </w:tr>
+      <w:tr>
+        <w:tblPrEx>
+          <w:tblBorders>
+            <w:top w:val="single" w:color="auto" w:sz="4" w:space="0"/>
+            <w:left w:val="single" w:color="auto" w:sz="4" w:space="0"/>
+            <w:bottom w:val="single" w:color="auto" w:sz="4" w:space="0"/>
+            <w:right w:val="single" w:color="auto" w:sz="4" w:space="0"/>
+            <w:insideH w:val="single" w:color="auto" w:sz="4" w:space="0"/>
+            <w:insideV w:val="single" w:color="auto" w:sz="4" w:space="0"/>
+          </w:tblBorders>
+          <w:tblCellMar>
+            <w:top w:w="0" w:type="dxa"/>
+            <w:left w:w="108" w:type="dxa"/>
+            <w:bottom w:w="0" w:type="dxa"/>
+            <w:right w:w="108" w:type="dxa"/>
+          </w:tblCellMar>
+        </w:tblPrEx>
+        <w:trPr>
+          <w:jc w:val="center"/>
+        </w:trPr>
+        <w:tc>
+          <w:tcPr>
+            <w:tcW w:w="2925" w:type="dxa"/>
+            <w:vAlign w:val="center"/>
+          </w:tcPr>
+          <w:p>
+            <w:pPr>
+              <w:spacing w:line="336" w:lineRule="auto"/>
+              <w:jc w:val="center"/>
+              <w:rPr>
+                <w:rFonts w:hint="default" w:ascii="Times New Roman" w:hAnsi="Times New Roman" w:cs="Times New Roman"/>
+                <w:sz w:val="28"/>
+                <w:szCs w:val="28"/>
+              </w:rPr>
+            </w:pPr>
+            <w:r>
+              <w:rPr>
+                <w:rStyle w:val="11"/>
+                <w:rFonts w:hint="default" w:ascii="Times New Roman" w:hAnsi="Times New Roman" w:cs="Times New Roman" w:eastAsiaTheme="majorEastAsia"/>
+                <w:sz w:val="28"/>
+                <w:szCs w:val="28"/>
+              </w:rPr>
+              <w:t>Tên Use Case</w:t>
+            </w:r>
+          </w:p>
+        </w:tc>
+        <w:tc>
+          <w:tcPr>
+            <w:tcW w:w="6430" w:type="dxa"/>
+            <w:vAlign w:val="center"/>
+          </w:tcPr>
+          <w:p>
+            <w:pPr>
+              <w:spacing w:line="336" w:lineRule="auto"/>
+              <w:jc w:val="both"/>
+              <w:rPr>
+                <w:rFonts w:hint="default" w:ascii="Times New Roman" w:hAnsi="Times New Roman" w:cs="Times New Roman"/>
+                <w:sz w:val="28"/>
+                <w:szCs w:val="28"/>
+                <w:lang w:val="en-US"/>
+              </w:rPr>
+            </w:pPr>
+            <w:r>
+              <w:rPr>
+                <w:rFonts w:hint="default" w:ascii="Times New Roman" w:hAnsi="Times New Roman" w:cs="Times New Roman"/>
+                <w:sz w:val="28"/>
+                <w:szCs w:val="28"/>
+                <w:lang w:val="en-US"/>
+              </w:rPr>
+              <w:t>Xem danh sách hóa đơn</w:t>
+            </w:r>
+          </w:p>
+        </w:tc>
+      </w:tr>
+      <w:tr>
+        <w:tblPrEx>
+          <w:tblBorders>
+            <w:top w:val="single" w:color="auto" w:sz="4" w:space="0"/>
+            <w:left w:val="single" w:color="auto" w:sz="4" w:space="0"/>
+            <w:bottom w:val="single" w:color="auto" w:sz="4" w:space="0"/>
+            <w:right w:val="single" w:color="auto" w:sz="4" w:space="0"/>
+            <w:insideH w:val="single" w:color="auto" w:sz="4" w:space="0"/>
+            <w:insideV w:val="single" w:color="auto" w:sz="4" w:space="0"/>
+          </w:tblBorders>
+          <w:tblCellMar>
+            <w:top w:w="0" w:type="dxa"/>
+            <w:left w:w="108" w:type="dxa"/>
+            <w:bottom w:w="0" w:type="dxa"/>
+            <w:right w:w="108" w:type="dxa"/>
+          </w:tblCellMar>
+        </w:tblPrEx>
+        <w:trPr>
+          <w:jc w:val="center"/>
+        </w:trPr>
+        <w:tc>
+          <w:tcPr>
+            <w:tcW w:w="2925" w:type="dxa"/>
+            <w:vAlign w:val="center"/>
+          </w:tcPr>
+          <w:p>
+            <w:pPr>
+              <w:spacing w:line="336" w:lineRule="auto"/>
+              <w:jc w:val="center"/>
+              <w:rPr>
+                <w:rFonts w:hint="default" w:ascii="Times New Roman" w:hAnsi="Times New Roman" w:cs="Times New Roman"/>
+                <w:sz w:val="28"/>
+                <w:szCs w:val="28"/>
+              </w:rPr>
+            </w:pPr>
+            <w:r>
+              <w:rPr>
+                <w:rStyle w:val="11"/>
+                <w:rFonts w:hint="default" w:ascii="Times New Roman" w:hAnsi="Times New Roman" w:cs="Times New Roman" w:eastAsiaTheme="majorEastAsia"/>
+                <w:sz w:val="28"/>
+                <w:szCs w:val="28"/>
+              </w:rPr>
+              <w:t>Mô tả</w:t>
+            </w:r>
+          </w:p>
+        </w:tc>
+        <w:tc>
+          <w:tcPr>
+            <w:tcW w:w="6430" w:type="dxa"/>
+            <w:vAlign w:val="center"/>
+          </w:tcPr>
+          <w:p>
+            <w:pPr>
+              <w:pStyle w:val="10"/>
+              <w:spacing w:before="0" w:beforeAutospacing="0" w:after="0" w:afterAutospacing="0" w:line="336" w:lineRule="auto"/>
+              <w:jc w:val="both"/>
+              <w:rPr>
+                <w:rFonts w:hint="default" w:ascii="Times New Roman" w:hAnsi="Times New Roman" w:cs="Times New Roman"/>
+                <w:sz w:val="28"/>
+                <w:szCs w:val="28"/>
+                <w:lang w:val="en-US"/>
+              </w:rPr>
+            </w:pPr>
+            <w:r>
+              <w:rPr>
+                <w:rFonts w:hint="default" w:ascii="Times New Roman" w:hAnsi="Times New Roman" w:cs="Times New Roman"/>
+                <w:sz w:val="28"/>
+                <w:szCs w:val="28"/>
+                <w:lang w:val="en-US"/>
+              </w:rPr>
+              <w:t>Hiển thị danh sách tất cả hóa đơn để Admin theo dõi lịch sử sử dụng</w:t>
+            </w:r>
+          </w:p>
+        </w:tc>
+      </w:tr>
+      <w:tr>
+        <w:tblPrEx>
+          <w:tblBorders>
+            <w:top w:val="single" w:color="auto" w:sz="4" w:space="0"/>
+            <w:left w:val="single" w:color="auto" w:sz="4" w:space="0"/>
+            <w:bottom w:val="single" w:color="auto" w:sz="4" w:space="0"/>
+            <w:right w:val="single" w:color="auto" w:sz="4" w:space="0"/>
+            <w:insideH w:val="single" w:color="auto" w:sz="4" w:space="0"/>
+            <w:insideV w:val="single" w:color="auto" w:sz="4" w:space="0"/>
+          </w:tblBorders>
+          <w:tblCellMar>
+            <w:top w:w="0" w:type="dxa"/>
+            <w:left w:w="108" w:type="dxa"/>
+            <w:bottom w:w="0" w:type="dxa"/>
+            <w:right w:w="108" w:type="dxa"/>
+          </w:tblCellMar>
+        </w:tblPrEx>
+        <w:trPr>
+          <w:jc w:val="center"/>
+        </w:trPr>
+        <w:tc>
+          <w:tcPr>
+            <w:tcW w:w="2925" w:type="dxa"/>
+            <w:vAlign w:val="center"/>
+          </w:tcPr>
+          <w:p>
+            <w:pPr>
+              <w:spacing w:line="336" w:lineRule="auto"/>
+              <w:jc w:val="center"/>
+              <w:rPr>
+                <w:rFonts w:hint="default" w:ascii="Times New Roman" w:hAnsi="Times New Roman" w:cs="Times New Roman"/>
+                <w:sz w:val="28"/>
+                <w:szCs w:val="28"/>
+              </w:rPr>
+            </w:pPr>
+            <w:r>
+              <w:rPr>
+                <w:rStyle w:val="11"/>
+                <w:rFonts w:hint="default" w:ascii="Times New Roman" w:hAnsi="Times New Roman" w:cs="Times New Roman" w:eastAsiaTheme="majorEastAsia"/>
+                <w:sz w:val="28"/>
+                <w:szCs w:val="28"/>
+              </w:rPr>
+              <w:t>Tác nhân chính</w:t>
+            </w:r>
+          </w:p>
+        </w:tc>
+        <w:tc>
+          <w:tcPr>
+            <w:tcW w:w="6430" w:type="dxa"/>
+            <w:vAlign w:val="center"/>
+          </w:tcPr>
+          <w:p>
+            <w:pPr>
+              <w:spacing w:line="336" w:lineRule="auto"/>
+              <w:jc w:val="both"/>
+              <w:rPr>
+                <w:rFonts w:hint="default" w:ascii="Times New Roman" w:hAnsi="Times New Roman" w:cs="Times New Roman"/>
+                <w:sz w:val="28"/>
+                <w:szCs w:val="28"/>
+                <w:lang w:val="en-US"/>
+              </w:rPr>
+            </w:pPr>
+            <w:r>
+              <w:rPr>
+                <w:rFonts w:hint="default" w:ascii="Times New Roman" w:hAnsi="Times New Roman" w:cs="Times New Roman"/>
+                <w:sz w:val="28"/>
+                <w:szCs w:val="28"/>
+                <w:lang w:val="en-US"/>
+              </w:rPr>
+              <w:t>Admin</w:t>
+            </w:r>
+          </w:p>
+        </w:tc>
+      </w:tr>
+      <w:tr>
+        <w:tblPrEx>
+          <w:tblBorders>
+            <w:top w:val="single" w:color="auto" w:sz="4" w:space="0"/>
+            <w:left w:val="single" w:color="auto" w:sz="4" w:space="0"/>
+            <w:bottom w:val="single" w:color="auto" w:sz="4" w:space="0"/>
+            <w:right w:val="single" w:color="auto" w:sz="4" w:space="0"/>
+            <w:insideH w:val="single" w:color="auto" w:sz="4" w:space="0"/>
+            <w:insideV w:val="single" w:color="auto" w:sz="4" w:space="0"/>
+          </w:tblBorders>
+          <w:tblCellMar>
+            <w:top w:w="0" w:type="dxa"/>
+            <w:left w:w="108" w:type="dxa"/>
+            <w:bottom w:w="0" w:type="dxa"/>
+            <w:right w:w="108" w:type="dxa"/>
+          </w:tblCellMar>
+        </w:tblPrEx>
+        <w:trPr>
+          <w:jc w:val="center"/>
+        </w:trPr>
+        <w:tc>
+          <w:tcPr>
+            <w:tcW w:w="2925" w:type="dxa"/>
+            <w:vAlign w:val="center"/>
+          </w:tcPr>
+          <w:p>
+            <w:pPr>
+              <w:spacing w:line="336" w:lineRule="auto"/>
+              <w:jc w:val="center"/>
+              <w:rPr>
+                <w:rFonts w:hint="default" w:ascii="Times New Roman" w:hAnsi="Times New Roman" w:cs="Times New Roman"/>
+                <w:sz w:val="28"/>
+                <w:szCs w:val="28"/>
+              </w:rPr>
+            </w:pPr>
+            <w:r>
+              <w:rPr>
+                <w:rStyle w:val="11"/>
+                <w:rFonts w:hint="default" w:ascii="Times New Roman" w:hAnsi="Times New Roman" w:cs="Times New Roman" w:eastAsiaTheme="majorEastAsia"/>
+                <w:sz w:val="28"/>
+                <w:szCs w:val="28"/>
+              </w:rPr>
+              <w:t>Tiền điều kiện</w:t>
+            </w:r>
+          </w:p>
+        </w:tc>
+        <w:tc>
+          <w:tcPr>
+            <w:tcW w:w="6430" w:type="dxa"/>
+            <w:vAlign w:val="center"/>
+          </w:tcPr>
+          <w:p>
+            <w:pPr>
+              <w:spacing w:line="336" w:lineRule="auto"/>
+              <w:jc w:val="both"/>
+              <w:rPr>
+                <w:rFonts w:hint="default" w:ascii="Times New Roman" w:hAnsi="Times New Roman" w:cs="Times New Roman"/>
+                <w:sz w:val="28"/>
+                <w:szCs w:val="28"/>
+                <w:lang w:val="en-US"/>
+              </w:rPr>
+            </w:pPr>
+            <w:r>
+              <w:rPr>
+                <w:rFonts w:hint="default" w:ascii="Times New Roman" w:hAnsi="Times New Roman" w:cs="Times New Roman"/>
+                <w:sz w:val="28"/>
+                <w:szCs w:val="28"/>
+                <w:lang w:val="en-US"/>
+              </w:rPr>
+              <w:t>Admin đã đăng nhập vào hệ thống</w:t>
+            </w:r>
+          </w:p>
+        </w:tc>
+      </w:tr>
+      <w:tr>
+        <w:tblPrEx>
+          <w:tblBorders>
+            <w:top w:val="single" w:color="auto" w:sz="4" w:space="0"/>
+            <w:left w:val="single" w:color="auto" w:sz="4" w:space="0"/>
+            <w:bottom w:val="single" w:color="auto" w:sz="4" w:space="0"/>
+            <w:right w:val="single" w:color="auto" w:sz="4" w:space="0"/>
+            <w:insideH w:val="single" w:color="auto" w:sz="4" w:space="0"/>
+            <w:insideV w:val="single" w:color="auto" w:sz="4" w:space="0"/>
+          </w:tblBorders>
+          <w:tblCellMar>
+            <w:top w:w="0" w:type="dxa"/>
+            <w:left w:w="108" w:type="dxa"/>
+            <w:bottom w:w="0" w:type="dxa"/>
+            <w:right w:w="108" w:type="dxa"/>
+          </w:tblCellMar>
+        </w:tblPrEx>
+        <w:trPr>
+          <w:jc w:val="center"/>
+        </w:trPr>
+        <w:tc>
+          <w:tcPr>
+            <w:tcW w:w="2925" w:type="dxa"/>
+            <w:vAlign w:val="center"/>
+          </w:tcPr>
+          <w:p>
+            <w:pPr>
+              <w:spacing w:line="336" w:lineRule="auto"/>
+              <w:jc w:val="center"/>
+              <w:rPr>
+                <w:rFonts w:hint="default" w:ascii="Times New Roman" w:hAnsi="Times New Roman" w:cs="Times New Roman"/>
+                <w:sz w:val="28"/>
+                <w:szCs w:val="28"/>
+              </w:rPr>
+            </w:pPr>
+            <w:r>
+              <w:rPr>
+                <w:rStyle w:val="11"/>
+                <w:rFonts w:hint="default" w:ascii="Times New Roman" w:hAnsi="Times New Roman" w:cs="Times New Roman" w:eastAsiaTheme="majorEastAsia"/>
+                <w:sz w:val="28"/>
+                <w:szCs w:val="28"/>
+              </w:rPr>
+              <w:t>Hậu điều kiện</w:t>
+            </w:r>
+          </w:p>
+        </w:tc>
+        <w:tc>
+          <w:tcPr>
+            <w:tcW w:w="6430" w:type="dxa"/>
+            <w:vAlign w:val="center"/>
+          </w:tcPr>
+          <w:p>
+            <w:pPr>
+              <w:pStyle w:val="10"/>
+              <w:spacing w:before="0" w:beforeAutospacing="0" w:after="0" w:afterAutospacing="0" w:line="336" w:lineRule="auto"/>
+              <w:jc w:val="both"/>
+              <w:rPr>
+                <w:rFonts w:hint="default" w:ascii="Times New Roman" w:hAnsi="Times New Roman" w:cs="Times New Roman"/>
+                <w:sz w:val="28"/>
+                <w:szCs w:val="28"/>
+                <w:lang w:val="en-US"/>
+              </w:rPr>
+            </w:pPr>
+            <w:r>
+              <w:rPr>
+                <w:rFonts w:hint="default" w:ascii="Times New Roman" w:hAnsi="Times New Roman" w:cs="Times New Roman"/>
+                <w:sz w:val="28"/>
+                <w:szCs w:val="28"/>
+                <w:lang w:val="en-US"/>
+              </w:rPr>
+              <w:t>Danh sách tất cả hóa đơn được hiển thị trên màn hình</w:t>
+            </w:r>
+          </w:p>
+        </w:tc>
+      </w:tr>
+      <w:tr>
+        <w:tblPrEx>
+          <w:tblBorders>
+            <w:top w:val="single" w:color="auto" w:sz="4" w:space="0"/>
+            <w:left w:val="single" w:color="auto" w:sz="4" w:space="0"/>
+            <w:bottom w:val="single" w:color="auto" w:sz="4" w:space="0"/>
+            <w:right w:val="single" w:color="auto" w:sz="4" w:space="0"/>
+            <w:insideH w:val="single" w:color="auto" w:sz="4" w:space="0"/>
+            <w:insideV w:val="single" w:color="auto" w:sz="4" w:space="0"/>
+          </w:tblBorders>
+          <w:tblCellMar>
+            <w:top w:w="0" w:type="dxa"/>
+            <w:left w:w="108" w:type="dxa"/>
+            <w:bottom w:w="0" w:type="dxa"/>
+            <w:right w:w="108" w:type="dxa"/>
+          </w:tblCellMar>
+        </w:tblPrEx>
+        <w:trPr>
+          <w:jc w:val="center"/>
+        </w:trPr>
+        <w:tc>
+          <w:tcPr>
+            <w:tcW w:w="2925" w:type="dxa"/>
+            <w:vAlign w:val="center"/>
+          </w:tcPr>
+          <w:p>
+            <w:pPr>
+              <w:spacing w:line="336" w:lineRule="auto"/>
+              <w:jc w:val="center"/>
+              <w:rPr>
+                <w:rFonts w:hint="default" w:ascii="Times New Roman" w:hAnsi="Times New Roman" w:cs="Times New Roman"/>
+                <w:sz w:val="28"/>
+                <w:szCs w:val="28"/>
+              </w:rPr>
+            </w:pPr>
+            <w:r>
+              <w:rPr>
+                <w:rStyle w:val="11"/>
+                <w:rFonts w:hint="default" w:ascii="Times New Roman" w:hAnsi="Times New Roman" w:cs="Times New Roman" w:eastAsiaTheme="majorEastAsia"/>
+                <w:sz w:val="28"/>
+                <w:szCs w:val="28"/>
+              </w:rPr>
+              <w:t>Luồng chính</w:t>
+            </w:r>
+          </w:p>
+        </w:tc>
+        <w:tc>
+          <w:tcPr>
+            <w:tcW w:w="6430" w:type="dxa"/>
+            <w:vAlign w:val="center"/>
+          </w:tcPr>
+          <w:p>
+            <w:pPr>
+              <w:pStyle w:val="10"/>
+              <w:numPr>
+                <w:ilvl w:val="0"/>
+                <w:numId w:val="18"/>
+              </w:numPr>
+              <w:spacing w:before="0" w:beforeAutospacing="0" w:after="0" w:afterAutospacing="0" w:line="336" w:lineRule="auto"/>
+              <w:jc w:val="both"/>
+              <w:rPr>
+                <w:rFonts w:hint="default" w:ascii="Times New Roman" w:hAnsi="Times New Roman" w:cs="Times New Roman"/>
+                <w:sz w:val="28"/>
+                <w:szCs w:val="28"/>
+                <w:lang w:val="en-US"/>
+              </w:rPr>
+            </w:pPr>
+            <w:r>
+              <w:rPr>
+                <w:rFonts w:hint="default" w:ascii="Times New Roman" w:hAnsi="Times New Roman" w:cs="Times New Roman"/>
+                <w:sz w:val="28"/>
+                <w:szCs w:val="28"/>
+                <w:lang w:val="en-US"/>
+              </w:rPr>
+              <w:t>Admin chọn chức năng “Xem danh sách hóa đơn”</w:t>
+            </w:r>
+          </w:p>
+          <w:p>
+            <w:pPr>
+              <w:pStyle w:val="10"/>
+              <w:numPr>
+                <w:ilvl w:val="0"/>
+                <w:numId w:val="18"/>
+              </w:numPr>
+              <w:spacing w:before="0" w:beforeAutospacing="0" w:after="0" w:afterAutospacing="0" w:line="336" w:lineRule="auto"/>
+              <w:jc w:val="both"/>
+              <w:rPr>
+                <w:rFonts w:hint="default" w:ascii="Times New Roman" w:hAnsi="Times New Roman" w:cs="Times New Roman"/>
+                <w:sz w:val="28"/>
+                <w:szCs w:val="28"/>
+                <w:lang w:val="en-US"/>
+              </w:rPr>
+            </w:pPr>
+            <w:r>
+              <w:rPr>
+                <w:rFonts w:hint="default" w:ascii="Times New Roman" w:hAnsi="Times New Roman" w:cs="Times New Roman"/>
+                <w:sz w:val="28"/>
+                <w:szCs w:val="28"/>
+                <w:lang w:val="en-US"/>
+              </w:rPr>
+              <w:t>Hệ thống hiển thị danh sách hóa đơn lên màn hình</w:t>
+            </w:r>
+          </w:p>
+        </w:tc>
+      </w:tr>
+      <w:tr>
+        <w:tblPrEx>
+          <w:tblBorders>
+            <w:top w:val="single" w:color="auto" w:sz="4" w:space="0"/>
+            <w:left w:val="single" w:color="auto" w:sz="4" w:space="0"/>
+            <w:bottom w:val="single" w:color="auto" w:sz="4" w:space="0"/>
+            <w:right w:val="single" w:color="auto" w:sz="4" w:space="0"/>
+            <w:insideH w:val="single" w:color="auto" w:sz="4" w:space="0"/>
+            <w:insideV w:val="single" w:color="auto" w:sz="4" w:space="0"/>
+          </w:tblBorders>
+          <w:tblCellMar>
+            <w:top w:w="0" w:type="dxa"/>
+            <w:left w:w="108" w:type="dxa"/>
+            <w:bottom w:w="0" w:type="dxa"/>
+            <w:right w:w="108" w:type="dxa"/>
+          </w:tblCellMar>
+        </w:tblPrEx>
+        <w:trPr>
+          <w:jc w:val="center"/>
+        </w:trPr>
+        <w:tc>
+          <w:tcPr>
+            <w:tcW w:w="2925" w:type="dxa"/>
+            <w:vAlign w:val="center"/>
+          </w:tcPr>
+          <w:p>
+            <w:pPr>
+              <w:spacing w:line="336" w:lineRule="auto"/>
+              <w:jc w:val="center"/>
+              <w:rPr>
+                <w:rFonts w:hint="default" w:ascii="Times New Roman" w:hAnsi="Times New Roman" w:cs="Times New Roman"/>
+                <w:sz w:val="28"/>
+                <w:szCs w:val="28"/>
+              </w:rPr>
+            </w:pPr>
+            <w:r>
+              <w:rPr>
+                <w:rStyle w:val="11"/>
+                <w:rFonts w:hint="default" w:ascii="Times New Roman" w:hAnsi="Times New Roman" w:cs="Times New Roman" w:eastAsiaTheme="majorEastAsia"/>
+                <w:sz w:val="28"/>
+                <w:szCs w:val="28"/>
+              </w:rPr>
+              <w:t>Luồng thay thế</w:t>
+            </w:r>
+          </w:p>
+        </w:tc>
+        <w:tc>
+          <w:tcPr>
+            <w:tcW w:w="6430" w:type="dxa"/>
+            <w:vAlign w:val="center"/>
+          </w:tcPr>
+          <w:p>
+            <w:pPr>
+              <w:spacing w:line="336" w:lineRule="auto"/>
+              <w:jc w:val="both"/>
+              <w:rPr>
+                <w:rFonts w:hint="default" w:ascii="Times New Roman" w:hAnsi="Times New Roman" w:cs="Times New Roman"/>
+                <w:sz w:val="28"/>
+                <w:szCs w:val="28"/>
+              </w:rPr>
+            </w:pPr>
+          </w:p>
+        </w:tc>
+      </w:tr>
+    </w:tbl>
+    <w:p>
+      <w:pPr>
+        <w:numPr>
+          <w:ilvl w:val="0"/>
+          <w:numId w:val="0"/>
+        </w:numPr>
+        <w:ind w:leftChars="0"/>
+        <w:rPr>
+          <w:rFonts w:hint="default" w:ascii="Times New Roman" w:hAnsi="Times New Roman" w:cs="Times New Roman"/>
+          <w:lang w:val="en-US"/>
+        </w:rPr>
+      </w:pPr>
+    </w:p>
+    <w:p>
+      <w:pPr>
+        <w:pStyle w:val="6"/>
+        <w:bidi w:val="0"/>
+        <w:rPr>
+          <w:rFonts w:hint="default" w:ascii="Times New Roman" w:hAnsi="Times New Roman" w:cs="Times New Roman"/>
+          <w:lang w:val="en-US"/>
+        </w:rPr>
+      </w:pPr>
+      <w:r>
+        <w:rPr>
+          <w:rFonts w:hint="default" w:ascii="Times New Roman" w:hAnsi="Times New Roman" w:cs="Times New Roman"/>
+          <w:lang w:val="en-US"/>
+        </w:rPr>
+        <w:t>2.2.1.18 Đặc tả usecase xem chi tiết hóa đơn</w:t>
+      </w:r>
+    </w:p>
+    <w:tbl>
+      <w:tblPr>
+        <w:tblStyle w:val="8"/>
+        <w:tblW w:w="9355" w:type="dxa"/>
+        <w:jc w:val="center"/>
+        <w:tblBorders>
+          <w:top w:val="single" w:color="auto" w:sz="4" w:space="0"/>
+          <w:left w:val="single" w:color="auto" w:sz="4" w:space="0"/>
+          <w:bottom w:val="single" w:color="auto" w:sz="4" w:space="0"/>
+          <w:right w:val="single" w:color="auto" w:sz="4" w:space="0"/>
+          <w:insideH w:val="single" w:color="auto" w:sz="4" w:space="0"/>
+          <w:insideV w:val="single" w:color="auto" w:sz="4" w:space="0"/>
+        </w:tblBorders>
+        <w:tblLayout w:type="autofit"/>
+        <w:tblCellMar>
+          <w:top w:w="0" w:type="dxa"/>
+          <w:left w:w="108" w:type="dxa"/>
+          <w:bottom w:w="0" w:type="dxa"/>
+          <w:right w:w="108" w:type="dxa"/>
+        </w:tblCellMar>
+      </w:tblPr>
+      <w:tblGrid>
+        <w:gridCol w:w="2925"/>
+        <w:gridCol w:w="6430"/>
+      </w:tblGrid>
+      <w:tr>
+        <w:tblPrEx>
+          <w:tblBorders>
+            <w:top w:val="single" w:color="auto" w:sz="4" w:space="0"/>
+            <w:left w:val="single" w:color="auto" w:sz="4" w:space="0"/>
+            <w:bottom w:val="single" w:color="auto" w:sz="4" w:space="0"/>
+            <w:right w:val="single" w:color="auto" w:sz="4" w:space="0"/>
+            <w:insideH w:val="single" w:color="auto" w:sz="4" w:space="0"/>
+            <w:insideV w:val="single" w:color="auto" w:sz="4" w:space="0"/>
+          </w:tblBorders>
+          <w:tblCellMar>
+            <w:top w:w="0" w:type="dxa"/>
+            <w:left w:w="108" w:type="dxa"/>
+            <w:bottom w:w="0" w:type="dxa"/>
+            <w:right w:w="108" w:type="dxa"/>
+          </w:tblCellMar>
+        </w:tblPrEx>
+        <w:trPr>
+          <w:jc w:val="center"/>
+        </w:trPr>
+        <w:tc>
+          <w:tcPr>
+            <w:tcW w:w="2925" w:type="dxa"/>
+            <w:vAlign w:val="center"/>
+          </w:tcPr>
+          <w:p>
+            <w:pPr>
+              <w:spacing w:line="336" w:lineRule="auto"/>
+              <w:jc w:val="center"/>
+              <w:rPr>
+                <w:rFonts w:hint="default" w:ascii="Times New Roman" w:hAnsi="Times New Roman" w:cs="Times New Roman"/>
+                <w:b/>
+                <w:bCs/>
+                <w:sz w:val="28"/>
+                <w:szCs w:val="28"/>
+              </w:rPr>
+            </w:pPr>
+            <w:r>
+              <w:rPr>
+                <w:rStyle w:val="11"/>
+                <w:rFonts w:hint="default" w:ascii="Times New Roman" w:hAnsi="Times New Roman" w:cs="Times New Roman" w:eastAsiaTheme="majorEastAsia"/>
+                <w:sz w:val="28"/>
+                <w:szCs w:val="28"/>
+              </w:rPr>
+              <w:t>Thuộc tính</w:t>
+            </w:r>
+          </w:p>
+        </w:tc>
+        <w:tc>
+          <w:tcPr>
+            <w:tcW w:w="6430" w:type="dxa"/>
+            <w:vAlign w:val="center"/>
+          </w:tcPr>
+          <w:p>
+            <w:pPr>
+              <w:spacing w:line="336" w:lineRule="auto"/>
+              <w:jc w:val="center"/>
+              <w:rPr>
+                <w:rFonts w:hint="default" w:ascii="Times New Roman" w:hAnsi="Times New Roman" w:cs="Times New Roman"/>
+                <w:b/>
+                <w:bCs/>
+                <w:sz w:val="28"/>
+                <w:szCs w:val="28"/>
+              </w:rPr>
+            </w:pPr>
+            <w:r>
+              <w:rPr>
+                <w:rStyle w:val="11"/>
+                <w:rFonts w:hint="default" w:ascii="Times New Roman" w:hAnsi="Times New Roman" w:cs="Times New Roman" w:eastAsiaTheme="majorEastAsia"/>
+                <w:sz w:val="28"/>
+                <w:szCs w:val="28"/>
+              </w:rPr>
+              <w:t>Mô tả</w:t>
+            </w:r>
+          </w:p>
+        </w:tc>
+      </w:tr>
+      <w:tr>
+        <w:tblPrEx>
+          <w:tblBorders>
+            <w:top w:val="single" w:color="auto" w:sz="4" w:space="0"/>
+            <w:left w:val="single" w:color="auto" w:sz="4" w:space="0"/>
+            <w:bottom w:val="single" w:color="auto" w:sz="4" w:space="0"/>
+            <w:right w:val="single" w:color="auto" w:sz="4" w:space="0"/>
+            <w:insideH w:val="single" w:color="auto" w:sz="4" w:space="0"/>
+            <w:insideV w:val="single" w:color="auto" w:sz="4" w:space="0"/>
+          </w:tblBorders>
+          <w:tblCellMar>
+            <w:top w:w="0" w:type="dxa"/>
+            <w:left w:w="108" w:type="dxa"/>
+            <w:bottom w:w="0" w:type="dxa"/>
+            <w:right w:w="108" w:type="dxa"/>
+          </w:tblCellMar>
+        </w:tblPrEx>
+        <w:trPr>
+          <w:jc w:val="center"/>
+        </w:trPr>
+        <w:tc>
+          <w:tcPr>
+            <w:tcW w:w="2925" w:type="dxa"/>
+            <w:vAlign w:val="center"/>
+          </w:tcPr>
+          <w:p>
+            <w:pPr>
+              <w:spacing w:line="336" w:lineRule="auto"/>
+              <w:jc w:val="center"/>
+              <w:rPr>
+                <w:rFonts w:hint="default" w:ascii="Times New Roman" w:hAnsi="Times New Roman" w:cs="Times New Roman"/>
+                <w:sz w:val="28"/>
+                <w:szCs w:val="28"/>
+              </w:rPr>
+            </w:pPr>
+            <w:r>
+              <w:rPr>
+                <w:rStyle w:val="11"/>
+                <w:rFonts w:hint="default" w:ascii="Times New Roman" w:hAnsi="Times New Roman" w:cs="Times New Roman" w:eastAsiaTheme="majorEastAsia"/>
+                <w:sz w:val="28"/>
+                <w:szCs w:val="28"/>
+              </w:rPr>
+              <w:t>Tên Use Case</w:t>
+            </w:r>
+          </w:p>
+        </w:tc>
+        <w:tc>
+          <w:tcPr>
+            <w:tcW w:w="6430" w:type="dxa"/>
+            <w:vAlign w:val="center"/>
+          </w:tcPr>
+          <w:p>
+            <w:pPr>
+              <w:spacing w:line="336" w:lineRule="auto"/>
+              <w:jc w:val="both"/>
+              <w:rPr>
+                <w:rFonts w:hint="default" w:ascii="Times New Roman" w:hAnsi="Times New Roman" w:cs="Times New Roman"/>
+                <w:sz w:val="28"/>
+                <w:szCs w:val="28"/>
+                <w:lang w:val="en-US"/>
+              </w:rPr>
+            </w:pPr>
+            <w:r>
+              <w:rPr>
+                <w:rFonts w:hint="default" w:ascii="Times New Roman" w:hAnsi="Times New Roman" w:cs="Times New Roman"/>
+                <w:sz w:val="28"/>
+                <w:szCs w:val="28"/>
+                <w:lang w:val="en-US"/>
+              </w:rPr>
+              <w:t>Xem chi tiết hóa đơn</w:t>
+            </w:r>
+          </w:p>
+        </w:tc>
+      </w:tr>
+      <w:tr>
+        <w:tblPrEx>
+          <w:tblBorders>
+            <w:top w:val="single" w:color="auto" w:sz="4" w:space="0"/>
+            <w:left w:val="single" w:color="auto" w:sz="4" w:space="0"/>
+            <w:bottom w:val="single" w:color="auto" w:sz="4" w:space="0"/>
+            <w:right w:val="single" w:color="auto" w:sz="4" w:space="0"/>
+            <w:insideH w:val="single" w:color="auto" w:sz="4" w:space="0"/>
+            <w:insideV w:val="single" w:color="auto" w:sz="4" w:space="0"/>
+          </w:tblBorders>
+          <w:tblCellMar>
+            <w:top w:w="0" w:type="dxa"/>
+            <w:left w:w="108" w:type="dxa"/>
+            <w:bottom w:w="0" w:type="dxa"/>
+            <w:right w:w="108" w:type="dxa"/>
+          </w:tblCellMar>
+        </w:tblPrEx>
+        <w:trPr>
+          <w:jc w:val="center"/>
+        </w:trPr>
+        <w:tc>
+          <w:tcPr>
+            <w:tcW w:w="2925" w:type="dxa"/>
+            <w:vAlign w:val="center"/>
+          </w:tcPr>
+          <w:p>
+            <w:pPr>
+              <w:spacing w:line="336" w:lineRule="auto"/>
+              <w:jc w:val="center"/>
+              <w:rPr>
+                <w:rFonts w:hint="default" w:ascii="Times New Roman" w:hAnsi="Times New Roman" w:cs="Times New Roman"/>
+                <w:sz w:val="28"/>
+                <w:szCs w:val="28"/>
+              </w:rPr>
+            </w:pPr>
+            <w:r>
+              <w:rPr>
+                <w:rStyle w:val="11"/>
+                <w:rFonts w:hint="default" w:ascii="Times New Roman" w:hAnsi="Times New Roman" w:cs="Times New Roman" w:eastAsiaTheme="majorEastAsia"/>
+                <w:sz w:val="28"/>
+                <w:szCs w:val="28"/>
+              </w:rPr>
+              <w:t>Mô tả</w:t>
+            </w:r>
+          </w:p>
+        </w:tc>
+        <w:tc>
+          <w:tcPr>
+            <w:tcW w:w="6430" w:type="dxa"/>
+            <w:vAlign w:val="center"/>
+          </w:tcPr>
+          <w:p>
+            <w:pPr>
+              <w:pStyle w:val="10"/>
+              <w:spacing w:before="0" w:beforeAutospacing="0" w:after="0" w:afterAutospacing="0" w:line="336" w:lineRule="auto"/>
+              <w:jc w:val="both"/>
+              <w:rPr>
+                <w:rFonts w:hint="default" w:ascii="Times New Roman" w:hAnsi="Times New Roman" w:cs="Times New Roman"/>
+                <w:sz w:val="28"/>
+                <w:szCs w:val="28"/>
+                <w:lang w:val="vi"/>
+              </w:rPr>
+            </w:pPr>
+            <w:r>
+              <w:rPr>
+                <w:rFonts w:hint="default" w:ascii="Times New Roman" w:hAnsi="Times New Roman"/>
+                <w:sz w:val="28"/>
+                <w:szCs w:val="28"/>
+                <w:lang w:val="vi"/>
+              </w:rPr>
+              <w:t>Hiển thị toàn bộ thông tin chi tiết của một hóa đơn cụ thể</w:t>
+            </w:r>
+          </w:p>
+        </w:tc>
+      </w:tr>
+      <w:tr>
+        <w:tblPrEx>
+          <w:tblBorders>
+            <w:top w:val="single" w:color="auto" w:sz="4" w:space="0"/>
+            <w:left w:val="single" w:color="auto" w:sz="4" w:space="0"/>
+            <w:bottom w:val="single" w:color="auto" w:sz="4" w:space="0"/>
+            <w:right w:val="single" w:color="auto" w:sz="4" w:space="0"/>
+            <w:insideH w:val="single" w:color="auto" w:sz="4" w:space="0"/>
+            <w:insideV w:val="single" w:color="auto" w:sz="4" w:space="0"/>
+          </w:tblBorders>
+          <w:tblCellMar>
+            <w:top w:w="0" w:type="dxa"/>
+            <w:left w:w="108" w:type="dxa"/>
+            <w:bottom w:w="0" w:type="dxa"/>
+            <w:right w:w="108" w:type="dxa"/>
+          </w:tblCellMar>
+        </w:tblPrEx>
+        <w:trPr>
+          <w:jc w:val="center"/>
+        </w:trPr>
+        <w:tc>
+          <w:tcPr>
+            <w:tcW w:w="2925" w:type="dxa"/>
+            <w:vAlign w:val="center"/>
+          </w:tcPr>
+          <w:p>
+            <w:pPr>
+              <w:spacing w:line="336" w:lineRule="auto"/>
+              <w:jc w:val="center"/>
+              <w:rPr>
+                <w:rFonts w:hint="default" w:ascii="Times New Roman" w:hAnsi="Times New Roman" w:cs="Times New Roman"/>
+                <w:sz w:val="28"/>
+                <w:szCs w:val="28"/>
+              </w:rPr>
+            </w:pPr>
+            <w:r>
+              <w:rPr>
+                <w:rStyle w:val="11"/>
+                <w:rFonts w:hint="default" w:ascii="Times New Roman" w:hAnsi="Times New Roman" w:cs="Times New Roman" w:eastAsiaTheme="majorEastAsia"/>
+                <w:sz w:val="28"/>
+                <w:szCs w:val="28"/>
+              </w:rPr>
+              <w:t>Tác nhân chính</w:t>
+            </w:r>
+          </w:p>
+        </w:tc>
+        <w:tc>
+          <w:tcPr>
+            <w:tcW w:w="6430" w:type="dxa"/>
+            <w:vAlign w:val="center"/>
+          </w:tcPr>
+          <w:p>
+            <w:pPr>
+              <w:spacing w:line="336" w:lineRule="auto"/>
+              <w:jc w:val="both"/>
+              <w:rPr>
+                <w:rFonts w:hint="default" w:ascii="Times New Roman" w:hAnsi="Times New Roman" w:cs="Times New Roman"/>
+                <w:sz w:val="28"/>
+                <w:szCs w:val="28"/>
+                <w:lang w:val="en-US"/>
+              </w:rPr>
+            </w:pPr>
+            <w:r>
+              <w:rPr>
+                <w:rFonts w:hint="default" w:ascii="Times New Roman" w:hAnsi="Times New Roman" w:cs="Times New Roman"/>
+                <w:sz w:val="28"/>
+                <w:szCs w:val="28"/>
+                <w:lang w:val="en-US"/>
+              </w:rPr>
+              <w:t>Admin</w:t>
+            </w:r>
+          </w:p>
+        </w:tc>
+      </w:tr>
+      <w:tr>
+        <w:tblPrEx>
+          <w:tblBorders>
+            <w:top w:val="single" w:color="auto" w:sz="4" w:space="0"/>
+            <w:left w:val="single" w:color="auto" w:sz="4" w:space="0"/>
+            <w:bottom w:val="single" w:color="auto" w:sz="4" w:space="0"/>
+            <w:right w:val="single" w:color="auto" w:sz="4" w:space="0"/>
+            <w:insideH w:val="single" w:color="auto" w:sz="4" w:space="0"/>
+            <w:insideV w:val="single" w:color="auto" w:sz="4" w:space="0"/>
+          </w:tblBorders>
+          <w:tblCellMar>
+            <w:top w:w="0" w:type="dxa"/>
+            <w:left w:w="108" w:type="dxa"/>
+            <w:bottom w:w="0" w:type="dxa"/>
+            <w:right w:w="108" w:type="dxa"/>
+          </w:tblCellMar>
+        </w:tblPrEx>
+        <w:trPr>
+          <w:jc w:val="center"/>
+        </w:trPr>
+        <w:tc>
+          <w:tcPr>
+            <w:tcW w:w="2925" w:type="dxa"/>
+            <w:vAlign w:val="center"/>
+          </w:tcPr>
+          <w:p>
+            <w:pPr>
+              <w:spacing w:line="336" w:lineRule="auto"/>
+              <w:jc w:val="center"/>
+              <w:rPr>
+                <w:rFonts w:hint="default" w:ascii="Times New Roman" w:hAnsi="Times New Roman" w:cs="Times New Roman"/>
+                <w:sz w:val="28"/>
+                <w:szCs w:val="28"/>
+              </w:rPr>
+            </w:pPr>
+            <w:r>
+              <w:rPr>
+                <w:rStyle w:val="11"/>
+                <w:rFonts w:hint="default" w:ascii="Times New Roman" w:hAnsi="Times New Roman" w:cs="Times New Roman" w:eastAsiaTheme="majorEastAsia"/>
+                <w:sz w:val="28"/>
+                <w:szCs w:val="28"/>
+              </w:rPr>
+              <w:t>Tiền điều kiện</w:t>
+            </w:r>
+          </w:p>
+        </w:tc>
+        <w:tc>
+          <w:tcPr>
+            <w:tcW w:w="6430" w:type="dxa"/>
+            <w:vAlign w:val="center"/>
+          </w:tcPr>
+          <w:p>
+            <w:pPr>
+              <w:spacing w:line="336" w:lineRule="auto"/>
+              <w:jc w:val="both"/>
+              <w:rPr>
+                <w:rFonts w:hint="default" w:ascii="Times New Roman" w:hAnsi="Times New Roman" w:cs="Times New Roman"/>
+                <w:sz w:val="28"/>
+                <w:szCs w:val="28"/>
+                <w:lang w:val="en-US"/>
+              </w:rPr>
+            </w:pPr>
+            <w:r>
+              <w:rPr>
+                <w:rFonts w:hint="default" w:ascii="Times New Roman" w:hAnsi="Times New Roman" w:cs="Times New Roman"/>
+                <w:sz w:val="28"/>
+                <w:szCs w:val="28"/>
+                <w:lang w:val="en-US"/>
+              </w:rPr>
+              <w:t>Admin đã đăng nhập vào hệ thống và đang xem danh sách hóa đơn hoặc xem danh sách hóa đơn của một phòng</w:t>
+            </w:r>
+          </w:p>
+        </w:tc>
+      </w:tr>
+      <w:tr>
+        <w:tblPrEx>
+          <w:tblBorders>
+            <w:top w:val="single" w:color="auto" w:sz="4" w:space="0"/>
+            <w:left w:val="single" w:color="auto" w:sz="4" w:space="0"/>
+            <w:bottom w:val="single" w:color="auto" w:sz="4" w:space="0"/>
+            <w:right w:val="single" w:color="auto" w:sz="4" w:space="0"/>
+            <w:insideH w:val="single" w:color="auto" w:sz="4" w:space="0"/>
+            <w:insideV w:val="single" w:color="auto" w:sz="4" w:space="0"/>
+          </w:tblBorders>
+          <w:tblCellMar>
+            <w:top w:w="0" w:type="dxa"/>
+            <w:left w:w="108" w:type="dxa"/>
+            <w:bottom w:w="0" w:type="dxa"/>
+            <w:right w:w="108" w:type="dxa"/>
+          </w:tblCellMar>
+        </w:tblPrEx>
+        <w:trPr>
+          <w:jc w:val="center"/>
+        </w:trPr>
+        <w:tc>
+          <w:tcPr>
+            <w:tcW w:w="2925" w:type="dxa"/>
+            <w:vAlign w:val="center"/>
+          </w:tcPr>
+          <w:p>
+            <w:pPr>
+              <w:spacing w:line="336" w:lineRule="auto"/>
+              <w:jc w:val="center"/>
+              <w:rPr>
+                <w:rFonts w:hint="default" w:ascii="Times New Roman" w:hAnsi="Times New Roman" w:cs="Times New Roman"/>
+                <w:sz w:val="28"/>
+                <w:szCs w:val="28"/>
+              </w:rPr>
+            </w:pPr>
+            <w:r>
+              <w:rPr>
+                <w:rStyle w:val="11"/>
+                <w:rFonts w:hint="default" w:ascii="Times New Roman" w:hAnsi="Times New Roman" w:cs="Times New Roman" w:eastAsiaTheme="majorEastAsia"/>
+                <w:sz w:val="28"/>
+                <w:szCs w:val="28"/>
+              </w:rPr>
+              <w:t>Hậu điều kiện</w:t>
+            </w:r>
+          </w:p>
+        </w:tc>
+        <w:tc>
+          <w:tcPr>
+            <w:tcW w:w="6430" w:type="dxa"/>
+            <w:vAlign w:val="center"/>
+          </w:tcPr>
+          <w:p>
+            <w:pPr>
+              <w:pStyle w:val="10"/>
+              <w:spacing w:before="0" w:beforeAutospacing="0" w:after="0" w:afterAutospacing="0" w:line="336" w:lineRule="auto"/>
+              <w:jc w:val="both"/>
+              <w:rPr>
+                <w:rFonts w:hint="default" w:ascii="Times New Roman" w:hAnsi="Times New Roman" w:cs="Times New Roman"/>
+                <w:sz w:val="28"/>
+                <w:szCs w:val="28"/>
+                <w:lang w:val="en-US"/>
+              </w:rPr>
+            </w:pPr>
+            <w:r>
+              <w:rPr>
+                <w:rFonts w:hint="default" w:ascii="Times New Roman" w:hAnsi="Times New Roman" w:cs="Times New Roman"/>
+                <w:sz w:val="28"/>
+                <w:szCs w:val="28"/>
+                <w:lang w:val="en-US"/>
+              </w:rPr>
+              <w:t>Thông tin chi tiết của hóa đơn được chọn được hiển thị trên màn hình</w:t>
+            </w:r>
+          </w:p>
+        </w:tc>
+      </w:tr>
+      <w:tr>
+        <w:tblPrEx>
+          <w:tblBorders>
+            <w:top w:val="single" w:color="auto" w:sz="4" w:space="0"/>
+            <w:left w:val="single" w:color="auto" w:sz="4" w:space="0"/>
+            <w:bottom w:val="single" w:color="auto" w:sz="4" w:space="0"/>
+            <w:right w:val="single" w:color="auto" w:sz="4" w:space="0"/>
+            <w:insideH w:val="single" w:color="auto" w:sz="4" w:space="0"/>
+            <w:insideV w:val="single" w:color="auto" w:sz="4" w:space="0"/>
+          </w:tblBorders>
+          <w:tblCellMar>
+            <w:top w:w="0" w:type="dxa"/>
+            <w:left w:w="108" w:type="dxa"/>
+            <w:bottom w:w="0" w:type="dxa"/>
+            <w:right w:w="108" w:type="dxa"/>
+          </w:tblCellMar>
+        </w:tblPrEx>
+        <w:trPr>
+          <w:jc w:val="center"/>
+        </w:trPr>
+        <w:tc>
+          <w:tcPr>
+            <w:tcW w:w="2925" w:type="dxa"/>
+            <w:vAlign w:val="center"/>
+          </w:tcPr>
+          <w:p>
+            <w:pPr>
+              <w:spacing w:line="336" w:lineRule="auto"/>
+              <w:jc w:val="center"/>
+              <w:rPr>
+                <w:rFonts w:hint="default" w:ascii="Times New Roman" w:hAnsi="Times New Roman" w:cs="Times New Roman"/>
+                <w:sz w:val="28"/>
+                <w:szCs w:val="28"/>
+              </w:rPr>
+            </w:pPr>
+            <w:r>
+              <w:rPr>
+                <w:rStyle w:val="11"/>
+                <w:rFonts w:hint="default" w:ascii="Times New Roman" w:hAnsi="Times New Roman" w:cs="Times New Roman" w:eastAsiaTheme="majorEastAsia"/>
+                <w:sz w:val="28"/>
+                <w:szCs w:val="28"/>
+              </w:rPr>
+              <w:t>Luồng chính</w:t>
+            </w:r>
+          </w:p>
+        </w:tc>
+        <w:tc>
+          <w:tcPr>
+            <w:tcW w:w="6430" w:type="dxa"/>
+            <w:vAlign w:val="center"/>
+          </w:tcPr>
+          <w:p>
+            <w:pPr>
+              <w:pStyle w:val="10"/>
+              <w:numPr>
+                <w:ilvl w:val="0"/>
+                <w:numId w:val="19"/>
+              </w:numPr>
+              <w:spacing w:before="0" w:beforeAutospacing="0" w:after="0" w:afterAutospacing="0" w:line="336" w:lineRule="auto"/>
+              <w:jc w:val="both"/>
+              <w:rPr>
+                <w:rFonts w:hint="default" w:ascii="Times New Roman" w:hAnsi="Times New Roman" w:cs="Times New Roman"/>
+                <w:sz w:val="28"/>
+                <w:szCs w:val="28"/>
+                <w:lang w:val="en-US"/>
+              </w:rPr>
+            </w:pPr>
+            <w:r>
+              <w:rPr>
+                <w:rFonts w:hint="default" w:ascii="Times New Roman" w:hAnsi="Times New Roman" w:cs="Times New Roman"/>
+                <w:sz w:val="28"/>
+                <w:szCs w:val="28"/>
+                <w:lang w:val="en-US"/>
+              </w:rPr>
+              <w:t>Admin chọn hóa đơn cần xem và nhấn nút [Xem chi tiết]</w:t>
+            </w:r>
+          </w:p>
+          <w:p>
+            <w:pPr>
+              <w:pStyle w:val="10"/>
+              <w:numPr>
+                <w:ilvl w:val="0"/>
+                <w:numId w:val="19"/>
+              </w:numPr>
+              <w:spacing w:before="0" w:beforeAutospacing="0" w:after="0" w:afterAutospacing="0" w:line="336" w:lineRule="auto"/>
+              <w:jc w:val="both"/>
+              <w:rPr>
+                <w:rFonts w:hint="default" w:ascii="Times New Roman" w:hAnsi="Times New Roman" w:cs="Times New Roman"/>
+                <w:sz w:val="28"/>
+                <w:szCs w:val="28"/>
+                <w:lang w:val="en-US"/>
+              </w:rPr>
+            </w:pPr>
+            <w:r>
+              <w:rPr>
+                <w:rFonts w:hint="default" w:ascii="Times New Roman" w:hAnsi="Times New Roman" w:cs="Times New Roman"/>
+                <w:sz w:val="28"/>
+                <w:szCs w:val="28"/>
+                <w:lang w:val="en-US"/>
+              </w:rPr>
+              <w:t>Hệ thống hiển thị thông tin chi tiết của hóa đơn được chọn lên màn hình</w:t>
+            </w:r>
+          </w:p>
+        </w:tc>
+      </w:tr>
+      <w:tr>
+        <w:tblPrEx>
+          <w:tblBorders>
+            <w:top w:val="single" w:color="auto" w:sz="4" w:space="0"/>
+            <w:left w:val="single" w:color="auto" w:sz="4" w:space="0"/>
+            <w:bottom w:val="single" w:color="auto" w:sz="4" w:space="0"/>
+            <w:right w:val="single" w:color="auto" w:sz="4" w:space="0"/>
+            <w:insideH w:val="single" w:color="auto" w:sz="4" w:space="0"/>
+            <w:insideV w:val="single" w:color="auto" w:sz="4" w:space="0"/>
+          </w:tblBorders>
+          <w:tblCellMar>
+            <w:top w:w="0" w:type="dxa"/>
+            <w:left w:w="108" w:type="dxa"/>
+            <w:bottom w:w="0" w:type="dxa"/>
+            <w:right w:w="108" w:type="dxa"/>
+          </w:tblCellMar>
+        </w:tblPrEx>
+        <w:trPr>
+          <w:jc w:val="center"/>
+        </w:trPr>
+        <w:tc>
+          <w:tcPr>
+            <w:tcW w:w="2925" w:type="dxa"/>
+            <w:vAlign w:val="center"/>
+          </w:tcPr>
+          <w:p>
+            <w:pPr>
+              <w:spacing w:line="336" w:lineRule="auto"/>
+              <w:jc w:val="center"/>
+              <w:rPr>
+                <w:rFonts w:hint="default" w:ascii="Times New Roman" w:hAnsi="Times New Roman" w:cs="Times New Roman"/>
+                <w:sz w:val="28"/>
+                <w:szCs w:val="28"/>
+              </w:rPr>
+            </w:pPr>
+            <w:r>
+              <w:rPr>
+                <w:rStyle w:val="11"/>
+                <w:rFonts w:hint="default" w:ascii="Times New Roman" w:hAnsi="Times New Roman" w:cs="Times New Roman" w:eastAsiaTheme="majorEastAsia"/>
+                <w:sz w:val="28"/>
+                <w:szCs w:val="28"/>
+              </w:rPr>
+              <w:t>Luồng thay thế</w:t>
+            </w:r>
+          </w:p>
+        </w:tc>
+        <w:tc>
+          <w:tcPr>
+            <w:tcW w:w="6430" w:type="dxa"/>
+            <w:vAlign w:val="center"/>
+          </w:tcPr>
+          <w:p>
+            <w:pPr>
+              <w:spacing w:line="336" w:lineRule="auto"/>
+              <w:jc w:val="both"/>
+              <w:rPr>
+                <w:rFonts w:hint="default" w:ascii="Times New Roman" w:hAnsi="Times New Roman" w:cs="Times New Roman"/>
+                <w:sz w:val="28"/>
+                <w:szCs w:val="28"/>
+              </w:rPr>
+            </w:pPr>
+          </w:p>
+        </w:tc>
+      </w:tr>
+    </w:tbl>
+    <w:p>
+      <w:pPr>
+        <w:numPr>
+          <w:ilvl w:val="0"/>
+          <w:numId w:val="0"/>
+        </w:numPr>
+        <w:ind w:leftChars="0"/>
+        <w:rPr>
+          <w:rFonts w:hint="default" w:ascii="Times New Roman" w:hAnsi="Times New Roman" w:cs="Times New Roman"/>
+          <w:lang w:val="en-US"/>
+        </w:rPr>
+      </w:pPr>
+    </w:p>
+    <w:p>
+      <w:pPr>
+        <w:pStyle w:val="6"/>
+        <w:bidi w:val="0"/>
+        <w:rPr>
+          <w:rFonts w:hint="default" w:ascii="Times New Roman" w:hAnsi="Times New Roman" w:cs="Times New Roman"/>
+          <w:lang w:val="en-US"/>
+        </w:rPr>
+      </w:pPr>
+      <w:r>
+        <w:rPr>
+          <w:rFonts w:hint="default" w:ascii="Times New Roman" w:hAnsi="Times New Roman" w:cs="Times New Roman"/>
+          <w:lang w:val="en-US"/>
+        </w:rPr>
+        <w:t>2.2.1.19 Đặc tả usecase xuất hóa đơn</w:t>
+      </w:r>
+    </w:p>
+    <w:tbl>
+      <w:tblPr>
+        <w:tblStyle w:val="8"/>
+        <w:tblW w:w="9355" w:type="dxa"/>
+        <w:jc w:val="center"/>
+        <w:tblBorders>
+          <w:top w:val="single" w:color="auto" w:sz="4" w:space="0"/>
+          <w:left w:val="single" w:color="auto" w:sz="4" w:space="0"/>
+          <w:bottom w:val="single" w:color="auto" w:sz="4" w:space="0"/>
+          <w:right w:val="single" w:color="auto" w:sz="4" w:space="0"/>
+          <w:insideH w:val="single" w:color="auto" w:sz="4" w:space="0"/>
+          <w:insideV w:val="single" w:color="auto" w:sz="4" w:space="0"/>
+        </w:tblBorders>
+        <w:tblLayout w:type="autofit"/>
+        <w:tblCellMar>
+          <w:top w:w="0" w:type="dxa"/>
+          <w:left w:w="108" w:type="dxa"/>
+          <w:bottom w:w="0" w:type="dxa"/>
+          <w:right w:w="108" w:type="dxa"/>
+        </w:tblCellMar>
+      </w:tblPr>
+      <w:tblGrid>
+        <w:gridCol w:w="2925"/>
+        <w:gridCol w:w="6430"/>
+      </w:tblGrid>
+      <w:tr>
+        <w:tblPrEx>
+          <w:tblBorders>
+            <w:top w:val="single" w:color="auto" w:sz="4" w:space="0"/>
+            <w:left w:val="single" w:color="auto" w:sz="4" w:space="0"/>
+            <w:bottom w:val="single" w:color="auto" w:sz="4" w:space="0"/>
+            <w:right w:val="single" w:color="auto" w:sz="4" w:space="0"/>
+            <w:insideH w:val="single" w:color="auto" w:sz="4" w:space="0"/>
+            <w:insideV w:val="single" w:color="auto" w:sz="4" w:space="0"/>
+          </w:tblBorders>
+        </w:tblPrEx>
+        <w:trPr>
+          <w:jc w:val="center"/>
+        </w:trPr>
+        <w:tc>
+          <w:tcPr>
+            <w:tcW w:w="2925" w:type="dxa"/>
+            <w:vAlign w:val="center"/>
+          </w:tcPr>
+          <w:p>
+            <w:pPr>
+              <w:spacing w:line="336" w:lineRule="auto"/>
+              <w:jc w:val="center"/>
+              <w:rPr>
+                <w:rFonts w:hint="default" w:ascii="Times New Roman" w:hAnsi="Times New Roman" w:cs="Times New Roman"/>
+                <w:b/>
+                <w:bCs/>
+                <w:sz w:val="28"/>
+                <w:szCs w:val="28"/>
+              </w:rPr>
+            </w:pPr>
+            <w:r>
+              <w:rPr>
+                <w:rStyle w:val="11"/>
+                <w:rFonts w:hint="default" w:ascii="Times New Roman" w:hAnsi="Times New Roman" w:cs="Times New Roman" w:eastAsiaTheme="majorEastAsia"/>
+                <w:sz w:val="28"/>
+                <w:szCs w:val="28"/>
+              </w:rPr>
+              <w:t>Thuộc tính</w:t>
+            </w:r>
+          </w:p>
+        </w:tc>
+        <w:tc>
+          <w:tcPr>
+            <w:tcW w:w="6430" w:type="dxa"/>
+            <w:vAlign w:val="center"/>
+          </w:tcPr>
+          <w:p>
+            <w:pPr>
+              <w:spacing w:line="336" w:lineRule="auto"/>
+              <w:jc w:val="center"/>
+              <w:rPr>
+                <w:rFonts w:hint="default" w:ascii="Times New Roman" w:hAnsi="Times New Roman" w:cs="Times New Roman"/>
+                <w:b/>
+                <w:bCs/>
+                <w:sz w:val="28"/>
+                <w:szCs w:val="28"/>
+              </w:rPr>
+            </w:pPr>
+            <w:r>
+              <w:rPr>
+                <w:rStyle w:val="11"/>
+                <w:rFonts w:hint="default" w:ascii="Times New Roman" w:hAnsi="Times New Roman" w:cs="Times New Roman" w:eastAsiaTheme="majorEastAsia"/>
+                <w:sz w:val="28"/>
+                <w:szCs w:val="28"/>
+              </w:rPr>
+              <w:t>Mô tả</w:t>
+            </w:r>
+          </w:p>
+        </w:tc>
+      </w:tr>
+      <w:tr>
+        <w:tblPrEx>
+          <w:tblBorders>
+            <w:top w:val="single" w:color="auto" w:sz="4" w:space="0"/>
+            <w:left w:val="single" w:color="auto" w:sz="4" w:space="0"/>
+            <w:bottom w:val="single" w:color="auto" w:sz="4" w:space="0"/>
+            <w:right w:val="single" w:color="auto" w:sz="4" w:space="0"/>
+            <w:insideH w:val="single" w:color="auto" w:sz="4" w:space="0"/>
+            <w:insideV w:val="single" w:color="auto" w:sz="4" w:space="0"/>
+          </w:tblBorders>
+          <w:tblCellMar>
+            <w:top w:w="0" w:type="dxa"/>
+            <w:left w:w="108" w:type="dxa"/>
+            <w:bottom w:w="0" w:type="dxa"/>
+            <w:right w:w="108" w:type="dxa"/>
+          </w:tblCellMar>
+        </w:tblPrEx>
+        <w:trPr>
+          <w:jc w:val="center"/>
+        </w:trPr>
+        <w:tc>
+          <w:tcPr>
+            <w:tcW w:w="2925" w:type="dxa"/>
+            <w:vAlign w:val="center"/>
+          </w:tcPr>
+          <w:p>
+            <w:pPr>
+              <w:spacing w:line="336" w:lineRule="auto"/>
+              <w:jc w:val="center"/>
+              <w:rPr>
+                <w:rFonts w:hint="default" w:ascii="Times New Roman" w:hAnsi="Times New Roman" w:cs="Times New Roman"/>
+                <w:sz w:val="28"/>
+                <w:szCs w:val="28"/>
+              </w:rPr>
+            </w:pPr>
+            <w:r>
+              <w:rPr>
+                <w:rStyle w:val="11"/>
+                <w:rFonts w:hint="default" w:ascii="Times New Roman" w:hAnsi="Times New Roman" w:cs="Times New Roman" w:eastAsiaTheme="majorEastAsia"/>
+                <w:sz w:val="28"/>
+                <w:szCs w:val="28"/>
+              </w:rPr>
+              <w:t>Tên Use Case</w:t>
+            </w:r>
+          </w:p>
+        </w:tc>
+        <w:tc>
+          <w:tcPr>
+            <w:tcW w:w="6430" w:type="dxa"/>
+            <w:vAlign w:val="center"/>
+          </w:tcPr>
+          <w:p>
+            <w:pPr>
+              <w:spacing w:line="336" w:lineRule="auto"/>
+              <w:jc w:val="both"/>
+              <w:rPr>
+                <w:rFonts w:hint="default" w:ascii="Times New Roman" w:hAnsi="Times New Roman" w:cs="Times New Roman"/>
+                <w:sz w:val="28"/>
+                <w:szCs w:val="28"/>
+                <w:lang w:val="en-US"/>
+              </w:rPr>
+            </w:pPr>
+            <w:r>
+              <w:rPr>
+                <w:rFonts w:hint="default" w:ascii="Times New Roman" w:hAnsi="Times New Roman" w:cs="Times New Roman"/>
+                <w:sz w:val="28"/>
+                <w:szCs w:val="28"/>
+                <w:lang w:val="en-US"/>
+              </w:rPr>
+              <w:t>Xuất hóa đơn</w:t>
+            </w:r>
+          </w:p>
+        </w:tc>
+      </w:tr>
+      <w:tr>
+        <w:tblPrEx>
+          <w:tblBorders>
+            <w:top w:val="single" w:color="auto" w:sz="4" w:space="0"/>
+            <w:left w:val="single" w:color="auto" w:sz="4" w:space="0"/>
+            <w:bottom w:val="single" w:color="auto" w:sz="4" w:space="0"/>
+            <w:right w:val="single" w:color="auto" w:sz="4" w:space="0"/>
+            <w:insideH w:val="single" w:color="auto" w:sz="4" w:space="0"/>
+            <w:insideV w:val="single" w:color="auto" w:sz="4" w:space="0"/>
+          </w:tblBorders>
+          <w:tblCellMar>
+            <w:top w:w="0" w:type="dxa"/>
+            <w:left w:w="108" w:type="dxa"/>
+            <w:bottom w:w="0" w:type="dxa"/>
+            <w:right w:w="108" w:type="dxa"/>
+          </w:tblCellMar>
+        </w:tblPrEx>
+        <w:trPr>
+          <w:jc w:val="center"/>
+        </w:trPr>
+        <w:tc>
+          <w:tcPr>
+            <w:tcW w:w="2925" w:type="dxa"/>
+            <w:vAlign w:val="center"/>
+          </w:tcPr>
+          <w:p>
+            <w:pPr>
+              <w:spacing w:line="336" w:lineRule="auto"/>
+              <w:jc w:val="center"/>
+              <w:rPr>
+                <w:rFonts w:hint="default" w:ascii="Times New Roman" w:hAnsi="Times New Roman" w:cs="Times New Roman"/>
+                <w:sz w:val="28"/>
+                <w:szCs w:val="28"/>
+              </w:rPr>
+            </w:pPr>
+            <w:r>
+              <w:rPr>
+                <w:rStyle w:val="11"/>
+                <w:rFonts w:hint="default" w:ascii="Times New Roman" w:hAnsi="Times New Roman" w:cs="Times New Roman" w:eastAsiaTheme="majorEastAsia"/>
+                <w:sz w:val="28"/>
+                <w:szCs w:val="28"/>
+              </w:rPr>
+              <w:t>Mô tả</w:t>
+            </w:r>
+          </w:p>
+        </w:tc>
+        <w:tc>
+          <w:tcPr>
+            <w:tcW w:w="6430" w:type="dxa"/>
+            <w:vAlign w:val="center"/>
+          </w:tcPr>
+          <w:p>
+            <w:pPr>
+              <w:pStyle w:val="10"/>
+              <w:spacing w:before="0" w:beforeAutospacing="0" w:after="0" w:afterAutospacing="0" w:line="336" w:lineRule="auto"/>
+              <w:jc w:val="both"/>
+              <w:rPr>
+                <w:rFonts w:hint="default" w:ascii="Times New Roman" w:hAnsi="Times New Roman" w:cs="Times New Roman"/>
+                <w:sz w:val="28"/>
+                <w:szCs w:val="28"/>
+                <w:lang w:val="vi"/>
+              </w:rPr>
+            </w:pPr>
+            <w:r>
+              <w:rPr>
+                <w:rFonts w:hint="default" w:ascii="Times New Roman" w:hAnsi="Times New Roman"/>
+                <w:sz w:val="28"/>
+                <w:szCs w:val="28"/>
+                <w:lang w:val="vi"/>
+              </w:rPr>
+              <w:t>Hệ thống trích xuất dữ liệu từ Hóa đơn và chuyển đổi thành tệp tin định dạng PDF chuyên nghiệp để in ấn hoặc gửi cho khách hàng.</w:t>
+            </w:r>
+          </w:p>
+        </w:tc>
+      </w:tr>
+      <w:tr>
+        <w:tblPrEx>
+          <w:tblBorders>
+            <w:top w:val="single" w:color="auto" w:sz="4" w:space="0"/>
+            <w:left w:val="single" w:color="auto" w:sz="4" w:space="0"/>
+            <w:bottom w:val="single" w:color="auto" w:sz="4" w:space="0"/>
+            <w:right w:val="single" w:color="auto" w:sz="4" w:space="0"/>
+            <w:insideH w:val="single" w:color="auto" w:sz="4" w:space="0"/>
+            <w:insideV w:val="single" w:color="auto" w:sz="4" w:space="0"/>
+          </w:tblBorders>
+          <w:tblCellMar>
+            <w:top w:w="0" w:type="dxa"/>
+            <w:left w:w="108" w:type="dxa"/>
+            <w:bottom w:w="0" w:type="dxa"/>
+            <w:right w:w="108" w:type="dxa"/>
+          </w:tblCellMar>
+        </w:tblPrEx>
+        <w:trPr>
+          <w:jc w:val="center"/>
+        </w:trPr>
+        <w:tc>
+          <w:tcPr>
+            <w:tcW w:w="2925" w:type="dxa"/>
+            <w:vAlign w:val="center"/>
+          </w:tcPr>
+          <w:p>
+            <w:pPr>
+              <w:spacing w:line="336" w:lineRule="auto"/>
+              <w:jc w:val="center"/>
+              <w:rPr>
+                <w:rFonts w:hint="default" w:ascii="Times New Roman" w:hAnsi="Times New Roman" w:cs="Times New Roman"/>
+                <w:sz w:val="28"/>
+                <w:szCs w:val="28"/>
+              </w:rPr>
+            </w:pPr>
+            <w:r>
+              <w:rPr>
+                <w:rStyle w:val="11"/>
+                <w:rFonts w:hint="default" w:ascii="Times New Roman" w:hAnsi="Times New Roman" w:cs="Times New Roman" w:eastAsiaTheme="majorEastAsia"/>
+                <w:sz w:val="28"/>
+                <w:szCs w:val="28"/>
+              </w:rPr>
+              <w:t>Tác nhân chính</w:t>
+            </w:r>
+          </w:p>
+        </w:tc>
+        <w:tc>
+          <w:tcPr>
+            <w:tcW w:w="6430" w:type="dxa"/>
+            <w:vAlign w:val="center"/>
+          </w:tcPr>
+          <w:p>
+            <w:pPr>
+              <w:spacing w:line="336" w:lineRule="auto"/>
+              <w:jc w:val="both"/>
+              <w:rPr>
+                <w:rFonts w:hint="default" w:ascii="Times New Roman" w:hAnsi="Times New Roman" w:cs="Times New Roman"/>
+                <w:sz w:val="28"/>
+                <w:szCs w:val="28"/>
+                <w:lang w:val="en-US"/>
+              </w:rPr>
+            </w:pPr>
+            <w:r>
+              <w:rPr>
+                <w:rFonts w:hint="default" w:ascii="Times New Roman" w:hAnsi="Times New Roman" w:cs="Times New Roman"/>
+                <w:sz w:val="28"/>
+                <w:szCs w:val="28"/>
+                <w:lang w:val="en-US"/>
+              </w:rPr>
+              <w:t>Admin</w:t>
+            </w:r>
+          </w:p>
+        </w:tc>
+      </w:tr>
+      <w:tr>
+        <w:tblPrEx>
+          <w:tblBorders>
+            <w:top w:val="single" w:color="auto" w:sz="4" w:space="0"/>
+            <w:left w:val="single" w:color="auto" w:sz="4" w:space="0"/>
+            <w:bottom w:val="single" w:color="auto" w:sz="4" w:space="0"/>
+            <w:right w:val="single" w:color="auto" w:sz="4" w:space="0"/>
+            <w:insideH w:val="single" w:color="auto" w:sz="4" w:space="0"/>
+            <w:insideV w:val="single" w:color="auto" w:sz="4" w:space="0"/>
+          </w:tblBorders>
+          <w:tblCellMar>
+            <w:top w:w="0" w:type="dxa"/>
+            <w:left w:w="108" w:type="dxa"/>
+            <w:bottom w:w="0" w:type="dxa"/>
+            <w:right w:w="108" w:type="dxa"/>
+          </w:tblCellMar>
+        </w:tblPrEx>
+        <w:trPr>
+          <w:jc w:val="center"/>
+        </w:trPr>
+        <w:tc>
+          <w:tcPr>
+            <w:tcW w:w="2925" w:type="dxa"/>
+            <w:vAlign w:val="center"/>
+          </w:tcPr>
+          <w:p>
+            <w:pPr>
+              <w:spacing w:line="336" w:lineRule="auto"/>
+              <w:jc w:val="center"/>
+              <w:rPr>
+                <w:rFonts w:hint="default" w:ascii="Times New Roman" w:hAnsi="Times New Roman" w:cs="Times New Roman"/>
+                <w:sz w:val="28"/>
+                <w:szCs w:val="28"/>
+              </w:rPr>
+            </w:pPr>
+            <w:r>
+              <w:rPr>
+                <w:rStyle w:val="11"/>
+                <w:rFonts w:hint="default" w:ascii="Times New Roman" w:hAnsi="Times New Roman" w:cs="Times New Roman" w:eastAsiaTheme="majorEastAsia"/>
+                <w:sz w:val="28"/>
+                <w:szCs w:val="28"/>
+              </w:rPr>
+              <w:t>Tiền điều kiện</w:t>
+            </w:r>
+          </w:p>
+        </w:tc>
+        <w:tc>
+          <w:tcPr>
+            <w:tcW w:w="6430" w:type="dxa"/>
+            <w:vAlign w:val="center"/>
+          </w:tcPr>
+          <w:p>
+            <w:pPr>
+              <w:spacing w:line="336" w:lineRule="auto"/>
+              <w:jc w:val="both"/>
+              <w:rPr>
+                <w:rFonts w:hint="default" w:ascii="Times New Roman" w:hAnsi="Times New Roman" w:cs="Times New Roman"/>
+                <w:sz w:val="28"/>
+                <w:szCs w:val="28"/>
+                <w:lang w:val="en-US"/>
+              </w:rPr>
+            </w:pPr>
+            <w:r>
+              <w:rPr>
+                <w:rFonts w:hint="default" w:ascii="Times New Roman" w:hAnsi="Times New Roman" w:cs="Times New Roman"/>
+                <w:sz w:val="28"/>
+                <w:szCs w:val="28"/>
+                <w:lang w:val="en-US"/>
+              </w:rPr>
+              <w:t>Admin đã đăng nhập vào hệ thống và đang xem chi tiết một hóa đơn (ở trạng thái “Chưa thanh toán” hoặc “Đã thanh toán”) hoặc Admin vừa thực hiện trả phòng xong</w:t>
+            </w:r>
+          </w:p>
+        </w:tc>
+      </w:tr>
+      <w:tr>
+        <w:tblPrEx>
+          <w:tblBorders>
+            <w:top w:val="single" w:color="auto" w:sz="4" w:space="0"/>
+            <w:left w:val="single" w:color="auto" w:sz="4" w:space="0"/>
+            <w:bottom w:val="single" w:color="auto" w:sz="4" w:space="0"/>
+            <w:right w:val="single" w:color="auto" w:sz="4" w:space="0"/>
+            <w:insideH w:val="single" w:color="auto" w:sz="4" w:space="0"/>
+            <w:insideV w:val="single" w:color="auto" w:sz="4" w:space="0"/>
+          </w:tblBorders>
+          <w:tblCellMar>
+            <w:top w:w="0" w:type="dxa"/>
+            <w:left w:w="108" w:type="dxa"/>
+            <w:bottom w:w="0" w:type="dxa"/>
+            <w:right w:w="108" w:type="dxa"/>
+          </w:tblCellMar>
+        </w:tblPrEx>
+        <w:trPr>
+          <w:jc w:val="center"/>
+        </w:trPr>
+        <w:tc>
+          <w:tcPr>
+            <w:tcW w:w="2925" w:type="dxa"/>
+            <w:vAlign w:val="center"/>
+          </w:tcPr>
+          <w:p>
+            <w:pPr>
+              <w:spacing w:line="336" w:lineRule="auto"/>
+              <w:jc w:val="center"/>
+              <w:rPr>
+                <w:rFonts w:hint="default" w:ascii="Times New Roman" w:hAnsi="Times New Roman" w:cs="Times New Roman"/>
+                <w:sz w:val="28"/>
+                <w:szCs w:val="28"/>
+              </w:rPr>
+            </w:pPr>
+            <w:r>
+              <w:rPr>
+                <w:rStyle w:val="11"/>
+                <w:rFonts w:hint="default" w:ascii="Times New Roman" w:hAnsi="Times New Roman" w:cs="Times New Roman" w:eastAsiaTheme="majorEastAsia"/>
+                <w:sz w:val="28"/>
+                <w:szCs w:val="28"/>
+              </w:rPr>
+              <w:t>Hậu điều kiện</w:t>
+            </w:r>
+          </w:p>
+        </w:tc>
+        <w:tc>
+          <w:tcPr>
+            <w:tcW w:w="6430" w:type="dxa"/>
+            <w:vAlign w:val="center"/>
+          </w:tcPr>
+          <w:p>
+            <w:pPr>
+              <w:pStyle w:val="10"/>
+              <w:spacing w:before="0" w:beforeAutospacing="0" w:after="0" w:afterAutospacing="0" w:line="336" w:lineRule="auto"/>
+              <w:jc w:val="both"/>
+              <w:rPr>
+                <w:rFonts w:hint="default" w:ascii="Times New Roman" w:hAnsi="Times New Roman" w:cs="Times New Roman"/>
+                <w:sz w:val="28"/>
+                <w:szCs w:val="28"/>
+                <w:lang w:val="vi"/>
+              </w:rPr>
+            </w:pPr>
+            <w:r>
+              <w:rPr>
+                <w:rFonts w:hint="default" w:ascii="Times New Roman" w:hAnsi="Times New Roman"/>
+                <w:sz w:val="28"/>
+                <w:szCs w:val="28"/>
+                <w:lang w:val="vi"/>
+              </w:rPr>
+              <w:t xml:space="preserve">Một tệp PDF được tạo ra và tải xuống </w:t>
+            </w:r>
+            <w:r>
+              <w:rPr>
+                <w:rFonts w:hint="default" w:ascii="Times New Roman" w:hAnsi="Times New Roman"/>
+                <w:sz w:val="28"/>
+                <w:szCs w:val="28"/>
+                <w:lang w:val="en-US"/>
+              </w:rPr>
+              <w:t>thiết bị</w:t>
+            </w:r>
+            <w:r>
+              <w:rPr>
+                <w:rFonts w:hint="default" w:ascii="Times New Roman" w:hAnsi="Times New Roman"/>
+                <w:sz w:val="28"/>
+                <w:szCs w:val="28"/>
+                <w:lang w:val="vi"/>
+              </w:rPr>
+              <w:t xml:space="preserve"> của Admin</w:t>
+            </w:r>
+          </w:p>
+        </w:tc>
+      </w:tr>
+      <w:tr>
+        <w:tblPrEx>
+          <w:tblBorders>
+            <w:top w:val="single" w:color="auto" w:sz="4" w:space="0"/>
+            <w:left w:val="single" w:color="auto" w:sz="4" w:space="0"/>
+            <w:bottom w:val="single" w:color="auto" w:sz="4" w:space="0"/>
+            <w:right w:val="single" w:color="auto" w:sz="4" w:space="0"/>
+            <w:insideH w:val="single" w:color="auto" w:sz="4" w:space="0"/>
+            <w:insideV w:val="single" w:color="auto" w:sz="4" w:space="0"/>
+          </w:tblBorders>
+          <w:tblCellMar>
+            <w:top w:w="0" w:type="dxa"/>
+            <w:left w:w="108" w:type="dxa"/>
+            <w:bottom w:w="0" w:type="dxa"/>
+            <w:right w:w="108" w:type="dxa"/>
+          </w:tblCellMar>
+        </w:tblPrEx>
+        <w:trPr>
+          <w:jc w:val="center"/>
+        </w:trPr>
+        <w:tc>
+          <w:tcPr>
+            <w:tcW w:w="2925" w:type="dxa"/>
+            <w:vAlign w:val="center"/>
+          </w:tcPr>
+          <w:p>
+            <w:pPr>
+              <w:spacing w:line="336" w:lineRule="auto"/>
+              <w:jc w:val="center"/>
+              <w:rPr>
+                <w:rFonts w:hint="default" w:ascii="Times New Roman" w:hAnsi="Times New Roman" w:cs="Times New Roman"/>
+                <w:sz w:val="28"/>
+                <w:szCs w:val="28"/>
+              </w:rPr>
+            </w:pPr>
+            <w:r>
+              <w:rPr>
+                <w:rStyle w:val="11"/>
+                <w:rFonts w:hint="default" w:ascii="Times New Roman" w:hAnsi="Times New Roman" w:cs="Times New Roman" w:eastAsiaTheme="majorEastAsia"/>
+                <w:sz w:val="28"/>
+                <w:szCs w:val="28"/>
+              </w:rPr>
+              <w:t>Luồng chính</w:t>
+            </w:r>
+          </w:p>
+        </w:tc>
+        <w:tc>
+          <w:tcPr>
+            <w:tcW w:w="6430" w:type="dxa"/>
+            <w:vAlign w:val="center"/>
+          </w:tcPr>
+          <w:p>
+            <w:pPr>
+              <w:pStyle w:val="10"/>
+              <w:numPr>
+                <w:ilvl w:val="0"/>
+                <w:numId w:val="20"/>
+              </w:numPr>
+              <w:spacing w:before="0" w:beforeAutospacing="0" w:after="0" w:afterAutospacing="0" w:line="336" w:lineRule="auto"/>
+              <w:jc w:val="both"/>
+              <w:rPr>
+                <w:rFonts w:hint="default" w:ascii="Times New Roman" w:hAnsi="Times New Roman" w:cs="Times New Roman"/>
+                <w:sz w:val="28"/>
+                <w:szCs w:val="28"/>
+                <w:lang w:val="en-US"/>
+              </w:rPr>
+            </w:pPr>
+            <w:r>
+              <w:rPr>
+                <w:rFonts w:hint="default" w:ascii="Times New Roman" w:hAnsi="Times New Roman" w:cs="Times New Roman"/>
+                <w:sz w:val="28"/>
+                <w:szCs w:val="28"/>
+                <w:lang w:val="en-US"/>
+              </w:rPr>
+              <w:t>Admin chọn chức năng “Xuất hóa đơn”</w:t>
+            </w:r>
+          </w:p>
+          <w:p>
+            <w:pPr>
+              <w:pStyle w:val="10"/>
+              <w:numPr>
+                <w:ilvl w:val="0"/>
+                <w:numId w:val="20"/>
+              </w:numPr>
+              <w:spacing w:before="0" w:beforeAutospacing="0" w:after="0" w:afterAutospacing="0" w:line="336" w:lineRule="auto"/>
+              <w:jc w:val="both"/>
+              <w:rPr>
+                <w:rFonts w:hint="default" w:ascii="Times New Roman" w:hAnsi="Times New Roman" w:cs="Times New Roman"/>
+                <w:sz w:val="28"/>
+                <w:szCs w:val="28"/>
+                <w:lang w:val="en-US"/>
+              </w:rPr>
+            </w:pPr>
+            <w:r>
+              <w:rPr>
+                <w:rFonts w:hint="default" w:ascii="Times New Roman" w:hAnsi="Times New Roman" w:cs="Times New Roman"/>
+                <w:sz w:val="28"/>
+                <w:szCs w:val="28"/>
+                <w:lang w:val="en-US"/>
+              </w:rPr>
+              <w:t>Hệ thống tạo file hóa đơn pdf dựa vào thông tin hóa đơn và tải file xuống thiết bị của Admin</w:t>
+            </w:r>
+          </w:p>
+        </w:tc>
+      </w:tr>
+      <w:tr>
+        <w:tblPrEx>
+          <w:tblBorders>
+            <w:top w:val="single" w:color="auto" w:sz="4" w:space="0"/>
+            <w:left w:val="single" w:color="auto" w:sz="4" w:space="0"/>
+            <w:bottom w:val="single" w:color="auto" w:sz="4" w:space="0"/>
+            <w:right w:val="single" w:color="auto" w:sz="4" w:space="0"/>
+            <w:insideH w:val="single" w:color="auto" w:sz="4" w:space="0"/>
+            <w:insideV w:val="single" w:color="auto" w:sz="4" w:space="0"/>
+          </w:tblBorders>
+          <w:tblCellMar>
+            <w:top w:w="0" w:type="dxa"/>
+            <w:left w:w="108" w:type="dxa"/>
+            <w:bottom w:w="0" w:type="dxa"/>
+            <w:right w:w="108" w:type="dxa"/>
+          </w:tblCellMar>
+        </w:tblPrEx>
+        <w:trPr>
+          <w:jc w:val="center"/>
+        </w:trPr>
+        <w:tc>
+          <w:tcPr>
+            <w:tcW w:w="2925" w:type="dxa"/>
+            <w:vAlign w:val="center"/>
+          </w:tcPr>
+          <w:p>
+            <w:pPr>
+              <w:spacing w:line="336" w:lineRule="auto"/>
+              <w:jc w:val="center"/>
+              <w:rPr>
+                <w:rFonts w:hint="default" w:ascii="Times New Roman" w:hAnsi="Times New Roman" w:cs="Times New Roman"/>
+                <w:sz w:val="28"/>
+                <w:szCs w:val="28"/>
+              </w:rPr>
+            </w:pPr>
+            <w:r>
+              <w:rPr>
+                <w:rStyle w:val="11"/>
+                <w:rFonts w:hint="default" w:ascii="Times New Roman" w:hAnsi="Times New Roman" w:cs="Times New Roman" w:eastAsiaTheme="majorEastAsia"/>
+                <w:sz w:val="28"/>
+                <w:szCs w:val="28"/>
+              </w:rPr>
+              <w:t>Luồng thay thế</w:t>
+            </w:r>
+          </w:p>
+        </w:tc>
+        <w:tc>
+          <w:tcPr>
+            <w:tcW w:w="6430" w:type="dxa"/>
+            <w:vAlign w:val="center"/>
+          </w:tcPr>
+          <w:p>
+            <w:pPr>
+              <w:spacing w:line="336" w:lineRule="auto"/>
+              <w:jc w:val="both"/>
+              <w:rPr>
+                <w:rFonts w:hint="default" w:ascii="Times New Roman" w:hAnsi="Times New Roman" w:cs="Times New Roman"/>
+                <w:sz w:val="28"/>
+                <w:szCs w:val="28"/>
+              </w:rPr>
+            </w:pPr>
+          </w:p>
+        </w:tc>
+      </w:tr>
+    </w:tbl>
+    <w:p>
+      <w:pPr>
+        <w:numPr>
+          <w:ilvl w:val="0"/>
+          <w:numId w:val="0"/>
+        </w:numPr>
+        <w:ind w:leftChars="0"/>
+        <w:rPr>
+          <w:rFonts w:hint="default" w:ascii="Times New Roman" w:hAnsi="Times New Roman" w:cs="Times New Roman"/>
+          <w:lang w:val="en-US"/>
+        </w:rPr>
+      </w:pPr>
+    </w:p>
+    <w:p>
+      <w:pPr>
+        <w:pStyle w:val="6"/>
+        <w:bidi w:val="0"/>
+        <w:rPr>
+          <w:rFonts w:hint="default" w:ascii="Times New Roman" w:hAnsi="Times New Roman" w:cs="Times New Roman"/>
+          <w:lang w:val="en-US"/>
+        </w:rPr>
+      </w:pPr>
+      <w:r>
+        <w:rPr>
+          <w:rFonts w:hint="default" w:ascii="Times New Roman" w:hAnsi="Times New Roman" w:cs="Times New Roman"/>
+          <w:lang w:val="en-US"/>
+        </w:rPr>
+        <w:t>2.2.1.20 Đặc tả usecase xác nhận khách hàng đã thanh toán</w:t>
+      </w:r>
+    </w:p>
+    <w:tbl>
+      <w:tblPr>
+        <w:tblStyle w:val="8"/>
+        <w:tblW w:w="9355" w:type="dxa"/>
+        <w:jc w:val="center"/>
+        <w:tblBorders>
+          <w:top w:val="single" w:color="auto" w:sz="4" w:space="0"/>
+          <w:left w:val="single" w:color="auto" w:sz="4" w:space="0"/>
+          <w:bottom w:val="single" w:color="auto" w:sz="4" w:space="0"/>
+          <w:right w:val="single" w:color="auto" w:sz="4" w:space="0"/>
+          <w:insideH w:val="single" w:color="auto" w:sz="4" w:space="0"/>
+          <w:insideV w:val="single" w:color="auto" w:sz="4" w:space="0"/>
+        </w:tblBorders>
+        <w:tblLayout w:type="autofit"/>
+        <w:tblCellMar>
+          <w:top w:w="0" w:type="dxa"/>
+          <w:left w:w="108" w:type="dxa"/>
+          <w:bottom w:w="0" w:type="dxa"/>
+          <w:right w:w="108" w:type="dxa"/>
+        </w:tblCellMar>
+      </w:tblPr>
+      <w:tblGrid>
+        <w:gridCol w:w="2925"/>
+        <w:gridCol w:w="6430"/>
+      </w:tblGrid>
+      <w:tr>
+        <w:tblPrEx>
+          <w:tblBorders>
+            <w:top w:val="single" w:color="auto" w:sz="4" w:space="0"/>
+            <w:left w:val="single" w:color="auto" w:sz="4" w:space="0"/>
+            <w:bottom w:val="single" w:color="auto" w:sz="4" w:space="0"/>
+            <w:right w:val="single" w:color="auto" w:sz="4" w:space="0"/>
+            <w:insideH w:val="single" w:color="auto" w:sz="4" w:space="0"/>
+            <w:insideV w:val="single" w:color="auto" w:sz="4" w:space="0"/>
+          </w:tblBorders>
+          <w:tblCellMar>
+            <w:top w:w="0" w:type="dxa"/>
+            <w:left w:w="108" w:type="dxa"/>
+            <w:bottom w:w="0" w:type="dxa"/>
+            <w:right w:w="108" w:type="dxa"/>
+          </w:tblCellMar>
+        </w:tblPrEx>
+        <w:trPr>
+          <w:jc w:val="center"/>
+        </w:trPr>
+        <w:tc>
+          <w:tcPr>
+            <w:tcW w:w="2925" w:type="dxa"/>
+            <w:vAlign w:val="center"/>
+          </w:tcPr>
+          <w:p>
+            <w:pPr>
+              <w:spacing w:line="336" w:lineRule="auto"/>
+              <w:jc w:val="center"/>
+              <w:rPr>
+                <w:rFonts w:hint="default" w:ascii="Times New Roman" w:hAnsi="Times New Roman" w:cs="Times New Roman"/>
+                <w:b/>
+                <w:bCs/>
+                <w:sz w:val="28"/>
+                <w:szCs w:val="28"/>
+              </w:rPr>
+            </w:pPr>
+            <w:r>
+              <w:rPr>
+                <w:rStyle w:val="11"/>
+                <w:rFonts w:hint="default" w:ascii="Times New Roman" w:hAnsi="Times New Roman" w:cs="Times New Roman" w:eastAsiaTheme="majorEastAsia"/>
+                <w:sz w:val="28"/>
+                <w:szCs w:val="28"/>
+              </w:rPr>
+              <w:t>Thuộc tính</w:t>
+            </w:r>
+          </w:p>
+        </w:tc>
+        <w:tc>
+          <w:tcPr>
+            <w:tcW w:w="6430" w:type="dxa"/>
+            <w:vAlign w:val="center"/>
+          </w:tcPr>
+          <w:p>
+            <w:pPr>
+              <w:spacing w:line="336" w:lineRule="auto"/>
+              <w:jc w:val="center"/>
+              <w:rPr>
+                <w:rFonts w:hint="default" w:ascii="Times New Roman" w:hAnsi="Times New Roman" w:cs="Times New Roman"/>
+                <w:b/>
+                <w:bCs/>
+                <w:sz w:val="28"/>
+                <w:szCs w:val="28"/>
+              </w:rPr>
+            </w:pPr>
+            <w:r>
+              <w:rPr>
+                <w:rStyle w:val="11"/>
+                <w:rFonts w:hint="default" w:ascii="Times New Roman" w:hAnsi="Times New Roman" w:cs="Times New Roman" w:eastAsiaTheme="majorEastAsia"/>
+                <w:sz w:val="28"/>
+                <w:szCs w:val="28"/>
+              </w:rPr>
+              <w:t>Mô tả</w:t>
+            </w:r>
+          </w:p>
+        </w:tc>
+      </w:tr>
+      <w:tr>
+        <w:tblPrEx>
+          <w:tblBorders>
+            <w:top w:val="single" w:color="auto" w:sz="4" w:space="0"/>
+            <w:left w:val="single" w:color="auto" w:sz="4" w:space="0"/>
+            <w:bottom w:val="single" w:color="auto" w:sz="4" w:space="0"/>
+            <w:right w:val="single" w:color="auto" w:sz="4" w:space="0"/>
+            <w:insideH w:val="single" w:color="auto" w:sz="4" w:space="0"/>
+            <w:insideV w:val="single" w:color="auto" w:sz="4" w:space="0"/>
+          </w:tblBorders>
+          <w:tblCellMar>
+            <w:top w:w="0" w:type="dxa"/>
+            <w:left w:w="108" w:type="dxa"/>
+            <w:bottom w:w="0" w:type="dxa"/>
+            <w:right w:w="108" w:type="dxa"/>
+          </w:tblCellMar>
+        </w:tblPrEx>
+        <w:trPr>
+          <w:jc w:val="center"/>
+        </w:trPr>
+        <w:tc>
+          <w:tcPr>
+            <w:tcW w:w="2925" w:type="dxa"/>
+            <w:vAlign w:val="center"/>
+          </w:tcPr>
+          <w:p>
+            <w:pPr>
+              <w:spacing w:line="336" w:lineRule="auto"/>
+              <w:jc w:val="center"/>
+              <w:rPr>
+                <w:rFonts w:hint="default" w:ascii="Times New Roman" w:hAnsi="Times New Roman" w:cs="Times New Roman"/>
+                <w:sz w:val="28"/>
+                <w:szCs w:val="28"/>
+              </w:rPr>
+            </w:pPr>
+            <w:r>
+              <w:rPr>
+                <w:rStyle w:val="11"/>
+                <w:rFonts w:hint="default" w:ascii="Times New Roman" w:hAnsi="Times New Roman" w:cs="Times New Roman" w:eastAsiaTheme="majorEastAsia"/>
+                <w:sz w:val="28"/>
+                <w:szCs w:val="28"/>
+              </w:rPr>
+              <w:t>Tên Use Case</w:t>
+            </w:r>
+          </w:p>
+        </w:tc>
+        <w:tc>
+          <w:tcPr>
+            <w:tcW w:w="6430" w:type="dxa"/>
+            <w:vAlign w:val="center"/>
+          </w:tcPr>
+          <w:p>
+            <w:pPr>
+              <w:spacing w:line="336" w:lineRule="auto"/>
+              <w:jc w:val="both"/>
+              <w:rPr>
+                <w:rFonts w:hint="default" w:ascii="Times New Roman" w:hAnsi="Times New Roman" w:cs="Times New Roman"/>
+                <w:sz w:val="28"/>
+                <w:szCs w:val="28"/>
+                <w:lang w:val="en-US"/>
+              </w:rPr>
+            </w:pPr>
+            <w:r>
+              <w:rPr>
+                <w:rFonts w:hint="default" w:ascii="Times New Roman" w:hAnsi="Times New Roman" w:cs="Times New Roman"/>
+                <w:sz w:val="28"/>
+                <w:szCs w:val="28"/>
+                <w:lang w:val="en-US"/>
+              </w:rPr>
+              <w:t>Xác nhận khách hàng đã thanh toán</w:t>
+            </w:r>
+          </w:p>
+        </w:tc>
+      </w:tr>
+      <w:tr>
+        <w:tblPrEx>
+          <w:tblBorders>
+            <w:top w:val="single" w:color="auto" w:sz="4" w:space="0"/>
+            <w:left w:val="single" w:color="auto" w:sz="4" w:space="0"/>
+            <w:bottom w:val="single" w:color="auto" w:sz="4" w:space="0"/>
+            <w:right w:val="single" w:color="auto" w:sz="4" w:space="0"/>
+            <w:insideH w:val="single" w:color="auto" w:sz="4" w:space="0"/>
+            <w:insideV w:val="single" w:color="auto" w:sz="4" w:space="0"/>
+          </w:tblBorders>
+          <w:tblCellMar>
+            <w:top w:w="0" w:type="dxa"/>
+            <w:left w:w="108" w:type="dxa"/>
+            <w:bottom w:w="0" w:type="dxa"/>
+            <w:right w:w="108" w:type="dxa"/>
+          </w:tblCellMar>
+        </w:tblPrEx>
+        <w:trPr>
+          <w:jc w:val="center"/>
+        </w:trPr>
+        <w:tc>
+          <w:tcPr>
+            <w:tcW w:w="2925" w:type="dxa"/>
+            <w:vAlign w:val="center"/>
+          </w:tcPr>
+          <w:p>
+            <w:pPr>
+              <w:spacing w:line="336" w:lineRule="auto"/>
+              <w:jc w:val="center"/>
+              <w:rPr>
+                <w:rFonts w:hint="default" w:ascii="Times New Roman" w:hAnsi="Times New Roman" w:cs="Times New Roman"/>
+                <w:sz w:val="28"/>
+                <w:szCs w:val="28"/>
+              </w:rPr>
+            </w:pPr>
+            <w:r>
+              <w:rPr>
+                <w:rStyle w:val="11"/>
+                <w:rFonts w:hint="default" w:ascii="Times New Roman" w:hAnsi="Times New Roman" w:cs="Times New Roman" w:eastAsiaTheme="majorEastAsia"/>
+                <w:sz w:val="28"/>
+                <w:szCs w:val="28"/>
+              </w:rPr>
+              <w:t>Mô tả</w:t>
+            </w:r>
+          </w:p>
+        </w:tc>
+        <w:tc>
+          <w:tcPr>
+            <w:tcW w:w="6430" w:type="dxa"/>
+            <w:vAlign w:val="center"/>
+          </w:tcPr>
+          <w:p>
+            <w:pPr>
+              <w:pStyle w:val="10"/>
+              <w:spacing w:before="0" w:beforeAutospacing="0" w:after="0" w:afterAutospacing="0" w:line="336" w:lineRule="auto"/>
+              <w:jc w:val="both"/>
+              <w:rPr>
+                <w:rFonts w:hint="default" w:ascii="Times New Roman" w:hAnsi="Times New Roman" w:cs="Times New Roman"/>
+                <w:sz w:val="28"/>
+                <w:szCs w:val="28"/>
+                <w:lang w:val="vi"/>
+              </w:rPr>
+            </w:pPr>
+            <w:r>
+              <w:rPr>
+                <w:rFonts w:hint="default" w:ascii="Times New Roman" w:hAnsi="Times New Roman"/>
+                <w:sz w:val="28"/>
+                <w:szCs w:val="28"/>
+                <w:lang w:val="vi"/>
+              </w:rPr>
+              <w:t>Admin xác nhận đã nhận đủ tiền từ khách hàng. Hệ thống chính thức đóng hóa đơn, ghi nhận doanh thu và cập nhật điểm tích lũy cho hội viên.</w:t>
+            </w:r>
+          </w:p>
+        </w:tc>
+      </w:tr>
+      <w:tr>
+        <w:tblPrEx>
+          <w:tblBorders>
+            <w:top w:val="single" w:color="auto" w:sz="4" w:space="0"/>
+            <w:left w:val="single" w:color="auto" w:sz="4" w:space="0"/>
+            <w:bottom w:val="single" w:color="auto" w:sz="4" w:space="0"/>
+            <w:right w:val="single" w:color="auto" w:sz="4" w:space="0"/>
+            <w:insideH w:val="single" w:color="auto" w:sz="4" w:space="0"/>
+            <w:insideV w:val="single" w:color="auto" w:sz="4" w:space="0"/>
+          </w:tblBorders>
+          <w:tblCellMar>
+            <w:top w:w="0" w:type="dxa"/>
+            <w:left w:w="108" w:type="dxa"/>
+            <w:bottom w:w="0" w:type="dxa"/>
+            <w:right w:w="108" w:type="dxa"/>
+          </w:tblCellMar>
+        </w:tblPrEx>
+        <w:trPr>
+          <w:jc w:val="center"/>
+        </w:trPr>
+        <w:tc>
+          <w:tcPr>
+            <w:tcW w:w="2925" w:type="dxa"/>
+            <w:vAlign w:val="center"/>
+          </w:tcPr>
+          <w:p>
+            <w:pPr>
+              <w:spacing w:line="336" w:lineRule="auto"/>
+              <w:jc w:val="center"/>
+              <w:rPr>
+                <w:rFonts w:hint="default" w:ascii="Times New Roman" w:hAnsi="Times New Roman" w:cs="Times New Roman"/>
+                <w:sz w:val="28"/>
+                <w:szCs w:val="28"/>
+              </w:rPr>
+            </w:pPr>
+            <w:r>
+              <w:rPr>
+                <w:rStyle w:val="11"/>
+                <w:rFonts w:hint="default" w:ascii="Times New Roman" w:hAnsi="Times New Roman" w:cs="Times New Roman" w:eastAsiaTheme="majorEastAsia"/>
+                <w:sz w:val="28"/>
+                <w:szCs w:val="28"/>
+              </w:rPr>
+              <w:t>Tác nhân chính</w:t>
+            </w:r>
+          </w:p>
+        </w:tc>
+        <w:tc>
+          <w:tcPr>
+            <w:tcW w:w="6430" w:type="dxa"/>
+            <w:vAlign w:val="center"/>
+          </w:tcPr>
+          <w:p>
+            <w:pPr>
+              <w:spacing w:line="336" w:lineRule="auto"/>
+              <w:jc w:val="both"/>
+              <w:rPr>
+                <w:rFonts w:hint="default" w:ascii="Times New Roman" w:hAnsi="Times New Roman" w:cs="Times New Roman"/>
+                <w:sz w:val="28"/>
+                <w:szCs w:val="28"/>
+                <w:lang w:val="en-US"/>
+              </w:rPr>
+            </w:pPr>
+            <w:r>
+              <w:rPr>
+                <w:rFonts w:hint="default" w:ascii="Times New Roman" w:hAnsi="Times New Roman" w:cs="Times New Roman"/>
+                <w:sz w:val="28"/>
+                <w:szCs w:val="28"/>
+                <w:lang w:val="en-US"/>
+              </w:rPr>
+              <w:t>Admin</w:t>
+            </w:r>
+          </w:p>
+        </w:tc>
+      </w:tr>
+      <w:tr>
+        <w:tblPrEx>
+          <w:tblBorders>
+            <w:top w:val="single" w:color="auto" w:sz="4" w:space="0"/>
+            <w:left w:val="single" w:color="auto" w:sz="4" w:space="0"/>
+            <w:bottom w:val="single" w:color="auto" w:sz="4" w:space="0"/>
+            <w:right w:val="single" w:color="auto" w:sz="4" w:space="0"/>
+            <w:insideH w:val="single" w:color="auto" w:sz="4" w:space="0"/>
+            <w:insideV w:val="single" w:color="auto" w:sz="4" w:space="0"/>
+          </w:tblBorders>
+          <w:tblCellMar>
+            <w:top w:w="0" w:type="dxa"/>
+            <w:left w:w="108" w:type="dxa"/>
+            <w:bottom w:w="0" w:type="dxa"/>
+            <w:right w:w="108" w:type="dxa"/>
+          </w:tblCellMar>
+        </w:tblPrEx>
+        <w:trPr>
+          <w:jc w:val="center"/>
+        </w:trPr>
+        <w:tc>
+          <w:tcPr>
+            <w:tcW w:w="2925" w:type="dxa"/>
+            <w:vAlign w:val="center"/>
+          </w:tcPr>
+          <w:p>
+            <w:pPr>
+              <w:spacing w:line="336" w:lineRule="auto"/>
+              <w:jc w:val="center"/>
+              <w:rPr>
+                <w:rFonts w:hint="default" w:ascii="Times New Roman" w:hAnsi="Times New Roman" w:cs="Times New Roman"/>
+                <w:sz w:val="28"/>
+                <w:szCs w:val="28"/>
+              </w:rPr>
+            </w:pPr>
+            <w:r>
+              <w:rPr>
+                <w:rStyle w:val="11"/>
+                <w:rFonts w:hint="default" w:ascii="Times New Roman" w:hAnsi="Times New Roman" w:cs="Times New Roman" w:eastAsiaTheme="majorEastAsia"/>
+                <w:sz w:val="28"/>
+                <w:szCs w:val="28"/>
+              </w:rPr>
+              <w:t>Tiền điều kiện</w:t>
+            </w:r>
+          </w:p>
+        </w:tc>
+        <w:tc>
+          <w:tcPr>
+            <w:tcW w:w="6430" w:type="dxa"/>
+            <w:vAlign w:val="center"/>
+          </w:tcPr>
+          <w:p>
+            <w:pPr>
+              <w:spacing w:line="336" w:lineRule="auto"/>
+              <w:jc w:val="both"/>
+              <w:rPr>
+                <w:rFonts w:hint="default" w:ascii="Times New Roman" w:hAnsi="Times New Roman" w:cs="Times New Roman"/>
+                <w:sz w:val="28"/>
+                <w:szCs w:val="28"/>
+                <w:lang w:val="en-US"/>
+              </w:rPr>
+            </w:pPr>
+            <w:r>
+              <w:rPr>
+                <w:rFonts w:hint="default" w:ascii="Times New Roman" w:hAnsi="Times New Roman" w:cs="Times New Roman"/>
+                <w:sz w:val="28"/>
+                <w:szCs w:val="28"/>
+                <w:lang w:val="en-US"/>
+              </w:rPr>
+              <w:t>Admin đã đăng nhập vào hệ thống và đang xem chi tiết hóa đơn (ở trạng thái “Chưa thanh toán”) hoặc vừa mới thực hiện chức năng trả phòng xong</w:t>
+            </w:r>
+          </w:p>
+        </w:tc>
+      </w:tr>
+      <w:tr>
+        <w:tblPrEx>
+          <w:tblBorders>
+            <w:top w:val="single" w:color="auto" w:sz="4" w:space="0"/>
+            <w:left w:val="single" w:color="auto" w:sz="4" w:space="0"/>
+            <w:bottom w:val="single" w:color="auto" w:sz="4" w:space="0"/>
+            <w:right w:val="single" w:color="auto" w:sz="4" w:space="0"/>
+            <w:insideH w:val="single" w:color="auto" w:sz="4" w:space="0"/>
+            <w:insideV w:val="single" w:color="auto" w:sz="4" w:space="0"/>
+          </w:tblBorders>
+          <w:tblCellMar>
+            <w:top w:w="0" w:type="dxa"/>
+            <w:left w:w="108" w:type="dxa"/>
+            <w:bottom w:w="0" w:type="dxa"/>
+            <w:right w:w="108" w:type="dxa"/>
+          </w:tblCellMar>
+        </w:tblPrEx>
+        <w:trPr>
+          <w:jc w:val="center"/>
+        </w:trPr>
+        <w:tc>
+          <w:tcPr>
+            <w:tcW w:w="2925" w:type="dxa"/>
+            <w:vAlign w:val="center"/>
+          </w:tcPr>
+          <w:p>
+            <w:pPr>
+              <w:spacing w:line="336" w:lineRule="auto"/>
+              <w:jc w:val="center"/>
+              <w:rPr>
+                <w:rFonts w:hint="default" w:ascii="Times New Roman" w:hAnsi="Times New Roman" w:cs="Times New Roman"/>
+                <w:sz w:val="28"/>
+                <w:szCs w:val="28"/>
+              </w:rPr>
+            </w:pPr>
+            <w:r>
+              <w:rPr>
+                <w:rStyle w:val="11"/>
+                <w:rFonts w:hint="default" w:ascii="Times New Roman" w:hAnsi="Times New Roman" w:cs="Times New Roman" w:eastAsiaTheme="majorEastAsia"/>
+                <w:sz w:val="28"/>
+                <w:szCs w:val="28"/>
+              </w:rPr>
+              <w:t>Hậu điều kiện</w:t>
+            </w:r>
+          </w:p>
+        </w:tc>
+        <w:tc>
+          <w:tcPr>
+            <w:tcW w:w="6430" w:type="dxa"/>
+            <w:vAlign w:val="center"/>
+          </w:tcPr>
+          <w:p>
+            <w:pPr>
+              <w:pStyle w:val="10"/>
+              <w:spacing w:before="0" w:beforeAutospacing="0" w:after="0" w:afterAutospacing="0" w:line="336" w:lineRule="auto"/>
+              <w:jc w:val="both"/>
+              <w:rPr>
+                <w:rFonts w:hint="default" w:ascii="Times New Roman" w:hAnsi="Times New Roman" w:cs="Times New Roman"/>
+                <w:sz w:val="28"/>
+                <w:szCs w:val="28"/>
+                <w:lang w:val="en-US"/>
+              </w:rPr>
+            </w:pPr>
+            <w:r>
+              <w:rPr>
+                <w:rFonts w:hint="default" w:ascii="Times New Roman" w:hAnsi="Times New Roman" w:cs="Times New Roman"/>
+                <w:sz w:val="28"/>
+                <w:szCs w:val="28"/>
+                <w:lang w:val="en-US"/>
+              </w:rPr>
+              <w:t>Hóa đơn được chuyển sang trạng thái “Đã thanh toán”</w:t>
+            </w:r>
+          </w:p>
+        </w:tc>
+      </w:tr>
+      <w:tr>
+        <w:tblPrEx>
+          <w:tblBorders>
+            <w:top w:val="single" w:color="auto" w:sz="4" w:space="0"/>
+            <w:left w:val="single" w:color="auto" w:sz="4" w:space="0"/>
+            <w:bottom w:val="single" w:color="auto" w:sz="4" w:space="0"/>
+            <w:right w:val="single" w:color="auto" w:sz="4" w:space="0"/>
+            <w:insideH w:val="single" w:color="auto" w:sz="4" w:space="0"/>
+            <w:insideV w:val="single" w:color="auto" w:sz="4" w:space="0"/>
+          </w:tblBorders>
+          <w:tblCellMar>
+            <w:top w:w="0" w:type="dxa"/>
+            <w:left w:w="108" w:type="dxa"/>
+            <w:bottom w:w="0" w:type="dxa"/>
+            <w:right w:w="108" w:type="dxa"/>
+          </w:tblCellMar>
+        </w:tblPrEx>
+        <w:trPr>
+          <w:jc w:val="center"/>
+        </w:trPr>
+        <w:tc>
+          <w:tcPr>
+            <w:tcW w:w="2925" w:type="dxa"/>
+            <w:vAlign w:val="center"/>
+          </w:tcPr>
+          <w:p>
+            <w:pPr>
+              <w:spacing w:line="336" w:lineRule="auto"/>
+              <w:jc w:val="center"/>
+              <w:rPr>
+                <w:rFonts w:hint="default" w:ascii="Times New Roman" w:hAnsi="Times New Roman" w:cs="Times New Roman"/>
+                <w:sz w:val="28"/>
+                <w:szCs w:val="28"/>
+              </w:rPr>
+            </w:pPr>
+            <w:r>
+              <w:rPr>
+                <w:rStyle w:val="11"/>
+                <w:rFonts w:hint="default" w:ascii="Times New Roman" w:hAnsi="Times New Roman" w:cs="Times New Roman" w:eastAsiaTheme="majorEastAsia"/>
+                <w:sz w:val="28"/>
+                <w:szCs w:val="28"/>
+              </w:rPr>
+              <w:t>Luồng chính</w:t>
+            </w:r>
+          </w:p>
+        </w:tc>
+        <w:tc>
+          <w:tcPr>
+            <w:tcW w:w="6430" w:type="dxa"/>
+            <w:vAlign w:val="center"/>
+          </w:tcPr>
+          <w:p>
+            <w:pPr>
+              <w:pStyle w:val="10"/>
+              <w:numPr>
+                <w:ilvl w:val="0"/>
+                <w:numId w:val="21"/>
+              </w:numPr>
+              <w:spacing w:before="0" w:beforeAutospacing="0" w:after="0" w:afterAutospacing="0" w:line="336" w:lineRule="auto"/>
+              <w:jc w:val="both"/>
+              <w:rPr>
+                <w:rFonts w:hint="default" w:ascii="Times New Roman" w:hAnsi="Times New Roman" w:cs="Times New Roman"/>
+                <w:sz w:val="28"/>
+                <w:szCs w:val="28"/>
+                <w:lang w:val="en-US"/>
+              </w:rPr>
+            </w:pPr>
+            <w:r>
+              <w:rPr>
+                <w:rFonts w:hint="default" w:ascii="Times New Roman" w:hAnsi="Times New Roman" w:cs="Times New Roman"/>
+                <w:sz w:val="28"/>
+                <w:szCs w:val="28"/>
+                <w:lang w:val="en-US"/>
+              </w:rPr>
+              <w:t>Admin chọn chức năng “xác nhận khách hàng đã thanh toán”</w:t>
+            </w:r>
+          </w:p>
+          <w:p>
+            <w:pPr>
+              <w:pStyle w:val="10"/>
+              <w:numPr>
+                <w:ilvl w:val="0"/>
+                <w:numId w:val="21"/>
+              </w:numPr>
+              <w:spacing w:before="0" w:beforeAutospacing="0" w:after="0" w:afterAutospacing="0" w:line="336" w:lineRule="auto"/>
+              <w:jc w:val="both"/>
+              <w:rPr>
+                <w:rFonts w:hint="default" w:ascii="Times New Roman" w:hAnsi="Times New Roman" w:cs="Times New Roman"/>
+                <w:sz w:val="28"/>
+                <w:szCs w:val="28"/>
+                <w:lang w:val="en-US"/>
+              </w:rPr>
+            </w:pPr>
+            <w:r>
+              <w:rPr>
+                <w:rFonts w:hint="default" w:ascii="Times New Roman" w:hAnsi="Times New Roman" w:cs="Times New Roman"/>
+                <w:sz w:val="28"/>
+                <w:szCs w:val="28"/>
+                <w:lang w:val="en-US"/>
+              </w:rPr>
+              <w:t>Hệ thống hiển thị hộp thoại xác nhận</w:t>
+            </w:r>
+          </w:p>
+          <w:p>
+            <w:pPr>
+              <w:pStyle w:val="10"/>
+              <w:numPr>
+                <w:ilvl w:val="0"/>
+                <w:numId w:val="21"/>
+              </w:numPr>
+              <w:spacing w:before="0" w:beforeAutospacing="0" w:after="0" w:afterAutospacing="0" w:line="336" w:lineRule="auto"/>
+              <w:jc w:val="both"/>
+              <w:rPr>
+                <w:rFonts w:hint="default" w:ascii="Times New Roman" w:hAnsi="Times New Roman" w:cs="Times New Roman"/>
+                <w:sz w:val="28"/>
+                <w:szCs w:val="28"/>
+                <w:lang w:val="en-US"/>
+              </w:rPr>
+            </w:pPr>
+            <w:r>
+              <w:rPr>
+                <w:rFonts w:hint="default" w:ascii="Times New Roman" w:hAnsi="Times New Roman" w:cs="Times New Roman"/>
+                <w:sz w:val="28"/>
+                <w:szCs w:val="28"/>
+                <w:lang w:val="en-US"/>
+              </w:rPr>
+              <w:t>Admin chọn “Đồng ý”</w:t>
+            </w:r>
+          </w:p>
+          <w:p>
+            <w:pPr>
+              <w:pStyle w:val="10"/>
+              <w:numPr>
+                <w:ilvl w:val="0"/>
+                <w:numId w:val="21"/>
+              </w:numPr>
+              <w:spacing w:before="0" w:beforeAutospacing="0" w:after="0" w:afterAutospacing="0" w:line="336" w:lineRule="auto"/>
+              <w:jc w:val="both"/>
+              <w:rPr>
+                <w:rFonts w:hint="default" w:ascii="Times New Roman" w:hAnsi="Times New Roman" w:cs="Times New Roman"/>
+                <w:sz w:val="28"/>
+                <w:szCs w:val="28"/>
+                <w:lang w:val="en-US"/>
+              </w:rPr>
+            </w:pPr>
+            <w:r>
+              <w:rPr>
+                <w:rFonts w:hint="default" w:ascii="Times New Roman" w:hAnsi="Times New Roman" w:cs="Times New Roman"/>
+                <w:sz w:val="28"/>
+                <w:szCs w:val="28"/>
+                <w:lang w:val="en-US"/>
+              </w:rPr>
+              <w:t>Hệ thống chuyển trạng thái của hóa đơn sang “Đã thanh toán”, sau đó cập nhật lại tổng điểm tích lũy của hội viên của hóa đơn (Điểm tích lũy cộng thêm được tính dựa trên tổng tiền của hóa đơn)</w:t>
+            </w:r>
+          </w:p>
+          <w:p>
+            <w:pPr>
+              <w:pStyle w:val="10"/>
+              <w:numPr>
+                <w:numId w:val="0"/>
+              </w:numPr>
+              <w:spacing w:before="0" w:beforeAutospacing="0" w:after="0" w:afterAutospacing="0" w:line="336" w:lineRule="auto"/>
+              <w:jc w:val="both"/>
+              <w:rPr>
+                <w:rFonts w:hint="default" w:ascii="Times New Roman" w:hAnsi="Times New Roman" w:cs="Times New Roman"/>
+                <w:sz w:val="28"/>
+                <w:szCs w:val="28"/>
+                <w:lang w:val="en-US"/>
+              </w:rPr>
+            </w:pPr>
+            <w:r>
+              <w:rPr>
+                <w:rFonts w:hint="default" w:ascii="Times New Roman" w:hAnsi="Times New Roman" w:cs="Times New Roman"/>
+                <w:sz w:val="28"/>
+                <w:szCs w:val="28"/>
+                <w:lang w:val="en-US"/>
+              </w:rPr>
+              <w:t xml:space="preserve"> 1 điểm = Số tiền quy đổi được quy định trước</w:t>
+            </w:r>
+          </w:p>
+          <w:p>
+            <w:pPr>
+              <w:pStyle w:val="10"/>
+              <w:numPr>
+                <w:numId w:val="0"/>
+              </w:numPr>
+              <w:spacing w:before="0" w:beforeAutospacing="0" w:after="0" w:afterAutospacing="0" w:line="336" w:lineRule="auto"/>
+              <w:jc w:val="both"/>
+              <w:rPr>
+                <w:rFonts w:hint="default" w:ascii="Times New Roman" w:hAnsi="Times New Roman" w:cs="Times New Roman"/>
+                <w:sz w:val="28"/>
+                <w:szCs w:val="28"/>
+                <w:lang w:val="en-US"/>
+              </w:rPr>
+            </w:pPr>
+            <w:r>
+              <w:rPr>
+                <w:rFonts w:hint="default" w:ascii="Times New Roman" w:hAnsi="Times New Roman" w:cs="Times New Roman"/>
+                <w:sz w:val="28"/>
+                <w:szCs w:val="28"/>
+                <w:lang w:val="en-US"/>
+              </w:rPr>
+              <w:t xml:space="preserve"> Điểm tích lũy của hội viên được cộng thêm = Phần nguyên(Tổng tiền hóa đơn / Số tiền quy đổi)</w:t>
+            </w:r>
+          </w:p>
+          <w:p>
+            <w:pPr>
+              <w:pStyle w:val="10"/>
+              <w:numPr>
+                <w:ilvl w:val="0"/>
+                <w:numId w:val="21"/>
+              </w:numPr>
+              <w:spacing w:before="0" w:beforeAutospacing="0" w:after="0" w:afterAutospacing="0" w:line="336" w:lineRule="auto"/>
+              <w:jc w:val="both"/>
+              <w:rPr>
+                <w:rFonts w:hint="default" w:ascii="Times New Roman" w:hAnsi="Times New Roman" w:cs="Times New Roman"/>
+                <w:sz w:val="28"/>
+                <w:szCs w:val="28"/>
+                <w:lang w:val="en-US"/>
+              </w:rPr>
+            </w:pPr>
+            <w:r>
+              <w:rPr>
+                <w:rFonts w:hint="default" w:ascii="Times New Roman" w:hAnsi="Times New Roman" w:cs="Times New Roman"/>
+                <w:sz w:val="28"/>
+                <w:szCs w:val="28"/>
+                <w:lang w:val="en-US"/>
+              </w:rPr>
+              <w:t>Thông báo thành công</w:t>
+            </w:r>
+          </w:p>
+        </w:tc>
+      </w:tr>
+      <w:tr>
+        <w:tblPrEx>
+          <w:tblBorders>
+            <w:top w:val="single" w:color="auto" w:sz="4" w:space="0"/>
+            <w:left w:val="single" w:color="auto" w:sz="4" w:space="0"/>
+            <w:bottom w:val="single" w:color="auto" w:sz="4" w:space="0"/>
+            <w:right w:val="single" w:color="auto" w:sz="4" w:space="0"/>
+            <w:insideH w:val="single" w:color="auto" w:sz="4" w:space="0"/>
+            <w:insideV w:val="single" w:color="auto" w:sz="4" w:space="0"/>
+          </w:tblBorders>
+          <w:tblCellMar>
+            <w:top w:w="0" w:type="dxa"/>
+            <w:left w:w="108" w:type="dxa"/>
+            <w:bottom w:w="0" w:type="dxa"/>
+            <w:right w:w="108" w:type="dxa"/>
+          </w:tblCellMar>
+        </w:tblPrEx>
+        <w:trPr>
+          <w:jc w:val="center"/>
+        </w:trPr>
+        <w:tc>
+          <w:tcPr>
+            <w:tcW w:w="2925" w:type="dxa"/>
+            <w:vAlign w:val="center"/>
+          </w:tcPr>
+          <w:p>
+            <w:pPr>
+              <w:spacing w:line="336" w:lineRule="auto"/>
+              <w:jc w:val="center"/>
+              <w:rPr>
+                <w:rFonts w:hint="default" w:ascii="Times New Roman" w:hAnsi="Times New Roman" w:cs="Times New Roman"/>
+                <w:sz w:val="28"/>
+                <w:szCs w:val="28"/>
+              </w:rPr>
+            </w:pPr>
+            <w:r>
+              <w:rPr>
+                <w:rStyle w:val="11"/>
+                <w:rFonts w:hint="default" w:ascii="Times New Roman" w:hAnsi="Times New Roman" w:cs="Times New Roman" w:eastAsiaTheme="majorEastAsia"/>
+                <w:sz w:val="28"/>
+                <w:szCs w:val="28"/>
+              </w:rPr>
+              <w:t>Luồng thay thế</w:t>
+            </w:r>
+          </w:p>
+        </w:tc>
+        <w:tc>
+          <w:tcPr>
+            <w:tcW w:w="6430" w:type="dxa"/>
+            <w:vAlign w:val="center"/>
+          </w:tcPr>
+          <w:p>
+            <w:pPr>
+              <w:spacing w:line="336" w:lineRule="auto"/>
+              <w:jc w:val="both"/>
+              <w:rPr>
+                <w:rFonts w:hint="default" w:ascii="Times New Roman" w:hAnsi="Times New Roman" w:cs="Times New Roman"/>
+                <w:sz w:val="28"/>
+                <w:szCs w:val="28"/>
+                <w:lang w:val="en-US"/>
+              </w:rPr>
+            </w:pPr>
+            <w:r>
+              <w:rPr>
+                <w:rFonts w:hint="default" w:ascii="Times New Roman" w:hAnsi="Times New Roman" w:cs="Times New Roman"/>
+                <w:sz w:val="28"/>
+                <w:szCs w:val="28"/>
+                <w:lang w:val="en-US"/>
+              </w:rPr>
+              <w:t>2.1 Admin chọn “Hủy” thì hệ thống đóng hộp thoại xác nhận</w:t>
+            </w:r>
+          </w:p>
+        </w:tc>
+      </w:tr>
+    </w:tbl>
+    <w:p>
+      <w:pPr>
+        <w:rPr>
+          <w:rFonts w:hint="default" w:ascii="Times New Roman" w:hAnsi="Times New Roman" w:cs="Times New Roman"/>
+          <w:lang w:val="en-US"/>
+        </w:rPr>
+      </w:pPr>
+      <w:bookmarkStart w:id="0" w:name="_GoBack"/>
+      <w:bookmarkEnd w:id="0"/>
+    </w:p>
     <w:sectPr>
       <w:pgSz w:w="11906" w:h="16838"/>
       <w:pgMar w:top="1440" w:right="1800" w:bottom="1440" w:left="1800" w:header="720" w:footer="720" w:gutter="0"/>
@@ -12722,6 +16213,30 @@
 <file path=word/numbering.xml><?xml version="1.0" encoding="utf-8"?>
 <w:numbering xmlns:wpc="http://schemas.microsoft.com/office/word/2010/wordprocessingCanvas" xmlns:mc="http://schemas.openxmlformats.org/markup-compatibility/2006" xmlns:o="urn:schemas-microsoft-com:office:office" xmlns:r="http://schemas.openxmlformats.org/officeDocument/2006/relationships" xmlns:m="http://schemas.openxmlformats.org/officeDocument/2006/math" xmlns:v="urn:schemas-microsoft-com:vml" xmlns:wp14="http://schemas.microsoft.com/office/word/2010/wordprocessingDrawing" xmlns:wp="http://schemas.openxmlformats.org/drawingml/2006/wordprocessingDrawing" xmlns:w10="urn:schemas-microsoft-com:office:word" xmlns:w="http://schemas.openxmlformats.org/wordprocessingml/2006/main" xmlns:w14="http://schemas.microsoft.com/office/word/2010/wordml" xmlns:wpg="http://schemas.microsoft.com/office/word/2010/wordprocessingGroup" xmlns:wpi="http://schemas.microsoft.com/office/word/2010/wordprocessingInk" xmlns:wne="http://schemas.microsoft.com/office/word/2006/wordml" xmlns:wps="http://schemas.microsoft.com/office/word/2010/wordprocessingShape" xmlns:wpsCustomData="http://www.wps.cn/officeDocument/2013/wpsCustomData" mc:Ignorable="w14 wp14">
   <w:abstractNum w:abstractNumId="0">
+    <w:nsid w:val="9C131D3B"/>
+    <w:multiLevelType w:val="singleLevel"/>
+    <w:tmpl w:val="9C131D3B"/>
+    <w:lvl w:ilvl="0" w:tentative="0">
+      <w:start w:val="1"/>
+      <w:numFmt w:val="decimal"/>
+      <w:suff w:val="space"/>
+      <w:lvlText w:val="%1."/>
+      <w:lvlJc w:val="left"/>
+    </w:lvl>
+  </w:abstractNum>
+  <w:abstractNum w:abstractNumId="1">
+    <w:nsid w:val="9F2794B9"/>
+    <w:multiLevelType w:val="singleLevel"/>
+    <w:tmpl w:val="9F2794B9"/>
+    <w:lvl w:ilvl="0" w:tentative="0">
+      <w:start w:val="1"/>
+      <w:numFmt w:val="decimal"/>
+      <w:suff w:val="space"/>
+      <w:lvlText w:val="%1."/>
+      <w:lvlJc w:val="left"/>
+    </w:lvl>
+  </w:abstractNum>
+  <w:abstractNum w:abstractNumId="2">
     <w:nsid w:val="A4CFE3E5"/>
     <w:multiLevelType w:val="multilevel"/>
     <w:tmpl w:val="A4CFE3E5"/>
@@ -12837,7 +16352,19 @@
       </w:rPr>
     </w:lvl>
   </w:abstractNum>
-  <w:abstractNum w:abstractNumId="1">
+  <w:abstractNum w:abstractNumId="3">
+    <w:nsid w:val="ACE21FC4"/>
+    <w:multiLevelType w:val="singleLevel"/>
+    <w:tmpl w:val="ACE21FC4"/>
+    <w:lvl w:ilvl="0" w:tentative="0">
+      <w:start w:val="1"/>
+      <w:numFmt w:val="decimal"/>
+      <w:suff w:val="space"/>
+      <w:lvlText w:val="%1."/>
+      <w:lvlJc w:val="left"/>
+    </w:lvl>
+  </w:abstractNum>
+  <w:abstractNum w:abstractNumId="4">
     <w:nsid w:val="B00BA5B2"/>
     <w:multiLevelType w:val="multilevel"/>
     <w:tmpl w:val="B00BA5B2"/>
@@ -12953,7 +16480,7 @@
       </w:rPr>
     </w:lvl>
   </w:abstractNum>
-  <w:abstractNum w:abstractNumId="2">
+  <w:abstractNum w:abstractNumId="5">
     <w:nsid w:val="B29E511B"/>
     <w:multiLevelType w:val="multilevel"/>
     <w:tmpl w:val="B29E511B"/>
@@ -13069,7 +16596,7 @@
       </w:rPr>
     </w:lvl>
   </w:abstractNum>
-  <w:abstractNum w:abstractNumId="3">
+  <w:abstractNum w:abstractNumId="6">
     <w:nsid w:val="C282BC5E"/>
     <w:multiLevelType w:val="multilevel"/>
     <w:tmpl w:val="C282BC5E"/>
@@ -13185,7 +16712,7 @@
       </w:rPr>
     </w:lvl>
   </w:abstractNum>
-  <w:abstractNum w:abstractNumId="4">
+  <w:abstractNum w:abstractNumId="7">
     <w:nsid w:val="C5A17844"/>
     <w:multiLevelType w:val="singleLevel"/>
     <w:tmpl w:val="C5A17844"/>
@@ -13197,7 +16724,7 @@
       <w:lvlJc w:val="left"/>
     </w:lvl>
   </w:abstractNum>
-  <w:abstractNum w:abstractNumId="5">
+  <w:abstractNum w:abstractNumId="8">
     <w:nsid w:val="CBB60CEF"/>
     <w:multiLevelType w:val="singleLevel"/>
     <w:tmpl w:val="CBB60CEF"/>
@@ -13209,7 +16736,7 @@
       <w:lvlJc w:val="left"/>
     </w:lvl>
   </w:abstractNum>
-  <w:abstractNum w:abstractNumId="6">
+  <w:abstractNum w:abstractNumId="9">
     <w:nsid w:val="E9655F69"/>
     <w:multiLevelType w:val="singleLevel"/>
     <w:tmpl w:val="E9655F69"/>
@@ -13221,7 +16748,19 @@
       <w:lvlJc w:val="left"/>
     </w:lvl>
   </w:abstractNum>
-  <w:abstractNum w:abstractNumId="7">
+  <w:abstractNum w:abstractNumId="10">
+    <w:nsid w:val="F2407A5B"/>
+    <w:multiLevelType w:val="singleLevel"/>
+    <w:tmpl w:val="F2407A5B"/>
+    <w:lvl w:ilvl="0" w:tentative="0">
+      <w:start w:val="1"/>
+      <w:numFmt w:val="decimal"/>
+      <w:suff w:val="space"/>
+      <w:lvlText w:val="%1."/>
+      <w:lvlJc w:val="left"/>
+    </w:lvl>
+  </w:abstractNum>
+  <w:abstractNum w:abstractNumId="11">
     <w:nsid w:val="0A04ABC0"/>
     <w:multiLevelType w:val="multilevel"/>
     <w:tmpl w:val="0A04ABC0"/>
@@ -13337,7 +16876,7 @@
       </w:rPr>
     </w:lvl>
   </w:abstractNum>
-  <w:abstractNum w:abstractNumId="8">
+  <w:abstractNum w:abstractNumId="12">
     <w:nsid w:val="140BAA96"/>
     <w:multiLevelType w:val="singleLevel"/>
     <w:tmpl w:val="140BAA96"/>
@@ -13349,7 +16888,19 @@
       <w:lvlJc w:val="left"/>
     </w:lvl>
   </w:abstractNum>
-  <w:abstractNum w:abstractNumId="9">
+  <w:abstractNum w:abstractNumId="13">
+    <w:nsid w:val="16B39172"/>
+    <w:multiLevelType w:val="singleLevel"/>
+    <w:tmpl w:val="16B39172"/>
+    <w:lvl w:ilvl="0" w:tentative="0">
+      <w:start w:val="1"/>
+      <w:numFmt w:val="decimal"/>
+      <w:suff w:val="space"/>
+      <w:lvlText w:val="%1."/>
+      <w:lvlJc w:val="left"/>
+    </w:lvl>
+  </w:abstractNum>
+  <w:abstractNum w:abstractNumId="14">
     <w:nsid w:val="25E0AF67"/>
     <w:multiLevelType w:val="singleLevel"/>
     <w:tmpl w:val="25E0AF67"/>
@@ -13361,7 +16912,7 @@
       <w:lvlJc w:val="left"/>
     </w:lvl>
   </w:abstractNum>
-  <w:abstractNum w:abstractNumId="10">
+  <w:abstractNum w:abstractNumId="15">
     <w:nsid w:val="27E01A1C"/>
     <w:multiLevelType w:val="singleLevel"/>
     <w:tmpl w:val="27E01A1C"/>
@@ -13373,7 +16924,7 @@
       <w:lvlJc w:val="left"/>
     </w:lvl>
   </w:abstractNum>
-  <w:abstractNum w:abstractNumId="11">
+  <w:abstractNum w:abstractNumId="16">
     <w:nsid w:val="4D46F8E1"/>
     <w:multiLevelType w:val="multilevel"/>
     <w:tmpl w:val="4D46F8E1"/>
@@ -13489,7 +17040,7 @@
       </w:rPr>
     </w:lvl>
   </w:abstractNum>
-  <w:abstractNum w:abstractNumId="12">
+  <w:abstractNum w:abstractNumId="17">
     <w:nsid w:val="514BAAB2"/>
     <w:multiLevelType w:val="multilevel"/>
     <w:tmpl w:val="514BAAB2"/>
@@ -13605,7 +17156,7 @@
       </w:rPr>
     </w:lvl>
   </w:abstractNum>
-  <w:abstractNum w:abstractNumId="13">
+  <w:abstractNum w:abstractNumId="18">
     <w:nsid w:val="60844B0F"/>
     <w:multiLevelType w:val="singleLevel"/>
     <w:tmpl w:val="60844B0F"/>
@@ -13617,7 +17168,7 @@
       <w:lvlJc w:val="left"/>
     </w:lvl>
   </w:abstractNum>
-  <w:abstractNum w:abstractNumId="14">
+  <w:abstractNum w:abstractNumId="19">
     <w:nsid w:val="6E2FFDA1"/>
     <w:multiLevelType w:val="singleLevel"/>
     <w:tmpl w:val="6E2FFDA1"/>
@@ -13629,7 +17180,7 @@
       <w:lvlJc w:val="left"/>
     </w:lvl>
   </w:abstractNum>
-  <w:abstractNum w:abstractNumId="15">
+  <w:abstractNum w:abstractNumId="20">
     <w:nsid w:val="75EEB6ED"/>
     <w:multiLevelType w:val="singleLevel"/>
     <w:tmpl w:val="75EEB6ED"/>
@@ -13642,52 +17193,67 @@
     </w:lvl>
   </w:abstractNum>
   <w:num w:numId="1">
+    <w:abstractNumId w:val="17"/>
+  </w:num>
+  <w:num w:numId="2">
+    <w:abstractNumId w:val="19"/>
+  </w:num>
+  <w:num w:numId="3">
+    <w:abstractNumId w:val="15"/>
+  </w:num>
+  <w:num w:numId="4">
+    <w:abstractNumId w:val="20"/>
+  </w:num>
+  <w:num w:numId="5">
+    <w:abstractNumId w:val="2"/>
+  </w:num>
+  <w:num w:numId="6">
+    <w:abstractNumId w:val="8"/>
+  </w:num>
+  <w:num w:numId="7">
+    <w:abstractNumId w:val="16"/>
+  </w:num>
+  <w:num w:numId="8">
+    <w:abstractNumId w:val="14"/>
+  </w:num>
+  <w:num w:numId="9">
+    <w:abstractNumId w:val="5"/>
+  </w:num>
+  <w:num w:numId="10">
+    <w:abstractNumId w:val="7"/>
+  </w:num>
+  <w:num w:numId="11">
+    <w:abstractNumId w:val="4"/>
+  </w:num>
+  <w:num w:numId="12">
+    <w:abstractNumId w:val="11"/>
+  </w:num>
+  <w:num w:numId="13">
     <w:abstractNumId w:val="12"/>
   </w:num>
-  <w:num w:numId="2">
-    <w:abstractNumId w:val="14"/>
+  <w:num w:numId="14">
+    <w:abstractNumId w:val="6"/>
   </w:num>
-  <w:num w:numId="3">
+  <w:num w:numId="15">
+    <w:abstractNumId w:val="18"/>
+  </w:num>
+  <w:num w:numId="16">
+    <w:abstractNumId w:val="9"/>
+  </w:num>
+  <w:num w:numId="17">
+    <w:abstractNumId w:val="3"/>
+  </w:num>
+  <w:num w:numId="18">
     <w:abstractNumId w:val="10"/>
   </w:num>
-  <w:num w:numId="4">
-    <w:abstractNumId w:val="15"/>
-  </w:num>
-  <w:num w:numId="5">
+  <w:num w:numId="19">
     <w:abstractNumId w:val="0"/>
   </w:num>
-  <w:num w:numId="6">
-    <w:abstractNumId w:val="5"/>
-  </w:num>
-  <w:num w:numId="7">
-    <w:abstractNumId w:val="11"/>
-  </w:num>
-  <w:num w:numId="8">
-    <w:abstractNumId w:val="9"/>
-  </w:num>
-  <w:num w:numId="9">
-    <w:abstractNumId w:val="2"/>
-  </w:num>
-  <w:num w:numId="10">
-    <w:abstractNumId w:val="4"/>
-  </w:num>
-  <w:num w:numId="11">
-    <w:abstractNumId w:val="1"/>
-  </w:num>
-  <w:num w:numId="12">
-    <w:abstractNumId w:val="7"/>
-  </w:num>
-  <w:num w:numId="13">
-    <w:abstractNumId w:val="8"/>
-  </w:num>
-  <w:num w:numId="14">
-    <w:abstractNumId w:val="3"/>
-  </w:num>
-  <w:num w:numId="15">
+  <w:num w:numId="20">
     <w:abstractNumId w:val="13"/>
   </w:num>
-  <w:num w:numId="16">
-    <w:abstractNumId w:val="6"/>
+  <w:num w:numId="21">
+    <w:abstractNumId w:val="1"/>
   </w:num>
 </w:numbering>
 </file>
@@ -13799,7 +17365,7 @@
     <w:lsdException w:unhideWhenUsed="0" w:uiPriority="0" w:semiHidden="0" w:name="HTML Acronym"/>
     <w:lsdException w:unhideWhenUsed="0" w:uiPriority="0" w:semiHidden="0" w:name="HTML Address"/>
     <w:lsdException w:unhideWhenUsed="0" w:uiPriority="0" w:semiHidden="0" w:name="HTML Cite"/>
-    <w:lsdException w:unhideWhenUsed="0" w:uiPriority="0" w:semiHidden="0" w:name="HTML Code"/>
+    <w:lsdException w:qFormat="1" w:unhideWhenUsed="0" w:uiPriority="0" w:semiHidden="0" w:name="HTML Code"/>
     <w:lsdException w:unhideWhenUsed="0" w:uiPriority="0" w:semiHidden="0" w:name="HTML Definition"/>
     <w:lsdException w:unhideWhenUsed="0" w:uiPriority="0" w:semiHidden="0" w:name="HTML Keyboard"/>
     <w:lsdException w:unhideWhenUsed="0" w:uiPriority="0" w:semiHidden="0" w:name="HTML Preformatted"/>
@@ -14084,6 +17650,7 @@
   <w:style w:type="character" w:styleId="9">
     <w:name w:val="HTML Code"/>
     <w:basedOn w:val="7"/>
+    <w:qFormat/>
     <w:uiPriority w:val="0"/>
     <w:rPr>
       <w:rFonts w:ascii="Courier New" w:hAnsi="Courier New" w:cs="Courier New"/>

--- a/srs.docx
+++ b/srs.docx
@@ -4844,6 +4844,12 @@
             <w:insideH w:val="single" w:color="auto" w:sz="4" w:space="0"/>
             <w:insideV w:val="single" w:color="auto" w:sz="4" w:space="0"/>
           </w:tblBorders>
+          <w:tblCellMar>
+            <w:top w:w="0" w:type="dxa"/>
+            <w:left w:w="108" w:type="dxa"/>
+            <w:bottom w:w="0" w:type="dxa"/>
+            <w:right w:w="108" w:type="dxa"/>
+          </w:tblCellMar>
         </w:tblPrEx>
         <w:trPr>
           <w:jc w:val="center"/>
@@ -8706,6 +8712,12 @@
             <w:insideH w:val="single" w:color="auto" w:sz="4" w:space="0"/>
             <w:insideV w:val="single" w:color="auto" w:sz="4" w:space="0"/>
           </w:tblBorders>
+          <w:tblCellMar>
+            <w:top w:w="0" w:type="dxa"/>
+            <w:left w:w="108" w:type="dxa"/>
+            <w:bottom w:w="0" w:type="dxa"/>
+            <w:right w:w="108" w:type="dxa"/>
+          </w:tblCellMar>
         </w:tblPrEx>
         <w:trPr>
           <w:jc w:val="center"/>
@@ -11077,12 +11089,6 @@
             <w:insideH w:val="single" w:color="auto" w:sz="4" w:space="0"/>
             <w:insideV w:val="single" w:color="auto" w:sz="4" w:space="0"/>
           </w:tblBorders>
-          <w:tblCellMar>
-            <w:top w:w="0" w:type="dxa"/>
-            <w:left w:w="108" w:type="dxa"/>
-            <w:bottom w:w="0" w:type="dxa"/>
-            <w:right w:w="108" w:type="dxa"/>
-          </w:tblCellMar>
         </w:tblPrEx>
         <w:trPr>
           <w:jc w:val="center"/>
@@ -16288,6 +16294,12 @@
             <w:insideH w:val="single" w:color="auto" w:sz="4" w:space="0"/>
             <w:insideV w:val="single" w:color="auto" w:sz="4" w:space="0"/>
           </w:tblBorders>
+          <w:tblCellMar>
+            <w:top w:w="0" w:type="dxa"/>
+            <w:left w:w="108" w:type="dxa"/>
+            <w:bottom w:w="0" w:type="dxa"/>
+            <w:right w:w="108" w:type="dxa"/>
+          </w:tblCellMar>
         </w:tblPrEx>
         <w:trPr>
           <w:jc w:val="center"/>
@@ -18501,12 +18513,6 @@
             <w:insideH w:val="single" w:color="auto" w:sz="4" w:space="0"/>
             <w:insideV w:val="single" w:color="auto" w:sz="4" w:space="0"/>
           </w:tblBorders>
-          <w:tblCellMar>
-            <w:top w:w="0" w:type="dxa"/>
-            <w:left w:w="108" w:type="dxa"/>
-            <w:bottom w:w="0" w:type="dxa"/>
-            <w:right w:w="108" w:type="dxa"/>
-          </w:tblCellMar>
         </w:tblPrEx>
         <w:trPr>
           <w:jc w:val="center"/>
@@ -19305,6 +19311,7 @@
           <w:p>
             <w:pPr>
               <w:numPr>
+                <w:ilvl w:val="0"/>
                 <w:numId w:val="0"/>
               </w:numPr>
               <w:spacing w:line="336" w:lineRule="auto"/>
@@ -20111,6 +20118,12 @@
             <w:insideH w:val="single" w:color="auto" w:sz="4" w:space="0"/>
             <w:insideV w:val="single" w:color="auto" w:sz="4" w:space="0"/>
           </w:tblBorders>
+          <w:tblCellMar>
+            <w:top w:w="0" w:type="dxa"/>
+            <w:left w:w="108" w:type="dxa"/>
+            <w:bottom w:w="0" w:type="dxa"/>
+            <w:right w:w="108" w:type="dxa"/>
+          </w:tblCellMar>
         </w:tblPrEx>
         <w:trPr>
           <w:jc w:val="center"/>
@@ -20971,6 +20984,7 @@
           <w:p>
             <w:pPr>
               <w:numPr>
+                <w:ilvl w:val="0"/>
                 <w:numId w:val="0"/>
               </w:numPr>
               <w:spacing w:line="336" w:lineRule="auto"/>
@@ -22584,6 +22598,7 @@
           <w:p>
             <w:pPr>
               <w:numPr>
+                <w:ilvl w:val="0"/>
                 <w:numId w:val="0"/>
               </w:numPr>
               <w:spacing w:line="336" w:lineRule="auto"/>
@@ -22609,6 +22624,7 @@
           <w:p>
             <w:pPr>
               <w:numPr>
+                <w:ilvl w:val="0"/>
                 <w:numId w:val="0"/>
               </w:numPr>
               <w:spacing w:line="336" w:lineRule="auto"/>
@@ -24444,6 +24460,12 @@
             <w:insideH w:val="single" w:color="auto" w:sz="4" w:space="0"/>
             <w:insideV w:val="single" w:color="auto" w:sz="4" w:space="0"/>
           </w:tblBorders>
+          <w:tblCellMar>
+            <w:top w:w="0" w:type="dxa"/>
+            <w:left w:w="108" w:type="dxa"/>
+            <w:bottom w:w="0" w:type="dxa"/>
+            <w:right w:w="108" w:type="dxa"/>
+          </w:tblCellMar>
         </w:tblPrEx>
         <w:trPr>
           <w:jc w:val="center"/>
@@ -26105,6 +26127,7 @@
           <w:p>
             <w:pPr>
               <w:numPr>
+                <w:ilvl w:val="0"/>
                 <w:numId w:val="0"/>
               </w:numPr>
               <w:spacing w:line="336" w:lineRule="auto"/>
@@ -28451,8 +28474,6 @@
               </w:rPr>
               <w:t>Hệ thống thông báo thành công</w:t>
             </w:r>
-            <w:bookmarkStart w:id="0" w:name="_GoBack"/>
-            <w:bookmarkEnd w:id="0"/>
           </w:p>
         </w:tc>
       </w:tr>
@@ -28561,6 +28582,7 @@
           <w:p>
             <w:pPr>
               <w:numPr>
+                <w:ilvl w:val="0"/>
                 <w:numId w:val="0"/>
               </w:numPr>
               <w:spacing w:line="336" w:lineRule="auto"/>
@@ -28586,6 +28608,7 @@
           <w:p>
             <w:pPr>
               <w:numPr>
+                <w:ilvl w:val="0"/>
                 <w:numId w:val="0"/>
               </w:numPr>
               <w:spacing w:line="336" w:lineRule="auto"/>
@@ -28611,6 +28634,7 @@
           <w:p>
             <w:pPr>
               <w:numPr>
+                <w:ilvl w:val="0"/>
                 <w:numId w:val="0"/>
               </w:numPr>
               <w:spacing w:line="336" w:lineRule="auto"/>
@@ -28643,6 +28667,7640 @@
           <w:lang w:val="en-US"/>
         </w:rPr>
       </w:pPr>
+    </w:p>
+    <w:p>
+      <w:pPr>
+        <w:pStyle w:val="6"/>
+        <w:bidi w:val="0"/>
+        <w:rPr>
+          <w:rFonts w:hint="default" w:ascii="Times New Roman" w:hAnsi="Times New Roman" w:cs="Times New Roman"/>
+          <w:lang w:val="en-US"/>
+        </w:rPr>
+      </w:pPr>
+      <w:r>
+        <w:rPr>
+          <w:rFonts w:hint="default" w:ascii="Times New Roman" w:hAnsi="Times New Roman" w:cs="Times New Roman"/>
+          <w:lang w:val="en-US"/>
+        </w:rPr>
+        <w:t>2.2.1.36 Đặc tả usecase xem danh sách hội viên</w:t>
+      </w:r>
+    </w:p>
+    <w:tbl>
+      <w:tblPr>
+        <w:tblStyle w:val="8"/>
+        <w:tblW w:w="9355" w:type="dxa"/>
+        <w:jc w:val="center"/>
+        <w:tblBorders>
+          <w:top w:val="single" w:color="auto" w:sz="4" w:space="0"/>
+          <w:left w:val="single" w:color="auto" w:sz="4" w:space="0"/>
+          <w:bottom w:val="single" w:color="auto" w:sz="4" w:space="0"/>
+          <w:right w:val="single" w:color="auto" w:sz="4" w:space="0"/>
+          <w:insideH w:val="single" w:color="auto" w:sz="4" w:space="0"/>
+          <w:insideV w:val="single" w:color="auto" w:sz="4" w:space="0"/>
+        </w:tblBorders>
+        <w:tblLayout w:type="autofit"/>
+        <w:tblCellMar>
+          <w:top w:w="0" w:type="dxa"/>
+          <w:left w:w="108" w:type="dxa"/>
+          <w:bottom w:w="0" w:type="dxa"/>
+          <w:right w:w="108" w:type="dxa"/>
+        </w:tblCellMar>
+      </w:tblPr>
+      <w:tblGrid>
+        <w:gridCol w:w="2925"/>
+        <w:gridCol w:w="6430"/>
+      </w:tblGrid>
+      <w:tr>
+        <w:tblPrEx>
+          <w:tblBorders>
+            <w:top w:val="single" w:color="auto" w:sz="4" w:space="0"/>
+            <w:left w:val="single" w:color="auto" w:sz="4" w:space="0"/>
+            <w:bottom w:val="single" w:color="auto" w:sz="4" w:space="0"/>
+            <w:right w:val="single" w:color="auto" w:sz="4" w:space="0"/>
+            <w:insideH w:val="single" w:color="auto" w:sz="4" w:space="0"/>
+            <w:insideV w:val="single" w:color="auto" w:sz="4" w:space="0"/>
+          </w:tblBorders>
+          <w:tblCellMar>
+            <w:top w:w="0" w:type="dxa"/>
+            <w:left w:w="108" w:type="dxa"/>
+            <w:bottom w:w="0" w:type="dxa"/>
+            <w:right w:w="108" w:type="dxa"/>
+          </w:tblCellMar>
+        </w:tblPrEx>
+        <w:trPr>
+          <w:jc w:val="center"/>
+        </w:trPr>
+        <w:tc>
+          <w:tcPr>
+            <w:tcW w:w="2925" w:type="dxa"/>
+            <w:vAlign w:val="center"/>
+          </w:tcPr>
+          <w:p>
+            <w:pPr>
+              <w:spacing w:line="336" w:lineRule="auto"/>
+              <w:jc w:val="center"/>
+              <w:rPr>
+                <w:rFonts w:hint="default" w:ascii="Times New Roman" w:hAnsi="Times New Roman" w:cs="Times New Roman"/>
+                <w:b/>
+                <w:bCs/>
+                <w:sz w:val="28"/>
+                <w:szCs w:val="28"/>
+              </w:rPr>
+            </w:pPr>
+            <w:r>
+              <w:rPr>
+                <w:rStyle w:val="11"/>
+                <w:rFonts w:hint="default" w:ascii="Times New Roman" w:hAnsi="Times New Roman" w:cs="Times New Roman" w:eastAsiaTheme="majorEastAsia"/>
+                <w:sz w:val="28"/>
+                <w:szCs w:val="28"/>
+              </w:rPr>
+              <w:t>Thuộc tính</w:t>
+            </w:r>
+          </w:p>
+        </w:tc>
+        <w:tc>
+          <w:tcPr>
+            <w:tcW w:w="6430" w:type="dxa"/>
+            <w:vAlign w:val="center"/>
+          </w:tcPr>
+          <w:p>
+            <w:pPr>
+              <w:spacing w:line="336" w:lineRule="auto"/>
+              <w:jc w:val="center"/>
+              <w:rPr>
+                <w:rFonts w:hint="default" w:ascii="Times New Roman" w:hAnsi="Times New Roman" w:cs="Times New Roman"/>
+                <w:b/>
+                <w:bCs/>
+                <w:sz w:val="28"/>
+                <w:szCs w:val="28"/>
+              </w:rPr>
+            </w:pPr>
+            <w:r>
+              <w:rPr>
+                <w:rStyle w:val="11"/>
+                <w:rFonts w:hint="default" w:ascii="Times New Roman" w:hAnsi="Times New Roman" w:cs="Times New Roman" w:eastAsiaTheme="majorEastAsia"/>
+                <w:sz w:val="28"/>
+                <w:szCs w:val="28"/>
+              </w:rPr>
+              <w:t>Mô tả</w:t>
+            </w:r>
+          </w:p>
+        </w:tc>
+      </w:tr>
+      <w:tr>
+        <w:tblPrEx>
+          <w:tblBorders>
+            <w:top w:val="single" w:color="auto" w:sz="4" w:space="0"/>
+            <w:left w:val="single" w:color="auto" w:sz="4" w:space="0"/>
+            <w:bottom w:val="single" w:color="auto" w:sz="4" w:space="0"/>
+            <w:right w:val="single" w:color="auto" w:sz="4" w:space="0"/>
+            <w:insideH w:val="single" w:color="auto" w:sz="4" w:space="0"/>
+            <w:insideV w:val="single" w:color="auto" w:sz="4" w:space="0"/>
+          </w:tblBorders>
+          <w:tblCellMar>
+            <w:top w:w="0" w:type="dxa"/>
+            <w:left w:w="108" w:type="dxa"/>
+            <w:bottom w:w="0" w:type="dxa"/>
+            <w:right w:w="108" w:type="dxa"/>
+          </w:tblCellMar>
+        </w:tblPrEx>
+        <w:trPr>
+          <w:jc w:val="center"/>
+        </w:trPr>
+        <w:tc>
+          <w:tcPr>
+            <w:tcW w:w="2925" w:type="dxa"/>
+            <w:vAlign w:val="center"/>
+          </w:tcPr>
+          <w:p>
+            <w:pPr>
+              <w:spacing w:line="336" w:lineRule="auto"/>
+              <w:jc w:val="center"/>
+              <w:rPr>
+                <w:rFonts w:hint="default" w:ascii="Times New Roman" w:hAnsi="Times New Roman" w:cs="Times New Roman"/>
+                <w:sz w:val="28"/>
+                <w:szCs w:val="28"/>
+              </w:rPr>
+            </w:pPr>
+            <w:r>
+              <w:rPr>
+                <w:rStyle w:val="11"/>
+                <w:rFonts w:hint="default" w:ascii="Times New Roman" w:hAnsi="Times New Roman" w:cs="Times New Roman" w:eastAsiaTheme="majorEastAsia"/>
+                <w:sz w:val="28"/>
+                <w:szCs w:val="28"/>
+              </w:rPr>
+              <w:t>Tên Use Case</w:t>
+            </w:r>
+          </w:p>
+        </w:tc>
+        <w:tc>
+          <w:tcPr>
+            <w:tcW w:w="6430" w:type="dxa"/>
+            <w:vAlign w:val="center"/>
+          </w:tcPr>
+          <w:p>
+            <w:pPr>
+              <w:spacing w:line="336" w:lineRule="auto"/>
+              <w:jc w:val="both"/>
+              <w:rPr>
+                <w:rFonts w:hint="default" w:ascii="Times New Roman" w:hAnsi="Times New Roman" w:cs="Times New Roman"/>
+                <w:sz w:val="28"/>
+                <w:szCs w:val="28"/>
+                <w:lang w:val="en-US"/>
+              </w:rPr>
+            </w:pPr>
+            <w:r>
+              <w:rPr>
+                <w:rFonts w:hint="default" w:ascii="Times New Roman" w:hAnsi="Times New Roman" w:cs="Times New Roman"/>
+                <w:sz w:val="28"/>
+                <w:szCs w:val="28"/>
+                <w:lang w:val="en-US"/>
+              </w:rPr>
+              <w:t>Xem danh sách hội viên</w:t>
+            </w:r>
+          </w:p>
+        </w:tc>
+      </w:tr>
+      <w:tr>
+        <w:tblPrEx>
+          <w:tblBorders>
+            <w:top w:val="single" w:color="auto" w:sz="4" w:space="0"/>
+            <w:left w:val="single" w:color="auto" w:sz="4" w:space="0"/>
+            <w:bottom w:val="single" w:color="auto" w:sz="4" w:space="0"/>
+            <w:right w:val="single" w:color="auto" w:sz="4" w:space="0"/>
+            <w:insideH w:val="single" w:color="auto" w:sz="4" w:space="0"/>
+            <w:insideV w:val="single" w:color="auto" w:sz="4" w:space="0"/>
+          </w:tblBorders>
+          <w:tblCellMar>
+            <w:top w:w="0" w:type="dxa"/>
+            <w:left w:w="108" w:type="dxa"/>
+            <w:bottom w:w="0" w:type="dxa"/>
+            <w:right w:w="108" w:type="dxa"/>
+          </w:tblCellMar>
+        </w:tblPrEx>
+        <w:trPr>
+          <w:jc w:val="center"/>
+        </w:trPr>
+        <w:tc>
+          <w:tcPr>
+            <w:tcW w:w="2925" w:type="dxa"/>
+            <w:vAlign w:val="center"/>
+          </w:tcPr>
+          <w:p>
+            <w:pPr>
+              <w:spacing w:line="336" w:lineRule="auto"/>
+              <w:jc w:val="center"/>
+              <w:rPr>
+                <w:rFonts w:hint="default" w:ascii="Times New Roman" w:hAnsi="Times New Roman" w:cs="Times New Roman"/>
+                <w:sz w:val="28"/>
+                <w:szCs w:val="28"/>
+              </w:rPr>
+            </w:pPr>
+            <w:r>
+              <w:rPr>
+                <w:rStyle w:val="11"/>
+                <w:rFonts w:hint="default" w:ascii="Times New Roman" w:hAnsi="Times New Roman" w:cs="Times New Roman" w:eastAsiaTheme="majorEastAsia"/>
+                <w:sz w:val="28"/>
+                <w:szCs w:val="28"/>
+              </w:rPr>
+              <w:t>Mô tả</w:t>
+            </w:r>
+          </w:p>
+        </w:tc>
+        <w:tc>
+          <w:tcPr>
+            <w:tcW w:w="6430" w:type="dxa"/>
+            <w:vAlign w:val="center"/>
+          </w:tcPr>
+          <w:p>
+            <w:pPr>
+              <w:pStyle w:val="10"/>
+              <w:spacing w:before="0" w:beforeAutospacing="0" w:after="0" w:afterAutospacing="0" w:line="336" w:lineRule="auto"/>
+              <w:jc w:val="both"/>
+              <w:rPr>
+                <w:rFonts w:hint="default" w:ascii="Times New Roman" w:hAnsi="Times New Roman" w:cs="Times New Roman"/>
+                <w:sz w:val="28"/>
+                <w:szCs w:val="28"/>
+                <w:lang w:val="en-US"/>
+              </w:rPr>
+            </w:pPr>
+            <w:r>
+              <w:rPr>
+                <w:rFonts w:hint="default" w:ascii="Times New Roman" w:hAnsi="Times New Roman" w:cs="Times New Roman"/>
+                <w:sz w:val="28"/>
+                <w:szCs w:val="28"/>
+                <w:lang w:val="en-US"/>
+              </w:rPr>
+              <w:t>Hiển thị danh sách tất cả hội viên có trong hệ thống</w:t>
+            </w:r>
+          </w:p>
+        </w:tc>
+      </w:tr>
+      <w:tr>
+        <w:tblPrEx>
+          <w:tblBorders>
+            <w:top w:val="single" w:color="auto" w:sz="4" w:space="0"/>
+            <w:left w:val="single" w:color="auto" w:sz="4" w:space="0"/>
+            <w:bottom w:val="single" w:color="auto" w:sz="4" w:space="0"/>
+            <w:right w:val="single" w:color="auto" w:sz="4" w:space="0"/>
+            <w:insideH w:val="single" w:color="auto" w:sz="4" w:space="0"/>
+            <w:insideV w:val="single" w:color="auto" w:sz="4" w:space="0"/>
+          </w:tblBorders>
+          <w:tblCellMar>
+            <w:top w:w="0" w:type="dxa"/>
+            <w:left w:w="108" w:type="dxa"/>
+            <w:bottom w:w="0" w:type="dxa"/>
+            <w:right w:w="108" w:type="dxa"/>
+          </w:tblCellMar>
+        </w:tblPrEx>
+        <w:trPr>
+          <w:jc w:val="center"/>
+        </w:trPr>
+        <w:tc>
+          <w:tcPr>
+            <w:tcW w:w="2925" w:type="dxa"/>
+            <w:vAlign w:val="center"/>
+          </w:tcPr>
+          <w:p>
+            <w:pPr>
+              <w:spacing w:line="336" w:lineRule="auto"/>
+              <w:jc w:val="center"/>
+              <w:rPr>
+                <w:rFonts w:hint="default" w:ascii="Times New Roman" w:hAnsi="Times New Roman" w:cs="Times New Roman"/>
+                <w:sz w:val="28"/>
+                <w:szCs w:val="28"/>
+              </w:rPr>
+            </w:pPr>
+            <w:r>
+              <w:rPr>
+                <w:rStyle w:val="11"/>
+                <w:rFonts w:hint="default" w:ascii="Times New Roman" w:hAnsi="Times New Roman" w:cs="Times New Roman" w:eastAsiaTheme="majorEastAsia"/>
+                <w:sz w:val="28"/>
+                <w:szCs w:val="28"/>
+              </w:rPr>
+              <w:t>Tác nhân chính</w:t>
+            </w:r>
+          </w:p>
+        </w:tc>
+        <w:tc>
+          <w:tcPr>
+            <w:tcW w:w="6430" w:type="dxa"/>
+            <w:vAlign w:val="center"/>
+          </w:tcPr>
+          <w:p>
+            <w:pPr>
+              <w:spacing w:line="336" w:lineRule="auto"/>
+              <w:jc w:val="both"/>
+              <w:rPr>
+                <w:rFonts w:hint="default" w:ascii="Times New Roman" w:hAnsi="Times New Roman" w:cs="Times New Roman"/>
+                <w:sz w:val="28"/>
+                <w:szCs w:val="28"/>
+                <w:lang w:val="en-US"/>
+              </w:rPr>
+            </w:pPr>
+            <w:r>
+              <w:rPr>
+                <w:rFonts w:hint="default" w:ascii="Times New Roman" w:hAnsi="Times New Roman" w:cs="Times New Roman"/>
+                <w:sz w:val="28"/>
+                <w:szCs w:val="28"/>
+                <w:lang w:val="en-US"/>
+              </w:rPr>
+              <w:t>Admin</w:t>
+            </w:r>
+          </w:p>
+        </w:tc>
+      </w:tr>
+      <w:tr>
+        <w:tblPrEx>
+          <w:tblBorders>
+            <w:top w:val="single" w:color="auto" w:sz="4" w:space="0"/>
+            <w:left w:val="single" w:color="auto" w:sz="4" w:space="0"/>
+            <w:bottom w:val="single" w:color="auto" w:sz="4" w:space="0"/>
+            <w:right w:val="single" w:color="auto" w:sz="4" w:space="0"/>
+            <w:insideH w:val="single" w:color="auto" w:sz="4" w:space="0"/>
+            <w:insideV w:val="single" w:color="auto" w:sz="4" w:space="0"/>
+          </w:tblBorders>
+          <w:tblCellMar>
+            <w:top w:w="0" w:type="dxa"/>
+            <w:left w:w="108" w:type="dxa"/>
+            <w:bottom w:w="0" w:type="dxa"/>
+            <w:right w:w="108" w:type="dxa"/>
+          </w:tblCellMar>
+        </w:tblPrEx>
+        <w:trPr>
+          <w:jc w:val="center"/>
+        </w:trPr>
+        <w:tc>
+          <w:tcPr>
+            <w:tcW w:w="2925" w:type="dxa"/>
+            <w:vAlign w:val="center"/>
+          </w:tcPr>
+          <w:p>
+            <w:pPr>
+              <w:spacing w:line="336" w:lineRule="auto"/>
+              <w:jc w:val="center"/>
+              <w:rPr>
+                <w:rFonts w:hint="default" w:ascii="Times New Roman" w:hAnsi="Times New Roman" w:cs="Times New Roman"/>
+                <w:sz w:val="28"/>
+                <w:szCs w:val="28"/>
+              </w:rPr>
+            </w:pPr>
+            <w:r>
+              <w:rPr>
+                <w:rStyle w:val="11"/>
+                <w:rFonts w:hint="default" w:ascii="Times New Roman" w:hAnsi="Times New Roman" w:cs="Times New Roman" w:eastAsiaTheme="majorEastAsia"/>
+                <w:sz w:val="28"/>
+                <w:szCs w:val="28"/>
+              </w:rPr>
+              <w:t>Tiền điều kiện</w:t>
+            </w:r>
+          </w:p>
+        </w:tc>
+        <w:tc>
+          <w:tcPr>
+            <w:tcW w:w="6430" w:type="dxa"/>
+            <w:vAlign w:val="center"/>
+          </w:tcPr>
+          <w:p>
+            <w:pPr>
+              <w:spacing w:line="336" w:lineRule="auto"/>
+              <w:jc w:val="both"/>
+              <w:rPr>
+                <w:rFonts w:hint="default" w:ascii="Times New Roman" w:hAnsi="Times New Roman" w:cs="Times New Roman"/>
+                <w:sz w:val="28"/>
+                <w:szCs w:val="28"/>
+                <w:lang w:val="en-US"/>
+              </w:rPr>
+            </w:pPr>
+            <w:r>
+              <w:rPr>
+                <w:rFonts w:hint="default" w:ascii="Times New Roman" w:hAnsi="Times New Roman" w:cs="Times New Roman"/>
+                <w:sz w:val="28"/>
+                <w:szCs w:val="28"/>
+                <w:lang w:val="en-US"/>
+              </w:rPr>
+              <w:t>Admin đã đăng nhập thành công vào hệ thống</w:t>
+            </w:r>
+          </w:p>
+        </w:tc>
+      </w:tr>
+      <w:tr>
+        <w:tblPrEx>
+          <w:tblBorders>
+            <w:top w:val="single" w:color="auto" w:sz="4" w:space="0"/>
+            <w:left w:val="single" w:color="auto" w:sz="4" w:space="0"/>
+            <w:bottom w:val="single" w:color="auto" w:sz="4" w:space="0"/>
+            <w:right w:val="single" w:color="auto" w:sz="4" w:space="0"/>
+            <w:insideH w:val="single" w:color="auto" w:sz="4" w:space="0"/>
+            <w:insideV w:val="single" w:color="auto" w:sz="4" w:space="0"/>
+          </w:tblBorders>
+          <w:tblCellMar>
+            <w:top w:w="0" w:type="dxa"/>
+            <w:left w:w="108" w:type="dxa"/>
+            <w:bottom w:w="0" w:type="dxa"/>
+            <w:right w:w="108" w:type="dxa"/>
+          </w:tblCellMar>
+        </w:tblPrEx>
+        <w:trPr>
+          <w:jc w:val="center"/>
+        </w:trPr>
+        <w:tc>
+          <w:tcPr>
+            <w:tcW w:w="2925" w:type="dxa"/>
+            <w:vAlign w:val="center"/>
+          </w:tcPr>
+          <w:p>
+            <w:pPr>
+              <w:spacing w:line="336" w:lineRule="auto"/>
+              <w:jc w:val="center"/>
+              <w:rPr>
+                <w:rFonts w:hint="default" w:ascii="Times New Roman" w:hAnsi="Times New Roman" w:cs="Times New Roman"/>
+                <w:sz w:val="28"/>
+                <w:szCs w:val="28"/>
+              </w:rPr>
+            </w:pPr>
+            <w:r>
+              <w:rPr>
+                <w:rStyle w:val="11"/>
+                <w:rFonts w:hint="default" w:ascii="Times New Roman" w:hAnsi="Times New Roman" w:cs="Times New Roman" w:eastAsiaTheme="majorEastAsia"/>
+                <w:sz w:val="28"/>
+                <w:szCs w:val="28"/>
+              </w:rPr>
+              <w:t>Hậu điều kiện</w:t>
+            </w:r>
+          </w:p>
+        </w:tc>
+        <w:tc>
+          <w:tcPr>
+            <w:tcW w:w="6430" w:type="dxa"/>
+            <w:vAlign w:val="center"/>
+          </w:tcPr>
+          <w:p>
+            <w:pPr>
+              <w:pStyle w:val="10"/>
+              <w:spacing w:before="0" w:beforeAutospacing="0" w:after="0" w:afterAutospacing="0" w:line="336" w:lineRule="auto"/>
+              <w:jc w:val="both"/>
+              <w:rPr>
+                <w:rFonts w:hint="default" w:ascii="Times New Roman" w:hAnsi="Times New Roman" w:cs="Times New Roman"/>
+                <w:sz w:val="28"/>
+                <w:szCs w:val="28"/>
+                <w:lang w:val="en-US"/>
+              </w:rPr>
+            </w:pPr>
+            <w:r>
+              <w:rPr>
+                <w:rFonts w:hint="default" w:ascii="Times New Roman" w:hAnsi="Times New Roman" w:cs="Times New Roman"/>
+                <w:sz w:val="28"/>
+                <w:szCs w:val="28"/>
+                <w:lang w:val="en-US"/>
+              </w:rPr>
+              <w:t>Danh sách tất cả hội viên được hiển thị lên màn hình</w:t>
+            </w:r>
+          </w:p>
+        </w:tc>
+      </w:tr>
+      <w:tr>
+        <w:tblPrEx>
+          <w:tblBorders>
+            <w:top w:val="single" w:color="auto" w:sz="4" w:space="0"/>
+            <w:left w:val="single" w:color="auto" w:sz="4" w:space="0"/>
+            <w:bottom w:val="single" w:color="auto" w:sz="4" w:space="0"/>
+            <w:right w:val="single" w:color="auto" w:sz="4" w:space="0"/>
+            <w:insideH w:val="single" w:color="auto" w:sz="4" w:space="0"/>
+            <w:insideV w:val="single" w:color="auto" w:sz="4" w:space="0"/>
+          </w:tblBorders>
+          <w:tblCellMar>
+            <w:top w:w="0" w:type="dxa"/>
+            <w:left w:w="108" w:type="dxa"/>
+            <w:bottom w:w="0" w:type="dxa"/>
+            <w:right w:w="108" w:type="dxa"/>
+          </w:tblCellMar>
+        </w:tblPrEx>
+        <w:trPr>
+          <w:jc w:val="center"/>
+        </w:trPr>
+        <w:tc>
+          <w:tcPr>
+            <w:tcW w:w="2925" w:type="dxa"/>
+            <w:vAlign w:val="center"/>
+          </w:tcPr>
+          <w:p>
+            <w:pPr>
+              <w:spacing w:line="336" w:lineRule="auto"/>
+              <w:jc w:val="center"/>
+              <w:rPr>
+                <w:rFonts w:hint="default" w:ascii="Times New Roman" w:hAnsi="Times New Roman" w:cs="Times New Roman"/>
+                <w:sz w:val="28"/>
+                <w:szCs w:val="28"/>
+              </w:rPr>
+            </w:pPr>
+            <w:r>
+              <w:rPr>
+                <w:rStyle w:val="11"/>
+                <w:rFonts w:hint="default" w:ascii="Times New Roman" w:hAnsi="Times New Roman" w:cs="Times New Roman" w:eastAsiaTheme="majorEastAsia"/>
+                <w:sz w:val="28"/>
+                <w:szCs w:val="28"/>
+              </w:rPr>
+              <w:t>Luồng chính</w:t>
+            </w:r>
+          </w:p>
+        </w:tc>
+        <w:tc>
+          <w:tcPr>
+            <w:tcW w:w="6430" w:type="dxa"/>
+            <w:vAlign w:val="center"/>
+          </w:tcPr>
+          <w:p>
+            <w:pPr>
+              <w:pStyle w:val="10"/>
+              <w:numPr>
+                <w:ilvl w:val="0"/>
+                <w:numId w:val="37"/>
+              </w:numPr>
+              <w:spacing w:before="0" w:beforeAutospacing="0" w:after="0" w:afterAutospacing="0" w:line="336" w:lineRule="auto"/>
+              <w:jc w:val="both"/>
+              <w:rPr>
+                <w:rFonts w:hint="default" w:ascii="Times New Roman" w:hAnsi="Times New Roman" w:cs="Times New Roman"/>
+                <w:sz w:val="28"/>
+                <w:szCs w:val="28"/>
+                <w:lang w:val="en-US"/>
+              </w:rPr>
+            </w:pPr>
+            <w:r>
+              <w:rPr>
+                <w:rFonts w:hint="default" w:ascii="Times New Roman" w:hAnsi="Times New Roman" w:cs="Times New Roman"/>
+                <w:sz w:val="28"/>
+                <w:szCs w:val="28"/>
+                <w:lang w:val="en-US"/>
+              </w:rPr>
+              <w:t>Admin chọn chức năng “Xem danh sách hội viên”</w:t>
+            </w:r>
+          </w:p>
+          <w:p>
+            <w:pPr>
+              <w:pStyle w:val="10"/>
+              <w:numPr>
+                <w:ilvl w:val="0"/>
+                <w:numId w:val="37"/>
+              </w:numPr>
+              <w:spacing w:before="0" w:beforeAutospacing="0" w:after="0" w:afterAutospacing="0" w:line="336" w:lineRule="auto"/>
+              <w:jc w:val="both"/>
+              <w:rPr>
+                <w:rFonts w:hint="default" w:ascii="Times New Roman" w:hAnsi="Times New Roman" w:cs="Times New Roman"/>
+                <w:sz w:val="28"/>
+                <w:szCs w:val="28"/>
+                <w:lang w:val="en-US"/>
+              </w:rPr>
+            </w:pPr>
+            <w:r>
+              <w:rPr>
+                <w:rFonts w:hint="default" w:ascii="Times New Roman" w:hAnsi="Times New Roman" w:cs="Times New Roman"/>
+                <w:sz w:val="28"/>
+                <w:szCs w:val="28"/>
+                <w:lang w:val="en-US"/>
+              </w:rPr>
+              <w:t>Hệ thống truy vấn dữ liệu danh sách hội viên</w:t>
+            </w:r>
+          </w:p>
+          <w:p>
+            <w:pPr>
+              <w:pStyle w:val="10"/>
+              <w:numPr>
+                <w:ilvl w:val="0"/>
+                <w:numId w:val="37"/>
+              </w:numPr>
+              <w:spacing w:before="0" w:beforeAutospacing="0" w:after="0" w:afterAutospacing="0" w:line="336" w:lineRule="auto"/>
+              <w:jc w:val="both"/>
+              <w:rPr>
+                <w:rFonts w:hint="default" w:ascii="Times New Roman" w:hAnsi="Times New Roman" w:cs="Times New Roman"/>
+                <w:sz w:val="28"/>
+                <w:szCs w:val="28"/>
+                <w:lang w:val="en-US"/>
+              </w:rPr>
+            </w:pPr>
+            <w:r>
+              <w:rPr>
+                <w:rFonts w:hint="default" w:ascii="Times New Roman" w:hAnsi="Times New Roman" w:cs="Times New Roman"/>
+                <w:sz w:val="28"/>
+                <w:szCs w:val="28"/>
+                <w:lang w:val="en-US"/>
+              </w:rPr>
+              <w:t>Hệ thống hiển thị danh sách tất cả hội viên lên màn hình</w:t>
+            </w:r>
+          </w:p>
+        </w:tc>
+      </w:tr>
+      <w:tr>
+        <w:tblPrEx>
+          <w:tblBorders>
+            <w:top w:val="single" w:color="auto" w:sz="4" w:space="0"/>
+            <w:left w:val="single" w:color="auto" w:sz="4" w:space="0"/>
+            <w:bottom w:val="single" w:color="auto" w:sz="4" w:space="0"/>
+            <w:right w:val="single" w:color="auto" w:sz="4" w:space="0"/>
+            <w:insideH w:val="single" w:color="auto" w:sz="4" w:space="0"/>
+            <w:insideV w:val="single" w:color="auto" w:sz="4" w:space="0"/>
+          </w:tblBorders>
+          <w:tblCellMar>
+            <w:top w:w="0" w:type="dxa"/>
+            <w:left w:w="108" w:type="dxa"/>
+            <w:bottom w:w="0" w:type="dxa"/>
+            <w:right w:w="108" w:type="dxa"/>
+          </w:tblCellMar>
+        </w:tblPrEx>
+        <w:trPr>
+          <w:jc w:val="center"/>
+        </w:trPr>
+        <w:tc>
+          <w:tcPr>
+            <w:tcW w:w="2925" w:type="dxa"/>
+            <w:vAlign w:val="center"/>
+          </w:tcPr>
+          <w:p>
+            <w:pPr>
+              <w:spacing w:line="336" w:lineRule="auto"/>
+              <w:jc w:val="center"/>
+              <w:rPr>
+                <w:rFonts w:hint="default" w:ascii="Times New Roman" w:hAnsi="Times New Roman" w:cs="Times New Roman"/>
+                <w:sz w:val="28"/>
+                <w:szCs w:val="28"/>
+              </w:rPr>
+            </w:pPr>
+            <w:r>
+              <w:rPr>
+                <w:rStyle w:val="11"/>
+                <w:rFonts w:hint="default" w:ascii="Times New Roman" w:hAnsi="Times New Roman" w:cs="Times New Roman" w:eastAsiaTheme="majorEastAsia"/>
+                <w:sz w:val="28"/>
+                <w:szCs w:val="28"/>
+              </w:rPr>
+              <w:t>Luồng thay thế</w:t>
+            </w:r>
+          </w:p>
+        </w:tc>
+        <w:tc>
+          <w:tcPr>
+            <w:tcW w:w="6430" w:type="dxa"/>
+            <w:vAlign w:val="center"/>
+          </w:tcPr>
+          <w:p>
+            <w:pPr>
+              <w:spacing w:line="336" w:lineRule="auto"/>
+              <w:jc w:val="both"/>
+              <w:rPr>
+                <w:rFonts w:hint="default" w:ascii="Times New Roman" w:hAnsi="Times New Roman" w:cs="Times New Roman"/>
+                <w:sz w:val="28"/>
+                <w:szCs w:val="28"/>
+                <w:lang w:val="en-US"/>
+              </w:rPr>
+            </w:pPr>
+            <w:r>
+              <w:rPr>
+                <w:rFonts w:hint="default" w:ascii="Times New Roman" w:hAnsi="Times New Roman" w:cs="Times New Roman"/>
+                <w:sz w:val="28"/>
+                <w:szCs w:val="28"/>
+                <w:lang w:val="en-US"/>
+              </w:rPr>
+              <w:t>2.1 Nếu không có hội viên nào thì hệ thống thông báo không có hội viên đến Admin</w:t>
+            </w:r>
+          </w:p>
+        </w:tc>
+      </w:tr>
+    </w:tbl>
+    <w:p>
+      <w:pPr>
+        <w:rPr>
+          <w:rFonts w:hint="default"/>
+          <w:lang w:val="en-US"/>
+        </w:rPr>
+      </w:pPr>
+    </w:p>
+    <w:p>
+      <w:pPr>
+        <w:pStyle w:val="6"/>
+        <w:bidi w:val="0"/>
+        <w:rPr>
+          <w:rFonts w:hint="default" w:ascii="Times New Roman" w:hAnsi="Times New Roman" w:cs="Times New Roman"/>
+          <w:lang w:val="en-US"/>
+        </w:rPr>
+      </w:pPr>
+      <w:r>
+        <w:rPr>
+          <w:rFonts w:hint="default" w:ascii="Times New Roman" w:hAnsi="Times New Roman" w:cs="Times New Roman"/>
+          <w:lang w:val="en-US"/>
+        </w:rPr>
+        <w:t>2.2.1.37 Đặc tả usecase tìm kiếm hội viên</w:t>
+      </w:r>
+    </w:p>
+    <w:tbl>
+      <w:tblPr>
+        <w:tblStyle w:val="8"/>
+        <w:tblW w:w="9355" w:type="dxa"/>
+        <w:jc w:val="center"/>
+        <w:tblBorders>
+          <w:top w:val="single" w:color="auto" w:sz="4" w:space="0"/>
+          <w:left w:val="single" w:color="auto" w:sz="4" w:space="0"/>
+          <w:bottom w:val="single" w:color="auto" w:sz="4" w:space="0"/>
+          <w:right w:val="single" w:color="auto" w:sz="4" w:space="0"/>
+          <w:insideH w:val="single" w:color="auto" w:sz="4" w:space="0"/>
+          <w:insideV w:val="single" w:color="auto" w:sz="4" w:space="0"/>
+        </w:tblBorders>
+        <w:tblLayout w:type="autofit"/>
+        <w:tblCellMar>
+          <w:top w:w="0" w:type="dxa"/>
+          <w:left w:w="108" w:type="dxa"/>
+          <w:bottom w:w="0" w:type="dxa"/>
+          <w:right w:w="108" w:type="dxa"/>
+        </w:tblCellMar>
+      </w:tblPr>
+      <w:tblGrid>
+        <w:gridCol w:w="2925"/>
+        <w:gridCol w:w="6430"/>
+      </w:tblGrid>
+      <w:tr>
+        <w:tblPrEx>
+          <w:tblBorders>
+            <w:top w:val="single" w:color="auto" w:sz="4" w:space="0"/>
+            <w:left w:val="single" w:color="auto" w:sz="4" w:space="0"/>
+            <w:bottom w:val="single" w:color="auto" w:sz="4" w:space="0"/>
+            <w:right w:val="single" w:color="auto" w:sz="4" w:space="0"/>
+            <w:insideH w:val="single" w:color="auto" w:sz="4" w:space="0"/>
+            <w:insideV w:val="single" w:color="auto" w:sz="4" w:space="0"/>
+          </w:tblBorders>
+          <w:tblCellMar>
+            <w:top w:w="0" w:type="dxa"/>
+            <w:left w:w="108" w:type="dxa"/>
+            <w:bottom w:w="0" w:type="dxa"/>
+            <w:right w:w="108" w:type="dxa"/>
+          </w:tblCellMar>
+        </w:tblPrEx>
+        <w:trPr>
+          <w:jc w:val="center"/>
+        </w:trPr>
+        <w:tc>
+          <w:tcPr>
+            <w:tcW w:w="2925" w:type="dxa"/>
+            <w:vAlign w:val="center"/>
+          </w:tcPr>
+          <w:p>
+            <w:pPr>
+              <w:spacing w:line="336" w:lineRule="auto"/>
+              <w:jc w:val="center"/>
+              <w:rPr>
+                <w:rFonts w:hint="default" w:ascii="Times New Roman" w:hAnsi="Times New Roman" w:cs="Times New Roman"/>
+                <w:b/>
+                <w:bCs/>
+                <w:sz w:val="28"/>
+                <w:szCs w:val="28"/>
+              </w:rPr>
+            </w:pPr>
+            <w:r>
+              <w:rPr>
+                <w:rStyle w:val="11"/>
+                <w:rFonts w:hint="default" w:ascii="Times New Roman" w:hAnsi="Times New Roman" w:cs="Times New Roman" w:eastAsiaTheme="majorEastAsia"/>
+                <w:sz w:val="28"/>
+                <w:szCs w:val="28"/>
+              </w:rPr>
+              <w:t>Thuộc tính</w:t>
+            </w:r>
+          </w:p>
+        </w:tc>
+        <w:tc>
+          <w:tcPr>
+            <w:tcW w:w="6430" w:type="dxa"/>
+            <w:vAlign w:val="center"/>
+          </w:tcPr>
+          <w:p>
+            <w:pPr>
+              <w:spacing w:line="336" w:lineRule="auto"/>
+              <w:jc w:val="center"/>
+              <w:rPr>
+                <w:rFonts w:hint="default" w:ascii="Times New Roman" w:hAnsi="Times New Roman" w:cs="Times New Roman"/>
+                <w:b/>
+                <w:bCs/>
+                <w:sz w:val="28"/>
+                <w:szCs w:val="28"/>
+              </w:rPr>
+            </w:pPr>
+            <w:r>
+              <w:rPr>
+                <w:rStyle w:val="11"/>
+                <w:rFonts w:hint="default" w:ascii="Times New Roman" w:hAnsi="Times New Roman" w:cs="Times New Roman" w:eastAsiaTheme="majorEastAsia"/>
+                <w:sz w:val="28"/>
+                <w:szCs w:val="28"/>
+              </w:rPr>
+              <w:t>Mô tả</w:t>
+            </w:r>
+          </w:p>
+        </w:tc>
+      </w:tr>
+      <w:tr>
+        <w:tblPrEx>
+          <w:tblBorders>
+            <w:top w:val="single" w:color="auto" w:sz="4" w:space="0"/>
+            <w:left w:val="single" w:color="auto" w:sz="4" w:space="0"/>
+            <w:bottom w:val="single" w:color="auto" w:sz="4" w:space="0"/>
+            <w:right w:val="single" w:color="auto" w:sz="4" w:space="0"/>
+            <w:insideH w:val="single" w:color="auto" w:sz="4" w:space="0"/>
+            <w:insideV w:val="single" w:color="auto" w:sz="4" w:space="0"/>
+          </w:tblBorders>
+          <w:tblCellMar>
+            <w:top w:w="0" w:type="dxa"/>
+            <w:left w:w="108" w:type="dxa"/>
+            <w:bottom w:w="0" w:type="dxa"/>
+            <w:right w:w="108" w:type="dxa"/>
+          </w:tblCellMar>
+        </w:tblPrEx>
+        <w:trPr>
+          <w:jc w:val="center"/>
+        </w:trPr>
+        <w:tc>
+          <w:tcPr>
+            <w:tcW w:w="2925" w:type="dxa"/>
+            <w:vAlign w:val="center"/>
+          </w:tcPr>
+          <w:p>
+            <w:pPr>
+              <w:spacing w:line="336" w:lineRule="auto"/>
+              <w:jc w:val="center"/>
+              <w:rPr>
+                <w:rFonts w:hint="default" w:ascii="Times New Roman" w:hAnsi="Times New Roman" w:cs="Times New Roman"/>
+                <w:sz w:val="28"/>
+                <w:szCs w:val="28"/>
+              </w:rPr>
+            </w:pPr>
+            <w:r>
+              <w:rPr>
+                <w:rStyle w:val="11"/>
+                <w:rFonts w:hint="default" w:ascii="Times New Roman" w:hAnsi="Times New Roman" w:cs="Times New Roman" w:eastAsiaTheme="majorEastAsia"/>
+                <w:sz w:val="28"/>
+                <w:szCs w:val="28"/>
+              </w:rPr>
+              <w:t>Tên Use Case</w:t>
+            </w:r>
+          </w:p>
+        </w:tc>
+        <w:tc>
+          <w:tcPr>
+            <w:tcW w:w="6430" w:type="dxa"/>
+            <w:vAlign w:val="center"/>
+          </w:tcPr>
+          <w:p>
+            <w:pPr>
+              <w:spacing w:line="336" w:lineRule="auto"/>
+              <w:jc w:val="both"/>
+              <w:rPr>
+                <w:rFonts w:hint="default" w:ascii="Times New Roman" w:hAnsi="Times New Roman" w:cs="Times New Roman"/>
+                <w:sz w:val="28"/>
+                <w:szCs w:val="28"/>
+                <w:lang w:val="en-US"/>
+              </w:rPr>
+            </w:pPr>
+            <w:r>
+              <w:rPr>
+                <w:rFonts w:hint="default" w:ascii="Times New Roman" w:hAnsi="Times New Roman" w:cs="Times New Roman"/>
+                <w:sz w:val="28"/>
+                <w:szCs w:val="28"/>
+                <w:lang w:val="en-US"/>
+              </w:rPr>
+              <w:t>Tìm kiếm hội viên</w:t>
+            </w:r>
+          </w:p>
+        </w:tc>
+      </w:tr>
+      <w:tr>
+        <w:tblPrEx>
+          <w:tblBorders>
+            <w:top w:val="single" w:color="auto" w:sz="4" w:space="0"/>
+            <w:left w:val="single" w:color="auto" w:sz="4" w:space="0"/>
+            <w:bottom w:val="single" w:color="auto" w:sz="4" w:space="0"/>
+            <w:right w:val="single" w:color="auto" w:sz="4" w:space="0"/>
+            <w:insideH w:val="single" w:color="auto" w:sz="4" w:space="0"/>
+            <w:insideV w:val="single" w:color="auto" w:sz="4" w:space="0"/>
+          </w:tblBorders>
+          <w:tblCellMar>
+            <w:top w:w="0" w:type="dxa"/>
+            <w:left w:w="108" w:type="dxa"/>
+            <w:bottom w:w="0" w:type="dxa"/>
+            <w:right w:w="108" w:type="dxa"/>
+          </w:tblCellMar>
+        </w:tblPrEx>
+        <w:trPr>
+          <w:jc w:val="center"/>
+        </w:trPr>
+        <w:tc>
+          <w:tcPr>
+            <w:tcW w:w="2925" w:type="dxa"/>
+            <w:vAlign w:val="center"/>
+          </w:tcPr>
+          <w:p>
+            <w:pPr>
+              <w:spacing w:line="336" w:lineRule="auto"/>
+              <w:jc w:val="center"/>
+              <w:rPr>
+                <w:rFonts w:hint="default" w:ascii="Times New Roman" w:hAnsi="Times New Roman" w:cs="Times New Roman"/>
+                <w:sz w:val="28"/>
+                <w:szCs w:val="28"/>
+              </w:rPr>
+            </w:pPr>
+            <w:r>
+              <w:rPr>
+                <w:rStyle w:val="11"/>
+                <w:rFonts w:hint="default" w:ascii="Times New Roman" w:hAnsi="Times New Roman" w:cs="Times New Roman" w:eastAsiaTheme="majorEastAsia"/>
+                <w:sz w:val="28"/>
+                <w:szCs w:val="28"/>
+              </w:rPr>
+              <w:t>Mô tả</w:t>
+            </w:r>
+          </w:p>
+        </w:tc>
+        <w:tc>
+          <w:tcPr>
+            <w:tcW w:w="6430" w:type="dxa"/>
+            <w:vAlign w:val="center"/>
+          </w:tcPr>
+          <w:p>
+            <w:pPr>
+              <w:pStyle w:val="10"/>
+              <w:spacing w:before="0" w:beforeAutospacing="0" w:after="0" w:afterAutospacing="0" w:line="336" w:lineRule="auto"/>
+              <w:jc w:val="both"/>
+              <w:rPr>
+                <w:rFonts w:hint="default" w:ascii="Times New Roman" w:hAnsi="Times New Roman" w:cs="Times New Roman"/>
+                <w:sz w:val="28"/>
+                <w:szCs w:val="28"/>
+                <w:lang w:val="en-US"/>
+              </w:rPr>
+            </w:pPr>
+            <w:r>
+              <w:rPr>
+                <w:rFonts w:hint="default" w:ascii="Times New Roman" w:hAnsi="Times New Roman" w:cs="Times New Roman"/>
+                <w:sz w:val="28"/>
+                <w:szCs w:val="28"/>
+                <w:lang w:val="en-US"/>
+              </w:rPr>
+              <w:t>Tìm kiếm tương đối các hội viên theo mã hội viên hoặc họ tên hội viên</w:t>
+            </w:r>
+          </w:p>
+        </w:tc>
+      </w:tr>
+      <w:tr>
+        <w:tblPrEx>
+          <w:tblBorders>
+            <w:top w:val="single" w:color="auto" w:sz="4" w:space="0"/>
+            <w:left w:val="single" w:color="auto" w:sz="4" w:space="0"/>
+            <w:bottom w:val="single" w:color="auto" w:sz="4" w:space="0"/>
+            <w:right w:val="single" w:color="auto" w:sz="4" w:space="0"/>
+            <w:insideH w:val="single" w:color="auto" w:sz="4" w:space="0"/>
+            <w:insideV w:val="single" w:color="auto" w:sz="4" w:space="0"/>
+          </w:tblBorders>
+          <w:tblCellMar>
+            <w:top w:w="0" w:type="dxa"/>
+            <w:left w:w="108" w:type="dxa"/>
+            <w:bottom w:w="0" w:type="dxa"/>
+            <w:right w:w="108" w:type="dxa"/>
+          </w:tblCellMar>
+        </w:tblPrEx>
+        <w:trPr>
+          <w:jc w:val="center"/>
+        </w:trPr>
+        <w:tc>
+          <w:tcPr>
+            <w:tcW w:w="2925" w:type="dxa"/>
+            <w:vAlign w:val="center"/>
+          </w:tcPr>
+          <w:p>
+            <w:pPr>
+              <w:spacing w:line="336" w:lineRule="auto"/>
+              <w:jc w:val="center"/>
+              <w:rPr>
+                <w:rFonts w:hint="default" w:ascii="Times New Roman" w:hAnsi="Times New Roman" w:cs="Times New Roman"/>
+                <w:sz w:val="28"/>
+                <w:szCs w:val="28"/>
+              </w:rPr>
+            </w:pPr>
+            <w:r>
+              <w:rPr>
+                <w:rStyle w:val="11"/>
+                <w:rFonts w:hint="default" w:ascii="Times New Roman" w:hAnsi="Times New Roman" w:cs="Times New Roman" w:eastAsiaTheme="majorEastAsia"/>
+                <w:sz w:val="28"/>
+                <w:szCs w:val="28"/>
+              </w:rPr>
+              <w:t>Tác nhân chính</w:t>
+            </w:r>
+          </w:p>
+        </w:tc>
+        <w:tc>
+          <w:tcPr>
+            <w:tcW w:w="6430" w:type="dxa"/>
+            <w:vAlign w:val="center"/>
+          </w:tcPr>
+          <w:p>
+            <w:pPr>
+              <w:spacing w:line="336" w:lineRule="auto"/>
+              <w:jc w:val="both"/>
+              <w:rPr>
+                <w:rFonts w:hint="default" w:ascii="Times New Roman" w:hAnsi="Times New Roman" w:cs="Times New Roman"/>
+                <w:sz w:val="28"/>
+                <w:szCs w:val="28"/>
+                <w:lang w:val="en-US"/>
+              </w:rPr>
+            </w:pPr>
+            <w:r>
+              <w:rPr>
+                <w:rFonts w:hint="default" w:ascii="Times New Roman" w:hAnsi="Times New Roman" w:cs="Times New Roman"/>
+                <w:sz w:val="28"/>
+                <w:szCs w:val="28"/>
+                <w:lang w:val="en-US"/>
+              </w:rPr>
+              <w:t>Admin</w:t>
+            </w:r>
+          </w:p>
+        </w:tc>
+      </w:tr>
+      <w:tr>
+        <w:tblPrEx>
+          <w:tblBorders>
+            <w:top w:val="single" w:color="auto" w:sz="4" w:space="0"/>
+            <w:left w:val="single" w:color="auto" w:sz="4" w:space="0"/>
+            <w:bottom w:val="single" w:color="auto" w:sz="4" w:space="0"/>
+            <w:right w:val="single" w:color="auto" w:sz="4" w:space="0"/>
+            <w:insideH w:val="single" w:color="auto" w:sz="4" w:space="0"/>
+            <w:insideV w:val="single" w:color="auto" w:sz="4" w:space="0"/>
+          </w:tblBorders>
+          <w:tblCellMar>
+            <w:top w:w="0" w:type="dxa"/>
+            <w:left w:w="108" w:type="dxa"/>
+            <w:bottom w:w="0" w:type="dxa"/>
+            <w:right w:w="108" w:type="dxa"/>
+          </w:tblCellMar>
+        </w:tblPrEx>
+        <w:trPr>
+          <w:jc w:val="center"/>
+        </w:trPr>
+        <w:tc>
+          <w:tcPr>
+            <w:tcW w:w="2925" w:type="dxa"/>
+            <w:vAlign w:val="center"/>
+          </w:tcPr>
+          <w:p>
+            <w:pPr>
+              <w:spacing w:line="336" w:lineRule="auto"/>
+              <w:jc w:val="center"/>
+              <w:rPr>
+                <w:rFonts w:hint="default" w:ascii="Times New Roman" w:hAnsi="Times New Roman" w:cs="Times New Roman"/>
+                <w:sz w:val="28"/>
+                <w:szCs w:val="28"/>
+              </w:rPr>
+            </w:pPr>
+            <w:r>
+              <w:rPr>
+                <w:rStyle w:val="11"/>
+                <w:rFonts w:hint="default" w:ascii="Times New Roman" w:hAnsi="Times New Roman" w:cs="Times New Roman" w:eastAsiaTheme="majorEastAsia"/>
+                <w:sz w:val="28"/>
+                <w:szCs w:val="28"/>
+              </w:rPr>
+              <w:t>Tiền điều kiện</w:t>
+            </w:r>
+          </w:p>
+        </w:tc>
+        <w:tc>
+          <w:tcPr>
+            <w:tcW w:w="6430" w:type="dxa"/>
+            <w:vAlign w:val="center"/>
+          </w:tcPr>
+          <w:p>
+            <w:pPr>
+              <w:spacing w:line="336" w:lineRule="auto"/>
+              <w:jc w:val="both"/>
+              <w:rPr>
+                <w:rFonts w:hint="default" w:ascii="Times New Roman" w:hAnsi="Times New Roman" w:cs="Times New Roman"/>
+                <w:sz w:val="28"/>
+                <w:szCs w:val="28"/>
+                <w:lang w:val="en-US"/>
+              </w:rPr>
+            </w:pPr>
+            <w:r>
+              <w:rPr>
+                <w:rFonts w:hint="default" w:ascii="Times New Roman" w:hAnsi="Times New Roman" w:cs="Times New Roman"/>
+                <w:sz w:val="28"/>
+                <w:szCs w:val="28"/>
+                <w:lang w:val="en-US"/>
+              </w:rPr>
+              <w:t>Admin đã đăng nhập vào hệ thống và đang xem danh sách hội viên</w:t>
+            </w:r>
+          </w:p>
+        </w:tc>
+      </w:tr>
+      <w:tr>
+        <w:tblPrEx>
+          <w:tblBorders>
+            <w:top w:val="single" w:color="auto" w:sz="4" w:space="0"/>
+            <w:left w:val="single" w:color="auto" w:sz="4" w:space="0"/>
+            <w:bottom w:val="single" w:color="auto" w:sz="4" w:space="0"/>
+            <w:right w:val="single" w:color="auto" w:sz="4" w:space="0"/>
+            <w:insideH w:val="single" w:color="auto" w:sz="4" w:space="0"/>
+            <w:insideV w:val="single" w:color="auto" w:sz="4" w:space="0"/>
+          </w:tblBorders>
+          <w:tblCellMar>
+            <w:top w:w="0" w:type="dxa"/>
+            <w:left w:w="108" w:type="dxa"/>
+            <w:bottom w:w="0" w:type="dxa"/>
+            <w:right w:w="108" w:type="dxa"/>
+          </w:tblCellMar>
+        </w:tblPrEx>
+        <w:trPr>
+          <w:jc w:val="center"/>
+        </w:trPr>
+        <w:tc>
+          <w:tcPr>
+            <w:tcW w:w="2925" w:type="dxa"/>
+            <w:vAlign w:val="center"/>
+          </w:tcPr>
+          <w:p>
+            <w:pPr>
+              <w:spacing w:line="336" w:lineRule="auto"/>
+              <w:jc w:val="center"/>
+              <w:rPr>
+                <w:rFonts w:hint="default" w:ascii="Times New Roman" w:hAnsi="Times New Roman" w:cs="Times New Roman"/>
+                <w:sz w:val="28"/>
+                <w:szCs w:val="28"/>
+              </w:rPr>
+            </w:pPr>
+            <w:r>
+              <w:rPr>
+                <w:rStyle w:val="11"/>
+                <w:rFonts w:hint="default" w:ascii="Times New Roman" w:hAnsi="Times New Roman" w:cs="Times New Roman" w:eastAsiaTheme="majorEastAsia"/>
+                <w:sz w:val="28"/>
+                <w:szCs w:val="28"/>
+              </w:rPr>
+              <w:t>Hậu điều kiện</w:t>
+            </w:r>
+          </w:p>
+        </w:tc>
+        <w:tc>
+          <w:tcPr>
+            <w:tcW w:w="6430" w:type="dxa"/>
+            <w:vAlign w:val="center"/>
+          </w:tcPr>
+          <w:p>
+            <w:pPr>
+              <w:pStyle w:val="10"/>
+              <w:spacing w:before="0" w:beforeAutospacing="0" w:after="0" w:afterAutospacing="0" w:line="336" w:lineRule="auto"/>
+              <w:jc w:val="both"/>
+              <w:rPr>
+                <w:rFonts w:hint="default" w:ascii="Times New Roman" w:hAnsi="Times New Roman" w:cs="Times New Roman"/>
+                <w:sz w:val="28"/>
+                <w:szCs w:val="28"/>
+                <w:lang w:val="en-US"/>
+              </w:rPr>
+            </w:pPr>
+            <w:r>
+              <w:rPr>
+                <w:rFonts w:hint="default" w:ascii="Times New Roman" w:hAnsi="Times New Roman" w:cs="Times New Roman"/>
+                <w:sz w:val="28"/>
+                <w:szCs w:val="28"/>
+                <w:lang w:val="en-US"/>
+              </w:rPr>
+              <w:t>Danh sách hội viên có mã hội viên hoặc họ tên thỏa mãn từ khóa tìm kiếm được hiển thị trên màn hình</w:t>
+            </w:r>
+          </w:p>
+        </w:tc>
+      </w:tr>
+      <w:tr>
+        <w:tblPrEx>
+          <w:tblBorders>
+            <w:top w:val="single" w:color="auto" w:sz="4" w:space="0"/>
+            <w:left w:val="single" w:color="auto" w:sz="4" w:space="0"/>
+            <w:bottom w:val="single" w:color="auto" w:sz="4" w:space="0"/>
+            <w:right w:val="single" w:color="auto" w:sz="4" w:space="0"/>
+            <w:insideH w:val="single" w:color="auto" w:sz="4" w:space="0"/>
+            <w:insideV w:val="single" w:color="auto" w:sz="4" w:space="0"/>
+          </w:tblBorders>
+          <w:tblCellMar>
+            <w:top w:w="0" w:type="dxa"/>
+            <w:left w:w="108" w:type="dxa"/>
+            <w:bottom w:w="0" w:type="dxa"/>
+            <w:right w:w="108" w:type="dxa"/>
+          </w:tblCellMar>
+        </w:tblPrEx>
+        <w:trPr>
+          <w:jc w:val="center"/>
+        </w:trPr>
+        <w:tc>
+          <w:tcPr>
+            <w:tcW w:w="2925" w:type="dxa"/>
+            <w:vAlign w:val="center"/>
+          </w:tcPr>
+          <w:p>
+            <w:pPr>
+              <w:spacing w:line="336" w:lineRule="auto"/>
+              <w:jc w:val="center"/>
+              <w:rPr>
+                <w:rFonts w:hint="default" w:ascii="Times New Roman" w:hAnsi="Times New Roman" w:cs="Times New Roman"/>
+                <w:sz w:val="28"/>
+                <w:szCs w:val="28"/>
+              </w:rPr>
+            </w:pPr>
+            <w:r>
+              <w:rPr>
+                <w:rStyle w:val="11"/>
+                <w:rFonts w:hint="default" w:ascii="Times New Roman" w:hAnsi="Times New Roman" w:cs="Times New Roman" w:eastAsiaTheme="majorEastAsia"/>
+                <w:sz w:val="28"/>
+                <w:szCs w:val="28"/>
+              </w:rPr>
+              <w:t>Luồng chính</w:t>
+            </w:r>
+          </w:p>
+        </w:tc>
+        <w:tc>
+          <w:tcPr>
+            <w:tcW w:w="6430" w:type="dxa"/>
+            <w:vAlign w:val="center"/>
+          </w:tcPr>
+          <w:p>
+            <w:pPr>
+              <w:pStyle w:val="10"/>
+              <w:numPr>
+                <w:ilvl w:val="0"/>
+                <w:numId w:val="38"/>
+              </w:numPr>
+              <w:spacing w:before="0" w:beforeAutospacing="0" w:after="0" w:afterAutospacing="0" w:line="336" w:lineRule="auto"/>
+              <w:jc w:val="both"/>
+              <w:rPr>
+                <w:rFonts w:hint="default" w:ascii="Times New Roman" w:hAnsi="Times New Roman" w:cs="Times New Roman"/>
+                <w:sz w:val="28"/>
+                <w:szCs w:val="28"/>
+                <w:lang w:val="en-US"/>
+              </w:rPr>
+            </w:pPr>
+            <w:r>
+              <w:rPr>
+                <w:rFonts w:hint="default" w:ascii="Times New Roman" w:hAnsi="Times New Roman" w:cs="Times New Roman"/>
+                <w:sz w:val="28"/>
+                <w:szCs w:val="28"/>
+                <w:lang w:val="en-US"/>
+              </w:rPr>
+              <w:t>Admin chọn chức năng “Tìm kiếm hội viên”</w:t>
+            </w:r>
+          </w:p>
+          <w:p>
+            <w:pPr>
+              <w:pStyle w:val="10"/>
+              <w:numPr>
+                <w:ilvl w:val="0"/>
+                <w:numId w:val="38"/>
+              </w:numPr>
+              <w:spacing w:before="0" w:beforeAutospacing="0" w:after="0" w:afterAutospacing="0" w:line="336" w:lineRule="auto"/>
+              <w:jc w:val="both"/>
+              <w:rPr>
+                <w:rFonts w:hint="default" w:ascii="Times New Roman" w:hAnsi="Times New Roman" w:cs="Times New Roman"/>
+                <w:sz w:val="28"/>
+                <w:szCs w:val="28"/>
+                <w:lang w:val="en-US"/>
+              </w:rPr>
+            </w:pPr>
+            <w:r>
+              <w:rPr>
+                <w:rFonts w:hint="default" w:ascii="Times New Roman" w:hAnsi="Times New Roman" w:cs="Times New Roman"/>
+                <w:sz w:val="28"/>
+                <w:szCs w:val="28"/>
+                <w:lang w:val="en-US"/>
+              </w:rPr>
+              <w:t>Admin nhập từ khóa cần tìm</w:t>
+            </w:r>
+          </w:p>
+          <w:p>
+            <w:pPr>
+              <w:pStyle w:val="10"/>
+              <w:numPr>
+                <w:ilvl w:val="0"/>
+                <w:numId w:val="38"/>
+              </w:numPr>
+              <w:spacing w:before="0" w:beforeAutospacing="0" w:after="0" w:afterAutospacing="0" w:line="336" w:lineRule="auto"/>
+              <w:jc w:val="both"/>
+              <w:rPr>
+                <w:rFonts w:hint="default" w:ascii="Times New Roman" w:hAnsi="Times New Roman" w:cs="Times New Roman"/>
+                <w:sz w:val="28"/>
+                <w:szCs w:val="28"/>
+                <w:lang w:val="en-US"/>
+              </w:rPr>
+            </w:pPr>
+            <w:r>
+              <w:rPr>
+                <w:rFonts w:hint="default" w:ascii="Times New Roman" w:hAnsi="Times New Roman" w:cs="Times New Roman"/>
+                <w:sz w:val="28"/>
+                <w:szCs w:val="28"/>
+                <w:lang w:val="en-US"/>
+              </w:rPr>
+              <w:t>Admin nhấn nút [Tìm kiếm]</w:t>
+            </w:r>
+          </w:p>
+          <w:p>
+            <w:pPr>
+              <w:pStyle w:val="10"/>
+              <w:numPr>
+                <w:ilvl w:val="0"/>
+                <w:numId w:val="38"/>
+              </w:numPr>
+              <w:spacing w:before="0" w:beforeAutospacing="0" w:after="0" w:afterAutospacing="0" w:line="336" w:lineRule="auto"/>
+              <w:jc w:val="both"/>
+              <w:rPr>
+                <w:rFonts w:hint="default" w:ascii="Times New Roman" w:hAnsi="Times New Roman" w:cs="Times New Roman"/>
+                <w:sz w:val="28"/>
+                <w:szCs w:val="28"/>
+                <w:lang w:val="en-US"/>
+              </w:rPr>
+            </w:pPr>
+            <w:r>
+              <w:rPr>
+                <w:rFonts w:hint="default" w:ascii="Times New Roman" w:hAnsi="Times New Roman" w:cs="Times New Roman"/>
+                <w:sz w:val="28"/>
+                <w:szCs w:val="28"/>
+                <w:lang w:val="en-US"/>
+              </w:rPr>
+              <w:t>Hệ thống truy vấn dữ liệu và lọc các hội viên có mã hội viên hoặc họ tên có chứa từ khóa tìm kiếm</w:t>
+            </w:r>
+          </w:p>
+          <w:p>
+            <w:pPr>
+              <w:pStyle w:val="10"/>
+              <w:numPr>
+                <w:ilvl w:val="0"/>
+                <w:numId w:val="38"/>
+              </w:numPr>
+              <w:spacing w:before="0" w:beforeAutospacing="0" w:after="0" w:afterAutospacing="0" w:line="336" w:lineRule="auto"/>
+              <w:jc w:val="both"/>
+              <w:rPr>
+                <w:rFonts w:hint="default" w:ascii="Times New Roman" w:hAnsi="Times New Roman" w:cs="Times New Roman"/>
+                <w:sz w:val="28"/>
+                <w:szCs w:val="28"/>
+                <w:lang w:val="en-US"/>
+              </w:rPr>
+            </w:pPr>
+            <w:r>
+              <w:rPr>
+                <w:rFonts w:hint="default" w:ascii="Times New Roman" w:hAnsi="Times New Roman" w:cs="Times New Roman"/>
+                <w:sz w:val="28"/>
+                <w:szCs w:val="28"/>
+                <w:lang w:val="en-US"/>
+              </w:rPr>
+              <w:t>Hệ thống hiển thị danh sách hội viên tìm được lên màn hình</w:t>
+            </w:r>
+          </w:p>
+        </w:tc>
+      </w:tr>
+      <w:tr>
+        <w:tblPrEx>
+          <w:tblBorders>
+            <w:top w:val="single" w:color="auto" w:sz="4" w:space="0"/>
+            <w:left w:val="single" w:color="auto" w:sz="4" w:space="0"/>
+            <w:bottom w:val="single" w:color="auto" w:sz="4" w:space="0"/>
+            <w:right w:val="single" w:color="auto" w:sz="4" w:space="0"/>
+            <w:insideH w:val="single" w:color="auto" w:sz="4" w:space="0"/>
+            <w:insideV w:val="single" w:color="auto" w:sz="4" w:space="0"/>
+          </w:tblBorders>
+          <w:tblCellMar>
+            <w:top w:w="0" w:type="dxa"/>
+            <w:left w:w="108" w:type="dxa"/>
+            <w:bottom w:w="0" w:type="dxa"/>
+            <w:right w:w="108" w:type="dxa"/>
+          </w:tblCellMar>
+        </w:tblPrEx>
+        <w:trPr>
+          <w:jc w:val="center"/>
+        </w:trPr>
+        <w:tc>
+          <w:tcPr>
+            <w:tcW w:w="2925" w:type="dxa"/>
+            <w:vAlign w:val="center"/>
+          </w:tcPr>
+          <w:p>
+            <w:pPr>
+              <w:spacing w:line="336" w:lineRule="auto"/>
+              <w:jc w:val="center"/>
+              <w:rPr>
+                <w:rFonts w:hint="default" w:ascii="Times New Roman" w:hAnsi="Times New Roman" w:cs="Times New Roman"/>
+                <w:sz w:val="28"/>
+                <w:szCs w:val="28"/>
+              </w:rPr>
+            </w:pPr>
+            <w:r>
+              <w:rPr>
+                <w:rStyle w:val="11"/>
+                <w:rFonts w:hint="default" w:ascii="Times New Roman" w:hAnsi="Times New Roman" w:cs="Times New Roman" w:eastAsiaTheme="majorEastAsia"/>
+                <w:sz w:val="28"/>
+                <w:szCs w:val="28"/>
+              </w:rPr>
+              <w:t>Luồng thay thế</w:t>
+            </w:r>
+          </w:p>
+        </w:tc>
+        <w:tc>
+          <w:tcPr>
+            <w:tcW w:w="6430" w:type="dxa"/>
+            <w:vAlign w:val="center"/>
+          </w:tcPr>
+          <w:p>
+            <w:pPr>
+              <w:numPr>
+                <w:numId w:val="0"/>
+              </w:numPr>
+              <w:spacing w:line="336" w:lineRule="auto"/>
+              <w:ind w:leftChars="0"/>
+              <w:jc w:val="both"/>
+              <w:rPr>
+                <w:rFonts w:hint="default" w:ascii="Times New Roman" w:hAnsi="Times New Roman" w:cs="Times New Roman"/>
+                <w:sz w:val="28"/>
+                <w:szCs w:val="28"/>
+                <w:lang w:val="en-US"/>
+              </w:rPr>
+            </w:pPr>
+            <w:r>
+              <w:rPr>
+                <w:rFonts w:hint="default" w:ascii="Times New Roman" w:hAnsi="Times New Roman" w:cs="Times New Roman"/>
+                <w:sz w:val="28"/>
+                <w:szCs w:val="28"/>
+                <w:lang w:val="en-US"/>
+              </w:rPr>
+              <w:t>4.1 Nếu không tìm thấy hội viên nào thì hệ thống thông báo không tìm thấy hội viên đến Admin</w:t>
+            </w:r>
+          </w:p>
+        </w:tc>
+      </w:tr>
+    </w:tbl>
+    <w:p>
+      <w:pPr>
+        <w:rPr>
+          <w:rFonts w:hint="default"/>
+          <w:lang w:val="en-US"/>
+        </w:rPr>
+      </w:pPr>
+    </w:p>
+    <w:p>
+      <w:pPr>
+        <w:pStyle w:val="6"/>
+        <w:bidi w:val="0"/>
+        <w:rPr>
+          <w:rFonts w:hint="default" w:ascii="Times New Roman" w:hAnsi="Times New Roman" w:cs="Times New Roman"/>
+          <w:lang w:val="en-US"/>
+        </w:rPr>
+      </w:pPr>
+      <w:r>
+        <w:rPr>
+          <w:rFonts w:hint="default" w:ascii="Times New Roman" w:hAnsi="Times New Roman" w:cs="Times New Roman"/>
+          <w:lang w:val="en-US"/>
+        </w:rPr>
+        <w:t>2.2.1.38 Đặc tả usecase xem thông tin chi tiết của hội viên</w:t>
+      </w:r>
+    </w:p>
+    <w:tbl>
+      <w:tblPr>
+        <w:tblStyle w:val="8"/>
+        <w:tblW w:w="9355" w:type="dxa"/>
+        <w:jc w:val="center"/>
+        <w:tblBorders>
+          <w:top w:val="single" w:color="auto" w:sz="4" w:space="0"/>
+          <w:left w:val="single" w:color="auto" w:sz="4" w:space="0"/>
+          <w:bottom w:val="single" w:color="auto" w:sz="4" w:space="0"/>
+          <w:right w:val="single" w:color="auto" w:sz="4" w:space="0"/>
+          <w:insideH w:val="single" w:color="auto" w:sz="4" w:space="0"/>
+          <w:insideV w:val="single" w:color="auto" w:sz="4" w:space="0"/>
+        </w:tblBorders>
+        <w:tblLayout w:type="autofit"/>
+        <w:tblCellMar>
+          <w:top w:w="0" w:type="dxa"/>
+          <w:left w:w="108" w:type="dxa"/>
+          <w:bottom w:w="0" w:type="dxa"/>
+          <w:right w:w="108" w:type="dxa"/>
+        </w:tblCellMar>
+      </w:tblPr>
+      <w:tblGrid>
+        <w:gridCol w:w="2925"/>
+        <w:gridCol w:w="6430"/>
+      </w:tblGrid>
+      <w:tr>
+        <w:tblPrEx>
+          <w:tblBorders>
+            <w:top w:val="single" w:color="auto" w:sz="4" w:space="0"/>
+            <w:left w:val="single" w:color="auto" w:sz="4" w:space="0"/>
+            <w:bottom w:val="single" w:color="auto" w:sz="4" w:space="0"/>
+            <w:right w:val="single" w:color="auto" w:sz="4" w:space="0"/>
+            <w:insideH w:val="single" w:color="auto" w:sz="4" w:space="0"/>
+            <w:insideV w:val="single" w:color="auto" w:sz="4" w:space="0"/>
+          </w:tblBorders>
+        </w:tblPrEx>
+        <w:trPr>
+          <w:jc w:val="center"/>
+        </w:trPr>
+        <w:tc>
+          <w:tcPr>
+            <w:tcW w:w="2925" w:type="dxa"/>
+            <w:vAlign w:val="center"/>
+          </w:tcPr>
+          <w:p>
+            <w:pPr>
+              <w:spacing w:line="336" w:lineRule="auto"/>
+              <w:jc w:val="center"/>
+              <w:rPr>
+                <w:rFonts w:hint="default" w:ascii="Times New Roman" w:hAnsi="Times New Roman" w:cs="Times New Roman"/>
+                <w:b/>
+                <w:bCs/>
+                <w:sz w:val="28"/>
+                <w:szCs w:val="28"/>
+              </w:rPr>
+            </w:pPr>
+            <w:r>
+              <w:rPr>
+                <w:rStyle w:val="11"/>
+                <w:rFonts w:hint="default" w:ascii="Times New Roman" w:hAnsi="Times New Roman" w:cs="Times New Roman" w:eastAsiaTheme="majorEastAsia"/>
+                <w:sz w:val="28"/>
+                <w:szCs w:val="28"/>
+              </w:rPr>
+              <w:t>Thuộc tính</w:t>
+            </w:r>
+          </w:p>
+        </w:tc>
+        <w:tc>
+          <w:tcPr>
+            <w:tcW w:w="6430" w:type="dxa"/>
+            <w:vAlign w:val="center"/>
+          </w:tcPr>
+          <w:p>
+            <w:pPr>
+              <w:spacing w:line="336" w:lineRule="auto"/>
+              <w:jc w:val="center"/>
+              <w:rPr>
+                <w:rFonts w:hint="default" w:ascii="Times New Roman" w:hAnsi="Times New Roman" w:cs="Times New Roman"/>
+                <w:b/>
+                <w:bCs/>
+                <w:sz w:val="28"/>
+                <w:szCs w:val="28"/>
+              </w:rPr>
+            </w:pPr>
+            <w:r>
+              <w:rPr>
+                <w:rStyle w:val="11"/>
+                <w:rFonts w:hint="default" w:ascii="Times New Roman" w:hAnsi="Times New Roman" w:cs="Times New Roman" w:eastAsiaTheme="majorEastAsia"/>
+                <w:sz w:val="28"/>
+                <w:szCs w:val="28"/>
+              </w:rPr>
+              <w:t>Mô tả</w:t>
+            </w:r>
+          </w:p>
+        </w:tc>
+      </w:tr>
+      <w:tr>
+        <w:tblPrEx>
+          <w:tblBorders>
+            <w:top w:val="single" w:color="auto" w:sz="4" w:space="0"/>
+            <w:left w:val="single" w:color="auto" w:sz="4" w:space="0"/>
+            <w:bottom w:val="single" w:color="auto" w:sz="4" w:space="0"/>
+            <w:right w:val="single" w:color="auto" w:sz="4" w:space="0"/>
+            <w:insideH w:val="single" w:color="auto" w:sz="4" w:space="0"/>
+            <w:insideV w:val="single" w:color="auto" w:sz="4" w:space="0"/>
+          </w:tblBorders>
+          <w:tblCellMar>
+            <w:top w:w="0" w:type="dxa"/>
+            <w:left w:w="108" w:type="dxa"/>
+            <w:bottom w:w="0" w:type="dxa"/>
+            <w:right w:w="108" w:type="dxa"/>
+          </w:tblCellMar>
+        </w:tblPrEx>
+        <w:trPr>
+          <w:jc w:val="center"/>
+        </w:trPr>
+        <w:tc>
+          <w:tcPr>
+            <w:tcW w:w="2925" w:type="dxa"/>
+            <w:vAlign w:val="center"/>
+          </w:tcPr>
+          <w:p>
+            <w:pPr>
+              <w:spacing w:line="336" w:lineRule="auto"/>
+              <w:jc w:val="center"/>
+              <w:rPr>
+                <w:rFonts w:hint="default" w:ascii="Times New Roman" w:hAnsi="Times New Roman" w:cs="Times New Roman"/>
+                <w:sz w:val="28"/>
+                <w:szCs w:val="28"/>
+              </w:rPr>
+            </w:pPr>
+            <w:r>
+              <w:rPr>
+                <w:rStyle w:val="11"/>
+                <w:rFonts w:hint="default" w:ascii="Times New Roman" w:hAnsi="Times New Roman" w:cs="Times New Roman" w:eastAsiaTheme="majorEastAsia"/>
+                <w:sz w:val="28"/>
+                <w:szCs w:val="28"/>
+              </w:rPr>
+              <w:t>Tên Use Case</w:t>
+            </w:r>
+          </w:p>
+        </w:tc>
+        <w:tc>
+          <w:tcPr>
+            <w:tcW w:w="6430" w:type="dxa"/>
+            <w:vAlign w:val="center"/>
+          </w:tcPr>
+          <w:p>
+            <w:pPr>
+              <w:spacing w:line="336" w:lineRule="auto"/>
+              <w:jc w:val="both"/>
+              <w:rPr>
+                <w:rFonts w:hint="default" w:ascii="Times New Roman" w:hAnsi="Times New Roman" w:cs="Times New Roman"/>
+                <w:sz w:val="28"/>
+                <w:szCs w:val="28"/>
+                <w:lang w:val="en-US"/>
+              </w:rPr>
+            </w:pPr>
+            <w:r>
+              <w:rPr>
+                <w:rFonts w:hint="default" w:ascii="Times New Roman" w:hAnsi="Times New Roman" w:cs="Times New Roman"/>
+                <w:sz w:val="28"/>
+                <w:szCs w:val="28"/>
+                <w:lang w:val="en-US"/>
+              </w:rPr>
+              <w:t>Xem thông tin chi tiết của hội viên</w:t>
+            </w:r>
+          </w:p>
+        </w:tc>
+      </w:tr>
+      <w:tr>
+        <w:tblPrEx>
+          <w:tblBorders>
+            <w:top w:val="single" w:color="auto" w:sz="4" w:space="0"/>
+            <w:left w:val="single" w:color="auto" w:sz="4" w:space="0"/>
+            <w:bottom w:val="single" w:color="auto" w:sz="4" w:space="0"/>
+            <w:right w:val="single" w:color="auto" w:sz="4" w:space="0"/>
+            <w:insideH w:val="single" w:color="auto" w:sz="4" w:space="0"/>
+            <w:insideV w:val="single" w:color="auto" w:sz="4" w:space="0"/>
+          </w:tblBorders>
+          <w:tblCellMar>
+            <w:top w:w="0" w:type="dxa"/>
+            <w:left w:w="108" w:type="dxa"/>
+            <w:bottom w:w="0" w:type="dxa"/>
+            <w:right w:w="108" w:type="dxa"/>
+          </w:tblCellMar>
+        </w:tblPrEx>
+        <w:trPr>
+          <w:jc w:val="center"/>
+        </w:trPr>
+        <w:tc>
+          <w:tcPr>
+            <w:tcW w:w="2925" w:type="dxa"/>
+            <w:vAlign w:val="center"/>
+          </w:tcPr>
+          <w:p>
+            <w:pPr>
+              <w:spacing w:line="336" w:lineRule="auto"/>
+              <w:jc w:val="center"/>
+              <w:rPr>
+                <w:rFonts w:hint="default" w:ascii="Times New Roman" w:hAnsi="Times New Roman" w:cs="Times New Roman"/>
+                <w:sz w:val="28"/>
+                <w:szCs w:val="28"/>
+              </w:rPr>
+            </w:pPr>
+            <w:r>
+              <w:rPr>
+                <w:rStyle w:val="11"/>
+                <w:rFonts w:hint="default" w:ascii="Times New Roman" w:hAnsi="Times New Roman" w:cs="Times New Roman" w:eastAsiaTheme="majorEastAsia"/>
+                <w:sz w:val="28"/>
+                <w:szCs w:val="28"/>
+              </w:rPr>
+              <w:t>Mô tả</w:t>
+            </w:r>
+          </w:p>
+        </w:tc>
+        <w:tc>
+          <w:tcPr>
+            <w:tcW w:w="6430" w:type="dxa"/>
+            <w:vAlign w:val="center"/>
+          </w:tcPr>
+          <w:p>
+            <w:pPr>
+              <w:pStyle w:val="10"/>
+              <w:spacing w:before="0" w:beforeAutospacing="0" w:after="0" w:afterAutospacing="0" w:line="336" w:lineRule="auto"/>
+              <w:jc w:val="both"/>
+              <w:rPr>
+                <w:rFonts w:hint="default" w:ascii="Times New Roman" w:hAnsi="Times New Roman" w:cs="Times New Roman"/>
+                <w:sz w:val="28"/>
+                <w:szCs w:val="28"/>
+                <w:lang w:val="en-US"/>
+              </w:rPr>
+            </w:pPr>
+            <w:r>
+              <w:rPr>
+                <w:rFonts w:hint="default" w:ascii="Times New Roman" w:hAnsi="Times New Roman" w:cs="Times New Roman"/>
+                <w:sz w:val="28"/>
+                <w:szCs w:val="28"/>
+                <w:lang w:val="en-US"/>
+              </w:rPr>
+              <w:t>Admin xem thông tin chi tiết của một hội viên có trong hệ thống</w:t>
+            </w:r>
+          </w:p>
+        </w:tc>
+      </w:tr>
+      <w:tr>
+        <w:tblPrEx>
+          <w:tblBorders>
+            <w:top w:val="single" w:color="auto" w:sz="4" w:space="0"/>
+            <w:left w:val="single" w:color="auto" w:sz="4" w:space="0"/>
+            <w:bottom w:val="single" w:color="auto" w:sz="4" w:space="0"/>
+            <w:right w:val="single" w:color="auto" w:sz="4" w:space="0"/>
+            <w:insideH w:val="single" w:color="auto" w:sz="4" w:space="0"/>
+            <w:insideV w:val="single" w:color="auto" w:sz="4" w:space="0"/>
+          </w:tblBorders>
+          <w:tblCellMar>
+            <w:top w:w="0" w:type="dxa"/>
+            <w:left w:w="108" w:type="dxa"/>
+            <w:bottom w:w="0" w:type="dxa"/>
+            <w:right w:w="108" w:type="dxa"/>
+          </w:tblCellMar>
+        </w:tblPrEx>
+        <w:trPr>
+          <w:jc w:val="center"/>
+        </w:trPr>
+        <w:tc>
+          <w:tcPr>
+            <w:tcW w:w="2925" w:type="dxa"/>
+            <w:vAlign w:val="center"/>
+          </w:tcPr>
+          <w:p>
+            <w:pPr>
+              <w:spacing w:line="336" w:lineRule="auto"/>
+              <w:jc w:val="center"/>
+              <w:rPr>
+                <w:rFonts w:hint="default" w:ascii="Times New Roman" w:hAnsi="Times New Roman" w:cs="Times New Roman"/>
+                <w:sz w:val="28"/>
+                <w:szCs w:val="28"/>
+              </w:rPr>
+            </w:pPr>
+            <w:r>
+              <w:rPr>
+                <w:rStyle w:val="11"/>
+                <w:rFonts w:hint="default" w:ascii="Times New Roman" w:hAnsi="Times New Roman" w:cs="Times New Roman" w:eastAsiaTheme="majorEastAsia"/>
+                <w:sz w:val="28"/>
+                <w:szCs w:val="28"/>
+              </w:rPr>
+              <w:t>Tác nhân chính</w:t>
+            </w:r>
+          </w:p>
+        </w:tc>
+        <w:tc>
+          <w:tcPr>
+            <w:tcW w:w="6430" w:type="dxa"/>
+            <w:vAlign w:val="center"/>
+          </w:tcPr>
+          <w:p>
+            <w:pPr>
+              <w:spacing w:line="336" w:lineRule="auto"/>
+              <w:jc w:val="both"/>
+              <w:rPr>
+                <w:rFonts w:hint="default" w:ascii="Times New Roman" w:hAnsi="Times New Roman" w:cs="Times New Roman"/>
+                <w:sz w:val="28"/>
+                <w:szCs w:val="28"/>
+                <w:lang w:val="en-US"/>
+              </w:rPr>
+            </w:pPr>
+            <w:r>
+              <w:rPr>
+                <w:rFonts w:hint="default" w:ascii="Times New Roman" w:hAnsi="Times New Roman" w:cs="Times New Roman"/>
+                <w:sz w:val="28"/>
+                <w:szCs w:val="28"/>
+                <w:lang w:val="en-US"/>
+              </w:rPr>
+              <w:t>Admin</w:t>
+            </w:r>
+          </w:p>
+        </w:tc>
+      </w:tr>
+      <w:tr>
+        <w:tblPrEx>
+          <w:tblBorders>
+            <w:top w:val="single" w:color="auto" w:sz="4" w:space="0"/>
+            <w:left w:val="single" w:color="auto" w:sz="4" w:space="0"/>
+            <w:bottom w:val="single" w:color="auto" w:sz="4" w:space="0"/>
+            <w:right w:val="single" w:color="auto" w:sz="4" w:space="0"/>
+            <w:insideH w:val="single" w:color="auto" w:sz="4" w:space="0"/>
+            <w:insideV w:val="single" w:color="auto" w:sz="4" w:space="0"/>
+          </w:tblBorders>
+          <w:tblCellMar>
+            <w:top w:w="0" w:type="dxa"/>
+            <w:left w:w="108" w:type="dxa"/>
+            <w:bottom w:w="0" w:type="dxa"/>
+            <w:right w:w="108" w:type="dxa"/>
+          </w:tblCellMar>
+        </w:tblPrEx>
+        <w:trPr>
+          <w:jc w:val="center"/>
+        </w:trPr>
+        <w:tc>
+          <w:tcPr>
+            <w:tcW w:w="2925" w:type="dxa"/>
+            <w:vAlign w:val="center"/>
+          </w:tcPr>
+          <w:p>
+            <w:pPr>
+              <w:spacing w:line="336" w:lineRule="auto"/>
+              <w:jc w:val="center"/>
+              <w:rPr>
+                <w:rFonts w:hint="default" w:ascii="Times New Roman" w:hAnsi="Times New Roman" w:cs="Times New Roman"/>
+                <w:sz w:val="28"/>
+                <w:szCs w:val="28"/>
+              </w:rPr>
+            </w:pPr>
+            <w:r>
+              <w:rPr>
+                <w:rStyle w:val="11"/>
+                <w:rFonts w:hint="default" w:ascii="Times New Roman" w:hAnsi="Times New Roman" w:cs="Times New Roman" w:eastAsiaTheme="majorEastAsia"/>
+                <w:sz w:val="28"/>
+                <w:szCs w:val="28"/>
+              </w:rPr>
+              <w:t>Tiền điều kiện</w:t>
+            </w:r>
+          </w:p>
+        </w:tc>
+        <w:tc>
+          <w:tcPr>
+            <w:tcW w:w="6430" w:type="dxa"/>
+            <w:vAlign w:val="center"/>
+          </w:tcPr>
+          <w:p>
+            <w:pPr>
+              <w:spacing w:line="336" w:lineRule="auto"/>
+              <w:jc w:val="both"/>
+              <w:rPr>
+                <w:rFonts w:hint="default" w:ascii="Times New Roman" w:hAnsi="Times New Roman" w:cs="Times New Roman"/>
+                <w:sz w:val="28"/>
+                <w:szCs w:val="28"/>
+                <w:lang w:val="en-US"/>
+              </w:rPr>
+            </w:pPr>
+            <w:r>
+              <w:rPr>
+                <w:rFonts w:hint="default" w:ascii="Times New Roman" w:hAnsi="Times New Roman" w:cs="Times New Roman"/>
+                <w:sz w:val="28"/>
+                <w:szCs w:val="28"/>
+                <w:lang w:val="en-US"/>
+              </w:rPr>
+              <w:t>Admin đã đăng nhập vào hệ thống và đang xem danh sách hội viên</w:t>
+            </w:r>
+          </w:p>
+        </w:tc>
+      </w:tr>
+      <w:tr>
+        <w:tblPrEx>
+          <w:tblBorders>
+            <w:top w:val="single" w:color="auto" w:sz="4" w:space="0"/>
+            <w:left w:val="single" w:color="auto" w:sz="4" w:space="0"/>
+            <w:bottom w:val="single" w:color="auto" w:sz="4" w:space="0"/>
+            <w:right w:val="single" w:color="auto" w:sz="4" w:space="0"/>
+            <w:insideH w:val="single" w:color="auto" w:sz="4" w:space="0"/>
+            <w:insideV w:val="single" w:color="auto" w:sz="4" w:space="0"/>
+          </w:tblBorders>
+          <w:tblCellMar>
+            <w:top w:w="0" w:type="dxa"/>
+            <w:left w:w="108" w:type="dxa"/>
+            <w:bottom w:w="0" w:type="dxa"/>
+            <w:right w:w="108" w:type="dxa"/>
+          </w:tblCellMar>
+        </w:tblPrEx>
+        <w:trPr>
+          <w:jc w:val="center"/>
+        </w:trPr>
+        <w:tc>
+          <w:tcPr>
+            <w:tcW w:w="2925" w:type="dxa"/>
+            <w:vAlign w:val="center"/>
+          </w:tcPr>
+          <w:p>
+            <w:pPr>
+              <w:spacing w:line="336" w:lineRule="auto"/>
+              <w:jc w:val="center"/>
+              <w:rPr>
+                <w:rFonts w:hint="default" w:ascii="Times New Roman" w:hAnsi="Times New Roman" w:cs="Times New Roman"/>
+                <w:sz w:val="28"/>
+                <w:szCs w:val="28"/>
+              </w:rPr>
+            </w:pPr>
+            <w:r>
+              <w:rPr>
+                <w:rStyle w:val="11"/>
+                <w:rFonts w:hint="default" w:ascii="Times New Roman" w:hAnsi="Times New Roman" w:cs="Times New Roman" w:eastAsiaTheme="majorEastAsia"/>
+                <w:sz w:val="28"/>
+                <w:szCs w:val="28"/>
+              </w:rPr>
+              <w:t>Hậu điều kiện</w:t>
+            </w:r>
+          </w:p>
+        </w:tc>
+        <w:tc>
+          <w:tcPr>
+            <w:tcW w:w="6430" w:type="dxa"/>
+            <w:vAlign w:val="center"/>
+          </w:tcPr>
+          <w:p>
+            <w:pPr>
+              <w:pStyle w:val="10"/>
+              <w:spacing w:before="0" w:beforeAutospacing="0" w:after="0" w:afterAutospacing="0" w:line="336" w:lineRule="auto"/>
+              <w:jc w:val="both"/>
+              <w:rPr>
+                <w:rFonts w:hint="default" w:ascii="Times New Roman" w:hAnsi="Times New Roman" w:cs="Times New Roman"/>
+                <w:sz w:val="28"/>
+                <w:szCs w:val="28"/>
+                <w:lang w:val="en-US"/>
+              </w:rPr>
+            </w:pPr>
+            <w:r>
+              <w:rPr>
+                <w:rFonts w:hint="default" w:ascii="Times New Roman" w:hAnsi="Times New Roman" w:cs="Times New Roman"/>
+                <w:sz w:val="28"/>
+                <w:szCs w:val="28"/>
+                <w:lang w:val="en-US"/>
+              </w:rPr>
+              <w:t>Thông tin chi tiết của hội viên được chọn được hiển thị lên màn hình</w:t>
+            </w:r>
+          </w:p>
+        </w:tc>
+      </w:tr>
+      <w:tr>
+        <w:tblPrEx>
+          <w:tblBorders>
+            <w:top w:val="single" w:color="auto" w:sz="4" w:space="0"/>
+            <w:left w:val="single" w:color="auto" w:sz="4" w:space="0"/>
+            <w:bottom w:val="single" w:color="auto" w:sz="4" w:space="0"/>
+            <w:right w:val="single" w:color="auto" w:sz="4" w:space="0"/>
+            <w:insideH w:val="single" w:color="auto" w:sz="4" w:space="0"/>
+            <w:insideV w:val="single" w:color="auto" w:sz="4" w:space="0"/>
+          </w:tblBorders>
+          <w:tblCellMar>
+            <w:top w:w="0" w:type="dxa"/>
+            <w:left w:w="108" w:type="dxa"/>
+            <w:bottom w:w="0" w:type="dxa"/>
+            <w:right w:w="108" w:type="dxa"/>
+          </w:tblCellMar>
+        </w:tblPrEx>
+        <w:trPr>
+          <w:jc w:val="center"/>
+        </w:trPr>
+        <w:tc>
+          <w:tcPr>
+            <w:tcW w:w="2925" w:type="dxa"/>
+            <w:vAlign w:val="center"/>
+          </w:tcPr>
+          <w:p>
+            <w:pPr>
+              <w:spacing w:line="336" w:lineRule="auto"/>
+              <w:jc w:val="center"/>
+              <w:rPr>
+                <w:rFonts w:hint="default" w:ascii="Times New Roman" w:hAnsi="Times New Roman" w:cs="Times New Roman"/>
+                <w:sz w:val="28"/>
+                <w:szCs w:val="28"/>
+              </w:rPr>
+            </w:pPr>
+            <w:r>
+              <w:rPr>
+                <w:rStyle w:val="11"/>
+                <w:rFonts w:hint="default" w:ascii="Times New Roman" w:hAnsi="Times New Roman" w:cs="Times New Roman" w:eastAsiaTheme="majorEastAsia"/>
+                <w:sz w:val="28"/>
+                <w:szCs w:val="28"/>
+              </w:rPr>
+              <w:t>Luồng chính</w:t>
+            </w:r>
+          </w:p>
+        </w:tc>
+        <w:tc>
+          <w:tcPr>
+            <w:tcW w:w="6430" w:type="dxa"/>
+            <w:vAlign w:val="center"/>
+          </w:tcPr>
+          <w:p>
+            <w:pPr>
+              <w:pStyle w:val="10"/>
+              <w:numPr>
+                <w:ilvl w:val="0"/>
+                <w:numId w:val="39"/>
+              </w:numPr>
+              <w:spacing w:before="0" w:beforeAutospacing="0" w:after="0" w:afterAutospacing="0" w:line="336" w:lineRule="auto"/>
+              <w:jc w:val="both"/>
+              <w:rPr>
+                <w:rFonts w:hint="default" w:ascii="Times New Roman" w:hAnsi="Times New Roman" w:cs="Times New Roman"/>
+                <w:sz w:val="28"/>
+                <w:szCs w:val="28"/>
+                <w:lang w:val="en-US"/>
+              </w:rPr>
+            </w:pPr>
+            <w:r>
+              <w:rPr>
+                <w:rFonts w:hint="default" w:ascii="Times New Roman" w:hAnsi="Times New Roman" w:cs="Times New Roman"/>
+                <w:sz w:val="28"/>
+                <w:szCs w:val="28"/>
+                <w:lang w:val="en-US"/>
+              </w:rPr>
+              <w:t>Admin chọn hội viên cần xem</w:t>
+            </w:r>
+          </w:p>
+          <w:p>
+            <w:pPr>
+              <w:pStyle w:val="10"/>
+              <w:numPr>
+                <w:ilvl w:val="0"/>
+                <w:numId w:val="39"/>
+              </w:numPr>
+              <w:spacing w:before="0" w:beforeAutospacing="0" w:after="0" w:afterAutospacing="0" w:line="336" w:lineRule="auto"/>
+              <w:jc w:val="both"/>
+              <w:rPr>
+                <w:rFonts w:hint="default" w:ascii="Times New Roman" w:hAnsi="Times New Roman" w:cs="Times New Roman"/>
+                <w:sz w:val="28"/>
+                <w:szCs w:val="28"/>
+                <w:lang w:val="en-US"/>
+              </w:rPr>
+            </w:pPr>
+            <w:r>
+              <w:rPr>
+                <w:rFonts w:hint="default" w:ascii="Times New Roman" w:hAnsi="Times New Roman" w:cs="Times New Roman"/>
+                <w:sz w:val="28"/>
+                <w:szCs w:val="28"/>
+                <w:lang w:val="en-US"/>
+              </w:rPr>
+              <w:t>Admin nhấn nút [Xem chi tiết]</w:t>
+            </w:r>
+          </w:p>
+          <w:p>
+            <w:pPr>
+              <w:pStyle w:val="10"/>
+              <w:numPr>
+                <w:ilvl w:val="0"/>
+                <w:numId w:val="39"/>
+              </w:numPr>
+              <w:spacing w:before="0" w:beforeAutospacing="0" w:after="0" w:afterAutospacing="0" w:line="336" w:lineRule="auto"/>
+              <w:jc w:val="both"/>
+              <w:rPr>
+                <w:rFonts w:hint="default" w:ascii="Times New Roman" w:hAnsi="Times New Roman" w:cs="Times New Roman"/>
+                <w:sz w:val="28"/>
+                <w:szCs w:val="28"/>
+                <w:lang w:val="en-US"/>
+              </w:rPr>
+            </w:pPr>
+            <w:r>
+              <w:rPr>
+                <w:rFonts w:hint="default" w:ascii="Times New Roman" w:hAnsi="Times New Roman" w:cs="Times New Roman"/>
+                <w:sz w:val="28"/>
+                <w:szCs w:val="28"/>
+                <w:lang w:val="en-US"/>
+              </w:rPr>
+              <w:t>Hệ thống truy vấn thông tin hội viên được chọn</w:t>
+            </w:r>
+          </w:p>
+          <w:p>
+            <w:pPr>
+              <w:pStyle w:val="10"/>
+              <w:numPr>
+                <w:ilvl w:val="0"/>
+                <w:numId w:val="39"/>
+              </w:numPr>
+              <w:spacing w:before="0" w:beforeAutospacing="0" w:after="0" w:afterAutospacing="0" w:line="336" w:lineRule="auto"/>
+              <w:jc w:val="both"/>
+              <w:rPr>
+                <w:rFonts w:hint="default" w:ascii="Times New Roman" w:hAnsi="Times New Roman" w:cs="Times New Roman"/>
+                <w:sz w:val="28"/>
+                <w:szCs w:val="28"/>
+                <w:lang w:val="en-US"/>
+              </w:rPr>
+            </w:pPr>
+            <w:r>
+              <w:rPr>
+                <w:rFonts w:hint="default" w:ascii="Times New Roman" w:hAnsi="Times New Roman" w:cs="Times New Roman"/>
+                <w:sz w:val="28"/>
+                <w:szCs w:val="28"/>
+                <w:lang w:val="en-US"/>
+              </w:rPr>
+              <w:t>Hệ thống hiển thị thông tin chi tiết hội viên lên màn hình</w:t>
+            </w:r>
+          </w:p>
+        </w:tc>
+      </w:tr>
+      <w:tr>
+        <w:tblPrEx>
+          <w:tblBorders>
+            <w:top w:val="single" w:color="auto" w:sz="4" w:space="0"/>
+            <w:left w:val="single" w:color="auto" w:sz="4" w:space="0"/>
+            <w:bottom w:val="single" w:color="auto" w:sz="4" w:space="0"/>
+            <w:right w:val="single" w:color="auto" w:sz="4" w:space="0"/>
+            <w:insideH w:val="single" w:color="auto" w:sz="4" w:space="0"/>
+            <w:insideV w:val="single" w:color="auto" w:sz="4" w:space="0"/>
+          </w:tblBorders>
+          <w:tblCellMar>
+            <w:top w:w="0" w:type="dxa"/>
+            <w:left w:w="108" w:type="dxa"/>
+            <w:bottom w:w="0" w:type="dxa"/>
+            <w:right w:w="108" w:type="dxa"/>
+          </w:tblCellMar>
+        </w:tblPrEx>
+        <w:trPr>
+          <w:jc w:val="center"/>
+        </w:trPr>
+        <w:tc>
+          <w:tcPr>
+            <w:tcW w:w="2925" w:type="dxa"/>
+            <w:vAlign w:val="center"/>
+          </w:tcPr>
+          <w:p>
+            <w:pPr>
+              <w:spacing w:line="336" w:lineRule="auto"/>
+              <w:jc w:val="center"/>
+              <w:rPr>
+                <w:rFonts w:hint="default" w:ascii="Times New Roman" w:hAnsi="Times New Roman" w:cs="Times New Roman"/>
+                <w:sz w:val="28"/>
+                <w:szCs w:val="28"/>
+              </w:rPr>
+            </w:pPr>
+            <w:r>
+              <w:rPr>
+                <w:rStyle w:val="11"/>
+                <w:rFonts w:hint="default" w:ascii="Times New Roman" w:hAnsi="Times New Roman" w:cs="Times New Roman" w:eastAsiaTheme="majorEastAsia"/>
+                <w:sz w:val="28"/>
+                <w:szCs w:val="28"/>
+              </w:rPr>
+              <w:t>Luồng thay thế</w:t>
+            </w:r>
+          </w:p>
+        </w:tc>
+        <w:tc>
+          <w:tcPr>
+            <w:tcW w:w="6430" w:type="dxa"/>
+            <w:vAlign w:val="center"/>
+          </w:tcPr>
+          <w:p>
+            <w:pPr>
+              <w:spacing w:line="336" w:lineRule="auto"/>
+              <w:jc w:val="both"/>
+              <w:rPr>
+                <w:rFonts w:hint="default" w:ascii="Times New Roman" w:hAnsi="Times New Roman" w:cs="Times New Roman"/>
+                <w:sz w:val="28"/>
+                <w:szCs w:val="28"/>
+              </w:rPr>
+            </w:pPr>
+          </w:p>
+        </w:tc>
+      </w:tr>
+    </w:tbl>
+    <w:p>
+      <w:pPr>
+        <w:rPr>
+          <w:rFonts w:hint="default"/>
+          <w:lang w:val="en-US"/>
+        </w:rPr>
+      </w:pPr>
+    </w:p>
+    <w:p>
+      <w:pPr>
+        <w:pStyle w:val="6"/>
+        <w:bidi w:val="0"/>
+        <w:rPr>
+          <w:rFonts w:hint="default" w:ascii="Times New Roman" w:hAnsi="Times New Roman" w:cs="Times New Roman"/>
+          <w:lang w:val="en-US"/>
+        </w:rPr>
+      </w:pPr>
+      <w:r>
+        <w:rPr>
+          <w:rFonts w:hint="default" w:ascii="Times New Roman" w:hAnsi="Times New Roman" w:cs="Times New Roman"/>
+          <w:lang w:val="en-US"/>
+        </w:rPr>
+        <w:t>2.2.1.39 Đặc tả usecase cập nhật thông tin của hội viên</w:t>
+      </w:r>
+    </w:p>
+    <w:tbl>
+      <w:tblPr>
+        <w:tblStyle w:val="8"/>
+        <w:tblW w:w="9355" w:type="dxa"/>
+        <w:jc w:val="center"/>
+        <w:tblBorders>
+          <w:top w:val="single" w:color="auto" w:sz="4" w:space="0"/>
+          <w:left w:val="single" w:color="auto" w:sz="4" w:space="0"/>
+          <w:bottom w:val="single" w:color="auto" w:sz="4" w:space="0"/>
+          <w:right w:val="single" w:color="auto" w:sz="4" w:space="0"/>
+          <w:insideH w:val="single" w:color="auto" w:sz="4" w:space="0"/>
+          <w:insideV w:val="single" w:color="auto" w:sz="4" w:space="0"/>
+        </w:tblBorders>
+        <w:tblLayout w:type="autofit"/>
+        <w:tblCellMar>
+          <w:top w:w="0" w:type="dxa"/>
+          <w:left w:w="108" w:type="dxa"/>
+          <w:bottom w:w="0" w:type="dxa"/>
+          <w:right w:w="108" w:type="dxa"/>
+        </w:tblCellMar>
+      </w:tblPr>
+      <w:tblGrid>
+        <w:gridCol w:w="2925"/>
+        <w:gridCol w:w="6430"/>
+      </w:tblGrid>
+      <w:tr>
+        <w:tblPrEx>
+          <w:tblBorders>
+            <w:top w:val="single" w:color="auto" w:sz="4" w:space="0"/>
+            <w:left w:val="single" w:color="auto" w:sz="4" w:space="0"/>
+            <w:bottom w:val="single" w:color="auto" w:sz="4" w:space="0"/>
+            <w:right w:val="single" w:color="auto" w:sz="4" w:space="0"/>
+            <w:insideH w:val="single" w:color="auto" w:sz="4" w:space="0"/>
+            <w:insideV w:val="single" w:color="auto" w:sz="4" w:space="0"/>
+          </w:tblBorders>
+          <w:tblCellMar>
+            <w:top w:w="0" w:type="dxa"/>
+            <w:left w:w="108" w:type="dxa"/>
+            <w:bottom w:w="0" w:type="dxa"/>
+            <w:right w:w="108" w:type="dxa"/>
+          </w:tblCellMar>
+        </w:tblPrEx>
+        <w:trPr>
+          <w:jc w:val="center"/>
+        </w:trPr>
+        <w:tc>
+          <w:tcPr>
+            <w:tcW w:w="2925" w:type="dxa"/>
+            <w:vAlign w:val="center"/>
+          </w:tcPr>
+          <w:p>
+            <w:pPr>
+              <w:spacing w:line="336" w:lineRule="auto"/>
+              <w:jc w:val="center"/>
+              <w:rPr>
+                <w:rFonts w:hint="default" w:ascii="Times New Roman" w:hAnsi="Times New Roman" w:cs="Times New Roman"/>
+                <w:b/>
+                <w:bCs/>
+                <w:sz w:val="28"/>
+                <w:szCs w:val="28"/>
+              </w:rPr>
+            </w:pPr>
+            <w:r>
+              <w:rPr>
+                <w:rStyle w:val="11"/>
+                <w:rFonts w:hint="default" w:ascii="Times New Roman" w:hAnsi="Times New Roman" w:cs="Times New Roman" w:eastAsiaTheme="majorEastAsia"/>
+                <w:sz w:val="28"/>
+                <w:szCs w:val="28"/>
+              </w:rPr>
+              <w:t>Thuộc tính</w:t>
+            </w:r>
+          </w:p>
+        </w:tc>
+        <w:tc>
+          <w:tcPr>
+            <w:tcW w:w="6430" w:type="dxa"/>
+            <w:vAlign w:val="center"/>
+          </w:tcPr>
+          <w:p>
+            <w:pPr>
+              <w:spacing w:line="336" w:lineRule="auto"/>
+              <w:jc w:val="center"/>
+              <w:rPr>
+                <w:rFonts w:hint="default" w:ascii="Times New Roman" w:hAnsi="Times New Roman" w:cs="Times New Roman"/>
+                <w:b/>
+                <w:bCs/>
+                <w:sz w:val="28"/>
+                <w:szCs w:val="28"/>
+              </w:rPr>
+            </w:pPr>
+            <w:r>
+              <w:rPr>
+                <w:rStyle w:val="11"/>
+                <w:rFonts w:hint="default" w:ascii="Times New Roman" w:hAnsi="Times New Roman" w:cs="Times New Roman" w:eastAsiaTheme="majorEastAsia"/>
+                <w:sz w:val="28"/>
+                <w:szCs w:val="28"/>
+              </w:rPr>
+              <w:t>Mô tả</w:t>
+            </w:r>
+          </w:p>
+        </w:tc>
+      </w:tr>
+      <w:tr>
+        <w:tblPrEx>
+          <w:tblBorders>
+            <w:top w:val="single" w:color="auto" w:sz="4" w:space="0"/>
+            <w:left w:val="single" w:color="auto" w:sz="4" w:space="0"/>
+            <w:bottom w:val="single" w:color="auto" w:sz="4" w:space="0"/>
+            <w:right w:val="single" w:color="auto" w:sz="4" w:space="0"/>
+            <w:insideH w:val="single" w:color="auto" w:sz="4" w:space="0"/>
+            <w:insideV w:val="single" w:color="auto" w:sz="4" w:space="0"/>
+          </w:tblBorders>
+          <w:tblCellMar>
+            <w:top w:w="0" w:type="dxa"/>
+            <w:left w:w="108" w:type="dxa"/>
+            <w:bottom w:w="0" w:type="dxa"/>
+            <w:right w:w="108" w:type="dxa"/>
+          </w:tblCellMar>
+        </w:tblPrEx>
+        <w:trPr>
+          <w:jc w:val="center"/>
+        </w:trPr>
+        <w:tc>
+          <w:tcPr>
+            <w:tcW w:w="2925" w:type="dxa"/>
+            <w:vAlign w:val="center"/>
+          </w:tcPr>
+          <w:p>
+            <w:pPr>
+              <w:spacing w:line="336" w:lineRule="auto"/>
+              <w:jc w:val="center"/>
+              <w:rPr>
+                <w:rFonts w:hint="default" w:ascii="Times New Roman" w:hAnsi="Times New Roman" w:cs="Times New Roman"/>
+                <w:sz w:val="28"/>
+                <w:szCs w:val="28"/>
+              </w:rPr>
+            </w:pPr>
+            <w:r>
+              <w:rPr>
+                <w:rStyle w:val="11"/>
+                <w:rFonts w:hint="default" w:ascii="Times New Roman" w:hAnsi="Times New Roman" w:cs="Times New Roman" w:eastAsiaTheme="majorEastAsia"/>
+                <w:sz w:val="28"/>
+                <w:szCs w:val="28"/>
+              </w:rPr>
+              <w:t>Tên Use Case</w:t>
+            </w:r>
+          </w:p>
+        </w:tc>
+        <w:tc>
+          <w:tcPr>
+            <w:tcW w:w="6430" w:type="dxa"/>
+            <w:vAlign w:val="center"/>
+          </w:tcPr>
+          <w:p>
+            <w:pPr>
+              <w:spacing w:line="336" w:lineRule="auto"/>
+              <w:jc w:val="both"/>
+              <w:rPr>
+                <w:rFonts w:hint="default" w:ascii="Times New Roman" w:hAnsi="Times New Roman" w:cs="Times New Roman"/>
+                <w:sz w:val="28"/>
+                <w:szCs w:val="28"/>
+                <w:lang w:val="en-US"/>
+              </w:rPr>
+            </w:pPr>
+            <w:r>
+              <w:rPr>
+                <w:rFonts w:hint="default" w:ascii="Times New Roman" w:hAnsi="Times New Roman" w:cs="Times New Roman"/>
+                <w:sz w:val="28"/>
+                <w:szCs w:val="28"/>
+                <w:lang w:val="en-US"/>
+              </w:rPr>
+              <w:t>Cập nhật thông tin của hội viên</w:t>
+            </w:r>
+          </w:p>
+        </w:tc>
+      </w:tr>
+      <w:tr>
+        <w:tblPrEx>
+          <w:tblBorders>
+            <w:top w:val="single" w:color="auto" w:sz="4" w:space="0"/>
+            <w:left w:val="single" w:color="auto" w:sz="4" w:space="0"/>
+            <w:bottom w:val="single" w:color="auto" w:sz="4" w:space="0"/>
+            <w:right w:val="single" w:color="auto" w:sz="4" w:space="0"/>
+            <w:insideH w:val="single" w:color="auto" w:sz="4" w:space="0"/>
+            <w:insideV w:val="single" w:color="auto" w:sz="4" w:space="0"/>
+          </w:tblBorders>
+          <w:tblCellMar>
+            <w:top w:w="0" w:type="dxa"/>
+            <w:left w:w="108" w:type="dxa"/>
+            <w:bottom w:w="0" w:type="dxa"/>
+            <w:right w:w="108" w:type="dxa"/>
+          </w:tblCellMar>
+        </w:tblPrEx>
+        <w:trPr>
+          <w:jc w:val="center"/>
+        </w:trPr>
+        <w:tc>
+          <w:tcPr>
+            <w:tcW w:w="2925" w:type="dxa"/>
+            <w:vAlign w:val="center"/>
+          </w:tcPr>
+          <w:p>
+            <w:pPr>
+              <w:spacing w:line="336" w:lineRule="auto"/>
+              <w:jc w:val="center"/>
+              <w:rPr>
+                <w:rFonts w:hint="default" w:ascii="Times New Roman" w:hAnsi="Times New Roman" w:cs="Times New Roman"/>
+                <w:sz w:val="28"/>
+                <w:szCs w:val="28"/>
+              </w:rPr>
+            </w:pPr>
+            <w:r>
+              <w:rPr>
+                <w:rStyle w:val="11"/>
+                <w:rFonts w:hint="default" w:ascii="Times New Roman" w:hAnsi="Times New Roman" w:cs="Times New Roman" w:eastAsiaTheme="majorEastAsia"/>
+                <w:sz w:val="28"/>
+                <w:szCs w:val="28"/>
+              </w:rPr>
+              <w:t>Mô tả</w:t>
+            </w:r>
+          </w:p>
+        </w:tc>
+        <w:tc>
+          <w:tcPr>
+            <w:tcW w:w="6430" w:type="dxa"/>
+            <w:vAlign w:val="center"/>
+          </w:tcPr>
+          <w:p>
+            <w:pPr>
+              <w:pStyle w:val="10"/>
+              <w:spacing w:before="0" w:beforeAutospacing="0" w:after="0" w:afterAutospacing="0" w:line="336" w:lineRule="auto"/>
+              <w:jc w:val="both"/>
+              <w:rPr>
+                <w:rFonts w:hint="default" w:ascii="Times New Roman" w:hAnsi="Times New Roman" w:cs="Times New Roman"/>
+                <w:sz w:val="28"/>
+                <w:szCs w:val="28"/>
+                <w:lang w:val="en-US"/>
+              </w:rPr>
+            </w:pPr>
+            <w:r>
+              <w:rPr>
+                <w:rFonts w:hint="default" w:ascii="Times New Roman" w:hAnsi="Times New Roman" w:cs="Times New Roman"/>
+                <w:sz w:val="28"/>
+                <w:szCs w:val="28"/>
+                <w:lang w:val="en-US"/>
+              </w:rPr>
+              <w:t>Admin cập nhật thông tin hồ sơ của hội viên</w:t>
+            </w:r>
+          </w:p>
+        </w:tc>
+      </w:tr>
+      <w:tr>
+        <w:tblPrEx>
+          <w:tblBorders>
+            <w:top w:val="single" w:color="auto" w:sz="4" w:space="0"/>
+            <w:left w:val="single" w:color="auto" w:sz="4" w:space="0"/>
+            <w:bottom w:val="single" w:color="auto" w:sz="4" w:space="0"/>
+            <w:right w:val="single" w:color="auto" w:sz="4" w:space="0"/>
+            <w:insideH w:val="single" w:color="auto" w:sz="4" w:space="0"/>
+            <w:insideV w:val="single" w:color="auto" w:sz="4" w:space="0"/>
+          </w:tblBorders>
+          <w:tblCellMar>
+            <w:top w:w="0" w:type="dxa"/>
+            <w:left w:w="108" w:type="dxa"/>
+            <w:bottom w:w="0" w:type="dxa"/>
+            <w:right w:w="108" w:type="dxa"/>
+          </w:tblCellMar>
+        </w:tblPrEx>
+        <w:trPr>
+          <w:jc w:val="center"/>
+        </w:trPr>
+        <w:tc>
+          <w:tcPr>
+            <w:tcW w:w="2925" w:type="dxa"/>
+            <w:vAlign w:val="center"/>
+          </w:tcPr>
+          <w:p>
+            <w:pPr>
+              <w:spacing w:line="336" w:lineRule="auto"/>
+              <w:jc w:val="center"/>
+              <w:rPr>
+                <w:rFonts w:hint="default" w:ascii="Times New Roman" w:hAnsi="Times New Roman" w:cs="Times New Roman"/>
+                <w:sz w:val="28"/>
+                <w:szCs w:val="28"/>
+              </w:rPr>
+            </w:pPr>
+            <w:r>
+              <w:rPr>
+                <w:rStyle w:val="11"/>
+                <w:rFonts w:hint="default" w:ascii="Times New Roman" w:hAnsi="Times New Roman" w:cs="Times New Roman" w:eastAsiaTheme="majorEastAsia"/>
+                <w:sz w:val="28"/>
+                <w:szCs w:val="28"/>
+              </w:rPr>
+              <w:t>Tác nhân chính</w:t>
+            </w:r>
+          </w:p>
+        </w:tc>
+        <w:tc>
+          <w:tcPr>
+            <w:tcW w:w="6430" w:type="dxa"/>
+            <w:vAlign w:val="center"/>
+          </w:tcPr>
+          <w:p>
+            <w:pPr>
+              <w:spacing w:line="336" w:lineRule="auto"/>
+              <w:jc w:val="both"/>
+              <w:rPr>
+                <w:rFonts w:hint="default" w:ascii="Times New Roman" w:hAnsi="Times New Roman" w:cs="Times New Roman"/>
+                <w:sz w:val="28"/>
+                <w:szCs w:val="28"/>
+                <w:lang w:val="en-US"/>
+              </w:rPr>
+            </w:pPr>
+            <w:r>
+              <w:rPr>
+                <w:rFonts w:hint="default" w:ascii="Times New Roman" w:hAnsi="Times New Roman" w:cs="Times New Roman"/>
+                <w:sz w:val="28"/>
+                <w:szCs w:val="28"/>
+                <w:lang w:val="en-US"/>
+              </w:rPr>
+              <w:t>Admin</w:t>
+            </w:r>
+          </w:p>
+        </w:tc>
+      </w:tr>
+      <w:tr>
+        <w:tblPrEx>
+          <w:tblBorders>
+            <w:top w:val="single" w:color="auto" w:sz="4" w:space="0"/>
+            <w:left w:val="single" w:color="auto" w:sz="4" w:space="0"/>
+            <w:bottom w:val="single" w:color="auto" w:sz="4" w:space="0"/>
+            <w:right w:val="single" w:color="auto" w:sz="4" w:space="0"/>
+            <w:insideH w:val="single" w:color="auto" w:sz="4" w:space="0"/>
+            <w:insideV w:val="single" w:color="auto" w:sz="4" w:space="0"/>
+          </w:tblBorders>
+          <w:tblCellMar>
+            <w:top w:w="0" w:type="dxa"/>
+            <w:left w:w="108" w:type="dxa"/>
+            <w:bottom w:w="0" w:type="dxa"/>
+            <w:right w:w="108" w:type="dxa"/>
+          </w:tblCellMar>
+        </w:tblPrEx>
+        <w:trPr>
+          <w:jc w:val="center"/>
+        </w:trPr>
+        <w:tc>
+          <w:tcPr>
+            <w:tcW w:w="2925" w:type="dxa"/>
+            <w:vAlign w:val="center"/>
+          </w:tcPr>
+          <w:p>
+            <w:pPr>
+              <w:spacing w:line="336" w:lineRule="auto"/>
+              <w:jc w:val="center"/>
+              <w:rPr>
+                <w:rFonts w:hint="default" w:ascii="Times New Roman" w:hAnsi="Times New Roman" w:cs="Times New Roman"/>
+                <w:sz w:val="28"/>
+                <w:szCs w:val="28"/>
+              </w:rPr>
+            </w:pPr>
+            <w:r>
+              <w:rPr>
+                <w:rStyle w:val="11"/>
+                <w:rFonts w:hint="default" w:ascii="Times New Roman" w:hAnsi="Times New Roman" w:cs="Times New Roman" w:eastAsiaTheme="majorEastAsia"/>
+                <w:sz w:val="28"/>
+                <w:szCs w:val="28"/>
+              </w:rPr>
+              <w:t>Tiền điều kiện</w:t>
+            </w:r>
+          </w:p>
+        </w:tc>
+        <w:tc>
+          <w:tcPr>
+            <w:tcW w:w="6430" w:type="dxa"/>
+            <w:vAlign w:val="center"/>
+          </w:tcPr>
+          <w:p>
+            <w:pPr>
+              <w:spacing w:line="336" w:lineRule="auto"/>
+              <w:jc w:val="both"/>
+              <w:rPr>
+                <w:rFonts w:hint="default" w:ascii="Times New Roman" w:hAnsi="Times New Roman" w:cs="Times New Roman"/>
+                <w:sz w:val="28"/>
+                <w:szCs w:val="28"/>
+                <w:lang w:val="en-US"/>
+              </w:rPr>
+            </w:pPr>
+            <w:r>
+              <w:rPr>
+                <w:rFonts w:hint="default" w:ascii="Times New Roman" w:hAnsi="Times New Roman" w:cs="Times New Roman"/>
+                <w:sz w:val="28"/>
+                <w:szCs w:val="28"/>
+                <w:lang w:val="en-US"/>
+              </w:rPr>
+              <w:t>Admin đã đăng nhập vào hệ thống và đang xem thông tin chi tiết của một hội viên</w:t>
+            </w:r>
+          </w:p>
+        </w:tc>
+      </w:tr>
+      <w:tr>
+        <w:tblPrEx>
+          <w:tblBorders>
+            <w:top w:val="single" w:color="auto" w:sz="4" w:space="0"/>
+            <w:left w:val="single" w:color="auto" w:sz="4" w:space="0"/>
+            <w:bottom w:val="single" w:color="auto" w:sz="4" w:space="0"/>
+            <w:right w:val="single" w:color="auto" w:sz="4" w:space="0"/>
+            <w:insideH w:val="single" w:color="auto" w:sz="4" w:space="0"/>
+            <w:insideV w:val="single" w:color="auto" w:sz="4" w:space="0"/>
+          </w:tblBorders>
+          <w:tblCellMar>
+            <w:top w:w="0" w:type="dxa"/>
+            <w:left w:w="108" w:type="dxa"/>
+            <w:bottom w:w="0" w:type="dxa"/>
+            <w:right w:w="108" w:type="dxa"/>
+          </w:tblCellMar>
+        </w:tblPrEx>
+        <w:trPr>
+          <w:jc w:val="center"/>
+        </w:trPr>
+        <w:tc>
+          <w:tcPr>
+            <w:tcW w:w="2925" w:type="dxa"/>
+            <w:vAlign w:val="center"/>
+          </w:tcPr>
+          <w:p>
+            <w:pPr>
+              <w:spacing w:line="336" w:lineRule="auto"/>
+              <w:jc w:val="center"/>
+              <w:rPr>
+                <w:rFonts w:hint="default" w:ascii="Times New Roman" w:hAnsi="Times New Roman" w:cs="Times New Roman"/>
+                <w:sz w:val="28"/>
+                <w:szCs w:val="28"/>
+              </w:rPr>
+            </w:pPr>
+            <w:r>
+              <w:rPr>
+                <w:rStyle w:val="11"/>
+                <w:rFonts w:hint="default" w:ascii="Times New Roman" w:hAnsi="Times New Roman" w:cs="Times New Roman" w:eastAsiaTheme="majorEastAsia"/>
+                <w:sz w:val="28"/>
+                <w:szCs w:val="28"/>
+              </w:rPr>
+              <w:t>Hậu điều kiện</w:t>
+            </w:r>
+          </w:p>
+        </w:tc>
+        <w:tc>
+          <w:tcPr>
+            <w:tcW w:w="6430" w:type="dxa"/>
+            <w:vAlign w:val="center"/>
+          </w:tcPr>
+          <w:p>
+            <w:pPr>
+              <w:pStyle w:val="10"/>
+              <w:spacing w:before="0" w:beforeAutospacing="0" w:after="0" w:afterAutospacing="0" w:line="336" w:lineRule="auto"/>
+              <w:jc w:val="both"/>
+              <w:rPr>
+                <w:rFonts w:hint="default" w:ascii="Times New Roman" w:hAnsi="Times New Roman" w:cs="Times New Roman"/>
+                <w:sz w:val="28"/>
+                <w:szCs w:val="28"/>
+                <w:lang w:val="en-US"/>
+              </w:rPr>
+            </w:pPr>
+            <w:r>
+              <w:rPr>
+                <w:rFonts w:hint="default" w:ascii="Times New Roman" w:hAnsi="Times New Roman" w:cs="Times New Roman"/>
+                <w:sz w:val="28"/>
+                <w:szCs w:val="28"/>
+                <w:lang w:val="en-US"/>
+              </w:rPr>
+              <w:t>Thông tin hồ sơ của hội viên được cập nhật vào hệ thống</w:t>
+            </w:r>
+          </w:p>
+        </w:tc>
+      </w:tr>
+      <w:tr>
+        <w:tblPrEx>
+          <w:tblBorders>
+            <w:top w:val="single" w:color="auto" w:sz="4" w:space="0"/>
+            <w:left w:val="single" w:color="auto" w:sz="4" w:space="0"/>
+            <w:bottom w:val="single" w:color="auto" w:sz="4" w:space="0"/>
+            <w:right w:val="single" w:color="auto" w:sz="4" w:space="0"/>
+            <w:insideH w:val="single" w:color="auto" w:sz="4" w:space="0"/>
+            <w:insideV w:val="single" w:color="auto" w:sz="4" w:space="0"/>
+          </w:tblBorders>
+          <w:tblCellMar>
+            <w:top w:w="0" w:type="dxa"/>
+            <w:left w:w="108" w:type="dxa"/>
+            <w:bottom w:w="0" w:type="dxa"/>
+            <w:right w:w="108" w:type="dxa"/>
+          </w:tblCellMar>
+        </w:tblPrEx>
+        <w:trPr>
+          <w:jc w:val="center"/>
+        </w:trPr>
+        <w:tc>
+          <w:tcPr>
+            <w:tcW w:w="2925" w:type="dxa"/>
+            <w:vAlign w:val="center"/>
+          </w:tcPr>
+          <w:p>
+            <w:pPr>
+              <w:spacing w:line="336" w:lineRule="auto"/>
+              <w:jc w:val="center"/>
+              <w:rPr>
+                <w:rFonts w:hint="default" w:ascii="Times New Roman" w:hAnsi="Times New Roman" w:cs="Times New Roman"/>
+                <w:sz w:val="28"/>
+                <w:szCs w:val="28"/>
+              </w:rPr>
+            </w:pPr>
+            <w:r>
+              <w:rPr>
+                <w:rStyle w:val="11"/>
+                <w:rFonts w:hint="default" w:ascii="Times New Roman" w:hAnsi="Times New Roman" w:cs="Times New Roman" w:eastAsiaTheme="majorEastAsia"/>
+                <w:sz w:val="28"/>
+                <w:szCs w:val="28"/>
+              </w:rPr>
+              <w:t>Luồng chính</w:t>
+            </w:r>
+          </w:p>
+        </w:tc>
+        <w:tc>
+          <w:tcPr>
+            <w:tcW w:w="6430" w:type="dxa"/>
+            <w:vAlign w:val="center"/>
+          </w:tcPr>
+          <w:p>
+            <w:pPr>
+              <w:pStyle w:val="10"/>
+              <w:numPr>
+                <w:ilvl w:val="0"/>
+                <w:numId w:val="40"/>
+              </w:numPr>
+              <w:spacing w:before="0" w:beforeAutospacing="0" w:after="0" w:afterAutospacing="0" w:line="336" w:lineRule="auto"/>
+              <w:jc w:val="both"/>
+              <w:rPr>
+                <w:rFonts w:hint="default" w:ascii="Times New Roman" w:hAnsi="Times New Roman" w:cs="Times New Roman"/>
+                <w:sz w:val="28"/>
+                <w:szCs w:val="28"/>
+                <w:lang w:val="en-US"/>
+              </w:rPr>
+            </w:pPr>
+            <w:r>
+              <w:rPr>
+                <w:rFonts w:hint="default" w:ascii="Times New Roman" w:hAnsi="Times New Roman" w:cs="Times New Roman"/>
+                <w:sz w:val="28"/>
+                <w:szCs w:val="28"/>
+                <w:lang w:val="en-US"/>
+              </w:rPr>
+              <w:t>Admin chọn chức năng “Cập nhật thông tin hội viên”</w:t>
+            </w:r>
+          </w:p>
+          <w:p>
+            <w:pPr>
+              <w:pStyle w:val="10"/>
+              <w:numPr>
+                <w:ilvl w:val="0"/>
+                <w:numId w:val="40"/>
+              </w:numPr>
+              <w:spacing w:before="0" w:beforeAutospacing="0" w:after="0" w:afterAutospacing="0" w:line="336" w:lineRule="auto"/>
+              <w:jc w:val="both"/>
+              <w:rPr>
+                <w:rFonts w:hint="default" w:ascii="Times New Roman" w:hAnsi="Times New Roman" w:cs="Times New Roman"/>
+                <w:sz w:val="28"/>
+                <w:szCs w:val="28"/>
+                <w:lang w:val="en-US"/>
+              </w:rPr>
+            </w:pPr>
+            <w:r>
+              <w:rPr>
+                <w:rFonts w:hint="default" w:ascii="Times New Roman" w:hAnsi="Times New Roman" w:cs="Times New Roman"/>
+                <w:sz w:val="28"/>
+                <w:szCs w:val="28"/>
+                <w:lang w:val="en-US"/>
+              </w:rPr>
+              <w:t>Hệ thống hiển thị biểu mẫu (form) chứa thông tin hồ sơ hội viên hiện tại</w:t>
+            </w:r>
+          </w:p>
+          <w:p>
+            <w:pPr>
+              <w:pStyle w:val="10"/>
+              <w:numPr>
+                <w:ilvl w:val="0"/>
+                <w:numId w:val="40"/>
+              </w:numPr>
+              <w:spacing w:before="0" w:beforeAutospacing="0" w:after="0" w:afterAutospacing="0" w:line="336" w:lineRule="auto"/>
+              <w:jc w:val="both"/>
+              <w:rPr>
+                <w:rFonts w:hint="default" w:ascii="Times New Roman" w:hAnsi="Times New Roman" w:cs="Times New Roman"/>
+                <w:sz w:val="28"/>
+                <w:szCs w:val="28"/>
+                <w:lang w:val="en-US"/>
+              </w:rPr>
+            </w:pPr>
+            <w:r>
+              <w:rPr>
+                <w:rFonts w:hint="default" w:ascii="Times New Roman" w:hAnsi="Times New Roman" w:cs="Times New Roman"/>
+                <w:sz w:val="28"/>
+                <w:szCs w:val="28"/>
+                <w:lang w:val="en-US"/>
+              </w:rPr>
+              <w:t>Admin nhập các thông tin cần chỉnh sửa</w:t>
+            </w:r>
+          </w:p>
+          <w:p>
+            <w:pPr>
+              <w:pStyle w:val="10"/>
+              <w:numPr>
+                <w:ilvl w:val="0"/>
+                <w:numId w:val="40"/>
+              </w:numPr>
+              <w:spacing w:before="0" w:beforeAutospacing="0" w:after="0" w:afterAutospacing="0" w:line="336" w:lineRule="auto"/>
+              <w:jc w:val="both"/>
+              <w:rPr>
+                <w:rFonts w:hint="default" w:ascii="Times New Roman" w:hAnsi="Times New Roman" w:cs="Times New Roman"/>
+                <w:sz w:val="28"/>
+                <w:szCs w:val="28"/>
+                <w:lang w:val="en-US"/>
+              </w:rPr>
+            </w:pPr>
+            <w:r>
+              <w:rPr>
+                <w:rFonts w:hint="default" w:ascii="Times New Roman" w:hAnsi="Times New Roman" w:cs="Times New Roman"/>
+                <w:sz w:val="28"/>
+                <w:szCs w:val="28"/>
+                <w:lang w:val="en-US"/>
+              </w:rPr>
+              <w:t>Admin nhấn nút [Cập nhật]</w:t>
+            </w:r>
+          </w:p>
+          <w:p>
+            <w:pPr>
+              <w:pStyle w:val="10"/>
+              <w:numPr>
+                <w:ilvl w:val="0"/>
+                <w:numId w:val="40"/>
+              </w:numPr>
+              <w:spacing w:before="0" w:beforeAutospacing="0" w:after="0" w:afterAutospacing="0" w:line="336" w:lineRule="auto"/>
+              <w:jc w:val="both"/>
+              <w:rPr>
+                <w:rFonts w:hint="default" w:ascii="Times New Roman" w:hAnsi="Times New Roman" w:cs="Times New Roman"/>
+                <w:sz w:val="28"/>
+                <w:szCs w:val="28"/>
+                <w:lang w:val="en-US"/>
+              </w:rPr>
+            </w:pPr>
+            <w:r>
+              <w:rPr>
+                <w:rFonts w:hint="default" w:ascii="Times New Roman" w:hAnsi="Times New Roman" w:cs="Times New Roman"/>
+                <w:sz w:val="28"/>
+                <w:szCs w:val="28"/>
+                <w:lang w:val="en-US"/>
+              </w:rPr>
+              <w:t>Hệ thống hiển thị hộp thoại xác nhận</w:t>
+            </w:r>
+          </w:p>
+          <w:p>
+            <w:pPr>
+              <w:pStyle w:val="10"/>
+              <w:numPr>
+                <w:ilvl w:val="0"/>
+                <w:numId w:val="40"/>
+              </w:numPr>
+              <w:spacing w:before="0" w:beforeAutospacing="0" w:after="0" w:afterAutospacing="0" w:line="336" w:lineRule="auto"/>
+              <w:jc w:val="both"/>
+              <w:rPr>
+                <w:rFonts w:hint="default" w:ascii="Times New Roman" w:hAnsi="Times New Roman" w:cs="Times New Roman"/>
+                <w:sz w:val="28"/>
+                <w:szCs w:val="28"/>
+                <w:lang w:val="en-US"/>
+              </w:rPr>
+            </w:pPr>
+            <w:r>
+              <w:rPr>
+                <w:rFonts w:hint="default" w:ascii="Times New Roman" w:hAnsi="Times New Roman" w:cs="Times New Roman"/>
+                <w:sz w:val="28"/>
+                <w:szCs w:val="28"/>
+                <w:lang w:val="en-US"/>
+              </w:rPr>
+              <w:t>Admin chọn “Đồng ý”</w:t>
+            </w:r>
+          </w:p>
+          <w:p>
+            <w:pPr>
+              <w:pStyle w:val="10"/>
+              <w:numPr>
+                <w:ilvl w:val="0"/>
+                <w:numId w:val="40"/>
+              </w:numPr>
+              <w:spacing w:before="0" w:beforeAutospacing="0" w:after="0" w:afterAutospacing="0" w:line="336" w:lineRule="auto"/>
+              <w:jc w:val="both"/>
+              <w:rPr>
+                <w:rFonts w:hint="default" w:ascii="Times New Roman" w:hAnsi="Times New Roman" w:cs="Times New Roman"/>
+                <w:sz w:val="28"/>
+                <w:szCs w:val="28"/>
+                <w:lang w:val="en-US"/>
+              </w:rPr>
+            </w:pPr>
+            <w:r>
+              <w:rPr>
+                <w:rFonts w:hint="default" w:ascii="Times New Roman" w:hAnsi="Times New Roman" w:cs="Times New Roman"/>
+                <w:sz w:val="28"/>
+                <w:szCs w:val="28"/>
+                <w:lang w:val="en-US"/>
+              </w:rPr>
+              <w:t>Hệ thống kiểm tra các trường bắt buộc có bị bỏ trống không</w:t>
+            </w:r>
+          </w:p>
+          <w:p>
+            <w:pPr>
+              <w:pStyle w:val="10"/>
+              <w:numPr>
+                <w:ilvl w:val="0"/>
+                <w:numId w:val="40"/>
+              </w:numPr>
+              <w:spacing w:before="0" w:beforeAutospacing="0" w:after="0" w:afterAutospacing="0" w:line="336" w:lineRule="auto"/>
+              <w:jc w:val="both"/>
+              <w:rPr>
+                <w:rFonts w:hint="default" w:ascii="Times New Roman" w:hAnsi="Times New Roman" w:cs="Times New Roman"/>
+                <w:sz w:val="28"/>
+                <w:szCs w:val="28"/>
+                <w:lang w:val="en-US"/>
+              </w:rPr>
+            </w:pPr>
+            <w:r>
+              <w:rPr>
+                <w:rFonts w:hint="default" w:ascii="Times New Roman" w:hAnsi="Times New Roman" w:cs="Times New Roman"/>
+                <w:sz w:val="28"/>
+                <w:szCs w:val="28"/>
+                <w:lang w:val="en-US"/>
+              </w:rPr>
+              <w:t>Nếu các trường bắt buộc không bị bỏ trống, hệ thống kiểm tra định dạng dữ liệu có hợp lệ không</w:t>
+            </w:r>
+          </w:p>
+          <w:p>
+            <w:pPr>
+              <w:pStyle w:val="10"/>
+              <w:numPr>
+                <w:ilvl w:val="0"/>
+                <w:numId w:val="40"/>
+              </w:numPr>
+              <w:spacing w:before="0" w:beforeAutospacing="0" w:after="0" w:afterAutospacing="0" w:line="336" w:lineRule="auto"/>
+              <w:jc w:val="both"/>
+              <w:rPr>
+                <w:rFonts w:hint="default" w:ascii="Times New Roman" w:hAnsi="Times New Roman" w:cs="Times New Roman"/>
+                <w:sz w:val="28"/>
+                <w:szCs w:val="28"/>
+                <w:lang w:val="en-US"/>
+              </w:rPr>
+            </w:pPr>
+            <w:r>
+              <w:rPr>
+                <w:rFonts w:hint="default" w:ascii="Times New Roman" w:hAnsi="Times New Roman" w:cs="Times New Roman"/>
+                <w:sz w:val="28"/>
+                <w:szCs w:val="28"/>
+                <w:lang w:val="en-US"/>
+              </w:rPr>
+              <w:t>Nếu hợp lệ thì hệ thống tiến hành cập nhật thông tin mới vào database</w:t>
+            </w:r>
+          </w:p>
+          <w:p>
+            <w:pPr>
+              <w:pStyle w:val="10"/>
+              <w:numPr>
+                <w:ilvl w:val="0"/>
+                <w:numId w:val="40"/>
+              </w:numPr>
+              <w:spacing w:before="0" w:beforeAutospacing="0" w:after="0" w:afterAutospacing="0" w:line="336" w:lineRule="auto"/>
+              <w:jc w:val="both"/>
+              <w:rPr>
+                <w:rFonts w:hint="default" w:ascii="Times New Roman" w:hAnsi="Times New Roman" w:cs="Times New Roman"/>
+                <w:sz w:val="28"/>
+                <w:szCs w:val="28"/>
+                <w:lang w:val="en-US"/>
+              </w:rPr>
+            </w:pPr>
+            <w:r>
+              <w:rPr>
+                <w:rFonts w:hint="default" w:ascii="Times New Roman" w:hAnsi="Times New Roman" w:cs="Times New Roman"/>
+                <w:sz w:val="28"/>
+                <w:szCs w:val="28"/>
+                <w:lang w:val="en-US"/>
+              </w:rPr>
+              <w:t>Hệ thống thông báo thành công</w:t>
+            </w:r>
+          </w:p>
+        </w:tc>
+      </w:tr>
+      <w:tr>
+        <w:tblPrEx>
+          <w:tblBorders>
+            <w:top w:val="single" w:color="auto" w:sz="4" w:space="0"/>
+            <w:left w:val="single" w:color="auto" w:sz="4" w:space="0"/>
+            <w:bottom w:val="single" w:color="auto" w:sz="4" w:space="0"/>
+            <w:right w:val="single" w:color="auto" w:sz="4" w:space="0"/>
+            <w:insideH w:val="single" w:color="auto" w:sz="4" w:space="0"/>
+            <w:insideV w:val="single" w:color="auto" w:sz="4" w:space="0"/>
+          </w:tblBorders>
+          <w:tblCellMar>
+            <w:top w:w="0" w:type="dxa"/>
+            <w:left w:w="108" w:type="dxa"/>
+            <w:bottom w:w="0" w:type="dxa"/>
+            <w:right w:w="108" w:type="dxa"/>
+          </w:tblCellMar>
+        </w:tblPrEx>
+        <w:trPr>
+          <w:jc w:val="center"/>
+        </w:trPr>
+        <w:tc>
+          <w:tcPr>
+            <w:tcW w:w="2925" w:type="dxa"/>
+            <w:vAlign w:val="center"/>
+          </w:tcPr>
+          <w:p>
+            <w:pPr>
+              <w:spacing w:line="336" w:lineRule="auto"/>
+              <w:jc w:val="center"/>
+              <w:rPr>
+                <w:rFonts w:hint="default" w:ascii="Times New Roman" w:hAnsi="Times New Roman" w:cs="Times New Roman"/>
+                <w:sz w:val="28"/>
+                <w:szCs w:val="28"/>
+              </w:rPr>
+            </w:pPr>
+            <w:r>
+              <w:rPr>
+                <w:rStyle w:val="11"/>
+                <w:rFonts w:hint="default" w:ascii="Times New Roman" w:hAnsi="Times New Roman" w:cs="Times New Roman" w:eastAsiaTheme="majorEastAsia"/>
+                <w:sz w:val="28"/>
+                <w:szCs w:val="28"/>
+              </w:rPr>
+              <w:t>Luồng thay thế</w:t>
+            </w:r>
+          </w:p>
+        </w:tc>
+        <w:tc>
+          <w:tcPr>
+            <w:tcW w:w="6430" w:type="dxa"/>
+            <w:vAlign w:val="center"/>
+          </w:tcPr>
+          <w:p>
+            <w:pPr>
+              <w:numPr>
+                <w:ilvl w:val="1"/>
+                <w:numId w:val="18"/>
+              </w:numPr>
+              <w:spacing w:line="336" w:lineRule="auto"/>
+              <w:jc w:val="both"/>
+              <w:rPr>
+                <w:rFonts w:hint="default" w:ascii="Times New Roman" w:hAnsi="Times New Roman" w:cs="Times New Roman"/>
+                <w:sz w:val="28"/>
+                <w:szCs w:val="28"/>
+                <w:lang w:val="en-US"/>
+              </w:rPr>
+            </w:pPr>
+            <w:r>
+              <w:rPr>
+                <w:rFonts w:hint="default" w:ascii="Times New Roman" w:hAnsi="Times New Roman" w:cs="Times New Roman"/>
+                <w:sz w:val="28"/>
+                <w:szCs w:val="28"/>
+                <w:lang w:val="en-US"/>
+              </w:rPr>
+              <w:t>Nếu Admin nhấn nút [Hủy] thì quay về màn hình xem chi tiết thông tin hội viên</w:t>
+            </w:r>
+          </w:p>
+          <w:p>
+            <w:pPr>
+              <w:numPr>
+                <w:ilvl w:val="1"/>
+                <w:numId w:val="38"/>
+              </w:numPr>
+              <w:spacing w:line="336" w:lineRule="auto"/>
+              <w:ind w:leftChars="0"/>
+              <w:jc w:val="both"/>
+              <w:rPr>
+                <w:rFonts w:hint="default" w:ascii="Times New Roman" w:hAnsi="Times New Roman" w:cs="Times New Roman"/>
+                <w:sz w:val="28"/>
+                <w:szCs w:val="28"/>
+                <w:lang w:val="en-US"/>
+              </w:rPr>
+            </w:pPr>
+            <w:r>
+              <w:rPr>
+                <w:rFonts w:hint="default" w:ascii="Times New Roman" w:hAnsi="Times New Roman" w:cs="Times New Roman"/>
+                <w:sz w:val="28"/>
+                <w:szCs w:val="28"/>
+                <w:lang w:val="en-US"/>
+              </w:rPr>
+              <w:t>Nếu Admin chọn “Hủy” thì hệ thống đóng hộp thoại xác nhận và chuyển về biểu mẫu cập nhật</w:t>
+            </w:r>
+          </w:p>
+          <w:p>
+            <w:pPr>
+              <w:numPr>
+                <w:numId w:val="0"/>
+              </w:numPr>
+              <w:spacing w:line="336" w:lineRule="auto"/>
+              <w:ind w:leftChars="0"/>
+              <w:jc w:val="both"/>
+              <w:rPr>
+                <w:rFonts w:hint="default" w:ascii="Times New Roman" w:hAnsi="Times New Roman" w:cs="Times New Roman"/>
+                <w:sz w:val="28"/>
+                <w:szCs w:val="28"/>
+                <w:lang w:val="en-US"/>
+              </w:rPr>
+            </w:pPr>
+            <w:r>
+              <w:rPr>
+                <w:rFonts w:hint="default" w:ascii="Times New Roman" w:hAnsi="Times New Roman" w:cs="Times New Roman"/>
+                <w:sz w:val="28"/>
+                <w:szCs w:val="28"/>
+                <w:lang w:val="en-US"/>
+              </w:rPr>
+              <w:t>7.1 Nếu các trường bắt buộc bị bỏ trống thì hệ thống thông báo lỗi thiếu thông tin bắt buộc đến Admin</w:t>
+            </w:r>
+          </w:p>
+          <w:p>
+            <w:pPr>
+              <w:numPr>
+                <w:numId w:val="0"/>
+              </w:numPr>
+              <w:spacing w:line="336" w:lineRule="auto"/>
+              <w:ind w:leftChars="0"/>
+              <w:jc w:val="both"/>
+              <w:rPr>
+                <w:rFonts w:hint="default" w:ascii="Times New Roman" w:hAnsi="Times New Roman" w:cs="Times New Roman"/>
+                <w:sz w:val="28"/>
+                <w:szCs w:val="28"/>
+                <w:lang w:val="en-US"/>
+              </w:rPr>
+            </w:pPr>
+            <w:r>
+              <w:rPr>
+                <w:rFonts w:hint="default" w:ascii="Times New Roman" w:hAnsi="Times New Roman" w:cs="Times New Roman"/>
+                <w:sz w:val="28"/>
+                <w:szCs w:val="28"/>
+                <w:lang w:val="en-US"/>
+              </w:rPr>
+              <w:t>8.1 Nếu không hợp lệ thì hệ thống thông báo lỗi định dạng dữ liệu không hợp lệ đến Admin</w:t>
+            </w:r>
+          </w:p>
+        </w:tc>
+      </w:tr>
+    </w:tbl>
+    <w:p>
+      <w:pPr>
+        <w:rPr>
+          <w:rFonts w:hint="default"/>
+          <w:lang w:val="en-US"/>
+        </w:rPr>
+      </w:pPr>
+    </w:p>
+    <w:p>
+      <w:pPr>
+        <w:pStyle w:val="6"/>
+        <w:bidi w:val="0"/>
+        <w:rPr>
+          <w:rFonts w:hint="default" w:ascii="Times New Roman" w:hAnsi="Times New Roman" w:cs="Times New Roman"/>
+          <w:lang w:val="en-US"/>
+        </w:rPr>
+      </w:pPr>
+      <w:r>
+        <w:rPr>
+          <w:rFonts w:hint="default" w:ascii="Times New Roman" w:hAnsi="Times New Roman" w:cs="Times New Roman"/>
+          <w:lang w:val="en-US"/>
+        </w:rPr>
+        <w:t>2.2.1.40 Đặc tả usecase xem danh sách ưu đãi</w:t>
+      </w:r>
+    </w:p>
+    <w:tbl>
+      <w:tblPr>
+        <w:tblStyle w:val="8"/>
+        <w:tblW w:w="9355" w:type="dxa"/>
+        <w:jc w:val="center"/>
+        <w:tblBorders>
+          <w:top w:val="single" w:color="auto" w:sz="4" w:space="0"/>
+          <w:left w:val="single" w:color="auto" w:sz="4" w:space="0"/>
+          <w:bottom w:val="single" w:color="auto" w:sz="4" w:space="0"/>
+          <w:right w:val="single" w:color="auto" w:sz="4" w:space="0"/>
+          <w:insideH w:val="single" w:color="auto" w:sz="4" w:space="0"/>
+          <w:insideV w:val="single" w:color="auto" w:sz="4" w:space="0"/>
+        </w:tblBorders>
+        <w:tblLayout w:type="autofit"/>
+        <w:tblCellMar>
+          <w:top w:w="0" w:type="dxa"/>
+          <w:left w:w="108" w:type="dxa"/>
+          <w:bottom w:w="0" w:type="dxa"/>
+          <w:right w:w="108" w:type="dxa"/>
+        </w:tblCellMar>
+      </w:tblPr>
+      <w:tblGrid>
+        <w:gridCol w:w="2925"/>
+        <w:gridCol w:w="6430"/>
+      </w:tblGrid>
+      <w:tr>
+        <w:tblPrEx>
+          <w:tblBorders>
+            <w:top w:val="single" w:color="auto" w:sz="4" w:space="0"/>
+            <w:left w:val="single" w:color="auto" w:sz="4" w:space="0"/>
+            <w:bottom w:val="single" w:color="auto" w:sz="4" w:space="0"/>
+            <w:right w:val="single" w:color="auto" w:sz="4" w:space="0"/>
+            <w:insideH w:val="single" w:color="auto" w:sz="4" w:space="0"/>
+            <w:insideV w:val="single" w:color="auto" w:sz="4" w:space="0"/>
+          </w:tblBorders>
+          <w:tblCellMar>
+            <w:top w:w="0" w:type="dxa"/>
+            <w:left w:w="108" w:type="dxa"/>
+            <w:bottom w:w="0" w:type="dxa"/>
+            <w:right w:w="108" w:type="dxa"/>
+          </w:tblCellMar>
+        </w:tblPrEx>
+        <w:trPr>
+          <w:jc w:val="center"/>
+        </w:trPr>
+        <w:tc>
+          <w:tcPr>
+            <w:tcW w:w="2925" w:type="dxa"/>
+            <w:vAlign w:val="center"/>
+          </w:tcPr>
+          <w:p>
+            <w:pPr>
+              <w:spacing w:line="336" w:lineRule="auto"/>
+              <w:jc w:val="center"/>
+              <w:rPr>
+                <w:rFonts w:hint="default" w:ascii="Times New Roman" w:hAnsi="Times New Roman" w:cs="Times New Roman"/>
+                <w:b/>
+                <w:bCs/>
+                <w:sz w:val="28"/>
+                <w:szCs w:val="28"/>
+              </w:rPr>
+            </w:pPr>
+            <w:r>
+              <w:rPr>
+                <w:rStyle w:val="11"/>
+                <w:rFonts w:hint="default" w:ascii="Times New Roman" w:hAnsi="Times New Roman" w:cs="Times New Roman" w:eastAsiaTheme="majorEastAsia"/>
+                <w:sz w:val="28"/>
+                <w:szCs w:val="28"/>
+              </w:rPr>
+              <w:t>Thuộc tính</w:t>
+            </w:r>
+          </w:p>
+        </w:tc>
+        <w:tc>
+          <w:tcPr>
+            <w:tcW w:w="6430" w:type="dxa"/>
+            <w:vAlign w:val="center"/>
+          </w:tcPr>
+          <w:p>
+            <w:pPr>
+              <w:spacing w:line="336" w:lineRule="auto"/>
+              <w:jc w:val="center"/>
+              <w:rPr>
+                <w:rFonts w:hint="default" w:ascii="Times New Roman" w:hAnsi="Times New Roman" w:cs="Times New Roman"/>
+                <w:b/>
+                <w:bCs/>
+                <w:sz w:val="28"/>
+                <w:szCs w:val="28"/>
+              </w:rPr>
+            </w:pPr>
+            <w:r>
+              <w:rPr>
+                <w:rStyle w:val="11"/>
+                <w:rFonts w:hint="default" w:ascii="Times New Roman" w:hAnsi="Times New Roman" w:cs="Times New Roman" w:eastAsiaTheme="majorEastAsia"/>
+                <w:sz w:val="28"/>
+                <w:szCs w:val="28"/>
+              </w:rPr>
+              <w:t>Mô tả</w:t>
+            </w:r>
+          </w:p>
+        </w:tc>
+      </w:tr>
+      <w:tr>
+        <w:tblPrEx>
+          <w:tblBorders>
+            <w:top w:val="single" w:color="auto" w:sz="4" w:space="0"/>
+            <w:left w:val="single" w:color="auto" w:sz="4" w:space="0"/>
+            <w:bottom w:val="single" w:color="auto" w:sz="4" w:space="0"/>
+            <w:right w:val="single" w:color="auto" w:sz="4" w:space="0"/>
+            <w:insideH w:val="single" w:color="auto" w:sz="4" w:space="0"/>
+            <w:insideV w:val="single" w:color="auto" w:sz="4" w:space="0"/>
+          </w:tblBorders>
+          <w:tblCellMar>
+            <w:top w:w="0" w:type="dxa"/>
+            <w:left w:w="108" w:type="dxa"/>
+            <w:bottom w:w="0" w:type="dxa"/>
+            <w:right w:w="108" w:type="dxa"/>
+          </w:tblCellMar>
+        </w:tblPrEx>
+        <w:trPr>
+          <w:jc w:val="center"/>
+        </w:trPr>
+        <w:tc>
+          <w:tcPr>
+            <w:tcW w:w="2925" w:type="dxa"/>
+            <w:vAlign w:val="center"/>
+          </w:tcPr>
+          <w:p>
+            <w:pPr>
+              <w:spacing w:line="336" w:lineRule="auto"/>
+              <w:jc w:val="center"/>
+              <w:rPr>
+                <w:rFonts w:hint="default" w:ascii="Times New Roman" w:hAnsi="Times New Roman" w:cs="Times New Roman"/>
+                <w:sz w:val="28"/>
+                <w:szCs w:val="28"/>
+              </w:rPr>
+            </w:pPr>
+            <w:r>
+              <w:rPr>
+                <w:rStyle w:val="11"/>
+                <w:rFonts w:hint="default" w:ascii="Times New Roman" w:hAnsi="Times New Roman" w:cs="Times New Roman" w:eastAsiaTheme="majorEastAsia"/>
+                <w:sz w:val="28"/>
+                <w:szCs w:val="28"/>
+              </w:rPr>
+              <w:t>Tên Use Case</w:t>
+            </w:r>
+          </w:p>
+        </w:tc>
+        <w:tc>
+          <w:tcPr>
+            <w:tcW w:w="6430" w:type="dxa"/>
+            <w:vAlign w:val="center"/>
+          </w:tcPr>
+          <w:p>
+            <w:pPr>
+              <w:spacing w:line="336" w:lineRule="auto"/>
+              <w:jc w:val="both"/>
+              <w:rPr>
+                <w:rFonts w:hint="default" w:ascii="Times New Roman" w:hAnsi="Times New Roman" w:cs="Times New Roman"/>
+                <w:sz w:val="28"/>
+                <w:szCs w:val="28"/>
+                <w:lang w:val="en-US"/>
+              </w:rPr>
+            </w:pPr>
+            <w:r>
+              <w:rPr>
+                <w:rFonts w:hint="default" w:ascii="Times New Roman" w:hAnsi="Times New Roman" w:cs="Times New Roman"/>
+                <w:sz w:val="28"/>
+                <w:szCs w:val="28"/>
+                <w:lang w:val="en-US"/>
+              </w:rPr>
+              <w:t>Xem danh sách ưu đãi</w:t>
+            </w:r>
+          </w:p>
+        </w:tc>
+      </w:tr>
+      <w:tr>
+        <w:tblPrEx>
+          <w:tblBorders>
+            <w:top w:val="single" w:color="auto" w:sz="4" w:space="0"/>
+            <w:left w:val="single" w:color="auto" w:sz="4" w:space="0"/>
+            <w:bottom w:val="single" w:color="auto" w:sz="4" w:space="0"/>
+            <w:right w:val="single" w:color="auto" w:sz="4" w:space="0"/>
+            <w:insideH w:val="single" w:color="auto" w:sz="4" w:space="0"/>
+            <w:insideV w:val="single" w:color="auto" w:sz="4" w:space="0"/>
+          </w:tblBorders>
+          <w:tblCellMar>
+            <w:top w:w="0" w:type="dxa"/>
+            <w:left w:w="108" w:type="dxa"/>
+            <w:bottom w:w="0" w:type="dxa"/>
+            <w:right w:w="108" w:type="dxa"/>
+          </w:tblCellMar>
+        </w:tblPrEx>
+        <w:trPr>
+          <w:jc w:val="center"/>
+        </w:trPr>
+        <w:tc>
+          <w:tcPr>
+            <w:tcW w:w="2925" w:type="dxa"/>
+            <w:vAlign w:val="center"/>
+          </w:tcPr>
+          <w:p>
+            <w:pPr>
+              <w:spacing w:line="336" w:lineRule="auto"/>
+              <w:jc w:val="center"/>
+              <w:rPr>
+                <w:rFonts w:hint="default" w:ascii="Times New Roman" w:hAnsi="Times New Roman" w:cs="Times New Roman"/>
+                <w:sz w:val="28"/>
+                <w:szCs w:val="28"/>
+              </w:rPr>
+            </w:pPr>
+            <w:r>
+              <w:rPr>
+                <w:rStyle w:val="11"/>
+                <w:rFonts w:hint="default" w:ascii="Times New Roman" w:hAnsi="Times New Roman" w:cs="Times New Roman" w:eastAsiaTheme="majorEastAsia"/>
+                <w:sz w:val="28"/>
+                <w:szCs w:val="28"/>
+              </w:rPr>
+              <w:t>Mô tả</w:t>
+            </w:r>
+          </w:p>
+        </w:tc>
+        <w:tc>
+          <w:tcPr>
+            <w:tcW w:w="6430" w:type="dxa"/>
+            <w:vAlign w:val="center"/>
+          </w:tcPr>
+          <w:p>
+            <w:pPr>
+              <w:pStyle w:val="10"/>
+              <w:spacing w:before="0" w:beforeAutospacing="0" w:after="0" w:afterAutospacing="0" w:line="336" w:lineRule="auto"/>
+              <w:jc w:val="both"/>
+              <w:rPr>
+                <w:rFonts w:hint="default" w:ascii="Times New Roman" w:hAnsi="Times New Roman" w:cs="Times New Roman"/>
+                <w:sz w:val="28"/>
+                <w:szCs w:val="28"/>
+                <w:lang w:val="en-US"/>
+              </w:rPr>
+            </w:pPr>
+            <w:r>
+              <w:rPr>
+                <w:rFonts w:hint="default" w:ascii="Times New Roman" w:hAnsi="Times New Roman" w:cs="Times New Roman"/>
+                <w:sz w:val="28"/>
+                <w:szCs w:val="28"/>
+                <w:lang w:val="en-US"/>
+              </w:rPr>
+              <w:t>Admin xem danh sách tất cả ưu đãi có trong hệ thống</w:t>
+            </w:r>
+          </w:p>
+        </w:tc>
+      </w:tr>
+      <w:tr>
+        <w:tblPrEx>
+          <w:tblBorders>
+            <w:top w:val="single" w:color="auto" w:sz="4" w:space="0"/>
+            <w:left w:val="single" w:color="auto" w:sz="4" w:space="0"/>
+            <w:bottom w:val="single" w:color="auto" w:sz="4" w:space="0"/>
+            <w:right w:val="single" w:color="auto" w:sz="4" w:space="0"/>
+            <w:insideH w:val="single" w:color="auto" w:sz="4" w:space="0"/>
+            <w:insideV w:val="single" w:color="auto" w:sz="4" w:space="0"/>
+          </w:tblBorders>
+          <w:tblCellMar>
+            <w:top w:w="0" w:type="dxa"/>
+            <w:left w:w="108" w:type="dxa"/>
+            <w:bottom w:w="0" w:type="dxa"/>
+            <w:right w:w="108" w:type="dxa"/>
+          </w:tblCellMar>
+        </w:tblPrEx>
+        <w:trPr>
+          <w:jc w:val="center"/>
+        </w:trPr>
+        <w:tc>
+          <w:tcPr>
+            <w:tcW w:w="2925" w:type="dxa"/>
+            <w:vAlign w:val="center"/>
+          </w:tcPr>
+          <w:p>
+            <w:pPr>
+              <w:spacing w:line="336" w:lineRule="auto"/>
+              <w:jc w:val="center"/>
+              <w:rPr>
+                <w:rFonts w:hint="default" w:ascii="Times New Roman" w:hAnsi="Times New Roman" w:cs="Times New Roman"/>
+                <w:sz w:val="28"/>
+                <w:szCs w:val="28"/>
+              </w:rPr>
+            </w:pPr>
+            <w:r>
+              <w:rPr>
+                <w:rStyle w:val="11"/>
+                <w:rFonts w:hint="default" w:ascii="Times New Roman" w:hAnsi="Times New Roman" w:cs="Times New Roman" w:eastAsiaTheme="majorEastAsia"/>
+                <w:sz w:val="28"/>
+                <w:szCs w:val="28"/>
+              </w:rPr>
+              <w:t>Tác nhân chính</w:t>
+            </w:r>
+          </w:p>
+        </w:tc>
+        <w:tc>
+          <w:tcPr>
+            <w:tcW w:w="6430" w:type="dxa"/>
+            <w:vAlign w:val="center"/>
+          </w:tcPr>
+          <w:p>
+            <w:pPr>
+              <w:spacing w:line="336" w:lineRule="auto"/>
+              <w:jc w:val="both"/>
+              <w:rPr>
+                <w:rFonts w:hint="default" w:ascii="Times New Roman" w:hAnsi="Times New Roman" w:cs="Times New Roman"/>
+                <w:sz w:val="28"/>
+                <w:szCs w:val="28"/>
+                <w:lang w:val="en-US"/>
+              </w:rPr>
+            </w:pPr>
+            <w:r>
+              <w:rPr>
+                <w:rFonts w:hint="default" w:ascii="Times New Roman" w:hAnsi="Times New Roman" w:cs="Times New Roman"/>
+                <w:sz w:val="28"/>
+                <w:szCs w:val="28"/>
+                <w:lang w:val="en-US"/>
+              </w:rPr>
+              <w:t>Admin</w:t>
+            </w:r>
+          </w:p>
+        </w:tc>
+      </w:tr>
+      <w:tr>
+        <w:tblPrEx>
+          <w:tblBorders>
+            <w:top w:val="single" w:color="auto" w:sz="4" w:space="0"/>
+            <w:left w:val="single" w:color="auto" w:sz="4" w:space="0"/>
+            <w:bottom w:val="single" w:color="auto" w:sz="4" w:space="0"/>
+            <w:right w:val="single" w:color="auto" w:sz="4" w:space="0"/>
+            <w:insideH w:val="single" w:color="auto" w:sz="4" w:space="0"/>
+            <w:insideV w:val="single" w:color="auto" w:sz="4" w:space="0"/>
+          </w:tblBorders>
+          <w:tblCellMar>
+            <w:top w:w="0" w:type="dxa"/>
+            <w:left w:w="108" w:type="dxa"/>
+            <w:bottom w:w="0" w:type="dxa"/>
+            <w:right w:w="108" w:type="dxa"/>
+          </w:tblCellMar>
+        </w:tblPrEx>
+        <w:trPr>
+          <w:jc w:val="center"/>
+        </w:trPr>
+        <w:tc>
+          <w:tcPr>
+            <w:tcW w:w="2925" w:type="dxa"/>
+            <w:vAlign w:val="center"/>
+          </w:tcPr>
+          <w:p>
+            <w:pPr>
+              <w:spacing w:line="336" w:lineRule="auto"/>
+              <w:jc w:val="center"/>
+              <w:rPr>
+                <w:rFonts w:hint="default" w:ascii="Times New Roman" w:hAnsi="Times New Roman" w:cs="Times New Roman"/>
+                <w:sz w:val="28"/>
+                <w:szCs w:val="28"/>
+              </w:rPr>
+            </w:pPr>
+            <w:r>
+              <w:rPr>
+                <w:rStyle w:val="11"/>
+                <w:rFonts w:hint="default" w:ascii="Times New Roman" w:hAnsi="Times New Roman" w:cs="Times New Roman" w:eastAsiaTheme="majorEastAsia"/>
+                <w:sz w:val="28"/>
+                <w:szCs w:val="28"/>
+              </w:rPr>
+              <w:t>Tiền điều kiện</w:t>
+            </w:r>
+          </w:p>
+        </w:tc>
+        <w:tc>
+          <w:tcPr>
+            <w:tcW w:w="6430" w:type="dxa"/>
+            <w:vAlign w:val="center"/>
+          </w:tcPr>
+          <w:p>
+            <w:pPr>
+              <w:spacing w:line="336" w:lineRule="auto"/>
+              <w:jc w:val="both"/>
+              <w:rPr>
+                <w:rFonts w:hint="default" w:ascii="Times New Roman" w:hAnsi="Times New Roman" w:cs="Times New Roman"/>
+                <w:sz w:val="28"/>
+                <w:szCs w:val="28"/>
+                <w:lang w:val="en-US"/>
+              </w:rPr>
+            </w:pPr>
+            <w:r>
+              <w:rPr>
+                <w:rFonts w:hint="default" w:ascii="Times New Roman" w:hAnsi="Times New Roman" w:cs="Times New Roman"/>
+                <w:sz w:val="28"/>
+                <w:szCs w:val="28"/>
+                <w:lang w:val="en-US"/>
+              </w:rPr>
+              <w:t>Admin đã đăng nhập vào hệ thống</w:t>
+            </w:r>
+          </w:p>
+        </w:tc>
+      </w:tr>
+      <w:tr>
+        <w:tblPrEx>
+          <w:tblBorders>
+            <w:top w:val="single" w:color="auto" w:sz="4" w:space="0"/>
+            <w:left w:val="single" w:color="auto" w:sz="4" w:space="0"/>
+            <w:bottom w:val="single" w:color="auto" w:sz="4" w:space="0"/>
+            <w:right w:val="single" w:color="auto" w:sz="4" w:space="0"/>
+            <w:insideH w:val="single" w:color="auto" w:sz="4" w:space="0"/>
+            <w:insideV w:val="single" w:color="auto" w:sz="4" w:space="0"/>
+          </w:tblBorders>
+          <w:tblCellMar>
+            <w:top w:w="0" w:type="dxa"/>
+            <w:left w:w="108" w:type="dxa"/>
+            <w:bottom w:w="0" w:type="dxa"/>
+            <w:right w:w="108" w:type="dxa"/>
+          </w:tblCellMar>
+        </w:tblPrEx>
+        <w:trPr>
+          <w:jc w:val="center"/>
+        </w:trPr>
+        <w:tc>
+          <w:tcPr>
+            <w:tcW w:w="2925" w:type="dxa"/>
+            <w:vAlign w:val="center"/>
+          </w:tcPr>
+          <w:p>
+            <w:pPr>
+              <w:spacing w:line="336" w:lineRule="auto"/>
+              <w:jc w:val="center"/>
+              <w:rPr>
+                <w:rFonts w:hint="default" w:ascii="Times New Roman" w:hAnsi="Times New Roman" w:cs="Times New Roman"/>
+                <w:sz w:val="28"/>
+                <w:szCs w:val="28"/>
+              </w:rPr>
+            </w:pPr>
+            <w:r>
+              <w:rPr>
+                <w:rStyle w:val="11"/>
+                <w:rFonts w:hint="default" w:ascii="Times New Roman" w:hAnsi="Times New Roman" w:cs="Times New Roman" w:eastAsiaTheme="majorEastAsia"/>
+                <w:sz w:val="28"/>
+                <w:szCs w:val="28"/>
+              </w:rPr>
+              <w:t>Hậu điều kiện</w:t>
+            </w:r>
+          </w:p>
+        </w:tc>
+        <w:tc>
+          <w:tcPr>
+            <w:tcW w:w="6430" w:type="dxa"/>
+            <w:vAlign w:val="center"/>
+          </w:tcPr>
+          <w:p>
+            <w:pPr>
+              <w:pStyle w:val="10"/>
+              <w:spacing w:before="0" w:beforeAutospacing="0" w:after="0" w:afterAutospacing="0" w:line="336" w:lineRule="auto"/>
+              <w:jc w:val="both"/>
+              <w:rPr>
+                <w:rFonts w:hint="default" w:ascii="Times New Roman" w:hAnsi="Times New Roman" w:cs="Times New Roman"/>
+                <w:sz w:val="28"/>
+                <w:szCs w:val="28"/>
+                <w:lang w:val="en-US"/>
+              </w:rPr>
+            </w:pPr>
+            <w:r>
+              <w:rPr>
+                <w:rFonts w:hint="default" w:ascii="Times New Roman" w:hAnsi="Times New Roman" w:cs="Times New Roman"/>
+                <w:sz w:val="28"/>
+                <w:szCs w:val="28"/>
+                <w:lang w:val="en-US"/>
+              </w:rPr>
+              <w:t>Danh sách tất cả ưu đãi được hiển thị lên màn hình</w:t>
+            </w:r>
+          </w:p>
+        </w:tc>
+      </w:tr>
+      <w:tr>
+        <w:tblPrEx>
+          <w:tblBorders>
+            <w:top w:val="single" w:color="auto" w:sz="4" w:space="0"/>
+            <w:left w:val="single" w:color="auto" w:sz="4" w:space="0"/>
+            <w:bottom w:val="single" w:color="auto" w:sz="4" w:space="0"/>
+            <w:right w:val="single" w:color="auto" w:sz="4" w:space="0"/>
+            <w:insideH w:val="single" w:color="auto" w:sz="4" w:space="0"/>
+            <w:insideV w:val="single" w:color="auto" w:sz="4" w:space="0"/>
+          </w:tblBorders>
+          <w:tblCellMar>
+            <w:top w:w="0" w:type="dxa"/>
+            <w:left w:w="108" w:type="dxa"/>
+            <w:bottom w:w="0" w:type="dxa"/>
+            <w:right w:w="108" w:type="dxa"/>
+          </w:tblCellMar>
+        </w:tblPrEx>
+        <w:trPr>
+          <w:jc w:val="center"/>
+        </w:trPr>
+        <w:tc>
+          <w:tcPr>
+            <w:tcW w:w="2925" w:type="dxa"/>
+            <w:vAlign w:val="center"/>
+          </w:tcPr>
+          <w:p>
+            <w:pPr>
+              <w:spacing w:line="336" w:lineRule="auto"/>
+              <w:jc w:val="center"/>
+              <w:rPr>
+                <w:rFonts w:hint="default" w:ascii="Times New Roman" w:hAnsi="Times New Roman" w:cs="Times New Roman"/>
+                <w:sz w:val="28"/>
+                <w:szCs w:val="28"/>
+              </w:rPr>
+            </w:pPr>
+            <w:r>
+              <w:rPr>
+                <w:rStyle w:val="11"/>
+                <w:rFonts w:hint="default" w:ascii="Times New Roman" w:hAnsi="Times New Roman" w:cs="Times New Roman" w:eastAsiaTheme="majorEastAsia"/>
+                <w:sz w:val="28"/>
+                <w:szCs w:val="28"/>
+              </w:rPr>
+              <w:t>Luồng chính</w:t>
+            </w:r>
+          </w:p>
+        </w:tc>
+        <w:tc>
+          <w:tcPr>
+            <w:tcW w:w="6430" w:type="dxa"/>
+            <w:vAlign w:val="center"/>
+          </w:tcPr>
+          <w:p>
+            <w:pPr>
+              <w:pStyle w:val="10"/>
+              <w:numPr>
+                <w:ilvl w:val="0"/>
+                <w:numId w:val="41"/>
+              </w:numPr>
+              <w:spacing w:before="0" w:beforeAutospacing="0" w:after="0" w:afterAutospacing="0" w:line="336" w:lineRule="auto"/>
+              <w:jc w:val="both"/>
+              <w:rPr>
+                <w:rFonts w:hint="default" w:ascii="Times New Roman" w:hAnsi="Times New Roman" w:cs="Times New Roman"/>
+                <w:sz w:val="28"/>
+                <w:szCs w:val="28"/>
+                <w:lang w:val="en-US"/>
+              </w:rPr>
+            </w:pPr>
+            <w:r>
+              <w:rPr>
+                <w:rFonts w:hint="default" w:ascii="Times New Roman" w:hAnsi="Times New Roman" w:cs="Times New Roman"/>
+                <w:sz w:val="28"/>
+                <w:szCs w:val="28"/>
+                <w:lang w:val="en-US"/>
+              </w:rPr>
+              <w:t>Admin chọn chức năng “Xem danh sách ưu đãi”</w:t>
+            </w:r>
+          </w:p>
+          <w:p>
+            <w:pPr>
+              <w:pStyle w:val="10"/>
+              <w:numPr>
+                <w:ilvl w:val="0"/>
+                <w:numId w:val="41"/>
+              </w:numPr>
+              <w:spacing w:before="0" w:beforeAutospacing="0" w:after="0" w:afterAutospacing="0" w:line="336" w:lineRule="auto"/>
+              <w:jc w:val="both"/>
+              <w:rPr>
+                <w:rFonts w:hint="default" w:ascii="Times New Roman" w:hAnsi="Times New Roman" w:cs="Times New Roman"/>
+                <w:sz w:val="28"/>
+                <w:szCs w:val="28"/>
+                <w:lang w:val="en-US"/>
+              </w:rPr>
+            </w:pPr>
+            <w:r>
+              <w:rPr>
+                <w:rFonts w:hint="default" w:ascii="Times New Roman" w:hAnsi="Times New Roman" w:cs="Times New Roman"/>
+                <w:sz w:val="28"/>
+                <w:szCs w:val="28"/>
+                <w:lang w:val="en-US"/>
+              </w:rPr>
+              <w:t>Hệ thống truy vấn danh sách ưu đãi</w:t>
+            </w:r>
+          </w:p>
+          <w:p>
+            <w:pPr>
+              <w:pStyle w:val="10"/>
+              <w:numPr>
+                <w:ilvl w:val="0"/>
+                <w:numId w:val="41"/>
+              </w:numPr>
+              <w:spacing w:before="0" w:beforeAutospacing="0" w:after="0" w:afterAutospacing="0" w:line="336" w:lineRule="auto"/>
+              <w:jc w:val="both"/>
+              <w:rPr>
+                <w:rFonts w:hint="default" w:ascii="Times New Roman" w:hAnsi="Times New Roman" w:cs="Times New Roman"/>
+                <w:sz w:val="28"/>
+                <w:szCs w:val="28"/>
+                <w:lang w:val="en-US"/>
+              </w:rPr>
+            </w:pPr>
+            <w:r>
+              <w:rPr>
+                <w:rFonts w:hint="default" w:ascii="Times New Roman" w:hAnsi="Times New Roman" w:cs="Times New Roman"/>
+                <w:sz w:val="28"/>
+                <w:szCs w:val="28"/>
+                <w:lang w:val="en-US"/>
+              </w:rPr>
+              <w:t>Hệ thống hiển thị danh sách ưu đãi lên màn hình</w:t>
+            </w:r>
+          </w:p>
+        </w:tc>
+      </w:tr>
+      <w:tr>
+        <w:tblPrEx>
+          <w:tblBorders>
+            <w:top w:val="single" w:color="auto" w:sz="4" w:space="0"/>
+            <w:left w:val="single" w:color="auto" w:sz="4" w:space="0"/>
+            <w:bottom w:val="single" w:color="auto" w:sz="4" w:space="0"/>
+            <w:right w:val="single" w:color="auto" w:sz="4" w:space="0"/>
+            <w:insideH w:val="single" w:color="auto" w:sz="4" w:space="0"/>
+            <w:insideV w:val="single" w:color="auto" w:sz="4" w:space="0"/>
+          </w:tblBorders>
+          <w:tblCellMar>
+            <w:top w:w="0" w:type="dxa"/>
+            <w:left w:w="108" w:type="dxa"/>
+            <w:bottom w:w="0" w:type="dxa"/>
+            <w:right w:w="108" w:type="dxa"/>
+          </w:tblCellMar>
+        </w:tblPrEx>
+        <w:trPr>
+          <w:jc w:val="center"/>
+        </w:trPr>
+        <w:tc>
+          <w:tcPr>
+            <w:tcW w:w="2925" w:type="dxa"/>
+            <w:vAlign w:val="center"/>
+          </w:tcPr>
+          <w:p>
+            <w:pPr>
+              <w:spacing w:line="336" w:lineRule="auto"/>
+              <w:jc w:val="center"/>
+              <w:rPr>
+                <w:rFonts w:hint="default" w:ascii="Times New Roman" w:hAnsi="Times New Roman" w:cs="Times New Roman"/>
+                <w:sz w:val="28"/>
+                <w:szCs w:val="28"/>
+              </w:rPr>
+            </w:pPr>
+            <w:r>
+              <w:rPr>
+                <w:rStyle w:val="11"/>
+                <w:rFonts w:hint="default" w:ascii="Times New Roman" w:hAnsi="Times New Roman" w:cs="Times New Roman" w:eastAsiaTheme="majorEastAsia"/>
+                <w:sz w:val="28"/>
+                <w:szCs w:val="28"/>
+              </w:rPr>
+              <w:t>Luồng thay thế</w:t>
+            </w:r>
+          </w:p>
+        </w:tc>
+        <w:tc>
+          <w:tcPr>
+            <w:tcW w:w="6430" w:type="dxa"/>
+            <w:vAlign w:val="center"/>
+          </w:tcPr>
+          <w:p>
+            <w:pPr>
+              <w:numPr>
+                <w:numId w:val="0"/>
+              </w:numPr>
+              <w:spacing w:line="336" w:lineRule="auto"/>
+              <w:ind w:leftChars="0"/>
+              <w:jc w:val="both"/>
+              <w:rPr>
+                <w:rFonts w:hint="default" w:ascii="Times New Roman" w:hAnsi="Times New Roman" w:cs="Times New Roman"/>
+                <w:sz w:val="28"/>
+                <w:szCs w:val="28"/>
+                <w:lang w:val="en-US"/>
+              </w:rPr>
+            </w:pPr>
+            <w:r>
+              <w:rPr>
+                <w:rFonts w:hint="default" w:ascii="Times New Roman" w:hAnsi="Times New Roman" w:cs="Times New Roman"/>
+                <w:sz w:val="28"/>
+                <w:szCs w:val="28"/>
+                <w:lang w:val="en-US"/>
+              </w:rPr>
+              <w:t>2.1 Nếu không có ưu đãi nào thì hệ thống thông báo không có ưu đãi đến Admin</w:t>
+            </w:r>
+          </w:p>
+        </w:tc>
+      </w:tr>
+    </w:tbl>
+    <w:p>
+      <w:pPr>
+        <w:rPr>
+          <w:rFonts w:hint="default"/>
+          <w:lang w:val="en-US"/>
+        </w:rPr>
+      </w:pPr>
+    </w:p>
+    <w:p>
+      <w:pPr>
+        <w:pStyle w:val="6"/>
+        <w:bidi w:val="0"/>
+        <w:rPr>
+          <w:rFonts w:hint="default" w:ascii="Times New Roman" w:hAnsi="Times New Roman" w:cs="Times New Roman"/>
+          <w:lang w:val="en-US"/>
+        </w:rPr>
+      </w:pPr>
+      <w:r>
+        <w:rPr>
+          <w:rFonts w:hint="default" w:ascii="Times New Roman" w:hAnsi="Times New Roman" w:cs="Times New Roman"/>
+          <w:lang w:val="en-US"/>
+        </w:rPr>
+        <w:t>2.2.1.41 Đặc tả usecase thêm ưu đãi</w:t>
+      </w:r>
+    </w:p>
+    <w:tbl>
+      <w:tblPr>
+        <w:tblStyle w:val="8"/>
+        <w:tblW w:w="9355" w:type="dxa"/>
+        <w:jc w:val="center"/>
+        <w:tblBorders>
+          <w:top w:val="single" w:color="auto" w:sz="4" w:space="0"/>
+          <w:left w:val="single" w:color="auto" w:sz="4" w:space="0"/>
+          <w:bottom w:val="single" w:color="auto" w:sz="4" w:space="0"/>
+          <w:right w:val="single" w:color="auto" w:sz="4" w:space="0"/>
+          <w:insideH w:val="single" w:color="auto" w:sz="4" w:space="0"/>
+          <w:insideV w:val="single" w:color="auto" w:sz="4" w:space="0"/>
+        </w:tblBorders>
+        <w:tblLayout w:type="autofit"/>
+        <w:tblCellMar>
+          <w:top w:w="0" w:type="dxa"/>
+          <w:left w:w="108" w:type="dxa"/>
+          <w:bottom w:w="0" w:type="dxa"/>
+          <w:right w:w="108" w:type="dxa"/>
+        </w:tblCellMar>
+      </w:tblPr>
+      <w:tblGrid>
+        <w:gridCol w:w="2925"/>
+        <w:gridCol w:w="6430"/>
+      </w:tblGrid>
+      <w:tr>
+        <w:tblPrEx>
+          <w:tblBorders>
+            <w:top w:val="single" w:color="auto" w:sz="4" w:space="0"/>
+            <w:left w:val="single" w:color="auto" w:sz="4" w:space="0"/>
+            <w:bottom w:val="single" w:color="auto" w:sz="4" w:space="0"/>
+            <w:right w:val="single" w:color="auto" w:sz="4" w:space="0"/>
+            <w:insideH w:val="single" w:color="auto" w:sz="4" w:space="0"/>
+            <w:insideV w:val="single" w:color="auto" w:sz="4" w:space="0"/>
+          </w:tblBorders>
+          <w:tblCellMar>
+            <w:top w:w="0" w:type="dxa"/>
+            <w:left w:w="108" w:type="dxa"/>
+            <w:bottom w:w="0" w:type="dxa"/>
+            <w:right w:w="108" w:type="dxa"/>
+          </w:tblCellMar>
+        </w:tblPrEx>
+        <w:trPr>
+          <w:jc w:val="center"/>
+        </w:trPr>
+        <w:tc>
+          <w:tcPr>
+            <w:tcW w:w="2925" w:type="dxa"/>
+            <w:vAlign w:val="center"/>
+          </w:tcPr>
+          <w:p>
+            <w:pPr>
+              <w:spacing w:line="336" w:lineRule="auto"/>
+              <w:jc w:val="center"/>
+              <w:rPr>
+                <w:rFonts w:hint="default" w:ascii="Times New Roman" w:hAnsi="Times New Roman" w:cs="Times New Roman"/>
+                <w:b/>
+                <w:bCs/>
+                <w:sz w:val="28"/>
+                <w:szCs w:val="28"/>
+              </w:rPr>
+            </w:pPr>
+            <w:r>
+              <w:rPr>
+                <w:rStyle w:val="11"/>
+                <w:rFonts w:hint="default" w:ascii="Times New Roman" w:hAnsi="Times New Roman" w:cs="Times New Roman" w:eastAsiaTheme="majorEastAsia"/>
+                <w:sz w:val="28"/>
+                <w:szCs w:val="28"/>
+              </w:rPr>
+              <w:t>Thuộc tính</w:t>
+            </w:r>
+          </w:p>
+        </w:tc>
+        <w:tc>
+          <w:tcPr>
+            <w:tcW w:w="6430" w:type="dxa"/>
+            <w:vAlign w:val="center"/>
+          </w:tcPr>
+          <w:p>
+            <w:pPr>
+              <w:spacing w:line="336" w:lineRule="auto"/>
+              <w:jc w:val="center"/>
+              <w:rPr>
+                <w:rFonts w:hint="default" w:ascii="Times New Roman" w:hAnsi="Times New Roman" w:cs="Times New Roman"/>
+                <w:b/>
+                <w:bCs/>
+                <w:sz w:val="28"/>
+                <w:szCs w:val="28"/>
+              </w:rPr>
+            </w:pPr>
+            <w:r>
+              <w:rPr>
+                <w:rStyle w:val="11"/>
+                <w:rFonts w:hint="default" w:ascii="Times New Roman" w:hAnsi="Times New Roman" w:cs="Times New Roman" w:eastAsiaTheme="majorEastAsia"/>
+                <w:sz w:val="28"/>
+                <w:szCs w:val="28"/>
+              </w:rPr>
+              <w:t>Mô tả</w:t>
+            </w:r>
+          </w:p>
+        </w:tc>
+      </w:tr>
+      <w:tr>
+        <w:tblPrEx>
+          <w:tblBorders>
+            <w:top w:val="single" w:color="auto" w:sz="4" w:space="0"/>
+            <w:left w:val="single" w:color="auto" w:sz="4" w:space="0"/>
+            <w:bottom w:val="single" w:color="auto" w:sz="4" w:space="0"/>
+            <w:right w:val="single" w:color="auto" w:sz="4" w:space="0"/>
+            <w:insideH w:val="single" w:color="auto" w:sz="4" w:space="0"/>
+            <w:insideV w:val="single" w:color="auto" w:sz="4" w:space="0"/>
+          </w:tblBorders>
+          <w:tblCellMar>
+            <w:top w:w="0" w:type="dxa"/>
+            <w:left w:w="108" w:type="dxa"/>
+            <w:bottom w:w="0" w:type="dxa"/>
+            <w:right w:w="108" w:type="dxa"/>
+          </w:tblCellMar>
+        </w:tblPrEx>
+        <w:trPr>
+          <w:jc w:val="center"/>
+        </w:trPr>
+        <w:tc>
+          <w:tcPr>
+            <w:tcW w:w="2925" w:type="dxa"/>
+            <w:vAlign w:val="center"/>
+          </w:tcPr>
+          <w:p>
+            <w:pPr>
+              <w:spacing w:line="336" w:lineRule="auto"/>
+              <w:jc w:val="center"/>
+              <w:rPr>
+                <w:rFonts w:hint="default" w:ascii="Times New Roman" w:hAnsi="Times New Roman" w:cs="Times New Roman"/>
+                <w:sz w:val="28"/>
+                <w:szCs w:val="28"/>
+              </w:rPr>
+            </w:pPr>
+            <w:r>
+              <w:rPr>
+                <w:rStyle w:val="11"/>
+                <w:rFonts w:hint="default" w:ascii="Times New Roman" w:hAnsi="Times New Roman" w:cs="Times New Roman" w:eastAsiaTheme="majorEastAsia"/>
+                <w:sz w:val="28"/>
+                <w:szCs w:val="28"/>
+              </w:rPr>
+              <w:t>Tên Use Case</w:t>
+            </w:r>
+          </w:p>
+        </w:tc>
+        <w:tc>
+          <w:tcPr>
+            <w:tcW w:w="6430" w:type="dxa"/>
+            <w:vAlign w:val="center"/>
+          </w:tcPr>
+          <w:p>
+            <w:pPr>
+              <w:spacing w:line="336" w:lineRule="auto"/>
+              <w:jc w:val="both"/>
+              <w:rPr>
+                <w:rFonts w:hint="default" w:ascii="Times New Roman" w:hAnsi="Times New Roman" w:cs="Times New Roman"/>
+                <w:sz w:val="28"/>
+                <w:szCs w:val="28"/>
+                <w:lang w:val="en-US"/>
+              </w:rPr>
+            </w:pPr>
+            <w:r>
+              <w:rPr>
+                <w:rFonts w:hint="default" w:ascii="Times New Roman" w:hAnsi="Times New Roman" w:cs="Times New Roman"/>
+                <w:sz w:val="28"/>
+                <w:szCs w:val="28"/>
+                <w:lang w:val="en-US"/>
+              </w:rPr>
+              <w:t>Thêm ưu đãi</w:t>
+            </w:r>
+          </w:p>
+        </w:tc>
+      </w:tr>
+      <w:tr>
+        <w:tblPrEx>
+          <w:tblBorders>
+            <w:top w:val="single" w:color="auto" w:sz="4" w:space="0"/>
+            <w:left w:val="single" w:color="auto" w:sz="4" w:space="0"/>
+            <w:bottom w:val="single" w:color="auto" w:sz="4" w:space="0"/>
+            <w:right w:val="single" w:color="auto" w:sz="4" w:space="0"/>
+            <w:insideH w:val="single" w:color="auto" w:sz="4" w:space="0"/>
+            <w:insideV w:val="single" w:color="auto" w:sz="4" w:space="0"/>
+          </w:tblBorders>
+          <w:tblCellMar>
+            <w:top w:w="0" w:type="dxa"/>
+            <w:left w:w="108" w:type="dxa"/>
+            <w:bottom w:w="0" w:type="dxa"/>
+            <w:right w:w="108" w:type="dxa"/>
+          </w:tblCellMar>
+        </w:tblPrEx>
+        <w:trPr>
+          <w:jc w:val="center"/>
+        </w:trPr>
+        <w:tc>
+          <w:tcPr>
+            <w:tcW w:w="2925" w:type="dxa"/>
+            <w:vAlign w:val="center"/>
+          </w:tcPr>
+          <w:p>
+            <w:pPr>
+              <w:spacing w:line="336" w:lineRule="auto"/>
+              <w:jc w:val="center"/>
+              <w:rPr>
+                <w:rFonts w:hint="default" w:ascii="Times New Roman" w:hAnsi="Times New Roman" w:cs="Times New Roman"/>
+                <w:sz w:val="28"/>
+                <w:szCs w:val="28"/>
+              </w:rPr>
+            </w:pPr>
+            <w:r>
+              <w:rPr>
+                <w:rStyle w:val="11"/>
+                <w:rFonts w:hint="default" w:ascii="Times New Roman" w:hAnsi="Times New Roman" w:cs="Times New Roman" w:eastAsiaTheme="majorEastAsia"/>
+                <w:sz w:val="28"/>
+                <w:szCs w:val="28"/>
+              </w:rPr>
+              <w:t>Mô tả</w:t>
+            </w:r>
+          </w:p>
+        </w:tc>
+        <w:tc>
+          <w:tcPr>
+            <w:tcW w:w="6430" w:type="dxa"/>
+            <w:vAlign w:val="center"/>
+          </w:tcPr>
+          <w:p>
+            <w:pPr>
+              <w:pStyle w:val="10"/>
+              <w:spacing w:before="0" w:beforeAutospacing="0" w:after="0" w:afterAutospacing="0" w:line="336" w:lineRule="auto"/>
+              <w:jc w:val="both"/>
+              <w:rPr>
+                <w:rFonts w:hint="default" w:ascii="Times New Roman" w:hAnsi="Times New Roman" w:cs="Times New Roman"/>
+                <w:sz w:val="28"/>
+                <w:szCs w:val="28"/>
+                <w:lang w:val="en-US"/>
+              </w:rPr>
+            </w:pPr>
+            <w:r>
+              <w:rPr>
+                <w:rFonts w:hint="default" w:ascii="Times New Roman" w:hAnsi="Times New Roman" w:cs="Times New Roman"/>
+                <w:sz w:val="28"/>
+                <w:szCs w:val="28"/>
+                <w:lang w:val="en-US"/>
+              </w:rPr>
+              <w:t>Admin thêm một ưu đãi mới vào hệ thống</w:t>
+            </w:r>
+          </w:p>
+        </w:tc>
+      </w:tr>
+      <w:tr>
+        <w:tblPrEx>
+          <w:tblBorders>
+            <w:top w:val="single" w:color="auto" w:sz="4" w:space="0"/>
+            <w:left w:val="single" w:color="auto" w:sz="4" w:space="0"/>
+            <w:bottom w:val="single" w:color="auto" w:sz="4" w:space="0"/>
+            <w:right w:val="single" w:color="auto" w:sz="4" w:space="0"/>
+            <w:insideH w:val="single" w:color="auto" w:sz="4" w:space="0"/>
+            <w:insideV w:val="single" w:color="auto" w:sz="4" w:space="0"/>
+          </w:tblBorders>
+          <w:tblCellMar>
+            <w:top w:w="0" w:type="dxa"/>
+            <w:left w:w="108" w:type="dxa"/>
+            <w:bottom w:w="0" w:type="dxa"/>
+            <w:right w:w="108" w:type="dxa"/>
+          </w:tblCellMar>
+        </w:tblPrEx>
+        <w:trPr>
+          <w:jc w:val="center"/>
+        </w:trPr>
+        <w:tc>
+          <w:tcPr>
+            <w:tcW w:w="2925" w:type="dxa"/>
+            <w:vAlign w:val="center"/>
+          </w:tcPr>
+          <w:p>
+            <w:pPr>
+              <w:spacing w:line="336" w:lineRule="auto"/>
+              <w:jc w:val="center"/>
+              <w:rPr>
+                <w:rFonts w:hint="default" w:ascii="Times New Roman" w:hAnsi="Times New Roman" w:cs="Times New Roman"/>
+                <w:sz w:val="28"/>
+                <w:szCs w:val="28"/>
+              </w:rPr>
+            </w:pPr>
+            <w:r>
+              <w:rPr>
+                <w:rStyle w:val="11"/>
+                <w:rFonts w:hint="default" w:ascii="Times New Roman" w:hAnsi="Times New Roman" w:cs="Times New Roman" w:eastAsiaTheme="majorEastAsia"/>
+                <w:sz w:val="28"/>
+                <w:szCs w:val="28"/>
+              </w:rPr>
+              <w:t>Tác nhân chính</w:t>
+            </w:r>
+          </w:p>
+        </w:tc>
+        <w:tc>
+          <w:tcPr>
+            <w:tcW w:w="6430" w:type="dxa"/>
+            <w:vAlign w:val="center"/>
+          </w:tcPr>
+          <w:p>
+            <w:pPr>
+              <w:spacing w:line="336" w:lineRule="auto"/>
+              <w:jc w:val="both"/>
+              <w:rPr>
+                <w:rFonts w:hint="default" w:ascii="Times New Roman" w:hAnsi="Times New Roman" w:cs="Times New Roman"/>
+                <w:sz w:val="28"/>
+                <w:szCs w:val="28"/>
+                <w:lang w:val="en-US"/>
+              </w:rPr>
+            </w:pPr>
+            <w:r>
+              <w:rPr>
+                <w:rFonts w:hint="default" w:ascii="Times New Roman" w:hAnsi="Times New Roman" w:cs="Times New Roman"/>
+                <w:sz w:val="28"/>
+                <w:szCs w:val="28"/>
+                <w:lang w:val="en-US"/>
+              </w:rPr>
+              <w:t>Admin</w:t>
+            </w:r>
+          </w:p>
+        </w:tc>
+      </w:tr>
+      <w:tr>
+        <w:tblPrEx>
+          <w:tblBorders>
+            <w:top w:val="single" w:color="auto" w:sz="4" w:space="0"/>
+            <w:left w:val="single" w:color="auto" w:sz="4" w:space="0"/>
+            <w:bottom w:val="single" w:color="auto" w:sz="4" w:space="0"/>
+            <w:right w:val="single" w:color="auto" w:sz="4" w:space="0"/>
+            <w:insideH w:val="single" w:color="auto" w:sz="4" w:space="0"/>
+            <w:insideV w:val="single" w:color="auto" w:sz="4" w:space="0"/>
+          </w:tblBorders>
+          <w:tblCellMar>
+            <w:top w:w="0" w:type="dxa"/>
+            <w:left w:w="108" w:type="dxa"/>
+            <w:bottom w:w="0" w:type="dxa"/>
+            <w:right w:w="108" w:type="dxa"/>
+          </w:tblCellMar>
+        </w:tblPrEx>
+        <w:trPr>
+          <w:jc w:val="center"/>
+        </w:trPr>
+        <w:tc>
+          <w:tcPr>
+            <w:tcW w:w="2925" w:type="dxa"/>
+            <w:vAlign w:val="center"/>
+          </w:tcPr>
+          <w:p>
+            <w:pPr>
+              <w:spacing w:line="336" w:lineRule="auto"/>
+              <w:jc w:val="center"/>
+              <w:rPr>
+                <w:rFonts w:hint="default" w:ascii="Times New Roman" w:hAnsi="Times New Roman" w:cs="Times New Roman"/>
+                <w:sz w:val="28"/>
+                <w:szCs w:val="28"/>
+              </w:rPr>
+            </w:pPr>
+            <w:r>
+              <w:rPr>
+                <w:rStyle w:val="11"/>
+                <w:rFonts w:hint="default" w:ascii="Times New Roman" w:hAnsi="Times New Roman" w:cs="Times New Roman" w:eastAsiaTheme="majorEastAsia"/>
+                <w:sz w:val="28"/>
+                <w:szCs w:val="28"/>
+              </w:rPr>
+              <w:t>Tiền điều kiện</w:t>
+            </w:r>
+          </w:p>
+        </w:tc>
+        <w:tc>
+          <w:tcPr>
+            <w:tcW w:w="6430" w:type="dxa"/>
+            <w:vAlign w:val="center"/>
+          </w:tcPr>
+          <w:p>
+            <w:pPr>
+              <w:spacing w:line="336" w:lineRule="auto"/>
+              <w:jc w:val="both"/>
+              <w:rPr>
+                <w:rFonts w:hint="default" w:ascii="Times New Roman" w:hAnsi="Times New Roman" w:cs="Times New Roman"/>
+                <w:sz w:val="28"/>
+                <w:szCs w:val="28"/>
+                <w:lang w:val="en-US"/>
+              </w:rPr>
+            </w:pPr>
+            <w:r>
+              <w:rPr>
+                <w:rFonts w:hint="default" w:ascii="Times New Roman" w:hAnsi="Times New Roman" w:cs="Times New Roman"/>
+                <w:sz w:val="28"/>
+                <w:szCs w:val="28"/>
+                <w:lang w:val="en-US"/>
+              </w:rPr>
+              <w:t>Admin đã đăng nhập vào hệ thống và đang xem danh sách ưu đãi</w:t>
+            </w:r>
+          </w:p>
+        </w:tc>
+      </w:tr>
+      <w:tr>
+        <w:tblPrEx>
+          <w:tblBorders>
+            <w:top w:val="single" w:color="auto" w:sz="4" w:space="0"/>
+            <w:left w:val="single" w:color="auto" w:sz="4" w:space="0"/>
+            <w:bottom w:val="single" w:color="auto" w:sz="4" w:space="0"/>
+            <w:right w:val="single" w:color="auto" w:sz="4" w:space="0"/>
+            <w:insideH w:val="single" w:color="auto" w:sz="4" w:space="0"/>
+            <w:insideV w:val="single" w:color="auto" w:sz="4" w:space="0"/>
+          </w:tblBorders>
+          <w:tblCellMar>
+            <w:top w:w="0" w:type="dxa"/>
+            <w:left w:w="108" w:type="dxa"/>
+            <w:bottom w:w="0" w:type="dxa"/>
+            <w:right w:w="108" w:type="dxa"/>
+          </w:tblCellMar>
+        </w:tblPrEx>
+        <w:trPr>
+          <w:jc w:val="center"/>
+        </w:trPr>
+        <w:tc>
+          <w:tcPr>
+            <w:tcW w:w="2925" w:type="dxa"/>
+            <w:vAlign w:val="center"/>
+          </w:tcPr>
+          <w:p>
+            <w:pPr>
+              <w:spacing w:line="336" w:lineRule="auto"/>
+              <w:jc w:val="center"/>
+              <w:rPr>
+                <w:rFonts w:hint="default" w:ascii="Times New Roman" w:hAnsi="Times New Roman" w:cs="Times New Roman"/>
+                <w:sz w:val="28"/>
+                <w:szCs w:val="28"/>
+              </w:rPr>
+            </w:pPr>
+            <w:r>
+              <w:rPr>
+                <w:rStyle w:val="11"/>
+                <w:rFonts w:hint="default" w:ascii="Times New Roman" w:hAnsi="Times New Roman" w:cs="Times New Roman" w:eastAsiaTheme="majorEastAsia"/>
+                <w:sz w:val="28"/>
+                <w:szCs w:val="28"/>
+              </w:rPr>
+              <w:t>Hậu điều kiện</w:t>
+            </w:r>
+          </w:p>
+        </w:tc>
+        <w:tc>
+          <w:tcPr>
+            <w:tcW w:w="6430" w:type="dxa"/>
+            <w:vAlign w:val="center"/>
+          </w:tcPr>
+          <w:p>
+            <w:pPr>
+              <w:pStyle w:val="10"/>
+              <w:spacing w:before="0" w:beforeAutospacing="0" w:after="0" w:afterAutospacing="0" w:line="336" w:lineRule="auto"/>
+              <w:jc w:val="both"/>
+              <w:rPr>
+                <w:rFonts w:hint="default" w:ascii="Times New Roman" w:hAnsi="Times New Roman" w:cs="Times New Roman"/>
+                <w:sz w:val="28"/>
+                <w:szCs w:val="28"/>
+                <w:lang w:val="en-US"/>
+              </w:rPr>
+            </w:pPr>
+            <w:r>
+              <w:rPr>
+                <w:rFonts w:hint="default" w:ascii="Times New Roman" w:hAnsi="Times New Roman" w:cs="Times New Roman"/>
+                <w:sz w:val="28"/>
+                <w:szCs w:val="28"/>
+                <w:lang w:val="en-US"/>
+              </w:rPr>
+              <w:t>Ưu đãi mới được thêm vào hệ thống</w:t>
+            </w:r>
+          </w:p>
+        </w:tc>
+      </w:tr>
+      <w:tr>
+        <w:tblPrEx>
+          <w:tblBorders>
+            <w:top w:val="single" w:color="auto" w:sz="4" w:space="0"/>
+            <w:left w:val="single" w:color="auto" w:sz="4" w:space="0"/>
+            <w:bottom w:val="single" w:color="auto" w:sz="4" w:space="0"/>
+            <w:right w:val="single" w:color="auto" w:sz="4" w:space="0"/>
+            <w:insideH w:val="single" w:color="auto" w:sz="4" w:space="0"/>
+            <w:insideV w:val="single" w:color="auto" w:sz="4" w:space="0"/>
+          </w:tblBorders>
+          <w:tblCellMar>
+            <w:top w:w="0" w:type="dxa"/>
+            <w:left w:w="108" w:type="dxa"/>
+            <w:bottom w:w="0" w:type="dxa"/>
+            <w:right w:w="108" w:type="dxa"/>
+          </w:tblCellMar>
+        </w:tblPrEx>
+        <w:trPr>
+          <w:jc w:val="center"/>
+        </w:trPr>
+        <w:tc>
+          <w:tcPr>
+            <w:tcW w:w="2925" w:type="dxa"/>
+            <w:vAlign w:val="center"/>
+          </w:tcPr>
+          <w:p>
+            <w:pPr>
+              <w:spacing w:line="336" w:lineRule="auto"/>
+              <w:jc w:val="center"/>
+              <w:rPr>
+                <w:rFonts w:hint="default" w:ascii="Times New Roman" w:hAnsi="Times New Roman" w:cs="Times New Roman"/>
+                <w:sz w:val="28"/>
+                <w:szCs w:val="28"/>
+              </w:rPr>
+            </w:pPr>
+            <w:r>
+              <w:rPr>
+                <w:rStyle w:val="11"/>
+                <w:rFonts w:hint="default" w:ascii="Times New Roman" w:hAnsi="Times New Roman" w:cs="Times New Roman" w:eastAsiaTheme="majorEastAsia"/>
+                <w:sz w:val="28"/>
+                <w:szCs w:val="28"/>
+              </w:rPr>
+              <w:t>Luồng chính</w:t>
+            </w:r>
+          </w:p>
+        </w:tc>
+        <w:tc>
+          <w:tcPr>
+            <w:tcW w:w="6430" w:type="dxa"/>
+            <w:vAlign w:val="center"/>
+          </w:tcPr>
+          <w:p>
+            <w:pPr>
+              <w:pStyle w:val="10"/>
+              <w:numPr>
+                <w:ilvl w:val="0"/>
+                <w:numId w:val="42"/>
+              </w:numPr>
+              <w:spacing w:before="0" w:beforeAutospacing="0" w:after="0" w:afterAutospacing="0" w:line="336" w:lineRule="auto"/>
+              <w:jc w:val="both"/>
+              <w:rPr>
+                <w:rFonts w:hint="default" w:ascii="Times New Roman" w:hAnsi="Times New Roman" w:cs="Times New Roman"/>
+                <w:sz w:val="28"/>
+                <w:szCs w:val="28"/>
+                <w:lang w:val="en-US"/>
+              </w:rPr>
+            </w:pPr>
+            <w:r>
+              <w:rPr>
+                <w:rFonts w:hint="default" w:ascii="Times New Roman" w:hAnsi="Times New Roman" w:cs="Times New Roman"/>
+                <w:sz w:val="28"/>
+                <w:szCs w:val="28"/>
+                <w:lang w:val="en-US"/>
+              </w:rPr>
+              <w:t>Admin chọn chức năng “Thêm ưu đãi”</w:t>
+            </w:r>
+          </w:p>
+          <w:p>
+            <w:pPr>
+              <w:pStyle w:val="10"/>
+              <w:numPr>
+                <w:ilvl w:val="0"/>
+                <w:numId w:val="42"/>
+              </w:numPr>
+              <w:spacing w:before="0" w:beforeAutospacing="0" w:after="0" w:afterAutospacing="0" w:line="336" w:lineRule="auto"/>
+              <w:jc w:val="both"/>
+              <w:rPr>
+                <w:rFonts w:hint="default" w:ascii="Times New Roman" w:hAnsi="Times New Roman" w:cs="Times New Roman"/>
+                <w:sz w:val="28"/>
+                <w:szCs w:val="28"/>
+                <w:lang w:val="en-US"/>
+              </w:rPr>
+            </w:pPr>
+            <w:r>
+              <w:rPr>
+                <w:rFonts w:hint="default" w:ascii="Times New Roman" w:hAnsi="Times New Roman" w:cs="Times New Roman"/>
+                <w:sz w:val="28"/>
+                <w:szCs w:val="28"/>
+                <w:lang w:val="en-US"/>
+              </w:rPr>
+              <w:t>Hệ thống hiển thị biểu mẫu (form) tạo mới</w:t>
+            </w:r>
+          </w:p>
+          <w:p>
+            <w:pPr>
+              <w:pStyle w:val="10"/>
+              <w:numPr>
+                <w:ilvl w:val="0"/>
+                <w:numId w:val="42"/>
+              </w:numPr>
+              <w:spacing w:before="0" w:beforeAutospacing="0" w:after="0" w:afterAutospacing="0" w:line="336" w:lineRule="auto"/>
+              <w:jc w:val="both"/>
+              <w:rPr>
+                <w:rFonts w:hint="default" w:ascii="Times New Roman" w:hAnsi="Times New Roman" w:cs="Times New Roman"/>
+                <w:sz w:val="28"/>
+                <w:szCs w:val="28"/>
+                <w:lang w:val="en-US"/>
+              </w:rPr>
+            </w:pPr>
+            <w:r>
+              <w:rPr>
+                <w:rFonts w:hint="default" w:ascii="Times New Roman" w:hAnsi="Times New Roman" w:cs="Times New Roman"/>
+                <w:sz w:val="28"/>
+                <w:szCs w:val="28"/>
+                <w:lang w:val="en-US"/>
+              </w:rPr>
+              <w:t>Admin nhập các thông tin ưu đãi mới</w:t>
+            </w:r>
+          </w:p>
+          <w:p>
+            <w:pPr>
+              <w:pStyle w:val="10"/>
+              <w:numPr>
+                <w:ilvl w:val="0"/>
+                <w:numId w:val="42"/>
+              </w:numPr>
+              <w:spacing w:before="0" w:beforeAutospacing="0" w:after="0" w:afterAutospacing="0" w:line="336" w:lineRule="auto"/>
+              <w:jc w:val="both"/>
+              <w:rPr>
+                <w:rFonts w:hint="default" w:ascii="Times New Roman" w:hAnsi="Times New Roman" w:cs="Times New Roman"/>
+                <w:sz w:val="28"/>
+                <w:szCs w:val="28"/>
+                <w:lang w:val="en-US"/>
+              </w:rPr>
+            </w:pPr>
+            <w:r>
+              <w:rPr>
+                <w:rFonts w:hint="default" w:ascii="Times New Roman" w:hAnsi="Times New Roman" w:cs="Times New Roman"/>
+                <w:sz w:val="28"/>
+                <w:szCs w:val="28"/>
+                <w:lang w:val="en-US"/>
+              </w:rPr>
+              <w:t>Admin nhấn nút [Thêm]</w:t>
+            </w:r>
+          </w:p>
+          <w:p>
+            <w:pPr>
+              <w:pStyle w:val="10"/>
+              <w:numPr>
+                <w:ilvl w:val="0"/>
+                <w:numId w:val="42"/>
+              </w:numPr>
+              <w:spacing w:before="0" w:beforeAutospacing="0" w:after="0" w:afterAutospacing="0" w:line="336" w:lineRule="auto"/>
+              <w:jc w:val="both"/>
+              <w:rPr>
+                <w:rFonts w:hint="default" w:ascii="Times New Roman" w:hAnsi="Times New Roman" w:cs="Times New Roman"/>
+                <w:sz w:val="28"/>
+                <w:szCs w:val="28"/>
+                <w:lang w:val="en-US"/>
+              </w:rPr>
+            </w:pPr>
+            <w:r>
+              <w:rPr>
+                <w:rFonts w:hint="default" w:ascii="Times New Roman" w:hAnsi="Times New Roman" w:cs="Times New Roman"/>
+                <w:sz w:val="28"/>
+                <w:szCs w:val="28"/>
+                <w:lang w:val="en-US"/>
+              </w:rPr>
+              <w:t>Hệ thống kiểm tra các trường bắt buộc có bị trống không</w:t>
+            </w:r>
+          </w:p>
+          <w:p>
+            <w:pPr>
+              <w:pStyle w:val="10"/>
+              <w:numPr>
+                <w:ilvl w:val="0"/>
+                <w:numId w:val="42"/>
+              </w:numPr>
+              <w:spacing w:before="0" w:beforeAutospacing="0" w:after="0" w:afterAutospacing="0" w:line="336" w:lineRule="auto"/>
+              <w:jc w:val="both"/>
+              <w:rPr>
+                <w:rFonts w:hint="default" w:ascii="Times New Roman" w:hAnsi="Times New Roman" w:cs="Times New Roman"/>
+                <w:sz w:val="28"/>
+                <w:szCs w:val="28"/>
+                <w:lang w:val="en-US"/>
+              </w:rPr>
+            </w:pPr>
+            <w:r>
+              <w:rPr>
+                <w:rFonts w:hint="default" w:ascii="Times New Roman" w:hAnsi="Times New Roman" w:cs="Times New Roman"/>
+                <w:sz w:val="28"/>
+                <w:szCs w:val="28"/>
+                <w:lang w:val="en-US"/>
+              </w:rPr>
+              <w:t>Nếu đủ các trường bắt buộc thì hệ thống kiểm tra định dạng dữ liệu của các trường có đúng không</w:t>
+            </w:r>
+          </w:p>
+          <w:p>
+            <w:pPr>
+              <w:pStyle w:val="10"/>
+              <w:numPr>
+                <w:ilvl w:val="0"/>
+                <w:numId w:val="42"/>
+              </w:numPr>
+              <w:spacing w:before="0" w:beforeAutospacing="0" w:after="0" w:afterAutospacing="0" w:line="336" w:lineRule="auto"/>
+              <w:jc w:val="both"/>
+              <w:rPr>
+                <w:rFonts w:hint="default" w:ascii="Times New Roman" w:hAnsi="Times New Roman" w:cs="Times New Roman"/>
+                <w:sz w:val="28"/>
+                <w:szCs w:val="28"/>
+                <w:lang w:val="en-US"/>
+              </w:rPr>
+            </w:pPr>
+            <w:r>
+              <w:rPr>
+                <w:rFonts w:hint="default" w:ascii="Times New Roman" w:hAnsi="Times New Roman" w:cs="Times New Roman"/>
+                <w:sz w:val="28"/>
+                <w:szCs w:val="28"/>
+                <w:lang w:val="en-US"/>
+              </w:rPr>
+              <w:t>Nếu hợp lệ, hệ thống kiểm tra trường “Số điểm tối thiểu để nhận ưu đãi” đã tồn tại trong hệ thống chưa</w:t>
+            </w:r>
+          </w:p>
+          <w:p>
+            <w:pPr>
+              <w:pStyle w:val="10"/>
+              <w:numPr>
+                <w:ilvl w:val="0"/>
+                <w:numId w:val="42"/>
+              </w:numPr>
+              <w:spacing w:before="0" w:beforeAutospacing="0" w:after="0" w:afterAutospacing="0" w:line="336" w:lineRule="auto"/>
+              <w:jc w:val="both"/>
+              <w:rPr>
+                <w:rFonts w:hint="default" w:ascii="Times New Roman" w:hAnsi="Times New Roman" w:cs="Times New Roman"/>
+                <w:sz w:val="28"/>
+                <w:szCs w:val="28"/>
+                <w:lang w:val="en-US"/>
+              </w:rPr>
+            </w:pPr>
+            <w:r>
+              <w:rPr>
+                <w:rFonts w:hint="default" w:ascii="Times New Roman" w:hAnsi="Times New Roman" w:cs="Times New Roman"/>
+                <w:sz w:val="28"/>
+                <w:szCs w:val="28"/>
+                <w:lang w:val="en-US"/>
+              </w:rPr>
+              <w:t>Nếu chưa tồn tại, hệ thống tiến hành lưu thông tin ưu đãi mới vào database</w:t>
+            </w:r>
+          </w:p>
+          <w:p>
+            <w:pPr>
+              <w:pStyle w:val="10"/>
+              <w:numPr>
+                <w:ilvl w:val="0"/>
+                <w:numId w:val="42"/>
+              </w:numPr>
+              <w:spacing w:before="0" w:beforeAutospacing="0" w:after="0" w:afterAutospacing="0" w:line="336" w:lineRule="auto"/>
+              <w:jc w:val="both"/>
+              <w:rPr>
+                <w:rFonts w:hint="default" w:ascii="Times New Roman" w:hAnsi="Times New Roman" w:cs="Times New Roman"/>
+                <w:sz w:val="28"/>
+                <w:szCs w:val="28"/>
+                <w:lang w:val="en-US"/>
+              </w:rPr>
+            </w:pPr>
+            <w:r>
+              <w:rPr>
+                <w:rFonts w:hint="default" w:ascii="Times New Roman" w:hAnsi="Times New Roman" w:cs="Times New Roman"/>
+                <w:sz w:val="28"/>
+                <w:szCs w:val="28"/>
+                <w:lang w:val="en-US"/>
+              </w:rPr>
+              <w:t>Hệ thống thông báo thành công</w:t>
+            </w:r>
+          </w:p>
+        </w:tc>
+      </w:tr>
+      <w:tr>
+        <w:tblPrEx>
+          <w:tblBorders>
+            <w:top w:val="single" w:color="auto" w:sz="4" w:space="0"/>
+            <w:left w:val="single" w:color="auto" w:sz="4" w:space="0"/>
+            <w:bottom w:val="single" w:color="auto" w:sz="4" w:space="0"/>
+            <w:right w:val="single" w:color="auto" w:sz="4" w:space="0"/>
+            <w:insideH w:val="single" w:color="auto" w:sz="4" w:space="0"/>
+            <w:insideV w:val="single" w:color="auto" w:sz="4" w:space="0"/>
+          </w:tblBorders>
+          <w:tblCellMar>
+            <w:top w:w="0" w:type="dxa"/>
+            <w:left w:w="108" w:type="dxa"/>
+            <w:bottom w:w="0" w:type="dxa"/>
+            <w:right w:w="108" w:type="dxa"/>
+          </w:tblCellMar>
+        </w:tblPrEx>
+        <w:trPr>
+          <w:jc w:val="center"/>
+        </w:trPr>
+        <w:tc>
+          <w:tcPr>
+            <w:tcW w:w="2925" w:type="dxa"/>
+            <w:vAlign w:val="center"/>
+          </w:tcPr>
+          <w:p>
+            <w:pPr>
+              <w:spacing w:line="336" w:lineRule="auto"/>
+              <w:jc w:val="center"/>
+              <w:rPr>
+                <w:rFonts w:hint="default" w:ascii="Times New Roman" w:hAnsi="Times New Roman" w:cs="Times New Roman"/>
+                <w:sz w:val="28"/>
+                <w:szCs w:val="28"/>
+              </w:rPr>
+            </w:pPr>
+            <w:r>
+              <w:rPr>
+                <w:rStyle w:val="11"/>
+                <w:rFonts w:hint="default" w:ascii="Times New Roman" w:hAnsi="Times New Roman" w:cs="Times New Roman" w:eastAsiaTheme="majorEastAsia"/>
+                <w:sz w:val="28"/>
+                <w:szCs w:val="28"/>
+              </w:rPr>
+              <w:t>Luồng thay thế</w:t>
+            </w:r>
+          </w:p>
+        </w:tc>
+        <w:tc>
+          <w:tcPr>
+            <w:tcW w:w="6430" w:type="dxa"/>
+            <w:vAlign w:val="center"/>
+          </w:tcPr>
+          <w:p>
+            <w:pPr>
+              <w:numPr>
+                <w:ilvl w:val="1"/>
+                <w:numId w:val="17"/>
+              </w:numPr>
+              <w:spacing w:line="336" w:lineRule="auto"/>
+              <w:jc w:val="both"/>
+              <w:rPr>
+                <w:rFonts w:hint="default" w:ascii="Times New Roman" w:hAnsi="Times New Roman" w:cs="Times New Roman"/>
+                <w:sz w:val="28"/>
+                <w:szCs w:val="28"/>
+                <w:lang w:val="en-US"/>
+              </w:rPr>
+            </w:pPr>
+            <w:r>
+              <w:rPr>
+                <w:rFonts w:hint="default" w:ascii="Times New Roman" w:hAnsi="Times New Roman" w:cs="Times New Roman"/>
+                <w:sz w:val="28"/>
+                <w:szCs w:val="28"/>
+                <w:lang w:val="en-US"/>
+              </w:rPr>
+              <w:t>Nếu Admin nhấn nút [Hủy] thì chuyển về màn hình danh sách ưu đãi</w:t>
+            </w:r>
+          </w:p>
+          <w:p>
+            <w:pPr>
+              <w:numPr>
+                <w:ilvl w:val="1"/>
+                <w:numId w:val="21"/>
+              </w:numPr>
+              <w:spacing w:line="336" w:lineRule="auto"/>
+              <w:ind w:leftChars="0"/>
+              <w:jc w:val="both"/>
+              <w:rPr>
+                <w:rFonts w:hint="default" w:ascii="Times New Roman" w:hAnsi="Times New Roman" w:cs="Times New Roman"/>
+                <w:sz w:val="28"/>
+                <w:szCs w:val="28"/>
+                <w:lang w:val="en-US"/>
+              </w:rPr>
+            </w:pPr>
+            <w:r>
+              <w:rPr>
+                <w:rFonts w:hint="default" w:ascii="Times New Roman" w:hAnsi="Times New Roman" w:cs="Times New Roman"/>
+                <w:sz w:val="28"/>
+                <w:szCs w:val="28"/>
+                <w:lang w:val="en-US"/>
+              </w:rPr>
+              <w:t>Nếu thiếu các trường bắt buộc thì hệ thống thông báo lỗi thiếu thông tin bắt buộc đến Admin</w:t>
+            </w:r>
+          </w:p>
+          <w:p>
+            <w:pPr>
+              <w:numPr>
+                <w:ilvl w:val="1"/>
+                <w:numId w:val="15"/>
+              </w:numPr>
+              <w:spacing w:line="336" w:lineRule="auto"/>
+              <w:ind w:leftChars="0"/>
+              <w:jc w:val="both"/>
+              <w:rPr>
+                <w:rFonts w:hint="default" w:ascii="Times New Roman" w:hAnsi="Times New Roman" w:cs="Times New Roman"/>
+                <w:sz w:val="28"/>
+                <w:szCs w:val="28"/>
+                <w:lang w:val="en-US"/>
+              </w:rPr>
+            </w:pPr>
+            <w:r>
+              <w:rPr>
+                <w:rFonts w:hint="default" w:ascii="Times New Roman" w:hAnsi="Times New Roman" w:cs="Times New Roman"/>
+                <w:sz w:val="28"/>
+                <w:szCs w:val="28"/>
+                <w:lang w:val="en-US"/>
+              </w:rPr>
+              <w:t>Nếu định dạng dữ liệu không hợp lệ thì hệ thống thông báo lỗi định dạng dữ liệu không đúng đến Admin</w:t>
+            </w:r>
+          </w:p>
+          <w:p>
+            <w:pPr>
+              <w:numPr>
+                <w:numId w:val="0"/>
+              </w:numPr>
+              <w:spacing w:line="336" w:lineRule="auto"/>
+              <w:ind w:leftChars="0"/>
+              <w:jc w:val="both"/>
+              <w:rPr>
+                <w:rFonts w:hint="default" w:ascii="Times New Roman" w:hAnsi="Times New Roman" w:cs="Times New Roman"/>
+                <w:sz w:val="28"/>
+                <w:szCs w:val="28"/>
+                <w:lang w:val="en-US"/>
+              </w:rPr>
+            </w:pPr>
+            <w:r>
+              <w:rPr>
+                <w:rFonts w:hint="default" w:ascii="Times New Roman" w:hAnsi="Times New Roman" w:cs="Times New Roman"/>
+                <w:sz w:val="28"/>
+                <w:szCs w:val="28"/>
+                <w:lang w:val="en-US"/>
+              </w:rPr>
+              <w:t>7.1 Nếu đã tồn tại thì hệ thống thông báo lỗi số điểm tối thiểu để nhận ưu đãi này đã tồn tại đến Admin</w:t>
+            </w:r>
+          </w:p>
+        </w:tc>
+      </w:tr>
+    </w:tbl>
+    <w:p>
+      <w:pPr>
+        <w:rPr>
+          <w:rFonts w:hint="default"/>
+          <w:lang w:val="en-US"/>
+        </w:rPr>
+      </w:pPr>
+    </w:p>
+    <w:p>
+      <w:pPr>
+        <w:pStyle w:val="6"/>
+        <w:bidi w:val="0"/>
+        <w:rPr>
+          <w:rFonts w:hint="default" w:ascii="Times New Roman" w:hAnsi="Times New Roman" w:cs="Times New Roman"/>
+          <w:lang w:val="en-US"/>
+        </w:rPr>
+      </w:pPr>
+      <w:r>
+        <w:rPr>
+          <w:rFonts w:hint="default" w:ascii="Times New Roman" w:hAnsi="Times New Roman" w:cs="Times New Roman"/>
+          <w:lang w:val="en-US"/>
+        </w:rPr>
+        <w:t>2.2.1.42 Đặc tả usecase cập nhật ưu đãi</w:t>
+      </w:r>
+    </w:p>
+    <w:tbl>
+      <w:tblPr>
+        <w:tblStyle w:val="8"/>
+        <w:tblW w:w="9355" w:type="dxa"/>
+        <w:jc w:val="center"/>
+        <w:tblBorders>
+          <w:top w:val="single" w:color="auto" w:sz="4" w:space="0"/>
+          <w:left w:val="single" w:color="auto" w:sz="4" w:space="0"/>
+          <w:bottom w:val="single" w:color="auto" w:sz="4" w:space="0"/>
+          <w:right w:val="single" w:color="auto" w:sz="4" w:space="0"/>
+          <w:insideH w:val="single" w:color="auto" w:sz="4" w:space="0"/>
+          <w:insideV w:val="single" w:color="auto" w:sz="4" w:space="0"/>
+        </w:tblBorders>
+        <w:tblLayout w:type="autofit"/>
+        <w:tblCellMar>
+          <w:top w:w="0" w:type="dxa"/>
+          <w:left w:w="108" w:type="dxa"/>
+          <w:bottom w:w="0" w:type="dxa"/>
+          <w:right w:w="108" w:type="dxa"/>
+        </w:tblCellMar>
+      </w:tblPr>
+      <w:tblGrid>
+        <w:gridCol w:w="2925"/>
+        <w:gridCol w:w="6430"/>
+      </w:tblGrid>
+      <w:tr>
+        <w:tblPrEx>
+          <w:tblBorders>
+            <w:top w:val="single" w:color="auto" w:sz="4" w:space="0"/>
+            <w:left w:val="single" w:color="auto" w:sz="4" w:space="0"/>
+            <w:bottom w:val="single" w:color="auto" w:sz="4" w:space="0"/>
+            <w:right w:val="single" w:color="auto" w:sz="4" w:space="0"/>
+            <w:insideH w:val="single" w:color="auto" w:sz="4" w:space="0"/>
+            <w:insideV w:val="single" w:color="auto" w:sz="4" w:space="0"/>
+          </w:tblBorders>
+          <w:tblCellMar>
+            <w:top w:w="0" w:type="dxa"/>
+            <w:left w:w="108" w:type="dxa"/>
+            <w:bottom w:w="0" w:type="dxa"/>
+            <w:right w:w="108" w:type="dxa"/>
+          </w:tblCellMar>
+        </w:tblPrEx>
+        <w:trPr>
+          <w:jc w:val="center"/>
+        </w:trPr>
+        <w:tc>
+          <w:tcPr>
+            <w:tcW w:w="2925" w:type="dxa"/>
+            <w:vAlign w:val="center"/>
+          </w:tcPr>
+          <w:p>
+            <w:pPr>
+              <w:spacing w:line="336" w:lineRule="auto"/>
+              <w:jc w:val="center"/>
+              <w:rPr>
+                <w:rFonts w:hint="default" w:ascii="Times New Roman" w:hAnsi="Times New Roman" w:cs="Times New Roman"/>
+                <w:b/>
+                <w:bCs/>
+                <w:sz w:val="28"/>
+                <w:szCs w:val="28"/>
+              </w:rPr>
+            </w:pPr>
+            <w:r>
+              <w:rPr>
+                <w:rStyle w:val="11"/>
+                <w:rFonts w:hint="default" w:ascii="Times New Roman" w:hAnsi="Times New Roman" w:cs="Times New Roman" w:eastAsiaTheme="majorEastAsia"/>
+                <w:sz w:val="28"/>
+                <w:szCs w:val="28"/>
+              </w:rPr>
+              <w:t>Thuộc tính</w:t>
+            </w:r>
+          </w:p>
+        </w:tc>
+        <w:tc>
+          <w:tcPr>
+            <w:tcW w:w="6430" w:type="dxa"/>
+            <w:vAlign w:val="center"/>
+          </w:tcPr>
+          <w:p>
+            <w:pPr>
+              <w:spacing w:line="336" w:lineRule="auto"/>
+              <w:jc w:val="center"/>
+              <w:rPr>
+                <w:rFonts w:hint="default" w:ascii="Times New Roman" w:hAnsi="Times New Roman" w:cs="Times New Roman"/>
+                <w:b/>
+                <w:bCs/>
+                <w:sz w:val="28"/>
+                <w:szCs w:val="28"/>
+              </w:rPr>
+            </w:pPr>
+            <w:r>
+              <w:rPr>
+                <w:rStyle w:val="11"/>
+                <w:rFonts w:hint="default" w:ascii="Times New Roman" w:hAnsi="Times New Roman" w:cs="Times New Roman" w:eastAsiaTheme="majorEastAsia"/>
+                <w:sz w:val="28"/>
+                <w:szCs w:val="28"/>
+              </w:rPr>
+              <w:t>Mô tả</w:t>
+            </w:r>
+          </w:p>
+        </w:tc>
+      </w:tr>
+      <w:tr>
+        <w:tblPrEx>
+          <w:tblBorders>
+            <w:top w:val="single" w:color="auto" w:sz="4" w:space="0"/>
+            <w:left w:val="single" w:color="auto" w:sz="4" w:space="0"/>
+            <w:bottom w:val="single" w:color="auto" w:sz="4" w:space="0"/>
+            <w:right w:val="single" w:color="auto" w:sz="4" w:space="0"/>
+            <w:insideH w:val="single" w:color="auto" w:sz="4" w:space="0"/>
+            <w:insideV w:val="single" w:color="auto" w:sz="4" w:space="0"/>
+          </w:tblBorders>
+          <w:tblCellMar>
+            <w:top w:w="0" w:type="dxa"/>
+            <w:left w:w="108" w:type="dxa"/>
+            <w:bottom w:w="0" w:type="dxa"/>
+            <w:right w:w="108" w:type="dxa"/>
+          </w:tblCellMar>
+        </w:tblPrEx>
+        <w:trPr>
+          <w:jc w:val="center"/>
+        </w:trPr>
+        <w:tc>
+          <w:tcPr>
+            <w:tcW w:w="2925" w:type="dxa"/>
+            <w:vAlign w:val="center"/>
+          </w:tcPr>
+          <w:p>
+            <w:pPr>
+              <w:spacing w:line="336" w:lineRule="auto"/>
+              <w:jc w:val="center"/>
+              <w:rPr>
+                <w:rFonts w:hint="default" w:ascii="Times New Roman" w:hAnsi="Times New Roman" w:cs="Times New Roman"/>
+                <w:sz w:val="28"/>
+                <w:szCs w:val="28"/>
+              </w:rPr>
+            </w:pPr>
+            <w:r>
+              <w:rPr>
+                <w:rStyle w:val="11"/>
+                <w:rFonts w:hint="default" w:ascii="Times New Roman" w:hAnsi="Times New Roman" w:cs="Times New Roman" w:eastAsiaTheme="majorEastAsia"/>
+                <w:sz w:val="28"/>
+                <w:szCs w:val="28"/>
+              </w:rPr>
+              <w:t>Tên Use Case</w:t>
+            </w:r>
+          </w:p>
+        </w:tc>
+        <w:tc>
+          <w:tcPr>
+            <w:tcW w:w="6430" w:type="dxa"/>
+            <w:vAlign w:val="center"/>
+          </w:tcPr>
+          <w:p>
+            <w:pPr>
+              <w:spacing w:line="336" w:lineRule="auto"/>
+              <w:jc w:val="both"/>
+              <w:rPr>
+                <w:rFonts w:hint="default" w:ascii="Times New Roman" w:hAnsi="Times New Roman" w:cs="Times New Roman"/>
+                <w:sz w:val="28"/>
+                <w:szCs w:val="28"/>
+                <w:lang w:val="en-US"/>
+              </w:rPr>
+            </w:pPr>
+            <w:r>
+              <w:rPr>
+                <w:rFonts w:hint="default" w:ascii="Times New Roman" w:hAnsi="Times New Roman" w:cs="Times New Roman"/>
+                <w:sz w:val="28"/>
+                <w:szCs w:val="28"/>
+                <w:lang w:val="en-US"/>
+              </w:rPr>
+              <w:t>Cập nhật ưu đãi</w:t>
+            </w:r>
+          </w:p>
+        </w:tc>
+      </w:tr>
+      <w:tr>
+        <w:tblPrEx>
+          <w:tblBorders>
+            <w:top w:val="single" w:color="auto" w:sz="4" w:space="0"/>
+            <w:left w:val="single" w:color="auto" w:sz="4" w:space="0"/>
+            <w:bottom w:val="single" w:color="auto" w:sz="4" w:space="0"/>
+            <w:right w:val="single" w:color="auto" w:sz="4" w:space="0"/>
+            <w:insideH w:val="single" w:color="auto" w:sz="4" w:space="0"/>
+            <w:insideV w:val="single" w:color="auto" w:sz="4" w:space="0"/>
+          </w:tblBorders>
+          <w:tblCellMar>
+            <w:top w:w="0" w:type="dxa"/>
+            <w:left w:w="108" w:type="dxa"/>
+            <w:bottom w:w="0" w:type="dxa"/>
+            <w:right w:w="108" w:type="dxa"/>
+          </w:tblCellMar>
+        </w:tblPrEx>
+        <w:trPr>
+          <w:jc w:val="center"/>
+        </w:trPr>
+        <w:tc>
+          <w:tcPr>
+            <w:tcW w:w="2925" w:type="dxa"/>
+            <w:vAlign w:val="center"/>
+          </w:tcPr>
+          <w:p>
+            <w:pPr>
+              <w:spacing w:line="336" w:lineRule="auto"/>
+              <w:jc w:val="center"/>
+              <w:rPr>
+                <w:rFonts w:hint="default" w:ascii="Times New Roman" w:hAnsi="Times New Roman" w:cs="Times New Roman"/>
+                <w:sz w:val="28"/>
+                <w:szCs w:val="28"/>
+              </w:rPr>
+            </w:pPr>
+            <w:r>
+              <w:rPr>
+                <w:rStyle w:val="11"/>
+                <w:rFonts w:hint="default" w:ascii="Times New Roman" w:hAnsi="Times New Roman" w:cs="Times New Roman" w:eastAsiaTheme="majorEastAsia"/>
+                <w:sz w:val="28"/>
+                <w:szCs w:val="28"/>
+              </w:rPr>
+              <w:t>Mô tả</w:t>
+            </w:r>
+          </w:p>
+        </w:tc>
+        <w:tc>
+          <w:tcPr>
+            <w:tcW w:w="6430" w:type="dxa"/>
+            <w:vAlign w:val="center"/>
+          </w:tcPr>
+          <w:p>
+            <w:pPr>
+              <w:pStyle w:val="10"/>
+              <w:spacing w:before="0" w:beforeAutospacing="0" w:after="0" w:afterAutospacing="0" w:line="336" w:lineRule="auto"/>
+              <w:jc w:val="both"/>
+              <w:rPr>
+                <w:rFonts w:hint="default" w:ascii="Times New Roman" w:hAnsi="Times New Roman" w:cs="Times New Roman"/>
+                <w:sz w:val="28"/>
+                <w:szCs w:val="28"/>
+                <w:lang w:val="en-US"/>
+              </w:rPr>
+            </w:pPr>
+            <w:r>
+              <w:rPr>
+                <w:rFonts w:hint="default" w:ascii="Times New Roman" w:hAnsi="Times New Roman" w:cs="Times New Roman"/>
+                <w:sz w:val="28"/>
+                <w:szCs w:val="28"/>
+                <w:lang w:val="en-US"/>
+              </w:rPr>
+              <w:t>Admin cập nhật thông tin một ưu đãi hiện có trong hệ thống</w:t>
+            </w:r>
+          </w:p>
+        </w:tc>
+      </w:tr>
+      <w:tr>
+        <w:tblPrEx>
+          <w:tblBorders>
+            <w:top w:val="single" w:color="auto" w:sz="4" w:space="0"/>
+            <w:left w:val="single" w:color="auto" w:sz="4" w:space="0"/>
+            <w:bottom w:val="single" w:color="auto" w:sz="4" w:space="0"/>
+            <w:right w:val="single" w:color="auto" w:sz="4" w:space="0"/>
+            <w:insideH w:val="single" w:color="auto" w:sz="4" w:space="0"/>
+            <w:insideV w:val="single" w:color="auto" w:sz="4" w:space="0"/>
+          </w:tblBorders>
+          <w:tblCellMar>
+            <w:top w:w="0" w:type="dxa"/>
+            <w:left w:w="108" w:type="dxa"/>
+            <w:bottom w:w="0" w:type="dxa"/>
+            <w:right w:w="108" w:type="dxa"/>
+          </w:tblCellMar>
+        </w:tblPrEx>
+        <w:trPr>
+          <w:jc w:val="center"/>
+        </w:trPr>
+        <w:tc>
+          <w:tcPr>
+            <w:tcW w:w="2925" w:type="dxa"/>
+            <w:vAlign w:val="center"/>
+          </w:tcPr>
+          <w:p>
+            <w:pPr>
+              <w:spacing w:line="336" w:lineRule="auto"/>
+              <w:jc w:val="center"/>
+              <w:rPr>
+                <w:rFonts w:hint="default" w:ascii="Times New Roman" w:hAnsi="Times New Roman" w:cs="Times New Roman"/>
+                <w:sz w:val="28"/>
+                <w:szCs w:val="28"/>
+              </w:rPr>
+            </w:pPr>
+            <w:r>
+              <w:rPr>
+                <w:rStyle w:val="11"/>
+                <w:rFonts w:hint="default" w:ascii="Times New Roman" w:hAnsi="Times New Roman" w:cs="Times New Roman" w:eastAsiaTheme="majorEastAsia"/>
+                <w:sz w:val="28"/>
+                <w:szCs w:val="28"/>
+              </w:rPr>
+              <w:t>Tác nhân chính</w:t>
+            </w:r>
+          </w:p>
+        </w:tc>
+        <w:tc>
+          <w:tcPr>
+            <w:tcW w:w="6430" w:type="dxa"/>
+            <w:vAlign w:val="center"/>
+          </w:tcPr>
+          <w:p>
+            <w:pPr>
+              <w:spacing w:line="336" w:lineRule="auto"/>
+              <w:jc w:val="both"/>
+              <w:rPr>
+                <w:rFonts w:hint="default" w:ascii="Times New Roman" w:hAnsi="Times New Roman" w:cs="Times New Roman"/>
+                <w:sz w:val="28"/>
+                <w:szCs w:val="28"/>
+                <w:lang w:val="en-US"/>
+              </w:rPr>
+            </w:pPr>
+            <w:r>
+              <w:rPr>
+                <w:rFonts w:hint="default" w:ascii="Times New Roman" w:hAnsi="Times New Roman" w:cs="Times New Roman"/>
+                <w:sz w:val="28"/>
+                <w:szCs w:val="28"/>
+                <w:lang w:val="en-US"/>
+              </w:rPr>
+              <w:t>Admin</w:t>
+            </w:r>
+          </w:p>
+        </w:tc>
+      </w:tr>
+      <w:tr>
+        <w:tblPrEx>
+          <w:tblBorders>
+            <w:top w:val="single" w:color="auto" w:sz="4" w:space="0"/>
+            <w:left w:val="single" w:color="auto" w:sz="4" w:space="0"/>
+            <w:bottom w:val="single" w:color="auto" w:sz="4" w:space="0"/>
+            <w:right w:val="single" w:color="auto" w:sz="4" w:space="0"/>
+            <w:insideH w:val="single" w:color="auto" w:sz="4" w:space="0"/>
+            <w:insideV w:val="single" w:color="auto" w:sz="4" w:space="0"/>
+          </w:tblBorders>
+          <w:tblCellMar>
+            <w:top w:w="0" w:type="dxa"/>
+            <w:left w:w="108" w:type="dxa"/>
+            <w:bottom w:w="0" w:type="dxa"/>
+            <w:right w:w="108" w:type="dxa"/>
+          </w:tblCellMar>
+        </w:tblPrEx>
+        <w:trPr>
+          <w:jc w:val="center"/>
+        </w:trPr>
+        <w:tc>
+          <w:tcPr>
+            <w:tcW w:w="2925" w:type="dxa"/>
+            <w:vAlign w:val="center"/>
+          </w:tcPr>
+          <w:p>
+            <w:pPr>
+              <w:spacing w:line="336" w:lineRule="auto"/>
+              <w:jc w:val="center"/>
+              <w:rPr>
+                <w:rFonts w:hint="default" w:ascii="Times New Roman" w:hAnsi="Times New Roman" w:cs="Times New Roman"/>
+                <w:sz w:val="28"/>
+                <w:szCs w:val="28"/>
+              </w:rPr>
+            </w:pPr>
+            <w:r>
+              <w:rPr>
+                <w:rStyle w:val="11"/>
+                <w:rFonts w:hint="default" w:ascii="Times New Roman" w:hAnsi="Times New Roman" w:cs="Times New Roman" w:eastAsiaTheme="majorEastAsia"/>
+                <w:sz w:val="28"/>
+                <w:szCs w:val="28"/>
+              </w:rPr>
+              <w:t>Tiền điều kiện</w:t>
+            </w:r>
+          </w:p>
+        </w:tc>
+        <w:tc>
+          <w:tcPr>
+            <w:tcW w:w="6430" w:type="dxa"/>
+            <w:vAlign w:val="center"/>
+          </w:tcPr>
+          <w:p>
+            <w:pPr>
+              <w:spacing w:line="336" w:lineRule="auto"/>
+              <w:jc w:val="both"/>
+              <w:rPr>
+                <w:rFonts w:hint="default" w:ascii="Times New Roman" w:hAnsi="Times New Roman" w:cs="Times New Roman"/>
+                <w:sz w:val="28"/>
+                <w:szCs w:val="28"/>
+                <w:lang w:val="en-US"/>
+              </w:rPr>
+            </w:pPr>
+            <w:r>
+              <w:rPr>
+                <w:rFonts w:hint="default" w:ascii="Times New Roman" w:hAnsi="Times New Roman" w:cs="Times New Roman"/>
+                <w:sz w:val="28"/>
+                <w:szCs w:val="28"/>
+                <w:lang w:val="en-US"/>
+              </w:rPr>
+              <w:t>Admin đã đăng nhập vào hệ thống và đang xem danh sách ưu đãi</w:t>
+            </w:r>
+          </w:p>
+        </w:tc>
+      </w:tr>
+      <w:tr>
+        <w:tblPrEx>
+          <w:tblBorders>
+            <w:top w:val="single" w:color="auto" w:sz="4" w:space="0"/>
+            <w:left w:val="single" w:color="auto" w:sz="4" w:space="0"/>
+            <w:bottom w:val="single" w:color="auto" w:sz="4" w:space="0"/>
+            <w:right w:val="single" w:color="auto" w:sz="4" w:space="0"/>
+            <w:insideH w:val="single" w:color="auto" w:sz="4" w:space="0"/>
+            <w:insideV w:val="single" w:color="auto" w:sz="4" w:space="0"/>
+          </w:tblBorders>
+          <w:tblCellMar>
+            <w:top w:w="0" w:type="dxa"/>
+            <w:left w:w="108" w:type="dxa"/>
+            <w:bottom w:w="0" w:type="dxa"/>
+            <w:right w:w="108" w:type="dxa"/>
+          </w:tblCellMar>
+        </w:tblPrEx>
+        <w:trPr>
+          <w:jc w:val="center"/>
+        </w:trPr>
+        <w:tc>
+          <w:tcPr>
+            <w:tcW w:w="2925" w:type="dxa"/>
+            <w:vAlign w:val="center"/>
+          </w:tcPr>
+          <w:p>
+            <w:pPr>
+              <w:spacing w:line="336" w:lineRule="auto"/>
+              <w:jc w:val="center"/>
+              <w:rPr>
+                <w:rFonts w:hint="default" w:ascii="Times New Roman" w:hAnsi="Times New Roman" w:cs="Times New Roman"/>
+                <w:sz w:val="28"/>
+                <w:szCs w:val="28"/>
+              </w:rPr>
+            </w:pPr>
+            <w:r>
+              <w:rPr>
+                <w:rStyle w:val="11"/>
+                <w:rFonts w:hint="default" w:ascii="Times New Roman" w:hAnsi="Times New Roman" w:cs="Times New Roman" w:eastAsiaTheme="majorEastAsia"/>
+                <w:sz w:val="28"/>
+                <w:szCs w:val="28"/>
+              </w:rPr>
+              <w:t>Hậu điều kiện</w:t>
+            </w:r>
+          </w:p>
+        </w:tc>
+        <w:tc>
+          <w:tcPr>
+            <w:tcW w:w="6430" w:type="dxa"/>
+            <w:vAlign w:val="center"/>
+          </w:tcPr>
+          <w:p>
+            <w:pPr>
+              <w:pStyle w:val="10"/>
+              <w:spacing w:before="0" w:beforeAutospacing="0" w:after="0" w:afterAutospacing="0" w:line="336" w:lineRule="auto"/>
+              <w:jc w:val="both"/>
+              <w:rPr>
+                <w:rFonts w:hint="default" w:ascii="Times New Roman" w:hAnsi="Times New Roman" w:cs="Times New Roman"/>
+                <w:sz w:val="28"/>
+                <w:szCs w:val="28"/>
+                <w:lang w:val="en-US"/>
+              </w:rPr>
+            </w:pPr>
+            <w:r>
+              <w:rPr>
+                <w:rFonts w:hint="default" w:ascii="Times New Roman" w:hAnsi="Times New Roman" w:cs="Times New Roman"/>
+                <w:sz w:val="28"/>
+                <w:szCs w:val="28"/>
+                <w:lang w:val="en-US"/>
+              </w:rPr>
+              <w:t>Thông tin ưu đãi được chọn được cập nhật vào hệ thống</w:t>
+            </w:r>
+          </w:p>
+        </w:tc>
+      </w:tr>
+      <w:tr>
+        <w:tblPrEx>
+          <w:tblBorders>
+            <w:top w:val="single" w:color="auto" w:sz="4" w:space="0"/>
+            <w:left w:val="single" w:color="auto" w:sz="4" w:space="0"/>
+            <w:bottom w:val="single" w:color="auto" w:sz="4" w:space="0"/>
+            <w:right w:val="single" w:color="auto" w:sz="4" w:space="0"/>
+            <w:insideH w:val="single" w:color="auto" w:sz="4" w:space="0"/>
+            <w:insideV w:val="single" w:color="auto" w:sz="4" w:space="0"/>
+          </w:tblBorders>
+          <w:tblCellMar>
+            <w:top w:w="0" w:type="dxa"/>
+            <w:left w:w="108" w:type="dxa"/>
+            <w:bottom w:w="0" w:type="dxa"/>
+            <w:right w:w="108" w:type="dxa"/>
+          </w:tblCellMar>
+        </w:tblPrEx>
+        <w:trPr>
+          <w:jc w:val="center"/>
+        </w:trPr>
+        <w:tc>
+          <w:tcPr>
+            <w:tcW w:w="2925" w:type="dxa"/>
+            <w:vAlign w:val="center"/>
+          </w:tcPr>
+          <w:p>
+            <w:pPr>
+              <w:spacing w:line="336" w:lineRule="auto"/>
+              <w:jc w:val="center"/>
+              <w:rPr>
+                <w:rFonts w:hint="default" w:ascii="Times New Roman" w:hAnsi="Times New Roman" w:cs="Times New Roman"/>
+                <w:sz w:val="28"/>
+                <w:szCs w:val="28"/>
+              </w:rPr>
+            </w:pPr>
+            <w:r>
+              <w:rPr>
+                <w:rStyle w:val="11"/>
+                <w:rFonts w:hint="default" w:ascii="Times New Roman" w:hAnsi="Times New Roman" w:cs="Times New Roman" w:eastAsiaTheme="majorEastAsia"/>
+                <w:sz w:val="28"/>
+                <w:szCs w:val="28"/>
+              </w:rPr>
+              <w:t>Luồng chính</w:t>
+            </w:r>
+          </w:p>
+        </w:tc>
+        <w:tc>
+          <w:tcPr>
+            <w:tcW w:w="6430" w:type="dxa"/>
+            <w:vAlign w:val="center"/>
+          </w:tcPr>
+          <w:p>
+            <w:pPr>
+              <w:pStyle w:val="10"/>
+              <w:numPr>
+                <w:ilvl w:val="0"/>
+                <w:numId w:val="43"/>
+              </w:numPr>
+              <w:spacing w:before="0" w:beforeAutospacing="0" w:after="0" w:afterAutospacing="0" w:line="336" w:lineRule="auto"/>
+              <w:jc w:val="both"/>
+              <w:rPr>
+                <w:rFonts w:hint="default" w:ascii="Times New Roman" w:hAnsi="Times New Roman" w:cs="Times New Roman"/>
+                <w:sz w:val="28"/>
+                <w:szCs w:val="28"/>
+                <w:lang w:val="en-US"/>
+              </w:rPr>
+            </w:pPr>
+            <w:r>
+              <w:rPr>
+                <w:rFonts w:hint="default" w:ascii="Times New Roman" w:hAnsi="Times New Roman" w:cs="Times New Roman"/>
+                <w:sz w:val="28"/>
+                <w:szCs w:val="28"/>
+                <w:lang w:val="en-US"/>
+              </w:rPr>
+              <w:t>Admin chọn ưu đãi cần cập nhật</w:t>
+            </w:r>
+          </w:p>
+          <w:p>
+            <w:pPr>
+              <w:pStyle w:val="10"/>
+              <w:numPr>
+                <w:ilvl w:val="0"/>
+                <w:numId w:val="43"/>
+              </w:numPr>
+              <w:spacing w:before="0" w:beforeAutospacing="0" w:after="0" w:afterAutospacing="0" w:line="336" w:lineRule="auto"/>
+              <w:jc w:val="both"/>
+              <w:rPr>
+                <w:rFonts w:hint="default" w:ascii="Times New Roman" w:hAnsi="Times New Roman" w:cs="Times New Roman"/>
+                <w:sz w:val="28"/>
+                <w:szCs w:val="28"/>
+                <w:lang w:val="en-US"/>
+              </w:rPr>
+            </w:pPr>
+            <w:r>
+              <w:rPr>
+                <w:rFonts w:hint="default" w:ascii="Times New Roman" w:hAnsi="Times New Roman" w:cs="Times New Roman"/>
+                <w:sz w:val="28"/>
+                <w:szCs w:val="28"/>
+                <w:lang w:val="en-US"/>
+              </w:rPr>
+              <w:t>Admin chọn chức năng “Cập nhật”</w:t>
+            </w:r>
+          </w:p>
+          <w:p>
+            <w:pPr>
+              <w:pStyle w:val="10"/>
+              <w:numPr>
+                <w:ilvl w:val="0"/>
+                <w:numId w:val="43"/>
+              </w:numPr>
+              <w:spacing w:before="0" w:beforeAutospacing="0" w:after="0" w:afterAutospacing="0" w:line="336" w:lineRule="auto"/>
+              <w:jc w:val="both"/>
+              <w:rPr>
+                <w:rFonts w:hint="default" w:ascii="Times New Roman" w:hAnsi="Times New Roman" w:cs="Times New Roman"/>
+                <w:sz w:val="28"/>
+                <w:szCs w:val="28"/>
+                <w:lang w:val="en-US"/>
+              </w:rPr>
+            </w:pPr>
+            <w:r>
+              <w:rPr>
+                <w:rFonts w:hint="default" w:ascii="Times New Roman" w:hAnsi="Times New Roman" w:cs="Times New Roman"/>
+                <w:sz w:val="28"/>
+                <w:szCs w:val="28"/>
+                <w:lang w:val="en-US"/>
+              </w:rPr>
+              <w:t>Hệ thống hiển thị biểu mẫu (form) chứa thông tin hiện tại của ưu đãi</w:t>
+            </w:r>
+          </w:p>
+          <w:p>
+            <w:pPr>
+              <w:pStyle w:val="10"/>
+              <w:numPr>
+                <w:ilvl w:val="0"/>
+                <w:numId w:val="43"/>
+              </w:numPr>
+              <w:spacing w:before="0" w:beforeAutospacing="0" w:after="0" w:afterAutospacing="0" w:line="336" w:lineRule="auto"/>
+              <w:jc w:val="both"/>
+              <w:rPr>
+                <w:rFonts w:hint="default" w:ascii="Times New Roman" w:hAnsi="Times New Roman" w:cs="Times New Roman"/>
+                <w:sz w:val="28"/>
+                <w:szCs w:val="28"/>
+                <w:lang w:val="en-US"/>
+              </w:rPr>
+            </w:pPr>
+            <w:r>
+              <w:rPr>
+                <w:rFonts w:hint="default" w:ascii="Times New Roman" w:hAnsi="Times New Roman" w:cs="Times New Roman"/>
+                <w:sz w:val="28"/>
+                <w:szCs w:val="28"/>
+                <w:lang w:val="en-US"/>
+              </w:rPr>
+              <w:t>Admin chỉnh sửa các thông tin cần cập nhật</w:t>
+            </w:r>
+          </w:p>
+          <w:p>
+            <w:pPr>
+              <w:pStyle w:val="10"/>
+              <w:numPr>
+                <w:ilvl w:val="0"/>
+                <w:numId w:val="43"/>
+              </w:numPr>
+              <w:spacing w:before="0" w:beforeAutospacing="0" w:after="0" w:afterAutospacing="0" w:line="336" w:lineRule="auto"/>
+              <w:jc w:val="both"/>
+              <w:rPr>
+                <w:rFonts w:hint="default" w:ascii="Times New Roman" w:hAnsi="Times New Roman" w:cs="Times New Roman"/>
+                <w:sz w:val="28"/>
+                <w:szCs w:val="28"/>
+                <w:lang w:val="en-US"/>
+              </w:rPr>
+            </w:pPr>
+            <w:r>
+              <w:rPr>
+                <w:rFonts w:hint="default" w:ascii="Times New Roman" w:hAnsi="Times New Roman" w:cs="Times New Roman"/>
+                <w:sz w:val="28"/>
+                <w:szCs w:val="28"/>
+                <w:lang w:val="en-US"/>
+              </w:rPr>
+              <w:t>Admin nhấn nút [Cập nhật]</w:t>
+            </w:r>
+          </w:p>
+          <w:p>
+            <w:pPr>
+              <w:pStyle w:val="10"/>
+              <w:numPr>
+                <w:ilvl w:val="0"/>
+                <w:numId w:val="43"/>
+              </w:numPr>
+              <w:spacing w:before="0" w:beforeAutospacing="0" w:after="0" w:afterAutospacing="0" w:line="336" w:lineRule="auto"/>
+              <w:jc w:val="both"/>
+              <w:rPr>
+                <w:rFonts w:hint="default" w:ascii="Times New Roman" w:hAnsi="Times New Roman" w:cs="Times New Roman"/>
+                <w:sz w:val="28"/>
+                <w:szCs w:val="28"/>
+                <w:lang w:val="en-US"/>
+              </w:rPr>
+            </w:pPr>
+            <w:r>
+              <w:rPr>
+                <w:rFonts w:hint="default" w:ascii="Times New Roman" w:hAnsi="Times New Roman" w:cs="Times New Roman"/>
+                <w:sz w:val="28"/>
+                <w:szCs w:val="28"/>
+                <w:lang w:val="en-US"/>
+              </w:rPr>
+              <w:t>Hệ thống hiển thị hộp thoại xác nhận</w:t>
+            </w:r>
+          </w:p>
+          <w:p>
+            <w:pPr>
+              <w:pStyle w:val="10"/>
+              <w:numPr>
+                <w:ilvl w:val="0"/>
+                <w:numId w:val="43"/>
+              </w:numPr>
+              <w:spacing w:before="0" w:beforeAutospacing="0" w:after="0" w:afterAutospacing="0" w:line="336" w:lineRule="auto"/>
+              <w:jc w:val="both"/>
+              <w:rPr>
+                <w:rFonts w:hint="default" w:ascii="Times New Roman" w:hAnsi="Times New Roman" w:cs="Times New Roman"/>
+                <w:sz w:val="28"/>
+                <w:szCs w:val="28"/>
+                <w:lang w:val="en-US"/>
+              </w:rPr>
+            </w:pPr>
+            <w:r>
+              <w:rPr>
+                <w:rFonts w:hint="default" w:ascii="Times New Roman" w:hAnsi="Times New Roman" w:cs="Times New Roman"/>
+                <w:sz w:val="28"/>
+                <w:szCs w:val="28"/>
+                <w:lang w:val="en-US"/>
+              </w:rPr>
+              <w:t>Admin chọn “Đồng ý”</w:t>
+            </w:r>
+          </w:p>
+          <w:p>
+            <w:pPr>
+              <w:pStyle w:val="10"/>
+              <w:numPr>
+                <w:ilvl w:val="0"/>
+                <w:numId w:val="43"/>
+              </w:numPr>
+              <w:spacing w:before="0" w:beforeAutospacing="0" w:after="0" w:afterAutospacing="0" w:line="336" w:lineRule="auto"/>
+              <w:jc w:val="both"/>
+              <w:rPr>
+                <w:rFonts w:hint="default" w:ascii="Times New Roman" w:hAnsi="Times New Roman" w:cs="Times New Roman"/>
+                <w:sz w:val="28"/>
+                <w:szCs w:val="28"/>
+                <w:lang w:val="en-US"/>
+              </w:rPr>
+            </w:pPr>
+            <w:r>
+              <w:rPr>
+                <w:rFonts w:hint="default" w:ascii="Times New Roman" w:hAnsi="Times New Roman" w:cs="Times New Roman"/>
+                <w:sz w:val="28"/>
+                <w:szCs w:val="28"/>
+                <w:lang w:val="en-US"/>
+              </w:rPr>
+              <w:t>Hệ thống kiểm tra các trường bắt buộc có bị trống không</w:t>
+            </w:r>
+          </w:p>
+          <w:p>
+            <w:pPr>
+              <w:pStyle w:val="10"/>
+              <w:numPr>
+                <w:ilvl w:val="0"/>
+                <w:numId w:val="43"/>
+              </w:numPr>
+              <w:spacing w:before="0" w:beforeAutospacing="0" w:after="0" w:afterAutospacing="0" w:line="336" w:lineRule="auto"/>
+              <w:jc w:val="both"/>
+              <w:rPr>
+                <w:rFonts w:hint="default" w:ascii="Times New Roman" w:hAnsi="Times New Roman" w:cs="Times New Roman"/>
+                <w:sz w:val="28"/>
+                <w:szCs w:val="28"/>
+                <w:lang w:val="en-US"/>
+              </w:rPr>
+            </w:pPr>
+            <w:r>
+              <w:rPr>
+                <w:rFonts w:hint="default" w:ascii="Times New Roman" w:hAnsi="Times New Roman" w:cs="Times New Roman"/>
+                <w:sz w:val="28"/>
+                <w:szCs w:val="28"/>
+                <w:lang w:val="en-US"/>
+              </w:rPr>
+              <w:t>Nếu không trống, hệ thống kiểm tra định dạng dữ liệu có hợp lệ không</w:t>
+            </w:r>
+          </w:p>
+          <w:p>
+            <w:pPr>
+              <w:pStyle w:val="10"/>
+              <w:numPr>
+                <w:ilvl w:val="0"/>
+                <w:numId w:val="43"/>
+              </w:numPr>
+              <w:spacing w:before="0" w:beforeAutospacing="0" w:after="0" w:afterAutospacing="0" w:line="336" w:lineRule="auto"/>
+              <w:jc w:val="both"/>
+              <w:rPr>
+                <w:rFonts w:hint="default" w:ascii="Times New Roman" w:hAnsi="Times New Roman" w:cs="Times New Roman"/>
+                <w:sz w:val="28"/>
+                <w:szCs w:val="28"/>
+                <w:lang w:val="en-US"/>
+              </w:rPr>
+            </w:pPr>
+            <w:r>
+              <w:rPr>
+                <w:rFonts w:hint="default" w:ascii="Times New Roman" w:hAnsi="Times New Roman" w:cs="Times New Roman"/>
+                <w:sz w:val="28"/>
+                <w:szCs w:val="28"/>
+                <w:lang w:val="en-US"/>
+              </w:rPr>
+              <w:t>Nếu hợp lệ, hệ thống kiếm tra số điểm tối thiểu để nhận ưu đãi có trùng với các ưu đãi khác không</w:t>
+            </w:r>
+          </w:p>
+          <w:p>
+            <w:pPr>
+              <w:pStyle w:val="10"/>
+              <w:numPr>
+                <w:ilvl w:val="0"/>
+                <w:numId w:val="43"/>
+              </w:numPr>
+              <w:spacing w:before="0" w:beforeAutospacing="0" w:after="0" w:afterAutospacing="0" w:line="336" w:lineRule="auto"/>
+              <w:jc w:val="both"/>
+              <w:rPr>
+                <w:rFonts w:hint="default" w:ascii="Times New Roman" w:hAnsi="Times New Roman" w:cs="Times New Roman"/>
+                <w:sz w:val="28"/>
+                <w:szCs w:val="28"/>
+                <w:lang w:val="en-US"/>
+              </w:rPr>
+            </w:pPr>
+            <w:r>
+              <w:rPr>
+                <w:rFonts w:hint="default" w:ascii="Times New Roman" w:hAnsi="Times New Roman" w:cs="Times New Roman"/>
+                <w:sz w:val="28"/>
+                <w:szCs w:val="28"/>
+                <w:lang w:val="en-US"/>
+              </w:rPr>
+              <w:t>Nếu không trùng, hệ thống tiến hành lưu thông tin mới của ưu đãi vào database</w:t>
+            </w:r>
+          </w:p>
+          <w:p>
+            <w:pPr>
+              <w:pStyle w:val="10"/>
+              <w:numPr>
+                <w:ilvl w:val="0"/>
+                <w:numId w:val="43"/>
+              </w:numPr>
+              <w:spacing w:before="0" w:beforeAutospacing="0" w:after="0" w:afterAutospacing="0" w:line="336" w:lineRule="auto"/>
+              <w:jc w:val="both"/>
+              <w:rPr>
+                <w:rFonts w:hint="default" w:ascii="Times New Roman" w:hAnsi="Times New Roman" w:cs="Times New Roman"/>
+                <w:sz w:val="28"/>
+                <w:szCs w:val="28"/>
+                <w:lang w:val="en-US"/>
+              </w:rPr>
+            </w:pPr>
+            <w:r>
+              <w:rPr>
+                <w:rFonts w:hint="default" w:ascii="Times New Roman" w:hAnsi="Times New Roman" w:cs="Times New Roman"/>
+                <w:sz w:val="28"/>
+                <w:szCs w:val="28"/>
+                <w:lang w:val="en-US"/>
+              </w:rPr>
+              <w:t>Hệ thống thông báo thành công</w:t>
+            </w:r>
+          </w:p>
+        </w:tc>
+      </w:tr>
+      <w:tr>
+        <w:tblPrEx>
+          <w:tblBorders>
+            <w:top w:val="single" w:color="auto" w:sz="4" w:space="0"/>
+            <w:left w:val="single" w:color="auto" w:sz="4" w:space="0"/>
+            <w:bottom w:val="single" w:color="auto" w:sz="4" w:space="0"/>
+            <w:right w:val="single" w:color="auto" w:sz="4" w:space="0"/>
+            <w:insideH w:val="single" w:color="auto" w:sz="4" w:space="0"/>
+            <w:insideV w:val="single" w:color="auto" w:sz="4" w:space="0"/>
+          </w:tblBorders>
+          <w:tblCellMar>
+            <w:top w:w="0" w:type="dxa"/>
+            <w:left w:w="108" w:type="dxa"/>
+            <w:bottom w:w="0" w:type="dxa"/>
+            <w:right w:w="108" w:type="dxa"/>
+          </w:tblCellMar>
+        </w:tblPrEx>
+        <w:trPr>
+          <w:jc w:val="center"/>
+        </w:trPr>
+        <w:tc>
+          <w:tcPr>
+            <w:tcW w:w="2925" w:type="dxa"/>
+            <w:vAlign w:val="center"/>
+          </w:tcPr>
+          <w:p>
+            <w:pPr>
+              <w:spacing w:line="336" w:lineRule="auto"/>
+              <w:jc w:val="center"/>
+              <w:rPr>
+                <w:rFonts w:hint="default" w:ascii="Times New Roman" w:hAnsi="Times New Roman" w:cs="Times New Roman"/>
+                <w:sz w:val="28"/>
+                <w:szCs w:val="28"/>
+              </w:rPr>
+            </w:pPr>
+            <w:r>
+              <w:rPr>
+                <w:rStyle w:val="11"/>
+                <w:rFonts w:hint="default" w:ascii="Times New Roman" w:hAnsi="Times New Roman" w:cs="Times New Roman" w:eastAsiaTheme="majorEastAsia"/>
+                <w:sz w:val="28"/>
+                <w:szCs w:val="28"/>
+              </w:rPr>
+              <w:t>Luồng thay thế</w:t>
+            </w:r>
+          </w:p>
+        </w:tc>
+        <w:tc>
+          <w:tcPr>
+            <w:tcW w:w="6430" w:type="dxa"/>
+            <w:vAlign w:val="center"/>
+          </w:tcPr>
+          <w:p>
+            <w:pPr>
+              <w:numPr>
+                <w:ilvl w:val="1"/>
+                <w:numId w:val="41"/>
+              </w:numPr>
+              <w:spacing w:line="336" w:lineRule="auto"/>
+              <w:jc w:val="both"/>
+              <w:rPr>
+                <w:rFonts w:hint="default" w:ascii="Times New Roman" w:hAnsi="Times New Roman" w:cs="Times New Roman"/>
+                <w:sz w:val="28"/>
+                <w:szCs w:val="28"/>
+                <w:lang w:val="en-US"/>
+              </w:rPr>
+            </w:pPr>
+            <w:r>
+              <w:rPr>
+                <w:rFonts w:hint="default" w:ascii="Times New Roman" w:hAnsi="Times New Roman" w:cs="Times New Roman"/>
+                <w:sz w:val="28"/>
+                <w:szCs w:val="28"/>
+                <w:lang w:val="en-US"/>
+              </w:rPr>
+              <w:t>Nếu Admin nhấn nút [Hủy] thì quay trở về màn hình danh sách ưu đãi</w:t>
+            </w:r>
+          </w:p>
+          <w:p>
+            <w:pPr>
+              <w:numPr>
+                <w:ilvl w:val="1"/>
+                <w:numId w:val="2"/>
+              </w:numPr>
+              <w:spacing w:line="336" w:lineRule="auto"/>
+              <w:ind w:leftChars="0"/>
+              <w:jc w:val="both"/>
+              <w:rPr>
+                <w:rFonts w:hint="default" w:ascii="Times New Roman" w:hAnsi="Times New Roman" w:cs="Times New Roman"/>
+                <w:sz w:val="28"/>
+                <w:szCs w:val="28"/>
+                <w:lang w:val="en-US"/>
+              </w:rPr>
+            </w:pPr>
+            <w:r>
+              <w:rPr>
+                <w:rFonts w:hint="default" w:ascii="Times New Roman" w:hAnsi="Times New Roman" w:cs="Times New Roman"/>
+                <w:sz w:val="28"/>
+                <w:szCs w:val="28"/>
+                <w:lang w:val="en-US"/>
+              </w:rPr>
+              <w:t>Nếu Admin chọn “Hủy” hệ thống đóng hộp thoại xác nhận và quay về biểu mẫu cập nhật</w:t>
+            </w:r>
+          </w:p>
+          <w:p>
+            <w:pPr>
+              <w:numPr>
+                <w:ilvl w:val="1"/>
+                <w:numId w:val="25"/>
+              </w:numPr>
+              <w:spacing w:line="336" w:lineRule="auto"/>
+              <w:ind w:leftChars="0"/>
+              <w:jc w:val="both"/>
+              <w:rPr>
+                <w:rFonts w:hint="default" w:ascii="Times New Roman" w:hAnsi="Times New Roman" w:cs="Times New Roman"/>
+                <w:sz w:val="28"/>
+                <w:szCs w:val="28"/>
+                <w:lang w:val="en-US"/>
+              </w:rPr>
+            </w:pPr>
+            <w:r>
+              <w:rPr>
+                <w:rFonts w:hint="default" w:ascii="Times New Roman" w:hAnsi="Times New Roman" w:cs="Times New Roman"/>
+                <w:sz w:val="28"/>
+                <w:szCs w:val="28"/>
+                <w:lang w:val="en-US"/>
+              </w:rPr>
+              <w:t>Nếu trống thì hệ thống thông báo thiếu dữ liệu bắt buộc đến Admin</w:t>
+            </w:r>
+          </w:p>
+          <w:p>
+            <w:pPr>
+              <w:numPr>
+                <w:ilvl w:val="1"/>
+                <w:numId w:val="42"/>
+              </w:numPr>
+              <w:spacing w:line="336" w:lineRule="auto"/>
+              <w:ind w:leftChars="0"/>
+              <w:jc w:val="both"/>
+              <w:rPr>
+                <w:rFonts w:hint="default" w:ascii="Times New Roman" w:hAnsi="Times New Roman" w:cs="Times New Roman"/>
+                <w:sz w:val="28"/>
+                <w:szCs w:val="28"/>
+                <w:lang w:val="en-US"/>
+              </w:rPr>
+            </w:pPr>
+            <w:r>
+              <w:rPr>
+                <w:rFonts w:hint="default" w:ascii="Times New Roman" w:hAnsi="Times New Roman" w:cs="Times New Roman"/>
+                <w:sz w:val="28"/>
+                <w:szCs w:val="28"/>
+                <w:lang w:val="en-US"/>
+              </w:rPr>
+              <w:t>Nếu không hợp lệ thì hệ thống thông báo lỗi định dạng dữ liệu không hợp lên đến Admin</w:t>
+            </w:r>
+          </w:p>
+          <w:p>
+            <w:pPr>
+              <w:numPr>
+                <w:numId w:val="0"/>
+              </w:numPr>
+              <w:spacing w:line="336" w:lineRule="auto"/>
+              <w:ind w:leftChars="0"/>
+              <w:jc w:val="both"/>
+              <w:rPr>
+                <w:rFonts w:hint="default" w:ascii="Times New Roman" w:hAnsi="Times New Roman" w:cs="Times New Roman"/>
+                <w:sz w:val="28"/>
+                <w:szCs w:val="28"/>
+                <w:lang w:val="en-US"/>
+              </w:rPr>
+            </w:pPr>
+            <w:r>
+              <w:rPr>
+                <w:rFonts w:hint="default" w:ascii="Times New Roman" w:hAnsi="Times New Roman" w:cs="Times New Roman"/>
+                <w:sz w:val="28"/>
+                <w:szCs w:val="28"/>
+                <w:lang w:val="en-US"/>
+              </w:rPr>
+              <w:t>10.1 Nếu có hệ thống thông báo lỗi số điểm tối thiểu để nhận ưu đãi đã tồn tại đến Admin</w:t>
+            </w:r>
+          </w:p>
+        </w:tc>
+      </w:tr>
+    </w:tbl>
+    <w:p>
+      <w:pPr>
+        <w:rPr>
+          <w:rFonts w:hint="default"/>
+          <w:lang w:val="en-US"/>
+        </w:rPr>
+      </w:pPr>
+    </w:p>
+    <w:p>
+      <w:pPr>
+        <w:pStyle w:val="6"/>
+        <w:bidi w:val="0"/>
+        <w:rPr>
+          <w:rFonts w:hint="default" w:ascii="Times New Roman" w:hAnsi="Times New Roman" w:cs="Times New Roman"/>
+          <w:lang w:val="en-US"/>
+        </w:rPr>
+      </w:pPr>
+      <w:r>
+        <w:rPr>
+          <w:rFonts w:hint="default" w:ascii="Times New Roman" w:hAnsi="Times New Roman" w:cs="Times New Roman"/>
+          <w:lang w:val="en-US"/>
+        </w:rPr>
+        <w:t>2.2.1.43 Đặc tả usecase xóa ưu đãi</w:t>
+      </w:r>
+    </w:p>
+    <w:tbl>
+      <w:tblPr>
+        <w:tblStyle w:val="8"/>
+        <w:tblW w:w="9355" w:type="dxa"/>
+        <w:jc w:val="center"/>
+        <w:tblBorders>
+          <w:top w:val="single" w:color="auto" w:sz="4" w:space="0"/>
+          <w:left w:val="single" w:color="auto" w:sz="4" w:space="0"/>
+          <w:bottom w:val="single" w:color="auto" w:sz="4" w:space="0"/>
+          <w:right w:val="single" w:color="auto" w:sz="4" w:space="0"/>
+          <w:insideH w:val="single" w:color="auto" w:sz="4" w:space="0"/>
+          <w:insideV w:val="single" w:color="auto" w:sz="4" w:space="0"/>
+        </w:tblBorders>
+        <w:tblLayout w:type="autofit"/>
+        <w:tblCellMar>
+          <w:top w:w="0" w:type="dxa"/>
+          <w:left w:w="108" w:type="dxa"/>
+          <w:bottom w:w="0" w:type="dxa"/>
+          <w:right w:w="108" w:type="dxa"/>
+        </w:tblCellMar>
+      </w:tblPr>
+      <w:tblGrid>
+        <w:gridCol w:w="2925"/>
+        <w:gridCol w:w="6430"/>
+      </w:tblGrid>
+      <w:tr>
+        <w:tblPrEx>
+          <w:tblBorders>
+            <w:top w:val="single" w:color="auto" w:sz="4" w:space="0"/>
+            <w:left w:val="single" w:color="auto" w:sz="4" w:space="0"/>
+            <w:bottom w:val="single" w:color="auto" w:sz="4" w:space="0"/>
+            <w:right w:val="single" w:color="auto" w:sz="4" w:space="0"/>
+            <w:insideH w:val="single" w:color="auto" w:sz="4" w:space="0"/>
+            <w:insideV w:val="single" w:color="auto" w:sz="4" w:space="0"/>
+          </w:tblBorders>
+          <w:tblCellMar>
+            <w:top w:w="0" w:type="dxa"/>
+            <w:left w:w="108" w:type="dxa"/>
+            <w:bottom w:w="0" w:type="dxa"/>
+            <w:right w:w="108" w:type="dxa"/>
+          </w:tblCellMar>
+        </w:tblPrEx>
+        <w:trPr>
+          <w:jc w:val="center"/>
+        </w:trPr>
+        <w:tc>
+          <w:tcPr>
+            <w:tcW w:w="2925" w:type="dxa"/>
+            <w:vAlign w:val="center"/>
+          </w:tcPr>
+          <w:p>
+            <w:pPr>
+              <w:spacing w:line="336" w:lineRule="auto"/>
+              <w:jc w:val="center"/>
+              <w:rPr>
+                <w:rFonts w:hint="default" w:ascii="Times New Roman" w:hAnsi="Times New Roman" w:cs="Times New Roman"/>
+                <w:b/>
+                <w:bCs/>
+                <w:sz w:val="28"/>
+                <w:szCs w:val="28"/>
+              </w:rPr>
+            </w:pPr>
+            <w:r>
+              <w:rPr>
+                <w:rStyle w:val="11"/>
+                <w:rFonts w:hint="default" w:ascii="Times New Roman" w:hAnsi="Times New Roman" w:cs="Times New Roman" w:eastAsiaTheme="majorEastAsia"/>
+                <w:sz w:val="28"/>
+                <w:szCs w:val="28"/>
+              </w:rPr>
+              <w:t>Thuộc tính</w:t>
+            </w:r>
+          </w:p>
+        </w:tc>
+        <w:tc>
+          <w:tcPr>
+            <w:tcW w:w="6430" w:type="dxa"/>
+            <w:vAlign w:val="center"/>
+          </w:tcPr>
+          <w:p>
+            <w:pPr>
+              <w:spacing w:line="336" w:lineRule="auto"/>
+              <w:jc w:val="center"/>
+              <w:rPr>
+                <w:rFonts w:hint="default" w:ascii="Times New Roman" w:hAnsi="Times New Roman" w:cs="Times New Roman"/>
+                <w:b/>
+                <w:bCs/>
+                <w:sz w:val="28"/>
+                <w:szCs w:val="28"/>
+              </w:rPr>
+            </w:pPr>
+            <w:r>
+              <w:rPr>
+                <w:rStyle w:val="11"/>
+                <w:rFonts w:hint="default" w:ascii="Times New Roman" w:hAnsi="Times New Roman" w:cs="Times New Roman" w:eastAsiaTheme="majorEastAsia"/>
+                <w:sz w:val="28"/>
+                <w:szCs w:val="28"/>
+              </w:rPr>
+              <w:t>Mô tả</w:t>
+            </w:r>
+          </w:p>
+        </w:tc>
+      </w:tr>
+      <w:tr>
+        <w:tblPrEx>
+          <w:tblBorders>
+            <w:top w:val="single" w:color="auto" w:sz="4" w:space="0"/>
+            <w:left w:val="single" w:color="auto" w:sz="4" w:space="0"/>
+            <w:bottom w:val="single" w:color="auto" w:sz="4" w:space="0"/>
+            <w:right w:val="single" w:color="auto" w:sz="4" w:space="0"/>
+            <w:insideH w:val="single" w:color="auto" w:sz="4" w:space="0"/>
+            <w:insideV w:val="single" w:color="auto" w:sz="4" w:space="0"/>
+          </w:tblBorders>
+          <w:tblCellMar>
+            <w:top w:w="0" w:type="dxa"/>
+            <w:left w:w="108" w:type="dxa"/>
+            <w:bottom w:w="0" w:type="dxa"/>
+            <w:right w:w="108" w:type="dxa"/>
+          </w:tblCellMar>
+        </w:tblPrEx>
+        <w:trPr>
+          <w:jc w:val="center"/>
+        </w:trPr>
+        <w:tc>
+          <w:tcPr>
+            <w:tcW w:w="2925" w:type="dxa"/>
+            <w:vAlign w:val="center"/>
+          </w:tcPr>
+          <w:p>
+            <w:pPr>
+              <w:spacing w:line="336" w:lineRule="auto"/>
+              <w:jc w:val="center"/>
+              <w:rPr>
+                <w:rFonts w:hint="default" w:ascii="Times New Roman" w:hAnsi="Times New Roman" w:cs="Times New Roman"/>
+                <w:sz w:val="28"/>
+                <w:szCs w:val="28"/>
+              </w:rPr>
+            </w:pPr>
+            <w:r>
+              <w:rPr>
+                <w:rStyle w:val="11"/>
+                <w:rFonts w:hint="default" w:ascii="Times New Roman" w:hAnsi="Times New Roman" w:cs="Times New Roman" w:eastAsiaTheme="majorEastAsia"/>
+                <w:sz w:val="28"/>
+                <w:szCs w:val="28"/>
+              </w:rPr>
+              <w:t>Tên Use Case</w:t>
+            </w:r>
+          </w:p>
+        </w:tc>
+        <w:tc>
+          <w:tcPr>
+            <w:tcW w:w="6430" w:type="dxa"/>
+            <w:vAlign w:val="center"/>
+          </w:tcPr>
+          <w:p>
+            <w:pPr>
+              <w:spacing w:line="336" w:lineRule="auto"/>
+              <w:jc w:val="both"/>
+              <w:rPr>
+                <w:rFonts w:hint="default" w:ascii="Times New Roman" w:hAnsi="Times New Roman" w:cs="Times New Roman"/>
+                <w:sz w:val="28"/>
+                <w:szCs w:val="28"/>
+                <w:lang w:val="en-US"/>
+              </w:rPr>
+            </w:pPr>
+            <w:r>
+              <w:rPr>
+                <w:rFonts w:hint="default" w:ascii="Times New Roman" w:hAnsi="Times New Roman" w:cs="Times New Roman"/>
+                <w:sz w:val="28"/>
+                <w:szCs w:val="28"/>
+                <w:lang w:val="en-US"/>
+              </w:rPr>
+              <w:t>Xóa ưu đãi</w:t>
+            </w:r>
+          </w:p>
+        </w:tc>
+      </w:tr>
+      <w:tr>
+        <w:tblPrEx>
+          <w:tblBorders>
+            <w:top w:val="single" w:color="auto" w:sz="4" w:space="0"/>
+            <w:left w:val="single" w:color="auto" w:sz="4" w:space="0"/>
+            <w:bottom w:val="single" w:color="auto" w:sz="4" w:space="0"/>
+            <w:right w:val="single" w:color="auto" w:sz="4" w:space="0"/>
+            <w:insideH w:val="single" w:color="auto" w:sz="4" w:space="0"/>
+            <w:insideV w:val="single" w:color="auto" w:sz="4" w:space="0"/>
+          </w:tblBorders>
+          <w:tblCellMar>
+            <w:top w:w="0" w:type="dxa"/>
+            <w:left w:w="108" w:type="dxa"/>
+            <w:bottom w:w="0" w:type="dxa"/>
+            <w:right w:w="108" w:type="dxa"/>
+          </w:tblCellMar>
+        </w:tblPrEx>
+        <w:trPr>
+          <w:jc w:val="center"/>
+        </w:trPr>
+        <w:tc>
+          <w:tcPr>
+            <w:tcW w:w="2925" w:type="dxa"/>
+            <w:vAlign w:val="center"/>
+          </w:tcPr>
+          <w:p>
+            <w:pPr>
+              <w:spacing w:line="336" w:lineRule="auto"/>
+              <w:jc w:val="center"/>
+              <w:rPr>
+                <w:rFonts w:hint="default" w:ascii="Times New Roman" w:hAnsi="Times New Roman" w:cs="Times New Roman"/>
+                <w:sz w:val="28"/>
+                <w:szCs w:val="28"/>
+              </w:rPr>
+            </w:pPr>
+            <w:r>
+              <w:rPr>
+                <w:rStyle w:val="11"/>
+                <w:rFonts w:hint="default" w:ascii="Times New Roman" w:hAnsi="Times New Roman" w:cs="Times New Roman" w:eastAsiaTheme="majorEastAsia"/>
+                <w:sz w:val="28"/>
+                <w:szCs w:val="28"/>
+              </w:rPr>
+              <w:t>Mô tả</w:t>
+            </w:r>
+          </w:p>
+        </w:tc>
+        <w:tc>
+          <w:tcPr>
+            <w:tcW w:w="6430" w:type="dxa"/>
+            <w:vAlign w:val="center"/>
+          </w:tcPr>
+          <w:p>
+            <w:pPr>
+              <w:pStyle w:val="10"/>
+              <w:spacing w:before="0" w:beforeAutospacing="0" w:after="0" w:afterAutospacing="0" w:line="336" w:lineRule="auto"/>
+              <w:jc w:val="both"/>
+              <w:rPr>
+                <w:rFonts w:hint="default" w:ascii="Times New Roman" w:hAnsi="Times New Roman" w:cs="Times New Roman"/>
+                <w:sz w:val="28"/>
+                <w:szCs w:val="28"/>
+                <w:lang w:val="en-US"/>
+              </w:rPr>
+            </w:pPr>
+            <w:r>
+              <w:rPr>
+                <w:rFonts w:hint="default" w:ascii="Times New Roman" w:hAnsi="Times New Roman" w:cs="Times New Roman"/>
+                <w:sz w:val="28"/>
+                <w:szCs w:val="28"/>
+                <w:lang w:val="en-US"/>
+              </w:rPr>
+              <w:t>Admin xóa một ưu đãi khỏi hệ thống</w:t>
+            </w:r>
+          </w:p>
+        </w:tc>
+      </w:tr>
+      <w:tr>
+        <w:tblPrEx>
+          <w:tblBorders>
+            <w:top w:val="single" w:color="auto" w:sz="4" w:space="0"/>
+            <w:left w:val="single" w:color="auto" w:sz="4" w:space="0"/>
+            <w:bottom w:val="single" w:color="auto" w:sz="4" w:space="0"/>
+            <w:right w:val="single" w:color="auto" w:sz="4" w:space="0"/>
+            <w:insideH w:val="single" w:color="auto" w:sz="4" w:space="0"/>
+            <w:insideV w:val="single" w:color="auto" w:sz="4" w:space="0"/>
+          </w:tblBorders>
+          <w:tblCellMar>
+            <w:top w:w="0" w:type="dxa"/>
+            <w:left w:w="108" w:type="dxa"/>
+            <w:bottom w:w="0" w:type="dxa"/>
+            <w:right w:w="108" w:type="dxa"/>
+          </w:tblCellMar>
+        </w:tblPrEx>
+        <w:trPr>
+          <w:jc w:val="center"/>
+        </w:trPr>
+        <w:tc>
+          <w:tcPr>
+            <w:tcW w:w="2925" w:type="dxa"/>
+            <w:vAlign w:val="center"/>
+          </w:tcPr>
+          <w:p>
+            <w:pPr>
+              <w:spacing w:line="336" w:lineRule="auto"/>
+              <w:jc w:val="center"/>
+              <w:rPr>
+                <w:rFonts w:hint="default" w:ascii="Times New Roman" w:hAnsi="Times New Roman" w:cs="Times New Roman"/>
+                <w:sz w:val="28"/>
+                <w:szCs w:val="28"/>
+              </w:rPr>
+            </w:pPr>
+            <w:r>
+              <w:rPr>
+                <w:rStyle w:val="11"/>
+                <w:rFonts w:hint="default" w:ascii="Times New Roman" w:hAnsi="Times New Roman" w:cs="Times New Roman" w:eastAsiaTheme="majorEastAsia"/>
+                <w:sz w:val="28"/>
+                <w:szCs w:val="28"/>
+              </w:rPr>
+              <w:t>Tác nhân chính</w:t>
+            </w:r>
+          </w:p>
+        </w:tc>
+        <w:tc>
+          <w:tcPr>
+            <w:tcW w:w="6430" w:type="dxa"/>
+            <w:vAlign w:val="center"/>
+          </w:tcPr>
+          <w:p>
+            <w:pPr>
+              <w:spacing w:line="336" w:lineRule="auto"/>
+              <w:jc w:val="both"/>
+              <w:rPr>
+                <w:rFonts w:hint="default" w:ascii="Times New Roman" w:hAnsi="Times New Roman" w:cs="Times New Roman"/>
+                <w:sz w:val="28"/>
+                <w:szCs w:val="28"/>
+                <w:lang w:val="en-US"/>
+              </w:rPr>
+            </w:pPr>
+            <w:r>
+              <w:rPr>
+                <w:rFonts w:hint="default" w:ascii="Times New Roman" w:hAnsi="Times New Roman" w:cs="Times New Roman"/>
+                <w:sz w:val="28"/>
+                <w:szCs w:val="28"/>
+                <w:lang w:val="en-US"/>
+              </w:rPr>
+              <w:t>Admin</w:t>
+            </w:r>
+          </w:p>
+        </w:tc>
+      </w:tr>
+      <w:tr>
+        <w:tblPrEx>
+          <w:tblBorders>
+            <w:top w:val="single" w:color="auto" w:sz="4" w:space="0"/>
+            <w:left w:val="single" w:color="auto" w:sz="4" w:space="0"/>
+            <w:bottom w:val="single" w:color="auto" w:sz="4" w:space="0"/>
+            <w:right w:val="single" w:color="auto" w:sz="4" w:space="0"/>
+            <w:insideH w:val="single" w:color="auto" w:sz="4" w:space="0"/>
+            <w:insideV w:val="single" w:color="auto" w:sz="4" w:space="0"/>
+          </w:tblBorders>
+          <w:tblCellMar>
+            <w:top w:w="0" w:type="dxa"/>
+            <w:left w:w="108" w:type="dxa"/>
+            <w:bottom w:w="0" w:type="dxa"/>
+            <w:right w:w="108" w:type="dxa"/>
+          </w:tblCellMar>
+        </w:tblPrEx>
+        <w:trPr>
+          <w:jc w:val="center"/>
+        </w:trPr>
+        <w:tc>
+          <w:tcPr>
+            <w:tcW w:w="2925" w:type="dxa"/>
+            <w:vAlign w:val="center"/>
+          </w:tcPr>
+          <w:p>
+            <w:pPr>
+              <w:spacing w:line="336" w:lineRule="auto"/>
+              <w:jc w:val="center"/>
+              <w:rPr>
+                <w:rFonts w:hint="default" w:ascii="Times New Roman" w:hAnsi="Times New Roman" w:cs="Times New Roman"/>
+                <w:sz w:val="28"/>
+                <w:szCs w:val="28"/>
+              </w:rPr>
+            </w:pPr>
+            <w:r>
+              <w:rPr>
+                <w:rStyle w:val="11"/>
+                <w:rFonts w:hint="default" w:ascii="Times New Roman" w:hAnsi="Times New Roman" w:cs="Times New Roman" w:eastAsiaTheme="majorEastAsia"/>
+                <w:sz w:val="28"/>
+                <w:szCs w:val="28"/>
+              </w:rPr>
+              <w:t>Tiền điều kiện</w:t>
+            </w:r>
+          </w:p>
+        </w:tc>
+        <w:tc>
+          <w:tcPr>
+            <w:tcW w:w="6430" w:type="dxa"/>
+            <w:vAlign w:val="center"/>
+          </w:tcPr>
+          <w:p>
+            <w:pPr>
+              <w:spacing w:line="336" w:lineRule="auto"/>
+              <w:jc w:val="both"/>
+              <w:rPr>
+                <w:rFonts w:hint="default" w:ascii="Times New Roman" w:hAnsi="Times New Roman" w:cs="Times New Roman"/>
+                <w:sz w:val="28"/>
+                <w:szCs w:val="28"/>
+                <w:lang w:val="en-US"/>
+              </w:rPr>
+            </w:pPr>
+            <w:r>
+              <w:rPr>
+                <w:rFonts w:hint="default" w:ascii="Times New Roman" w:hAnsi="Times New Roman" w:cs="Times New Roman"/>
+                <w:sz w:val="28"/>
+                <w:szCs w:val="28"/>
+                <w:lang w:val="en-US"/>
+              </w:rPr>
+              <w:t>Admin đã đăng nhập vào hệ thống và đang xem danh sách ưu đãi</w:t>
+            </w:r>
+          </w:p>
+        </w:tc>
+      </w:tr>
+      <w:tr>
+        <w:tblPrEx>
+          <w:tblBorders>
+            <w:top w:val="single" w:color="auto" w:sz="4" w:space="0"/>
+            <w:left w:val="single" w:color="auto" w:sz="4" w:space="0"/>
+            <w:bottom w:val="single" w:color="auto" w:sz="4" w:space="0"/>
+            <w:right w:val="single" w:color="auto" w:sz="4" w:space="0"/>
+            <w:insideH w:val="single" w:color="auto" w:sz="4" w:space="0"/>
+            <w:insideV w:val="single" w:color="auto" w:sz="4" w:space="0"/>
+          </w:tblBorders>
+          <w:tblCellMar>
+            <w:top w:w="0" w:type="dxa"/>
+            <w:left w:w="108" w:type="dxa"/>
+            <w:bottom w:w="0" w:type="dxa"/>
+            <w:right w:w="108" w:type="dxa"/>
+          </w:tblCellMar>
+        </w:tblPrEx>
+        <w:trPr>
+          <w:jc w:val="center"/>
+        </w:trPr>
+        <w:tc>
+          <w:tcPr>
+            <w:tcW w:w="2925" w:type="dxa"/>
+            <w:vAlign w:val="center"/>
+          </w:tcPr>
+          <w:p>
+            <w:pPr>
+              <w:spacing w:line="336" w:lineRule="auto"/>
+              <w:jc w:val="center"/>
+              <w:rPr>
+                <w:rFonts w:hint="default" w:ascii="Times New Roman" w:hAnsi="Times New Roman" w:cs="Times New Roman"/>
+                <w:sz w:val="28"/>
+                <w:szCs w:val="28"/>
+              </w:rPr>
+            </w:pPr>
+            <w:r>
+              <w:rPr>
+                <w:rStyle w:val="11"/>
+                <w:rFonts w:hint="default" w:ascii="Times New Roman" w:hAnsi="Times New Roman" w:cs="Times New Roman" w:eastAsiaTheme="majorEastAsia"/>
+                <w:sz w:val="28"/>
+                <w:szCs w:val="28"/>
+              </w:rPr>
+              <w:t>Hậu điều kiện</w:t>
+            </w:r>
+          </w:p>
+        </w:tc>
+        <w:tc>
+          <w:tcPr>
+            <w:tcW w:w="6430" w:type="dxa"/>
+            <w:vAlign w:val="center"/>
+          </w:tcPr>
+          <w:p>
+            <w:pPr>
+              <w:pStyle w:val="10"/>
+              <w:spacing w:before="0" w:beforeAutospacing="0" w:after="0" w:afterAutospacing="0" w:line="336" w:lineRule="auto"/>
+              <w:jc w:val="both"/>
+              <w:rPr>
+                <w:rFonts w:hint="default" w:ascii="Times New Roman" w:hAnsi="Times New Roman" w:cs="Times New Roman"/>
+                <w:sz w:val="28"/>
+                <w:szCs w:val="28"/>
+                <w:lang w:val="en-US"/>
+              </w:rPr>
+            </w:pPr>
+            <w:r>
+              <w:rPr>
+                <w:rFonts w:hint="default" w:ascii="Times New Roman" w:hAnsi="Times New Roman" w:cs="Times New Roman"/>
+                <w:sz w:val="28"/>
+                <w:szCs w:val="28"/>
+                <w:lang w:val="en-US"/>
+              </w:rPr>
+              <w:t>Ưu đãi được chọn được xóa khỏi hệ thống</w:t>
+            </w:r>
+          </w:p>
+        </w:tc>
+      </w:tr>
+      <w:tr>
+        <w:tblPrEx>
+          <w:tblBorders>
+            <w:top w:val="single" w:color="auto" w:sz="4" w:space="0"/>
+            <w:left w:val="single" w:color="auto" w:sz="4" w:space="0"/>
+            <w:bottom w:val="single" w:color="auto" w:sz="4" w:space="0"/>
+            <w:right w:val="single" w:color="auto" w:sz="4" w:space="0"/>
+            <w:insideH w:val="single" w:color="auto" w:sz="4" w:space="0"/>
+            <w:insideV w:val="single" w:color="auto" w:sz="4" w:space="0"/>
+          </w:tblBorders>
+          <w:tblCellMar>
+            <w:top w:w="0" w:type="dxa"/>
+            <w:left w:w="108" w:type="dxa"/>
+            <w:bottom w:w="0" w:type="dxa"/>
+            <w:right w:w="108" w:type="dxa"/>
+          </w:tblCellMar>
+        </w:tblPrEx>
+        <w:trPr>
+          <w:jc w:val="center"/>
+        </w:trPr>
+        <w:tc>
+          <w:tcPr>
+            <w:tcW w:w="2925" w:type="dxa"/>
+            <w:vAlign w:val="center"/>
+          </w:tcPr>
+          <w:p>
+            <w:pPr>
+              <w:spacing w:line="336" w:lineRule="auto"/>
+              <w:jc w:val="center"/>
+              <w:rPr>
+                <w:rFonts w:hint="default" w:ascii="Times New Roman" w:hAnsi="Times New Roman" w:cs="Times New Roman"/>
+                <w:sz w:val="28"/>
+                <w:szCs w:val="28"/>
+              </w:rPr>
+            </w:pPr>
+            <w:r>
+              <w:rPr>
+                <w:rStyle w:val="11"/>
+                <w:rFonts w:hint="default" w:ascii="Times New Roman" w:hAnsi="Times New Roman" w:cs="Times New Roman" w:eastAsiaTheme="majorEastAsia"/>
+                <w:sz w:val="28"/>
+                <w:szCs w:val="28"/>
+              </w:rPr>
+              <w:t>Luồng chính</w:t>
+            </w:r>
+          </w:p>
+        </w:tc>
+        <w:tc>
+          <w:tcPr>
+            <w:tcW w:w="6430" w:type="dxa"/>
+            <w:vAlign w:val="center"/>
+          </w:tcPr>
+          <w:p>
+            <w:pPr>
+              <w:pStyle w:val="10"/>
+              <w:numPr>
+                <w:ilvl w:val="0"/>
+                <w:numId w:val="44"/>
+              </w:numPr>
+              <w:spacing w:before="0" w:beforeAutospacing="0" w:after="0" w:afterAutospacing="0" w:line="336" w:lineRule="auto"/>
+              <w:jc w:val="both"/>
+              <w:rPr>
+                <w:rFonts w:hint="default" w:ascii="Times New Roman" w:hAnsi="Times New Roman" w:cs="Times New Roman"/>
+                <w:sz w:val="28"/>
+                <w:szCs w:val="28"/>
+                <w:lang w:val="en-US"/>
+              </w:rPr>
+            </w:pPr>
+            <w:r>
+              <w:rPr>
+                <w:rFonts w:hint="default" w:ascii="Times New Roman" w:hAnsi="Times New Roman" w:cs="Times New Roman"/>
+                <w:sz w:val="28"/>
+                <w:szCs w:val="28"/>
+                <w:lang w:val="en-US"/>
+              </w:rPr>
+              <w:t>Admin chọn ưu đãi cần xóa</w:t>
+            </w:r>
+          </w:p>
+          <w:p>
+            <w:pPr>
+              <w:pStyle w:val="10"/>
+              <w:numPr>
+                <w:ilvl w:val="0"/>
+                <w:numId w:val="44"/>
+              </w:numPr>
+              <w:spacing w:before="0" w:beforeAutospacing="0" w:after="0" w:afterAutospacing="0" w:line="336" w:lineRule="auto"/>
+              <w:jc w:val="both"/>
+              <w:rPr>
+                <w:rFonts w:hint="default" w:ascii="Times New Roman" w:hAnsi="Times New Roman" w:cs="Times New Roman"/>
+                <w:sz w:val="28"/>
+                <w:szCs w:val="28"/>
+                <w:lang w:val="en-US"/>
+              </w:rPr>
+            </w:pPr>
+            <w:r>
+              <w:rPr>
+                <w:rFonts w:hint="default" w:ascii="Times New Roman" w:hAnsi="Times New Roman" w:cs="Times New Roman"/>
+                <w:sz w:val="28"/>
+                <w:szCs w:val="28"/>
+                <w:lang w:val="en-US"/>
+              </w:rPr>
+              <w:t>Admin nhấn nút [Xóa ưu đãi]</w:t>
+            </w:r>
+          </w:p>
+          <w:p>
+            <w:pPr>
+              <w:pStyle w:val="10"/>
+              <w:numPr>
+                <w:ilvl w:val="0"/>
+                <w:numId w:val="44"/>
+              </w:numPr>
+              <w:spacing w:before="0" w:beforeAutospacing="0" w:after="0" w:afterAutospacing="0" w:line="336" w:lineRule="auto"/>
+              <w:jc w:val="both"/>
+              <w:rPr>
+                <w:rFonts w:hint="default" w:ascii="Times New Roman" w:hAnsi="Times New Roman" w:cs="Times New Roman"/>
+                <w:sz w:val="28"/>
+                <w:szCs w:val="28"/>
+                <w:lang w:val="en-US"/>
+              </w:rPr>
+            </w:pPr>
+            <w:r>
+              <w:rPr>
+                <w:rFonts w:hint="default" w:ascii="Times New Roman" w:hAnsi="Times New Roman" w:cs="Times New Roman"/>
+                <w:sz w:val="28"/>
+                <w:szCs w:val="28"/>
+                <w:lang w:val="en-US"/>
+              </w:rPr>
+              <w:t>Hệ thống hiển thị hộp thoại xác nhận</w:t>
+            </w:r>
+          </w:p>
+          <w:p>
+            <w:pPr>
+              <w:pStyle w:val="10"/>
+              <w:numPr>
+                <w:ilvl w:val="0"/>
+                <w:numId w:val="44"/>
+              </w:numPr>
+              <w:spacing w:before="0" w:beforeAutospacing="0" w:after="0" w:afterAutospacing="0" w:line="336" w:lineRule="auto"/>
+              <w:jc w:val="both"/>
+              <w:rPr>
+                <w:rFonts w:hint="default" w:ascii="Times New Roman" w:hAnsi="Times New Roman" w:cs="Times New Roman"/>
+                <w:sz w:val="28"/>
+                <w:szCs w:val="28"/>
+                <w:lang w:val="en-US"/>
+              </w:rPr>
+            </w:pPr>
+            <w:r>
+              <w:rPr>
+                <w:rFonts w:hint="default" w:ascii="Times New Roman" w:hAnsi="Times New Roman" w:cs="Times New Roman"/>
+                <w:sz w:val="28"/>
+                <w:szCs w:val="28"/>
+                <w:lang w:val="en-US"/>
+              </w:rPr>
+              <w:t>Admin chọn “Đồng ý”</w:t>
+            </w:r>
+          </w:p>
+          <w:p>
+            <w:pPr>
+              <w:pStyle w:val="10"/>
+              <w:numPr>
+                <w:ilvl w:val="0"/>
+                <w:numId w:val="44"/>
+              </w:numPr>
+              <w:spacing w:before="0" w:beforeAutospacing="0" w:after="0" w:afterAutospacing="0" w:line="336" w:lineRule="auto"/>
+              <w:jc w:val="both"/>
+              <w:rPr>
+                <w:rFonts w:hint="default" w:ascii="Times New Roman" w:hAnsi="Times New Roman" w:cs="Times New Roman"/>
+                <w:sz w:val="28"/>
+                <w:szCs w:val="28"/>
+                <w:lang w:val="en-US"/>
+              </w:rPr>
+            </w:pPr>
+            <w:r>
+              <w:rPr>
+                <w:rFonts w:hint="default" w:ascii="Times New Roman" w:hAnsi="Times New Roman" w:cs="Times New Roman"/>
+                <w:sz w:val="28"/>
+                <w:szCs w:val="28"/>
+                <w:lang w:val="en-US"/>
+              </w:rPr>
+              <w:t>Hệ thống tiến hành xóa ưu đãi đã chọn khỏi database</w:t>
+            </w:r>
+          </w:p>
+          <w:p>
+            <w:pPr>
+              <w:pStyle w:val="10"/>
+              <w:numPr>
+                <w:ilvl w:val="0"/>
+                <w:numId w:val="44"/>
+              </w:numPr>
+              <w:spacing w:before="0" w:beforeAutospacing="0" w:after="0" w:afterAutospacing="0" w:line="336" w:lineRule="auto"/>
+              <w:jc w:val="both"/>
+              <w:rPr>
+                <w:rFonts w:hint="default" w:ascii="Times New Roman" w:hAnsi="Times New Roman" w:cs="Times New Roman"/>
+                <w:sz w:val="28"/>
+                <w:szCs w:val="28"/>
+                <w:lang w:val="en-US"/>
+              </w:rPr>
+            </w:pPr>
+            <w:r>
+              <w:rPr>
+                <w:rFonts w:hint="default" w:ascii="Times New Roman" w:hAnsi="Times New Roman" w:cs="Times New Roman"/>
+                <w:sz w:val="28"/>
+                <w:szCs w:val="28"/>
+                <w:lang w:val="en-US"/>
+              </w:rPr>
+              <w:t>Hệ thống thông báo thành công</w:t>
+            </w:r>
+          </w:p>
+        </w:tc>
+      </w:tr>
+      <w:tr>
+        <w:tblPrEx>
+          <w:tblBorders>
+            <w:top w:val="single" w:color="auto" w:sz="4" w:space="0"/>
+            <w:left w:val="single" w:color="auto" w:sz="4" w:space="0"/>
+            <w:bottom w:val="single" w:color="auto" w:sz="4" w:space="0"/>
+            <w:right w:val="single" w:color="auto" w:sz="4" w:space="0"/>
+            <w:insideH w:val="single" w:color="auto" w:sz="4" w:space="0"/>
+            <w:insideV w:val="single" w:color="auto" w:sz="4" w:space="0"/>
+          </w:tblBorders>
+          <w:tblCellMar>
+            <w:top w:w="0" w:type="dxa"/>
+            <w:left w:w="108" w:type="dxa"/>
+            <w:bottom w:w="0" w:type="dxa"/>
+            <w:right w:w="108" w:type="dxa"/>
+          </w:tblCellMar>
+        </w:tblPrEx>
+        <w:trPr>
+          <w:jc w:val="center"/>
+        </w:trPr>
+        <w:tc>
+          <w:tcPr>
+            <w:tcW w:w="2925" w:type="dxa"/>
+            <w:vAlign w:val="center"/>
+          </w:tcPr>
+          <w:p>
+            <w:pPr>
+              <w:spacing w:line="336" w:lineRule="auto"/>
+              <w:jc w:val="center"/>
+              <w:rPr>
+                <w:rFonts w:hint="default" w:ascii="Times New Roman" w:hAnsi="Times New Roman" w:cs="Times New Roman"/>
+                <w:sz w:val="28"/>
+                <w:szCs w:val="28"/>
+              </w:rPr>
+            </w:pPr>
+            <w:r>
+              <w:rPr>
+                <w:rStyle w:val="11"/>
+                <w:rFonts w:hint="default" w:ascii="Times New Roman" w:hAnsi="Times New Roman" w:cs="Times New Roman" w:eastAsiaTheme="majorEastAsia"/>
+                <w:sz w:val="28"/>
+                <w:szCs w:val="28"/>
+              </w:rPr>
+              <w:t>Luồng thay thế</w:t>
+            </w:r>
+          </w:p>
+        </w:tc>
+        <w:tc>
+          <w:tcPr>
+            <w:tcW w:w="6430" w:type="dxa"/>
+            <w:vAlign w:val="center"/>
+          </w:tcPr>
+          <w:p>
+            <w:pPr>
+              <w:spacing w:line="336" w:lineRule="auto"/>
+              <w:jc w:val="both"/>
+              <w:rPr>
+                <w:rFonts w:hint="default" w:ascii="Times New Roman" w:hAnsi="Times New Roman" w:cs="Times New Roman"/>
+                <w:sz w:val="28"/>
+                <w:szCs w:val="28"/>
+                <w:lang w:val="en-US"/>
+              </w:rPr>
+            </w:pPr>
+            <w:r>
+              <w:rPr>
+                <w:rFonts w:hint="default" w:ascii="Times New Roman" w:hAnsi="Times New Roman" w:cs="Times New Roman"/>
+                <w:sz w:val="28"/>
+                <w:szCs w:val="28"/>
+                <w:lang w:val="en-US"/>
+              </w:rPr>
+              <w:t>3.1 Nếu Admin chọn “Hủy” thì hệ thống đóng hộp thoại và quay về màn hình danh sách ưu đãi</w:t>
+            </w:r>
+          </w:p>
+        </w:tc>
+      </w:tr>
+    </w:tbl>
+    <w:p>
+      <w:pPr>
+        <w:rPr>
+          <w:rFonts w:hint="default"/>
+          <w:lang w:val="en-US"/>
+        </w:rPr>
+      </w:pPr>
+    </w:p>
+    <w:p>
+      <w:pPr>
+        <w:pStyle w:val="6"/>
+        <w:bidi w:val="0"/>
+        <w:rPr>
+          <w:rFonts w:hint="default" w:ascii="Times New Roman" w:hAnsi="Times New Roman" w:cs="Times New Roman"/>
+          <w:lang w:val="en-US"/>
+        </w:rPr>
+      </w:pPr>
+      <w:r>
+        <w:rPr>
+          <w:rFonts w:hint="default" w:ascii="Times New Roman" w:hAnsi="Times New Roman" w:cs="Times New Roman"/>
+          <w:lang w:val="en-US"/>
+        </w:rPr>
+        <w:t>2.2.1.44 Đặc tả usecase xem thống kê doanh thu</w:t>
+      </w:r>
+    </w:p>
+    <w:tbl>
+      <w:tblPr>
+        <w:tblStyle w:val="8"/>
+        <w:tblW w:w="9355" w:type="dxa"/>
+        <w:jc w:val="center"/>
+        <w:tblBorders>
+          <w:top w:val="single" w:color="auto" w:sz="4" w:space="0"/>
+          <w:left w:val="single" w:color="auto" w:sz="4" w:space="0"/>
+          <w:bottom w:val="single" w:color="auto" w:sz="4" w:space="0"/>
+          <w:right w:val="single" w:color="auto" w:sz="4" w:space="0"/>
+          <w:insideH w:val="single" w:color="auto" w:sz="4" w:space="0"/>
+          <w:insideV w:val="single" w:color="auto" w:sz="4" w:space="0"/>
+        </w:tblBorders>
+        <w:tblLayout w:type="autofit"/>
+        <w:tblCellMar>
+          <w:top w:w="0" w:type="dxa"/>
+          <w:left w:w="108" w:type="dxa"/>
+          <w:bottom w:w="0" w:type="dxa"/>
+          <w:right w:w="108" w:type="dxa"/>
+        </w:tblCellMar>
+      </w:tblPr>
+      <w:tblGrid>
+        <w:gridCol w:w="2925"/>
+        <w:gridCol w:w="6430"/>
+      </w:tblGrid>
+      <w:tr>
+        <w:tblPrEx>
+          <w:tblBorders>
+            <w:top w:val="single" w:color="auto" w:sz="4" w:space="0"/>
+            <w:left w:val="single" w:color="auto" w:sz="4" w:space="0"/>
+            <w:bottom w:val="single" w:color="auto" w:sz="4" w:space="0"/>
+            <w:right w:val="single" w:color="auto" w:sz="4" w:space="0"/>
+            <w:insideH w:val="single" w:color="auto" w:sz="4" w:space="0"/>
+            <w:insideV w:val="single" w:color="auto" w:sz="4" w:space="0"/>
+          </w:tblBorders>
+          <w:tblCellMar>
+            <w:top w:w="0" w:type="dxa"/>
+            <w:left w:w="108" w:type="dxa"/>
+            <w:bottom w:w="0" w:type="dxa"/>
+            <w:right w:w="108" w:type="dxa"/>
+          </w:tblCellMar>
+        </w:tblPrEx>
+        <w:trPr>
+          <w:jc w:val="center"/>
+        </w:trPr>
+        <w:tc>
+          <w:tcPr>
+            <w:tcW w:w="2925" w:type="dxa"/>
+            <w:vAlign w:val="center"/>
+          </w:tcPr>
+          <w:p>
+            <w:pPr>
+              <w:spacing w:line="336" w:lineRule="auto"/>
+              <w:jc w:val="center"/>
+              <w:rPr>
+                <w:rFonts w:hint="default" w:ascii="Times New Roman" w:hAnsi="Times New Roman" w:cs="Times New Roman"/>
+                <w:b/>
+                <w:bCs/>
+                <w:sz w:val="28"/>
+                <w:szCs w:val="28"/>
+              </w:rPr>
+            </w:pPr>
+            <w:r>
+              <w:rPr>
+                <w:rStyle w:val="11"/>
+                <w:rFonts w:hint="default" w:ascii="Times New Roman" w:hAnsi="Times New Roman" w:cs="Times New Roman" w:eastAsiaTheme="majorEastAsia"/>
+                <w:sz w:val="28"/>
+                <w:szCs w:val="28"/>
+              </w:rPr>
+              <w:t>Thuộc tính</w:t>
+            </w:r>
+          </w:p>
+        </w:tc>
+        <w:tc>
+          <w:tcPr>
+            <w:tcW w:w="6430" w:type="dxa"/>
+            <w:vAlign w:val="center"/>
+          </w:tcPr>
+          <w:p>
+            <w:pPr>
+              <w:spacing w:line="336" w:lineRule="auto"/>
+              <w:jc w:val="center"/>
+              <w:rPr>
+                <w:rFonts w:hint="default" w:ascii="Times New Roman" w:hAnsi="Times New Roman" w:cs="Times New Roman"/>
+                <w:b/>
+                <w:bCs/>
+                <w:sz w:val="28"/>
+                <w:szCs w:val="28"/>
+              </w:rPr>
+            </w:pPr>
+            <w:r>
+              <w:rPr>
+                <w:rStyle w:val="11"/>
+                <w:rFonts w:hint="default" w:ascii="Times New Roman" w:hAnsi="Times New Roman" w:cs="Times New Roman" w:eastAsiaTheme="majorEastAsia"/>
+                <w:sz w:val="28"/>
+                <w:szCs w:val="28"/>
+              </w:rPr>
+              <w:t>Mô tả</w:t>
+            </w:r>
+          </w:p>
+        </w:tc>
+      </w:tr>
+      <w:tr>
+        <w:tblPrEx>
+          <w:tblBorders>
+            <w:top w:val="single" w:color="auto" w:sz="4" w:space="0"/>
+            <w:left w:val="single" w:color="auto" w:sz="4" w:space="0"/>
+            <w:bottom w:val="single" w:color="auto" w:sz="4" w:space="0"/>
+            <w:right w:val="single" w:color="auto" w:sz="4" w:space="0"/>
+            <w:insideH w:val="single" w:color="auto" w:sz="4" w:space="0"/>
+            <w:insideV w:val="single" w:color="auto" w:sz="4" w:space="0"/>
+          </w:tblBorders>
+          <w:tblCellMar>
+            <w:top w:w="0" w:type="dxa"/>
+            <w:left w:w="108" w:type="dxa"/>
+            <w:bottom w:w="0" w:type="dxa"/>
+            <w:right w:w="108" w:type="dxa"/>
+          </w:tblCellMar>
+        </w:tblPrEx>
+        <w:trPr>
+          <w:jc w:val="center"/>
+        </w:trPr>
+        <w:tc>
+          <w:tcPr>
+            <w:tcW w:w="2925" w:type="dxa"/>
+            <w:vAlign w:val="center"/>
+          </w:tcPr>
+          <w:p>
+            <w:pPr>
+              <w:spacing w:line="336" w:lineRule="auto"/>
+              <w:jc w:val="center"/>
+              <w:rPr>
+                <w:rFonts w:hint="default" w:ascii="Times New Roman" w:hAnsi="Times New Roman" w:cs="Times New Roman"/>
+                <w:sz w:val="28"/>
+                <w:szCs w:val="28"/>
+              </w:rPr>
+            </w:pPr>
+            <w:r>
+              <w:rPr>
+                <w:rStyle w:val="11"/>
+                <w:rFonts w:hint="default" w:ascii="Times New Roman" w:hAnsi="Times New Roman" w:cs="Times New Roman" w:eastAsiaTheme="majorEastAsia"/>
+                <w:sz w:val="28"/>
+                <w:szCs w:val="28"/>
+              </w:rPr>
+              <w:t>Tên Use Case</w:t>
+            </w:r>
+          </w:p>
+        </w:tc>
+        <w:tc>
+          <w:tcPr>
+            <w:tcW w:w="6430" w:type="dxa"/>
+            <w:vAlign w:val="center"/>
+          </w:tcPr>
+          <w:p>
+            <w:pPr>
+              <w:spacing w:line="336" w:lineRule="auto"/>
+              <w:jc w:val="both"/>
+              <w:rPr>
+                <w:rFonts w:hint="default" w:ascii="Times New Roman" w:hAnsi="Times New Roman" w:cs="Times New Roman"/>
+                <w:sz w:val="28"/>
+                <w:szCs w:val="28"/>
+                <w:lang w:val="en-US"/>
+              </w:rPr>
+            </w:pPr>
+            <w:r>
+              <w:rPr>
+                <w:rFonts w:hint="default" w:ascii="Times New Roman" w:hAnsi="Times New Roman" w:cs="Times New Roman"/>
+                <w:sz w:val="28"/>
+                <w:szCs w:val="28"/>
+                <w:lang w:val="en-US"/>
+              </w:rPr>
+              <w:t>Xem thống kê doanh thu</w:t>
+            </w:r>
+          </w:p>
+        </w:tc>
+      </w:tr>
+      <w:tr>
+        <w:tblPrEx>
+          <w:tblBorders>
+            <w:top w:val="single" w:color="auto" w:sz="4" w:space="0"/>
+            <w:left w:val="single" w:color="auto" w:sz="4" w:space="0"/>
+            <w:bottom w:val="single" w:color="auto" w:sz="4" w:space="0"/>
+            <w:right w:val="single" w:color="auto" w:sz="4" w:space="0"/>
+            <w:insideH w:val="single" w:color="auto" w:sz="4" w:space="0"/>
+            <w:insideV w:val="single" w:color="auto" w:sz="4" w:space="0"/>
+          </w:tblBorders>
+          <w:tblCellMar>
+            <w:top w:w="0" w:type="dxa"/>
+            <w:left w:w="108" w:type="dxa"/>
+            <w:bottom w:w="0" w:type="dxa"/>
+            <w:right w:w="108" w:type="dxa"/>
+          </w:tblCellMar>
+        </w:tblPrEx>
+        <w:trPr>
+          <w:jc w:val="center"/>
+        </w:trPr>
+        <w:tc>
+          <w:tcPr>
+            <w:tcW w:w="2925" w:type="dxa"/>
+            <w:vAlign w:val="center"/>
+          </w:tcPr>
+          <w:p>
+            <w:pPr>
+              <w:spacing w:line="336" w:lineRule="auto"/>
+              <w:jc w:val="center"/>
+              <w:rPr>
+                <w:rFonts w:hint="default" w:ascii="Times New Roman" w:hAnsi="Times New Roman" w:cs="Times New Roman"/>
+                <w:sz w:val="28"/>
+                <w:szCs w:val="28"/>
+              </w:rPr>
+            </w:pPr>
+            <w:r>
+              <w:rPr>
+                <w:rStyle w:val="11"/>
+                <w:rFonts w:hint="default" w:ascii="Times New Roman" w:hAnsi="Times New Roman" w:cs="Times New Roman" w:eastAsiaTheme="majorEastAsia"/>
+                <w:sz w:val="28"/>
+                <w:szCs w:val="28"/>
+              </w:rPr>
+              <w:t>Mô tả</w:t>
+            </w:r>
+          </w:p>
+        </w:tc>
+        <w:tc>
+          <w:tcPr>
+            <w:tcW w:w="6430" w:type="dxa"/>
+            <w:vAlign w:val="center"/>
+          </w:tcPr>
+          <w:p>
+            <w:pPr>
+              <w:pStyle w:val="10"/>
+              <w:spacing w:before="0" w:beforeAutospacing="0" w:after="0" w:afterAutospacing="0" w:line="336" w:lineRule="auto"/>
+              <w:jc w:val="both"/>
+              <w:rPr>
+                <w:rFonts w:hint="default" w:ascii="Times New Roman" w:hAnsi="Times New Roman" w:cs="Times New Roman"/>
+                <w:sz w:val="28"/>
+                <w:szCs w:val="28"/>
+                <w:lang w:val="en-US"/>
+              </w:rPr>
+            </w:pPr>
+            <w:r>
+              <w:rPr>
+                <w:rFonts w:hint="default" w:ascii="Times New Roman" w:hAnsi="Times New Roman" w:cs="Times New Roman"/>
+                <w:sz w:val="28"/>
+                <w:szCs w:val="28"/>
+                <w:lang w:val="en-US"/>
+              </w:rPr>
+              <w:t>Admin xem thống kê doanh thu theo tháng hoặc theo năm</w:t>
+            </w:r>
+          </w:p>
+        </w:tc>
+      </w:tr>
+      <w:tr>
+        <w:tblPrEx>
+          <w:tblBorders>
+            <w:top w:val="single" w:color="auto" w:sz="4" w:space="0"/>
+            <w:left w:val="single" w:color="auto" w:sz="4" w:space="0"/>
+            <w:bottom w:val="single" w:color="auto" w:sz="4" w:space="0"/>
+            <w:right w:val="single" w:color="auto" w:sz="4" w:space="0"/>
+            <w:insideH w:val="single" w:color="auto" w:sz="4" w:space="0"/>
+            <w:insideV w:val="single" w:color="auto" w:sz="4" w:space="0"/>
+          </w:tblBorders>
+          <w:tblCellMar>
+            <w:top w:w="0" w:type="dxa"/>
+            <w:left w:w="108" w:type="dxa"/>
+            <w:bottom w:w="0" w:type="dxa"/>
+            <w:right w:w="108" w:type="dxa"/>
+          </w:tblCellMar>
+        </w:tblPrEx>
+        <w:trPr>
+          <w:jc w:val="center"/>
+        </w:trPr>
+        <w:tc>
+          <w:tcPr>
+            <w:tcW w:w="2925" w:type="dxa"/>
+            <w:vAlign w:val="center"/>
+          </w:tcPr>
+          <w:p>
+            <w:pPr>
+              <w:spacing w:line="336" w:lineRule="auto"/>
+              <w:jc w:val="center"/>
+              <w:rPr>
+                <w:rFonts w:hint="default" w:ascii="Times New Roman" w:hAnsi="Times New Roman" w:cs="Times New Roman"/>
+                <w:sz w:val="28"/>
+                <w:szCs w:val="28"/>
+              </w:rPr>
+            </w:pPr>
+            <w:r>
+              <w:rPr>
+                <w:rStyle w:val="11"/>
+                <w:rFonts w:hint="default" w:ascii="Times New Roman" w:hAnsi="Times New Roman" w:cs="Times New Roman" w:eastAsiaTheme="majorEastAsia"/>
+                <w:sz w:val="28"/>
+                <w:szCs w:val="28"/>
+              </w:rPr>
+              <w:t>Tác nhân chính</w:t>
+            </w:r>
+          </w:p>
+        </w:tc>
+        <w:tc>
+          <w:tcPr>
+            <w:tcW w:w="6430" w:type="dxa"/>
+            <w:vAlign w:val="center"/>
+          </w:tcPr>
+          <w:p>
+            <w:pPr>
+              <w:spacing w:line="336" w:lineRule="auto"/>
+              <w:jc w:val="both"/>
+              <w:rPr>
+                <w:rFonts w:hint="default" w:ascii="Times New Roman" w:hAnsi="Times New Roman" w:cs="Times New Roman"/>
+                <w:sz w:val="28"/>
+                <w:szCs w:val="28"/>
+                <w:lang w:val="en-US"/>
+              </w:rPr>
+            </w:pPr>
+            <w:r>
+              <w:rPr>
+                <w:rFonts w:hint="default" w:ascii="Times New Roman" w:hAnsi="Times New Roman" w:cs="Times New Roman"/>
+                <w:sz w:val="28"/>
+                <w:szCs w:val="28"/>
+                <w:lang w:val="en-US"/>
+              </w:rPr>
+              <w:t>Admin</w:t>
+            </w:r>
+          </w:p>
+        </w:tc>
+      </w:tr>
+      <w:tr>
+        <w:tblPrEx>
+          <w:tblBorders>
+            <w:top w:val="single" w:color="auto" w:sz="4" w:space="0"/>
+            <w:left w:val="single" w:color="auto" w:sz="4" w:space="0"/>
+            <w:bottom w:val="single" w:color="auto" w:sz="4" w:space="0"/>
+            <w:right w:val="single" w:color="auto" w:sz="4" w:space="0"/>
+            <w:insideH w:val="single" w:color="auto" w:sz="4" w:space="0"/>
+            <w:insideV w:val="single" w:color="auto" w:sz="4" w:space="0"/>
+          </w:tblBorders>
+          <w:tblCellMar>
+            <w:top w:w="0" w:type="dxa"/>
+            <w:left w:w="108" w:type="dxa"/>
+            <w:bottom w:w="0" w:type="dxa"/>
+            <w:right w:w="108" w:type="dxa"/>
+          </w:tblCellMar>
+        </w:tblPrEx>
+        <w:trPr>
+          <w:jc w:val="center"/>
+        </w:trPr>
+        <w:tc>
+          <w:tcPr>
+            <w:tcW w:w="2925" w:type="dxa"/>
+            <w:vAlign w:val="center"/>
+          </w:tcPr>
+          <w:p>
+            <w:pPr>
+              <w:spacing w:line="336" w:lineRule="auto"/>
+              <w:jc w:val="center"/>
+              <w:rPr>
+                <w:rFonts w:hint="default" w:ascii="Times New Roman" w:hAnsi="Times New Roman" w:cs="Times New Roman"/>
+                <w:sz w:val="28"/>
+                <w:szCs w:val="28"/>
+              </w:rPr>
+            </w:pPr>
+            <w:r>
+              <w:rPr>
+                <w:rStyle w:val="11"/>
+                <w:rFonts w:hint="default" w:ascii="Times New Roman" w:hAnsi="Times New Roman" w:cs="Times New Roman" w:eastAsiaTheme="majorEastAsia"/>
+                <w:sz w:val="28"/>
+                <w:szCs w:val="28"/>
+              </w:rPr>
+              <w:t>Tiền điều kiện</w:t>
+            </w:r>
+          </w:p>
+        </w:tc>
+        <w:tc>
+          <w:tcPr>
+            <w:tcW w:w="6430" w:type="dxa"/>
+            <w:vAlign w:val="center"/>
+          </w:tcPr>
+          <w:p>
+            <w:pPr>
+              <w:spacing w:line="336" w:lineRule="auto"/>
+              <w:jc w:val="both"/>
+              <w:rPr>
+                <w:rFonts w:hint="default" w:ascii="Times New Roman" w:hAnsi="Times New Roman" w:cs="Times New Roman"/>
+                <w:sz w:val="28"/>
+                <w:szCs w:val="28"/>
+                <w:lang w:val="en-US"/>
+              </w:rPr>
+            </w:pPr>
+            <w:r>
+              <w:rPr>
+                <w:rFonts w:hint="default" w:ascii="Times New Roman" w:hAnsi="Times New Roman" w:cs="Times New Roman"/>
+                <w:sz w:val="28"/>
+                <w:szCs w:val="28"/>
+                <w:lang w:val="en-US"/>
+              </w:rPr>
+              <w:t>Admin đã đăng nhập vào hệ thống</w:t>
+            </w:r>
+          </w:p>
+        </w:tc>
+      </w:tr>
+      <w:tr>
+        <w:tblPrEx>
+          <w:tblBorders>
+            <w:top w:val="single" w:color="auto" w:sz="4" w:space="0"/>
+            <w:left w:val="single" w:color="auto" w:sz="4" w:space="0"/>
+            <w:bottom w:val="single" w:color="auto" w:sz="4" w:space="0"/>
+            <w:right w:val="single" w:color="auto" w:sz="4" w:space="0"/>
+            <w:insideH w:val="single" w:color="auto" w:sz="4" w:space="0"/>
+            <w:insideV w:val="single" w:color="auto" w:sz="4" w:space="0"/>
+          </w:tblBorders>
+          <w:tblCellMar>
+            <w:top w:w="0" w:type="dxa"/>
+            <w:left w:w="108" w:type="dxa"/>
+            <w:bottom w:w="0" w:type="dxa"/>
+            <w:right w:w="108" w:type="dxa"/>
+          </w:tblCellMar>
+        </w:tblPrEx>
+        <w:trPr>
+          <w:jc w:val="center"/>
+        </w:trPr>
+        <w:tc>
+          <w:tcPr>
+            <w:tcW w:w="2925" w:type="dxa"/>
+            <w:vAlign w:val="center"/>
+          </w:tcPr>
+          <w:p>
+            <w:pPr>
+              <w:spacing w:line="336" w:lineRule="auto"/>
+              <w:jc w:val="center"/>
+              <w:rPr>
+                <w:rFonts w:hint="default" w:ascii="Times New Roman" w:hAnsi="Times New Roman" w:cs="Times New Roman"/>
+                <w:sz w:val="28"/>
+                <w:szCs w:val="28"/>
+              </w:rPr>
+            </w:pPr>
+            <w:r>
+              <w:rPr>
+                <w:rStyle w:val="11"/>
+                <w:rFonts w:hint="default" w:ascii="Times New Roman" w:hAnsi="Times New Roman" w:cs="Times New Roman" w:eastAsiaTheme="majorEastAsia"/>
+                <w:sz w:val="28"/>
+                <w:szCs w:val="28"/>
+              </w:rPr>
+              <w:t>Hậu điều kiện</w:t>
+            </w:r>
+          </w:p>
+        </w:tc>
+        <w:tc>
+          <w:tcPr>
+            <w:tcW w:w="6430" w:type="dxa"/>
+            <w:vAlign w:val="center"/>
+          </w:tcPr>
+          <w:p>
+            <w:pPr>
+              <w:pStyle w:val="10"/>
+              <w:spacing w:before="0" w:beforeAutospacing="0" w:after="0" w:afterAutospacing="0" w:line="336" w:lineRule="auto"/>
+              <w:jc w:val="both"/>
+              <w:rPr>
+                <w:rFonts w:hint="default" w:ascii="Times New Roman" w:hAnsi="Times New Roman" w:cs="Times New Roman"/>
+                <w:sz w:val="28"/>
+                <w:szCs w:val="28"/>
+                <w:lang w:val="en-US"/>
+              </w:rPr>
+            </w:pPr>
+            <w:r>
+              <w:rPr>
+                <w:rFonts w:hint="default" w:ascii="Times New Roman" w:hAnsi="Times New Roman" w:cs="Times New Roman"/>
+                <w:sz w:val="28"/>
+                <w:szCs w:val="28"/>
+                <w:lang w:val="en-US"/>
+              </w:rPr>
+              <w:t>Hệ thống hiển thị dữ liệu thống kê doanh du theo tháng hoặc theo năm lên màn hình</w:t>
+            </w:r>
+          </w:p>
+        </w:tc>
+      </w:tr>
+      <w:tr>
+        <w:tblPrEx>
+          <w:tblBorders>
+            <w:top w:val="single" w:color="auto" w:sz="4" w:space="0"/>
+            <w:left w:val="single" w:color="auto" w:sz="4" w:space="0"/>
+            <w:bottom w:val="single" w:color="auto" w:sz="4" w:space="0"/>
+            <w:right w:val="single" w:color="auto" w:sz="4" w:space="0"/>
+            <w:insideH w:val="single" w:color="auto" w:sz="4" w:space="0"/>
+            <w:insideV w:val="single" w:color="auto" w:sz="4" w:space="0"/>
+          </w:tblBorders>
+          <w:tblCellMar>
+            <w:top w:w="0" w:type="dxa"/>
+            <w:left w:w="108" w:type="dxa"/>
+            <w:bottom w:w="0" w:type="dxa"/>
+            <w:right w:w="108" w:type="dxa"/>
+          </w:tblCellMar>
+        </w:tblPrEx>
+        <w:trPr>
+          <w:jc w:val="center"/>
+        </w:trPr>
+        <w:tc>
+          <w:tcPr>
+            <w:tcW w:w="2925" w:type="dxa"/>
+            <w:vAlign w:val="center"/>
+          </w:tcPr>
+          <w:p>
+            <w:pPr>
+              <w:spacing w:line="336" w:lineRule="auto"/>
+              <w:jc w:val="center"/>
+              <w:rPr>
+                <w:rFonts w:hint="default" w:ascii="Times New Roman" w:hAnsi="Times New Roman" w:cs="Times New Roman"/>
+                <w:sz w:val="28"/>
+                <w:szCs w:val="28"/>
+              </w:rPr>
+            </w:pPr>
+            <w:r>
+              <w:rPr>
+                <w:rStyle w:val="11"/>
+                <w:rFonts w:hint="default" w:ascii="Times New Roman" w:hAnsi="Times New Roman" w:cs="Times New Roman" w:eastAsiaTheme="majorEastAsia"/>
+                <w:sz w:val="28"/>
+                <w:szCs w:val="28"/>
+              </w:rPr>
+              <w:t>Luồng chính</w:t>
+            </w:r>
+          </w:p>
+        </w:tc>
+        <w:tc>
+          <w:tcPr>
+            <w:tcW w:w="6430" w:type="dxa"/>
+            <w:vAlign w:val="center"/>
+          </w:tcPr>
+          <w:p>
+            <w:pPr>
+              <w:pStyle w:val="10"/>
+              <w:numPr>
+                <w:ilvl w:val="0"/>
+                <w:numId w:val="45"/>
+              </w:numPr>
+              <w:spacing w:before="0" w:beforeAutospacing="0" w:after="0" w:afterAutospacing="0" w:line="336" w:lineRule="auto"/>
+              <w:jc w:val="both"/>
+              <w:rPr>
+                <w:rFonts w:hint="default" w:ascii="Times New Roman" w:hAnsi="Times New Roman" w:cs="Times New Roman"/>
+                <w:sz w:val="28"/>
+                <w:szCs w:val="28"/>
+                <w:lang w:val="en-US"/>
+              </w:rPr>
+            </w:pPr>
+            <w:r>
+              <w:rPr>
+                <w:rFonts w:hint="default" w:ascii="Times New Roman" w:hAnsi="Times New Roman" w:cs="Times New Roman"/>
+                <w:sz w:val="28"/>
+                <w:szCs w:val="28"/>
+                <w:lang w:val="en-US"/>
+              </w:rPr>
+              <w:t>Admin chọn chức năng “Xem thống kê doanh thu”</w:t>
+            </w:r>
+          </w:p>
+          <w:p>
+            <w:pPr>
+              <w:pStyle w:val="10"/>
+              <w:numPr>
+                <w:ilvl w:val="0"/>
+                <w:numId w:val="45"/>
+              </w:numPr>
+              <w:spacing w:before="0" w:beforeAutospacing="0" w:after="0" w:afterAutospacing="0" w:line="336" w:lineRule="auto"/>
+              <w:jc w:val="both"/>
+              <w:rPr>
+                <w:rFonts w:hint="default" w:ascii="Times New Roman" w:hAnsi="Times New Roman" w:cs="Times New Roman"/>
+                <w:sz w:val="28"/>
+                <w:szCs w:val="28"/>
+                <w:lang w:val="en-US"/>
+              </w:rPr>
+            </w:pPr>
+            <w:r>
+              <w:rPr>
+                <w:rFonts w:hint="default" w:ascii="Times New Roman" w:hAnsi="Times New Roman" w:cs="Times New Roman"/>
+                <w:sz w:val="28"/>
+                <w:szCs w:val="28"/>
+                <w:lang w:val="en-US"/>
+              </w:rPr>
+              <w:t>Hệ thống hiển thị tùy chọn:</w:t>
+            </w:r>
+          </w:p>
+          <w:p>
+            <w:pPr>
+              <w:pStyle w:val="10"/>
+              <w:numPr>
+                <w:numId w:val="0"/>
+              </w:numPr>
+              <w:spacing w:before="0" w:beforeAutospacing="0" w:after="0" w:afterAutospacing="0" w:line="336" w:lineRule="auto"/>
+              <w:jc w:val="both"/>
+              <w:rPr>
+                <w:rFonts w:hint="default" w:ascii="Times New Roman" w:hAnsi="Times New Roman" w:cs="Times New Roman"/>
+                <w:sz w:val="28"/>
+                <w:szCs w:val="28"/>
+                <w:lang w:val="en-US"/>
+              </w:rPr>
+            </w:pPr>
+            <w:r>
+              <w:rPr>
+                <w:rFonts w:hint="default" w:ascii="Times New Roman" w:hAnsi="Times New Roman" w:cs="Times New Roman"/>
+                <w:sz w:val="28"/>
+                <w:szCs w:val="28"/>
+                <w:lang w:val="en-US"/>
+              </w:rPr>
+              <w:t xml:space="preserve"> - Thống kê doanh thu theo tháng</w:t>
+            </w:r>
+          </w:p>
+          <w:p>
+            <w:pPr>
+              <w:pStyle w:val="10"/>
+              <w:numPr>
+                <w:numId w:val="0"/>
+              </w:numPr>
+              <w:spacing w:before="0" w:beforeAutospacing="0" w:after="0" w:afterAutospacing="0" w:line="336" w:lineRule="auto"/>
+              <w:jc w:val="both"/>
+              <w:rPr>
+                <w:rFonts w:hint="default" w:ascii="Times New Roman" w:hAnsi="Times New Roman" w:cs="Times New Roman"/>
+                <w:sz w:val="28"/>
+                <w:szCs w:val="28"/>
+                <w:lang w:val="en-US"/>
+              </w:rPr>
+            </w:pPr>
+            <w:r>
+              <w:rPr>
+                <w:rFonts w:hint="default" w:ascii="Times New Roman" w:hAnsi="Times New Roman" w:cs="Times New Roman"/>
+                <w:sz w:val="28"/>
+                <w:szCs w:val="28"/>
+                <w:lang w:val="en-US"/>
+              </w:rPr>
+              <w:t xml:space="preserve"> - Thống kê doanh thu theo năm</w:t>
+            </w:r>
+          </w:p>
+          <w:p>
+            <w:pPr>
+              <w:pStyle w:val="10"/>
+              <w:numPr>
+                <w:ilvl w:val="0"/>
+                <w:numId w:val="45"/>
+              </w:numPr>
+              <w:spacing w:before="0" w:beforeAutospacing="0" w:after="0" w:afterAutospacing="0" w:line="336" w:lineRule="auto"/>
+              <w:ind w:left="0" w:leftChars="0" w:firstLine="0" w:firstLineChars="0"/>
+              <w:jc w:val="both"/>
+              <w:rPr>
+                <w:rFonts w:hint="default" w:ascii="Times New Roman" w:hAnsi="Times New Roman" w:cs="Times New Roman"/>
+                <w:sz w:val="28"/>
+                <w:szCs w:val="28"/>
+                <w:lang w:val="en-US"/>
+              </w:rPr>
+            </w:pPr>
+            <w:r>
+              <w:rPr>
+                <w:rFonts w:hint="default" w:ascii="Times New Roman" w:hAnsi="Times New Roman" w:cs="Times New Roman"/>
+                <w:sz w:val="28"/>
+                <w:szCs w:val="28"/>
+                <w:lang w:val="en-US"/>
+              </w:rPr>
+              <w:t>Admin chọn 1 trong các tùy chọn</w:t>
+            </w:r>
+          </w:p>
+          <w:p>
+            <w:pPr>
+              <w:pStyle w:val="10"/>
+              <w:numPr>
+                <w:numId w:val="0"/>
+              </w:numPr>
+              <w:spacing w:before="0" w:beforeAutospacing="0" w:after="0" w:afterAutospacing="0" w:line="336" w:lineRule="auto"/>
+              <w:ind w:leftChars="0"/>
+              <w:jc w:val="both"/>
+              <w:rPr>
+                <w:rFonts w:hint="default" w:ascii="Times New Roman" w:hAnsi="Times New Roman" w:cs="Times New Roman"/>
+                <w:sz w:val="28"/>
+                <w:szCs w:val="28"/>
+                <w:lang w:val="en-US"/>
+              </w:rPr>
+            </w:pPr>
+            <w:r>
+              <w:rPr>
+                <w:rFonts w:hint="default" w:ascii="Times New Roman" w:hAnsi="Times New Roman" w:cs="Times New Roman"/>
+                <w:sz w:val="28"/>
+                <w:szCs w:val="28"/>
+                <w:lang w:val="en-US"/>
+              </w:rPr>
+              <w:t xml:space="preserve"> 3.1 Nếu Admin chọn thống kê theo tháng</w:t>
+            </w:r>
+          </w:p>
+          <w:p>
+            <w:pPr>
+              <w:pStyle w:val="10"/>
+              <w:numPr>
+                <w:numId w:val="0"/>
+              </w:numPr>
+              <w:spacing w:before="0" w:beforeAutospacing="0" w:after="0" w:afterAutospacing="0" w:line="336" w:lineRule="auto"/>
+              <w:ind w:leftChars="0" w:firstLine="140" w:firstLineChars="50"/>
+              <w:jc w:val="both"/>
+              <w:rPr>
+                <w:rFonts w:hint="default" w:ascii="Times New Roman" w:hAnsi="Times New Roman" w:cs="Times New Roman"/>
+                <w:sz w:val="28"/>
+                <w:szCs w:val="28"/>
+                <w:lang w:val="en-US"/>
+              </w:rPr>
+            </w:pPr>
+            <w:r>
+              <w:rPr>
+                <w:rFonts w:hint="default" w:ascii="Times New Roman" w:hAnsi="Times New Roman" w:cs="Times New Roman"/>
+                <w:sz w:val="28"/>
+                <w:szCs w:val="28"/>
+                <w:lang w:val="en-US"/>
+              </w:rPr>
+              <w:t>3.1.1 Hệ thống hiển thị màn hình thống kê theo tháng</w:t>
+            </w:r>
+          </w:p>
+          <w:p>
+            <w:pPr>
+              <w:pStyle w:val="10"/>
+              <w:numPr>
+                <w:numId w:val="0"/>
+              </w:numPr>
+              <w:spacing w:before="0" w:beforeAutospacing="0" w:after="0" w:afterAutospacing="0" w:line="336" w:lineRule="auto"/>
+              <w:ind w:leftChars="0" w:firstLine="140" w:firstLineChars="50"/>
+              <w:jc w:val="both"/>
+              <w:rPr>
+                <w:rFonts w:hint="default" w:ascii="Times New Roman" w:hAnsi="Times New Roman" w:cs="Times New Roman"/>
+                <w:sz w:val="28"/>
+                <w:szCs w:val="28"/>
+                <w:lang w:val="en-US"/>
+              </w:rPr>
+            </w:pPr>
+            <w:r>
+              <w:rPr>
+                <w:rFonts w:hint="default" w:ascii="Times New Roman" w:hAnsi="Times New Roman" w:cs="Times New Roman"/>
+                <w:sz w:val="28"/>
+                <w:szCs w:val="28"/>
+                <w:lang w:val="en-US"/>
+              </w:rPr>
+              <w:t>3.1.2 Admin chọn tháng cần thống kê</w:t>
+            </w:r>
+          </w:p>
+          <w:p>
+            <w:pPr>
+              <w:pStyle w:val="10"/>
+              <w:numPr>
+                <w:numId w:val="0"/>
+              </w:numPr>
+              <w:spacing w:before="0" w:beforeAutospacing="0" w:after="0" w:afterAutospacing="0" w:line="336" w:lineRule="auto"/>
+              <w:ind w:leftChars="0" w:firstLine="140" w:firstLineChars="50"/>
+              <w:jc w:val="both"/>
+              <w:rPr>
+                <w:rFonts w:hint="default" w:ascii="Times New Roman" w:hAnsi="Times New Roman" w:cs="Times New Roman"/>
+                <w:sz w:val="28"/>
+                <w:szCs w:val="28"/>
+                <w:lang w:val="en-US"/>
+              </w:rPr>
+            </w:pPr>
+            <w:r>
+              <w:rPr>
+                <w:rFonts w:hint="default" w:ascii="Times New Roman" w:hAnsi="Times New Roman" w:cs="Times New Roman"/>
+                <w:sz w:val="28"/>
+                <w:szCs w:val="28"/>
+                <w:lang w:val="en-US"/>
+              </w:rPr>
+              <w:t>3.1.3 Admin nhấn nút [Xem thông kê]</w:t>
+            </w:r>
+          </w:p>
+          <w:p>
+            <w:pPr>
+              <w:pStyle w:val="10"/>
+              <w:numPr>
+                <w:numId w:val="0"/>
+              </w:numPr>
+              <w:spacing w:before="0" w:beforeAutospacing="0" w:after="0" w:afterAutospacing="0" w:line="336" w:lineRule="auto"/>
+              <w:ind w:leftChars="0" w:firstLine="140" w:firstLineChars="50"/>
+              <w:jc w:val="both"/>
+              <w:rPr>
+                <w:rFonts w:hint="default" w:ascii="Times New Roman" w:hAnsi="Times New Roman" w:cs="Times New Roman"/>
+                <w:sz w:val="28"/>
+                <w:szCs w:val="28"/>
+                <w:lang w:val="en-US"/>
+              </w:rPr>
+            </w:pPr>
+            <w:r>
+              <w:rPr>
+                <w:rFonts w:hint="default" w:ascii="Times New Roman" w:hAnsi="Times New Roman" w:cs="Times New Roman"/>
+                <w:sz w:val="28"/>
+                <w:szCs w:val="28"/>
+                <w:lang w:val="en-US"/>
+              </w:rPr>
+              <w:t>3.1.4 Hệ thống hiển thị dữ liệu thống kê của tháng được chọn lên màn hình (dữ liệu thống kê bao gồm doanh thu của từng ngày trong tháng được chọn)</w:t>
+            </w:r>
+          </w:p>
+          <w:p>
+            <w:pPr>
+              <w:pStyle w:val="10"/>
+              <w:numPr>
+                <w:numId w:val="0"/>
+              </w:numPr>
+              <w:spacing w:before="0" w:beforeAutospacing="0" w:after="0" w:afterAutospacing="0" w:line="336" w:lineRule="auto"/>
+              <w:jc w:val="both"/>
+              <w:rPr>
+                <w:rFonts w:hint="default" w:ascii="Times New Roman" w:hAnsi="Times New Roman" w:cs="Times New Roman"/>
+                <w:sz w:val="28"/>
+                <w:szCs w:val="28"/>
+                <w:lang w:val="en-US"/>
+              </w:rPr>
+            </w:pPr>
+            <w:r>
+              <w:rPr>
+                <w:rFonts w:hint="default" w:ascii="Times New Roman" w:hAnsi="Times New Roman" w:cs="Times New Roman"/>
+                <w:sz w:val="28"/>
+                <w:szCs w:val="28"/>
+                <w:lang w:val="en-US"/>
+              </w:rPr>
+              <w:t>3.2 Nếu Admin chọn thống kê theo năm</w:t>
+            </w:r>
+          </w:p>
+          <w:p>
+            <w:pPr>
+              <w:pStyle w:val="10"/>
+              <w:numPr>
+                <w:numId w:val="0"/>
+              </w:numPr>
+              <w:spacing w:before="0" w:beforeAutospacing="0" w:after="0" w:afterAutospacing="0" w:line="336" w:lineRule="auto"/>
+              <w:jc w:val="both"/>
+              <w:rPr>
+                <w:rFonts w:hint="default" w:ascii="Times New Roman" w:hAnsi="Times New Roman" w:cs="Times New Roman"/>
+                <w:sz w:val="28"/>
+                <w:szCs w:val="28"/>
+                <w:lang w:val="en-US"/>
+              </w:rPr>
+            </w:pPr>
+            <w:r>
+              <w:rPr>
+                <w:rFonts w:hint="default" w:ascii="Times New Roman" w:hAnsi="Times New Roman" w:cs="Times New Roman"/>
+                <w:sz w:val="28"/>
+                <w:szCs w:val="28"/>
+                <w:lang w:val="en-US"/>
+              </w:rPr>
+              <w:t xml:space="preserve">  3.2.1 Hệ thống hiển thị màn hình thống kê theo năm</w:t>
+            </w:r>
+          </w:p>
+          <w:p>
+            <w:pPr>
+              <w:pStyle w:val="10"/>
+              <w:numPr>
+                <w:numId w:val="0"/>
+              </w:numPr>
+              <w:spacing w:before="0" w:beforeAutospacing="0" w:after="0" w:afterAutospacing="0" w:line="336" w:lineRule="auto"/>
+              <w:ind w:firstLine="140" w:firstLineChars="50"/>
+              <w:jc w:val="both"/>
+              <w:rPr>
+                <w:rFonts w:hint="default" w:ascii="Times New Roman" w:hAnsi="Times New Roman" w:cs="Times New Roman"/>
+                <w:sz w:val="28"/>
+                <w:szCs w:val="28"/>
+                <w:lang w:val="en-US"/>
+              </w:rPr>
+            </w:pPr>
+            <w:r>
+              <w:rPr>
+                <w:rFonts w:hint="default" w:ascii="Times New Roman" w:hAnsi="Times New Roman" w:cs="Times New Roman"/>
+                <w:sz w:val="28"/>
+                <w:szCs w:val="28"/>
+                <w:lang w:val="en-US"/>
+              </w:rPr>
+              <w:t>3.2.2 Admin chọn năm cần thống kê</w:t>
+            </w:r>
+          </w:p>
+          <w:p>
+            <w:pPr>
+              <w:pStyle w:val="10"/>
+              <w:numPr>
+                <w:numId w:val="0"/>
+              </w:numPr>
+              <w:spacing w:before="0" w:beforeAutospacing="0" w:after="0" w:afterAutospacing="0" w:line="336" w:lineRule="auto"/>
+              <w:ind w:firstLine="140" w:firstLineChars="50"/>
+              <w:jc w:val="both"/>
+              <w:rPr>
+                <w:rFonts w:hint="default" w:ascii="Times New Roman" w:hAnsi="Times New Roman" w:cs="Times New Roman"/>
+                <w:sz w:val="28"/>
+                <w:szCs w:val="28"/>
+                <w:lang w:val="en-US"/>
+              </w:rPr>
+            </w:pPr>
+            <w:r>
+              <w:rPr>
+                <w:rFonts w:hint="default" w:ascii="Times New Roman" w:hAnsi="Times New Roman" w:cs="Times New Roman"/>
+                <w:sz w:val="28"/>
+                <w:szCs w:val="28"/>
+                <w:lang w:val="en-US"/>
+              </w:rPr>
+              <w:t>3.2.3 Admin nhấn nút [Xem thống kê]</w:t>
+            </w:r>
+          </w:p>
+          <w:p>
+            <w:pPr>
+              <w:pStyle w:val="10"/>
+              <w:numPr>
+                <w:numId w:val="0"/>
+              </w:numPr>
+              <w:spacing w:before="0" w:beforeAutospacing="0" w:after="0" w:afterAutospacing="0" w:line="336" w:lineRule="auto"/>
+              <w:ind w:firstLine="140" w:firstLineChars="50"/>
+              <w:jc w:val="both"/>
+              <w:rPr>
+                <w:rFonts w:hint="default" w:ascii="Times New Roman" w:hAnsi="Times New Roman" w:cs="Times New Roman"/>
+                <w:sz w:val="28"/>
+                <w:szCs w:val="28"/>
+                <w:lang w:val="en-US"/>
+              </w:rPr>
+            </w:pPr>
+            <w:r>
+              <w:rPr>
+                <w:rFonts w:hint="default" w:ascii="Times New Roman" w:hAnsi="Times New Roman" w:cs="Times New Roman"/>
+                <w:sz w:val="28"/>
+                <w:szCs w:val="28"/>
+                <w:lang w:val="en-US"/>
+              </w:rPr>
+              <w:t>3.2.4 Hệ thống hiển thị dữ liệu thống kê của năm được chọn lên màn hình (dữ liệu thống kê bao gồm doanh thu của từng tháng trong năm được chọn)</w:t>
+            </w:r>
+          </w:p>
+        </w:tc>
+      </w:tr>
+      <w:tr>
+        <w:tblPrEx>
+          <w:tblBorders>
+            <w:top w:val="single" w:color="auto" w:sz="4" w:space="0"/>
+            <w:left w:val="single" w:color="auto" w:sz="4" w:space="0"/>
+            <w:bottom w:val="single" w:color="auto" w:sz="4" w:space="0"/>
+            <w:right w:val="single" w:color="auto" w:sz="4" w:space="0"/>
+            <w:insideH w:val="single" w:color="auto" w:sz="4" w:space="0"/>
+            <w:insideV w:val="single" w:color="auto" w:sz="4" w:space="0"/>
+          </w:tblBorders>
+          <w:tblCellMar>
+            <w:top w:w="0" w:type="dxa"/>
+            <w:left w:w="108" w:type="dxa"/>
+            <w:bottom w:w="0" w:type="dxa"/>
+            <w:right w:w="108" w:type="dxa"/>
+          </w:tblCellMar>
+        </w:tblPrEx>
+        <w:trPr>
+          <w:jc w:val="center"/>
+        </w:trPr>
+        <w:tc>
+          <w:tcPr>
+            <w:tcW w:w="2925" w:type="dxa"/>
+            <w:vAlign w:val="center"/>
+          </w:tcPr>
+          <w:p>
+            <w:pPr>
+              <w:spacing w:line="336" w:lineRule="auto"/>
+              <w:jc w:val="center"/>
+              <w:rPr>
+                <w:rFonts w:hint="default" w:ascii="Times New Roman" w:hAnsi="Times New Roman" w:cs="Times New Roman"/>
+                <w:sz w:val="28"/>
+                <w:szCs w:val="28"/>
+              </w:rPr>
+            </w:pPr>
+            <w:r>
+              <w:rPr>
+                <w:rStyle w:val="11"/>
+                <w:rFonts w:hint="default" w:ascii="Times New Roman" w:hAnsi="Times New Roman" w:cs="Times New Roman" w:eastAsiaTheme="majorEastAsia"/>
+                <w:sz w:val="28"/>
+                <w:szCs w:val="28"/>
+              </w:rPr>
+              <w:t>Luồng thay thế</w:t>
+            </w:r>
+          </w:p>
+        </w:tc>
+        <w:tc>
+          <w:tcPr>
+            <w:tcW w:w="6430" w:type="dxa"/>
+            <w:vAlign w:val="center"/>
+          </w:tcPr>
+          <w:p>
+            <w:pPr>
+              <w:spacing w:line="336" w:lineRule="auto"/>
+              <w:jc w:val="both"/>
+              <w:rPr>
+                <w:rFonts w:hint="default" w:ascii="Times New Roman" w:hAnsi="Times New Roman" w:cs="Times New Roman"/>
+                <w:sz w:val="28"/>
+                <w:szCs w:val="28"/>
+              </w:rPr>
+            </w:pPr>
+          </w:p>
+        </w:tc>
+      </w:tr>
+    </w:tbl>
+    <w:p>
+      <w:pPr>
+        <w:rPr>
+          <w:rFonts w:hint="default"/>
+          <w:lang w:val="en-US"/>
+        </w:rPr>
+      </w:pPr>
+      <w:bookmarkStart w:id="0" w:name="_GoBack"/>
+      <w:bookmarkEnd w:id="0"/>
     </w:p>
     <w:sectPr>
       <w:pgSz w:w="11906" w:h="16838"/>
@@ -28785,6 +36443,18 @@
     </w:lvl>
   </w:abstractNum>
   <w:abstractNum w:abstractNumId="2">
+    <w:nsid w:val="98AECFEB"/>
+    <w:multiLevelType w:val="singleLevel"/>
+    <w:tmpl w:val="98AECFEB"/>
+    <w:lvl w:ilvl="0" w:tentative="0">
+      <w:start w:val="1"/>
+      <w:numFmt w:val="decimal"/>
+      <w:suff w:val="space"/>
+      <w:lvlText w:val="%1."/>
+      <w:lvlJc w:val="left"/>
+    </w:lvl>
+  </w:abstractNum>
+  <w:abstractNum w:abstractNumId="3">
     <w:nsid w:val="9C131D3B"/>
     <w:multiLevelType w:val="multilevel"/>
     <w:tmpl w:val="9C131D3B"/>
@@ -28900,9 +36570,21 @@
       </w:rPr>
     </w:lvl>
   </w:abstractNum>
-  <w:abstractNum w:abstractNumId="3">
+  <w:abstractNum w:abstractNumId="4">
+    <w:nsid w:val="9D95E1EB"/>
+    <w:multiLevelType w:val="singleLevel"/>
+    <w:tmpl w:val="9D95E1EB"/>
+    <w:lvl w:ilvl="0" w:tentative="0">
+      <w:start w:val="1"/>
+      <w:numFmt w:val="decimal"/>
+      <w:suff w:val="space"/>
+      <w:lvlText w:val="%1."/>
+      <w:lvlJc w:val="left"/>
+    </w:lvl>
+  </w:abstractNum>
+  <w:abstractNum w:abstractNumId="5">
     <w:nsid w:val="9F2794B9"/>
-    <w:multiLevelType w:val="singleLevel"/>
+    <w:multiLevelType w:val="multilevel"/>
     <w:tmpl w:val="9F2794B9"/>
     <w:lvl w:ilvl="0" w:tentative="0">
       <w:start w:val="1"/>
@@ -28911,8 +36593,112 @@
       <w:lvlText w:val="%1."/>
       <w:lvlJc w:val="left"/>
     </w:lvl>
+    <w:lvl w:ilvl="1" w:tentative="0">
+      <w:start w:val="1"/>
+      <w:numFmt w:val="decimal"/>
+      <w:suff w:val="space"/>
+      <w:lvlText w:val="%1.%2"/>
+      <w:lvlJc w:val="left"/>
+      <w:pPr>
+        <w:ind w:left="0" w:leftChars="0" w:firstLine="0" w:firstLineChars="0"/>
+      </w:pPr>
+      <w:rPr>
+        <w:rFonts w:hint="default"/>
+      </w:rPr>
+    </w:lvl>
+    <w:lvl w:ilvl="2" w:tentative="0">
+      <w:start w:val="1"/>
+      <w:numFmt w:val="decimal"/>
+      <w:suff w:val="space"/>
+      <w:lvlText w:val="%1.%2.%3"/>
+      <w:lvlJc w:val="left"/>
+      <w:pPr>
+        <w:ind w:left="0" w:leftChars="0" w:firstLine="0" w:firstLineChars="0"/>
+      </w:pPr>
+      <w:rPr>
+        <w:rFonts w:hint="default"/>
+      </w:rPr>
+    </w:lvl>
+    <w:lvl w:ilvl="3" w:tentative="0">
+      <w:start w:val="1"/>
+      <w:numFmt w:val="decimal"/>
+      <w:suff w:val="space"/>
+      <w:lvlText w:val="%1.%2.%3.%4"/>
+      <w:lvlJc w:val="left"/>
+      <w:pPr>
+        <w:ind w:left="0" w:leftChars="0" w:firstLine="0" w:firstLineChars="0"/>
+      </w:pPr>
+      <w:rPr>
+        <w:rFonts w:hint="default"/>
+      </w:rPr>
+    </w:lvl>
+    <w:lvl w:ilvl="4" w:tentative="0">
+      <w:start w:val="1"/>
+      <w:numFmt w:val="decimal"/>
+      <w:suff w:val="space"/>
+      <w:lvlText w:val="%1.%2.%3.%4.%5"/>
+      <w:lvlJc w:val="left"/>
+      <w:pPr>
+        <w:ind w:left="0" w:leftChars="0" w:firstLine="0" w:firstLineChars="0"/>
+      </w:pPr>
+      <w:rPr>
+        <w:rFonts w:hint="default"/>
+      </w:rPr>
+    </w:lvl>
+    <w:lvl w:ilvl="5" w:tentative="0">
+      <w:start w:val="1"/>
+      <w:numFmt w:val="decimal"/>
+      <w:suff w:val="space"/>
+      <w:lvlText w:val="%1.%2.%3.%4.%5.%6"/>
+      <w:lvlJc w:val="left"/>
+      <w:pPr>
+        <w:ind w:left="0" w:leftChars="0" w:firstLine="0" w:firstLineChars="0"/>
+      </w:pPr>
+      <w:rPr>
+        <w:rFonts w:hint="default"/>
+      </w:rPr>
+    </w:lvl>
+    <w:lvl w:ilvl="6" w:tentative="0">
+      <w:start w:val="1"/>
+      <w:numFmt w:val="decimal"/>
+      <w:suff w:val="space"/>
+      <w:lvlText w:val="%1.%2.%3.%4.%5.%6.%7"/>
+      <w:lvlJc w:val="left"/>
+      <w:pPr>
+        <w:ind w:left="0" w:leftChars="0" w:firstLine="0" w:firstLineChars="0"/>
+      </w:pPr>
+      <w:rPr>
+        <w:rFonts w:hint="default"/>
+      </w:rPr>
+    </w:lvl>
+    <w:lvl w:ilvl="7" w:tentative="0">
+      <w:start w:val="1"/>
+      <w:numFmt w:val="decimal"/>
+      <w:suff w:val="space"/>
+      <w:lvlText w:val="%1.%2.%3.%4.%5.%6.%7.%8"/>
+      <w:lvlJc w:val="left"/>
+      <w:pPr>
+        <w:ind w:left="0" w:leftChars="0" w:firstLine="0" w:firstLineChars="0"/>
+      </w:pPr>
+      <w:rPr>
+        <w:rFonts w:hint="default"/>
+      </w:rPr>
+    </w:lvl>
+    <w:lvl w:ilvl="8" w:tentative="0">
+      <w:start w:val="1"/>
+      <w:numFmt w:val="decimal"/>
+      <w:suff w:val="space"/>
+      <w:lvlText w:val="%1.%2.%3.%4.%5.%6.%7.%8.%9"/>
+      <w:lvlJc w:val="left"/>
+      <w:pPr>
+        <w:ind w:left="0" w:leftChars="0" w:firstLine="0" w:firstLineChars="0"/>
+      </w:pPr>
+      <w:rPr>
+        <w:rFonts w:hint="default"/>
+      </w:rPr>
+    </w:lvl>
   </w:abstractNum>
-  <w:abstractNum w:abstractNumId="4">
+  <w:abstractNum w:abstractNumId="6">
     <w:nsid w:val="A0BBA984"/>
     <w:multiLevelType w:val="singleLevel"/>
     <w:tmpl w:val="A0BBA984"/>
@@ -28924,7 +36710,7 @@
       <w:lvlJc w:val="left"/>
     </w:lvl>
   </w:abstractNum>
-  <w:abstractNum w:abstractNumId="5">
+  <w:abstractNum w:abstractNumId="7">
     <w:nsid w:val="A4CFE3E5"/>
     <w:multiLevelType w:val="multilevel"/>
     <w:tmpl w:val="A4CFE3E5"/>
@@ -29040,9 +36826,9 @@
       </w:rPr>
     </w:lvl>
   </w:abstractNum>
-  <w:abstractNum w:abstractNumId="6">
+  <w:abstractNum w:abstractNumId="8">
     <w:nsid w:val="ACE21FC4"/>
-    <w:multiLevelType w:val="singleLevel"/>
+    <w:multiLevelType w:val="multilevel"/>
     <w:tmpl w:val="ACE21FC4"/>
     <w:lvl w:ilvl="0" w:tentative="0">
       <w:start w:val="1"/>
@@ -29051,8 +36837,112 @@
       <w:lvlText w:val="%1."/>
       <w:lvlJc w:val="left"/>
     </w:lvl>
+    <w:lvl w:ilvl="1" w:tentative="0">
+      <w:start w:val="1"/>
+      <w:numFmt w:val="decimal"/>
+      <w:suff w:val="space"/>
+      <w:lvlText w:val="%1.%2"/>
+      <w:lvlJc w:val="left"/>
+      <w:pPr>
+        <w:ind w:left="0" w:leftChars="0" w:firstLine="0" w:firstLineChars="0"/>
+      </w:pPr>
+      <w:rPr>
+        <w:rFonts w:hint="default"/>
+      </w:rPr>
+    </w:lvl>
+    <w:lvl w:ilvl="2" w:tentative="0">
+      <w:start w:val="1"/>
+      <w:numFmt w:val="decimal"/>
+      <w:suff w:val="space"/>
+      <w:lvlText w:val="%1.%2.%3"/>
+      <w:lvlJc w:val="left"/>
+      <w:pPr>
+        <w:ind w:left="0" w:leftChars="0" w:firstLine="0" w:firstLineChars="0"/>
+      </w:pPr>
+      <w:rPr>
+        <w:rFonts w:hint="default"/>
+      </w:rPr>
+    </w:lvl>
+    <w:lvl w:ilvl="3" w:tentative="0">
+      <w:start w:val="1"/>
+      <w:numFmt w:val="decimal"/>
+      <w:suff w:val="space"/>
+      <w:lvlText w:val="%1.%2.%3.%4"/>
+      <w:lvlJc w:val="left"/>
+      <w:pPr>
+        <w:ind w:left="0" w:leftChars="0" w:firstLine="0" w:firstLineChars="0"/>
+      </w:pPr>
+      <w:rPr>
+        <w:rFonts w:hint="default"/>
+      </w:rPr>
+    </w:lvl>
+    <w:lvl w:ilvl="4" w:tentative="0">
+      <w:start w:val="1"/>
+      <w:numFmt w:val="decimal"/>
+      <w:suff w:val="space"/>
+      <w:lvlText w:val="%1.%2.%3.%4.%5"/>
+      <w:lvlJc w:val="left"/>
+      <w:pPr>
+        <w:ind w:left="0" w:leftChars="0" w:firstLine="0" w:firstLineChars="0"/>
+      </w:pPr>
+      <w:rPr>
+        <w:rFonts w:hint="default"/>
+      </w:rPr>
+    </w:lvl>
+    <w:lvl w:ilvl="5" w:tentative="0">
+      <w:start w:val="1"/>
+      <w:numFmt w:val="decimal"/>
+      <w:suff w:val="space"/>
+      <w:lvlText w:val="%1.%2.%3.%4.%5.%6"/>
+      <w:lvlJc w:val="left"/>
+      <w:pPr>
+        <w:ind w:left="0" w:leftChars="0" w:firstLine="0" w:firstLineChars="0"/>
+      </w:pPr>
+      <w:rPr>
+        <w:rFonts w:hint="default"/>
+      </w:rPr>
+    </w:lvl>
+    <w:lvl w:ilvl="6" w:tentative="0">
+      <w:start w:val="1"/>
+      <w:numFmt w:val="decimal"/>
+      <w:suff w:val="space"/>
+      <w:lvlText w:val="%1.%2.%3.%4.%5.%6.%7"/>
+      <w:lvlJc w:val="left"/>
+      <w:pPr>
+        <w:ind w:left="0" w:leftChars="0" w:firstLine="0" w:firstLineChars="0"/>
+      </w:pPr>
+      <w:rPr>
+        <w:rFonts w:hint="default"/>
+      </w:rPr>
+    </w:lvl>
+    <w:lvl w:ilvl="7" w:tentative="0">
+      <w:start w:val="1"/>
+      <w:numFmt w:val="decimal"/>
+      <w:suff w:val="space"/>
+      <w:lvlText w:val="%1.%2.%3.%4.%5.%6.%7.%8"/>
+      <w:lvlJc w:val="left"/>
+      <w:pPr>
+        <w:ind w:left="0" w:leftChars="0" w:firstLine="0" w:firstLineChars="0"/>
+      </w:pPr>
+      <w:rPr>
+        <w:rFonts w:hint="default"/>
+      </w:rPr>
+    </w:lvl>
+    <w:lvl w:ilvl="8" w:tentative="0">
+      <w:start w:val="1"/>
+      <w:numFmt w:val="decimal"/>
+      <w:suff w:val="space"/>
+      <w:lvlText w:val="%1.%2.%3.%4.%5.%6.%7.%8.%9"/>
+      <w:lvlJc w:val="left"/>
+      <w:pPr>
+        <w:ind w:left="0" w:leftChars="0" w:firstLine="0" w:firstLineChars="0"/>
+      </w:pPr>
+      <w:rPr>
+        <w:rFonts w:hint="default"/>
+      </w:rPr>
+    </w:lvl>
   </w:abstractNum>
-  <w:abstractNum w:abstractNumId="7">
+  <w:abstractNum w:abstractNumId="9">
     <w:nsid w:val="B00BA5B2"/>
     <w:multiLevelType w:val="multilevel"/>
     <w:tmpl w:val="B00BA5B2"/>
@@ -29168,7 +37058,7 @@
       </w:rPr>
     </w:lvl>
   </w:abstractNum>
-  <w:abstractNum w:abstractNumId="8">
+  <w:abstractNum w:abstractNumId="10">
     <w:nsid w:val="B29E511B"/>
     <w:multiLevelType w:val="multilevel"/>
     <w:tmpl w:val="B29E511B"/>
@@ -29284,7 +37174,7 @@
       </w:rPr>
     </w:lvl>
   </w:abstractNum>
-  <w:abstractNum w:abstractNumId="9">
+  <w:abstractNum w:abstractNumId="11">
     <w:nsid w:val="C282BC5E"/>
     <w:multiLevelType w:val="multilevel"/>
     <w:tmpl w:val="C282BC5E"/>
@@ -29400,7 +37290,7 @@
       </w:rPr>
     </w:lvl>
   </w:abstractNum>
-  <w:abstractNum w:abstractNumId="10">
+  <w:abstractNum w:abstractNumId="12">
     <w:nsid w:val="C2CC39A9"/>
     <w:multiLevelType w:val="singleLevel"/>
     <w:tmpl w:val="C2CC39A9"/>
@@ -29412,7 +37302,7 @@
       <w:lvlJc w:val="left"/>
     </w:lvl>
   </w:abstractNum>
-  <w:abstractNum w:abstractNumId="11">
+  <w:abstractNum w:abstractNumId="13">
     <w:nsid w:val="C5A17844"/>
     <w:multiLevelType w:val="multilevel"/>
     <w:tmpl w:val="C5A17844"/>
@@ -29528,7 +37418,7 @@
       </w:rPr>
     </w:lvl>
   </w:abstractNum>
-  <w:abstractNum w:abstractNumId="12">
+  <w:abstractNum w:abstractNumId="14">
     <w:nsid w:val="CBB60CEF"/>
     <w:multiLevelType w:val="singleLevel"/>
     <w:tmpl w:val="CBB60CEF"/>
@@ -29540,7 +37430,123 @@
       <w:lvlJc w:val="left"/>
     </w:lvl>
   </w:abstractNum>
-  <w:abstractNum w:abstractNumId="13">
+  <w:abstractNum w:abstractNumId="15">
+    <w:nsid w:val="D0F47EC0"/>
+    <w:multiLevelType w:val="multilevel"/>
+    <w:tmpl w:val="D0F47EC0"/>
+    <w:lvl w:ilvl="0" w:tentative="0">
+      <w:start w:val="1"/>
+      <w:numFmt w:val="decimal"/>
+      <w:suff w:val="space"/>
+      <w:lvlText w:val="%1."/>
+      <w:lvlJc w:val="left"/>
+    </w:lvl>
+    <w:lvl w:ilvl="1" w:tentative="0">
+      <w:start w:val="1"/>
+      <w:numFmt w:val="decimal"/>
+      <w:suff w:val="space"/>
+      <w:lvlText w:val="%1.%2"/>
+      <w:lvlJc w:val="left"/>
+      <w:pPr>
+        <w:ind w:left="0" w:leftChars="0" w:firstLine="0" w:firstLineChars="0"/>
+      </w:pPr>
+      <w:rPr>
+        <w:rFonts w:hint="default"/>
+      </w:rPr>
+    </w:lvl>
+    <w:lvl w:ilvl="2" w:tentative="0">
+      <w:start w:val="1"/>
+      <w:numFmt w:val="decimal"/>
+      <w:suff w:val="space"/>
+      <w:lvlText w:val="%1.%2.%3"/>
+      <w:lvlJc w:val="left"/>
+      <w:pPr>
+        <w:ind w:left="0" w:leftChars="0" w:firstLine="0" w:firstLineChars="0"/>
+      </w:pPr>
+      <w:rPr>
+        <w:rFonts w:hint="default"/>
+      </w:rPr>
+    </w:lvl>
+    <w:lvl w:ilvl="3" w:tentative="0">
+      <w:start w:val="1"/>
+      <w:numFmt w:val="decimal"/>
+      <w:suff w:val="space"/>
+      <w:lvlText w:val="%1.%2.%3.%4"/>
+      <w:lvlJc w:val="left"/>
+      <w:pPr>
+        <w:ind w:left="0" w:leftChars="0" w:firstLine="0" w:firstLineChars="0"/>
+      </w:pPr>
+      <w:rPr>
+        <w:rFonts w:hint="default"/>
+      </w:rPr>
+    </w:lvl>
+    <w:lvl w:ilvl="4" w:tentative="0">
+      <w:start w:val="1"/>
+      <w:numFmt w:val="decimal"/>
+      <w:suff w:val="space"/>
+      <w:lvlText w:val="%1.%2.%3.%4.%5"/>
+      <w:lvlJc w:val="left"/>
+      <w:pPr>
+        <w:ind w:left="0" w:leftChars="0" w:firstLine="0" w:firstLineChars="0"/>
+      </w:pPr>
+      <w:rPr>
+        <w:rFonts w:hint="default"/>
+      </w:rPr>
+    </w:lvl>
+    <w:lvl w:ilvl="5" w:tentative="0">
+      <w:start w:val="1"/>
+      <w:numFmt w:val="decimal"/>
+      <w:suff w:val="space"/>
+      <w:lvlText w:val="%1.%2.%3.%4.%5.%6"/>
+      <w:lvlJc w:val="left"/>
+      <w:pPr>
+        <w:ind w:left="0" w:leftChars="0" w:firstLine="0" w:firstLineChars="0"/>
+      </w:pPr>
+      <w:rPr>
+        <w:rFonts w:hint="default"/>
+      </w:rPr>
+    </w:lvl>
+    <w:lvl w:ilvl="6" w:tentative="0">
+      <w:start w:val="1"/>
+      <w:numFmt w:val="decimal"/>
+      <w:suff w:val="space"/>
+      <w:lvlText w:val="%1.%2.%3.%4.%5.%6.%7"/>
+      <w:lvlJc w:val="left"/>
+      <w:pPr>
+        <w:ind w:left="0" w:leftChars="0" w:firstLine="0" w:firstLineChars="0"/>
+      </w:pPr>
+      <w:rPr>
+        <w:rFonts w:hint="default"/>
+      </w:rPr>
+    </w:lvl>
+    <w:lvl w:ilvl="7" w:tentative="0">
+      <w:start w:val="1"/>
+      <w:numFmt w:val="decimal"/>
+      <w:suff w:val="space"/>
+      <w:lvlText w:val="%1.%2.%3.%4.%5.%6.%7.%8"/>
+      <w:lvlJc w:val="left"/>
+      <w:pPr>
+        <w:ind w:left="0" w:leftChars="0" w:firstLine="0" w:firstLineChars="0"/>
+      </w:pPr>
+      <w:rPr>
+        <w:rFonts w:hint="default"/>
+      </w:rPr>
+    </w:lvl>
+    <w:lvl w:ilvl="8" w:tentative="0">
+      <w:start w:val="1"/>
+      <w:numFmt w:val="decimal"/>
+      <w:suff w:val="space"/>
+      <w:lvlText w:val="%1.%2.%3.%4.%5.%6.%7.%8.%9"/>
+      <w:lvlJc w:val="left"/>
+      <w:pPr>
+        <w:ind w:left="0" w:leftChars="0" w:firstLine="0" w:firstLineChars="0"/>
+      </w:pPr>
+      <w:rPr>
+        <w:rFonts w:hint="default"/>
+      </w:rPr>
+    </w:lvl>
+  </w:abstractNum>
+  <w:abstractNum w:abstractNumId="16">
     <w:nsid w:val="E9655F69"/>
     <w:multiLevelType w:val="singleLevel"/>
     <w:tmpl w:val="E9655F69"/>
@@ -29552,9 +37558,9 @@
       <w:lvlJc w:val="left"/>
     </w:lvl>
   </w:abstractNum>
-  <w:abstractNum w:abstractNumId="14">
+  <w:abstractNum w:abstractNumId="17">
     <w:nsid w:val="F2407A5B"/>
-    <w:multiLevelType w:val="singleLevel"/>
+    <w:multiLevelType w:val="multilevel"/>
     <w:tmpl w:val="F2407A5B"/>
     <w:lvl w:ilvl="0" w:tentative="0">
       <w:start w:val="1"/>
@@ -29563,8 +37569,112 @@
       <w:lvlText w:val="%1."/>
       <w:lvlJc w:val="left"/>
     </w:lvl>
+    <w:lvl w:ilvl="1" w:tentative="0">
+      <w:start w:val="1"/>
+      <w:numFmt w:val="decimal"/>
+      <w:suff w:val="space"/>
+      <w:lvlText w:val="%1.%2"/>
+      <w:lvlJc w:val="left"/>
+      <w:pPr>
+        <w:ind w:left="0" w:leftChars="0" w:firstLine="0" w:firstLineChars="0"/>
+      </w:pPr>
+      <w:rPr>
+        <w:rFonts w:hint="default"/>
+      </w:rPr>
+    </w:lvl>
+    <w:lvl w:ilvl="2" w:tentative="0">
+      <w:start w:val="1"/>
+      <w:numFmt w:val="decimal"/>
+      <w:suff w:val="space"/>
+      <w:lvlText w:val="%1.%2.%3"/>
+      <w:lvlJc w:val="left"/>
+      <w:pPr>
+        <w:ind w:left="0" w:leftChars="0" w:firstLine="0" w:firstLineChars="0"/>
+      </w:pPr>
+      <w:rPr>
+        <w:rFonts w:hint="default"/>
+      </w:rPr>
+    </w:lvl>
+    <w:lvl w:ilvl="3" w:tentative="0">
+      <w:start w:val="1"/>
+      <w:numFmt w:val="decimal"/>
+      <w:suff w:val="space"/>
+      <w:lvlText w:val="%1.%2.%3.%4"/>
+      <w:lvlJc w:val="left"/>
+      <w:pPr>
+        <w:ind w:left="0" w:leftChars="0" w:firstLine="0" w:firstLineChars="0"/>
+      </w:pPr>
+      <w:rPr>
+        <w:rFonts w:hint="default"/>
+      </w:rPr>
+    </w:lvl>
+    <w:lvl w:ilvl="4" w:tentative="0">
+      <w:start w:val="1"/>
+      <w:numFmt w:val="decimal"/>
+      <w:suff w:val="space"/>
+      <w:lvlText w:val="%1.%2.%3.%4.%5"/>
+      <w:lvlJc w:val="left"/>
+      <w:pPr>
+        <w:ind w:left="0" w:leftChars="0" w:firstLine="0" w:firstLineChars="0"/>
+      </w:pPr>
+      <w:rPr>
+        <w:rFonts w:hint="default"/>
+      </w:rPr>
+    </w:lvl>
+    <w:lvl w:ilvl="5" w:tentative="0">
+      <w:start w:val="1"/>
+      <w:numFmt w:val="decimal"/>
+      <w:suff w:val="space"/>
+      <w:lvlText w:val="%1.%2.%3.%4.%5.%6"/>
+      <w:lvlJc w:val="left"/>
+      <w:pPr>
+        <w:ind w:left="0" w:leftChars="0" w:firstLine="0" w:firstLineChars="0"/>
+      </w:pPr>
+      <w:rPr>
+        <w:rFonts w:hint="default"/>
+      </w:rPr>
+    </w:lvl>
+    <w:lvl w:ilvl="6" w:tentative="0">
+      <w:start w:val="1"/>
+      <w:numFmt w:val="decimal"/>
+      <w:suff w:val="space"/>
+      <w:lvlText w:val="%1.%2.%3.%4.%5.%6.%7"/>
+      <w:lvlJc w:val="left"/>
+      <w:pPr>
+        <w:ind w:left="0" w:leftChars="0" w:firstLine="0" w:firstLineChars="0"/>
+      </w:pPr>
+      <w:rPr>
+        <w:rFonts w:hint="default"/>
+      </w:rPr>
+    </w:lvl>
+    <w:lvl w:ilvl="7" w:tentative="0">
+      <w:start w:val="1"/>
+      <w:numFmt w:val="decimal"/>
+      <w:suff w:val="space"/>
+      <w:lvlText w:val="%1.%2.%3.%4.%5.%6.%7.%8"/>
+      <w:lvlJc w:val="left"/>
+      <w:pPr>
+        <w:ind w:left="0" w:leftChars="0" w:firstLine="0" w:firstLineChars="0"/>
+      </w:pPr>
+      <w:rPr>
+        <w:rFonts w:hint="default"/>
+      </w:rPr>
+    </w:lvl>
+    <w:lvl w:ilvl="8" w:tentative="0">
+      <w:start w:val="1"/>
+      <w:numFmt w:val="decimal"/>
+      <w:suff w:val="space"/>
+      <w:lvlText w:val="%1.%2.%3.%4.%5.%6.%7.%8.%9"/>
+      <w:lvlJc w:val="left"/>
+      <w:pPr>
+        <w:ind w:left="0" w:leftChars="0" w:firstLine="0" w:firstLineChars="0"/>
+      </w:pPr>
+      <w:rPr>
+        <w:rFonts w:hint="default"/>
+      </w:rPr>
+    </w:lvl>
   </w:abstractNum>
-  <w:abstractNum w:abstractNumId="15">
+  <w:abstractNum w:abstractNumId="18">
     <w:nsid w:val="F627DAFF"/>
     <w:multiLevelType w:val="singleLevel"/>
     <w:tmpl w:val="F627DAFF"/>
@@ -29576,7 +37686,135 @@
       <w:lvlJc w:val="left"/>
     </w:lvl>
   </w:abstractNum>
-  <w:abstractNum w:abstractNumId="16">
+  <w:abstractNum w:abstractNumId="19">
+    <w:nsid w:val="F91459E0"/>
+    <w:multiLevelType w:val="singleLevel"/>
+    <w:tmpl w:val="F91459E0"/>
+    <w:lvl w:ilvl="0" w:tentative="0">
+      <w:start w:val="1"/>
+      <w:numFmt w:val="decimal"/>
+      <w:suff w:val="space"/>
+      <w:lvlText w:val="%1."/>
+      <w:lvlJc w:val="left"/>
+    </w:lvl>
+  </w:abstractNum>
+  <w:abstractNum w:abstractNumId="20">
+    <w:nsid w:val="FECDD9AE"/>
+    <w:multiLevelType w:val="multilevel"/>
+    <w:tmpl w:val="FECDD9AE"/>
+    <w:lvl w:ilvl="0" w:tentative="0">
+      <w:start w:val="1"/>
+      <w:numFmt w:val="decimal"/>
+      <w:suff w:val="space"/>
+      <w:lvlText w:val="%1."/>
+      <w:lvlJc w:val="left"/>
+    </w:lvl>
+    <w:lvl w:ilvl="1" w:tentative="0">
+      <w:start w:val="1"/>
+      <w:numFmt w:val="decimal"/>
+      <w:suff w:val="space"/>
+      <w:lvlText w:val="%1.%2"/>
+      <w:lvlJc w:val="left"/>
+      <w:pPr>
+        <w:ind w:left="0" w:leftChars="0" w:firstLine="0" w:firstLineChars="0"/>
+      </w:pPr>
+      <w:rPr>
+        <w:rFonts w:hint="default"/>
+      </w:rPr>
+    </w:lvl>
+    <w:lvl w:ilvl="2" w:tentative="0">
+      <w:start w:val="1"/>
+      <w:numFmt w:val="decimal"/>
+      <w:suff w:val="space"/>
+      <w:lvlText w:val="%1.%2.%3"/>
+      <w:lvlJc w:val="left"/>
+      <w:pPr>
+        <w:ind w:left="0" w:leftChars="0" w:firstLine="0" w:firstLineChars="0"/>
+      </w:pPr>
+      <w:rPr>
+        <w:rFonts w:hint="default"/>
+      </w:rPr>
+    </w:lvl>
+    <w:lvl w:ilvl="3" w:tentative="0">
+      <w:start w:val="1"/>
+      <w:numFmt w:val="decimal"/>
+      <w:suff w:val="space"/>
+      <w:lvlText w:val="%1.%2.%3.%4"/>
+      <w:lvlJc w:val="left"/>
+      <w:pPr>
+        <w:ind w:left="0" w:leftChars="0" w:firstLine="0" w:firstLineChars="0"/>
+      </w:pPr>
+      <w:rPr>
+        <w:rFonts w:hint="default"/>
+      </w:rPr>
+    </w:lvl>
+    <w:lvl w:ilvl="4" w:tentative="0">
+      <w:start w:val="1"/>
+      <w:numFmt w:val="decimal"/>
+      <w:suff w:val="space"/>
+      <w:lvlText w:val="%1.%2.%3.%4.%5"/>
+      <w:lvlJc w:val="left"/>
+      <w:pPr>
+        <w:ind w:left="0" w:leftChars="0" w:firstLine="0" w:firstLineChars="0"/>
+      </w:pPr>
+      <w:rPr>
+        <w:rFonts w:hint="default"/>
+      </w:rPr>
+    </w:lvl>
+    <w:lvl w:ilvl="5" w:tentative="0">
+      <w:start w:val="1"/>
+      <w:numFmt w:val="decimal"/>
+      <w:suff w:val="space"/>
+      <w:lvlText w:val="%1.%2.%3.%4.%5.%6"/>
+      <w:lvlJc w:val="left"/>
+      <w:pPr>
+        <w:ind w:left="0" w:leftChars="0" w:firstLine="0" w:firstLineChars="0"/>
+      </w:pPr>
+      <w:rPr>
+        <w:rFonts w:hint="default"/>
+      </w:rPr>
+    </w:lvl>
+    <w:lvl w:ilvl="6" w:tentative="0">
+      <w:start w:val="1"/>
+      <w:numFmt w:val="decimal"/>
+      <w:suff w:val="space"/>
+      <w:lvlText w:val="%1.%2.%3.%4.%5.%6.%7"/>
+      <w:lvlJc w:val="left"/>
+      <w:pPr>
+        <w:ind w:left="0" w:leftChars="0" w:firstLine="0" w:firstLineChars="0"/>
+      </w:pPr>
+      <w:rPr>
+        <w:rFonts w:hint="default"/>
+      </w:rPr>
+    </w:lvl>
+    <w:lvl w:ilvl="7" w:tentative="0">
+      <w:start w:val="1"/>
+      <w:numFmt w:val="decimal"/>
+      <w:suff w:val="space"/>
+      <w:lvlText w:val="%1.%2.%3.%4.%5.%6.%7.%8"/>
+      <w:lvlJc w:val="left"/>
+      <w:pPr>
+        <w:ind w:left="0" w:leftChars="0" w:firstLine="0" w:firstLineChars="0"/>
+      </w:pPr>
+      <w:rPr>
+        <w:rFonts w:hint="default"/>
+      </w:rPr>
+    </w:lvl>
+    <w:lvl w:ilvl="8" w:tentative="0">
+      <w:start w:val="1"/>
+      <w:numFmt w:val="decimal"/>
+      <w:suff w:val="space"/>
+      <w:lvlText w:val="%1.%2.%3.%4.%5.%6.%7.%8.%9"/>
+      <w:lvlJc w:val="left"/>
+      <w:pPr>
+        <w:ind w:left="0" w:leftChars="0" w:firstLine="0" w:firstLineChars="0"/>
+      </w:pPr>
+      <w:rPr>
+        <w:rFonts w:hint="default"/>
+      </w:rPr>
+    </w:lvl>
+  </w:abstractNum>
+  <w:abstractNum w:abstractNumId="21">
     <w:nsid w:val="048EE9A0"/>
     <w:multiLevelType w:val="singleLevel"/>
     <w:tmpl w:val="048EE9A0"/>
@@ -29588,7 +37826,7 @@
       <w:lvlJc w:val="left"/>
     </w:lvl>
   </w:abstractNum>
-  <w:abstractNum w:abstractNumId="17">
+  <w:abstractNum w:abstractNumId="22">
     <w:nsid w:val="0A04ABC0"/>
     <w:multiLevelType w:val="multilevel"/>
     <w:tmpl w:val="0A04ABC0"/>
@@ -29704,7 +37942,7 @@
       </w:rPr>
     </w:lvl>
   </w:abstractNum>
-  <w:abstractNum w:abstractNumId="18">
+  <w:abstractNum w:abstractNumId="23">
     <w:nsid w:val="0ABF63F1"/>
     <w:multiLevelType w:val="singleLevel"/>
     <w:tmpl w:val="0ABF63F1"/>
@@ -29716,7 +37954,7 @@
       <w:lvlJc w:val="left"/>
     </w:lvl>
   </w:abstractNum>
-  <w:abstractNum w:abstractNumId="19">
+  <w:abstractNum w:abstractNumId="24">
     <w:nsid w:val="140BAA96"/>
     <w:multiLevelType w:val="singleLevel"/>
     <w:tmpl w:val="140BAA96"/>
@@ -29728,7 +37966,7 @@
       <w:lvlJc w:val="left"/>
     </w:lvl>
   </w:abstractNum>
-  <w:abstractNum w:abstractNumId="20">
+  <w:abstractNum w:abstractNumId="25">
     <w:nsid w:val="16B39172"/>
     <w:multiLevelType w:val="multilevel"/>
     <w:tmpl w:val="16B39172"/>
@@ -29844,7 +38082,7 @@
       </w:rPr>
     </w:lvl>
   </w:abstractNum>
-  <w:abstractNum w:abstractNumId="21">
+  <w:abstractNum w:abstractNumId="26">
     <w:nsid w:val="25E0AF67"/>
     <w:multiLevelType w:val="singleLevel"/>
     <w:tmpl w:val="25E0AF67"/>
@@ -29856,7 +38094,7 @@
       <w:lvlJc w:val="left"/>
     </w:lvl>
   </w:abstractNum>
-  <w:abstractNum w:abstractNumId="22">
+  <w:abstractNum w:abstractNumId="27">
     <w:nsid w:val="27E01A1C"/>
     <w:multiLevelType w:val="singleLevel"/>
     <w:tmpl w:val="27E01A1C"/>
@@ -29868,7 +38106,7 @@
       <w:lvlJc w:val="left"/>
     </w:lvl>
   </w:abstractNum>
-  <w:abstractNum w:abstractNumId="23">
+  <w:abstractNum w:abstractNumId="28">
     <w:nsid w:val="2A2D597B"/>
     <w:multiLevelType w:val="singleLevel"/>
     <w:tmpl w:val="2A2D597B"/>
@@ -29880,7 +38118,7 @@
       <w:lvlJc w:val="left"/>
     </w:lvl>
   </w:abstractNum>
-  <w:abstractNum w:abstractNumId="24">
+  <w:abstractNum w:abstractNumId="29">
     <w:nsid w:val="4D46F8E1"/>
     <w:multiLevelType w:val="multilevel"/>
     <w:tmpl w:val="4D46F8E1"/>
@@ -29996,7 +38234,123 @@
       </w:rPr>
     </w:lvl>
   </w:abstractNum>
-  <w:abstractNum w:abstractNumId="25">
+  <w:abstractNum w:abstractNumId="30">
+    <w:nsid w:val="5105049F"/>
+    <w:multiLevelType w:val="multilevel"/>
+    <w:tmpl w:val="5105049F"/>
+    <w:lvl w:ilvl="0" w:tentative="0">
+      <w:start w:val="1"/>
+      <w:numFmt w:val="decimal"/>
+      <w:suff w:val="space"/>
+      <w:lvlText w:val="%1."/>
+      <w:lvlJc w:val="left"/>
+    </w:lvl>
+    <w:lvl w:ilvl="1" w:tentative="0">
+      <w:start w:val="1"/>
+      <w:numFmt w:val="decimal"/>
+      <w:suff w:val="space"/>
+      <w:lvlText w:val="%1.%2"/>
+      <w:lvlJc w:val="left"/>
+      <w:pPr>
+        <w:ind w:left="0" w:leftChars="0" w:firstLine="0" w:firstLineChars="0"/>
+      </w:pPr>
+      <w:rPr>
+        <w:rFonts w:hint="default"/>
+      </w:rPr>
+    </w:lvl>
+    <w:lvl w:ilvl="2" w:tentative="0">
+      <w:start w:val="1"/>
+      <w:numFmt w:val="decimal"/>
+      <w:suff w:val="space"/>
+      <w:lvlText w:val="%1.%2.%3"/>
+      <w:lvlJc w:val="left"/>
+      <w:pPr>
+        <w:ind w:left="0" w:leftChars="0" w:firstLine="0" w:firstLineChars="0"/>
+      </w:pPr>
+      <w:rPr>
+        <w:rFonts w:hint="default"/>
+      </w:rPr>
+    </w:lvl>
+    <w:lvl w:ilvl="3" w:tentative="0">
+      <w:start w:val="1"/>
+      <w:numFmt w:val="decimal"/>
+      <w:suff w:val="space"/>
+      <w:lvlText w:val="%1.%2.%3.%4"/>
+      <w:lvlJc w:val="left"/>
+      <w:pPr>
+        <w:ind w:left="0" w:leftChars="0" w:firstLine="0" w:firstLineChars="0"/>
+      </w:pPr>
+      <w:rPr>
+        <w:rFonts w:hint="default"/>
+      </w:rPr>
+    </w:lvl>
+    <w:lvl w:ilvl="4" w:tentative="0">
+      <w:start w:val="1"/>
+      <w:numFmt w:val="decimal"/>
+      <w:suff w:val="space"/>
+      <w:lvlText w:val="%1.%2.%3.%4.%5"/>
+      <w:lvlJc w:val="left"/>
+      <w:pPr>
+        <w:ind w:left="0" w:leftChars="0" w:firstLine="0" w:firstLineChars="0"/>
+      </w:pPr>
+      <w:rPr>
+        <w:rFonts w:hint="default"/>
+      </w:rPr>
+    </w:lvl>
+    <w:lvl w:ilvl="5" w:tentative="0">
+      <w:start w:val="1"/>
+      <w:numFmt w:val="decimal"/>
+      <w:suff w:val="space"/>
+      <w:lvlText w:val="%1.%2.%3.%4.%5.%6"/>
+      <w:lvlJc w:val="left"/>
+      <w:pPr>
+        <w:ind w:left="0" w:leftChars="0" w:firstLine="0" w:firstLineChars="0"/>
+      </w:pPr>
+      <w:rPr>
+        <w:rFonts w:hint="default"/>
+      </w:rPr>
+    </w:lvl>
+    <w:lvl w:ilvl="6" w:tentative="0">
+      <w:start w:val="1"/>
+      <w:numFmt w:val="decimal"/>
+      <w:suff w:val="space"/>
+      <w:lvlText w:val="%1.%2.%3.%4.%5.%6.%7"/>
+      <w:lvlJc w:val="left"/>
+      <w:pPr>
+        <w:ind w:left="0" w:leftChars="0" w:firstLine="0" w:firstLineChars="0"/>
+      </w:pPr>
+      <w:rPr>
+        <w:rFonts w:hint="default"/>
+      </w:rPr>
+    </w:lvl>
+    <w:lvl w:ilvl="7" w:tentative="0">
+      <w:start w:val="1"/>
+      <w:numFmt w:val="decimal"/>
+      <w:suff w:val="space"/>
+      <w:lvlText w:val="%1.%2.%3.%4.%5.%6.%7.%8"/>
+      <w:lvlJc w:val="left"/>
+      <w:pPr>
+        <w:ind w:left="0" w:leftChars="0" w:firstLine="0" w:firstLineChars="0"/>
+      </w:pPr>
+      <w:rPr>
+        <w:rFonts w:hint="default"/>
+      </w:rPr>
+    </w:lvl>
+    <w:lvl w:ilvl="8" w:tentative="0">
+      <w:start w:val="1"/>
+      <w:numFmt w:val="decimal"/>
+      <w:suff w:val="space"/>
+      <w:lvlText w:val="%1.%2.%3.%4.%5.%6.%7.%8.%9"/>
+      <w:lvlJc w:val="left"/>
+      <w:pPr>
+        <w:ind w:left="0" w:leftChars="0" w:firstLine="0" w:firstLineChars="0"/>
+      </w:pPr>
+      <w:rPr>
+        <w:rFonts w:hint="default"/>
+      </w:rPr>
+    </w:lvl>
+  </w:abstractNum>
+  <w:abstractNum w:abstractNumId="31">
     <w:nsid w:val="514BAAB2"/>
     <w:multiLevelType w:val="multilevel"/>
     <w:tmpl w:val="514BAAB2"/>
@@ -30112,9 +38466,9 @@
       </w:rPr>
     </w:lvl>
   </w:abstractNum>
-  <w:abstractNum w:abstractNumId="26">
+  <w:abstractNum w:abstractNumId="32">
     <w:nsid w:val="602200AF"/>
-    <w:multiLevelType w:val="singleLevel"/>
+    <w:multiLevelType w:val="multilevel"/>
     <w:tmpl w:val="602200AF"/>
     <w:lvl w:ilvl="0" w:tentative="0">
       <w:start w:val="1"/>
@@ -30123,10 +38477,114 @@
       <w:lvlText w:val="%1."/>
       <w:lvlJc w:val="left"/>
     </w:lvl>
+    <w:lvl w:ilvl="1" w:tentative="0">
+      <w:start w:val="1"/>
+      <w:numFmt w:val="decimal"/>
+      <w:suff w:val="space"/>
+      <w:lvlText w:val="%1.%2"/>
+      <w:lvlJc w:val="left"/>
+      <w:pPr>
+        <w:ind w:left="0" w:leftChars="0" w:firstLine="0" w:firstLineChars="0"/>
+      </w:pPr>
+      <w:rPr>
+        <w:rFonts w:hint="default"/>
+      </w:rPr>
+    </w:lvl>
+    <w:lvl w:ilvl="2" w:tentative="0">
+      <w:start w:val="1"/>
+      <w:numFmt w:val="decimal"/>
+      <w:suff w:val="space"/>
+      <w:lvlText w:val="%1.%2.%3"/>
+      <w:lvlJc w:val="left"/>
+      <w:pPr>
+        <w:ind w:left="0" w:leftChars="0" w:firstLine="0" w:firstLineChars="0"/>
+      </w:pPr>
+      <w:rPr>
+        <w:rFonts w:hint="default"/>
+      </w:rPr>
+    </w:lvl>
+    <w:lvl w:ilvl="3" w:tentative="0">
+      <w:start w:val="1"/>
+      <w:numFmt w:val="decimal"/>
+      <w:suff w:val="space"/>
+      <w:lvlText w:val="%1.%2.%3.%4"/>
+      <w:lvlJc w:val="left"/>
+      <w:pPr>
+        <w:ind w:left="0" w:leftChars="0" w:firstLine="0" w:firstLineChars="0"/>
+      </w:pPr>
+      <w:rPr>
+        <w:rFonts w:hint="default"/>
+      </w:rPr>
+    </w:lvl>
+    <w:lvl w:ilvl="4" w:tentative="0">
+      <w:start w:val="1"/>
+      <w:numFmt w:val="decimal"/>
+      <w:suff w:val="space"/>
+      <w:lvlText w:val="%1.%2.%3.%4.%5"/>
+      <w:lvlJc w:val="left"/>
+      <w:pPr>
+        <w:ind w:left="0" w:leftChars="0" w:firstLine="0" w:firstLineChars="0"/>
+      </w:pPr>
+      <w:rPr>
+        <w:rFonts w:hint="default"/>
+      </w:rPr>
+    </w:lvl>
+    <w:lvl w:ilvl="5" w:tentative="0">
+      <w:start w:val="1"/>
+      <w:numFmt w:val="decimal"/>
+      <w:suff w:val="space"/>
+      <w:lvlText w:val="%1.%2.%3.%4.%5.%6"/>
+      <w:lvlJc w:val="left"/>
+      <w:pPr>
+        <w:ind w:left="0" w:leftChars="0" w:firstLine="0" w:firstLineChars="0"/>
+      </w:pPr>
+      <w:rPr>
+        <w:rFonts w:hint="default"/>
+      </w:rPr>
+    </w:lvl>
+    <w:lvl w:ilvl="6" w:tentative="0">
+      <w:start w:val="1"/>
+      <w:numFmt w:val="decimal"/>
+      <w:suff w:val="space"/>
+      <w:lvlText w:val="%1.%2.%3.%4.%5.%6.%7"/>
+      <w:lvlJc w:val="left"/>
+      <w:pPr>
+        <w:ind w:left="0" w:leftChars="0" w:firstLine="0" w:firstLineChars="0"/>
+      </w:pPr>
+      <w:rPr>
+        <w:rFonts w:hint="default"/>
+      </w:rPr>
+    </w:lvl>
+    <w:lvl w:ilvl="7" w:tentative="0">
+      <w:start w:val="1"/>
+      <w:numFmt w:val="decimal"/>
+      <w:suff w:val="space"/>
+      <w:lvlText w:val="%1.%2.%3.%4.%5.%6.%7.%8"/>
+      <w:lvlJc w:val="left"/>
+      <w:pPr>
+        <w:ind w:left="0" w:leftChars="0" w:firstLine="0" w:firstLineChars="0"/>
+      </w:pPr>
+      <w:rPr>
+        <w:rFonts w:hint="default"/>
+      </w:rPr>
+    </w:lvl>
+    <w:lvl w:ilvl="8" w:tentative="0">
+      <w:start w:val="1"/>
+      <w:numFmt w:val="decimal"/>
+      <w:suff w:val="space"/>
+      <w:lvlText w:val="%1.%2.%3.%4.%5.%6.%7.%8.%9"/>
+      <w:lvlJc w:val="left"/>
+      <w:pPr>
+        <w:ind w:left="0" w:leftChars="0" w:firstLine="0" w:firstLineChars="0"/>
+      </w:pPr>
+      <w:rPr>
+        <w:rFonts w:hint="default"/>
+      </w:rPr>
+    </w:lvl>
   </w:abstractNum>
-  <w:abstractNum w:abstractNumId="27">
+  <w:abstractNum w:abstractNumId="33">
     <w:nsid w:val="60844B0F"/>
-    <w:multiLevelType w:val="singleLevel"/>
+    <w:multiLevelType w:val="multilevel"/>
     <w:tmpl w:val="60844B0F"/>
     <w:lvl w:ilvl="0" w:tentative="0">
       <w:start w:val="1"/>
@@ -30135,8 +38593,112 @@
       <w:lvlText w:val="%1."/>
       <w:lvlJc w:val="left"/>
     </w:lvl>
+    <w:lvl w:ilvl="1" w:tentative="0">
+      <w:start w:val="1"/>
+      <w:numFmt w:val="decimal"/>
+      <w:suff w:val="space"/>
+      <w:lvlText w:val="%1.%2"/>
+      <w:lvlJc w:val="left"/>
+      <w:pPr>
+        <w:ind w:left="0" w:leftChars="0" w:firstLine="0" w:firstLineChars="0"/>
+      </w:pPr>
+      <w:rPr>
+        <w:rFonts w:hint="default"/>
+      </w:rPr>
+    </w:lvl>
+    <w:lvl w:ilvl="2" w:tentative="0">
+      <w:start w:val="1"/>
+      <w:numFmt w:val="decimal"/>
+      <w:suff w:val="space"/>
+      <w:lvlText w:val="%1.%2.%3"/>
+      <w:lvlJc w:val="left"/>
+      <w:pPr>
+        <w:ind w:left="0" w:leftChars="0" w:firstLine="0" w:firstLineChars="0"/>
+      </w:pPr>
+      <w:rPr>
+        <w:rFonts w:hint="default"/>
+      </w:rPr>
+    </w:lvl>
+    <w:lvl w:ilvl="3" w:tentative="0">
+      <w:start w:val="1"/>
+      <w:numFmt w:val="decimal"/>
+      <w:suff w:val="space"/>
+      <w:lvlText w:val="%1.%2.%3.%4"/>
+      <w:lvlJc w:val="left"/>
+      <w:pPr>
+        <w:ind w:left="0" w:leftChars="0" w:firstLine="0" w:firstLineChars="0"/>
+      </w:pPr>
+      <w:rPr>
+        <w:rFonts w:hint="default"/>
+      </w:rPr>
+    </w:lvl>
+    <w:lvl w:ilvl="4" w:tentative="0">
+      <w:start w:val="1"/>
+      <w:numFmt w:val="decimal"/>
+      <w:suff w:val="space"/>
+      <w:lvlText w:val="%1.%2.%3.%4.%5"/>
+      <w:lvlJc w:val="left"/>
+      <w:pPr>
+        <w:ind w:left="0" w:leftChars="0" w:firstLine="0" w:firstLineChars="0"/>
+      </w:pPr>
+      <w:rPr>
+        <w:rFonts w:hint="default"/>
+      </w:rPr>
+    </w:lvl>
+    <w:lvl w:ilvl="5" w:tentative="0">
+      <w:start w:val="1"/>
+      <w:numFmt w:val="decimal"/>
+      <w:suff w:val="space"/>
+      <w:lvlText w:val="%1.%2.%3.%4.%5.%6"/>
+      <w:lvlJc w:val="left"/>
+      <w:pPr>
+        <w:ind w:left="0" w:leftChars="0" w:firstLine="0" w:firstLineChars="0"/>
+      </w:pPr>
+      <w:rPr>
+        <w:rFonts w:hint="default"/>
+      </w:rPr>
+    </w:lvl>
+    <w:lvl w:ilvl="6" w:tentative="0">
+      <w:start w:val="1"/>
+      <w:numFmt w:val="decimal"/>
+      <w:suff w:val="space"/>
+      <w:lvlText w:val="%1.%2.%3.%4.%5.%6.%7"/>
+      <w:lvlJc w:val="left"/>
+      <w:pPr>
+        <w:ind w:left="0" w:leftChars="0" w:firstLine="0" w:firstLineChars="0"/>
+      </w:pPr>
+      <w:rPr>
+        <w:rFonts w:hint="default"/>
+      </w:rPr>
+    </w:lvl>
+    <w:lvl w:ilvl="7" w:tentative="0">
+      <w:start w:val="1"/>
+      <w:numFmt w:val="decimal"/>
+      <w:suff w:val="space"/>
+      <w:lvlText w:val="%1.%2.%3.%4.%5.%6.%7.%8"/>
+      <w:lvlJc w:val="left"/>
+      <w:pPr>
+        <w:ind w:left="0" w:leftChars="0" w:firstLine="0" w:firstLineChars="0"/>
+      </w:pPr>
+      <w:rPr>
+        <w:rFonts w:hint="default"/>
+      </w:rPr>
+    </w:lvl>
+    <w:lvl w:ilvl="8" w:tentative="0">
+      <w:start w:val="1"/>
+      <w:numFmt w:val="decimal"/>
+      <w:suff w:val="space"/>
+      <w:lvlText w:val="%1.%2.%3.%4.%5.%6.%7.%8.%9"/>
+      <w:lvlJc w:val="left"/>
+      <w:pPr>
+        <w:ind w:left="0" w:leftChars="0" w:firstLine="0" w:firstLineChars="0"/>
+      </w:pPr>
+      <w:rPr>
+        <w:rFonts w:hint="default"/>
+      </w:rPr>
+    </w:lvl>
   </w:abstractNum>
-  <w:abstractNum w:abstractNumId="28">
+  <w:abstractNum w:abstractNumId="34">
     <w:nsid w:val="6767730F"/>
     <w:multiLevelType w:val="singleLevel"/>
     <w:tmpl w:val="6767730F"/>
@@ -30148,7 +38710,7 @@
       <w:lvlJc w:val="left"/>
     </w:lvl>
   </w:abstractNum>
-  <w:abstractNum w:abstractNumId="29">
+  <w:abstractNum w:abstractNumId="35">
     <w:nsid w:val="6878F7B1"/>
     <w:multiLevelType w:val="multilevel"/>
     <w:tmpl w:val="6878F7B1"/>
@@ -30264,7 +38826,31 @@
       </w:rPr>
     </w:lvl>
   </w:abstractNum>
-  <w:abstractNum w:abstractNumId="30">
+  <w:abstractNum w:abstractNumId="36">
+    <w:nsid w:val="6914D7F7"/>
+    <w:multiLevelType w:val="singleLevel"/>
+    <w:tmpl w:val="6914D7F7"/>
+    <w:lvl w:ilvl="0" w:tentative="0">
+      <w:start w:val="1"/>
+      <w:numFmt w:val="decimal"/>
+      <w:suff w:val="space"/>
+      <w:lvlText w:val="%1."/>
+      <w:lvlJc w:val="left"/>
+    </w:lvl>
+  </w:abstractNum>
+  <w:abstractNum w:abstractNumId="37">
+    <w:nsid w:val="6B12144F"/>
+    <w:multiLevelType w:val="singleLevel"/>
+    <w:tmpl w:val="6B12144F"/>
+    <w:lvl w:ilvl="0" w:tentative="0">
+      <w:start w:val="1"/>
+      <w:numFmt w:val="decimal"/>
+      <w:suff w:val="space"/>
+      <w:lvlText w:val="%1."/>
+      <w:lvlJc w:val="left"/>
+    </w:lvl>
+  </w:abstractNum>
+  <w:abstractNum w:abstractNumId="38">
     <w:nsid w:val="6C4FABE0"/>
     <w:multiLevelType w:val="multilevel"/>
     <w:tmpl w:val="6C4FABE0"/>
@@ -30380,9 +38966,9 @@
       </w:rPr>
     </w:lvl>
   </w:abstractNum>
-  <w:abstractNum w:abstractNumId="31">
+  <w:abstractNum w:abstractNumId="39">
     <w:nsid w:val="6E2FFDA1"/>
-    <w:multiLevelType w:val="singleLevel"/>
+    <w:multiLevelType w:val="multilevel"/>
     <w:tmpl w:val="6E2FFDA1"/>
     <w:lvl w:ilvl="0" w:tentative="0">
       <w:start w:val="1"/>
@@ -30391,8 +38977,112 @@
       <w:lvlText w:val="%1."/>
       <w:lvlJc w:val="left"/>
     </w:lvl>
+    <w:lvl w:ilvl="1" w:tentative="0">
+      <w:start w:val="1"/>
+      <w:numFmt w:val="decimal"/>
+      <w:suff w:val="space"/>
+      <w:lvlText w:val="%1.%2"/>
+      <w:lvlJc w:val="left"/>
+      <w:pPr>
+        <w:ind w:left="0" w:leftChars="0" w:firstLine="0" w:firstLineChars="0"/>
+      </w:pPr>
+      <w:rPr>
+        <w:rFonts w:hint="default"/>
+      </w:rPr>
+    </w:lvl>
+    <w:lvl w:ilvl="2" w:tentative="0">
+      <w:start w:val="1"/>
+      <w:numFmt w:val="decimal"/>
+      <w:suff w:val="space"/>
+      <w:lvlText w:val="%1.%2.%3"/>
+      <w:lvlJc w:val="left"/>
+      <w:pPr>
+        <w:ind w:left="0" w:leftChars="0" w:firstLine="0" w:firstLineChars="0"/>
+      </w:pPr>
+      <w:rPr>
+        <w:rFonts w:hint="default"/>
+      </w:rPr>
+    </w:lvl>
+    <w:lvl w:ilvl="3" w:tentative="0">
+      <w:start w:val="1"/>
+      <w:numFmt w:val="decimal"/>
+      <w:suff w:val="space"/>
+      <w:lvlText w:val="%1.%2.%3.%4"/>
+      <w:lvlJc w:val="left"/>
+      <w:pPr>
+        <w:ind w:left="0" w:leftChars="0" w:firstLine="0" w:firstLineChars="0"/>
+      </w:pPr>
+      <w:rPr>
+        <w:rFonts w:hint="default"/>
+      </w:rPr>
+    </w:lvl>
+    <w:lvl w:ilvl="4" w:tentative="0">
+      <w:start w:val="1"/>
+      <w:numFmt w:val="decimal"/>
+      <w:suff w:val="space"/>
+      <w:lvlText w:val="%1.%2.%3.%4.%5"/>
+      <w:lvlJc w:val="left"/>
+      <w:pPr>
+        <w:ind w:left="0" w:leftChars="0" w:firstLine="0" w:firstLineChars="0"/>
+      </w:pPr>
+      <w:rPr>
+        <w:rFonts w:hint="default"/>
+      </w:rPr>
+    </w:lvl>
+    <w:lvl w:ilvl="5" w:tentative="0">
+      <w:start w:val="1"/>
+      <w:numFmt w:val="decimal"/>
+      <w:suff w:val="space"/>
+      <w:lvlText w:val="%1.%2.%3.%4.%5.%6"/>
+      <w:lvlJc w:val="left"/>
+      <w:pPr>
+        <w:ind w:left="0" w:leftChars="0" w:firstLine="0" w:firstLineChars="0"/>
+      </w:pPr>
+      <w:rPr>
+        <w:rFonts w:hint="default"/>
+      </w:rPr>
+    </w:lvl>
+    <w:lvl w:ilvl="6" w:tentative="0">
+      <w:start w:val="1"/>
+      <w:numFmt w:val="decimal"/>
+      <w:suff w:val="space"/>
+      <w:lvlText w:val="%1.%2.%3.%4.%5.%6.%7"/>
+      <w:lvlJc w:val="left"/>
+      <w:pPr>
+        <w:ind w:left="0" w:leftChars="0" w:firstLine="0" w:firstLineChars="0"/>
+      </w:pPr>
+      <w:rPr>
+        <w:rFonts w:hint="default"/>
+      </w:rPr>
+    </w:lvl>
+    <w:lvl w:ilvl="7" w:tentative="0">
+      <w:start w:val="1"/>
+      <w:numFmt w:val="decimal"/>
+      <w:suff w:val="space"/>
+      <w:lvlText w:val="%1.%2.%3.%4.%5.%6.%7.%8"/>
+      <w:lvlJc w:val="left"/>
+      <w:pPr>
+        <w:ind w:left="0" w:leftChars="0" w:firstLine="0" w:firstLineChars="0"/>
+      </w:pPr>
+      <w:rPr>
+        <w:rFonts w:hint="default"/>
+      </w:rPr>
+    </w:lvl>
+    <w:lvl w:ilvl="8" w:tentative="0">
+      <w:start w:val="1"/>
+      <w:numFmt w:val="decimal"/>
+      <w:suff w:val="space"/>
+      <w:lvlText w:val="%1.%2.%3.%4.%5.%6.%7.%8.%9"/>
+      <w:lvlJc w:val="left"/>
+      <w:pPr>
+        <w:ind w:left="0" w:leftChars="0" w:firstLine="0" w:firstLineChars="0"/>
+      </w:pPr>
+      <w:rPr>
+        <w:rFonts w:hint="default"/>
+      </w:rPr>
+    </w:lvl>
   </w:abstractNum>
-  <w:abstractNum w:abstractNumId="32">
+  <w:abstractNum w:abstractNumId="40">
     <w:nsid w:val="709EA120"/>
     <w:multiLevelType w:val="singleLevel"/>
     <w:tmpl w:val="709EA120"/>
@@ -30404,7 +39094,123 @@
       <w:lvlJc w:val="left"/>
     </w:lvl>
   </w:abstractNum>
-  <w:abstractNum w:abstractNumId="33">
+  <w:abstractNum w:abstractNumId="41">
+    <w:nsid w:val="718F0EE0"/>
+    <w:multiLevelType w:val="multilevel"/>
+    <w:tmpl w:val="718F0EE0"/>
+    <w:lvl w:ilvl="0" w:tentative="0">
+      <w:start w:val="1"/>
+      <w:numFmt w:val="decimal"/>
+      <w:suff w:val="space"/>
+      <w:lvlText w:val="%1."/>
+      <w:lvlJc w:val="left"/>
+    </w:lvl>
+    <w:lvl w:ilvl="1" w:tentative="0">
+      <w:start w:val="1"/>
+      <w:numFmt w:val="decimal"/>
+      <w:suff w:val="space"/>
+      <w:lvlText w:val="%1.%2"/>
+      <w:lvlJc w:val="left"/>
+      <w:pPr>
+        <w:ind w:left="0" w:leftChars="0" w:firstLine="0" w:firstLineChars="0"/>
+      </w:pPr>
+      <w:rPr>
+        <w:rFonts w:hint="default"/>
+      </w:rPr>
+    </w:lvl>
+    <w:lvl w:ilvl="2" w:tentative="0">
+      <w:start w:val="1"/>
+      <w:numFmt w:val="decimal"/>
+      <w:suff w:val="space"/>
+      <w:lvlText w:val="%1.%2.%3"/>
+      <w:lvlJc w:val="left"/>
+      <w:pPr>
+        <w:ind w:left="0" w:leftChars="0" w:firstLine="0" w:firstLineChars="0"/>
+      </w:pPr>
+      <w:rPr>
+        <w:rFonts w:hint="default"/>
+      </w:rPr>
+    </w:lvl>
+    <w:lvl w:ilvl="3" w:tentative="0">
+      <w:start w:val="1"/>
+      <w:numFmt w:val="decimal"/>
+      <w:suff w:val="space"/>
+      <w:lvlText w:val="%1.%2.%3.%4"/>
+      <w:lvlJc w:val="left"/>
+      <w:pPr>
+        <w:ind w:left="0" w:leftChars="0" w:firstLine="0" w:firstLineChars="0"/>
+      </w:pPr>
+      <w:rPr>
+        <w:rFonts w:hint="default"/>
+      </w:rPr>
+    </w:lvl>
+    <w:lvl w:ilvl="4" w:tentative="0">
+      <w:start w:val="1"/>
+      <w:numFmt w:val="decimal"/>
+      <w:suff w:val="space"/>
+      <w:lvlText w:val="%1.%2.%3.%4.%5"/>
+      <w:lvlJc w:val="left"/>
+      <w:pPr>
+        <w:ind w:left="0" w:leftChars="0" w:firstLine="0" w:firstLineChars="0"/>
+      </w:pPr>
+      <w:rPr>
+        <w:rFonts w:hint="default"/>
+      </w:rPr>
+    </w:lvl>
+    <w:lvl w:ilvl="5" w:tentative="0">
+      <w:start w:val="1"/>
+      <w:numFmt w:val="decimal"/>
+      <w:suff w:val="space"/>
+      <w:lvlText w:val="%1.%2.%3.%4.%5.%6"/>
+      <w:lvlJc w:val="left"/>
+      <w:pPr>
+        <w:ind w:left="0" w:leftChars="0" w:firstLine="0" w:firstLineChars="0"/>
+      </w:pPr>
+      <w:rPr>
+        <w:rFonts w:hint="default"/>
+      </w:rPr>
+    </w:lvl>
+    <w:lvl w:ilvl="6" w:tentative="0">
+      <w:start w:val="1"/>
+      <w:numFmt w:val="decimal"/>
+      <w:suff w:val="space"/>
+      <w:lvlText w:val="%1.%2.%3.%4.%5.%6.%7"/>
+      <w:lvlJc w:val="left"/>
+      <w:pPr>
+        <w:ind w:left="0" w:leftChars="0" w:firstLine="0" w:firstLineChars="0"/>
+      </w:pPr>
+      <w:rPr>
+        <w:rFonts w:hint="default"/>
+      </w:rPr>
+    </w:lvl>
+    <w:lvl w:ilvl="7" w:tentative="0">
+      <w:start w:val="1"/>
+      <w:numFmt w:val="decimal"/>
+      <w:suff w:val="space"/>
+      <w:lvlText w:val="%1.%2.%3.%4.%5.%6.%7.%8"/>
+      <w:lvlJc w:val="left"/>
+      <w:pPr>
+        <w:ind w:left="0" w:leftChars="0" w:firstLine="0" w:firstLineChars="0"/>
+      </w:pPr>
+      <w:rPr>
+        <w:rFonts w:hint="default"/>
+      </w:rPr>
+    </w:lvl>
+    <w:lvl w:ilvl="8" w:tentative="0">
+      <w:start w:val="1"/>
+      <w:numFmt w:val="decimal"/>
+      <w:suff w:val="space"/>
+      <w:lvlText w:val="%1.%2.%3.%4.%5.%6.%7.%8.%9"/>
+      <w:lvlJc w:val="left"/>
+      <w:pPr>
+        <w:ind w:left="0" w:leftChars="0" w:firstLine="0" w:firstLineChars="0"/>
+      </w:pPr>
+      <w:rPr>
+        <w:rFonts w:hint="default"/>
+      </w:rPr>
+    </w:lvl>
+  </w:abstractNum>
+  <w:abstractNum w:abstractNumId="42">
     <w:nsid w:val="75EEB6ED"/>
     <w:multiLevelType w:val="singleLevel"/>
     <w:tmpl w:val="75EEB6ED"/>
@@ -30416,7 +39222,7 @@
       <w:lvlJc w:val="left"/>
     </w:lvl>
   </w:abstractNum>
-  <w:abstractNum w:abstractNumId="34">
+  <w:abstractNum w:abstractNumId="43">
     <w:nsid w:val="76A0A0C5"/>
     <w:multiLevelType w:val="multilevel"/>
     <w:tmpl w:val="76A0A0C5"/>
@@ -30532,7 +39338,7 @@
       </w:rPr>
     </w:lvl>
   </w:abstractNum>
-  <w:abstractNum w:abstractNumId="35">
+  <w:abstractNum w:abstractNumId="44">
     <w:nsid w:val="76D49CFE"/>
     <w:multiLevelType w:val="singleLevel"/>
     <w:tmpl w:val="76D49CFE"/>
@@ -30545,85 +39351,85 @@
     </w:lvl>
   </w:abstractNum>
   <w:num w:numId="1">
+    <w:abstractNumId w:val="31"/>
+  </w:num>
+  <w:num w:numId="2">
+    <w:abstractNumId w:val="39"/>
+  </w:num>
+  <w:num w:numId="3">
+    <w:abstractNumId w:val="27"/>
+  </w:num>
+  <w:num w:numId="4">
+    <w:abstractNumId w:val="42"/>
+  </w:num>
+  <w:num w:numId="5">
+    <w:abstractNumId w:val="7"/>
+  </w:num>
+  <w:num w:numId="6">
+    <w:abstractNumId w:val="14"/>
+  </w:num>
+  <w:num w:numId="7">
+    <w:abstractNumId w:val="29"/>
+  </w:num>
+  <w:num w:numId="8">
+    <w:abstractNumId w:val="26"/>
+  </w:num>
+  <w:num w:numId="9">
+    <w:abstractNumId w:val="10"/>
+  </w:num>
+  <w:num w:numId="10">
+    <w:abstractNumId w:val="13"/>
+  </w:num>
+  <w:num w:numId="11">
+    <w:abstractNumId w:val="9"/>
+  </w:num>
+  <w:num w:numId="12">
+    <w:abstractNumId w:val="22"/>
+  </w:num>
+  <w:num w:numId="13">
+    <w:abstractNumId w:val="24"/>
+  </w:num>
+  <w:num w:numId="14">
+    <w:abstractNumId w:val="11"/>
+  </w:num>
+  <w:num w:numId="15">
+    <w:abstractNumId w:val="33"/>
+  </w:num>
+  <w:num w:numId="16">
+    <w:abstractNumId w:val="16"/>
+  </w:num>
+  <w:num w:numId="17">
+    <w:abstractNumId w:val="8"/>
+  </w:num>
+  <w:num w:numId="18">
+    <w:abstractNumId w:val="17"/>
+  </w:num>
+  <w:num w:numId="19">
+    <w:abstractNumId w:val="3"/>
+  </w:num>
+  <w:num w:numId="20">
     <w:abstractNumId w:val="25"/>
   </w:num>
-  <w:num w:numId="2">
-    <w:abstractNumId w:val="31"/>
-  </w:num>
-  <w:num w:numId="3">
-    <w:abstractNumId w:val="22"/>
-  </w:num>
-  <w:num w:numId="4">
-    <w:abstractNumId w:val="33"/>
-  </w:num>
-  <w:num w:numId="5">
+  <w:num w:numId="21">
     <w:abstractNumId w:val="5"/>
   </w:num>
-  <w:num w:numId="6">
-    <w:abstractNumId w:val="12"/>
+  <w:num w:numId="22">
+    <w:abstractNumId w:val="38"/>
   </w:num>
-  <w:num w:numId="7">
-    <w:abstractNumId w:val="24"/>
-  </w:num>
-  <w:num w:numId="8">
-    <w:abstractNumId w:val="21"/>
-  </w:num>
-  <w:num w:numId="9">
-    <w:abstractNumId w:val="8"/>
-  </w:num>
-  <w:num w:numId="10">
-    <w:abstractNumId w:val="11"/>
-  </w:num>
-  <w:num w:numId="11">
-    <w:abstractNumId w:val="7"/>
-  </w:num>
-  <w:num w:numId="12">
-    <w:abstractNumId w:val="17"/>
-  </w:num>
-  <w:num w:numId="13">
-    <w:abstractNumId w:val="19"/>
-  </w:num>
-  <w:num w:numId="14">
-    <w:abstractNumId w:val="9"/>
-  </w:num>
-  <w:num w:numId="15">
-    <w:abstractNumId w:val="27"/>
-  </w:num>
-  <w:num w:numId="16">
-    <w:abstractNumId w:val="13"/>
-  </w:num>
-  <w:num w:numId="17">
+  <w:num w:numId="23">
     <w:abstractNumId w:val="6"/>
   </w:num>
-  <w:num w:numId="18">
-    <w:abstractNumId w:val="14"/>
-  </w:num>
-  <w:num w:numId="19">
-    <w:abstractNumId w:val="2"/>
-  </w:num>
-  <w:num w:numId="20">
-    <w:abstractNumId w:val="20"/>
-  </w:num>
-  <w:num w:numId="21">
-    <w:abstractNumId w:val="3"/>
-  </w:num>
-  <w:num w:numId="22">
-    <w:abstractNumId w:val="30"/>
-  </w:num>
-  <w:num w:numId="23">
-    <w:abstractNumId w:val="4"/>
-  </w:num>
   <w:num w:numId="24">
-    <w:abstractNumId w:val="29"/>
+    <w:abstractNumId w:val="35"/>
   </w:num>
   <w:num w:numId="25">
-    <w:abstractNumId w:val="26"/>
+    <w:abstractNumId w:val="32"/>
   </w:num>
   <w:num w:numId="26">
-    <w:abstractNumId w:val="35"/>
+    <w:abstractNumId w:val="44"/>
   </w:num>
   <w:num w:numId="27">
-    <w:abstractNumId w:val="23"/>
+    <w:abstractNumId w:val="28"/>
   </w:num>
   <w:num w:numId="28">
     <w:abstractNumId w:val="1"/>
@@ -30632,25 +39438,52 @@
     <w:abstractNumId w:val="0"/>
   </w:num>
   <w:num w:numId="30">
-    <w:abstractNumId w:val="28"/>
+    <w:abstractNumId w:val="34"/>
   </w:num>
   <w:num w:numId="31">
-    <w:abstractNumId w:val="16"/>
+    <w:abstractNumId w:val="21"/>
   </w:num>
   <w:num w:numId="32">
+    <w:abstractNumId w:val="18"/>
+  </w:num>
+  <w:num w:numId="33">
+    <w:abstractNumId w:val="40"/>
+  </w:num>
+  <w:num w:numId="34">
+    <w:abstractNumId w:val="43"/>
+  </w:num>
+  <w:num w:numId="35">
+    <w:abstractNumId w:val="23"/>
+  </w:num>
+  <w:num w:numId="36">
+    <w:abstractNumId w:val="12"/>
+  </w:num>
+  <w:num w:numId="37">
+    <w:abstractNumId w:val="2"/>
+  </w:num>
+  <w:num w:numId="38">
+    <w:abstractNumId w:val="20"/>
+  </w:num>
+  <w:num w:numId="39">
+    <w:abstractNumId w:val="36"/>
+  </w:num>
+  <w:num w:numId="40">
+    <w:abstractNumId w:val="19"/>
+  </w:num>
+  <w:num w:numId="41">
+    <w:abstractNumId w:val="41"/>
+  </w:num>
+  <w:num w:numId="42">
     <w:abstractNumId w:val="15"/>
   </w:num>
-  <w:num w:numId="33">
-    <w:abstractNumId w:val="32"/>
+  <w:num w:numId="43">
+    <w:abstractNumId w:val="4"/>
   </w:num>
-  <w:num w:numId="34">
-    <w:abstractNumId w:val="34"/>
+  <w:num w:numId="44">
+    <w:abstractNumId w:val="37"/>
   </w:num>
-  <w:num w:numId="35">
-    <w:abstractNumId w:val="18"/>
-  </w:num>
-  <w:num w:numId="36">
-    <w:abstractNumId w:val="10"/>
+  <w:num w:numId="45">
+    <w:abstractNumId w:val="30"/>
   </w:num>
 </w:numbering>
 </file>
